--- a/信吾/銀行研究/添付ファイル/資産運用・アセマネ・マーケット業務比較表.docx
+++ b/信吾/銀行研究/添付ファイル/資産運用・アセマネ・マーケット業務比較表.docx
@@ -70,7 +70,7 @@
     </w:p>
     <w:tbl>
       <w:tblPr>
-        <w:tblW w:type="dxa" w:w="15398"/>
+        <w:tblW w:type="dxa" w:w="22411"/>
         <w:tblBorders>
           <w:top w:val="single" w:color="999999" w:sz="4"/>
           <w:left w:val="single" w:color="999999" w:sz="4"/>
@@ -82,13 +82,13 @@
         <w:tblLayout w:type="fixed"/>
       </w:tblPr>
       <w:tblGrid>
-        <w:gridCol w:w="3200"/>
-        <w:gridCol w:w="2040"/>
-        <w:gridCol w:w="2040"/>
-        <w:gridCol w:w="2040"/>
-        <w:gridCol w:w="1600"/>
-        <w:gridCol w:w="2400"/>
-        <w:gridCol w:w="2078"/>
+        <w:gridCol w:w="4650"/>
+        <w:gridCol w:w="2970"/>
+        <w:gridCol w:w="2970"/>
+        <w:gridCol w:w="2970"/>
+        <w:gridCol w:w="2330"/>
+        <w:gridCol w:w="3490"/>
+        <w:gridCol w:w="3031"/>
       </w:tblGrid>
       <w:tr>
         <w:trPr>
@@ -96,13 +96,13 @@
         </w:trPr>
         <w:tc>
           <w:tcPr>
-            <w:tcW w:type="dxa" w:w="3200"/>
+            <w:tcW w:type="dxa" w:w="4650"/>
             <w:shd w:fill="2F5496" w:val="clear"/>
             <w:tcMar>
-              <w:top w:type="dxa" w:w="60"/>
-              <w:left w:type="dxa" w:w="80"/>
-              <w:bottom w:type="dxa" w:w="60"/>
-              <w:right w:type="dxa" w:w="80"/>
+              <w:top w:type="dxa" w:w="100"/>
+              <w:left w:type="dxa" w:w="100"/>
+              <w:bottom w:type="dxa" w:w="100"/>
+              <w:right w:type="dxa" w:w="100"/>
             </w:tcMar>
             <w:vAlign w:val="center"/>
           </w:tcPr>
@@ -116,8 +116,8 @@
                 <w:b/>
                 <w:bCs/>
                 <w:color w:val="FFFFFF"/>
-                <w:sz w:val="16"/>
-                <w:szCs w:val="16"/>
+                <w:sz w:val="21"/>
+                <w:szCs w:val="21"/>
               </w:rPr>
               <w:t xml:space="preserve">業務種類</w:t>
             </w:r>
@@ -125,13 +125,13 @@
         </w:tc>
         <w:tc>
           <w:tcPr>
-            <w:tcW w:type="dxa" w:w="2040"/>
+            <w:tcW w:type="dxa" w:w="2970"/>
             <w:shd w:fill="2F5496" w:val="clear"/>
             <w:tcMar>
-              <w:top w:type="dxa" w:w="60"/>
-              <w:left w:type="dxa" w:w="80"/>
-              <w:bottom w:type="dxa" w:w="60"/>
-              <w:right w:type="dxa" w:w="80"/>
+              <w:top w:type="dxa" w:w="100"/>
+              <w:left w:type="dxa" w:w="100"/>
+              <w:bottom w:type="dxa" w:w="100"/>
+              <w:right w:type="dxa" w:w="100"/>
             </w:tcMar>
             <w:vAlign w:val="center"/>
           </w:tcPr>
@@ -145,8 +145,8 @@
                 <w:b/>
                 <w:bCs/>
                 <w:color w:val="FFFFFF"/>
-                <w:sz w:val="16"/>
-                <w:szCs w:val="16"/>
+                <w:sz w:val="21"/>
+                <w:szCs w:val="21"/>
               </w:rPr>
               <w:t xml:space="preserve">①みずほ</w:t>
             </w:r>
@@ -161,8 +161,8 @@
                 <w:b/>
                 <w:bCs/>
                 <w:color w:val="FFFFFF"/>
-                <w:sz w:val="16"/>
-                <w:szCs w:val="16"/>
+                <w:sz w:val="21"/>
+                <w:szCs w:val="21"/>
               </w:rPr>
               <w:t xml:space="preserve">グループ</w:t>
             </w:r>
@@ -170,13 +170,13 @@
         </w:tc>
         <w:tc>
           <w:tcPr>
-            <w:tcW w:type="dxa" w:w="2040"/>
+            <w:tcW w:type="dxa" w:w="2970"/>
             <w:shd w:fill="2F5496" w:val="clear"/>
             <w:tcMar>
-              <w:top w:type="dxa" w:w="60"/>
-              <w:left w:type="dxa" w:w="80"/>
-              <w:bottom w:type="dxa" w:w="60"/>
-              <w:right w:type="dxa" w:w="80"/>
+              <w:top w:type="dxa" w:w="100"/>
+              <w:left w:type="dxa" w:w="100"/>
+              <w:bottom w:type="dxa" w:w="100"/>
+              <w:right w:type="dxa" w:w="100"/>
             </w:tcMar>
             <w:vAlign w:val="center"/>
           </w:tcPr>
@@ -190,8 +190,8 @@
                 <w:b/>
                 <w:bCs/>
                 <w:color w:val="FFFFFF"/>
-                <w:sz w:val="16"/>
-                <w:szCs w:val="16"/>
+                <w:sz w:val="21"/>
+                <w:szCs w:val="21"/>
               </w:rPr>
               <w:t xml:space="preserve">②三菱UFJ</w:t>
             </w:r>
@@ -206,8 +206,8 @@
                 <w:b/>
                 <w:bCs/>
                 <w:color w:val="FFFFFF"/>
-                <w:sz w:val="16"/>
-                <w:szCs w:val="16"/>
+                <w:sz w:val="21"/>
+                <w:szCs w:val="21"/>
               </w:rPr>
               <w:t xml:space="preserve">グループ</w:t>
             </w:r>
@@ -215,13 +215,13 @@
         </w:tc>
         <w:tc>
           <w:tcPr>
-            <w:tcW w:type="dxa" w:w="2040"/>
+            <w:tcW w:type="dxa" w:w="2970"/>
             <w:shd w:fill="2F5496" w:val="clear"/>
             <w:tcMar>
-              <w:top w:type="dxa" w:w="60"/>
-              <w:left w:type="dxa" w:w="80"/>
-              <w:bottom w:type="dxa" w:w="60"/>
-              <w:right w:type="dxa" w:w="80"/>
+              <w:top w:type="dxa" w:w="100"/>
+              <w:left w:type="dxa" w:w="100"/>
+              <w:bottom w:type="dxa" w:w="100"/>
+              <w:right w:type="dxa" w:w="100"/>
             </w:tcMar>
             <w:vAlign w:val="center"/>
           </w:tcPr>
@@ -235,8 +235,8 @@
                 <w:b/>
                 <w:bCs/>
                 <w:color w:val="FFFFFF"/>
-                <w:sz w:val="16"/>
-                <w:szCs w:val="16"/>
+                <w:sz w:val="21"/>
+                <w:szCs w:val="21"/>
               </w:rPr>
               <w:t xml:space="preserve">③りそな</w:t>
             </w:r>
@@ -251,8 +251,8 @@
                 <w:b/>
                 <w:bCs/>
                 <w:color w:val="FFFFFF"/>
-                <w:sz w:val="16"/>
-                <w:szCs w:val="16"/>
+                <w:sz w:val="21"/>
+                <w:szCs w:val="21"/>
               </w:rPr>
               <w:t xml:space="preserve">グループ</w:t>
             </w:r>
@@ -260,13 +260,13 @@
         </w:tc>
         <w:tc>
           <w:tcPr>
-            <w:tcW w:type="dxa" w:w="1600"/>
+            <w:tcW w:type="dxa" w:w="2330"/>
             <w:shd w:fill="2F5496" w:val="clear"/>
             <w:tcMar>
-              <w:top w:type="dxa" w:w="60"/>
-              <w:left w:type="dxa" w:w="80"/>
-              <w:bottom w:type="dxa" w:w="60"/>
-              <w:right w:type="dxa" w:w="80"/>
+              <w:top w:type="dxa" w:w="100"/>
+              <w:left w:type="dxa" w:w="100"/>
+              <w:bottom w:type="dxa" w:w="100"/>
+              <w:right w:type="dxa" w:w="100"/>
             </w:tcMar>
             <w:vAlign w:val="center"/>
           </w:tcPr>
@@ -280,8 +280,8 @@
                 <w:b/>
                 <w:bCs/>
                 <w:color w:val="FFFFFF"/>
-                <w:sz w:val="16"/>
-                <w:szCs w:val="16"/>
+                <w:sz w:val="21"/>
+                <w:szCs w:val="21"/>
               </w:rPr>
               <w:t xml:space="preserve">④ゆうちょ</w:t>
             </w:r>
@@ -289,13 +289,13 @@
         </w:tc>
         <w:tc>
           <w:tcPr>
-            <w:tcW w:type="dxa" w:w="2400"/>
+            <w:tcW w:type="dxa" w:w="3490"/>
             <w:shd w:fill="2F5496" w:val="clear"/>
             <w:tcMar>
-              <w:top w:type="dxa" w:w="60"/>
-              <w:left w:type="dxa" w:w="80"/>
-              <w:bottom w:type="dxa" w:w="60"/>
-              <w:right w:type="dxa" w:w="80"/>
+              <w:top w:type="dxa" w:w="100"/>
+              <w:left w:type="dxa" w:w="100"/>
+              <w:bottom w:type="dxa" w:w="100"/>
+              <w:right w:type="dxa" w:w="100"/>
             </w:tcMar>
             <w:vAlign w:val="center"/>
           </w:tcPr>
@@ -309,8 +309,8 @@
                 <w:b/>
                 <w:bCs/>
                 <w:color w:val="FFFFFF"/>
-                <w:sz w:val="16"/>
-                <w:szCs w:val="16"/>
+                <w:sz w:val="21"/>
+                <w:szCs w:val="21"/>
               </w:rPr>
               <w:t xml:space="preserve">⑤三井住友</w:t>
             </w:r>
@@ -325,8 +325,8 @@
                 <w:b/>
                 <w:bCs/>
                 <w:color w:val="FFFFFF"/>
-                <w:sz w:val="16"/>
-                <w:szCs w:val="16"/>
+                <w:sz w:val="21"/>
+                <w:szCs w:val="21"/>
               </w:rPr>
               <w:t xml:space="preserve">グループ</w:t>
             </w:r>
@@ -334,13 +334,13 @@
         </w:tc>
         <w:tc>
           <w:tcPr>
-            <w:tcW w:type="dxa" w:w="2078"/>
+            <w:tcW w:type="dxa" w:w="3031"/>
             <w:shd w:fill="2F5496" w:val="clear"/>
             <w:tcMar>
-              <w:top w:type="dxa" w:w="60"/>
-              <w:left w:type="dxa" w:w="80"/>
-              <w:bottom w:type="dxa" w:w="60"/>
-              <w:right w:type="dxa" w:w="80"/>
+              <w:top w:type="dxa" w:w="100"/>
+              <w:left w:type="dxa" w:w="100"/>
+              <w:bottom w:type="dxa" w:w="100"/>
+              <w:right w:type="dxa" w:w="100"/>
             </w:tcMar>
             <w:vAlign w:val="center"/>
           </w:tcPr>
@@ -354,8 +354,8 @@
                 <w:b/>
                 <w:bCs/>
                 <w:color w:val="FFFFFF"/>
-                <w:sz w:val="16"/>
-                <w:szCs w:val="16"/>
+                <w:sz w:val="21"/>
+                <w:szCs w:val="21"/>
               </w:rPr>
               <w:t xml:space="preserve">⑦その他</w:t>
             </w:r>
@@ -368,14 +368,14 @@
         </w:trPr>
         <w:tc>
           <w:tcPr>
-            <w:tcW w:type="dxa" w:w="15398"/>
+            <w:tcW w:type="dxa" w:w="22411"/>
             <w:gridSpan w:val="7"/>
             <w:shd w:fill="D9E2F3" w:val="clear"/>
             <w:tcMar>
-              <w:top w:type="dxa" w:w="60"/>
-              <w:left w:type="dxa" w:w="100"/>
-              <w:bottom w:type="dxa" w:w="60"/>
-              <w:right w:type="dxa" w:w="80"/>
+              <w:top w:type="dxa" w:w="90"/>
+              <w:left w:type="dxa" w:w="120"/>
+              <w:bottom w:type="dxa" w:w="90"/>
+              <w:right w:type="dxa" w:w="100"/>
             </w:tcMar>
           </w:tcPr>
           <w:p>
@@ -388,8 +388,8 @@
                 <w:b/>
                 <w:bCs/>
                 <w:color w:val="1F3864"/>
-                <w:sz w:val="16"/>
-                <w:szCs w:val="16"/>
+                <w:sz w:val="20"/>
+                <w:szCs w:val="20"/>
               </w:rPr>
               <w:t xml:space="preserve">A. 資産運用業務（信託銀行本体が行う運用受託業務）</w:t>
             </w:r>
@@ -402,12 +402,12 @@
         </w:trPr>
         <w:tc>
           <w:tcPr>
-            <w:tcW w:type="dxa" w:w="3200"/>
-            <w:tcMar>
-              <w:top w:type="dxa" w:w="50"/>
-              <w:left w:type="dxa" w:w="80"/>
-              <w:bottom w:type="dxa" w:w="50"/>
-              <w:right w:type="dxa" w:w="80"/>
+            <w:tcW w:type="dxa" w:w="4650"/>
+            <w:tcMar>
+              <w:top w:type="dxa" w:w="80"/>
+              <w:left w:type="dxa" w:w="100"/>
+              <w:bottom w:type="dxa" w:w="80"/>
+              <w:right w:type="dxa" w:w="100"/>
             </w:tcMar>
             <w:vAlign w:val="center"/>
           </w:tcPr>
@@ -420,8 +420,8 @@
               <w:rPr>
                 <w:b w:val="false"/>
                 <w:bCs w:val="false"/>
-                <w:sz w:val="15"/>
-                <w:szCs w:val="15"/>
+                <w:sz w:val="19"/>
+                <w:szCs w:val="19"/>
               </w:rPr>
               <w:t xml:space="preserve">1. 金銭信託・年金信託の運用の意思決定業務（自家運用）</w:t>
             </w:r>
@@ -429,38 +429,38 @@
         </w:tc>
         <w:tc>
           <w:tcPr>
-            <w:tcW w:type="dxa" w:w="2040"/>
-            <w:tcMar>
-              <w:top w:type="dxa" w:w="50"/>
-              <w:left w:type="dxa" w:w="60"/>
-              <w:bottom w:type="dxa" w:w="50"/>
-              <w:right w:type="dxa" w:w="60"/>
-            </w:tcMar>
-            <w:vAlign w:val="center"/>
-          </w:tcPr>
-          <w:p>
-            <w:pPr>
-              <w:spacing w:after="0" w:line="216"/>
-            </w:pPr>
-            <w:r>
-              <w:rPr>
-                <w:b/>
-                <w:bCs/>
-                <w:color w:val="1F6F43"/>
-                <w:sz w:val="17"/>
-                <w:szCs w:val="17"/>
-              </w:rPr>
-              <w:t xml:space="preserve">○</w:t>
-            </w:r>
-          </w:p>
-          <w:p>
-            <w:pPr>
-              <w:spacing w:after="0" w:line="200"/>
-            </w:pPr>
-            <w:r>
-              <w:rPr>
-                <w:sz w:val="14"/>
-                <w:szCs w:val="14"/>
+            <w:tcW w:type="dxa" w:w="2970"/>
+            <w:tcMar>
+              <w:top w:type="dxa" w:w="80"/>
+              <w:left w:type="dxa" w:w="80"/>
+              <w:bottom w:type="dxa" w:w="80"/>
+              <w:right w:type="dxa" w:w="80"/>
+            </w:tcMar>
+            <w:vAlign w:val="center"/>
+          </w:tcPr>
+          <w:p>
+            <w:pPr>
+              <w:spacing w:after="0" w:line="260"/>
+            </w:pPr>
+            <w:r>
+              <w:rPr>
+                <w:b/>
+                <w:bCs/>
+                <w:color w:val="1F6F43"/>
+                <w:sz w:val="22"/>
+                <w:szCs w:val="22"/>
+              </w:rPr>
+              <w:t xml:space="preserve">○</w:t>
+            </w:r>
+          </w:p>
+          <w:p>
+            <w:pPr>
+              <w:spacing w:after="0" w:line="240"/>
+            </w:pPr>
+            <w:r>
+              <w:rPr>
+                <w:sz w:val="18"/>
+                <w:szCs w:val="18"/>
               </w:rPr>
               <w:t xml:space="preserve">みずほ信託銀行</w:t>
             </w:r>
@@ -468,38 +468,38 @@
         </w:tc>
         <w:tc>
           <w:tcPr>
-            <w:tcW w:type="dxa" w:w="2040"/>
-            <w:tcMar>
-              <w:top w:type="dxa" w:w="50"/>
-              <w:left w:type="dxa" w:w="60"/>
-              <w:bottom w:type="dxa" w:w="50"/>
-              <w:right w:type="dxa" w:w="60"/>
-            </w:tcMar>
-            <w:vAlign w:val="center"/>
-          </w:tcPr>
-          <w:p>
-            <w:pPr>
-              <w:spacing w:after="0" w:line="216"/>
-            </w:pPr>
-            <w:r>
-              <w:rPr>
-                <w:b/>
-                <w:bCs/>
-                <w:color w:val="1F6F43"/>
-                <w:sz w:val="17"/>
-                <w:szCs w:val="17"/>
-              </w:rPr>
-              <w:t xml:space="preserve">○</w:t>
-            </w:r>
-          </w:p>
-          <w:p>
-            <w:pPr>
-              <w:spacing w:after="0" w:line="200"/>
-            </w:pPr>
-            <w:r>
-              <w:rPr>
-                <w:sz w:val="14"/>
-                <w:szCs w:val="14"/>
+            <w:tcW w:type="dxa" w:w="2970"/>
+            <w:tcMar>
+              <w:top w:type="dxa" w:w="80"/>
+              <w:left w:type="dxa" w:w="80"/>
+              <w:bottom w:type="dxa" w:w="80"/>
+              <w:right w:type="dxa" w:w="80"/>
+            </w:tcMar>
+            <w:vAlign w:val="center"/>
+          </w:tcPr>
+          <w:p>
+            <w:pPr>
+              <w:spacing w:after="0" w:line="260"/>
+            </w:pPr>
+            <w:r>
+              <w:rPr>
+                <w:b/>
+                <w:bCs/>
+                <w:color w:val="1F6F43"/>
+                <w:sz w:val="22"/>
+                <w:szCs w:val="22"/>
+              </w:rPr>
+              <w:t xml:space="preserve">○</w:t>
+            </w:r>
+          </w:p>
+          <w:p>
+            <w:pPr>
+              <w:spacing w:after="0" w:line="240"/>
+            </w:pPr>
+            <w:r>
+              <w:rPr>
+                <w:sz w:val="18"/>
+                <w:szCs w:val="18"/>
               </w:rPr>
               <w:t xml:space="preserve">三菱UFJ信託銀行</w:t>
             </w:r>
@@ -507,38 +507,38 @@
         </w:tc>
         <w:tc>
           <w:tcPr>
-            <w:tcW w:type="dxa" w:w="2040"/>
-            <w:tcMar>
-              <w:top w:type="dxa" w:w="50"/>
-              <w:left w:type="dxa" w:w="60"/>
-              <w:bottom w:type="dxa" w:w="50"/>
-              <w:right w:type="dxa" w:w="60"/>
-            </w:tcMar>
-            <w:vAlign w:val="center"/>
-          </w:tcPr>
-          <w:p>
-            <w:pPr>
-              <w:spacing w:after="0" w:line="216"/>
-            </w:pPr>
-            <w:r>
-              <w:rPr>
-                <w:b/>
-                <w:bCs/>
-                <w:color w:val="1F6F43"/>
-                <w:sz w:val="17"/>
-                <w:szCs w:val="17"/>
-              </w:rPr>
-              <w:t xml:space="preserve">○</w:t>
-            </w:r>
-          </w:p>
-          <w:p>
-            <w:pPr>
-              <w:spacing w:after="0" w:line="200"/>
-            </w:pPr>
-            <w:r>
-              <w:rPr>
-                <w:sz w:val="14"/>
-                <w:szCs w:val="14"/>
+            <w:tcW w:type="dxa" w:w="2970"/>
+            <w:tcMar>
+              <w:top w:type="dxa" w:w="80"/>
+              <w:left w:type="dxa" w:w="80"/>
+              <w:bottom w:type="dxa" w:w="80"/>
+              <w:right w:type="dxa" w:w="80"/>
+            </w:tcMar>
+            <w:vAlign w:val="center"/>
+          </w:tcPr>
+          <w:p>
+            <w:pPr>
+              <w:spacing w:after="0" w:line="260"/>
+            </w:pPr>
+            <w:r>
+              <w:rPr>
+                <w:b/>
+                <w:bCs/>
+                <w:color w:val="1F6F43"/>
+                <w:sz w:val="22"/>
+                <w:szCs w:val="22"/>
+              </w:rPr>
+              <w:t xml:space="preserve">○</w:t>
+            </w:r>
+          </w:p>
+          <w:p>
+            <w:pPr>
+              <w:spacing w:after="0" w:line="240"/>
+            </w:pPr>
+            <w:r>
+              <w:rPr>
+                <w:sz w:val="18"/>
+                <w:szCs w:val="18"/>
               </w:rPr>
               <w:t xml:space="preserve">りそな銀行</w:t>
             </w:r>
@@ -546,41 +546,41 @@
         </w:tc>
         <w:tc>
           <w:tcPr>
-            <w:tcW w:type="dxa" w:w="1600"/>
-            <w:tcMar>
-              <w:top w:type="dxa" w:w="50"/>
-              <w:left w:type="dxa" w:w="60"/>
-              <w:bottom w:type="dxa" w:w="50"/>
-              <w:right w:type="dxa" w:w="60"/>
-            </w:tcMar>
-            <w:vAlign w:val="center"/>
-          </w:tcPr>
-          <w:p>
-            <w:pPr>
-              <w:spacing w:after="0" w:line="216"/>
+            <w:tcW w:type="dxa" w:w="2330"/>
+            <w:tcMar>
+              <w:top w:type="dxa" w:w="80"/>
+              <w:left w:type="dxa" w:w="80"/>
+              <w:bottom w:type="dxa" w:w="80"/>
+              <w:right w:type="dxa" w:w="80"/>
+            </w:tcMar>
+            <w:vAlign w:val="center"/>
+          </w:tcPr>
+          <w:p>
+            <w:pPr>
+              <w:spacing w:after="0" w:line="260"/>
             </w:pPr>
             <w:r>
               <w:rPr>
                 <w:b/>
                 <w:bCs/>
                 <w:color w:val="B36B00"/>
-                <w:sz w:val="17"/>
-                <w:szCs w:val="17"/>
+                <w:sz w:val="22"/>
+                <w:szCs w:val="22"/>
               </w:rPr>
               <w:t xml:space="preserve">△</w:t>
             </w:r>
           </w:p>
           <w:p>
             <w:pPr>
-              <w:spacing w:after="0" w:line="200"/>
+              <w:spacing w:after="0" w:line="230"/>
             </w:pPr>
             <w:r>
               <w:rPr>
                 <w:i/>
                 <w:iCs/>
                 <w:color w:val="666666"/>
-                <w:sz w:val="12"/>
-                <w:szCs w:val="12"/>
+                <w:sz w:val="15"/>
+                <w:szCs w:val="15"/>
               </w:rPr>
               <w:t xml:space="preserve">一部をゆうちょアセットマネジメントへ移管</w:t>
             </w:r>
@@ -588,50 +588,50 @@
         </w:tc>
         <w:tc>
           <w:tcPr>
-            <w:tcW w:type="dxa" w:w="2400"/>
-            <w:tcMar>
-              <w:top w:type="dxa" w:w="50"/>
-              <w:left w:type="dxa" w:w="60"/>
-              <w:bottom w:type="dxa" w:w="50"/>
-              <w:right w:type="dxa" w:w="60"/>
-            </w:tcMar>
-            <w:vAlign w:val="center"/>
-          </w:tcPr>
-          <w:p>
-            <w:pPr>
-              <w:spacing w:after="0" w:line="216"/>
-            </w:pPr>
-            <w:r>
-              <w:rPr>
-                <w:b/>
-                <w:bCs/>
-                <w:color w:val="1F6F43"/>
-                <w:sz w:val="17"/>
-                <w:szCs w:val="17"/>
-              </w:rPr>
-              <w:t xml:space="preserve">○</w:t>
-            </w:r>
-          </w:p>
-          <w:p>
-            <w:pPr>
-              <w:spacing w:after="0" w:line="200"/>
-            </w:pPr>
-            <w:r>
-              <w:rPr>
-                <w:sz w:val="14"/>
-                <w:szCs w:val="14"/>
+            <w:tcW w:type="dxa" w:w="3490"/>
+            <w:tcMar>
+              <w:top w:type="dxa" w:w="80"/>
+              <w:left w:type="dxa" w:w="80"/>
+              <w:bottom w:type="dxa" w:w="80"/>
+              <w:right w:type="dxa" w:w="80"/>
+            </w:tcMar>
+            <w:vAlign w:val="center"/>
+          </w:tcPr>
+          <w:p>
+            <w:pPr>
+              <w:spacing w:after="0" w:line="260"/>
+            </w:pPr>
+            <w:r>
+              <w:rPr>
+                <w:b/>
+                <w:bCs/>
+                <w:color w:val="1F6F43"/>
+                <w:sz w:val="22"/>
+                <w:szCs w:val="22"/>
+              </w:rPr>
+              <w:t xml:space="preserve">○</w:t>
+            </w:r>
+          </w:p>
+          <w:p>
+            <w:pPr>
+              <w:spacing w:after="0" w:line="240"/>
+            </w:pPr>
+            <w:r>
+              <w:rPr>
+                <w:sz w:val="18"/>
+                <w:szCs w:val="18"/>
               </w:rPr>
               <w:t xml:space="preserve">三井住友信託銀行</w:t>
             </w:r>
           </w:p>
           <w:p>
             <w:pPr>
-              <w:spacing w:after="0" w:line="200"/>
-            </w:pPr>
-            <w:r>
-              <w:rPr>
-                <w:sz w:val="14"/>
-                <w:szCs w:val="14"/>
+              <w:spacing w:after="0" w:line="240"/>
+            </w:pPr>
+            <w:r>
+              <w:rPr>
+                <w:sz w:val="18"/>
+                <w:szCs w:val="18"/>
               </w:rPr>
               <w:t xml:space="preserve">SMBC信託銀行</w:t>
             </w:r>
@@ -639,38 +639,38 @@
         </w:tc>
         <w:tc>
           <w:tcPr>
-            <w:tcW w:type="dxa" w:w="2078"/>
-            <w:tcMar>
-              <w:top w:type="dxa" w:w="50"/>
-              <w:left w:type="dxa" w:w="60"/>
-              <w:bottom w:type="dxa" w:w="50"/>
-              <w:right w:type="dxa" w:w="60"/>
-            </w:tcMar>
-            <w:vAlign w:val="center"/>
-          </w:tcPr>
-          <w:p>
-            <w:pPr>
-              <w:spacing w:after="0" w:line="216"/>
-            </w:pPr>
-            <w:r>
-              <w:rPr>
-                <w:b/>
-                <w:bCs/>
-                <w:color w:val="1F6F43"/>
-                <w:sz w:val="17"/>
-                <w:szCs w:val="17"/>
-              </w:rPr>
-              <w:t xml:space="preserve">○</w:t>
-            </w:r>
-          </w:p>
-          <w:p>
-            <w:pPr>
-              <w:spacing w:after="0" w:line="200"/>
-            </w:pPr>
-            <w:r>
-              <w:rPr>
-                <w:sz w:val="14"/>
-                <w:szCs w:val="14"/>
+            <w:tcW w:type="dxa" w:w="3031"/>
+            <w:tcMar>
+              <w:top w:type="dxa" w:w="80"/>
+              <w:left w:type="dxa" w:w="80"/>
+              <w:bottom w:type="dxa" w:w="80"/>
+              <w:right w:type="dxa" w:w="80"/>
+            </w:tcMar>
+            <w:vAlign w:val="center"/>
+          </w:tcPr>
+          <w:p>
+            <w:pPr>
+              <w:spacing w:after="0" w:line="260"/>
+            </w:pPr>
+            <w:r>
+              <w:rPr>
+                <w:b/>
+                <w:bCs/>
+                <w:color w:val="1F6F43"/>
+                <w:sz w:val="22"/>
+                <w:szCs w:val="22"/>
+              </w:rPr>
+              <w:t xml:space="preserve">○</w:t>
+            </w:r>
+          </w:p>
+          <w:p>
+            <w:pPr>
+              <w:spacing w:after="0" w:line="240"/>
+            </w:pPr>
+            <w:r>
+              <w:rPr>
+                <w:sz w:val="18"/>
+                <w:szCs w:val="18"/>
               </w:rPr>
               <w:t xml:space="preserve">野村信託銀行 等</w:t>
             </w:r>
@@ -683,12 +683,12 @@
         </w:trPr>
         <w:tc>
           <w:tcPr>
-            <w:tcW w:type="dxa" w:w="3200"/>
-            <w:tcMar>
-              <w:top w:type="dxa" w:w="50"/>
-              <w:left w:type="dxa" w:w="80"/>
-              <w:bottom w:type="dxa" w:w="50"/>
-              <w:right w:type="dxa" w:w="80"/>
+            <w:tcW w:type="dxa" w:w="4650"/>
+            <w:tcMar>
+              <w:top w:type="dxa" w:w="80"/>
+              <w:left w:type="dxa" w:w="100"/>
+              <w:bottom w:type="dxa" w:w="80"/>
+              <w:right w:type="dxa" w:w="100"/>
             </w:tcMar>
             <w:vAlign w:val="center"/>
           </w:tcPr>
@@ -701,8 +701,8 @@
               <w:rPr>
                 <w:b w:val="false"/>
                 <w:bCs w:val="false"/>
-                <w:sz w:val="15"/>
-                <w:szCs w:val="15"/>
+                <w:sz w:val="19"/>
+                <w:szCs w:val="19"/>
               </w:rPr>
               <w:t xml:space="preserve">2. 投資一任契約に基づく投資顧問業務</w:t>
             </w:r>
@@ -710,38 +710,38 @@
         </w:tc>
         <w:tc>
           <w:tcPr>
-            <w:tcW w:type="dxa" w:w="2040"/>
-            <w:tcMar>
-              <w:top w:type="dxa" w:w="50"/>
-              <w:left w:type="dxa" w:w="60"/>
-              <w:bottom w:type="dxa" w:w="50"/>
-              <w:right w:type="dxa" w:w="60"/>
-            </w:tcMar>
-            <w:vAlign w:val="center"/>
-          </w:tcPr>
-          <w:p>
-            <w:pPr>
-              <w:spacing w:after="0" w:line="216"/>
-            </w:pPr>
-            <w:r>
-              <w:rPr>
-                <w:b/>
-                <w:bCs/>
-                <w:color w:val="1F6F43"/>
-                <w:sz w:val="17"/>
-                <w:szCs w:val="17"/>
-              </w:rPr>
-              <w:t xml:space="preserve">○</w:t>
-            </w:r>
-          </w:p>
-          <w:p>
-            <w:pPr>
-              <w:spacing w:after="0" w:line="200"/>
-            </w:pPr>
-            <w:r>
-              <w:rPr>
-                <w:sz w:val="14"/>
-                <w:szCs w:val="14"/>
+            <w:tcW w:type="dxa" w:w="2970"/>
+            <w:tcMar>
+              <w:top w:type="dxa" w:w="80"/>
+              <w:left w:type="dxa" w:w="80"/>
+              <w:bottom w:type="dxa" w:w="80"/>
+              <w:right w:type="dxa" w:w="80"/>
+            </w:tcMar>
+            <w:vAlign w:val="center"/>
+          </w:tcPr>
+          <w:p>
+            <w:pPr>
+              <w:spacing w:after="0" w:line="260"/>
+            </w:pPr>
+            <w:r>
+              <w:rPr>
+                <w:b/>
+                <w:bCs/>
+                <w:color w:val="1F6F43"/>
+                <w:sz w:val="22"/>
+                <w:szCs w:val="22"/>
+              </w:rPr>
+              <w:t xml:space="preserve">○</w:t>
+            </w:r>
+          </w:p>
+          <w:p>
+            <w:pPr>
+              <w:spacing w:after="0" w:line="240"/>
+            </w:pPr>
+            <w:r>
+              <w:rPr>
+                <w:sz w:val="18"/>
+                <w:szCs w:val="18"/>
               </w:rPr>
               <w:t xml:space="preserve">みずほ信託銀行</w:t>
             </w:r>
@@ -749,38 +749,38 @@
         </w:tc>
         <w:tc>
           <w:tcPr>
-            <w:tcW w:type="dxa" w:w="2040"/>
-            <w:tcMar>
-              <w:top w:type="dxa" w:w="50"/>
-              <w:left w:type="dxa" w:w="60"/>
-              <w:bottom w:type="dxa" w:w="50"/>
-              <w:right w:type="dxa" w:w="60"/>
-            </w:tcMar>
-            <w:vAlign w:val="center"/>
-          </w:tcPr>
-          <w:p>
-            <w:pPr>
-              <w:spacing w:after="0" w:line="216"/>
-            </w:pPr>
-            <w:r>
-              <w:rPr>
-                <w:b/>
-                <w:bCs/>
-                <w:color w:val="1F6F43"/>
-                <w:sz w:val="17"/>
-                <w:szCs w:val="17"/>
-              </w:rPr>
-              <w:t xml:space="preserve">○</w:t>
-            </w:r>
-          </w:p>
-          <w:p>
-            <w:pPr>
-              <w:spacing w:after="0" w:line="200"/>
-            </w:pPr>
-            <w:r>
-              <w:rPr>
-                <w:sz w:val="14"/>
-                <w:szCs w:val="14"/>
+            <w:tcW w:type="dxa" w:w="2970"/>
+            <w:tcMar>
+              <w:top w:type="dxa" w:w="80"/>
+              <w:left w:type="dxa" w:w="80"/>
+              <w:bottom w:type="dxa" w:w="80"/>
+              <w:right w:type="dxa" w:w="80"/>
+            </w:tcMar>
+            <w:vAlign w:val="center"/>
+          </w:tcPr>
+          <w:p>
+            <w:pPr>
+              <w:spacing w:after="0" w:line="260"/>
+            </w:pPr>
+            <w:r>
+              <w:rPr>
+                <w:b/>
+                <w:bCs/>
+                <w:color w:val="1F6F43"/>
+                <w:sz w:val="22"/>
+                <w:szCs w:val="22"/>
+              </w:rPr>
+              <w:t xml:space="preserve">○</w:t>
+            </w:r>
+          </w:p>
+          <w:p>
+            <w:pPr>
+              <w:spacing w:after="0" w:line="240"/>
+            </w:pPr>
+            <w:r>
+              <w:rPr>
+                <w:sz w:val="18"/>
+                <w:szCs w:val="18"/>
               </w:rPr>
               <w:t xml:space="preserve">三菱UFJ信託銀行</w:t>
             </w:r>
@@ -788,38 +788,38 @@
         </w:tc>
         <w:tc>
           <w:tcPr>
-            <w:tcW w:type="dxa" w:w="2040"/>
-            <w:tcMar>
-              <w:top w:type="dxa" w:w="50"/>
-              <w:left w:type="dxa" w:w="60"/>
-              <w:bottom w:type="dxa" w:w="50"/>
-              <w:right w:type="dxa" w:w="60"/>
-            </w:tcMar>
-            <w:vAlign w:val="center"/>
-          </w:tcPr>
-          <w:p>
-            <w:pPr>
-              <w:spacing w:after="0" w:line="216"/>
-            </w:pPr>
-            <w:r>
-              <w:rPr>
-                <w:b/>
-                <w:bCs/>
-                <w:color w:val="1F6F43"/>
-                <w:sz w:val="17"/>
-                <w:szCs w:val="17"/>
-              </w:rPr>
-              <w:t xml:space="preserve">○</w:t>
-            </w:r>
-          </w:p>
-          <w:p>
-            <w:pPr>
-              <w:spacing w:after="0" w:line="200"/>
-            </w:pPr>
-            <w:r>
-              <w:rPr>
-                <w:sz w:val="14"/>
-                <w:szCs w:val="14"/>
+            <w:tcW w:type="dxa" w:w="2970"/>
+            <w:tcMar>
+              <w:top w:type="dxa" w:w="80"/>
+              <w:left w:type="dxa" w:w="80"/>
+              <w:bottom w:type="dxa" w:w="80"/>
+              <w:right w:type="dxa" w:w="80"/>
+            </w:tcMar>
+            <w:vAlign w:val="center"/>
+          </w:tcPr>
+          <w:p>
+            <w:pPr>
+              <w:spacing w:after="0" w:line="260"/>
+            </w:pPr>
+            <w:r>
+              <w:rPr>
+                <w:b/>
+                <w:bCs/>
+                <w:color w:val="1F6F43"/>
+                <w:sz w:val="22"/>
+                <w:szCs w:val="22"/>
+              </w:rPr>
+              <w:t xml:space="preserve">○</w:t>
+            </w:r>
+          </w:p>
+          <w:p>
+            <w:pPr>
+              <w:spacing w:after="0" w:line="240"/>
+            </w:pPr>
+            <w:r>
+              <w:rPr>
+                <w:sz w:val="18"/>
+                <w:szCs w:val="18"/>
               </w:rPr>
               <w:t xml:space="preserve">りそな銀行</w:t>
             </w:r>
@@ -827,26 +827,26 @@
         </w:tc>
         <w:tc>
           <w:tcPr>
-            <w:tcW w:type="dxa" w:w="1600"/>
-            <w:tcMar>
-              <w:top w:type="dxa" w:w="50"/>
-              <w:left w:type="dxa" w:w="60"/>
-              <w:bottom w:type="dxa" w:w="50"/>
-              <w:right w:type="dxa" w:w="60"/>
-            </w:tcMar>
-            <w:vAlign w:val="center"/>
-          </w:tcPr>
-          <w:p>
-            <w:pPr>
-              <w:spacing w:after="0" w:line="216"/>
+            <w:tcW w:type="dxa" w:w="2330"/>
+            <w:tcMar>
+              <w:top w:type="dxa" w:w="80"/>
+              <w:left w:type="dxa" w:w="80"/>
+              <w:bottom w:type="dxa" w:w="80"/>
+              <w:right w:type="dxa" w:w="80"/>
+            </w:tcMar>
+            <w:vAlign w:val="center"/>
+          </w:tcPr>
+          <w:p>
+            <w:pPr>
+              <w:spacing w:after="0" w:line="260"/>
             </w:pPr>
             <w:r>
               <w:rPr>
                 <w:b/>
                 <w:bCs/>
                 <w:color w:val="999999"/>
-                <w:sz w:val="17"/>
-                <w:szCs w:val="17"/>
+                <w:sz w:val="22"/>
+                <w:szCs w:val="22"/>
               </w:rPr>
               <w:t xml:space="preserve">×</w:t>
             </w:r>
@@ -854,38 +854,38 @@
         </w:tc>
         <w:tc>
           <w:tcPr>
-            <w:tcW w:type="dxa" w:w="2400"/>
-            <w:tcMar>
-              <w:top w:type="dxa" w:w="50"/>
-              <w:left w:type="dxa" w:w="60"/>
-              <w:bottom w:type="dxa" w:w="50"/>
-              <w:right w:type="dxa" w:w="60"/>
-            </w:tcMar>
-            <w:vAlign w:val="center"/>
-          </w:tcPr>
-          <w:p>
-            <w:pPr>
-              <w:spacing w:after="0" w:line="216"/>
-            </w:pPr>
-            <w:r>
-              <w:rPr>
-                <w:b/>
-                <w:bCs/>
-                <w:color w:val="1F6F43"/>
-                <w:sz w:val="17"/>
-                <w:szCs w:val="17"/>
-              </w:rPr>
-              <w:t xml:space="preserve">○</w:t>
-            </w:r>
-          </w:p>
-          <w:p>
-            <w:pPr>
-              <w:spacing w:after="0" w:line="200"/>
-            </w:pPr>
-            <w:r>
-              <w:rPr>
-                <w:sz w:val="14"/>
-                <w:szCs w:val="14"/>
+            <w:tcW w:type="dxa" w:w="3490"/>
+            <w:tcMar>
+              <w:top w:type="dxa" w:w="80"/>
+              <w:left w:type="dxa" w:w="80"/>
+              <w:bottom w:type="dxa" w:w="80"/>
+              <w:right w:type="dxa" w:w="80"/>
+            </w:tcMar>
+            <w:vAlign w:val="center"/>
+          </w:tcPr>
+          <w:p>
+            <w:pPr>
+              <w:spacing w:after="0" w:line="260"/>
+            </w:pPr>
+            <w:r>
+              <w:rPr>
+                <w:b/>
+                <w:bCs/>
+                <w:color w:val="1F6F43"/>
+                <w:sz w:val="22"/>
+                <w:szCs w:val="22"/>
+              </w:rPr>
+              <w:t xml:space="preserve">○</w:t>
+            </w:r>
+          </w:p>
+          <w:p>
+            <w:pPr>
+              <w:spacing w:after="0" w:line="240"/>
+            </w:pPr>
+            <w:r>
+              <w:rPr>
+                <w:sz w:val="18"/>
+                <w:szCs w:val="18"/>
               </w:rPr>
               <w:t xml:space="preserve">三井住友信託銀行</w:t>
             </w:r>
@@ -893,38 +893,38 @@
         </w:tc>
         <w:tc>
           <w:tcPr>
-            <w:tcW w:type="dxa" w:w="2078"/>
-            <w:tcMar>
-              <w:top w:type="dxa" w:w="50"/>
-              <w:left w:type="dxa" w:w="60"/>
-              <w:bottom w:type="dxa" w:w="50"/>
-              <w:right w:type="dxa" w:w="60"/>
-            </w:tcMar>
-            <w:vAlign w:val="center"/>
-          </w:tcPr>
-          <w:p>
-            <w:pPr>
-              <w:spacing w:after="0" w:line="216"/>
-            </w:pPr>
-            <w:r>
-              <w:rPr>
-                <w:b/>
-                <w:bCs/>
-                <w:color w:val="1F6F43"/>
-                <w:sz w:val="17"/>
-                <w:szCs w:val="17"/>
-              </w:rPr>
-              <w:t xml:space="preserve">○</w:t>
-            </w:r>
-          </w:p>
-          <w:p>
-            <w:pPr>
-              <w:spacing w:after="0" w:line="200"/>
-            </w:pPr>
-            <w:r>
-              <w:rPr>
-                <w:sz w:val="14"/>
-                <w:szCs w:val="14"/>
+            <w:tcW w:type="dxa" w:w="3031"/>
+            <w:tcMar>
+              <w:top w:type="dxa" w:w="80"/>
+              <w:left w:type="dxa" w:w="80"/>
+              <w:bottom w:type="dxa" w:w="80"/>
+              <w:right w:type="dxa" w:w="80"/>
+            </w:tcMar>
+            <w:vAlign w:val="center"/>
+          </w:tcPr>
+          <w:p>
+            <w:pPr>
+              <w:spacing w:after="0" w:line="260"/>
+            </w:pPr>
+            <w:r>
+              <w:rPr>
+                <w:b/>
+                <w:bCs/>
+                <w:color w:val="1F6F43"/>
+                <w:sz w:val="22"/>
+                <w:szCs w:val="22"/>
+              </w:rPr>
+              <w:t xml:space="preserve">○</w:t>
+            </w:r>
+          </w:p>
+          <w:p>
+            <w:pPr>
+              <w:spacing w:after="0" w:line="240"/>
+            </w:pPr>
+            <w:r>
+              <w:rPr>
+                <w:sz w:val="18"/>
+                <w:szCs w:val="18"/>
               </w:rPr>
               <w:t xml:space="preserve">野村信託銀行 等</w:t>
             </w:r>
@@ -937,12 +937,12 @@
         </w:trPr>
         <w:tc>
           <w:tcPr>
-            <w:tcW w:type="dxa" w:w="3200"/>
-            <w:tcMar>
-              <w:top w:type="dxa" w:w="50"/>
-              <w:left w:type="dxa" w:w="80"/>
-              <w:bottom w:type="dxa" w:w="50"/>
-              <w:right w:type="dxa" w:w="80"/>
+            <w:tcW w:type="dxa" w:w="4650"/>
+            <w:tcMar>
+              <w:top w:type="dxa" w:w="80"/>
+              <w:left w:type="dxa" w:w="100"/>
+              <w:bottom w:type="dxa" w:w="80"/>
+              <w:right w:type="dxa" w:w="100"/>
             </w:tcMar>
             <w:vAlign w:val="center"/>
           </w:tcPr>
@@ -955,8 +955,8 @@
               <w:rPr>
                 <w:b w:val="false"/>
                 <w:bCs w:val="false"/>
-                <w:sz w:val="15"/>
-                <w:szCs w:val="15"/>
+                <w:sz w:val="19"/>
+                <w:szCs w:val="19"/>
               </w:rPr>
               <w:t xml:space="preserve">3. プライベートアセット（未上場株・インフラ・不動産private debt 等）の運用受託</w:t>
             </w:r>
@@ -964,38 +964,38 @@
         </w:tc>
         <w:tc>
           <w:tcPr>
-            <w:tcW w:type="dxa" w:w="2040"/>
-            <w:tcMar>
-              <w:top w:type="dxa" w:w="50"/>
-              <w:left w:type="dxa" w:w="60"/>
-              <w:bottom w:type="dxa" w:w="50"/>
-              <w:right w:type="dxa" w:w="60"/>
-            </w:tcMar>
-            <w:vAlign w:val="center"/>
-          </w:tcPr>
-          <w:p>
-            <w:pPr>
-              <w:spacing w:after="0" w:line="216"/>
-            </w:pPr>
-            <w:r>
-              <w:rPr>
-                <w:b/>
-                <w:bCs/>
-                <w:color w:val="1F6F43"/>
-                <w:sz w:val="17"/>
-                <w:szCs w:val="17"/>
-              </w:rPr>
-              <w:t xml:space="preserve">○</w:t>
-            </w:r>
-          </w:p>
-          <w:p>
-            <w:pPr>
-              <w:spacing w:after="0" w:line="200"/>
-            </w:pPr>
-            <w:r>
-              <w:rPr>
-                <w:sz w:val="14"/>
-                <w:szCs w:val="14"/>
+            <w:tcW w:type="dxa" w:w="2970"/>
+            <w:tcMar>
+              <w:top w:type="dxa" w:w="80"/>
+              <w:left w:type="dxa" w:w="80"/>
+              <w:bottom w:type="dxa" w:w="80"/>
+              <w:right w:type="dxa" w:w="80"/>
+            </w:tcMar>
+            <w:vAlign w:val="center"/>
+          </w:tcPr>
+          <w:p>
+            <w:pPr>
+              <w:spacing w:after="0" w:line="260"/>
+            </w:pPr>
+            <w:r>
+              <w:rPr>
+                <w:b/>
+                <w:bCs/>
+                <w:color w:val="1F6F43"/>
+                <w:sz w:val="22"/>
+                <w:szCs w:val="22"/>
+              </w:rPr>
+              <w:t xml:space="preserve">○</w:t>
+            </w:r>
+          </w:p>
+          <w:p>
+            <w:pPr>
+              <w:spacing w:after="0" w:line="240"/>
+            </w:pPr>
+            <w:r>
+              <w:rPr>
+                <w:sz w:val="18"/>
+                <w:szCs w:val="18"/>
               </w:rPr>
               <w:t xml:space="preserve">みずほ信託銀行</w:t>
             </w:r>
@@ -1003,38 +1003,38 @@
         </w:tc>
         <w:tc>
           <w:tcPr>
-            <w:tcW w:type="dxa" w:w="2040"/>
-            <w:tcMar>
-              <w:top w:type="dxa" w:w="50"/>
-              <w:left w:type="dxa" w:w="60"/>
-              <w:bottom w:type="dxa" w:w="50"/>
-              <w:right w:type="dxa" w:w="60"/>
-            </w:tcMar>
-            <w:vAlign w:val="center"/>
-          </w:tcPr>
-          <w:p>
-            <w:pPr>
-              <w:spacing w:after="0" w:line="216"/>
-            </w:pPr>
-            <w:r>
-              <w:rPr>
-                <w:b/>
-                <w:bCs/>
-                <w:color w:val="1F6F43"/>
-                <w:sz w:val="17"/>
-                <w:szCs w:val="17"/>
-              </w:rPr>
-              <w:t xml:space="preserve">○</w:t>
-            </w:r>
-          </w:p>
-          <w:p>
-            <w:pPr>
-              <w:spacing w:after="0" w:line="200"/>
-            </w:pPr>
-            <w:r>
-              <w:rPr>
-                <w:sz w:val="14"/>
-                <w:szCs w:val="14"/>
+            <w:tcW w:type="dxa" w:w="2970"/>
+            <w:tcMar>
+              <w:top w:type="dxa" w:w="80"/>
+              <w:left w:type="dxa" w:w="80"/>
+              <w:bottom w:type="dxa" w:w="80"/>
+              <w:right w:type="dxa" w:w="80"/>
+            </w:tcMar>
+            <w:vAlign w:val="center"/>
+          </w:tcPr>
+          <w:p>
+            <w:pPr>
+              <w:spacing w:after="0" w:line="260"/>
+            </w:pPr>
+            <w:r>
+              <w:rPr>
+                <w:b/>
+                <w:bCs/>
+                <w:color w:val="1F6F43"/>
+                <w:sz w:val="22"/>
+                <w:szCs w:val="22"/>
+              </w:rPr>
+              <w:t xml:space="preserve">○</w:t>
+            </w:r>
+          </w:p>
+          <w:p>
+            <w:pPr>
+              <w:spacing w:after="0" w:line="240"/>
+            </w:pPr>
+            <w:r>
+              <w:rPr>
+                <w:sz w:val="18"/>
+                <w:szCs w:val="18"/>
               </w:rPr>
               <w:t xml:space="preserve">三菱UFJ信託銀行</w:t>
             </w:r>
@@ -1042,26 +1042,26 @@
         </w:tc>
         <w:tc>
           <w:tcPr>
-            <w:tcW w:type="dxa" w:w="2040"/>
-            <w:tcMar>
-              <w:top w:type="dxa" w:w="50"/>
-              <w:left w:type="dxa" w:w="60"/>
-              <w:bottom w:type="dxa" w:w="50"/>
-              <w:right w:type="dxa" w:w="60"/>
-            </w:tcMar>
-            <w:vAlign w:val="center"/>
-          </w:tcPr>
-          <w:p>
-            <w:pPr>
-              <w:spacing w:after="0" w:line="216"/>
+            <w:tcW w:type="dxa" w:w="2970"/>
+            <w:tcMar>
+              <w:top w:type="dxa" w:w="80"/>
+              <w:left w:type="dxa" w:w="80"/>
+              <w:bottom w:type="dxa" w:w="80"/>
+              <w:right w:type="dxa" w:w="80"/>
+            </w:tcMar>
+            <w:vAlign w:val="center"/>
+          </w:tcPr>
+          <w:p>
+            <w:pPr>
+              <w:spacing w:after="0" w:line="260"/>
             </w:pPr>
             <w:r>
               <w:rPr>
                 <w:b/>
                 <w:bCs/>
                 <w:color w:val="B36B00"/>
-                <w:sz w:val="17"/>
-                <w:szCs w:val="17"/>
+                <w:sz w:val="22"/>
+                <w:szCs w:val="22"/>
               </w:rPr>
               <w:t xml:space="preserve">△</w:t>
             </w:r>
@@ -1069,38 +1069,38 @@
         </w:tc>
         <w:tc>
           <w:tcPr>
-            <w:tcW w:type="dxa" w:w="1600"/>
-            <w:tcMar>
-              <w:top w:type="dxa" w:w="50"/>
-              <w:left w:type="dxa" w:w="60"/>
-              <w:bottom w:type="dxa" w:w="50"/>
-              <w:right w:type="dxa" w:w="60"/>
-            </w:tcMar>
-            <w:vAlign w:val="center"/>
-          </w:tcPr>
-          <w:p>
-            <w:pPr>
-              <w:spacing w:after="0" w:line="216"/>
+            <w:tcW w:type="dxa" w:w="2330"/>
+            <w:tcMar>
+              <w:top w:type="dxa" w:w="80"/>
+              <w:left w:type="dxa" w:w="80"/>
+              <w:bottom w:type="dxa" w:w="80"/>
+              <w:right w:type="dxa" w:w="80"/>
+            </w:tcMar>
+            <w:vAlign w:val="center"/>
+          </w:tcPr>
+          <w:p>
+            <w:pPr>
+              <w:spacing w:after="0" w:line="260"/>
             </w:pPr>
             <w:r>
               <w:rPr>
                 <w:b/>
                 <w:bCs/>
                 <w:color w:val="B36B00"/>
-                <w:sz w:val="17"/>
-                <w:szCs w:val="17"/>
+                <w:sz w:val="22"/>
+                <w:szCs w:val="22"/>
               </w:rPr>
               <w:t xml:space="preserve">△</w:t>
             </w:r>
           </w:p>
           <w:p>
             <w:pPr>
-              <w:spacing w:after="0" w:line="200"/>
-            </w:pPr>
-            <w:r>
-              <w:rPr>
-                <w:sz w:val="14"/>
-                <w:szCs w:val="14"/>
+              <w:spacing w:after="0" w:line="240"/>
+            </w:pPr>
+            <w:r>
+              <w:rPr>
+                <w:sz w:val="18"/>
+                <w:szCs w:val="18"/>
               </w:rPr>
               <w:t xml:space="preserve">ゆうちょアセットマネジメント</w:t>
             </w:r>
@@ -1108,38 +1108,38 @@
         </w:tc>
         <w:tc>
           <w:tcPr>
-            <w:tcW w:type="dxa" w:w="2400"/>
-            <w:tcMar>
-              <w:top w:type="dxa" w:w="50"/>
-              <w:left w:type="dxa" w:w="60"/>
-              <w:bottom w:type="dxa" w:w="50"/>
-              <w:right w:type="dxa" w:w="60"/>
-            </w:tcMar>
-            <w:vAlign w:val="center"/>
-          </w:tcPr>
-          <w:p>
-            <w:pPr>
-              <w:spacing w:after="0" w:line="216"/>
-            </w:pPr>
-            <w:r>
-              <w:rPr>
-                <w:b/>
-                <w:bCs/>
-                <w:color w:val="1F6F43"/>
-                <w:sz w:val="17"/>
-                <w:szCs w:val="17"/>
-              </w:rPr>
-              <w:t xml:space="preserve">○</w:t>
-            </w:r>
-          </w:p>
-          <w:p>
-            <w:pPr>
-              <w:spacing w:after="0" w:line="200"/>
-            </w:pPr>
-            <w:r>
-              <w:rPr>
-                <w:sz w:val="14"/>
-                <w:szCs w:val="14"/>
+            <w:tcW w:type="dxa" w:w="3490"/>
+            <w:tcMar>
+              <w:top w:type="dxa" w:w="80"/>
+              <w:left w:type="dxa" w:w="80"/>
+              <w:bottom w:type="dxa" w:w="80"/>
+              <w:right w:type="dxa" w:w="80"/>
+            </w:tcMar>
+            <w:vAlign w:val="center"/>
+          </w:tcPr>
+          <w:p>
+            <w:pPr>
+              <w:spacing w:after="0" w:line="260"/>
+            </w:pPr>
+            <w:r>
+              <w:rPr>
+                <w:b/>
+                <w:bCs/>
+                <w:color w:val="1F6F43"/>
+                <w:sz w:val="22"/>
+                <w:szCs w:val="22"/>
+              </w:rPr>
+              <w:t xml:space="preserve">○</w:t>
+            </w:r>
+          </w:p>
+          <w:p>
+            <w:pPr>
+              <w:spacing w:after="0" w:line="240"/>
+            </w:pPr>
+            <w:r>
+              <w:rPr>
+                <w:sz w:val="18"/>
+                <w:szCs w:val="18"/>
               </w:rPr>
               <w:t xml:space="preserve">三井住友信託銀行</w:t>
             </w:r>
@@ -1147,26 +1147,26 @@
         </w:tc>
         <w:tc>
           <w:tcPr>
-            <w:tcW w:type="dxa" w:w="2078"/>
-            <w:tcMar>
-              <w:top w:type="dxa" w:w="50"/>
-              <w:left w:type="dxa" w:w="60"/>
-              <w:bottom w:type="dxa" w:w="50"/>
-              <w:right w:type="dxa" w:w="60"/>
-            </w:tcMar>
-            <w:vAlign w:val="center"/>
-          </w:tcPr>
-          <w:p>
-            <w:pPr>
-              <w:spacing w:after="0" w:line="216"/>
+            <w:tcW w:type="dxa" w:w="3031"/>
+            <w:tcMar>
+              <w:top w:type="dxa" w:w="80"/>
+              <w:left w:type="dxa" w:w="80"/>
+              <w:bottom w:type="dxa" w:w="80"/>
+              <w:right w:type="dxa" w:w="80"/>
+            </w:tcMar>
+            <w:vAlign w:val="center"/>
+          </w:tcPr>
+          <w:p>
+            <w:pPr>
+              <w:spacing w:after="0" w:line="260"/>
             </w:pPr>
             <w:r>
               <w:rPr>
                 <w:b/>
                 <w:bCs/>
                 <w:color w:val="B36B00"/>
-                <w:sz w:val="17"/>
-                <w:szCs w:val="17"/>
+                <w:sz w:val="22"/>
+                <w:szCs w:val="22"/>
               </w:rPr>
               <w:t xml:space="preserve">△</w:t>
             </w:r>
@@ -1179,14 +1179,14 @@
         </w:trPr>
         <w:tc>
           <w:tcPr>
-            <w:tcW w:type="dxa" w:w="15398"/>
+            <w:tcW w:type="dxa" w:w="22411"/>
             <w:gridSpan w:val="7"/>
             <w:shd w:fill="D9E2F3" w:val="clear"/>
             <w:tcMar>
-              <w:top w:type="dxa" w:w="60"/>
-              <w:left w:type="dxa" w:w="100"/>
-              <w:bottom w:type="dxa" w:w="60"/>
-              <w:right w:type="dxa" w:w="80"/>
+              <w:top w:type="dxa" w:w="90"/>
+              <w:left w:type="dxa" w:w="120"/>
+              <w:bottom w:type="dxa" w:w="90"/>
+              <w:right w:type="dxa" w:w="100"/>
             </w:tcMar>
           </w:tcPr>
           <w:p>
@@ -1199,8 +1199,8 @@
                 <w:b/>
                 <w:bCs/>
                 <w:color w:val="1F3864"/>
-                <w:sz w:val="16"/>
-                <w:szCs w:val="16"/>
+                <w:sz w:val="20"/>
+                <w:szCs w:val="20"/>
               </w:rPr>
               <w:t xml:space="preserve">B. アセットマネジメント業務（グループの資産運用会社による運用業務）</w:t>
             </w:r>
@@ -1213,12 +1213,12 @@
         </w:trPr>
         <w:tc>
           <w:tcPr>
-            <w:tcW w:type="dxa" w:w="3200"/>
-            <w:tcMar>
-              <w:top w:type="dxa" w:w="50"/>
-              <w:left w:type="dxa" w:w="80"/>
-              <w:bottom w:type="dxa" w:w="50"/>
-              <w:right w:type="dxa" w:w="80"/>
+            <w:tcW w:type="dxa" w:w="4650"/>
+            <w:tcMar>
+              <w:top w:type="dxa" w:w="80"/>
+              <w:left w:type="dxa" w:w="100"/>
+              <w:bottom w:type="dxa" w:w="80"/>
+              <w:right w:type="dxa" w:w="100"/>
             </w:tcMar>
             <w:vAlign w:val="center"/>
           </w:tcPr>
@@ -1231,8 +1231,8 @@
               <w:rPr>
                 <w:b w:val="false"/>
                 <w:bCs w:val="false"/>
-                <w:sz w:val="15"/>
-                <w:szCs w:val="15"/>
+                <w:sz w:val="19"/>
+                <w:szCs w:val="19"/>
               </w:rPr>
               <w:t xml:space="preserve">4. 公募投資信託の設定・運用（委託者）業務</w:t>
             </w:r>
@@ -1240,38 +1240,38 @@
         </w:tc>
         <w:tc>
           <w:tcPr>
-            <w:tcW w:type="dxa" w:w="2040"/>
-            <w:tcMar>
-              <w:top w:type="dxa" w:w="50"/>
-              <w:left w:type="dxa" w:w="60"/>
-              <w:bottom w:type="dxa" w:w="50"/>
-              <w:right w:type="dxa" w:w="60"/>
-            </w:tcMar>
-            <w:vAlign w:val="center"/>
-          </w:tcPr>
-          <w:p>
-            <w:pPr>
-              <w:spacing w:after="0" w:line="216"/>
-            </w:pPr>
-            <w:r>
-              <w:rPr>
-                <w:b/>
-                <w:bCs/>
-                <w:color w:val="1F6F43"/>
-                <w:sz w:val="17"/>
-                <w:szCs w:val="17"/>
-              </w:rPr>
-              <w:t xml:space="preserve">○</w:t>
-            </w:r>
-          </w:p>
-          <w:p>
-            <w:pPr>
-              <w:spacing w:after="0" w:line="200"/>
-            </w:pPr>
-            <w:r>
-              <w:rPr>
-                <w:sz w:val="14"/>
-                <w:szCs w:val="14"/>
+            <w:tcW w:type="dxa" w:w="2970"/>
+            <w:tcMar>
+              <w:top w:type="dxa" w:w="80"/>
+              <w:left w:type="dxa" w:w="80"/>
+              <w:bottom w:type="dxa" w:w="80"/>
+              <w:right w:type="dxa" w:w="80"/>
+            </w:tcMar>
+            <w:vAlign w:val="center"/>
+          </w:tcPr>
+          <w:p>
+            <w:pPr>
+              <w:spacing w:after="0" w:line="260"/>
+            </w:pPr>
+            <w:r>
+              <w:rPr>
+                <w:b/>
+                <w:bCs/>
+                <w:color w:val="1F6F43"/>
+                <w:sz w:val="22"/>
+                <w:szCs w:val="22"/>
+              </w:rPr>
+              <w:t xml:space="preserve">○</w:t>
+            </w:r>
+          </w:p>
+          <w:p>
+            <w:pPr>
+              <w:spacing w:after="0" w:line="240"/>
+            </w:pPr>
+            <w:r>
+              <w:rPr>
+                <w:sz w:val="18"/>
+                <w:szCs w:val="18"/>
               </w:rPr>
               <w:t xml:space="preserve">アセットマネジメントOne</w:t>
             </w:r>
@@ -1279,38 +1279,38 @@
         </w:tc>
         <w:tc>
           <w:tcPr>
-            <w:tcW w:type="dxa" w:w="2040"/>
-            <w:tcMar>
-              <w:top w:type="dxa" w:w="50"/>
-              <w:left w:type="dxa" w:w="60"/>
-              <w:bottom w:type="dxa" w:w="50"/>
-              <w:right w:type="dxa" w:w="60"/>
-            </w:tcMar>
-            <w:vAlign w:val="center"/>
-          </w:tcPr>
-          <w:p>
-            <w:pPr>
-              <w:spacing w:after="0" w:line="216"/>
-            </w:pPr>
-            <w:r>
-              <w:rPr>
-                <w:b/>
-                <w:bCs/>
-                <w:color w:val="1F6F43"/>
-                <w:sz w:val="17"/>
-                <w:szCs w:val="17"/>
-              </w:rPr>
-              <w:t xml:space="preserve">○</w:t>
-            </w:r>
-          </w:p>
-          <w:p>
-            <w:pPr>
-              <w:spacing w:after="0" w:line="200"/>
-            </w:pPr>
-            <w:r>
-              <w:rPr>
-                <w:sz w:val="14"/>
-                <w:szCs w:val="14"/>
+            <w:tcW w:type="dxa" w:w="2970"/>
+            <w:tcMar>
+              <w:top w:type="dxa" w:w="80"/>
+              <w:left w:type="dxa" w:w="80"/>
+              <w:bottom w:type="dxa" w:w="80"/>
+              <w:right w:type="dxa" w:w="80"/>
+            </w:tcMar>
+            <w:vAlign w:val="center"/>
+          </w:tcPr>
+          <w:p>
+            <w:pPr>
+              <w:spacing w:after="0" w:line="260"/>
+            </w:pPr>
+            <w:r>
+              <w:rPr>
+                <w:b/>
+                <w:bCs/>
+                <w:color w:val="1F6F43"/>
+                <w:sz w:val="22"/>
+                <w:szCs w:val="22"/>
+              </w:rPr>
+              <w:t xml:space="preserve">○</w:t>
+            </w:r>
+          </w:p>
+          <w:p>
+            <w:pPr>
+              <w:spacing w:after="0" w:line="240"/>
+            </w:pPr>
+            <w:r>
+              <w:rPr>
+                <w:sz w:val="18"/>
+                <w:szCs w:val="18"/>
               </w:rPr>
               <w:t xml:space="preserve">三菱UFJアセットマネジメント</w:t>
             </w:r>
@@ -1318,38 +1318,38 @@
         </w:tc>
         <w:tc>
           <w:tcPr>
-            <w:tcW w:type="dxa" w:w="2040"/>
-            <w:tcMar>
-              <w:top w:type="dxa" w:w="50"/>
-              <w:left w:type="dxa" w:w="60"/>
-              <w:bottom w:type="dxa" w:w="50"/>
-              <w:right w:type="dxa" w:w="60"/>
-            </w:tcMar>
-            <w:vAlign w:val="center"/>
-          </w:tcPr>
-          <w:p>
-            <w:pPr>
-              <w:spacing w:after="0" w:line="216"/>
-            </w:pPr>
-            <w:r>
-              <w:rPr>
-                <w:b/>
-                <w:bCs/>
-                <w:color w:val="1F6F43"/>
-                <w:sz w:val="17"/>
-                <w:szCs w:val="17"/>
-              </w:rPr>
-              <w:t xml:space="preserve">○</w:t>
-            </w:r>
-          </w:p>
-          <w:p>
-            <w:pPr>
-              <w:spacing w:after="0" w:line="200"/>
-            </w:pPr>
-            <w:r>
-              <w:rPr>
-                <w:sz w:val="14"/>
-                <w:szCs w:val="14"/>
+            <w:tcW w:type="dxa" w:w="2970"/>
+            <w:tcMar>
+              <w:top w:type="dxa" w:w="80"/>
+              <w:left w:type="dxa" w:w="80"/>
+              <w:bottom w:type="dxa" w:w="80"/>
+              <w:right w:type="dxa" w:w="80"/>
+            </w:tcMar>
+            <w:vAlign w:val="center"/>
+          </w:tcPr>
+          <w:p>
+            <w:pPr>
+              <w:spacing w:after="0" w:line="260"/>
+            </w:pPr>
+            <w:r>
+              <w:rPr>
+                <w:b/>
+                <w:bCs/>
+                <w:color w:val="1F6F43"/>
+                <w:sz w:val="22"/>
+                <w:szCs w:val="22"/>
+              </w:rPr>
+              <w:t xml:space="preserve">○</w:t>
+            </w:r>
+          </w:p>
+          <w:p>
+            <w:pPr>
+              <w:spacing w:after="0" w:line="240"/>
+            </w:pPr>
+            <w:r>
+              <w:rPr>
+                <w:sz w:val="18"/>
+                <w:szCs w:val="18"/>
               </w:rPr>
               <w:t xml:space="preserve">りそなアセットマネジメント</w:t>
             </w:r>
@@ -1357,41 +1357,41 @@
         </w:tc>
         <w:tc>
           <w:tcPr>
-            <w:tcW w:type="dxa" w:w="1600"/>
-            <w:tcMar>
-              <w:top w:type="dxa" w:w="50"/>
-              <w:left w:type="dxa" w:w="60"/>
-              <w:bottom w:type="dxa" w:w="50"/>
-              <w:right w:type="dxa" w:w="60"/>
-            </w:tcMar>
-            <w:vAlign w:val="center"/>
-          </w:tcPr>
-          <w:p>
-            <w:pPr>
-              <w:spacing w:after="0" w:line="216"/>
+            <w:tcW w:type="dxa" w:w="2330"/>
+            <w:tcMar>
+              <w:top w:type="dxa" w:w="80"/>
+              <w:left w:type="dxa" w:w="80"/>
+              <w:bottom w:type="dxa" w:w="80"/>
+              <w:right w:type="dxa" w:w="80"/>
+            </w:tcMar>
+            <w:vAlign w:val="center"/>
+          </w:tcPr>
+          <w:p>
+            <w:pPr>
+              <w:spacing w:after="0" w:line="260"/>
             </w:pPr>
             <w:r>
               <w:rPr>
                 <w:b/>
                 <w:bCs/>
                 <w:color w:val="999999"/>
-                <w:sz w:val="17"/>
-                <w:szCs w:val="17"/>
+                <w:sz w:val="22"/>
+                <w:szCs w:val="22"/>
               </w:rPr>
               <w:t xml:space="preserve">×</w:t>
             </w:r>
           </w:p>
           <w:p>
             <w:pPr>
-              <w:spacing w:after="0" w:line="200"/>
+              <w:spacing w:after="0" w:line="230"/>
             </w:pPr>
             <w:r>
               <w:rPr>
                 <w:i/>
                 <w:iCs/>
                 <w:color w:val="666666"/>
-                <w:sz w:val="12"/>
-                <w:szCs w:val="12"/>
+                <w:sz w:val="15"/>
+                <w:szCs w:val="15"/>
               </w:rPr>
               <w:t xml:space="preserve">個人向け公募投信の自社設定は行っていない</w:t>
             </w:r>
@@ -1399,50 +1399,50 @@
         </w:tc>
         <w:tc>
           <w:tcPr>
-            <w:tcW w:type="dxa" w:w="2400"/>
-            <w:tcMar>
-              <w:top w:type="dxa" w:w="50"/>
-              <w:left w:type="dxa" w:w="60"/>
-              <w:bottom w:type="dxa" w:w="50"/>
-              <w:right w:type="dxa" w:w="60"/>
-            </w:tcMar>
-            <w:vAlign w:val="center"/>
-          </w:tcPr>
-          <w:p>
-            <w:pPr>
-              <w:spacing w:after="0" w:line="216"/>
-            </w:pPr>
-            <w:r>
-              <w:rPr>
-                <w:b/>
-                <w:bCs/>
-                <w:color w:val="1F6F43"/>
-                <w:sz w:val="17"/>
-                <w:szCs w:val="17"/>
-              </w:rPr>
-              <w:t xml:space="preserve">○</w:t>
-            </w:r>
-          </w:p>
-          <w:p>
-            <w:pPr>
-              <w:spacing w:after="0" w:line="200"/>
-            </w:pPr>
-            <w:r>
-              <w:rPr>
-                <w:sz w:val="14"/>
-                <w:szCs w:val="14"/>
+            <w:tcW w:type="dxa" w:w="3490"/>
+            <w:tcMar>
+              <w:top w:type="dxa" w:w="80"/>
+              <w:left w:type="dxa" w:w="80"/>
+              <w:bottom w:type="dxa" w:w="80"/>
+              <w:right w:type="dxa" w:w="80"/>
+            </w:tcMar>
+            <w:vAlign w:val="center"/>
+          </w:tcPr>
+          <w:p>
+            <w:pPr>
+              <w:spacing w:after="0" w:line="260"/>
+            </w:pPr>
+            <w:r>
+              <w:rPr>
+                <w:b/>
+                <w:bCs/>
+                <w:color w:val="1F6F43"/>
+                <w:sz w:val="22"/>
+                <w:szCs w:val="22"/>
+              </w:rPr>
+              <w:t xml:space="preserve">○</w:t>
+            </w:r>
+          </w:p>
+          <w:p>
+            <w:pPr>
+              <w:spacing w:after="0" w:line="240"/>
+            </w:pPr>
+            <w:r>
+              <w:rPr>
+                <w:sz w:val="18"/>
+                <w:szCs w:val="18"/>
               </w:rPr>
               <w:t xml:space="preserve">三井住友トラスト・アセットマネジメント</w:t>
             </w:r>
           </w:p>
           <w:p>
             <w:pPr>
-              <w:spacing w:after="0" w:line="200"/>
-            </w:pPr>
-            <w:r>
-              <w:rPr>
-                <w:sz w:val="14"/>
-                <w:szCs w:val="14"/>
+              <w:spacing w:after="0" w:line="240"/>
+            </w:pPr>
+            <w:r>
+              <w:rPr>
+                <w:sz w:val="18"/>
+                <w:szCs w:val="18"/>
               </w:rPr>
               <w:t xml:space="preserve">三井住友DSアセットマネジメント</w:t>
             </w:r>
@@ -1450,50 +1450,50 @@
         </w:tc>
         <w:tc>
           <w:tcPr>
-            <w:tcW w:type="dxa" w:w="2078"/>
-            <w:tcMar>
-              <w:top w:type="dxa" w:w="50"/>
-              <w:left w:type="dxa" w:w="60"/>
-              <w:bottom w:type="dxa" w:w="50"/>
-              <w:right w:type="dxa" w:w="60"/>
-            </w:tcMar>
-            <w:vAlign w:val="center"/>
-          </w:tcPr>
-          <w:p>
-            <w:pPr>
-              <w:spacing w:after="0" w:line="216"/>
-            </w:pPr>
-            <w:r>
-              <w:rPr>
-                <w:b/>
-                <w:bCs/>
-                <w:color w:val="1F6F43"/>
-                <w:sz w:val="17"/>
-                <w:szCs w:val="17"/>
-              </w:rPr>
-              <w:t xml:space="preserve">○</w:t>
-            </w:r>
-          </w:p>
-          <w:p>
-            <w:pPr>
-              <w:spacing w:after="0" w:line="200"/>
-            </w:pPr>
-            <w:r>
-              <w:rPr>
-                <w:sz w:val="14"/>
-                <w:szCs w:val="14"/>
+            <w:tcW w:type="dxa" w:w="3031"/>
+            <w:tcMar>
+              <w:top w:type="dxa" w:w="80"/>
+              <w:left w:type="dxa" w:w="80"/>
+              <w:bottom w:type="dxa" w:w="80"/>
+              <w:right w:type="dxa" w:w="80"/>
+            </w:tcMar>
+            <w:vAlign w:val="center"/>
+          </w:tcPr>
+          <w:p>
+            <w:pPr>
+              <w:spacing w:after="0" w:line="260"/>
+            </w:pPr>
+            <w:r>
+              <w:rPr>
+                <w:b/>
+                <w:bCs/>
+                <w:color w:val="1F6F43"/>
+                <w:sz w:val="22"/>
+                <w:szCs w:val="22"/>
+              </w:rPr>
+              <w:t xml:space="preserve">○</w:t>
+            </w:r>
+          </w:p>
+          <w:p>
+            <w:pPr>
+              <w:spacing w:after="0" w:line="240"/>
+            </w:pPr>
+            <w:r>
+              <w:rPr>
+                <w:sz w:val="18"/>
+                <w:szCs w:val="18"/>
               </w:rPr>
               <w:t xml:space="preserve">野村アセットマネジメント</w:t>
             </w:r>
           </w:p>
           <w:p>
             <w:pPr>
-              <w:spacing w:after="0" w:line="200"/>
-            </w:pPr>
-            <w:r>
-              <w:rPr>
-                <w:sz w:val="14"/>
-                <w:szCs w:val="14"/>
+              <w:spacing w:after="0" w:line="240"/>
+            </w:pPr>
+            <w:r>
+              <w:rPr>
+                <w:sz w:val="18"/>
+                <w:szCs w:val="18"/>
               </w:rPr>
               <w:t xml:space="preserve">大和アセットマネジメント 等</w:t>
             </w:r>
@@ -1506,12 +1506,12 @@
         </w:trPr>
         <w:tc>
           <w:tcPr>
-            <w:tcW w:type="dxa" w:w="3200"/>
-            <w:tcMar>
-              <w:top w:type="dxa" w:w="50"/>
-              <w:left w:type="dxa" w:w="80"/>
-              <w:bottom w:type="dxa" w:w="50"/>
-              <w:right w:type="dxa" w:w="80"/>
+            <w:tcW w:type="dxa" w:w="4650"/>
+            <w:tcMar>
+              <w:top w:type="dxa" w:w="80"/>
+              <w:left w:type="dxa" w:w="100"/>
+              <w:bottom w:type="dxa" w:w="80"/>
+              <w:right w:type="dxa" w:w="100"/>
             </w:tcMar>
             <w:vAlign w:val="center"/>
           </w:tcPr>
@@ -1524,8 +1524,8 @@
               <w:rPr>
                 <w:b w:val="false"/>
                 <w:bCs w:val="false"/>
-                <w:sz w:val="15"/>
-                <w:szCs w:val="15"/>
+                <w:sz w:val="19"/>
+                <w:szCs w:val="19"/>
               </w:rPr>
               <w:t xml:space="preserve">5. 確定拠出年金（DC）向け運用商品の提供</w:t>
             </w:r>
@@ -1533,38 +1533,38 @@
         </w:tc>
         <w:tc>
           <w:tcPr>
-            <w:tcW w:type="dxa" w:w="2040"/>
-            <w:tcMar>
-              <w:top w:type="dxa" w:w="50"/>
-              <w:left w:type="dxa" w:w="60"/>
-              <w:bottom w:type="dxa" w:w="50"/>
-              <w:right w:type="dxa" w:w="60"/>
-            </w:tcMar>
-            <w:vAlign w:val="center"/>
-          </w:tcPr>
-          <w:p>
-            <w:pPr>
-              <w:spacing w:after="0" w:line="216"/>
-            </w:pPr>
-            <w:r>
-              <w:rPr>
-                <w:b/>
-                <w:bCs/>
-                <w:color w:val="1F6F43"/>
-                <w:sz w:val="17"/>
-                <w:szCs w:val="17"/>
-              </w:rPr>
-              <w:t xml:space="preserve">○</w:t>
-            </w:r>
-          </w:p>
-          <w:p>
-            <w:pPr>
-              <w:spacing w:after="0" w:line="200"/>
-            </w:pPr>
-            <w:r>
-              <w:rPr>
-                <w:sz w:val="14"/>
-                <w:szCs w:val="14"/>
+            <w:tcW w:type="dxa" w:w="2970"/>
+            <w:tcMar>
+              <w:top w:type="dxa" w:w="80"/>
+              <w:left w:type="dxa" w:w="80"/>
+              <w:bottom w:type="dxa" w:w="80"/>
+              <w:right w:type="dxa" w:w="80"/>
+            </w:tcMar>
+            <w:vAlign w:val="center"/>
+          </w:tcPr>
+          <w:p>
+            <w:pPr>
+              <w:spacing w:after="0" w:line="260"/>
+            </w:pPr>
+            <w:r>
+              <w:rPr>
+                <w:b/>
+                <w:bCs/>
+                <w:color w:val="1F6F43"/>
+                <w:sz w:val="22"/>
+                <w:szCs w:val="22"/>
+              </w:rPr>
+              <w:t xml:space="preserve">○</w:t>
+            </w:r>
+          </w:p>
+          <w:p>
+            <w:pPr>
+              <w:spacing w:after="0" w:line="240"/>
+            </w:pPr>
+            <w:r>
+              <w:rPr>
+                <w:sz w:val="18"/>
+                <w:szCs w:val="18"/>
               </w:rPr>
               <w:t xml:space="preserve">アセットマネジメントOne</w:t>
             </w:r>
@@ -1572,38 +1572,38 @@
         </w:tc>
         <w:tc>
           <w:tcPr>
-            <w:tcW w:type="dxa" w:w="2040"/>
-            <w:tcMar>
-              <w:top w:type="dxa" w:w="50"/>
-              <w:left w:type="dxa" w:w="60"/>
-              <w:bottom w:type="dxa" w:w="50"/>
-              <w:right w:type="dxa" w:w="60"/>
-            </w:tcMar>
-            <w:vAlign w:val="center"/>
-          </w:tcPr>
-          <w:p>
-            <w:pPr>
-              <w:spacing w:after="0" w:line="216"/>
-            </w:pPr>
-            <w:r>
-              <w:rPr>
-                <w:b/>
-                <w:bCs/>
-                <w:color w:val="1F6F43"/>
-                <w:sz w:val="17"/>
-                <w:szCs w:val="17"/>
-              </w:rPr>
-              <w:t xml:space="preserve">○</w:t>
-            </w:r>
-          </w:p>
-          <w:p>
-            <w:pPr>
-              <w:spacing w:after="0" w:line="200"/>
-            </w:pPr>
-            <w:r>
-              <w:rPr>
-                <w:sz w:val="14"/>
-                <w:szCs w:val="14"/>
+            <w:tcW w:type="dxa" w:w="2970"/>
+            <w:tcMar>
+              <w:top w:type="dxa" w:w="80"/>
+              <w:left w:type="dxa" w:w="80"/>
+              <w:bottom w:type="dxa" w:w="80"/>
+              <w:right w:type="dxa" w:w="80"/>
+            </w:tcMar>
+            <w:vAlign w:val="center"/>
+          </w:tcPr>
+          <w:p>
+            <w:pPr>
+              <w:spacing w:after="0" w:line="260"/>
+            </w:pPr>
+            <w:r>
+              <w:rPr>
+                <w:b/>
+                <w:bCs/>
+                <w:color w:val="1F6F43"/>
+                <w:sz w:val="22"/>
+                <w:szCs w:val="22"/>
+              </w:rPr>
+              <w:t xml:space="preserve">○</w:t>
+            </w:r>
+          </w:p>
+          <w:p>
+            <w:pPr>
+              <w:spacing w:after="0" w:line="240"/>
+            </w:pPr>
+            <w:r>
+              <w:rPr>
+                <w:sz w:val="18"/>
+                <w:szCs w:val="18"/>
               </w:rPr>
               <w:t xml:space="preserve">三菱UFJアセットマネジメント</w:t>
             </w:r>
@@ -1611,38 +1611,38 @@
         </w:tc>
         <w:tc>
           <w:tcPr>
-            <w:tcW w:type="dxa" w:w="2040"/>
-            <w:tcMar>
-              <w:top w:type="dxa" w:w="50"/>
-              <w:left w:type="dxa" w:w="60"/>
-              <w:bottom w:type="dxa" w:w="50"/>
-              <w:right w:type="dxa" w:w="60"/>
-            </w:tcMar>
-            <w:vAlign w:val="center"/>
-          </w:tcPr>
-          <w:p>
-            <w:pPr>
-              <w:spacing w:after="0" w:line="216"/>
-            </w:pPr>
-            <w:r>
-              <w:rPr>
-                <w:b/>
-                <w:bCs/>
-                <w:color w:val="1F6F43"/>
-                <w:sz w:val="17"/>
-                <w:szCs w:val="17"/>
-              </w:rPr>
-              <w:t xml:space="preserve">○</w:t>
-            </w:r>
-          </w:p>
-          <w:p>
-            <w:pPr>
-              <w:spacing w:after="0" w:line="200"/>
-            </w:pPr>
-            <w:r>
-              <w:rPr>
-                <w:sz w:val="14"/>
-                <w:szCs w:val="14"/>
+            <w:tcW w:type="dxa" w:w="2970"/>
+            <w:tcMar>
+              <w:top w:type="dxa" w:w="80"/>
+              <w:left w:type="dxa" w:w="80"/>
+              <w:bottom w:type="dxa" w:w="80"/>
+              <w:right w:type="dxa" w:w="80"/>
+            </w:tcMar>
+            <w:vAlign w:val="center"/>
+          </w:tcPr>
+          <w:p>
+            <w:pPr>
+              <w:spacing w:after="0" w:line="260"/>
+            </w:pPr>
+            <w:r>
+              <w:rPr>
+                <w:b/>
+                <w:bCs/>
+                <w:color w:val="1F6F43"/>
+                <w:sz w:val="22"/>
+                <w:szCs w:val="22"/>
+              </w:rPr>
+              <w:t xml:space="preserve">○</w:t>
+            </w:r>
+          </w:p>
+          <w:p>
+            <w:pPr>
+              <w:spacing w:after="0" w:line="240"/>
+            </w:pPr>
+            <w:r>
+              <w:rPr>
+                <w:sz w:val="18"/>
+                <w:szCs w:val="18"/>
               </w:rPr>
               <w:t xml:space="preserve">りそなアセットマネジメント</w:t>
             </w:r>
@@ -1650,26 +1650,26 @@
         </w:tc>
         <w:tc>
           <w:tcPr>
-            <w:tcW w:type="dxa" w:w="1600"/>
-            <w:tcMar>
-              <w:top w:type="dxa" w:w="50"/>
-              <w:left w:type="dxa" w:w="60"/>
-              <w:bottom w:type="dxa" w:w="50"/>
-              <w:right w:type="dxa" w:w="60"/>
-            </w:tcMar>
-            <w:vAlign w:val="center"/>
-          </w:tcPr>
-          <w:p>
-            <w:pPr>
-              <w:spacing w:after="0" w:line="216"/>
+            <w:tcW w:type="dxa" w:w="2330"/>
+            <w:tcMar>
+              <w:top w:type="dxa" w:w="80"/>
+              <w:left w:type="dxa" w:w="80"/>
+              <w:bottom w:type="dxa" w:w="80"/>
+              <w:right w:type="dxa" w:w="80"/>
+            </w:tcMar>
+            <w:vAlign w:val="center"/>
+          </w:tcPr>
+          <w:p>
+            <w:pPr>
+              <w:spacing w:after="0" w:line="260"/>
             </w:pPr>
             <w:r>
               <w:rPr>
                 <w:b/>
                 <w:bCs/>
                 <w:color w:val="999999"/>
-                <w:sz w:val="17"/>
-                <w:szCs w:val="17"/>
+                <w:sz w:val="22"/>
+                <w:szCs w:val="22"/>
               </w:rPr>
               <w:t xml:space="preserve">×</w:t>
             </w:r>
@@ -1677,38 +1677,38 @@
         </w:tc>
         <w:tc>
           <w:tcPr>
-            <w:tcW w:type="dxa" w:w="2400"/>
-            <w:tcMar>
-              <w:top w:type="dxa" w:w="50"/>
-              <w:left w:type="dxa" w:w="60"/>
-              <w:bottom w:type="dxa" w:w="50"/>
-              <w:right w:type="dxa" w:w="60"/>
-            </w:tcMar>
-            <w:vAlign w:val="center"/>
-          </w:tcPr>
-          <w:p>
-            <w:pPr>
-              <w:spacing w:after="0" w:line="216"/>
-            </w:pPr>
-            <w:r>
-              <w:rPr>
-                <w:b/>
-                <w:bCs/>
-                <w:color w:val="1F6F43"/>
-                <w:sz w:val="17"/>
-                <w:szCs w:val="17"/>
-              </w:rPr>
-              <w:t xml:space="preserve">○</w:t>
-            </w:r>
-          </w:p>
-          <w:p>
-            <w:pPr>
-              <w:spacing w:after="0" w:line="200"/>
-            </w:pPr>
-            <w:r>
-              <w:rPr>
-                <w:sz w:val="14"/>
-                <w:szCs w:val="14"/>
+            <w:tcW w:type="dxa" w:w="3490"/>
+            <w:tcMar>
+              <w:top w:type="dxa" w:w="80"/>
+              <w:left w:type="dxa" w:w="80"/>
+              <w:bottom w:type="dxa" w:w="80"/>
+              <w:right w:type="dxa" w:w="80"/>
+            </w:tcMar>
+            <w:vAlign w:val="center"/>
+          </w:tcPr>
+          <w:p>
+            <w:pPr>
+              <w:spacing w:after="0" w:line="260"/>
+            </w:pPr>
+            <w:r>
+              <w:rPr>
+                <w:b/>
+                <w:bCs/>
+                <w:color w:val="1F6F43"/>
+                <w:sz w:val="22"/>
+                <w:szCs w:val="22"/>
+              </w:rPr>
+              <w:t xml:space="preserve">○</w:t>
+            </w:r>
+          </w:p>
+          <w:p>
+            <w:pPr>
+              <w:spacing w:after="0" w:line="240"/>
+            </w:pPr>
+            <w:r>
+              <w:rPr>
+                <w:sz w:val="18"/>
+                <w:szCs w:val="18"/>
               </w:rPr>
               <w:t xml:space="preserve">三井住友トラスト・アセットマネジメント 等</w:t>
             </w:r>
@@ -1716,38 +1716,38 @@
         </w:tc>
         <w:tc>
           <w:tcPr>
-            <w:tcW w:type="dxa" w:w="2078"/>
-            <w:tcMar>
-              <w:top w:type="dxa" w:w="50"/>
-              <w:left w:type="dxa" w:w="60"/>
-              <w:bottom w:type="dxa" w:w="50"/>
-              <w:right w:type="dxa" w:w="60"/>
-            </w:tcMar>
-            <w:vAlign w:val="center"/>
-          </w:tcPr>
-          <w:p>
-            <w:pPr>
-              <w:spacing w:after="0" w:line="216"/>
-            </w:pPr>
-            <w:r>
-              <w:rPr>
-                <w:b/>
-                <w:bCs/>
-                <w:color w:val="1F6F43"/>
-                <w:sz w:val="17"/>
-                <w:szCs w:val="17"/>
-              </w:rPr>
-              <w:t xml:space="preserve">○</w:t>
-            </w:r>
-          </w:p>
-          <w:p>
-            <w:pPr>
-              <w:spacing w:after="0" w:line="200"/>
-            </w:pPr>
-            <w:r>
-              <w:rPr>
-                <w:sz w:val="14"/>
-                <w:szCs w:val="14"/>
+            <w:tcW w:type="dxa" w:w="3031"/>
+            <w:tcMar>
+              <w:top w:type="dxa" w:w="80"/>
+              <w:left w:type="dxa" w:w="80"/>
+              <w:bottom w:type="dxa" w:w="80"/>
+              <w:right w:type="dxa" w:w="80"/>
+            </w:tcMar>
+            <w:vAlign w:val="center"/>
+          </w:tcPr>
+          <w:p>
+            <w:pPr>
+              <w:spacing w:after="0" w:line="260"/>
+            </w:pPr>
+            <w:r>
+              <w:rPr>
+                <w:b/>
+                <w:bCs/>
+                <w:color w:val="1F6F43"/>
+                <w:sz w:val="22"/>
+                <w:szCs w:val="22"/>
+              </w:rPr>
+              <w:t xml:space="preserve">○</w:t>
+            </w:r>
+          </w:p>
+          <w:p>
+            <w:pPr>
+              <w:spacing w:after="0" w:line="240"/>
+            </w:pPr>
+            <w:r>
+              <w:rPr>
+                <w:sz w:val="18"/>
+                <w:szCs w:val="18"/>
               </w:rPr>
               <w:t xml:space="preserve">野村アセットマネジメント 等</w:t>
             </w:r>
@@ -1760,12 +1760,12 @@
         </w:trPr>
         <w:tc>
           <w:tcPr>
-            <w:tcW w:type="dxa" w:w="3200"/>
-            <w:tcMar>
-              <w:top w:type="dxa" w:w="50"/>
-              <w:left w:type="dxa" w:w="80"/>
-              <w:bottom w:type="dxa" w:w="50"/>
-              <w:right w:type="dxa" w:w="80"/>
+            <w:tcW w:type="dxa" w:w="4650"/>
+            <w:tcMar>
+              <w:top w:type="dxa" w:w="80"/>
+              <w:left w:type="dxa" w:w="100"/>
+              <w:bottom w:type="dxa" w:w="80"/>
+              <w:right w:type="dxa" w:w="100"/>
             </w:tcMar>
             <w:vAlign w:val="center"/>
           </w:tcPr>
@@ -1778,8 +1778,8 @@
               <w:rPr>
                 <w:b w:val="false"/>
                 <w:bCs w:val="false"/>
-                <w:sz w:val="15"/>
-                <w:szCs w:val="15"/>
+                <w:sz w:val="19"/>
+                <w:szCs w:val="19"/>
               </w:rPr>
               <w:t xml:space="preserve">6. 機関投資家向け（年金基金・GPIF 等）運用受託業務</w:t>
             </w:r>
@@ -1787,38 +1787,38 @@
         </w:tc>
         <w:tc>
           <w:tcPr>
-            <w:tcW w:type="dxa" w:w="2040"/>
-            <w:tcMar>
-              <w:top w:type="dxa" w:w="50"/>
-              <w:left w:type="dxa" w:w="60"/>
-              <w:bottom w:type="dxa" w:w="50"/>
-              <w:right w:type="dxa" w:w="60"/>
-            </w:tcMar>
-            <w:vAlign w:val="center"/>
-          </w:tcPr>
-          <w:p>
-            <w:pPr>
-              <w:spacing w:after="0" w:line="216"/>
-            </w:pPr>
-            <w:r>
-              <w:rPr>
-                <w:b/>
-                <w:bCs/>
-                <w:color w:val="1F6F43"/>
-                <w:sz w:val="17"/>
-                <w:szCs w:val="17"/>
-              </w:rPr>
-              <w:t xml:space="preserve">○</w:t>
-            </w:r>
-          </w:p>
-          <w:p>
-            <w:pPr>
-              <w:spacing w:after="0" w:line="200"/>
-            </w:pPr>
-            <w:r>
-              <w:rPr>
-                <w:sz w:val="14"/>
-                <w:szCs w:val="14"/>
+            <w:tcW w:type="dxa" w:w="2970"/>
+            <w:tcMar>
+              <w:top w:type="dxa" w:w="80"/>
+              <w:left w:type="dxa" w:w="80"/>
+              <w:bottom w:type="dxa" w:w="80"/>
+              <w:right w:type="dxa" w:w="80"/>
+            </w:tcMar>
+            <w:vAlign w:val="center"/>
+          </w:tcPr>
+          <w:p>
+            <w:pPr>
+              <w:spacing w:after="0" w:line="260"/>
+            </w:pPr>
+            <w:r>
+              <w:rPr>
+                <w:b/>
+                <w:bCs/>
+                <w:color w:val="1F6F43"/>
+                <w:sz w:val="22"/>
+                <w:szCs w:val="22"/>
+              </w:rPr>
+              <w:t xml:space="preserve">○</w:t>
+            </w:r>
+          </w:p>
+          <w:p>
+            <w:pPr>
+              <w:spacing w:after="0" w:line="240"/>
+            </w:pPr>
+            <w:r>
+              <w:rPr>
+                <w:sz w:val="18"/>
+                <w:szCs w:val="18"/>
               </w:rPr>
               <w:t xml:space="preserve">アセットマネジメントOne</w:t>
             </w:r>
@@ -1826,38 +1826,38 @@
         </w:tc>
         <w:tc>
           <w:tcPr>
-            <w:tcW w:type="dxa" w:w="2040"/>
-            <w:tcMar>
-              <w:top w:type="dxa" w:w="50"/>
-              <w:left w:type="dxa" w:w="60"/>
-              <w:bottom w:type="dxa" w:w="50"/>
-              <w:right w:type="dxa" w:w="60"/>
-            </w:tcMar>
-            <w:vAlign w:val="center"/>
-          </w:tcPr>
-          <w:p>
-            <w:pPr>
-              <w:spacing w:after="0" w:line="216"/>
-            </w:pPr>
-            <w:r>
-              <w:rPr>
-                <w:b/>
-                <w:bCs/>
-                <w:color w:val="1F6F43"/>
-                <w:sz w:val="17"/>
-                <w:szCs w:val="17"/>
-              </w:rPr>
-              <w:t xml:space="preserve">○</w:t>
-            </w:r>
-          </w:p>
-          <w:p>
-            <w:pPr>
-              <w:spacing w:after="0" w:line="200"/>
-            </w:pPr>
-            <w:r>
-              <w:rPr>
-                <w:sz w:val="14"/>
-                <w:szCs w:val="14"/>
+            <w:tcW w:type="dxa" w:w="2970"/>
+            <w:tcMar>
+              <w:top w:type="dxa" w:w="80"/>
+              <w:left w:type="dxa" w:w="80"/>
+              <w:bottom w:type="dxa" w:w="80"/>
+              <w:right w:type="dxa" w:w="80"/>
+            </w:tcMar>
+            <w:vAlign w:val="center"/>
+          </w:tcPr>
+          <w:p>
+            <w:pPr>
+              <w:spacing w:after="0" w:line="260"/>
+            </w:pPr>
+            <w:r>
+              <w:rPr>
+                <w:b/>
+                <w:bCs/>
+                <w:color w:val="1F6F43"/>
+                <w:sz w:val="22"/>
+                <w:szCs w:val="22"/>
+              </w:rPr>
+              <w:t xml:space="preserve">○</w:t>
+            </w:r>
+          </w:p>
+          <w:p>
+            <w:pPr>
+              <w:spacing w:after="0" w:line="240"/>
+            </w:pPr>
+            <w:r>
+              <w:rPr>
+                <w:sz w:val="18"/>
+                <w:szCs w:val="18"/>
               </w:rPr>
               <w:t xml:space="preserve">三菱UFJアセットマネジメント</w:t>
             </w:r>
@@ -1865,38 +1865,38 @@
         </w:tc>
         <w:tc>
           <w:tcPr>
-            <w:tcW w:type="dxa" w:w="2040"/>
-            <w:tcMar>
-              <w:top w:type="dxa" w:w="50"/>
-              <w:left w:type="dxa" w:w="60"/>
-              <w:bottom w:type="dxa" w:w="50"/>
-              <w:right w:type="dxa" w:w="60"/>
-            </w:tcMar>
-            <w:vAlign w:val="center"/>
-          </w:tcPr>
-          <w:p>
-            <w:pPr>
-              <w:spacing w:after="0" w:line="216"/>
-            </w:pPr>
-            <w:r>
-              <w:rPr>
-                <w:b/>
-                <w:bCs/>
-                <w:color w:val="1F6F43"/>
-                <w:sz w:val="17"/>
-                <w:szCs w:val="17"/>
-              </w:rPr>
-              <w:t xml:space="preserve">○</w:t>
-            </w:r>
-          </w:p>
-          <w:p>
-            <w:pPr>
-              <w:spacing w:after="0" w:line="200"/>
-            </w:pPr>
-            <w:r>
-              <w:rPr>
-                <w:sz w:val="14"/>
-                <w:szCs w:val="14"/>
+            <w:tcW w:type="dxa" w:w="2970"/>
+            <w:tcMar>
+              <w:top w:type="dxa" w:w="80"/>
+              <w:left w:type="dxa" w:w="80"/>
+              <w:bottom w:type="dxa" w:w="80"/>
+              <w:right w:type="dxa" w:w="80"/>
+            </w:tcMar>
+            <w:vAlign w:val="center"/>
+          </w:tcPr>
+          <w:p>
+            <w:pPr>
+              <w:spacing w:after="0" w:line="260"/>
+            </w:pPr>
+            <w:r>
+              <w:rPr>
+                <w:b/>
+                <w:bCs/>
+                <w:color w:val="1F6F43"/>
+                <w:sz w:val="22"/>
+                <w:szCs w:val="22"/>
+              </w:rPr>
+              <w:t xml:space="preserve">○</w:t>
+            </w:r>
+          </w:p>
+          <w:p>
+            <w:pPr>
+              <w:spacing w:after="0" w:line="240"/>
+            </w:pPr>
+            <w:r>
+              <w:rPr>
+                <w:sz w:val="18"/>
+                <w:szCs w:val="18"/>
               </w:rPr>
               <w:t xml:space="preserve">りそなアセットマネジメント</w:t>
             </w:r>
@@ -1904,26 +1904,26 @@
         </w:tc>
         <w:tc>
           <w:tcPr>
-            <w:tcW w:type="dxa" w:w="1600"/>
-            <w:tcMar>
-              <w:top w:type="dxa" w:w="50"/>
-              <w:left w:type="dxa" w:w="60"/>
-              <w:bottom w:type="dxa" w:w="50"/>
-              <w:right w:type="dxa" w:w="60"/>
-            </w:tcMar>
-            <w:vAlign w:val="center"/>
-          </w:tcPr>
-          <w:p>
-            <w:pPr>
-              <w:spacing w:after="0" w:line="216"/>
+            <w:tcW w:type="dxa" w:w="2330"/>
+            <w:tcMar>
+              <w:top w:type="dxa" w:w="80"/>
+              <w:left w:type="dxa" w:w="80"/>
+              <w:bottom w:type="dxa" w:w="80"/>
+              <w:right w:type="dxa" w:w="80"/>
+            </w:tcMar>
+            <w:vAlign w:val="center"/>
+          </w:tcPr>
+          <w:p>
+            <w:pPr>
+              <w:spacing w:after="0" w:line="260"/>
             </w:pPr>
             <w:r>
               <w:rPr>
                 <w:b/>
                 <w:bCs/>
                 <w:color w:val="999999"/>
-                <w:sz w:val="17"/>
-                <w:szCs w:val="17"/>
+                <w:sz w:val="22"/>
+                <w:szCs w:val="22"/>
               </w:rPr>
               <w:t xml:space="preserve">×</w:t>
             </w:r>
@@ -1931,38 +1931,38 @@
         </w:tc>
         <w:tc>
           <w:tcPr>
-            <w:tcW w:type="dxa" w:w="2400"/>
-            <w:tcMar>
-              <w:top w:type="dxa" w:w="50"/>
-              <w:left w:type="dxa" w:w="60"/>
-              <w:bottom w:type="dxa" w:w="50"/>
-              <w:right w:type="dxa" w:w="60"/>
-            </w:tcMar>
-            <w:vAlign w:val="center"/>
-          </w:tcPr>
-          <w:p>
-            <w:pPr>
-              <w:spacing w:after="0" w:line="216"/>
-            </w:pPr>
-            <w:r>
-              <w:rPr>
-                <w:b/>
-                <w:bCs/>
-                <w:color w:val="1F6F43"/>
-                <w:sz w:val="17"/>
-                <w:szCs w:val="17"/>
-              </w:rPr>
-              <w:t xml:space="preserve">○</w:t>
-            </w:r>
-          </w:p>
-          <w:p>
-            <w:pPr>
-              <w:spacing w:after="0" w:line="200"/>
-            </w:pPr>
-            <w:r>
-              <w:rPr>
-                <w:sz w:val="14"/>
-                <w:szCs w:val="14"/>
+            <w:tcW w:type="dxa" w:w="3490"/>
+            <w:tcMar>
+              <w:top w:type="dxa" w:w="80"/>
+              <w:left w:type="dxa" w:w="80"/>
+              <w:bottom w:type="dxa" w:w="80"/>
+              <w:right w:type="dxa" w:w="80"/>
+            </w:tcMar>
+            <w:vAlign w:val="center"/>
+          </w:tcPr>
+          <w:p>
+            <w:pPr>
+              <w:spacing w:after="0" w:line="260"/>
+            </w:pPr>
+            <w:r>
+              <w:rPr>
+                <w:b/>
+                <w:bCs/>
+                <w:color w:val="1F6F43"/>
+                <w:sz w:val="22"/>
+                <w:szCs w:val="22"/>
+              </w:rPr>
+              <w:t xml:space="preserve">○</w:t>
+            </w:r>
+          </w:p>
+          <w:p>
+            <w:pPr>
+              <w:spacing w:after="0" w:line="240"/>
+            </w:pPr>
+            <w:r>
+              <w:rPr>
+                <w:sz w:val="18"/>
+                <w:szCs w:val="18"/>
               </w:rPr>
               <w:t xml:space="preserve">三井住友トラスト・アセットマネジメント</w:t>
             </w:r>
@@ -1970,38 +1970,38 @@
         </w:tc>
         <w:tc>
           <w:tcPr>
-            <w:tcW w:type="dxa" w:w="2078"/>
-            <w:tcMar>
-              <w:top w:type="dxa" w:w="50"/>
-              <w:left w:type="dxa" w:w="60"/>
-              <w:bottom w:type="dxa" w:w="50"/>
-              <w:right w:type="dxa" w:w="60"/>
-            </w:tcMar>
-            <w:vAlign w:val="center"/>
-          </w:tcPr>
-          <w:p>
-            <w:pPr>
-              <w:spacing w:after="0" w:line="216"/>
-            </w:pPr>
-            <w:r>
-              <w:rPr>
-                <w:b/>
-                <w:bCs/>
-                <w:color w:val="1F6F43"/>
-                <w:sz w:val="17"/>
-                <w:szCs w:val="17"/>
-              </w:rPr>
-              <w:t xml:space="preserve">○</w:t>
-            </w:r>
-          </w:p>
-          <w:p>
-            <w:pPr>
-              <w:spacing w:after="0" w:line="200"/>
-            </w:pPr>
-            <w:r>
-              <w:rPr>
-                <w:sz w:val="14"/>
-                <w:szCs w:val="14"/>
+            <w:tcW w:type="dxa" w:w="3031"/>
+            <w:tcMar>
+              <w:top w:type="dxa" w:w="80"/>
+              <w:left w:type="dxa" w:w="80"/>
+              <w:bottom w:type="dxa" w:w="80"/>
+              <w:right w:type="dxa" w:w="80"/>
+            </w:tcMar>
+            <w:vAlign w:val="center"/>
+          </w:tcPr>
+          <w:p>
+            <w:pPr>
+              <w:spacing w:after="0" w:line="260"/>
+            </w:pPr>
+            <w:r>
+              <w:rPr>
+                <w:b/>
+                <w:bCs/>
+                <w:color w:val="1F6F43"/>
+                <w:sz w:val="22"/>
+                <w:szCs w:val="22"/>
+              </w:rPr>
+              <w:t xml:space="preserve">○</w:t>
+            </w:r>
+          </w:p>
+          <w:p>
+            <w:pPr>
+              <w:spacing w:after="0" w:line="240"/>
+            </w:pPr>
+            <w:r>
+              <w:rPr>
+                <w:sz w:val="18"/>
+                <w:szCs w:val="18"/>
               </w:rPr>
               <w:t xml:space="preserve">野村アセットマネジメント 等</w:t>
             </w:r>
@@ -2014,12 +2014,12 @@
         </w:trPr>
         <w:tc>
           <w:tcPr>
-            <w:tcW w:type="dxa" w:w="3200"/>
-            <w:tcMar>
-              <w:top w:type="dxa" w:w="50"/>
-              <w:left w:type="dxa" w:w="80"/>
-              <w:bottom w:type="dxa" w:w="50"/>
-              <w:right w:type="dxa" w:w="80"/>
+            <w:tcW w:type="dxa" w:w="4650"/>
+            <w:tcMar>
+              <w:top w:type="dxa" w:w="80"/>
+              <w:left w:type="dxa" w:w="100"/>
+              <w:bottom w:type="dxa" w:w="80"/>
+              <w:right w:type="dxa" w:w="100"/>
             </w:tcMar>
             <w:vAlign w:val="center"/>
           </w:tcPr>
@@ -2032,8 +2032,8 @@
               <w:rPr>
                 <w:b w:val="false"/>
                 <w:bCs w:val="false"/>
-                <w:sz w:val="15"/>
-                <w:szCs w:val="15"/>
+                <w:sz w:val="19"/>
+                <w:szCs w:val="19"/>
               </w:rPr>
               <w:t xml:space="preserve">7. オルタナティブ投資運用（PE・不動産ファンド・ヘッジファンド 等）</w:t>
             </w:r>
@@ -2041,38 +2041,38 @@
         </w:tc>
         <w:tc>
           <w:tcPr>
-            <w:tcW w:type="dxa" w:w="2040"/>
-            <w:tcMar>
-              <w:top w:type="dxa" w:w="50"/>
-              <w:left w:type="dxa" w:w="60"/>
-              <w:bottom w:type="dxa" w:w="50"/>
-              <w:right w:type="dxa" w:w="60"/>
-            </w:tcMar>
-            <w:vAlign w:val="center"/>
-          </w:tcPr>
-          <w:p>
-            <w:pPr>
-              <w:spacing w:after="0" w:line="216"/>
-            </w:pPr>
-            <w:r>
-              <w:rPr>
-                <w:b/>
-                <w:bCs/>
-                <w:color w:val="1F6F43"/>
-                <w:sz w:val="17"/>
-                <w:szCs w:val="17"/>
-              </w:rPr>
-              <w:t xml:space="preserve">○</w:t>
-            </w:r>
-          </w:p>
-          <w:p>
-            <w:pPr>
-              <w:spacing w:after="0" w:line="200"/>
-            </w:pPr>
-            <w:r>
-              <w:rPr>
-                <w:sz w:val="14"/>
-                <w:szCs w:val="14"/>
+            <w:tcW w:type="dxa" w:w="2970"/>
+            <w:tcMar>
+              <w:top w:type="dxa" w:w="80"/>
+              <w:left w:type="dxa" w:w="80"/>
+              <w:bottom w:type="dxa" w:w="80"/>
+              <w:right w:type="dxa" w:w="80"/>
+            </w:tcMar>
+            <w:vAlign w:val="center"/>
+          </w:tcPr>
+          <w:p>
+            <w:pPr>
+              <w:spacing w:after="0" w:line="260"/>
+            </w:pPr>
+            <w:r>
+              <w:rPr>
+                <w:b/>
+                <w:bCs/>
+                <w:color w:val="1F6F43"/>
+                <w:sz w:val="22"/>
+                <w:szCs w:val="22"/>
+              </w:rPr>
+              <w:t xml:space="preserve">○</w:t>
+            </w:r>
+          </w:p>
+          <w:p>
+            <w:pPr>
+              <w:spacing w:after="0" w:line="240"/>
+            </w:pPr>
+            <w:r>
+              <w:rPr>
+                <w:sz w:val="18"/>
+                <w:szCs w:val="18"/>
               </w:rPr>
               <w:t xml:space="preserve">アセットマネジメントOne 等</w:t>
             </w:r>
@@ -2080,38 +2080,38 @@
         </w:tc>
         <w:tc>
           <w:tcPr>
-            <w:tcW w:type="dxa" w:w="2040"/>
-            <w:tcMar>
-              <w:top w:type="dxa" w:w="50"/>
-              <w:left w:type="dxa" w:w="60"/>
-              <w:bottom w:type="dxa" w:w="50"/>
-              <w:right w:type="dxa" w:w="60"/>
-            </w:tcMar>
-            <w:vAlign w:val="center"/>
-          </w:tcPr>
-          <w:p>
-            <w:pPr>
-              <w:spacing w:after="0" w:line="216"/>
-            </w:pPr>
-            <w:r>
-              <w:rPr>
-                <w:b/>
-                <w:bCs/>
-                <w:color w:val="1F6F43"/>
-                <w:sz w:val="17"/>
-                <w:szCs w:val="17"/>
-              </w:rPr>
-              <w:t xml:space="preserve">○</w:t>
-            </w:r>
-          </w:p>
-          <w:p>
-            <w:pPr>
-              <w:spacing w:after="0" w:line="200"/>
-            </w:pPr>
-            <w:r>
-              <w:rPr>
-                <w:sz w:val="14"/>
-                <w:szCs w:val="14"/>
+            <w:tcW w:type="dxa" w:w="2970"/>
+            <w:tcMar>
+              <w:top w:type="dxa" w:w="80"/>
+              <w:left w:type="dxa" w:w="80"/>
+              <w:bottom w:type="dxa" w:w="80"/>
+              <w:right w:type="dxa" w:w="80"/>
+            </w:tcMar>
+            <w:vAlign w:val="center"/>
+          </w:tcPr>
+          <w:p>
+            <w:pPr>
+              <w:spacing w:after="0" w:line="260"/>
+            </w:pPr>
+            <w:r>
+              <w:rPr>
+                <w:b/>
+                <w:bCs/>
+                <w:color w:val="1F6F43"/>
+                <w:sz w:val="22"/>
+                <w:szCs w:val="22"/>
+              </w:rPr>
+              <w:t xml:space="preserve">○</w:t>
+            </w:r>
+          </w:p>
+          <w:p>
+            <w:pPr>
+              <w:spacing w:after="0" w:line="240"/>
+            </w:pPr>
+            <w:r>
+              <w:rPr>
+                <w:sz w:val="18"/>
+                <w:szCs w:val="18"/>
               </w:rPr>
               <w:t xml:space="preserve">三菱UFJアセットマネジメント 等</w:t>
             </w:r>
@@ -2119,26 +2119,26 @@
         </w:tc>
         <w:tc>
           <w:tcPr>
-            <w:tcW w:type="dxa" w:w="2040"/>
-            <w:tcMar>
-              <w:top w:type="dxa" w:w="50"/>
-              <w:left w:type="dxa" w:w="60"/>
-              <w:bottom w:type="dxa" w:w="50"/>
-              <w:right w:type="dxa" w:w="60"/>
-            </w:tcMar>
-            <w:vAlign w:val="center"/>
-          </w:tcPr>
-          <w:p>
-            <w:pPr>
-              <w:spacing w:after="0" w:line="216"/>
+            <w:tcW w:type="dxa" w:w="2970"/>
+            <w:tcMar>
+              <w:top w:type="dxa" w:w="80"/>
+              <w:left w:type="dxa" w:w="80"/>
+              <w:bottom w:type="dxa" w:w="80"/>
+              <w:right w:type="dxa" w:w="80"/>
+            </w:tcMar>
+            <w:vAlign w:val="center"/>
+          </w:tcPr>
+          <w:p>
+            <w:pPr>
+              <w:spacing w:after="0" w:line="260"/>
             </w:pPr>
             <w:r>
               <w:rPr>
                 <w:b/>
                 <w:bCs/>
                 <w:color w:val="B36B00"/>
-                <w:sz w:val="17"/>
-                <w:szCs w:val="17"/>
+                <w:sz w:val="22"/>
+                <w:szCs w:val="22"/>
               </w:rPr>
               <w:t xml:space="preserve">△</w:t>
             </w:r>
@@ -2146,38 +2146,38 @@
         </w:tc>
         <w:tc>
           <w:tcPr>
-            <w:tcW w:type="dxa" w:w="1600"/>
-            <w:tcMar>
-              <w:top w:type="dxa" w:w="50"/>
-              <w:left w:type="dxa" w:w="60"/>
-              <w:bottom w:type="dxa" w:w="50"/>
-              <w:right w:type="dxa" w:w="60"/>
-            </w:tcMar>
-            <w:vAlign w:val="center"/>
-          </w:tcPr>
-          <w:p>
-            <w:pPr>
-              <w:spacing w:after="0" w:line="216"/>
+            <w:tcW w:type="dxa" w:w="2330"/>
+            <w:tcMar>
+              <w:top w:type="dxa" w:w="80"/>
+              <w:left w:type="dxa" w:w="80"/>
+              <w:bottom w:type="dxa" w:w="80"/>
+              <w:right w:type="dxa" w:w="80"/>
+            </w:tcMar>
+            <w:vAlign w:val="center"/>
+          </w:tcPr>
+          <w:p>
+            <w:pPr>
+              <w:spacing w:after="0" w:line="260"/>
             </w:pPr>
             <w:r>
               <w:rPr>
                 <w:b/>
                 <w:bCs/>
                 <w:color w:val="B36B00"/>
-                <w:sz w:val="17"/>
-                <w:szCs w:val="17"/>
+                <w:sz w:val="22"/>
+                <w:szCs w:val="22"/>
               </w:rPr>
               <w:t xml:space="preserve">△</w:t>
             </w:r>
           </w:p>
           <w:p>
             <w:pPr>
-              <w:spacing w:after="0" w:line="200"/>
-            </w:pPr>
-            <w:r>
-              <w:rPr>
-                <w:sz w:val="14"/>
-                <w:szCs w:val="14"/>
+              <w:spacing w:after="0" w:line="240"/>
+            </w:pPr>
+            <w:r>
+              <w:rPr>
+                <w:sz w:val="18"/>
+                <w:szCs w:val="18"/>
               </w:rPr>
               <w:t xml:space="preserve">ゆうちょアセットマネジメント</w:t>
             </w:r>
@@ -2185,38 +2185,38 @@
         </w:tc>
         <w:tc>
           <w:tcPr>
-            <w:tcW w:type="dxa" w:w="2400"/>
-            <w:tcMar>
-              <w:top w:type="dxa" w:w="50"/>
-              <w:left w:type="dxa" w:w="60"/>
-              <w:bottom w:type="dxa" w:w="50"/>
-              <w:right w:type="dxa" w:w="60"/>
-            </w:tcMar>
-            <w:vAlign w:val="center"/>
-          </w:tcPr>
-          <w:p>
-            <w:pPr>
-              <w:spacing w:after="0" w:line="216"/>
-            </w:pPr>
-            <w:r>
-              <w:rPr>
-                <w:b/>
-                <w:bCs/>
-                <w:color w:val="1F6F43"/>
-                <w:sz w:val="17"/>
-                <w:szCs w:val="17"/>
-              </w:rPr>
-              <w:t xml:space="preserve">○</w:t>
-            </w:r>
-          </w:p>
-          <w:p>
-            <w:pPr>
-              <w:spacing w:after="0" w:line="200"/>
-            </w:pPr>
-            <w:r>
-              <w:rPr>
-                <w:sz w:val="14"/>
-                <w:szCs w:val="14"/>
+            <w:tcW w:type="dxa" w:w="3490"/>
+            <w:tcMar>
+              <w:top w:type="dxa" w:w="80"/>
+              <w:left w:type="dxa" w:w="80"/>
+              <w:bottom w:type="dxa" w:w="80"/>
+              <w:right w:type="dxa" w:w="80"/>
+            </w:tcMar>
+            <w:vAlign w:val="center"/>
+          </w:tcPr>
+          <w:p>
+            <w:pPr>
+              <w:spacing w:after="0" w:line="260"/>
+            </w:pPr>
+            <w:r>
+              <w:rPr>
+                <w:b/>
+                <w:bCs/>
+                <w:color w:val="1F6F43"/>
+                <w:sz w:val="22"/>
+                <w:szCs w:val="22"/>
+              </w:rPr>
+              <w:t xml:space="preserve">○</w:t>
+            </w:r>
+          </w:p>
+          <w:p>
+            <w:pPr>
+              <w:spacing w:after="0" w:line="240"/>
+            </w:pPr>
+            <w:r>
+              <w:rPr>
+                <w:sz w:val="18"/>
+                <w:szCs w:val="18"/>
               </w:rPr>
               <w:t xml:space="preserve">三井住友トラスト・アセットマネジメント 等</w:t>
             </w:r>
@@ -2224,26 +2224,26 @@
         </w:tc>
         <w:tc>
           <w:tcPr>
-            <w:tcW w:type="dxa" w:w="2078"/>
-            <w:tcMar>
-              <w:top w:type="dxa" w:w="50"/>
-              <w:left w:type="dxa" w:w="60"/>
-              <w:bottom w:type="dxa" w:w="50"/>
-              <w:right w:type="dxa" w:w="60"/>
-            </w:tcMar>
-            <w:vAlign w:val="center"/>
-          </w:tcPr>
-          <w:p>
-            <w:pPr>
-              <w:spacing w:after="0" w:line="216"/>
+            <w:tcW w:type="dxa" w:w="3031"/>
+            <w:tcMar>
+              <w:top w:type="dxa" w:w="80"/>
+              <w:left w:type="dxa" w:w="80"/>
+              <w:bottom w:type="dxa" w:w="80"/>
+              <w:right w:type="dxa" w:w="80"/>
+            </w:tcMar>
+            <w:vAlign w:val="center"/>
+          </w:tcPr>
+          <w:p>
+            <w:pPr>
+              <w:spacing w:after="0" w:line="260"/>
             </w:pPr>
             <w:r>
               <w:rPr>
                 <w:b/>
                 <w:bCs/>
                 <w:color w:val="B36B00"/>
-                <w:sz w:val="17"/>
-                <w:szCs w:val="17"/>
+                <w:sz w:val="22"/>
+                <w:szCs w:val="22"/>
               </w:rPr>
               <w:t xml:space="preserve">△</w:t>
             </w:r>
@@ -2256,14 +2256,14 @@
         </w:trPr>
         <w:tc>
           <w:tcPr>
-            <w:tcW w:type="dxa" w:w="15398"/>
+            <w:tcW w:type="dxa" w:w="22411"/>
             <w:gridSpan w:val="7"/>
             <w:shd w:fill="D9E2F3" w:val="clear"/>
             <w:tcMar>
-              <w:top w:type="dxa" w:w="60"/>
-              <w:left w:type="dxa" w:w="100"/>
-              <w:bottom w:type="dxa" w:w="60"/>
-              <w:right w:type="dxa" w:w="80"/>
+              <w:top w:type="dxa" w:w="90"/>
+              <w:left w:type="dxa" w:w="120"/>
+              <w:bottom w:type="dxa" w:w="90"/>
+              <w:right w:type="dxa" w:w="100"/>
             </w:tcMar>
           </w:tcPr>
           <w:p>
@@ -2276,8 +2276,8 @@
                 <w:b/>
                 <w:bCs/>
                 <w:color w:val="1F3864"/>
-                <w:sz w:val="16"/>
-                <w:szCs w:val="16"/>
+                <w:sz w:val="20"/>
+                <w:szCs w:val="20"/>
               </w:rPr>
               <w:t xml:space="preserve">C. マーケット業務（市場部門・トレーディング・ALM）</w:t>
             </w:r>
@@ -2290,12 +2290,12 @@
         </w:trPr>
         <w:tc>
           <w:tcPr>
-            <w:tcW w:type="dxa" w:w="3200"/>
-            <w:tcMar>
-              <w:top w:type="dxa" w:w="50"/>
-              <w:left w:type="dxa" w:w="80"/>
-              <w:bottom w:type="dxa" w:w="50"/>
-              <w:right w:type="dxa" w:w="80"/>
+            <w:tcW w:type="dxa" w:w="4650"/>
+            <w:tcMar>
+              <w:top w:type="dxa" w:w="80"/>
+              <w:left w:type="dxa" w:w="100"/>
+              <w:bottom w:type="dxa" w:w="80"/>
+              <w:right w:type="dxa" w:w="100"/>
             </w:tcMar>
             <w:vAlign w:val="center"/>
           </w:tcPr>
@@ -2308,8 +2308,8 @@
               <w:rPr>
                 <w:b w:val="false"/>
                 <w:bCs w:val="false"/>
-                <w:sz w:val="15"/>
-                <w:szCs w:val="15"/>
+                <w:sz w:val="19"/>
+                <w:szCs w:val="19"/>
               </w:rPr>
               <w:t xml:space="preserve">8. 資金繰り・ALM業務（円貨・外貨の調達・運用管理）</w:t>
             </w:r>
@@ -2317,50 +2317,50 @@
         </w:tc>
         <w:tc>
           <w:tcPr>
-            <w:tcW w:type="dxa" w:w="2040"/>
-            <w:tcMar>
-              <w:top w:type="dxa" w:w="50"/>
-              <w:left w:type="dxa" w:w="60"/>
-              <w:bottom w:type="dxa" w:w="50"/>
-              <w:right w:type="dxa" w:w="60"/>
-            </w:tcMar>
-            <w:vAlign w:val="center"/>
-          </w:tcPr>
-          <w:p>
-            <w:pPr>
-              <w:spacing w:after="0" w:line="216"/>
-            </w:pPr>
-            <w:r>
-              <w:rPr>
-                <w:b/>
-                <w:bCs/>
-                <w:color w:val="1F6F43"/>
-                <w:sz w:val="17"/>
-                <w:szCs w:val="17"/>
-              </w:rPr>
-              <w:t xml:space="preserve">○</w:t>
-            </w:r>
-          </w:p>
-          <w:p>
-            <w:pPr>
-              <w:spacing w:after="0" w:line="200"/>
-            </w:pPr>
-            <w:r>
-              <w:rPr>
-                <w:sz w:val="14"/>
-                <w:szCs w:val="14"/>
+            <w:tcW w:type="dxa" w:w="2970"/>
+            <w:tcMar>
+              <w:top w:type="dxa" w:w="80"/>
+              <w:left w:type="dxa" w:w="80"/>
+              <w:bottom w:type="dxa" w:w="80"/>
+              <w:right w:type="dxa" w:w="80"/>
+            </w:tcMar>
+            <w:vAlign w:val="center"/>
+          </w:tcPr>
+          <w:p>
+            <w:pPr>
+              <w:spacing w:after="0" w:line="260"/>
+            </w:pPr>
+            <w:r>
+              <w:rPr>
+                <w:b/>
+                <w:bCs/>
+                <w:color w:val="1F6F43"/>
+                <w:sz w:val="22"/>
+                <w:szCs w:val="22"/>
+              </w:rPr>
+              <w:t xml:space="preserve">○</w:t>
+            </w:r>
+          </w:p>
+          <w:p>
+            <w:pPr>
+              <w:spacing w:after="0" w:line="240"/>
+            </w:pPr>
+            <w:r>
+              <w:rPr>
+                <w:sz w:val="18"/>
+                <w:szCs w:val="18"/>
               </w:rPr>
               <w:t xml:space="preserve">みずほ銀行</w:t>
             </w:r>
           </w:p>
           <w:p>
             <w:pPr>
-              <w:spacing w:after="0" w:line="200"/>
-            </w:pPr>
-            <w:r>
-              <w:rPr>
-                <w:sz w:val="14"/>
-                <w:szCs w:val="14"/>
+              <w:spacing w:after="0" w:line="240"/>
+            </w:pPr>
+            <w:r>
+              <w:rPr>
+                <w:sz w:val="18"/>
+                <w:szCs w:val="18"/>
               </w:rPr>
               <w:t xml:space="preserve">みずほ信託銀行</w:t>
             </w:r>
@@ -2368,50 +2368,50 @@
         </w:tc>
         <w:tc>
           <w:tcPr>
-            <w:tcW w:type="dxa" w:w="2040"/>
-            <w:tcMar>
-              <w:top w:type="dxa" w:w="50"/>
-              <w:left w:type="dxa" w:w="60"/>
-              <w:bottom w:type="dxa" w:w="50"/>
-              <w:right w:type="dxa" w:w="60"/>
-            </w:tcMar>
-            <w:vAlign w:val="center"/>
-          </w:tcPr>
-          <w:p>
-            <w:pPr>
-              <w:spacing w:after="0" w:line="216"/>
-            </w:pPr>
-            <w:r>
-              <w:rPr>
-                <w:b/>
-                <w:bCs/>
-                <w:color w:val="1F6F43"/>
-                <w:sz w:val="17"/>
-                <w:szCs w:val="17"/>
-              </w:rPr>
-              <w:t xml:space="preserve">○</w:t>
-            </w:r>
-          </w:p>
-          <w:p>
-            <w:pPr>
-              <w:spacing w:after="0" w:line="200"/>
-            </w:pPr>
-            <w:r>
-              <w:rPr>
-                <w:sz w:val="14"/>
-                <w:szCs w:val="14"/>
+            <w:tcW w:type="dxa" w:w="2970"/>
+            <w:tcMar>
+              <w:top w:type="dxa" w:w="80"/>
+              <w:left w:type="dxa" w:w="80"/>
+              <w:bottom w:type="dxa" w:w="80"/>
+              <w:right w:type="dxa" w:w="80"/>
+            </w:tcMar>
+            <w:vAlign w:val="center"/>
+          </w:tcPr>
+          <w:p>
+            <w:pPr>
+              <w:spacing w:after="0" w:line="260"/>
+            </w:pPr>
+            <w:r>
+              <w:rPr>
+                <w:b/>
+                <w:bCs/>
+                <w:color w:val="1F6F43"/>
+                <w:sz w:val="22"/>
+                <w:szCs w:val="22"/>
+              </w:rPr>
+              <w:t xml:space="preserve">○</w:t>
+            </w:r>
+          </w:p>
+          <w:p>
+            <w:pPr>
+              <w:spacing w:after="0" w:line="240"/>
+            </w:pPr>
+            <w:r>
+              <w:rPr>
+                <w:sz w:val="18"/>
+                <w:szCs w:val="18"/>
               </w:rPr>
               <w:t xml:space="preserve">三菱UFJ銀行</w:t>
             </w:r>
           </w:p>
           <w:p>
             <w:pPr>
-              <w:spacing w:after="0" w:line="200"/>
-            </w:pPr>
-            <w:r>
-              <w:rPr>
-                <w:sz w:val="14"/>
-                <w:szCs w:val="14"/>
+              <w:spacing w:after="0" w:line="240"/>
+            </w:pPr>
+            <w:r>
+              <w:rPr>
+                <w:sz w:val="18"/>
+                <w:szCs w:val="18"/>
               </w:rPr>
               <w:t xml:space="preserve">三菱UFJ信託銀行</w:t>
             </w:r>
@@ -2419,50 +2419,50 @@
         </w:tc>
         <w:tc>
           <w:tcPr>
-            <w:tcW w:type="dxa" w:w="2040"/>
-            <w:tcMar>
-              <w:top w:type="dxa" w:w="50"/>
-              <w:left w:type="dxa" w:w="60"/>
-              <w:bottom w:type="dxa" w:w="50"/>
-              <w:right w:type="dxa" w:w="60"/>
-            </w:tcMar>
-            <w:vAlign w:val="center"/>
-          </w:tcPr>
-          <w:p>
-            <w:pPr>
-              <w:spacing w:after="0" w:line="216"/>
-            </w:pPr>
-            <w:r>
-              <w:rPr>
-                <w:b/>
-                <w:bCs/>
-                <w:color w:val="1F6F43"/>
-                <w:sz w:val="17"/>
-                <w:szCs w:val="17"/>
-              </w:rPr>
-              <w:t xml:space="preserve">○</w:t>
-            </w:r>
-          </w:p>
-          <w:p>
-            <w:pPr>
-              <w:spacing w:after="0" w:line="200"/>
-            </w:pPr>
-            <w:r>
-              <w:rPr>
-                <w:sz w:val="14"/>
-                <w:szCs w:val="14"/>
+            <w:tcW w:type="dxa" w:w="2970"/>
+            <w:tcMar>
+              <w:top w:type="dxa" w:w="80"/>
+              <w:left w:type="dxa" w:w="80"/>
+              <w:bottom w:type="dxa" w:w="80"/>
+              <w:right w:type="dxa" w:w="80"/>
+            </w:tcMar>
+            <w:vAlign w:val="center"/>
+          </w:tcPr>
+          <w:p>
+            <w:pPr>
+              <w:spacing w:after="0" w:line="260"/>
+            </w:pPr>
+            <w:r>
+              <w:rPr>
+                <w:b/>
+                <w:bCs/>
+                <w:color w:val="1F6F43"/>
+                <w:sz w:val="22"/>
+                <w:szCs w:val="22"/>
+              </w:rPr>
+              <w:t xml:space="preserve">○</w:t>
+            </w:r>
+          </w:p>
+          <w:p>
+            <w:pPr>
+              <w:spacing w:after="0" w:line="240"/>
+            </w:pPr>
+            <w:r>
+              <w:rPr>
+                <w:sz w:val="18"/>
+                <w:szCs w:val="18"/>
               </w:rPr>
               <w:t xml:space="preserve">りそな銀行</w:t>
             </w:r>
           </w:p>
           <w:p>
             <w:pPr>
-              <w:spacing w:after="0" w:line="200"/>
-            </w:pPr>
-            <w:r>
-              <w:rPr>
-                <w:sz w:val="14"/>
-                <w:szCs w:val="14"/>
+              <w:spacing w:after="0" w:line="240"/>
+            </w:pPr>
+            <w:r>
+              <w:rPr>
+                <w:sz w:val="18"/>
+                <w:szCs w:val="18"/>
               </w:rPr>
               <w:t xml:space="preserve">埼玉りそな銀行</w:t>
             </w:r>
@@ -2470,38 +2470,38 @@
         </w:tc>
         <w:tc>
           <w:tcPr>
-            <w:tcW w:type="dxa" w:w="1600"/>
-            <w:tcMar>
-              <w:top w:type="dxa" w:w="50"/>
-              <w:left w:type="dxa" w:w="60"/>
-              <w:bottom w:type="dxa" w:w="50"/>
-              <w:right w:type="dxa" w:w="60"/>
-            </w:tcMar>
-            <w:vAlign w:val="center"/>
-          </w:tcPr>
-          <w:p>
-            <w:pPr>
-              <w:spacing w:after="0" w:line="216"/>
-            </w:pPr>
-            <w:r>
-              <w:rPr>
-                <w:b/>
-                <w:bCs/>
-                <w:color w:val="1F6F43"/>
-                <w:sz w:val="17"/>
-                <w:szCs w:val="17"/>
-              </w:rPr>
-              <w:t xml:space="preserve">○</w:t>
-            </w:r>
-          </w:p>
-          <w:p>
-            <w:pPr>
-              <w:spacing w:after="0" w:line="200"/>
-            </w:pPr>
-            <w:r>
-              <w:rPr>
-                <w:sz w:val="14"/>
-                <w:szCs w:val="14"/>
+            <w:tcW w:type="dxa" w:w="2330"/>
+            <w:tcMar>
+              <w:top w:type="dxa" w:w="80"/>
+              <w:left w:type="dxa" w:w="80"/>
+              <w:bottom w:type="dxa" w:w="80"/>
+              <w:right w:type="dxa" w:w="80"/>
+            </w:tcMar>
+            <w:vAlign w:val="center"/>
+          </w:tcPr>
+          <w:p>
+            <w:pPr>
+              <w:spacing w:after="0" w:line="260"/>
+            </w:pPr>
+            <w:r>
+              <w:rPr>
+                <w:b/>
+                <w:bCs/>
+                <w:color w:val="1F6F43"/>
+                <w:sz w:val="22"/>
+                <w:szCs w:val="22"/>
+              </w:rPr>
+              <w:t xml:space="preserve">○</w:t>
+            </w:r>
+          </w:p>
+          <w:p>
+            <w:pPr>
+              <w:spacing w:after="0" w:line="240"/>
+            </w:pPr>
+            <w:r>
+              <w:rPr>
+                <w:sz w:val="18"/>
+                <w:szCs w:val="18"/>
               </w:rPr>
               <w:t xml:space="preserve">ゆうちょ銀行</w:t>
             </w:r>
@@ -2509,50 +2509,50 @@
         </w:tc>
         <w:tc>
           <w:tcPr>
-            <w:tcW w:type="dxa" w:w="2400"/>
-            <w:tcMar>
-              <w:top w:type="dxa" w:w="50"/>
-              <w:left w:type="dxa" w:w="60"/>
-              <w:bottom w:type="dxa" w:w="50"/>
-              <w:right w:type="dxa" w:w="60"/>
-            </w:tcMar>
-            <w:vAlign w:val="center"/>
-          </w:tcPr>
-          <w:p>
-            <w:pPr>
-              <w:spacing w:after="0" w:line="216"/>
-            </w:pPr>
-            <w:r>
-              <w:rPr>
-                <w:b/>
-                <w:bCs/>
-                <w:color w:val="1F6F43"/>
-                <w:sz w:val="17"/>
-                <w:szCs w:val="17"/>
-              </w:rPr>
-              <w:t xml:space="preserve">○</w:t>
-            </w:r>
-          </w:p>
-          <w:p>
-            <w:pPr>
-              <w:spacing w:after="0" w:line="200"/>
-            </w:pPr>
-            <w:r>
-              <w:rPr>
-                <w:sz w:val="14"/>
-                <w:szCs w:val="14"/>
+            <w:tcW w:type="dxa" w:w="3490"/>
+            <w:tcMar>
+              <w:top w:type="dxa" w:w="80"/>
+              <w:left w:type="dxa" w:w="80"/>
+              <w:bottom w:type="dxa" w:w="80"/>
+              <w:right w:type="dxa" w:w="80"/>
+            </w:tcMar>
+            <w:vAlign w:val="center"/>
+          </w:tcPr>
+          <w:p>
+            <w:pPr>
+              <w:spacing w:after="0" w:line="260"/>
+            </w:pPr>
+            <w:r>
+              <w:rPr>
+                <w:b/>
+                <w:bCs/>
+                <w:color w:val="1F6F43"/>
+                <w:sz w:val="22"/>
+                <w:szCs w:val="22"/>
+              </w:rPr>
+              <w:t xml:space="preserve">○</w:t>
+            </w:r>
+          </w:p>
+          <w:p>
+            <w:pPr>
+              <w:spacing w:after="0" w:line="240"/>
+            </w:pPr>
+            <w:r>
+              <w:rPr>
+                <w:sz w:val="18"/>
+                <w:szCs w:val="18"/>
               </w:rPr>
               <w:t xml:space="preserve">三井住友銀行</w:t>
             </w:r>
           </w:p>
           <w:p>
             <w:pPr>
-              <w:spacing w:after="0" w:line="200"/>
-            </w:pPr>
-            <w:r>
-              <w:rPr>
-                <w:sz w:val="14"/>
-                <w:szCs w:val="14"/>
+              <w:spacing w:after="0" w:line="240"/>
+            </w:pPr>
+            <w:r>
+              <w:rPr>
+                <w:sz w:val="18"/>
+                <w:szCs w:val="18"/>
               </w:rPr>
               <w:t xml:space="preserve">三井住友信託銀行</w:t>
             </w:r>
@@ -2560,38 +2560,38 @@
         </w:tc>
         <w:tc>
           <w:tcPr>
-            <w:tcW w:type="dxa" w:w="2078"/>
-            <w:tcMar>
-              <w:top w:type="dxa" w:w="50"/>
-              <w:left w:type="dxa" w:w="60"/>
-              <w:bottom w:type="dxa" w:w="50"/>
-              <w:right w:type="dxa" w:w="60"/>
-            </w:tcMar>
-            <w:vAlign w:val="center"/>
-          </w:tcPr>
-          <w:p>
-            <w:pPr>
-              <w:spacing w:after="0" w:line="216"/>
-            </w:pPr>
-            <w:r>
-              <w:rPr>
-                <w:b/>
-                <w:bCs/>
-                <w:color w:val="1F6F43"/>
-                <w:sz w:val="17"/>
-                <w:szCs w:val="17"/>
-              </w:rPr>
-              <w:t xml:space="preserve">○</w:t>
-            </w:r>
-          </w:p>
-          <w:p>
-            <w:pPr>
-              <w:spacing w:after="0" w:line="200"/>
-            </w:pPr>
-            <w:r>
-              <w:rPr>
-                <w:sz w:val="14"/>
-                <w:szCs w:val="14"/>
+            <w:tcW w:type="dxa" w:w="3031"/>
+            <w:tcMar>
+              <w:top w:type="dxa" w:w="80"/>
+              <w:left w:type="dxa" w:w="80"/>
+              <w:bottom w:type="dxa" w:w="80"/>
+              <w:right w:type="dxa" w:w="80"/>
+            </w:tcMar>
+            <w:vAlign w:val="center"/>
+          </w:tcPr>
+          <w:p>
+            <w:pPr>
+              <w:spacing w:after="0" w:line="260"/>
+            </w:pPr>
+            <w:r>
+              <w:rPr>
+                <w:b/>
+                <w:bCs/>
+                <w:color w:val="1F6F43"/>
+                <w:sz w:val="22"/>
+                <w:szCs w:val="22"/>
+              </w:rPr>
+              <w:t xml:space="preserve">○</w:t>
+            </w:r>
+          </w:p>
+          <w:p>
+            <w:pPr>
+              <w:spacing w:after="0" w:line="240"/>
+            </w:pPr>
+            <w:r>
+              <w:rPr>
+                <w:sz w:val="18"/>
+                <w:szCs w:val="18"/>
               </w:rPr>
               <w:t xml:space="preserve">野村信託銀行 等</w:t>
             </w:r>
@@ -2604,12 +2604,12 @@
         </w:trPr>
         <w:tc>
           <w:tcPr>
-            <w:tcW w:type="dxa" w:w="3200"/>
-            <w:tcMar>
-              <w:top w:type="dxa" w:w="50"/>
-              <w:left w:type="dxa" w:w="80"/>
-              <w:bottom w:type="dxa" w:w="50"/>
-              <w:right w:type="dxa" w:w="80"/>
+            <w:tcW w:type="dxa" w:w="4650"/>
+            <w:tcMar>
+              <w:top w:type="dxa" w:w="80"/>
+              <w:left w:type="dxa" w:w="100"/>
+              <w:bottom w:type="dxa" w:w="80"/>
+              <w:right w:type="dxa" w:w="100"/>
             </w:tcMar>
             <w:vAlign w:val="center"/>
           </w:tcPr>
@@ -2622,8 +2622,8 @@
               <w:rPr>
                 <w:b w:val="false"/>
                 <w:bCs w:val="false"/>
-                <w:sz w:val="15"/>
-                <w:szCs w:val="15"/>
+                <w:sz w:val="19"/>
+                <w:szCs w:val="19"/>
               </w:rPr>
               <w:t xml:space="preserve">9. 債券・為替・デリバティブのセールス＆トレーディング業務</w:t>
             </w:r>
@@ -2631,50 +2631,50 @@
         </w:tc>
         <w:tc>
           <w:tcPr>
-            <w:tcW w:type="dxa" w:w="2040"/>
-            <w:tcMar>
-              <w:top w:type="dxa" w:w="50"/>
-              <w:left w:type="dxa" w:w="60"/>
-              <w:bottom w:type="dxa" w:w="50"/>
-              <w:right w:type="dxa" w:w="60"/>
-            </w:tcMar>
-            <w:vAlign w:val="center"/>
-          </w:tcPr>
-          <w:p>
-            <w:pPr>
-              <w:spacing w:after="0" w:line="216"/>
-            </w:pPr>
-            <w:r>
-              <w:rPr>
-                <w:b/>
-                <w:bCs/>
-                <w:color w:val="1F6F43"/>
-                <w:sz w:val="17"/>
-                <w:szCs w:val="17"/>
-              </w:rPr>
-              <w:t xml:space="preserve">○</w:t>
-            </w:r>
-          </w:p>
-          <w:p>
-            <w:pPr>
-              <w:spacing w:after="0" w:line="200"/>
-            </w:pPr>
-            <w:r>
-              <w:rPr>
-                <w:sz w:val="14"/>
-                <w:szCs w:val="14"/>
+            <w:tcW w:type="dxa" w:w="2970"/>
+            <w:tcMar>
+              <w:top w:type="dxa" w:w="80"/>
+              <w:left w:type="dxa" w:w="80"/>
+              <w:bottom w:type="dxa" w:w="80"/>
+              <w:right w:type="dxa" w:w="80"/>
+            </w:tcMar>
+            <w:vAlign w:val="center"/>
+          </w:tcPr>
+          <w:p>
+            <w:pPr>
+              <w:spacing w:after="0" w:line="260"/>
+            </w:pPr>
+            <w:r>
+              <w:rPr>
+                <w:b/>
+                <w:bCs/>
+                <w:color w:val="1F6F43"/>
+                <w:sz w:val="22"/>
+                <w:szCs w:val="22"/>
+              </w:rPr>
+              <w:t xml:space="preserve">○</w:t>
+            </w:r>
+          </w:p>
+          <w:p>
+            <w:pPr>
+              <w:spacing w:after="0" w:line="240"/>
+            </w:pPr>
+            <w:r>
+              <w:rPr>
+                <w:sz w:val="18"/>
+                <w:szCs w:val="18"/>
               </w:rPr>
               <w:t xml:space="preserve">みずほ銀行</w:t>
             </w:r>
           </w:p>
           <w:p>
             <w:pPr>
-              <w:spacing w:after="0" w:line="200"/>
-            </w:pPr>
-            <w:r>
-              <w:rPr>
-                <w:sz w:val="14"/>
-                <w:szCs w:val="14"/>
+              <w:spacing w:after="0" w:line="240"/>
+            </w:pPr>
+            <w:r>
+              <w:rPr>
+                <w:sz w:val="18"/>
+                <w:szCs w:val="18"/>
               </w:rPr>
               <w:t xml:space="preserve">みずほ証券</w:t>
             </w:r>
@@ -2682,50 +2682,50 @@
         </w:tc>
         <w:tc>
           <w:tcPr>
-            <w:tcW w:type="dxa" w:w="2040"/>
-            <w:tcMar>
-              <w:top w:type="dxa" w:w="50"/>
-              <w:left w:type="dxa" w:w="60"/>
-              <w:bottom w:type="dxa" w:w="50"/>
-              <w:right w:type="dxa" w:w="60"/>
-            </w:tcMar>
-            <w:vAlign w:val="center"/>
-          </w:tcPr>
-          <w:p>
-            <w:pPr>
-              <w:spacing w:after="0" w:line="216"/>
-            </w:pPr>
-            <w:r>
-              <w:rPr>
-                <w:b/>
-                <w:bCs/>
-                <w:color w:val="1F6F43"/>
-                <w:sz w:val="17"/>
-                <w:szCs w:val="17"/>
-              </w:rPr>
-              <w:t xml:space="preserve">○</w:t>
-            </w:r>
-          </w:p>
-          <w:p>
-            <w:pPr>
-              <w:spacing w:after="0" w:line="200"/>
-            </w:pPr>
-            <w:r>
-              <w:rPr>
-                <w:sz w:val="14"/>
-                <w:szCs w:val="14"/>
+            <w:tcW w:type="dxa" w:w="2970"/>
+            <w:tcMar>
+              <w:top w:type="dxa" w:w="80"/>
+              <w:left w:type="dxa" w:w="80"/>
+              <w:bottom w:type="dxa" w:w="80"/>
+              <w:right w:type="dxa" w:w="80"/>
+            </w:tcMar>
+            <w:vAlign w:val="center"/>
+          </w:tcPr>
+          <w:p>
+            <w:pPr>
+              <w:spacing w:after="0" w:line="260"/>
+            </w:pPr>
+            <w:r>
+              <w:rPr>
+                <w:b/>
+                <w:bCs/>
+                <w:color w:val="1F6F43"/>
+                <w:sz w:val="22"/>
+                <w:szCs w:val="22"/>
+              </w:rPr>
+              <w:t xml:space="preserve">○</w:t>
+            </w:r>
+          </w:p>
+          <w:p>
+            <w:pPr>
+              <w:spacing w:after="0" w:line="240"/>
+            </w:pPr>
+            <w:r>
+              <w:rPr>
+                <w:sz w:val="18"/>
+                <w:szCs w:val="18"/>
               </w:rPr>
               <w:t xml:space="preserve">三菱UFJ銀行</w:t>
             </w:r>
           </w:p>
           <w:p>
             <w:pPr>
-              <w:spacing w:after="0" w:line="200"/>
-            </w:pPr>
-            <w:r>
-              <w:rPr>
-                <w:sz w:val="14"/>
-                <w:szCs w:val="14"/>
+              <w:spacing w:after="0" w:line="240"/>
+            </w:pPr>
+            <w:r>
+              <w:rPr>
+                <w:sz w:val="18"/>
+                <w:szCs w:val="18"/>
               </w:rPr>
               <w:t xml:space="preserve">三菱UFJモルガン・スタンレー証券</w:t>
             </w:r>
@@ -2733,38 +2733,38 @@
         </w:tc>
         <w:tc>
           <w:tcPr>
-            <w:tcW w:type="dxa" w:w="2040"/>
-            <w:tcMar>
-              <w:top w:type="dxa" w:w="50"/>
-              <w:left w:type="dxa" w:w="60"/>
-              <w:bottom w:type="dxa" w:w="50"/>
-              <w:right w:type="dxa" w:w="60"/>
-            </w:tcMar>
-            <w:vAlign w:val="center"/>
-          </w:tcPr>
-          <w:p>
-            <w:pPr>
-              <w:spacing w:after="0" w:line="216"/>
-            </w:pPr>
-            <w:r>
-              <w:rPr>
-                <w:b/>
-                <w:bCs/>
-                <w:color w:val="1F6F43"/>
-                <w:sz w:val="17"/>
-                <w:szCs w:val="17"/>
-              </w:rPr>
-              <w:t xml:space="preserve">○</w:t>
-            </w:r>
-          </w:p>
-          <w:p>
-            <w:pPr>
-              <w:spacing w:after="0" w:line="200"/>
-            </w:pPr>
-            <w:r>
-              <w:rPr>
-                <w:sz w:val="14"/>
-                <w:szCs w:val="14"/>
+            <w:tcW w:type="dxa" w:w="2970"/>
+            <w:tcMar>
+              <w:top w:type="dxa" w:w="80"/>
+              <w:left w:type="dxa" w:w="80"/>
+              <w:bottom w:type="dxa" w:w="80"/>
+              <w:right w:type="dxa" w:w="80"/>
+            </w:tcMar>
+            <w:vAlign w:val="center"/>
+          </w:tcPr>
+          <w:p>
+            <w:pPr>
+              <w:spacing w:after="0" w:line="260"/>
+            </w:pPr>
+            <w:r>
+              <w:rPr>
+                <w:b/>
+                <w:bCs/>
+                <w:color w:val="1F6F43"/>
+                <w:sz w:val="22"/>
+                <w:szCs w:val="22"/>
+              </w:rPr>
+              <w:t xml:space="preserve">○</w:t>
+            </w:r>
+          </w:p>
+          <w:p>
+            <w:pPr>
+              <w:spacing w:after="0" w:line="240"/>
+            </w:pPr>
+            <w:r>
+              <w:rPr>
+                <w:sz w:val="18"/>
+                <w:szCs w:val="18"/>
               </w:rPr>
               <w:t xml:space="preserve">りそな銀行</w:t>
             </w:r>
@@ -2772,41 +2772,41 @@
         </w:tc>
         <w:tc>
           <w:tcPr>
-            <w:tcW w:type="dxa" w:w="1600"/>
-            <w:tcMar>
-              <w:top w:type="dxa" w:w="50"/>
-              <w:left w:type="dxa" w:w="60"/>
-              <w:bottom w:type="dxa" w:w="50"/>
-              <w:right w:type="dxa" w:w="60"/>
-            </w:tcMar>
-            <w:vAlign w:val="center"/>
-          </w:tcPr>
-          <w:p>
-            <w:pPr>
-              <w:spacing w:after="0" w:line="216"/>
+            <w:tcW w:type="dxa" w:w="2330"/>
+            <w:tcMar>
+              <w:top w:type="dxa" w:w="80"/>
+              <w:left w:type="dxa" w:w="80"/>
+              <w:bottom w:type="dxa" w:w="80"/>
+              <w:right w:type="dxa" w:w="80"/>
+            </w:tcMar>
+            <w:vAlign w:val="center"/>
+          </w:tcPr>
+          <w:p>
+            <w:pPr>
+              <w:spacing w:after="0" w:line="260"/>
             </w:pPr>
             <w:r>
               <w:rPr>
                 <w:b/>
                 <w:bCs/>
                 <w:color w:val="B36B00"/>
-                <w:sz w:val="17"/>
-                <w:szCs w:val="17"/>
+                <w:sz w:val="22"/>
+                <w:szCs w:val="22"/>
               </w:rPr>
               <w:t xml:space="preserve">△</w:t>
             </w:r>
           </w:p>
           <w:p>
             <w:pPr>
-              <w:spacing w:after="0" w:line="200"/>
+              <w:spacing w:after="0" w:line="230"/>
             </w:pPr>
             <w:r>
               <w:rPr>
                 <w:i/>
                 <w:iCs/>
                 <w:color w:val="666666"/>
-                <w:sz w:val="12"/>
-                <w:szCs w:val="12"/>
+                <w:sz w:val="15"/>
+                <w:szCs w:val="15"/>
               </w:rPr>
               <w:t xml:space="preserve">自己勘定運用が中心で対顧客セールスは限定的</w:t>
             </w:r>
@@ -2814,50 +2814,50 @@
         </w:tc>
         <w:tc>
           <w:tcPr>
-            <w:tcW w:type="dxa" w:w="2400"/>
-            <w:tcMar>
-              <w:top w:type="dxa" w:w="50"/>
-              <w:left w:type="dxa" w:w="60"/>
-              <w:bottom w:type="dxa" w:w="50"/>
-              <w:right w:type="dxa" w:w="60"/>
-            </w:tcMar>
-            <w:vAlign w:val="center"/>
-          </w:tcPr>
-          <w:p>
-            <w:pPr>
-              <w:spacing w:after="0" w:line="216"/>
-            </w:pPr>
-            <w:r>
-              <w:rPr>
-                <w:b/>
-                <w:bCs/>
-                <w:color w:val="1F6F43"/>
-                <w:sz w:val="17"/>
-                <w:szCs w:val="17"/>
-              </w:rPr>
-              <w:t xml:space="preserve">○</w:t>
-            </w:r>
-          </w:p>
-          <w:p>
-            <w:pPr>
-              <w:spacing w:after="0" w:line="200"/>
-            </w:pPr>
-            <w:r>
-              <w:rPr>
-                <w:sz w:val="14"/>
-                <w:szCs w:val="14"/>
+            <w:tcW w:type="dxa" w:w="3490"/>
+            <w:tcMar>
+              <w:top w:type="dxa" w:w="80"/>
+              <w:left w:type="dxa" w:w="80"/>
+              <w:bottom w:type="dxa" w:w="80"/>
+              <w:right w:type="dxa" w:w="80"/>
+            </w:tcMar>
+            <w:vAlign w:val="center"/>
+          </w:tcPr>
+          <w:p>
+            <w:pPr>
+              <w:spacing w:after="0" w:line="260"/>
+            </w:pPr>
+            <w:r>
+              <w:rPr>
+                <w:b/>
+                <w:bCs/>
+                <w:color w:val="1F6F43"/>
+                <w:sz w:val="22"/>
+                <w:szCs w:val="22"/>
+              </w:rPr>
+              <w:t xml:space="preserve">○</w:t>
+            </w:r>
+          </w:p>
+          <w:p>
+            <w:pPr>
+              <w:spacing w:after="0" w:line="240"/>
+            </w:pPr>
+            <w:r>
+              <w:rPr>
+                <w:sz w:val="18"/>
+                <w:szCs w:val="18"/>
               </w:rPr>
               <w:t xml:space="preserve">三井住友銀行</w:t>
             </w:r>
           </w:p>
           <w:p>
             <w:pPr>
-              <w:spacing w:after="0" w:line="200"/>
-            </w:pPr>
-            <w:r>
-              <w:rPr>
-                <w:sz w:val="14"/>
-                <w:szCs w:val="14"/>
+              <w:spacing w:after="0" w:line="240"/>
+            </w:pPr>
+            <w:r>
+              <w:rPr>
+                <w:sz w:val="18"/>
+                <w:szCs w:val="18"/>
               </w:rPr>
               <w:t xml:space="preserve">SMBC日興証券</w:t>
             </w:r>
@@ -2865,26 +2865,26 @@
         </w:tc>
         <w:tc>
           <w:tcPr>
-            <w:tcW w:type="dxa" w:w="2078"/>
-            <w:tcMar>
-              <w:top w:type="dxa" w:w="50"/>
-              <w:left w:type="dxa" w:w="60"/>
-              <w:bottom w:type="dxa" w:w="50"/>
-              <w:right w:type="dxa" w:w="60"/>
-            </w:tcMar>
-            <w:vAlign w:val="center"/>
-          </w:tcPr>
-          <w:p>
-            <w:pPr>
-              <w:spacing w:after="0" w:line="216"/>
+            <w:tcW w:type="dxa" w:w="3031"/>
+            <w:tcMar>
+              <w:top w:type="dxa" w:w="80"/>
+              <w:left w:type="dxa" w:w="80"/>
+              <w:bottom w:type="dxa" w:w="80"/>
+              <w:right w:type="dxa" w:w="80"/>
+            </w:tcMar>
+            <w:vAlign w:val="center"/>
+          </w:tcPr>
+          <w:p>
+            <w:pPr>
+              <w:spacing w:after="0" w:line="260"/>
             </w:pPr>
             <w:r>
               <w:rPr>
                 <w:b/>
                 <w:bCs/>
                 <w:color w:val="B36B00"/>
-                <w:sz w:val="17"/>
-                <w:szCs w:val="17"/>
+                <w:sz w:val="22"/>
+                <w:szCs w:val="22"/>
               </w:rPr>
               <w:t xml:space="preserve">△</w:t>
             </w:r>
@@ -2897,12 +2897,12 @@
         </w:trPr>
         <w:tc>
           <w:tcPr>
-            <w:tcW w:type="dxa" w:w="3200"/>
-            <w:tcMar>
-              <w:top w:type="dxa" w:w="50"/>
-              <w:left w:type="dxa" w:w="80"/>
-              <w:bottom w:type="dxa" w:w="50"/>
-              <w:right w:type="dxa" w:w="80"/>
+            <w:tcW w:type="dxa" w:w="4650"/>
+            <w:tcMar>
+              <w:top w:type="dxa" w:w="80"/>
+              <w:left w:type="dxa" w:w="100"/>
+              <w:bottom w:type="dxa" w:w="80"/>
+              <w:right w:type="dxa" w:w="100"/>
             </w:tcMar>
             <w:vAlign w:val="center"/>
           </w:tcPr>
@@ -2915,8 +2915,8 @@
               <w:rPr>
                 <w:b w:val="false"/>
                 <w:bCs w:val="false"/>
-                <w:sz w:val="15"/>
-                <w:szCs w:val="15"/>
+                <w:sz w:val="19"/>
+                <w:szCs w:val="19"/>
               </w:rPr>
               <w:t xml:space="preserve">10. 有価証券への自己勘定投資業務</w:t>
             </w:r>
@@ -2924,50 +2924,50 @@
         </w:tc>
         <w:tc>
           <w:tcPr>
-            <w:tcW w:type="dxa" w:w="2040"/>
-            <w:tcMar>
-              <w:top w:type="dxa" w:w="50"/>
-              <w:left w:type="dxa" w:w="60"/>
-              <w:bottom w:type="dxa" w:w="50"/>
-              <w:right w:type="dxa" w:w="60"/>
-            </w:tcMar>
-            <w:vAlign w:val="center"/>
-          </w:tcPr>
-          <w:p>
-            <w:pPr>
-              <w:spacing w:after="0" w:line="216"/>
-            </w:pPr>
-            <w:r>
-              <w:rPr>
-                <w:b/>
-                <w:bCs/>
-                <w:color w:val="1F6F43"/>
-                <w:sz w:val="17"/>
-                <w:szCs w:val="17"/>
-              </w:rPr>
-              <w:t xml:space="preserve">○</w:t>
-            </w:r>
-          </w:p>
-          <w:p>
-            <w:pPr>
-              <w:spacing w:after="0" w:line="200"/>
-            </w:pPr>
-            <w:r>
-              <w:rPr>
-                <w:sz w:val="14"/>
-                <w:szCs w:val="14"/>
+            <w:tcW w:type="dxa" w:w="2970"/>
+            <w:tcMar>
+              <w:top w:type="dxa" w:w="80"/>
+              <w:left w:type="dxa" w:w="80"/>
+              <w:bottom w:type="dxa" w:w="80"/>
+              <w:right w:type="dxa" w:w="80"/>
+            </w:tcMar>
+            <w:vAlign w:val="center"/>
+          </w:tcPr>
+          <w:p>
+            <w:pPr>
+              <w:spacing w:after="0" w:line="260"/>
+            </w:pPr>
+            <w:r>
+              <w:rPr>
+                <w:b/>
+                <w:bCs/>
+                <w:color w:val="1F6F43"/>
+                <w:sz w:val="22"/>
+                <w:szCs w:val="22"/>
+              </w:rPr>
+              <w:t xml:space="preserve">○</w:t>
+            </w:r>
+          </w:p>
+          <w:p>
+            <w:pPr>
+              <w:spacing w:after="0" w:line="240"/>
+            </w:pPr>
+            <w:r>
+              <w:rPr>
+                <w:sz w:val="18"/>
+                <w:szCs w:val="18"/>
               </w:rPr>
               <w:t xml:space="preserve">みずほ銀行</w:t>
             </w:r>
           </w:p>
           <w:p>
             <w:pPr>
-              <w:spacing w:after="0" w:line="200"/>
-            </w:pPr>
-            <w:r>
-              <w:rPr>
-                <w:sz w:val="14"/>
-                <w:szCs w:val="14"/>
+              <w:spacing w:after="0" w:line="240"/>
+            </w:pPr>
+            <w:r>
+              <w:rPr>
+                <w:sz w:val="18"/>
+                <w:szCs w:val="18"/>
               </w:rPr>
               <w:t xml:space="preserve">みずほ信託銀行</w:t>
             </w:r>
@@ -2975,50 +2975,50 @@
         </w:tc>
         <w:tc>
           <w:tcPr>
-            <w:tcW w:type="dxa" w:w="2040"/>
-            <w:tcMar>
-              <w:top w:type="dxa" w:w="50"/>
-              <w:left w:type="dxa" w:w="60"/>
-              <w:bottom w:type="dxa" w:w="50"/>
-              <w:right w:type="dxa" w:w="60"/>
-            </w:tcMar>
-            <w:vAlign w:val="center"/>
-          </w:tcPr>
-          <w:p>
-            <w:pPr>
-              <w:spacing w:after="0" w:line="216"/>
-            </w:pPr>
-            <w:r>
-              <w:rPr>
-                <w:b/>
-                <w:bCs/>
-                <w:color w:val="1F6F43"/>
-                <w:sz w:val="17"/>
-                <w:szCs w:val="17"/>
-              </w:rPr>
-              <w:t xml:space="preserve">○</w:t>
-            </w:r>
-          </w:p>
-          <w:p>
-            <w:pPr>
-              <w:spacing w:after="0" w:line="200"/>
-            </w:pPr>
-            <w:r>
-              <w:rPr>
-                <w:sz w:val="14"/>
-                <w:szCs w:val="14"/>
+            <w:tcW w:type="dxa" w:w="2970"/>
+            <w:tcMar>
+              <w:top w:type="dxa" w:w="80"/>
+              <w:left w:type="dxa" w:w="80"/>
+              <w:bottom w:type="dxa" w:w="80"/>
+              <w:right w:type="dxa" w:w="80"/>
+            </w:tcMar>
+            <w:vAlign w:val="center"/>
+          </w:tcPr>
+          <w:p>
+            <w:pPr>
+              <w:spacing w:after="0" w:line="260"/>
+            </w:pPr>
+            <w:r>
+              <w:rPr>
+                <w:b/>
+                <w:bCs/>
+                <w:color w:val="1F6F43"/>
+                <w:sz w:val="22"/>
+                <w:szCs w:val="22"/>
+              </w:rPr>
+              <w:t xml:space="preserve">○</w:t>
+            </w:r>
+          </w:p>
+          <w:p>
+            <w:pPr>
+              <w:spacing w:after="0" w:line="240"/>
+            </w:pPr>
+            <w:r>
+              <w:rPr>
+                <w:sz w:val="18"/>
+                <w:szCs w:val="18"/>
               </w:rPr>
               <w:t xml:space="preserve">三菱UFJ銀行</w:t>
             </w:r>
           </w:p>
           <w:p>
             <w:pPr>
-              <w:spacing w:after="0" w:line="200"/>
-            </w:pPr>
-            <w:r>
-              <w:rPr>
-                <w:sz w:val="14"/>
-                <w:szCs w:val="14"/>
+              <w:spacing w:after="0" w:line="240"/>
+            </w:pPr>
+            <w:r>
+              <w:rPr>
+                <w:sz w:val="18"/>
+                <w:szCs w:val="18"/>
               </w:rPr>
               <w:t xml:space="preserve">三菱UFJ信託銀行</w:t>
             </w:r>
@@ -3026,38 +3026,38 @@
         </w:tc>
         <w:tc>
           <w:tcPr>
-            <w:tcW w:type="dxa" w:w="2040"/>
-            <w:tcMar>
-              <w:top w:type="dxa" w:w="50"/>
-              <w:left w:type="dxa" w:w="60"/>
-              <w:bottom w:type="dxa" w:w="50"/>
-              <w:right w:type="dxa" w:w="60"/>
-            </w:tcMar>
-            <w:vAlign w:val="center"/>
-          </w:tcPr>
-          <w:p>
-            <w:pPr>
-              <w:spacing w:after="0" w:line="216"/>
-            </w:pPr>
-            <w:r>
-              <w:rPr>
-                <w:b/>
-                <w:bCs/>
-                <w:color w:val="1F6F43"/>
-                <w:sz w:val="17"/>
-                <w:szCs w:val="17"/>
-              </w:rPr>
-              <w:t xml:space="preserve">○</w:t>
-            </w:r>
-          </w:p>
-          <w:p>
-            <w:pPr>
-              <w:spacing w:after="0" w:line="200"/>
-            </w:pPr>
-            <w:r>
-              <w:rPr>
-                <w:sz w:val="14"/>
-                <w:szCs w:val="14"/>
+            <w:tcW w:type="dxa" w:w="2970"/>
+            <w:tcMar>
+              <w:top w:type="dxa" w:w="80"/>
+              <w:left w:type="dxa" w:w="80"/>
+              <w:bottom w:type="dxa" w:w="80"/>
+              <w:right w:type="dxa" w:w="80"/>
+            </w:tcMar>
+            <w:vAlign w:val="center"/>
+          </w:tcPr>
+          <w:p>
+            <w:pPr>
+              <w:spacing w:after="0" w:line="260"/>
+            </w:pPr>
+            <w:r>
+              <w:rPr>
+                <w:b/>
+                <w:bCs/>
+                <w:color w:val="1F6F43"/>
+                <w:sz w:val="22"/>
+                <w:szCs w:val="22"/>
+              </w:rPr>
+              <w:t xml:space="preserve">○</w:t>
+            </w:r>
+          </w:p>
+          <w:p>
+            <w:pPr>
+              <w:spacing w:after="0" w:line="240"/>
+            </w:pPr>
+            <w:r>
+              <w:rPr>
+                <w:sz w:val="18"/>
+                <w:szCs w:val="18"/>
               </w:rPr>
               <w:t xml:space="preserve">りそな銀行</w:t>
             </w:r>
@@ -3065,53 +3065,53 @@
         </w:tc>
         <w:tc>
           <w:tcPr>
-            <w:tcW w:type="dxa" w:w="1600"/>
-            <w:tcMar>
-              <w:top w:type="dxa" w:w="50"/>
-              <w:left w:type="dxa" w:w="60"/>
-              <w:bottom w:type="dxa" w:w="50"/>
-              <w:right w:type="dxa" w:w="60"/>
-            </w:tcMar>
-            <w:vAlign w:val="center"/>
-          </w:tcPr>
-          <w:p>
-            <w:pPr>
-              <w:spacing w:after="0" w:line="216"/>
-            </w:pPr>
-            <w:r>
-              <w:rPr>
-                <w:b/>
-                <w:bCs/>
-                <w:color w:val="1F6F43"/>
-                <w:sz w:val="17"/>
-                <w:szCs w:val="17"/>
-              </w:rPr>
-              <w:t xml:space="preserve">○</w:t>
-            </w:r>
-          </w:p>
-          <w:p>
-            <w:pPr>
-              <w:spacing w:after="0" w:line="200"/>
-            </w:pPr>
-            <w:r>
-              <w:rPr>
-                <w:sz w:val="14"/>
-                <w:szCs w:val="14"/>
+            <w:tcW w:type="dxa" w:w="2330"/>
+            <w:tcMar>
+              <w:top w:type="dxa" w:w="80"/>
+              <w:left w:type="dxa" w:w="80"/>
+              <w:bottom w:type="dxa" w:w="80"/>
+              <w:right w:type="dxa" w:w="80"/>
+            </w:tcMar>
+            <w:vAlign w:val="center"/>
+          </w:tcPr>
+          <w:p>
+            <w:pPr>
+              <w:spacing w:after="0" w:line="260"/>
+            </w:pPr>
+            <w:r>
+              <w:rPr>
+                <w:b/>
+                <w:bCs/>
+                <w:color w:val="1F6F43"/>
+                <w:sz w:val="22"/>
+                <w:szCs w:val="22"/>
+              </w:rPr>
+              <w:t xml:space="preserve">○</w:t>
+            </w:r>
+          </w:p>
+          <w:p>
+            <w:pPr>
+              <w:spacing w:after="0" w:line="240"/>
+            </w:pPr>
+            <w:r>
+              <w:rPr>
+                <w:sz w:val="18"/>
+                <w:szCs w:val="18"/>
               </w:rPr>
               <w:t xml:space="preserve">ゆうちょ銀行</w:t>
             </w:r>
           </w:p>
           <w:p>
             <w:pPr>
-              <w:spacing w:after="0" w:line="200"/>
+              <w:spacing w:after="0" w:line="230"/>
             </w:pPr>
             <w:r>
               <w:rPr>
                 <w:i/>
                 <w:iCs/>
                 <w:color w:val="666666"/>
-                <w:sz w:val="12"/>
-                <w:szCs w:val="12"/>
+                <w:sz w:val="15"/>
+                <w:szCs w:val="15"/>
               </w:rPr>
               <w:t xml:space="preserve">国債等を中心とした自己運用が主要収益源</w:t>
             </w:r>
@@ -3119,50 +3119,50 @@
         </w:tc>
         <w:tc>
           <w:tcPr>
-            <w:tcW w:type="dxa" w:w="2400"/>
-            <w:tcMar>
-              <w:top w:type="dxa" w:w="50"/>
-              <w:left w:type="dxa" w:w="60"/>
-              <w:bottom w:type="dxa" w:w="50"/>
-              <w:right w:type="dxa" w:w="60"/>
-            </w:tcMar>
-            <w:vAlign w:val="center"/>
-          </w:tcPr>
-          <w:p>
-            <w:pPr>
-              <w:spacing w:after="0" w:line="216"/>
-            </w:pPr>
-            <w:r>
-              <w:rPr>
-                <w:b/>
-                <w:bCs/>
-                <w:color w:val="1F6F43"/>
-                <w:sz w:val="17"/>
-                <w:szCs w:val="17"/>
-              </w:rPr>
-              <w:t xml:space="preserve">○</w:t>
-            </w:r>
-          </w:p>
-          <w:p>
-            <w:pPr>
-              <w:spacing w:after="0" w:line="200"/>
-            </w:pPr>
-            <w:r>
-              <w:rPr>
-                <w:sz w:val="14"/>
-                <w:szCs w:val="14"/>
+            <w:tcW w:type="dxa" w:w="3490"/>
+            <w:tcMar>
+              <w:top w:type="dxa" w:w="80"/>
+              <w:left w:type="dxa" w:w="80"/>
+              <w:bottom w:type="dxa" w:w="80"/>
+              <w:right w:type="dxa" w:w="80"/>
+            </w:tcMar>
+            <w:vAlign w:val="center"/>
+          </w:tcPr>
+          <w:p>
+            <w:pPr>
+              <w:spacing w:after="0" w:line="260"/>
+            </w:pPr>
+            <w:r>
+              <w:rPr>
+                <w:b/>
+                <w:bCs/>
+                <w:color w:val="1F6F43"/>
+                <w:sz w:val="22"/>
+                <w:szCs w:val="22"/>
+              </w:rPr>
+              <w:t xml:space="preserve">○</w:t>
+            </w:r>
+          </w:p>
+          <w:p>
+            <w:pPr>
+              <w:spacing w:after="0" w:line="240"/>
+            </w:pPr>
+            <w:r>
+              <w:rPr>
+                <w:sz w:val="18"/>
+                <w:szCs w:val="18"/>
               </w:rPr>
               <w:t xml:space="preserve">三井住友銀行</w:t>
             </w:r>
           </w:p>
           <w:p>
             <w:pPr>
-              <w:spacing w:after="0" w:line="200"/>
-            </w:pPr>
-            <w:r>
-              <w:rPr>
-                <w:sz w:val="14"/>
-                <w:szCs w:val="14"/>
+              <w:spacing w:after="0" w:line="240"/>
+            </w:pPr>
+            <w:r>
+              <w:rPr>
+                <w:sz w:val="18"/>
+                <w:szCs w:val="18"/>
               </w:rPr>
               <w:t xml:space="preserve">三井住友信託銀行</w:t>
             </w:r>
@@ -3170,38 +3170,38 @@
         </w:tc>
         <w:tc>
           <w:tcPr>
-            <w:tcW w:type="dxa" w:w="2078"/>
-            <w:tcMar>
-              <w:top w:type="dxa" w:w="50"/>
-              <w:left w:type="dxa" w:w="60"/>
-              <w:bottom w:type="dxa" w:w="50"/>
-              <w:right w:type="dxa" w:w="60"/>
-            </w:tcMar>
-            <w:vAlign w:val="center"/>
-          </w:tcPr>
-          <w:p>
-            <w:pPr>
-              <w:spacing w:after="0" w:line="216"/>
-            </w:pPr>
-            <w:r>
-              <w:rPr>
-                <w:b/>
-                <w:bCs/>
-                <w:color w:val="1F6F43"/>
-                <w:sz w:val="17"/>
-                <w:szCs w:val="17"/>
-              </w:rPr>
-              <w:t xml:space="preserve">○</w:t>
-            </w:r>
-          </w:p>
-          <w:p>
-            <w:pPr>
-              <w:spacing w:after="0" w:line="200"/>
-            </w:pPr>
-            <w:r>
-              <w:rPr>
-                <w:sz w:val="14"/>
-                <w:szCs w:val="14"/>
+            <w:tcW w:type="dxa" w:w="3031"/>
+            <w:tcMar>
+              <w:top w:type="dxa" w:w="80"/>
+              <w:left w:type="dxa" w:w="80"/>
+              <w:bottom w:type="dxa" w:w="80"/>
+              <w:right w:type="dxa" w:w="80"/>
+            </w:tcMar>
+            <w:vAlign w:val="center"/>
+          </w:tcPr>
+          <w:p>
+            <w:pPr>
+              <w:spacing w:after="0" w:line="260"/>
+            </w:pPr>
+            <w:r>
+              <w:rPr>
+                <w:b/>
+                <w:bCs/>
+                <w:color w:val="1F6F43"/>
+                <w:sz w:val="22"/>
+                <w:szCs w:val="22"/>
+              </w:rPr>
+              <w:t xml:space="preserve">○</w:t>
+            </w:r>
+          </w:p>
+          <w:p>
+            <w:pPr>
+              <w:spacing w:after="0" w:line="240"/>
+            </w:pPr>
+            <w:r>
+              <w:rPr>
+                <w:sz w:val="18"/>
+                <w:szCs w:val="18"/>
               </w:rPr>
               <w:t xml:space="preserve">農中信託銀行 等</w:t>
             </w:r>
@@ -3214,12 +3214,12 @@
         </w:trPr>
         <w:tc>
           <w:tcPr>
-            <w:tcW w:type="dxa" w:w="3200"/>
-            <w:tcMar>
-              <w:top w:type="dxa" w:w="50"/>
-              <w:left w:type="dxa" w:w="80"/>
-              <w:bottom w:type="dxa" w:w="50"/>
-              <w:right w:type="dxa" w:w="80"/>
+            <w:tcW w:type="dxa" w:w="4650"/>
+            <w:tcMar>
+              <w:top w:type="dxa" w:w="80"/>
+              <w:left w:type="dxa" w:w="100"/>
+              <w:bottom w:type="dxa" w:w="80"/>
+              <w:right w:type="dxa" w:w="100"/>
             </w:tcMar>
             <w:vAlign w:val="center"/>
           </w:tcPr>
@@ -3232,8 +3232,8 @@
               <w:rPr>
                 <w:b w:val="false"/>
                 <w:bCs w:val="false"/>
-                <w:sz w:val="15"/>
-                <w:szCs w:val="15"/>
+                <w:sz w:val="19"/>
+                <w:szCs w:val="19"/>
               </w:rPr>
               <w:t xml:space="preserve">11. 法人向け為替・デリバティブ商品の提供（マーケティング）業務</w:t>
             </w:r>
@@ -3241,38 +3241,38 @@
         </w:tc>
         <w:tc>
           <w:tcPr>
-            <w:tcW w:type="dxa" w:w="2040"/>
-            <w:tcMar>
-              <w:top w:type="dxa" w:w="50"/>
-              <w:left w:type="dxa" w:w="60"/>
-              <w:bottom w:type="dxa" w:w="50"/>
-              <w:right w:type="dxa" w:w="60"/>
-            </w:tcMar>
-            <w:vAlign w:val="center"/>
-          </w:tcPr>
-          <w:p>
-            <w:pPr>
-              <w:spacing w:after="0" w:line="216"/>
-            </w:pPr>
-            <w:r>
-              <w:rPr>
-                <w:b/>
-                <w:bCs/>
-                <w:color w:val="1F6F43"/>
-                <w:sz w:val="17"/>
-                <w:szCs w:val="17"/>
-              </w:rPr>
-              <w:t xml:space="preserve">○</w:t>
-            </w:r>
-          </w:p>
-          <w:p>
-            <w:pPr>
-              <w:spacing w:after="0" w:line="200"/>
-            </w:pPr>
-            <w:r>
-              <w:rPr>
-                <w:sz w:val="14"/>
-                <w:szCs w:val="14"/>
+            <w:tcW w:type="dxa" w:w="2970"/>
+            <w:tcMar>
+              <w:top w:type="dxa" w:w="80"/>
+              <w:left w:type="dxa" w:w="80"/>
+              <w:bottom w:type="dxa" w:w="80"/>
+              <w:right w:type="dxa" w:w="80"/>
+            </w:tcMar>
+            <w:vAlign w:val="center"/>
+          </w:tcPr>
+          <w:p>
+            <w:pPr>
+              <w:spacing w:after="0" w:line="260"/>
+            </w:pPr>
+            <w:r>
+              <w:rPr>
+                <w:b/>
+                <w:bCs/>
+                <w:color w:val="1F6F43"/>
+                <w:sz w:val="22"/>
+                <w:szCs w:val="22"/>
+              </w:rPr>
+              <w:t xml:space="preserve">○</w:t>
+            </w:r>
+          </w:p>
+          <w:p>
+            <w:pPr>
+              <w:spacing w:after="0" w:line="240"/>
+            </w:pPr>
+            <w:r>
+              <w:rPr>
+                <w:sz w:val="18"/>
+                <w:szCs w:val="18"/>
               </w:rPr>
               <w:t xml:space="preserve">みずほ銀行</w:t>
             </w:r>
@@ -3280,38 +3280,38 @@
         </w:tc>
         <w:tc>
           <w:tcPr>
-            <w:tcW w:type="dxa" w:w="2040"/>
-            <w:tcMar>
-              <w:top w:type="dxa" w:w="50"/>
-              <w:left w:type="dxa" w:w="60"/>
-              <w:bottom w:type="dxa" w:w="50"/>
-              <w:right w:type="dxa" w:w="60"/>
-            </w:tcMar>
-            <w:vAlign w:val="center"/>
-          </w:tcPr>
-          <w:p>
-            <w:pPr>
-              <w:spacing w:after="0" w:line="216"/>
-            </w:pPr>
-            <w:r>
-              <w:rPr>
-                <w:b/>
-                <w:bCs/>
-                <w:color w:val="1F6F43"/>
-                <w:sz w:val="17"/>
-                <w:szCs w:val="17"/>
-              </w:rPr>
-              <w:t xml:space="preserve">○</w:t>
-            </w:r>
-          </w:p>
-          <w:p>
-            <w:pPr>
-              <w:spacing w:after="0" w:line="200"/>
-            </w:pPr>
-            <w:r>
-              <w:rPr>
-                <w:sz w:val="14"/>
-                <w:szCs w:val="14"/>
+            <w:tcW w:type="dxa" w:w="2970"/>
+            <w:tcMar>
+              <w:top w:type="dxa" w:w="80"/>
+              <w:left w:type="dxa" w:w="80"/>
+              <w:bottom w:type="dxa" w:w="80"/>
+              <w:right w:type="dxa" w:w="80"/>
+            </w:tcMar>
+            <w:vAlign w:val="center"/>
+          </w:tcPr>
+          <w:p>
+            <w:pPr>
+              <w:spacing w:after="0" w:line="260"/>
+            </w:pPr>
+            <w:r>
+              <w:rPr>
+                <w:b/>
+                <w:bCs/>
+                <w:color w:val="1F6F43"/>
+                <w:sz w:val="22"/>
+                <w:szCs w:val="22"/>
+              </w:rPr>
+              <w:t xml:space="preserve">○</w:t>
+            </w:r>
+          </w:p>
+          <w:p>
+            <w:pPr>
+              <w:spacing w:after="0" w:line="240"/>
+            </w:pPr>
+            <w:r>
+              <w:rPr>
+                <w:sz w:val="18"/>
+                <w:szCs w:val="18"/>
               </w:rPr>
               <w:t xml:space="preserve">三菱UFJ銀行</w:t>
             </w:r>
@@ -3319,38 +3319,38 @@
         </w:tc>
         <w:tc>
           <w:tcPr>
-            <w:tcW w:type="dxa" w:w="2040"/>
-            <w:tcMar>
-              <w:top w:type="dxa" w:w="50"/>
-              <w:left w:type="dxa" w:w="60"/>
-              <w:bottom w:type="dxa" w:w="50"/>
-              <w:right w:type="dxa" w:w="60"/>
-            </w:tcMar>
-            <w:vAlign w:val="center"/>
-          </w:tcPr>
-          <w:p>
-            <w:pPr>
-              <w:spacing w:after="0" w:line="216"/>
-            </w:pPr>
-            <w:r>
-              <w:rPr>
-                <w:b/>
-                <w:bCs/>
-                <w:color w:val="1F6F43"/>
-                <w:sz w:val="17"/>
-                <w:szCs w:val="17"/>
-              </w:rPr>
-              <w:t xml:space="preserve">○</w:t>
-            </w:r>
-          </w:p>
-          <w:p>
-            <w:pPr>
-              <w:spacing w:after="0" w:line="200"/>
-            </w:pPr>
-            <w:r>
-              <w:rPr>
-                <w:sz w:val="14"/>
-                <w:szCs w:val="14"/>
+            <w:tcW w:type="dxa" w:w="2970"/>
+            <w:tcMar>
+              <w:top w:type="dxa" w:w="80"/>
+              <w:left w:type="dxa" w:w="80"/>
+              <w:bottom w:type="dxa" w:w="80"/>
+              <w:right w:type="dxa" w:w="80"/>
+            </w:tcMar>
+            <w:vAlign w:val="center"/>
+          </w:tcPr>
+          <w:p>
+            <w:pPr>
+              <w:spacing w:after="0" w:line="260"/>
+            </w:pPr>
+            <w:r>
+              <w:rPr>
+                <w:b/>
+                <w:bCs/>
+                <w:color w:val="1F6F43"/>
+                <w:sz w:val="22"/>
+                <w:szCs w:val="22"/>
+              </w:rPr>
+              <w:t xml:space="preserve">○</w:t>
+            </w:r>
+          </w:p>
+          <w:p>
+            <w:pPr>
+              <w:spacing w:after="0" w:line="240"/>
+            </w:pPr>
+            <w:r>
+              <w:rPr>
+                <w:sz w:val="18"/>
+                <w:szCs w:val="18"/>
               </w:rPr>
               <w:t xml:space="preserve">りそな銀行</w:t>
             </w:r>
@@ -3358,26 +3358,26 @@
         </w:tc>
         <w:tc>
           <w:tcPr>
-            <w:tcW w:type="dxa" w:w="1600"/>
-            <w:tcMar>
-              <w:top w:type="dxa" w:w="50"/>
-              <w:left w:type="dxa" w:w="60"/>
-              <w:bottom w:type="dxa" w:w="50"/>
-              <w:right w:type="dxa" w:w="60"/>
-            </w:tcMar>
-            <w:vAlign w:val="center"/>
-          </w:tcPr>
-          <w:p>
-            <w:pPr>
-              <w:spacing w:after="0" w:line="216"/>
+            <w:tcW w:type="dxa" w:w="2330"/>
+            <w:tcMar>
+              <w:top w:type="dxa" w:w="80"/>
+              <w:left w:type="dxa" w:w="80"/>
+              <w:bottom w:type="dxa" w:w="80"/>
+              <w:right w:type="dxa" w:w="80"/>
+            </w:tcMar>
+            <w:vAlign w:val="center"/>
+          </w:tcPr>
+          <w:p>
+            <w:pPr>
+              <w:spacing w:after="0" w:line="260"/>
             </w:pPr>
             <w:r>
               <w:rPr>
                 <w:b/>
                 <w:bCs/>
                 <w:color w:val="999999"/>
-                <w:sz w:val="17"/>
-                <w:szCs w:val="17"/>
+                <w:sz w:val="22"/>
+                <w:szCs w:val="22"/>
               </w:rPr>
               <w:t xml:space="preserve">×</w:t>
             </w:r>
@@ -3385,38 +3385,38 @@
         </w:tc>
         <w:tc>
           <w:tcPr>
-            <w:tcW w:type="dxa" w:w="2400"/>
-            <w:tcMar>
-              <w:top w:type="dxa" w:w="50"/>
-              <w:left w:type="dxa" w:w="60"/>
-              <w:bottom w:type="dxa" w:w="50"/>
-              <w:right w:type="dxa" w:w="60"/>
-            </w:tcMar>
-            <w:vAlign w:val="center"/>
-          </w:tcPr>
-          <w:p>
-            <w:pPr>
-              <w:spacing w:after="0" w:line="216"/>
-            </w:pPr>
-            <w:r>
-              <w:rPr>
-                <w:b/>
-                <w:bCs/>
-                <w:color w:val="1F6F43"/>
-                <w:sz w:val="17"/>
-                <w:szCs w:val="17"/>
-              </w:rPr>
-              <w:t xml:space="preserve">○</w:t>
-            </w:r>
-          </w:p>
-          <w:p>
-            <w:pPr>
-              <w:spacing w:after="0" w:line="200"/>
-            </w:pPr>
-            <w:r>
-              <w:rPr>
-                <w:sz w:val="14"/>
-                <w:szCs w:val="14"/>
+            <w:tcW w:type="dxa" w:w="3490"/>
+            <w:tcMar>
+              <w:top w:type="dxa" w:w="80"/>
+              <w:left w:type="dxa" w:w="80"/>
+              <w:bottom w:type="dxa" w:w="80"/>
+              <w:right w:type="dxa" w:w="80"/>
+            </w:tcMar>
+            <w:vAlign w:val="center"/>
+          </w:tcPr>
+          <w:p>
+            <w:pPr>
+              <w:spacing w:after="0" w:line="260"/>
+            </w:pPr>
+            <w:r>
+              <w:rPr>
+                <w:b/>
+                <w:bCs/>
+                <w:color w:val="1F6F43"/>
+                <w:sz w:val="22"/>
+                <w:szCs w:val="22"/>
+              </w:rPr>
+              <w:t xml:space="preserve">○</w:t>
+            </w:r>
+          </w:p>
+          <w:p>
+            <w:pPr>
+              <w:spacing w:after="0" w:line="240"/>
+            </w:pPr>
+            <w:r>
+              <w:rPr>
+                <w:sz w:val="18"/>
+                <w:szCs w:val="18"/>
               </w:rPr>
               <w:t xml:space="preserve">三井住友銀行</w:t>
             </w:r>
@@ -3424,26 +3424,26 @@
         </w:tc>
         <w:tc>
           <w:tcPr>
-            <w:tcW w:type="dxa" w:w="2078"/>
-            <w:tcMar>
-              <w:top w:type="dxa" w:w="50"/>
-              <w:left w:type="dxa" w:w="60"/>
-              <w:bottom w:type="dxa" w:w="50"/>
-              <w:right w:type="dxa" w:w="60"/>
-            </w:tcMar>
-            <w:vAlign w:val="center"/>
-          </w:tcPr>
-          <w:p>
-            <w:pPr>
-              <w:spacing w:after="0" w:line="216"/>
+            <w:tcW w:type="dxa" w:w="3031"/>
+            <w:tcMar>
+              <w:top w:type="dxa" w:w="80"/>
+              <w:left w:type="dxa" w:w="80"/>
+              <w:bottom w:type="dxa" w:w="80"/>
+              <w:right w:type="dxa" w:w="80"/>
+            </w:tcMar>
+            <w:vAlign w:val="center"/>
+          </w:tcPr>
+          <w:p>
+            <w:pPr>
+              <w:spacing w:after="0" w:line="260"/>
             </w:pPr>
             <w:r>
               <w:rPr>
                 <w:b/>
                 <w:bCs/>
                 <w:color w:val="B36B00"/>
-                <w:sz w:val="17"/>
-                <w:szCs w:val="17"/>
+                <w:sz w:val="22"/>
+                <w:szCs w:val="22"/>
               </w:rPr>
               <w:t xml:space="preserve">△</w:t>
             </w:r>
@@ -3582,8 +3582,8 @@
     <w:p>
       <w:pPr>
         <w:sectPr>
-          <w:pgSz w:w="16838" w:h="11906" w:orient="landscape"/>
-          <w:pgMar w:top="700" w:right="720" w:bottom="700" w:left="720" w:header="708" w:footer="708" w:gutter="0"/>
+          <w:pgSz w:w="23811" w:h="16838" w:orient="landscape"/>
+          <w:pgMar w:top="700" w:right="700" w:bottom="700" w:left="700" w:header="708" w:footer="708" w:gutter="0"/>
           <w:pgNumType/>
           <w:docGrid w:linePitch="360"/>
         </w:sectPr>
@@ -3643,10 +3643,10 @@
             <w:tcW w:type="dxa" w:w="3200"/>
             <w:shd w:fill="2F5496" w:val="clear"/>
             <w:tcMar>
-              <w:top w:type="dxa" w:w="60"/>
-              <w:left w:type="dxa" w:w="80"/>
-              <w:bottom w:type="dxa" w:w="60"/>
-              <w:right w:type="dxa" w:w="80"/>
+              <w:top w:type="dxa" w:w="100"/>
+              <w:left w:type="dxa" w:w="100"/>
+              <w:bottom w:type="dxa" w:w="100"/>
+              <w:right w:type="dxa" w:w="100"/>
             </w:tcMar>
             <w:vAlign w:val="center"/>
           </w:tcPr>
@@ -3672,10 +3672,10 @@
             <w:tcW w:type="dxa" w:w="7266"/>
             <w:shd w:fill="2F5496" w:val="clear"/>
             <w:tcMar>
-              <w:top w:type="dxa" w:w="60"/>
-              <w:left w:type="dxa" w:w="80"/>
-              <w:bottom w:type="dxa" w:w="60"/>
-              <w:right w:type="dxa" w:w="80"/>
+              <w:top w:type="dxa" w:w="100"/>
+              <w:left w:type="dxa" w:w="100"/>
+              <w:bottom w:type="dxa" w:w="100"/>
+              <w:right w:type="dxa" w:w="100"/>
             </w:tcMar>
             <w:vAlign w:val="center"/>
           </w:tcPr>

--- a/信吾/銀行研究/添付ファイル/資産運用・アセマネ・マーケット業務比較表.docx
+++ b/信吾/銀行研究/添付ファイル/資産運用・アセマネ・マーケット業務比較表.docx
@@ -21,6 +21,7 @@
     <w:p>
       <w:pPr>
         <w:pStyle w:val="Heading2"/>
+        <w:keepNext w:val="false"/>
         <w:spacing w:after="80" w:before="160"/>
       </w:pPr>
       <w:r>
@@ -751,6 +752,7 @@
     <w:p>
       <w:pPr>
         <w:pStyle w:val="Heading2"/>
+        <w:keepNext w:val="false"/>
         <w:spacing w:after="80" w:before="160"/>
       </w:pPr>
       <w:r>
@@ -817,6 +819,7 @@
     <w:p>
       <w:pPr>
         <w:pStyle w:val="Heading2"/>
+        <w:keepNext/>
         <w:spacing w:after="80" w:before="160"/>
       </w:pPr>
       <w:r>
@@ -2821,13 +2824,9 @@
       </w:tr>
     </w:tbl>
     <w:p>
-      <w:r>
-        <w:br w:type="page"/>
-      </w:r>
-    </w:p>
-    <w:p>
       <w:pPr>
         <w:pStyle w:val="Heading2"/>
+        <w:keepNext/>
         <w:spacing w:after="80" w:before="160"/>
       </w:pPr>
       <w:r>
@@ -4747,6 +4746,7 @@
     <w:p>
       <w:pPr>
         <w:pStyle w:val="Heading2"/>
+        <w:keepNext w:val="false"/>
         <w:spacing w:after="80" w:before="160"/>
       </w:pPr>
       <w:r>
@@ -4853,6 +4853,7 @@
     <w:p>
       <w:pPr>
         <w:pStyle w:val="Heading2"/>
+        <w:keepNext w:val="false"/>
         <w:spacing w:after="80" w:before="160"/>
       </w:pPr>
       <w:r>

--- a/信吾/銀行研究/添付ファイル/資産運用・アセマネ・マーケット業務比較表.docx
+++ b/信吾/銀行研究/添付ファイル/資産運用・アセマネ・マーケット業務比較表.docx
@@ -5,6 +5,7 @@
     <w:p>
       <w:pPr>
         <w:pStyle w:val="Heading1"/>
+        <w:keepNext w:val="false"/>
         <w:spacing w:after="120" w:before="120"/>
       </w:pPr>
       <w:r>
@@ -4882,17 +4883,13 @@
     </w:p>
     <w:p>
       <w:pPr>
-        <w:sectPr>
-          <w:pgSz w:w="16838" w:h="11906" w:orient="landscape"/>
-          <w:pgMar w:top="700" w:right="700" w:bottom="700" w:left="700" w:header="708" w:footer="708" w:gutter="0"/>
-          <w:pgNumType/>
-          <w:docGrid w:linePitch="360"/>
-        </w:sectPr>
+        <w:spacing w:before="200"/>
       </w:pPr>
     </w:p>
     <w:p>
       <w:pPr>
         <w:pStyle w:val="Heading1"/>
+        <w:keepNext/>
         <w:spacing w:after="120" w:before="120"/>
       </w:pPr>
       <w:r>
@@ -4920,7 +4917,7 @@
     </w:p>
     <w:tbl>
       <w:tblPr>
-        <w:tblW w:type="dxa" w:w="10466"/>
+        <w:tblW w:type="dxa" w:w="15438"/>
         <w:tblBorders>
           <w:top w:val="single" w:color="999999" w:sz="4"/>
           <w:left w:val="single" w:color="999999" w:sz="4"/>
@@ -4932,8 +4929,8 @@
         <w:tblLayout w:type="fixed"/>
       </w:tblPr>
       <w:tblGrid>
-        <w:gridCol w:w="3200"/>
-        <w:gridCol w:w="7266"/>
+        <w:gridCol w:w="3600"/>
+        <w:gridCol w:w="11838"/>
       </w:tblGrid>
       <w:tr>
         <w:trPr>
@@ -4941,7 +4938,7 @@
         </w:trPr>
         <w:tc>
           <w:tcPr>
-            <w:tcW w:type="dxa" w:w="3200"/>
+            <w:tcW w:type="dxa" w:w="3600"/>
             <w:shd w:fill="2F5496" w:val="clear"/>
             <w:tcMar>
               <w:top w:type="dxa" w:w="110"/>
@@ -4970,7 +4967,7 @@
         </w:tc>
         <w:tc>
           <w:tcPr>
-            <w:tcW w:type="dxa" w:w="7266"/>
+            <w:tcW w:type="dxa" w:w="11838"/>
             <w:shd w:fill="2F5496" w:val="clear"/>
             <w:tcMar>
               <w:top w:type="dxa" w:w="110"/>
@@ -5004,7 +5001,7 @@
         </w:trPr>
         <w:tc>
           <w:tcPr>
-            <w:tcW w:type="dxa" w:w="10466"/>
+            <w:tcW w:type="dxa" w:w="15438"/>
             <w:gridSpan w:val="2"/>
             <w:shd w:fill="D9E2F3" w:val="clear"/>
             <w:tcMar>
@@ -5038,7 +5035,7 @@
         </w:trPr>
         <w:tc>
           <w:tcPr>
-            <w:tcW w:type="dxa" w:w="3200"/>
+            <w:tcW w:type="dxa" w:w="3600"/>
             <w:tcMar>
               <w:top w:type="dxa" w:w="60"/>
               <w:left w:type="dxa" w:w="80"/>
@@ -5065,7 +5062,7 @@
         </w:tc>
         <w:tc>
           <w:tcPr>
-            <w:tcW w:type="dxa" w:w="7266"/>
+            <w:tcW w:type="dxa" w:w="11838"/>
             <w:tcMar>
               <w:top w:type="dxa" w:w="60"/>
               <w:left w:type="dxa" w:w="100"/>
@@ -5097,7 +5094,7 @@
         </w:trPr>
         <w:tc>
           <w:tcPr>
-            <w:tcW w:type="dxa" w:w="3200"/>
+            <w:tcW w:type="dxa" w:w="3600"/>
             <w:tcMar>
               <w:top w:type="dxa" w:w="60"/>
               <w:left w:type="dxa" w:w="80"/>
@@ -5124,7 +5121,7 @@
         </w:tc>
         <w:tc>
           <w:tcPr>
-            <w:tcW w:type="dxa" w:w="7266"/>
+            <w:tcW w:type="dxa" w:w="11838"/>
             <w:tcMar>
               <w:top w:type="dxa" w:w="60"/>
               <w:left w:type="dxa" w:w="100"/>
@@ -5156,7 +5153,7 @@
         </w:trPr>
         <w:tc>
           <w:tcPr>
-            <w:tcW w:type="dxa" w:w="3200"/>
+            <w:tcW w:type="dxa" w:w="3600"/>
             <w:tcMar>
               <w:top w:type="dxa" w:w="60"/>
               <w:left w:type="dxa" w:w="80"/>
@@ -5183,7 +5180,7 @@
         </w:tc>
         <w:tc>
           <w:tcPr>
-            <w:tcW w:type="dxa" w:w="7266"/>
+            <w:tcW w:type="dxa" w:w="11838"/>
             <w:tcMar>
               <w:top w:type="dxa" w:w="60"/>
               <w:left w:type="dxa" w:w="100"/>
@@ -5215,7 +5212,7 @@
         </w:trPr>
         <w:tc>
           <w:tcPr>
-            <w:tcW w:type="dxa" w:w="10466"/>
+            <w:tcW w:type="dxa" w:w="15438"/>
             <w:gridSpan w:val="2"/>
             <w:shd w:fill="D9E2F3" w:val="clear"/>
             <w:tcMar>
@@ -5249,7 +5246,7 @@
         </w:trPr>
         <w:tc>
           <w:tcPr>
-            <w:tcW w:type="dxa" w:w="3200"/>
+            <w:tcW w:type="dxa" w:w="3600"/>
             <w:tcMar>
               <w:top w:type="dxa" w:w="60"/>
               <w:left w:type="dxa" w:w="80"/>
@@ -5276,7 +5273,7 @@
         </w:tc>
         <w:tc>
           <w:tcPr>
-            <w:tcW w:type="dxa" w:w="7266"/>
+            <w:tcW w:type="dxa" w:w="11838"/>
             <w:tcMar>
               <w:top w:type="dxa" w:w="60"/>
               <w:left w:type="dxa" w:w="100"/>
@@ -5308,7 +5305,7 @@
         </w:trPr>
         <w:tc>
           <w:tcPr>
-            <w:tcW w:type="dxa" w:w="3200"/>
+            <w:tcW w:type="dxa" w:w="3600"/>
             <w:tcMar>
               <w:top w:type="dxa" w:w="60"/>
               <w:left w:type="dxa" w:w="80"/>
@@ -5335,7 +5332,7 @@
         </w:tc>
         <w:tc>
           <w:tcPr>
-            <w:tcW w:type="dxa" w:w="7266"/>
+            <w:tcW w:type="dxa" w:w="11838"/>
             <w:tcMar>
               <w:top w:type="dxa" w:w="60"/>
               <w:left w:type="dxa" w:w="100"/>
@@ -5367,7 +5364,7 @@
         </w:trPr>
         <w:tc>
           <w:tcPr>
-            <w:tcW w:type="dxa" w:w="3200"/>
+            <w:tcW w:type="dxa" w:w="3600"/>
             <w:tcMar>
               <w:top w:type="dxa" w:w="60"/>
               <w:left w:type="dxa" w:w="80"/>
@@ -5394,7 +5391,7 @@
         </w:tc>
         <w:tc>
           <w:tcPr>
-            <w:tcW w:type="dxa" w:w="7266"/>
+            <w:tcW w:type="dxa" w:w="11838"/>
             <w:tcMar>
               <w:top w:type="dxa" w:w="60"/>
               <w:left w:type="dxa" w:w="100"/>
@@ -5426,7 +5423,7 @@
         </w:trPr>
         <w:tc>
           <w:tcPr>
-            <w:tcW w:type="dxa" w:w="3200"/>
+            <w:tcW w:type="dxa" w:w="3600"/>
             <w:tcMar>
               <w:top w:type="dxa" w:w="60"/>
               <w:left w:type="dxa" w:w="80"/>
@@ -5453,7 +5450,7 @@
         </w:tc>
         <w:tc>
           <w:tcPr>
-            <w:tcW w:type="dxa" w:w="7266"/>
+            <w:tcW w:type="dxa" w:w="11838"/>
             <w:tcMar>
               <w:top w:type="dxa" w:w="60"/>
               <w:left w:type="dxa" w:w="100"/>
@@ -5485,7 +5482,7 @@
         </w:trPr>
         <w:tc>
           <w:tcPr>
-            <w:tcW w:type="dxa" w:w="10466"/>
+            <w:tcW w:type="dxa" w:w="15438"/>
             <w:gridSpan w:val="2"/>
             <w:shd w:fill="D9E2F3" w:val="clear"/>
             <w:tcMar>
@@ -5519,7 +5516,7 @@
         </w:trPr>
         <w:tc>
           <w:tcPr>
-            <w:tcW w:type="dxa" w:w="3200"/>
+            <w:tcW w:type="dxa" w:w="3600"/>
             <w:tcMar>
               <w:top w:type="dxa" w:w="60"/>
               <w:left w:type="dxa" w:w="80"/>
@@ -5546,7 +5543,7 @@
         </w:tc>
         <w:tc>
           <w:tcPr>
-            <w:tcW w:type="dxa" w:w="7266"/>
+            <w:tcW w:type="dxa" w:w="11838"/>
             <w:tcMar>
               <w:top w:type="dxa" w:w="60"/>
               <w:left w:type="dxa" w:w="100"/>
@@ -5578,7 +5575,7 @@
         </w:trPr>
         <w:tc>
           <w:tcPr>
-            <w:tcW w:type="dxa" w:w="3200"/>
+            <w:tcW w:type="dxa" w:w="3600"/>
             <w:tcMar>
               <w:top w:type="dxa" w:w="60"/>
               <w:left w:type="dxa" w:w="80"/>
@@ -5605,7 +5602,7 @@
         </w:tc>
         <w:tc>
           <w:tcPr>
-            <w:tcW w:type="dxa" w:w="7266"/>
+            <w:tcW w:type="dxa" w:w="11838"/>
             <w:tcMar>
               <w:top w:type="dxa" w:w="60"/>
               <w:left w:type="dxa" w:w="100"/>
@@ -5637,7 +5634,7 @@
         </w:trPr>
         <w:tc>
           <w:tcPr>
-            <w:tcW w:type="dxa" w:w="3200"/>
+            <w:tcW w:type="dxa" w:w="3600"/>
             <w:tcMar>
               <w:top w:type="dxa" w:w="60"/>
               <w:left w:type="dxa" w:w="80"/>
@@ -5664,7 +5661,7 @@
         </w:tc>
         <w:tc>
           <w:tcPr>
-            <w:tcW w:type="dxa" w:w="7266"/>
+            <w:tcW w:type="dxa" w:w="11838"/>
             <w:tcMar>
               <w:top w:type="dxa" w:w="60"/>
               <w:left w:type="dxa" w:w="100"/>
@@ -5696,7 +5693,7 @@
         </w:trPr>
         <w:tc>
           <w:tcPr>
-            <w:tcW w:type="dxa" w:w="3200"/>
+            <w:tcW w:type="dxa" w:w="3600"/>
             <w:tcMar>
               <w:top w:type="dxa" w:w="60"/>
               <w:left w:type="dxa" w:w="80"/>
@@ -5723,7 +5720,7 @@
         </w:tc>
         <w:tc>
           <w:tcPr>
-            <w:tcW w:type="dxa" w:w="7266"/>
+            <w:tcW w:type="dxa" w:w="11838"/>
             <w:tcMar>
               <w:top w:type="dxa" w:w="60"/>
               <w:left w:type="dxa" w:w="100"/>
@@ -5751,8 +5748,8 @@
       </w:tr>
     </w:tbl>
     <w:sectPr>
-      <w:pgSz w:w="11906" w:h="16838" w:orient="portrait"/>
-      <w:pgMar w:top="900" w:right="900" w:bottom="900" w:left="900" w:header="708" w:footer="708" w:gutter="0"/>
+      <w:pgSz w:w="16838" w:h="11906" w:orient="landscape"/>
+      <w:pgMar w:top="700" w:right="700" w:bottom="700" w:left="700" w:header="708" w:footer="708" w:gutter="0"/>
       <w:pgNumType/>
       <w:docGrid w:linePitch="360"/>
     </w:sectPr>

--- a/信吾/銀行研究/添付ファイル/資産運用・アセマネ・マーケット業務比較表.docx
+++ b/信吾/銀行研究/添付ファイル/資産運用・アセマネ・マーケット業務比較表.docx
@@ -189,9 +189,6 @@
         </w:tc>
       </w:tr>
       <w:tr>
-        <w:trPr>
-          <w:cantSplit/>
-        </w:trPr>
         <w:tc>
           <w:tcPr>
             <w:tcW w:type="dxa" w:w="2500"/>
@@ -303,9 +300,6 @@
         </w:tc>
       </w:tr>
       <w:tr>
-        <w:trPr>
-          <w:cantSplit/>
-        </w:trPr>
         <w:tc>
           <w:tcPr>
             <w:tcW w:type="dxa" w:w="2500"/>
@@ -417,9 +411,6 @@
         </w:tc>
       </w:tr>
       <w:tr>
-        <w:trPr>
-          <w:cantSplit/>
-        </w:trPr>
         <w:tc>
           <w:tcPr>
             <w:tcW w:type="dxa" w:w="2500"/>
@@ -531,9 +522,6 @@
         </w:tc>
       </w:tr>
       <w:tr>
-        <w:trPr>
-          <w:cantSplit/>
-        </w:trPr>
         <w:tc>
           <w:tcPr>
             <w:tcW w:type="dxa" w:w="2500"/>
@@ -1057,9 +1045,6 @@
         </w:tc>
       </w:tr>
       <w:tr>
-        <w:trPr>
-          <w:cantSplit/>
-        </w:trPr>
         <w:tc>
           <w:tcPr>
             <w:tcW w:type="dxa" w:w="4450"/>
@@ -1201,6 +1186,286 @@
                 <w:szCs w:val="20"/>
               </w:rPr>
               <w:t xml:space="preserve">りそな銀行</w:t>
+            </w:r>
+          </w:p>
+        </w:tc>
+      </w:tr>
+      <w:tr>
+        <w:tc>
+          <w:tcPr>
+            <w:tcW w:type="dxa" w:w="4450"/>
+            <w:tcMar>
+              <w:top w:type="dxa" w:w="90"/>
+              <w:left w:type="dxa" w:w="110"/>
+              <w:bottom w:type="dxa" w:w="90"/>
+              <w:right w:type="dxa" w:w="110"/>
+            </w:tcMar>
+            <w:vAlign w:val="center"/>
+          </w:tcPr>
+          <w:p>
+            <w:pPr>
+              <w:spacing w:after="0" w:line="260"/>
+              <w:jc w:val="left"/>
+            </w:pPr>
+            <w:r>
+              <w:rPr>
+                <w:b w:val="false"/>
+                <w:bCs w:val="false"/>
+                <w:sz w:val="21"/>
+                <w:szCs w:val="21"/>
+              </w:rPr>
+              <w:t xml:space="preserve">2. 投資一任契約に基づく投資顧問業務</w:t>
+            </w:r>
+          </w:p>
+        </w:tc>
+        <w:tc>
+          <w:tcPr>
+            <w:tcW w:type="dxa" w:w="3663"/>
+            <w:tcMar>
+              <w:top w:type="dxa" w:w="90"/>
+              <w:left w:type="dxa" w:w="90"/>
+              <w:bottom w:type="dxa" w:w="90"/>
+              <w:right w:type="dxa" w:w="90"/>
+            </w:tcMar>
+            <w:vAlign w:val="center"/>
+          </w:tcPr>
+          <w:p>
+            <w:pPr>
+              <w:spacing w:after="0" w:line="300"/>
+            </w:pPr>
+            <w:r>
+              <w:rPr>
+                <w:b/>
+                <w:bCs/>
+                <w:color w:val="1F6F43"/>
+                <w:sz w:val="26"/>
+                <w:szCs w:val="26"/>
+              </w:rPr>
+              <w:t xml:space="preserve">○</w:t>
+            </w:r>
+          </w:p>
+          <w:p>
+            <w:pPr>
+              <w:spacing w:after="0" w:line="260"/>
+            </w:pPr>
+            <w:r>
+              <w:rPr>
+                <w:sz w:val="20"/>
+                <w:szCs w:val="20"/>
+              </w:rPr>
+              <w:t xml:space="preserve">みずほ信託銀行</w:t>
+            </w:r>
+          </w:p>
+        </w:tc>
+        <w:tc>
+          <w:tcPr>
+            <w:tcW w:type="dxa" w:w="3663"/>
+            <w:tcMar>
+              <w:top w:type="dxa" w:w="90"/>
+              <w:left w:type="dxa" w:w="90"/>
+              <w:bottom w:type="dxa" w:w="90"/>
+              <w:right w:type="dxa" w:w="90"/>
+            </w:tcMar>
+            <w:vAlign w:val="center"/>
+          </w:tcPr>
+          <w:p>
+            <w:pPr>
+              <w:spacing w:after="0" w:line="300"/>
+            </w:pPr>
+            <w:r>
+              <w:rPr>
+                <w:b/>
+                <w:bCs/>
+                <w:color w:val="1F6F43"/>
+                <w:sz w:val="26"/>
+                <w:szCs w:val="26"/>
+              </w:rPr>
+              <w:t xml:space="preserve">○</w:t>
+            </w:r>
+          </w:p>
+          <w:p>
+            <w:pPr>
+              <w:spacing w:after="0" w:line="260"/>
+            </w:pPr>
+            <w:r>
+              <w:rPr>
+                <w:sz w:val="20"/>
+                <w:szCs w:val="20"/>
+              </w:rPr>
+              <w:t xml:space="preserve">三菱UFJ信託銀行</w:t>
+            </w:r>
+          </w:p>
+        </w:tc>
+        <w:tc>
+          <w:tcPr>
+            <w:tcW w:type="dxa" w:w="3662"/>
+            <w:tcMar>
+              <w:top w:type="dxa" w:w="90"/>
+              <w:left w:type="dxa" w:w="90"/>
+              <w:bottom w:type="dxa" w:w="90"/>
+              <w:right w:type="dxa" w:w="90"/>
+            </w:tcMar>
+            <w:vAlign w:val="center"/>
+          </w:tcPr>
+          <w:p>
+            <w:pPr>
+              <w:spacing w:after="0" w:line="300"/>
+            </w:pPr>
+            <w:r>
+              <w:rPr>
+                <w:b/>
+                <w:bCs/>
+                <w:color w:val="1F6F43"/>
+                <w:sz w:val="26"/>
+                <w:szCs w:val="26"/>
+              </w:rPr>
+              <w:t xml:space="preserve">○</w:t>
+            </w:r>
+          </w:p>
+          <w:p>
+            <w:pPr>
+              <w:spacing w:after="0" w:line="260"/>
+            </w:pPr>
+            <w:r>
+              <w:rPr>
+                <w:sz w:val="20"/>
+                <w:szCs w:val="20"/>
+              </w:rPr>
+              <w:t xml:space="preserve">りそな銀行</w:t>
+            </w:r>
+          </w:p>
+        </w:tc>
+      </w:tr>
+      <w:tr>
+        <w:tc>
+          <w:tcPr>
+            <w:tcW w:type="dxa" w:w="4450"/>
+            <w:tcMar>
+              <w:top w:type="dxa" w:w="90"/>
+              <w:left w:type="dxa" w:w="110"/>
+              <w:bottom w:type="dxa" w:w="90"/>
+              <w:right w:type="dxa" w:w="110"/>
+            </w:tcMar>
+            <w:vAlign w:val="center"/>
+          </w:tcPr>
+          <w:p>
+            <w:pPr>
+              <w:spacing w:after="0" w:line="260"/>
+              <w:jc w:val="left"/>
+            </w:pPr>
+            <w:r>
+              <w:rPr>
+                <w:b w:val="false"/>
+                <w:bCs w:val="false"/>
+                <w:sz w:val="21"/>
+                <w:szCs w:val="21"/>
+              </w:rPr>
+              <w:t xml:space="preserve">3. プライベートアセット（未上場株・インフラ・不動産private debt 等）の運用受託</w:t>
+            </w:r>
+          </w:p>
+        </w:tc>
+        <w:tc>
+          <w:tcPr>
+            <w:tcW w:type="dxa" w:w="3663"/>
+            <w:tcMar>
+              <w:top w:type="dxa" w:w="90"/>
+              <w:left w:type="dxa" w:w="90"/>
+              <w:bottom w:type="dxa" w:w="90"/>
+              <w:right w:type="dxa" w:w="90"/>
+            </w:tcMar>
+            <w:vAlign w:val="center"/>
+          </w:tcPr>
+          <w:p>
+            <w:pPr>
+              <w:spacing w:after="0" w:line="300"/>
+            </w:pPr>
+            <w:r>
+              <w:rPr>
+                <w:b/>
+                <w:bCs/>
+                <w:color w:val="1F6F43"/>
+                <w:sz w:val="26"/>
+                <w:szCs w:val="26"/>
+              </w:rPr>
+              <w:t xml:space="preserve">○</w:t>
+            </w:r>
+          </w:p>
+          <w:p>
+            <w:pPr>
+              <w:spacing w:after="0" w:line="260"/>
+            </w:pPr>
+            <w:r>
+              <w:rPr>
+                <w:sz w:val="20"/>
+                <w:szCs w:val="20"/>
+              </w:rPr>
+              <w:t xml:space="preserve">みずほ信託銀行</w:t>
+            </w:r>
+          </w:p>
+        </w:tc>
+        <w:tc>
+          <w:tcPr>
+            <w:tcW w:type="dxa" w:w="3663"/>
+            <w:tcMar>
+              <w:top w:type="dxa" w:w="90"/>
+              <w:left w:type="dxa" w:w="90"/>
+              <w:bottom w:type="dxa" w:w="90"/>
+              <w:right w:type="dxa" w:w="90"/>
+            </w:tcMar>
+            <w:vAlign w:val="center"/>
+          </w:tcPr>
+          <w:p>
+            <w:pPr>
+              <w:spacing w:after="0" w:line="300"/>
+            </w:pPr>
+            <w:r>
+              <w:rPr>
+                <w:b/>
+                <w:bCs/>
+                <w:color w:val="1F6F43"/>
+                <w:sz w:val="26"/>
+                <w:szCs w:val="26"/>
+              </w:rPr>
+              <w:t xml:space="preserve">○</w:t>
+            </w:r>
+          </w:p>
+          <w:p>
+            <w:pPr>
+              <w:spacing w:after="0" w:line="260"/>
+            </w:pPr>
+            <w:r>
+              <w:rPr>
+                <w:sz w:val="20"/>
+                <w:szCs w:val="20"/>
+              </w:rPr>
+              <w:t xml:space="preserve">三菱UFJ信託銀行</w:t>
+            </w:r>
+          </w:p>
+        </w:tc>
+        <w:tc>
+          <w:tcPr>
+            <w:tcW w:type="dxa" w:w="3662"/>
+            <w:tcMar>
+              <w:top w:type="dxa" w:w="90"/>
+              <w:left w:type="dxa" w:w="90"/>
+              <w:bottom w:type="dxa" w:w="90"/>
+              <w:right w:type="dxa" w:w="90"/>
+            </w:tcMar>
+            <w:vAlign w:val="center"/>
+          </w:tcPr>
+          <w:p>
+            <w:pPr>
+              <w:spacing w:after="0" w:line="300"/>
+            </w:pPr>
+            <w:r>
+              <w:rPr>
+                <w:b/>
+                <w:bCs/>
+                <w:color w:val="B36B00"/>
+                <w:sz w:val="26"/>
+                <w:szCs w:val="26"/>
+              </w:rPr>
+              <w:t xml:space="preserve">△</w:t>
             </w:r>
           </w:p>
         </w:tc>
@@ -1211,6 +1476,37 @@
         </w:trPr>
         <w:tc>
           <w:tcPr>
+            <w:tcW w:type="dxa" w:w="15438"/>
+            <w:gridSpan w:val="4"/>
+            <w:shd w:fill="D9E2F3" w:val="clear"/>
+            <w:tcMar>
+              <w:top w:type="dxa" w:w="100"/>
+              <w:left w:type="dxa" w:w="130"/>
+              <w:bottom w:type="dxa" w:w="100"/>
+              <w:right w:type="dxa" w:w="110"/>
+            </w:tcMar>
+          </w:tcPr>
+          <w:p>
+            <w:pPr>
+              <w:spacing w:after="0" w:line="260"/>
+              <w:jc w:val="left"/>
+            </w:pPr>
+            <w:r>
+              <w:rPr>
+                <w:b/>
+                <w:bCs/>
+                <w:color w:val="1F3864"/>
+                <w:sz w:val="22"/>
+                <w:szCs w:val="22"/>
+              </w:rPr>
+              <w:t xml:space="preserve">B. アセットマネジメント業務（グループの資産運用会社による運用業務）</w:t>
+            </w:r>
+          </w:p>
+        </w:tc>
+      </w:tr>
+      <w:tr>
+        <w:tc>
+          <w:tcPr>
             <w:tcW w:type="dxa" w:w="4450"/>
             <w:tcMar>
               <w:top w:type="dxa" w:w="90"/>
@@ -1232,7 +1528,7 @@
                 <w:sz w:val="21"/>
                 <w:szCs w:val="21"/>
               </w:rPr>
-              <w:t xml:space="preserve">2. 投資一任契約に基づく投資顧問業務</w:t>
+              <w:t xml:space="preserve">4. 公募投資信託の設定・運用（委託者）業務</w:t>
             </w:r>
           </w:p>
         </w:tc>
@@ -1271,7 +1567,7 @@
                 <w:sz w:val="20"/>
                 <w:szCs w:val="20"/>
               </w:rPr>
-              <w:t xml:space="preserve">みずほ信託銀行</w:t>
+              <w:t xml:space="preserve">アセットマネジメントOne</w:t>
             </w:r>
           </w:p>
         </w:tc>
@@ -1310,7 +1606,7 @@
                 <w:sz w:val="20"/>
                 <w:szCs w:val="20"/>
               </w:rPr>
-              <w:t xml:space="preserve">三菱UFJ信託銀行</w:t>
+              <w:t xml:space="preserve">三菱UFJアセットマネジメント</w:t>
             </w:r>
           </w:p>
         </w:tc>
@@ -1349,7 +1645,433 @@
                 <w:sz w:val="20"/>
                 <w:szCs w:val="20"/>
               </w:rPr>
-              <w:t xml:space="preserve">りそな銀行</w:t>
+              <w:t xml:space="preserve">りそなアセットマネジメント</w:t>
+            </w:r>
+          </w:p>
+        </w:tc>
+      </w:tr>
+      <w:tr>
+        <w:tc>
+          <w:tcPr>
+            <w:tcW w:type="dxa" w:w="4450"/>
+            <w:tcMar>
+              <w:top w:type="dxa" w:w="90"/>
+              <w:left w:type="dxa" w:w="110"/>
+              <w:bottom w:type="dxa" w:w="90"/>
+              <w:right w:type="dxa" w:w="110"/>
+            </w:tcMar>
+            <w:vAlign w:val="center"/>
+          </w:tcPr>
+          <w:p>
+            <w:pPr>
+              <w:spacing w:after="0" w:line="260"/>
+              <w:jc w:val="left"/>
+            </w:pPr>
+            <w:r>
+              <w:rPr>
+                <w:b w:val="false"/>
+                <w:bCs w:val="false"/>
+                <w:sz w:val="21"/>
+                <w:szCs w:val="21"/>
+              </w:rPr>
+              <w:t xml:space="preserve">5. 確定拠出年金（DC）向け運用商品の提供</w:t>
+            </w:r>
+          </w:p>
+        </w:tc>
+        <w:tc>
+          <w:tcPr>
+            <w:tcW w:type="dxa" w:w="3663"/>
+            <w:tcMar>
+              <w:top w:type="dxa" w:w="90"/>
+              <w:left w:type="dxa" w:w="90"/>
+              <w:bottom w:type="dxa" w:w="90"/>
+              <w:right w:type="dxa" w:w="90"/>
+            </w:tcMar>
+            <w:vAlign w:val="center"/>
+          </w:tcPr>
+          <w:p>
+            <w:pPr>
+              <w:spacing w:after="0" w:line="300"/>
+            </w:pPr>
+            <w:r>
+              <w:rPr>
+                <w:b/>
+                <w:bCs/>
+                <w:color w:val="1F6F43"/>
+                <w:sz w:val="26"/>
+                <w:szCs w:val="26"/>
+              </w:rPr>
+              <w:t xml:space="preserve">○</w:t>
+            </w:r>
+          </w:p>
+          <w:p>
+            <w:pPr>
+              <w:spacing w:after="0" w:line="260"/>
+            </w:pPr>
+            <w:r>
+              <w:rPr>
+                <w:sz w:val="20"/>
+                <w:szCs w:val="20"/>
+              </w:rPr>
+              <w:t xml:space="preserve">アセットマネジメントOne</w:t>
+            </w:r>
+          </w:p>
+        </w:tc>
+        <w:tc>
+          <w:tcPr>
+            <w:tcW w:type="dxa" w:w="3663"/>
+            <w:tcMar>
+              <w:top w:type="dxa" w:w="90"/>
+              <w:left w:type="dxa" w:w="90"/>
+              <w:bottom w:type="dxa" w:w="90"/>
+              <w:right w:type="dxa" w:w="90"/>
+            </w:tcMar>
+            <w:vAlign w:val="center"/>
+          </w:tcPr>
+          <w:p>
+            <w:pPr>
+              <w:spacing w:after="0" w:line="300"/>
+            </w:pPr>
+            <w:r>
+              <w:rPr>
+                <w:b/>
+                <w:bCs/>
+                <w:color w:val="1F6F43"/>
+                <w:sz w:val="26"/>
+                <w:szCs w:val="26"/>
+              </w:rPr>
+              <w:t xml:space="preserve">○</w:t>
+            </w:r>
+          </w:p>
+          <w:p>
+            <w:pPr>
+              <w:spacing w:after="0" w:line="260"/>
+            </w:pPr>
+            <w:r>
+              <w:rPr>
+                <w:sz w:val="20"/>
+                <w:szCs w:val="20"/>
+              </w:rPr>
+              <w:t xml:space="preserve">三菱UFJアセットマネジメント</w:t>
+            </w:r>
+          </w:p>
+        </w:tc>
+        <w:tc>
+          <w:tcPr>
+            <w:tcW w:type="dxa" w:w="3662"/>
+            <w:tcMar>
+              <w:top w:type="dxa" w:w="90"/>
+              <w:left w:type="dxa" w:w="90"/>
+              <w:bottom w:type="dxa" w:w="90"/>
+              <w:right w:type="dxa" w:w="90"/>
+            </w:tcMar>
+            <w:vAlign w:val="center"/>
+          </w:tcPr>
+          <w:p>
+            <w:pPr>
+              <w:spacing w:after="0" w:line="300"/>
+            </w:pPr>
+            <w:r>
+              <w:rPr>
+                <w:b/>
+                <w:bCs/>
+                <w:color w:val="1F6F43"/>
+                <w:sz w:val="26"/>
+                <w:szCs w:val="26"/>
+              </w:rPr>
+              <w:t xml:space="preserve">○</w:t>
+            </w:r>
+          </w:p>
+          <w:p>
+            <w:pPr>
+              <w:spacing w:after="0" w:line="260"/>
+            </w:pPr>
+            <w:r>
+              <w:rPr>
+                <w:sz w:val="20"/>
+                <w:szCs w:val="20"/>
+              </w:rPr>
+              <w:t xml:space="preserve">りそなアセットマネジメント</w:t>
+            </w:r>
+          </w:p>
+        </w:tc>
+      </w:tr>
+      <w:tr>
+        <w:tc>
+          <w:tcPr>
+            <w:tcW w:type="dxa" w:w="4450"/>
+            <w:tcMar>
+              <w:top w:type="dxa" w:w="90"/>
+              <w:left w:type="dxa" w:w="110"/>
+              <w:bottom w:type="dxa" w:w="90"/>
+              <w:right w:type="dxa" w:w="110"/>
+            </w:tcMar>
+            <w:vAlign w:val="center"/>
+          </w:tcPr>
+          <w:p>
+            <w:pPr>
+              <w:spacing w:after="0" w:line="260"/>
+              <w:jc w:val="left"/>
+            </w:pPr>
+            <w:r>
+              <w:rPr>
+                <w:b w:val="false"/>
+                <w:bCs w:val="false"/>
+                <w:sz w:val="21"/>
+                <w:szCs w:val="21"/>
+              </w:rPr>
+              <w:t xml:space="preserve">6. 機関投資家向け（年金基金・GPIF 等）運用受託業務</w:t>
+            </w:r>
+          </w:p>
+        </w:tc>
+        <w:tc>
+          <w:tcPr>
+            <w:tcW w:type="dxa" w:w="3663"/>
+            <w:tcMar>
+              <w:top w:type="dxa" w:w="90"/>
+              <w:left w:type="dxa" w:w="90"/>
+              <w:bottom w:type="dxa" w:w="90"/>
+              <w:right w:type="dxa" w:w="90"/>
+            </w:tcMar>
+            <w:vAlign w:val="center"/>
+          </w:tcPr>
+          <w:p>
+            <w:pPr>
+              <w:spacing w:after="0" w:line="300"/>
+            </w:pPr>
+            <w:r>
+              <w:rPr>
+                <w:b/>
+                <w:bCs/>
+                <w:color w:val="1F6F43"/>
+                <w:sz w:val="26"/>
+                <w:szCs w:val="26"/>
+              </w:rPr>
+              <w:t xml:space="preserve">○</w:t>
+            </w:r>
+          </w:p>
+          <w:p>
+            <w:pPr>
+              <w:spacing w:after="0" w:line="260"/>
+            </w:pPr>
+            <w:r>
+              <w:rPr>
+                <w:sz w:val="20"/>
+                <w:szCs w:val="20"/>
+              </w:rPr>
+              <w:t xml:space="preserve">アセットマネジメントOne</w:t>
+            </w:r>
+          </w:p>
+        </w:tc>
+        <w:tc>
+          <w:tcPr>
+            <w:tcW w:type="dxa" w:w="3663"/>
+            <w:tcMar>
+              <w:top w:type="dxa" w:w="90"/>
+              <w:left w:type="dxa" w:w="90"/>
+              <w:bottom w:type="dxa" w:w="90"/>
+              <w:right w:type="dxa" w:w="90"/>
+            </w:tcMar>
+            <w:vAlign w:val="center"/>
+          </w:tcPr>
+          <w:p>
+            <w:pPr>
+              <w:spacing w:after="0" w:line="300"/>
+            </w:pPr>
+            <w:r>
+              <w:rPr>
+                <w:b/>
+                <w:bCs/>
+                <w:color w:val="1F6F43"/>
+                <w:sz w:val="26"/>
+                <w:szCs w:val="26"/>
+              </w:rPr>
+              <w:t xml:space="preserve">○</w:t>
+            </w:r>
+          </w:p>
+          <w:p>
+            <w:pPr>
+              <w:spacing w:after="0" w:line="260"/>
+            </w:pPr>
+            <w:r>
+              <w:rPr>
+                <w:sz w:val="20"/>
+                <w:szCs w:val="20"/>
+              </w:rPr>
+              <w:t xml:space="preserve">三菱UFJアセットマネジメント</w:t>
+            </w:r>
+          </w:p>
+        </w:tc>
+        <w:tc>
+          <w:tcPr>
+            <w:tcW w:type="dxa" w:w="3662"/>
+            <w:tcMar>
+              <w:top w:type="dxa" w:w="90"/>
+              <w:left w:type="dxa" w:w="90"/>
+              <w:bottom w:type="dxa" w:w="90"/>
+              <w:right w:type="dxa" w:w="90"/>
+            </w:tcMar>
+            <w:vAlign w:val="center"/>
+          </w:tcPr>
+          <w:p>
+            <w:pPr>
+              <w:spacing w:after="0" w:line="300"/>
+            </w:pPr>
+            <w:r>
+              <w:rPr>
+                <w:b/>
+                <w:bCs/>
+                <w:color w:val="1F6F43"/>
+                <w:sz w:val="26"/>
+                <w:szCs w:val="26"/>
+              </w:rPr>
+              <w:t xml:space="preserve">○</w:t>
+            </w:r>
+          </w:p>
+          <w:p>
+            <w:pPr>
+              <w:spacing w:after="0" w:line="260"/>
+            </w:pPr>
+            <w:r>
+              <w:rPr>
+                <w:sz w:val="20"/>
+                <w:szCs w:val="20"/>
+              </w:rPr>
+              <w:t xml:space="preserve">りそなアセットマネジメント</w:t>
+            </w:r>
+          </w:p>
+        </w:tc>
+      </w:tr>
+      <w:tr>
+        <w:tc>
+          <w:tcPr>
+            <w:tcW w:type="dxa" w:w="4450"/>
+            <w:tcMar>
+              <w:top w:type="dxa" w:w="90"/>
+              <w:left w:type="dxa" w:w="110"/>
+              <w:bottom w:type="dxa" w:w="90"/>
+              <w:right w:type="dxa" w:w="110"/>
+            </w:tcMar>
+            <w:vAlign w:val="center"/>
+          </w:tcPr>
+          <w:p>
+            <w:pPr>
+              <w:spacing w:after="0" w:line="260"/>
+              <w:jc w:val="left"/>
+            </w:pPr>
+            <w:r>
+              <w:rPr>
+                <w:b w:val="false"/>
+                <w:bCs w:val="false"/>
+                <w:sz w:val="21"/>
+                <w:szCs w:val="21"/>
+              </w:rPr>
+              <w:t xml:space="preserve">7. オルタナティブ投資運用（PE・不動産ファンド・ヘッジファンド 等）</w:t>
+            </w:r>
+          </w:p>
+        </w:tc>
+        <w:tc>
+          <w:tcPr>
+            <w:tcW w:type="dxa" w:w="3663"/>
+            <w:tcMar>
+              <w:top w:type="dxa" w:w="90"/>
+              <w:left w:type="dxa" w:w="90"/>
+              <w:bottom w:type="dxa" w:w="90"/>
+              <w:right w:type="dxa" w:w="90"/>
+            </w:tcMar>
+            <w:vAlign w:val="center"/>
+          </w:tcPr>
+          <w:p>
+            <w:pPr>
+              <w:spacing w:after="0" w:line="300"/>
+            </w:pPr>
+            <w:r>
+              <w:rPr>
+                <w:b/>
+                <w:bCs/>
+                <w:color w:val="1F6F43"/>
+                <w:sz w:val="26"/>
+                <w:szCs w:val="26"/>
+              </w:rPr>
+              <w:t xml:space="preserve">○</w:t>
+            </w:r>
+          </w:p>
+          <w:p>
+            <w:pPr>
+              <w:spacing w:after="0" w:line="260"/>
+            </w:pPr>
+            <w:r>
+              <w:rPr>
+                <w:sz w:val="20"/>
+                <w:szCs w:val="20"/>
+              </w:rPr>
+              <w:t xml:space="preserve">アセットマネジメントOne 等</w:t>
+            </w:r>
+          </w:p>
+        </w:tc>
+        <w:tc>
+          <w:tcPr>
+            <w:tcW w:type="dxa" w:w="3663"/>
+            <w:tcMar>
+              <w:top w:type="dxa" w:w="90"/>
+              <w:left w:type="dxa" w:w="90"/>
+              <w:bottom w:type="dxa" w:w="90"/>
+              <w:right w:type="dxa" w:w="90"/>
+            </w:tcMar>
+            <w:vAlign w:val="center"/>
+          </w:tcPr>
+          <w:p>
+            <w:pPr>
+              <w:spacing w:after="0" w:line="300"/>
+            </w:pPr>
+            <w:r>
+              <w:rPr>
+                <w:b/>
+                <w:bCs/>
+                <w:color w:val="1F6F43"/>
+                <w:sz w:val="26"/>
+                <w:szCs w:val="26"/>
+              </w:rPr>
+              <w:t xml:space="preserve">○</w:t>
+            </w:r>
+          </w:p>
+          <w:p>
+            <w:pPr>
+              <w:spacing w:after="0" w:line="260"/>
+            </w:pPr>
+            <w:r>
+              <w:rPr>
+                <w:sz w:val="20"/>
+                <w:szCs w:val="20"/>
+              </w:rPr>
+              <w:t xml:space="preserve">三菱UFJアセットマネジメント 等</w:t>
+            </w:r>
+          </w:p>
+        </w:tc>
+        <w:tc>
+          <w:tcPr>
+            <w:tcW w:type="dxa" w:w="3662"/>
+            <w:tcMar>
+              <w:top w:type="dxa" w:w="90"/>
+              <w:left w:type="dxa" w:w="90"/>
+              <w:bottom w:type="dxa" w:w="90"/>
+              <w:right w:type="dxa" w:w="90"/>
+            </w:tcMar>
+            <w:vAlign w:val="center"/>
+          </w:tcPr>
+          <w:p>
+            <w:pPr>
+              <w:spacing w:after="0" w:line="300"/>
+            </w:pPr>
+            <w:r>
+              <w:rPr>
+                <w:b/>
+                <w:bCs/>
+                <w:color w:val="B36B00"/>
+                <w:sz w:val="26"/>
+                <w:szCs w:val="26"/>
+              </w:rPr>
+              <w:t xml:space="preserve">△</w:t>
             </w:r>
           </w:p>
         </w:tc>
@@ -1360,6 +2082,37 @@
         </w:trPr>
         <w:tc>
           <w:tcPr>
+            <w:tcW w:type="dxa" w:w="15438"/>
+            <w:gridSpan w:val="4"/>
+            <w:shd w:fill="D9E2F3" w:val="clear"/>
+            <w:tcMar>
+              <w:top w:type="dxa" w:w="100"/>
+              <w:left w:type="dxa" w:w="130"/>
+              <w:bottom w:type="dxa" w:w="100"/>
+              <w:right w:type="dxa" w:w="110"/>
+            </w:tcMar>
+          </w:tcPr>
+          <w:p>
+            <w:pPr>
+              <w:spacing w:after="0" w:line="260"/>
+              <w:jc w:val="left"/>
+            </w:pPr>
+            <w:r>
+              <w:rPr>
+                <w:b/>
+                <w:bCs/>
+                <w:color w:val="1F3864"/>
+                <w:sz w:val="22"/>
+                <w:szCs w:val="22"/>
+              </w:rPr>
+              <w:t xml:space="preserve">C. マーケット業務（市場部門・トレーディング・ALM）</w:t>
+            </w:r>
+          </w:p>
+        </w:tc>
+      </w:tr>
+      <w:tr>
+        <w:tc>
+          <w:tcPr>
             <w:tcW w:type="dxa" w:w="4450"/>
             <w:tcMar>
               <w:top w:type="dxa" w:w="90"/>
@@ -1381,7 +2134,7 @@
                 <w:sz w:val="21"/>
                 <w:szCs w:val="21"/>
               </w:rPr>
-              <w:t xml:space="preserve">3. プライベートアセット（未上場株・インフラ・不動産private debt 等）の運用受託</w:t>
+              <w:t xml:space="preserve">8. 資金繰り・ALM業務（円貨・外貨の調達・運用管理）</w:t>
             </w:r>
           </w:p>
         </w:tc>
@@ -1420,6 +2173,18 @@
                 <w:sz w:val="20"/>
                 <w:szCs w:val="20"/>
               </w:rPr>
+              <w:t xml:space="preserve">みずほ銀行</w:t>
+            </w:r>
+          </w:p>
+          <w:p>
+            <w:pPr>
+              <w:spacing w:after="0" w:line="260"/>
+            </w:pPr>
+            <w:r>
+              <w:rPr>
+                <w:sz w:val="20"/>
+                <w:szCs w:val="20"/>
+              </w:rPr>
               <w:t xml:space="preserve">みずほ信託銀行</w:t>
             </w:r>
           </w:p>
@@ -1459,6 +2224,18 @@
                 <w:sz w:val="20"/>
                 <w:szCs w:val="20"/>
               </w:rPr>
+              <w:t xml:space="preserve">三菱UFJ銀行</w:t>
+            </w:r>
+          </w:p>
+          <w:p>
+            <w:pPr>
+              <w:spacing w:after="0" w:line="260"/>
+            </w:pPr>
+            <w:r>
+              <w:rPr>
+                <w:sz w:val="20"/>
+                <w:szCs w:val="20"/>
+              </w:rPr>
               <w:t xml:space="preserve">三菱UFJ信託銀行</w:t>
             </w:r>
           </w:p>
@@ -1482,53 +2259,40 @@
               <w:rPr>
                 <w:b/>
                 <w:bCs/>
-                <w:color w:val="B36B00"/>
-                <w:sz w:val="26"/>
-                <w:szCs w:val="26"/>
-              </w:rPr>
-              <w:t xml:space="preserve">△</w:t>
+                <w:color w:val="1F6F43"/>
+                <w:sz w:val="26"/>
+                <w:szCs w:val="26"/>
+              </w:rPr>
+              <w:t xml:space="preserve">○</w:t>
+            </w:r>
+          </w:p>
+          <w:p>
+            <w:pPr>
+              <w:spacing w:after="0" w:line="260"/>
+            </w:pPr>
+            <w:r>
+              <w:rPr>
+                <w:sz w:val="20"/>
+                <w:szCs w:val="20"/>
+              </w:rPr>
+              <w:t xml:space="preserve">りそな銀行</w:t>
+            </w:r>
+          </w:p>
+          <w:p>
+            <w:pPr>
+              <w:spacing w:after="0" w:line="260"/>
+            </w:pPr>
+            <w:r>
+              <w:rPr>
+                <w:sz w:val="20"/>
+                <w:szCs w:val="20"/>
+              </w:rPr>
+              <w:t xml:space="preserve">埼玉りそな銀行</w:t>
             </w:r>
           </w:p>
         </w:tc>
       </w:tr>
       <w:tr>
-        <w:trPr>
-          <w:cantSplit/>
-        </w:trPr>
-        <w:tc>
-          <w:tcPr>
-            <w:tcW w:type="dxa" w:w="15438"/>
-            <w:gridSpan w:val="4"/>
-            <w:shd w:fill="D9E2F3" w:val="clear"/>
-            <w:tcMar>
-              <w:top w:type="dxa" w:w="100"/>
-              <w:left w:type="dxa" w:w="130"/>
-              <w:bottom w:type="dxa" w:w="100"/>
-              <w:right w:type="dxa" w:w="110"/>
-            </w:tcMar>
-          </w:tcPr>
-          <w:p>
-            <w:pPr>
-              <w:spacing w:after="0" w:line="260"/>
-              <w:jc w:val="left"/>
-            </w:pPr>
-            <w:r>
-              <w:rPr>
-                <w:b/>
-                <w:bCs/>
-                <w:color w:val="1F3864"/>
-                <w:sz w:val="22"/>
-                <w:szCs w:val="22"/>
-              </w:rPr>
-              <w:t xml:space="preserve">B. アセットマネジメント業務（グループの資産運用会社による運用業務）</w:t>
-            </w:r>
-          </w:p>
-        </w:tc>
-      </w:tr>
-      <w:tr>
-        <w:trPr>
-          <w:cantSplit/>
-        </w:trPr>
         <w:tc>
           <w:tcPr>
             <w:tcW w:type="dxa" w:w="4450"/>
@@ -1552,7 +2316,7 @@
                 <w:sz w:val="21"/>
                 <w:szCs w:val="21"/>
               </w:rPr>
-              <w:t xml:space="preserve">4. 公募投資信託の設定・運用（委託者）業務</w:t>
+              <w:t xml:space="preserve">9. 債券・為替・デリバティブのセールス＆トレーディング業務</w:t>
             </w:r>
           </w:p>
         </w:tc>
@@ -1591,7 +2355,19 @@
                 <w:sz w:val="20"/>
                 <w:szCs w:val="20"/>
               </w:rPr>
-              <w:t xml:space="preserve">アセットマネジメントOne</w:t>
+              <w:t xml:space="preserve">みずほ銀行</w:t>
+            </w:r>
+          </w:p>
+          <w:p>
+            <w:pPr>
+              <w:spacing w:after="0" w:line="260"/>
+            </w:pPr>
+            <w:r>
+              <w:rPr>
+                <w:sz w:val="20"/>
+                <w:szCs w:val="20"/>
+              </w:rPr>
+              <w:t xml:space="preserve">みずほ証券</w:t>
             </w:r>
           </w:p>
         </w:tc>
@@ -1630,7 +2406,19 @@
                 <w:sz w:val="20"/>
                 <w:szCs w:val="20"/>
               </w:rPr>
-              <w:t xml:space="preserve">三菱UFJアセットマネジメント</w:t>
+              <w:t xml:space="preserve">三菱UFJ銀行</w:t>
+            </w:r>
+          </w:p>
+          <w:p>
+            <w:pPr>
+              <w:spacing w:after="0" w:line="260"/>
+            </w:pPr>
+            <w:r>
+              <w:rPr>
+                <w:sz w:val="20"/>
+                <w:szCs w:val="20"/>
+              </w:rPr>
+              <w:t xml:space="preserve">三菱UFJモルガン・スタンレー証券</w:t>
             </w:r>
           </w:p>
         </w:tc>
@@ -1669,15 +2457,12 @@
                 <w:sz w:val="20"/>
                 <w:szCs w:val="20"/>
               </w:rPr>
-              <w:t xml:space="preserve">りそなアセットマネジメント</w:t>
+              <w:t xml:space="preserve">りそな銀行</w:t>
             </w:r>
           </w:p>
         </w:tc>
       </w:tr>
       <w:tr>
-        <w:trPr>
-          <w:cantSplit/>
-        </w:trPr>
         <w:tc>
           <w:tcPr>
             <w:tcW w:type="dxa" w:w="4450"/>
@@ -1701,7 +2486,7 @@
                 <w:sz w:val="21"/>
                 <w:szCs w:val="21"/>
               </w:rPr>
-              <w:t xml:space="preserve">5. 確定拠出年金（DC）向け運用商品の提供</w:t>
+              <w:t xml:space="preserve">10. 有価証券への自己勘定投資業務</w:t>
             </w:r>
           </w:p>
         </w:tc>
@@ -1740,7 +2525,19 @@
                 <w:sz w:val="20"/>
                 <w:szCs w:val="20"/>
               </w:rPr>
-              <w:t xml:space="preserve">アセットマネジメントOne</w:t>
+              <w:t xml:space="preserve">みずほ銀行</w:t>
+            </w:r>
+          </w:p>
+          <w:p>
+            <w:pPr>
+              <w:spacing w:after="0" w:line="260"/>
+            </w:pPr>
+            <w:r>
+              <w:rPr>
+                <w:sz w:val="20"/>
+                <w:szCs w:val="20"/>
+              </w:rPr>
+              <w:t xml:space="preserve">みずほ信託銀行</w:t>
             </w:r>
           </w:p>
         </w:tc>
@@ -1779,7 +2576,19 @@
                 <w:sz w:val="20"/>
                 <w:szCs w:val="20"/>
               </w:rPr>
-              <w:t xml:space="preserve">三菱UFJアセットマネジメント</w:t>
+              <w:t xml:space="preserve">三菱UFJ銀行</w:t>
+            </w:r>
+          </w:p>
+          <w:p>
+            <w:pPr>
+              <w:spacing w:after="0" w:line="260"/>
+            </w:pPr>
+            <w:r>
+              <w:rPr>
+                <w:sz w:val="20"/>
+                <w:szCs w:val="20"/>
+              </w:rPr>
+              <w:t xml:space="preserve">三菱UFJ信託銀行</w:t>
             </w:r>
           </w:p>
         </w:tc>
@@ -1818,866 +2627,12 @@
                 <w:sz w:val="20"/>
                 <w:szCs w:val="20"/>
               </w:rPr>
-              <w:t xml:space="preserve">りそなアセットマネジメント</w:t>
+              <w:t xml:space="preserve">りそな銀行</w:t>
             </w:r>
           </w:p>
         </w:tc>
       </w:tr>
       <w:tr>
-        <w:trPr>
-          <w:cantSplit/>
-        </w:trPr>
-        <w:tc>
-          <w:tcPr>
-            <w:tcW w:type="dxa" w:w="4450"/>
-            <w:tcMar>
-              <w:top w:type="dxa" w:w="90"/>
-              <w:left w:type="dxa" w:w="110"/>
-              <w:bottom w:type="dxa" w:w="90"/>
-              <w:right w:type="dxa" w:w="110"/>
-            </w:tcMar>
-            <w:vAlign w:val="center"/>
-          </w:tcPr>
-          <w:p>
-            <w:pPr>
-              <w:spacing w:after="0" w:line="260"/>
-              <w:jc w:val="left"/>
-            </w:pPr>
-            <w:r>
-              <w:rPr>
-                <w:b w:val="false"/>
-                <w:bCs w:val="false"/>
-                <w:sz w:val="21"/>
-                <w:szCs w:val="21"/>
-              </w:rPr>
-              <w:t xml:space="preserve">6. 機関投資家向け（年金基金・GPIF 等）運用受託業務</w:t>
-            </w:r>
-          </w:p>
-        </w:tc>
-        <w:tc>
-          <w:tcPr>
-            <w:tcW w:type="dxa" w:w="3663"/>
-            <w:tcMar>
-              <w:top w:type="dxa" w:w="90"/>
-              <w:left w:type="dxa" w:w="90"/>
-              <w:bottom w:type="dxa" w:w="90"/>
-              <w:right w:type="dxa" w:w="90"/>
-            </w:tcMar>
-            <w:vAlign w:val="center"/>
-          </w:tcPr>
-          <w:p>
-            <w:pPr>
-              <w:spacing w:after="0" w:line="300"/>
-            </w:pPr>
-            <w:r>
-              <w:rPr>
-                <w:b/>
-                <w:bCs/>
-                <w:color w:val="1F6F43"/>
-                <w:sz w:val="26"/>
-                <w:szCs w:val="26"/>
-              </w:rPr>
-              <w:t xml:space="preserve">○</w:t>
-            </w:r>
-          </w:p>
-          <w:p>
-            <w:pPr>
-              <w:spacing w:after="0" w:line="260"/>
-            </w:pPr>
-            <w:r>
-              <w:rPr>
-                <w:sz w:val="20"/>
-                <w:szCs w:val="20"/>
-              </w:rPr>
-              <w:t xml:space="preserve">アセットマネジメントOne</w:t>
-            </w:r>
-          </w:p>
-        </w:tc>
-        <w:tc>
-          <w:tcPr>
-            <w:tcW w:type="dxa" w:w="3663"/>
-            <w:tcMar>
-              <w:top w:type="dxa" w:w="90"/>
-              <w:left w:type="dxa" w:w="90"/>
-              <w:bottom w:type="dxa" w:w="90"/>
-              <w:right w:type="dxa" w:w="90"/>
-            </w:tcMar>
-            <w:vAlign w:val="center"/>
-          </w:tcPr>
-          <w:p>
-            <w:pPr>
-              <w:spacing w:after="0" w:line="300"/>
-            </w:pPr>
-            <w:r>
-              <w:rPr>
-                <w:b/>
-                <w:bCs/>
-                <w:color w:val="1F6F43"/>
-                <w:sz w:val="26"/>
-                <w:szCs w:val="26"/>
-              </w:rPr>
-              <w:t xml:space="preserve">○</w:t>
-            </w:r>
-          </w:p>
-          <w:p>
-            <w:pPr>
-              <w:spacing w:after="0" w:line="260"/>
-            </w:pPr>
-            <w:r>
-              <w:rPr>
-                <w:sz w:val="20"/>
-                <w:szCs w:val="20"/>
-              </w:rPr>
-              <w:t xml:space="preserve">三菱UFJアセットマネジメント</w:t>
-            </w:r>
-          </w:p>
-        </w:tc>
-        <w:tc>
-          <w:tcPr>
-            <w:tcW w:type="dxa" w:w="3662"/>
-            <w:tcMar>
-              <w:top w:type="dxa" w:w="90"/>
-              <w:left w:type="dxa" w:w="90"/>
-              <w:bottom w:type="dxa" w:w="90"/>
-              <w:right w:type="dxa" w:w="90"/>
-            </w:tcMar>
-            <w:vAlign w:val="center"/>
-          </w:tcPr>
-          <w:p>
-            <w:pPr>
-              <w:spacing w:after="0" w:line="300"/>
-            </w:pPr>
-            <w:r>
-              <w:rPr>
-                <w:b/>
-                <w:bCs/>
-                <w:color w:val="1F6F43"/>
-                <w:sz w:val="26"/>
-                <w:szCs w:val="26"/>
-              </w:rPr>
-              <w:t xml:space="preserve">○</w:t>
-            </w:r>
-          </w:p>
-          <w:p>
-            <w:pPr>
-              <w:spacing w:after="0" w:line="260"/>
-            </w:pPr>
-            <w:r>
-              <w:rPr>
-                <w:sz w:val="20"/>
-                <w:szCs w:val="20"/>
-              </w:rPr>
-              <w:t xml:space="preserve">りそなアセットマネジメント</w:t>
-            </w:r>
-          </w:p>
-        </w:tc>
-      </w:tr>
-      <w:tr>
-        <w:trPr>
-          <w:cantSplit/>
-        </w:trPr>
-        <w:tc>
-          <w:tcPr>
-            <w:tcW w:type="dxa" w:w="4450"/>
-            <w:tcMar>
-              <w:top w:type="dxa" w:w="90"/>
-              <w:left w:type="dxa" w:w="110"/>
-              <w:bottom w:type="dxa" w:w="90"/>
-              <w:right w:type="dxa" w:w="110"/>
-            </w:tcMar>
-            <w:vAlign w:val="center"/>
-          </w:tcPr>
-          <w:p>
-            <w:pPr>
-              <w:spacing w:after="0" w:line="260"/>
-              <w:jc w:val="left"/>
-            </w:pPr>
-            <w:r>
-              <w:rPr>
-                <w:b w:val="false"/>
-                <w:bCs w:val="false"/>
-                <w:sz w:val="21"/>
-                <w:szCs w:val="21"/>
-              </w:rPr>
-              <w:t xml:space="preserve">7. オルタナティブ投資運用（PE・不動産ファンド・ヘッジファンド 等）</w:t>
-            </w:r>
-          </w:p>
-        </w:tc>
-        <w:tc>
-          <w:tcPr>
-            <w:tcW w:type="dxa" w:w="3663"/>
-            <w:tcMar>
-              <w:top w:type="dxa" w:w="90"/>
-              <w:left w:type="dxa" w:w="90"/>
-              <w:bottom w:type="dxa" w:w="90"/>
-              <w:right w:type="dxa" w:w="90"/>
-            </w:tcMar>
-            <w:vAlign w:val="center"/>
-          </w:tcPr>
-          <w:p>
-            <w:pPr>
-              <w:spacing w:after="0" w:line="300"/>
-            </w:pPr>
-            <w:r>
-              <w:rPr>
-                <w:b/>
-                <w:bCs/>
-                <w:color w:val="1F6F43"/>
-                <w:sz w:val="26"/>
-                <w:szCs w:val="26"/>
-              </w:rPr>
-              <w:t xml:space="preserve">○</w:t>
-            </w:r>
-          </w:p>
-          <w:p>
-            <w:pPr>
-              <w:spacing w:after="0" w:line="260"/>
-            </w:pPr>
-            <w:r>
-              <w:rPr>
-                <w:sz w:val="20"/>
-                <w:szCs w:val="20"/>
-              </w:rPr>
-              <w:t xml:space="preserve">アセットマネジメントOne 等</w:t>
-            </w:r>
-          </w:p>
-        </w:tc>
-        <w:tc>
-          <w:tcPr>
-            <w:tcW w:type="dxa" w:w="3663"/>
-            <w:tcMar>
-              <w:top w:type="dxa" w:w="90"/>
-              <w:left w:type="dxa" w:w="90"/>
-              <w:bottom w:type="dxa" w:w="90"/>
-              <w:right w:type="dxa" w:w="90"/>
-            </w:tcMar>
-            <w:vAlign w:val="center"/>
-          </w:tcPr>
-          <w:p>
-            <w:pPr>
-              <w:spacing w:after="0" w:line="300"/>
-            </w:pPr>
-            <w:r>
-              <w:rPr>
-                <w:b/>
-                <w:bCs/>
-                <w:color w:val="1F6F43"/>
-                <w:sz w:val="26"/>
-                <w:szCs w:val="26"/>
-              </w:rPr>
-              <w:t xml:space="preserve">○</w:t>
-            </w:r>
-          </w:p>
-          <w:p>
-            <w:pPr>
-              <w:spacing w:after="0" w:line="260"/>
-            </w:pPr>
-            <w:r>
-              <w:rPr>
-                <w:sz w:val="20"/>
-                <w:szCs w:val="20"/>
-              </w:rPr>
-              <w:t xml:space="preserve">三菱UFJアセットマネジメント 等</w:t>
-            </w:r>
-          </w:p>
-        </w:tc>
-        <w:tc>
-          <w:tcPr>
-            <w:tcW w:type="dxa" w:w="3662"/>
-            <w:tcMar>
-              <w:top w:type="dxa" w:w="90"/>
-              <w:left w:type="dxa" w:w="90"/>
-              <w:bottom w:type="dxa" w:w="90"/>
-              <w:right w:type="dxa" w:w="90"/>
-            </w:tcMar>
-            <w:vAlign w:val="center"/>
-          </w:tcPr>
-          <w:p>
-            <w:pPr>
-              <w:spacing w:after="0" w:line="300"/>
-            </w:pPr>
-            <w:r>
-              <w:rPr>
-                <w:b/>
-                <w:bCs/>
-                <w:color w:val="B36B00"/>
-                <w:sz w:val="26"/>
-                <w:szCs w:val="26"/>
-              </w:rPr>
-              <w:t xml:space="preserve">△</w:t>
-            </w:r>
-          </w:p>
-        </w:tc>
-      </w:tr>
-      <w:tr>
-        <w:trPr>
-          <w:cantSplit/>
-        </w:trPr>
-        <w:tc>
-          <w:tcPr>
-            <w:tcW w:type="dxa" w:w="15438"/>
-            <w:gridSpan w:val="4"/>
-            <w:shd w:fill="D9E2F3" w:val="clear"/>
-            <w:tcMar>
-              <w:top w:type="dxa" w:w="100"/>
-              <w:left w:type="dxa" w:w="130"/>
-              <w:bottom w:type="dxa" w:w="100"/>
-              <w:right w:type="dxa" w:w="110"/>
-            </w:tcMar>
-          </w:tcPr>
-          <w:p>
-            <w:pPr>
-              <w:spacing w:after="0" w:line="260"/>
-              <w:jc w:val="left"/>
-            </w:pPr>
-            <w:r>
-              <w:rPr>
-                <w:b/>
-                <w:bCs/>
-                <w:color w:val="1F3864"/>
-                <w:sz w:val="22"/>
-                <w:szCs w:val="22"/>
-              </w:rPr>
-              <w:t xml:space="preserve">C. マーケット業務（市場部門・トレーディング・ALM）</w:t>
-            </w:r>
-          </w:p>
-        </w:tc>
-      </w:tr>
-      <w:tr>
-        <w:trPr>
-          <w:cantSplit/>
-        </w:trPr>
-        <w:tc>
-          <w:tcPr>
-            <w:tcW w:type="dxa" w:w="4450"/>
-            <w:tcMar>
-              <w:top w:type="dxa" w:w="90"/>
-              <w:left w:type="dxa" w:w="110"/>
-              <w:bottom w:type="dxa" w:w="90"/>
-              <w:right w:type="dxa" w:w="110"/>
-            </w:tcMar>
-            <w:vAlign w:val="center"/>
-          </w:tcPr>
-          <w:p>
-            <w:pPr>
-              <w:spacing w:after="0" w:line="260"/>
-              <w:jc w:val="left"/>
-            </w:pPr>
-            <w:r>
-              <w:rPr>
-                <w:b w:val="false"/>
-                <w:bCs w:val="false"/>
-                <w:sz w:val="21"/>
-                <w:szCs w:val="21"/>
-              </w:rPr>
-              <w:t xml:space="preserve">8. 資金繰り・ALM業務（円貨・外貨の調達・運用管理）</w:t>
-            </w:r>
-          </w:p>
-        </w:tc>
-        <w:tc>
-          <w:tcPr>
-            <w:tcW w:type="dxa" w:w="3663"/>
-            <w:tcMar>
-              <w:top w:type="dxa" w:w="90"/>
-              <w:left w:type="dxa" w:w="90"/>
-              <w:bottom w:type="dxa" w:w="90"/>
-              <w:right w:type="dxa" w:w="90"/>
-            </w:tcMar>
-            <w:vAlign w:val="center"/>
-          </w:tcPr>
-          <w:p>
-            <w:pPr>
-              <w:spacing w:after="0" w:line="300"/>
-            </w:pPr>
-            <w:r>
-              <w:rPr>
-                <w:b/>
-                <w:bCs/>
-                <w:color w:val="1F6F43"/>
-                <w:sz w:val="26"/>
-                <w:szCs w:val="26"/>
-              </w:rPr>
-              <w:t xml:space="preserve">○</w:t>
-            </w:r>
-          </w:p>
-          <w:p>
-            <w:pPr>
-              <w:spacing w:after="0" w:line="260"/>
-            </w:pPr>
-            <w:r>
-              <w:rPr>
-                <w:sz w:val="20"/>
-                <w:szCs w:val="20"/>
-              </w:rPr>
-              <w:t xml:space="preserve">みずほ銀行</w:t>
-            </w:r>
-          </w:p>
-          <w:p>
-            <w:pPr>
-              <w:spacing w:after="0" w:line="260"/>
-            </w:pPr>
-            <w:r>
-              <w:rPr>
-                <w:sz w:val="20"/>
-                <w:szCs w:val="20"/>
-              </w:rPr>
-              <w:t xml:space="preserve">みずほ信託銀行</w:t>
-            </w:r>
-          </w:p>
-        </w:tc>
-        <w:tc>
-          <w:tcPr>
-            <w:tcW w:type="dxa" w:w="3663"/>
-            <w:tcMar>
-              <w:top w:type="dxa" w:w="90"/>
-              <w:left w:type="dxa" w:w="90"/>
-              <w:bottom w:type="dxa" w:w="90"/>
-              <w:right w:type="dxa" w:w="90"/>
-            </w:tcMar>
-            <w:vAlign w:val="center"/>
-          </w:tcPr>
-          <w:p>
-            <w:pPr>
-              <w:spacing w:after="0" w:line="300"/>
-            </w:pPr>
-            <w:r>
-              <w:rPr>
-                <w:b/>
-                <w:bCs/>
-                <w:color w:val="1F6F43"/>
-                <w:sz w:val="26"/>
-                <w:szCs w:val="26"/>
-              </w:rPr>
-              <w:t xml:space="preserve">○</w:t>
-            </w:r>
-          </w:p>
-          <w:p>
-            <w:pPr>
-              <w:spacing w:after="0" w:line="260"/>
-            </w:pPr>
-            <w:r>
-              <w:rPr>
-                <w:sz w:val="20"/>
-                <w:szCs w:val="20"/>
-              </w:rPr>
-              <w:t xml:space="preserve">三菱UFJ銀行</w:t>
-            </w:r>
-          </w:p>
-          <w:p>
-            <w:pPr>
-              <w:spacing w:after="0" w:line="260"/>
-            </w:pPr>
-            <w:r>
-              <w:rPr>
-                <w:sz w:val="20"/>
-                <w:szCs w:val="20"/>
-              </w:rPr>
-              <w:t xml:space="preserve">三菱UFJ信託銀行</w:t>
-            </w:r>
-          </w:p>
-        </w:tc>
-        <w:tc>
-          <w:tcPr>
-            <w:tcW w:type="dxa" w:w="3662"/>
-            <w:tcMar>
-              <w:top w:type="dxa" w:w="90"/>
-              <w:left w:type="dxa" w:w="90"/>
-              <w:bottom w:type="dxa" w:w="90"/>
-              <w:right w:type="dxa" w:w="90"/>
-            </w:tcMar>
-            <w:vAlign w:val="center"/>
-          </w:tcPr>
-          <w:p>
-            <w:pPr>
-              <w:spacing w:after="0" w:line="300"/>
-            </w:pPr>
-            <w:r>
-              <w:rPr>
-                <w:b/>
-                <w:bCs/>
-                <w:color w:val="1F6F43"/>
-                <w:sz w:val="26"/>
-                <w:szCs w:val="26"/>
-              </w:rPr>
-              <w:t xml:space="preserve">○</w:t>
-            </w:r>
-          </w:p>
-          <w:p>
-            <w:pPr>
-              <w:spacing w:after="0" w:line="260"/>
-            </w:pPr>
-            <w:r>
-              <w:rPr>
-                <w:sz w:val="20"/>
-                <w:szCs w:val="20"/>
-              </w:rPr>
-              <w:t xml:space="preserve">りそな銀行</w:t>
-            </w:r>
-          </w:p>
-          <w:p>
-            <w:pPr>
-              <w:spacing w:after="0" w:line="260"/>
-            </w:pPr>
-            <w:r>
-              <w:rPr>
-                <w:sz w:val="20"/>
-                <w:szCs w:val="20"/>
-              </w:rPr>
-              <w:t xml:space="preserve">埼玉りそな銀行</w:t>
-            </w:r>
-          </w:p>
-        </w:tc>
-      </w:tr>
-      <w:tr>
-        <w:trPr>
-          <w:cantSplit/>
-        </w:trPr>
-        <w:tc>
-          <w:tcPr>
-            <w:tcW w:type="dxa" w:w="4450"/>
-            <w:tcMar>
-              <w:top w:type="dxa" w:w="90"/>
-              <w:left w:type="dxa" w:w="110"/>
-              <w:bottom w:type="dxa" w:w="90"/>
-              <w:right w:type="dxa" w:w="110"/>
-            </w:tcMar>
-            <w:vAlign w:val="center"/>
-          </w:tcPr>
-          <w:p>
-            <w:pPr>
-              <w:spacing w:after="0" w:line="260"/>
-              <w:jc w:val="left"/>
-            </w:pPr>
-            <w:r>
-              <w:rPr>
-                <w:b w:val="false"/>
-                <w:bCs w:val="false"/>
-                <w:sz w:val="21"/>
-                <w:szCs w:val="21"/>
-              </w:rPr>
-              <w:t xml:space="preserve">9. 債券・為替・デリバティブのセールス＆トレーディング業務</w:t>
-            </w:r>
-          </w:p>
-        </w:tc>
-        <w:tc>
-          <w:tcPr>
-            <w:tcW w:type="dxa" w:w="3663"/>
-            <w:tcMar>
-              <w:top w:type="dxa" w:w="90"/>
-              <w:left w:type="dxa" w:w="90"/>
-              <w:bottom w:type="dxa" w:w="90"/>
-              <w:right w:type="dxa" w:w="90"/>
-            </w:tcMar>
-            <w:vAlign w:val="center"/>
-          </w:tcPr>
-          <w:p>
-            <w:pPr>
-              <w:spacing w:after="0" w:line="300"/>
-            </w:pPr>
-            <w:r>
-              <w:rPr>
-                <w:b/>
-                <w:bCs/>
-                <w:color w:val="1F6F43"/>
-                <w:sz w:val="26"/>
-                <w:szCs w:val="26"/>
-              </w:rPr>
-              <w:t xml:space="preserve">○</w:t>
-            </w:r>
-          </w:p>
-          <w:p>
-            <w:pPr>
-              <w:spacing w:after="0" w:line="260"/>
-            </w:pPr>
-            <w:r>
-              <w:rPr>
-                <w:sz w:val="20"/>
-                <w:szCs w:val="20"/>
-              </w:rPr>
-              <w:t xml:space="preserve">みずほ銀行</w:t>
-            </w:r>
-          </w:p>
-          <w:p>
-            <w:pPr>
-              <w:spacing w:after="0" w:line="260"/>
-            </w:pPr>
-            <w:r>
-              <w:rPr>
-                <w:sz w:val="20"/>
-                <w:szCs w:val="20"/>
-              </w:rPr>
-              <w:t xml:space="preserve">みずほ証券</w:t>
-            </w:r>
-          </w:p>
-        </w:tc>
-        <w:tc>
-          <w:tcPr>
-            <w:tcW w:type="dxa" w:w="3663"/>
-            <w:tcMar>
-              <w:top w:type="dxa" w:w="90"/>
-              <w:left w:type="dxa" w:w="90"/>
-              <w:bottom w:type="dxa" w:w="90"/>
-              <w:right w:type="dxa" w:w="90"/>
-            </w:tcMar>
-            <w:vAlign w:val="center"/>
-          </w:tcPr>
-          <w:p>
-            <w:pPr>
-              <w:spacing w:after="0" w:line="300"/>
-            </w:pPr>
-            <w:r>
-              <w:rPr>
-                <w:b/>
-                <w:bCs/>
-                <w:color w:val="1F6F43"/>
-                <w:sz w:val="26"/>
-                <w:szCs w:val="26"/>
-              </w:rPr>
-              <w:t xml:space="preserve">○</w:t>
-            </w:r>
-          </w:p>
-          <w:p>
-            <w:pPr>
-              <w:spacing w:after="0" w:line="260"/>
-            </w:pPr>
-            <w:r>
-              <w:rPr>
-                <w:sz w:val="20"/>
-                <w:szCs w:val="20"/>
-              </w:rPr>
-              <w:t xml:space="preserve">三菱UFJ銀行</w:t>
-            </w:r>
-          </w:p>
-          <w:p>
-            <w:pPr>
-              <w:spacing w:after="0" w:line="260"/>
-            </w:pPr>
-            <w:r>
-              <w:rPr>
-                <w:sz w:val="20"/>
-                <w:szCs w:val="20"/>
-              </w:rPr>
-              <w:t xml:space="preserve">三菱UFJモルガン・スタンレー証券</w:t>
-            </w:r>
-          </w:p>
-        </w:tc>
-        <w:tc>
-          <w:tcPr>
-            <w:tcW w:type="dxa" w:w="3662"/>
-            <w:tcMar>
-              <w:top w:type="dxa" w:w="90"/>
-              <w:left w:type="dxa" w:w="90"/>
-              <w:bottom w:type="dxa" w:w="90"/>
-              <w:right w:type="dxa" w:w="90"/>
-            </w:tcMar>
-            <w:vAlign w:val="center"/>
-          </w:tcPr>
-          <w:p>
-            <w:pPr>
-              <w:spacing w:after="0" w:line="300"/>
-            </w:pPr>
-            <w:r>
-              <w:rPr>
-                <w:b/>
-                <w:bCs/>
-                <w:color w:val="1F6F43"/>
-                <w:sz w:val="26"/>
-                <w:szCs w:val="26"/>
-              </w:rPr>
-              <w:t xml:space="preserve">○</w:t>
-            </w:r>
-          </w:p>
-          <w:p>
-            <w:pPr>
-              <w:spacing w:after="0" w:line="260"/>
-            </w:pPr>
-            <w:r>
-              <w:rPr>
-                <w:sz w:val="20"/>
-                <w:szCs w:val="20"/>
-              </w:rPr>
-              <w:t xml:space="preserve">りそな銀行</w:t>
-            </w:r>
-          </w:p>
-        </w:tc>
-      </w:tr>
-      <w:tr>
-        <w:trPr>
-          <w:cantSplit/>
-        </w:trPr>
-        <w:tc>
-          <w:tcPr>
-            <w:tcW w:type="dxa" w:w="4450"/>
-            <w:tcMar>
-              <w:top w:type="dxa" w:w="90"/>
-              <w:left w:type="dxa" w:w="110"/>
-              <w:bottom w:type="dxa" w:w="90"/>
-              <w:right w:type="dxa" w:w="110"/>
-            </w:tcMar>
-            <w:vAlign w:val="center"/>
-          </w:tcPr>
-          <w:p>
-            <w:pPr>
-              <w:spacing w:after="0" w:line="260"/>
-              <w:jc w:val="left"/>
-            </w:pPr>
-            <w:r>
-              <w:rPr>
-                <w:b w:val="false"/>
-                <w:bCs w:val="false"/>
-                <w:sz w:val="21"/>
-                <w:szCs w:val="21"/>
-              </w:rPr>
-              <w:t xml:space="preserve">10. 有価証券への自己勘定投資業務</w:t>
-            </w:r>
-          </w:p>
-        </w:tc>
-        <w:tc>
-          <w:tcPr>
-            <w:tcW w:type="dxa" w:w="3663"/>
-            <w:tcMar>
-              <w:top w:type="dxa" w:w="90"/>
-              <w:left w:type="dxa" w:w="90"/>
-              <w:bottom w:type="dxa" w:w="90"/>
-              <w:right w:type="dxa" w:w="90"/>
-            </w:tcMar>
-            <w:vAlign w:val="center"/>
-          </w:tcPr>
-          <w:p>
-            <w:pPr>
-              <w:spacing w:after="0" w:line="300"/>
-            </w:pPr>
-            <w:r>
-              <w:rPr>
-                <w:b/>
-                <w:bCs/>
-                <w:color w:val="1F6F43"/>
-                <w:sz w:val="26"/>
-                <w:szCs w:val="26"/>
-              </w:rPr>
-              <w:t xml:space="preserve">○</w:t>
-            </w:r>
-          </w:p>
-          <w:p>
-            <w:pPr>
-              <w:spacing w:after="0" w:line="260"/>
-            </w:pPr>
-            <w:r>
-              <w:rPr>
-                <w:sz w:val="20"/>
-                <w:szCs w:val="20"/>
-              </w:rPr>
-              <w:t xml:space="preserve">みずほ銀行</w:t>
-            </w:r>
-          </w:p>
-          <w:p>
-            <w:pPr>
-              <w:spacing w:after="0" w:line="260"/>
-            </w:pPr>
-            <w:r>
-              <w:rPr>
-                <w:sz w:val="20"/>
-                <w:szCs w:val="20"/>
-              </w:rPr>
-              <w:t xml:space="preserve">みずほ信託銀行</w:t>
-            </w:r>
-          </w:p>
-        </w:tc>
-        <w:tc>
-          <w:tcPr>
-            <w:tcW w:type="dxa" w:w="3663"/>
-            <w:tcMar>
-              <w:top w:type="dxa" w:w="90"/>
-              <w:left w:type="dxa" w:w="90"/>
-              <w:bottom w:type="dxa" w:w="90"/>
-              <w:right w:type="dxa" w:w="90"/>
-            </w:tcMar>
-            <w:vAlign w:val="center"/>
-          </w:tcPr>
-          <w:p>
-            <w:pPr>
-              <w:spacing w:after="0" w:line="300"/>
-            </w:pPr>
-            <w:r>
-              <w:rPr>
-                <w:b/>
-                <w:bCs/>
-                <w:color w:val="1F6F43"/>
-                <w:sz w:val="26"/>
-                <w:szCs w:val="26"/>
-              </w:rPr>
-              <w:t xml:space="preserve">○</w:t>
-            </w:r>
-          </w:p>
-          <w:p>
-            <w:pPr>
-              <w:spacing w:after="0" w:line="260"/>
-            </w:pPr>
-            <w:r>
-              <w:rPr>
-                <w:sz w:val="20"/>
-                <w:szCs w:val="20"/>
-              </w:rPr>
-              <w:t xml:space="preserve">三菱UFJ銀行</w:t>
-            </w:r>
-          </w:p>
-          <w:p>
-            <w:pPr>
-              <w:spacing w:after="0" w:line="260"/>
-            </w:pPr>
-            <w:r>
-              <w:rPr>
-                <w:sz w:val="20"/>
-                <w:szCs w:val="20"/>
-              </w:rPr>
-              <w:t xml:space="preserve">三菱UFJ信託銀行</w:t>
-            </w:r>
-          </w:p>
-        </w:tc>
-        <w:tc>
-          <w:tcPr>
-            <w:tcW w:type="dxa" w:w="3662"/>
-            <w:tcMar>
-              <w:top w:type="dxa" w:w="90"/>
-              <w:left w:type="dxa" w:w="90"/>
-              <w:bottom w:type="dxa" w:w="90"/>
-              <w:right w:type="dxa" w:w="90"/>
-            </w:tcMar>
-            <w:vAlign w:val="center"/>
-          </w:tcPr>
-          <w:p>
-            <w:pPr>
-              <w:spacing w:after="0" w:line="300"/>
-            </w:pPr>
-            <w:r>
-              <w:rPr>
-                <w:b/>
-                <w:bCs/>
-                <w:color w:val="1F6F43"/>
-                <w:sz w:val="26"/>
-                <w:szCs w:val="26"/>
-              </w:rPr>
-              <w:t xml:space="preserve">○</w:t>
-            </w:r>
-          </w:p>
-          <w:p>
-            <w:pPr>
-              <w:spacing w:after="0" w:line="260"/>
-            </w:pPr>
-            <w:r>
-              <w:rPr>
-                <w:sz w:val="20"/>
-                <w:szCs w:val="20"/>
-              </w:rPr>
-              <w:t xml:space="preserve">りそな銀行</w:t>
-            </w:r>
-          </w:p>
-        </w:tc>
-      </w:tr>
-      <w:tr>
-        <w:trPr>
-          <w:cantSplit/>
-        </w:trPr>
         <w:tc>
           <w:tcPr>
             <w:tcW w:type="dxa" w:w="4450"/>
@@ -3032,9 +2987,6 @@
         </w:tc>
       </w:tr>
       <w:tr>
-        <w:trPr>
-          <w:cantSplit/>
-        </w:trPr>
         <w:tc>
           <w:tcPr>
             <w:tcW w:type="dxa" w:w="4450"/>
@@ -3196,9 +3148,6 @@
         </w:tc>
       </w:tr>
       <w:tr>
-        <w:trPr>
-          <w:cantSplit/>
-        </w:trPr>
         <w:tc>
           <w:tcPr>
             <w:tcW w:type="dxa" w:w="4450"/>
@@ -3328,6 +3277,140 @@
                 <w:szCs w:val="20"/>
               </w:rPr>
               <w:t xml:space="preserve">野村信託銀行 等</w:t>
+            </w:r>
+          </w:p>
+        </w:tc>
+      </w:tr>
+      <w:tr>
+        <w:tc>
+          <w:tcPr>
+            <w:tcW w:type="dxa" w:w="4450"/>
+            <w:tcMar>
+              <w:top w:type="dxa" w:w="90"/>
+              <w:left w:type="dxa" w:w="110"/>
+              <w:bottom w:type="dxa" w:w="90"/>
+              <w:right w:type="dxa" w:w="110"/>
+            </w:tcMar>
+            <w:vAlign w:val="center"/>
+          </w:tcPr>
+          <w:p>
+            <w:pPr>
+              <w:spacing w:after="0" w:line="260"/>
+              <w:jc w:val="left"/>
+            </w:pPr>
+            <w:r>
+              <w:rPr>
+                <w:b w:val="false"/>
+                <w:bCs w:val="false"/>
+                <w:sz w:val="21"/>
+                <w:szCs w:val="21"/>
+              </w:rPr>
+              <w:t xml:space="preserve">3. プライベートアセット（未上場株・インフラ・不動産private debt 等）の運用受託</w:t>
+            </w:r>
+          </w:p>
+        </w:tc>
+        <w:tc>
+          <w:tcPr>
+            <w:tcW w:type="dxa" w:w="3050"/>
+            <w:tcMar>
+              <w:top w:type="dxa" w:w="90"/>
+              <w:left w:type="dxa" w:w="90"/>
+              <w:bottom w:type="dxa" w:w="90"/>
+              <w:right w:type="dxa" w:w="90"/>
+            </w:tcMar>
+            <w:vAlign w:val="center"/>
+          </w:tcPr>
+          <w:p>
+            <w:pPr>
+              <w:spacing w:after="0" w:line="300"/>
+            </w:pPr>
+            <w:r>
+              <w:rPr>
+                <w:b/>
+                <w:bCs/>
+                <w:color w:val="B36B00"/>
+                <w:sz w:val="26"/>
+                <w:szCs w:val="26"/>
+              </w:rPr>
+              <w:t xml:space="preserve">△</w:t>
+            </w:r>
+          </w:p>
+          <w:p>
+            <w:pPr>
+              <w:spacing w:after="0" w:line="260"/>
+            </w:pPr>
+            <w:r>
+              <w:rPr>
+                <w:sz w:val="20"/>
+                <w:szCs w:val="20"/>
+              </w:rPr>
+              <w:t xml:space="preserve">ゆうちょアセットマネジメント</w:t>
+            </w:r>
+          </w:p>
+        </w:tc>
+        <w:tc>
+          <w:tcPr>
+            <w:tcW w:type="dxa" w:w="4300"/>
+            <w:tcMar>
+              <w:top w:type="dxa" w:w="90"/>
+              <w:left w:type="dxa" w:w="90"/>
+              <w:bottom w:type="dxa" w:w="90"/>
+              <w:right w:type="dxa" w:w="90"/>
+            </w:tcMar>
+            <w:vAlign w:val="center"/>
+          </w:tcPr>
+          <w:p>
+            <w:pPr>
+              <w:spacing w:after="0" w:line="300"/>
+            </w:pPr>
+            <w:r>
+              <w:rPr>
+                <w:b/>
+                <w:bCs/>
+                <w:color w:val="1F6F43"/>
+                <w:sz w:val="26"/>
+                <w:szCs w:val="26"/>
+              </w:rPr>
+              <w:t xml:space="preserve">○</w:t>
+            </w:r>
+          </w:p>
+          <w:p>
+            <w:pPr>
+              <w:spacing w:after="0" w:line="260"/>
+            </w:pPr>
+            <w:r>
+              <w:rPr>
+                <w:sz w:val="20"/>
+                <w:szCs w:val="20"/>
+              </w:rPr>
+              <w:t xml:space="preserve">三井住友信託銀行</w:t>
+            </w:r>
+          </w:p>
+        </w:tc>
+        <w:tc>
+          <w:tcPr>
+            <w:tcW w:type="dxa" w:w="3638"/>
+            <w:tcMar>
+              <w:top w:type="dxa" w:w="90"/>
+              <w:left w:type="dxa" w:w="90"/>
+              <w:bottom w:type="dxa" w:w="90"/>
+              <w:right w:type="dxa" w:w="90"/>
+            </w:tcMar>
+            <w:vAlign w:val="center"/>
+          </w:tcPr>
+          <w:p>
+            <w:pPr>
+              <w:spacing w:after="0" w:line="300"/>
+            </w:pPr>
+            <w:r>
+              <w:rPr>
+                <w:b/>
+                <w:bCs/>
+                <w:color w:val="B36B00"/>
+                <w:sz w:val="26"/>
+                <w:szCs w:val="26"/>
+              </w:rPr>
+              <w:t xml:space="preserve">△</w:t>
             </w:r>
           </w:p>
         </w:tc>
@@ -3338,6 +3421,37 @@
         </w:trPr>
         <w:tc>
           <w:tcPr>
+            <w:tcW w:type="dxa" w:w="15438"/>
+            <w:gridSpan w:val="4"/>
+            <w:shd w:fill="D9E2F3" w:val="clear"/>
+            <w:tcMar>
+              <w:top w:type="dxa" w:w="100"/>
+              <w:left w:type="dxa" w:w="130"/>
+              <w:bottom w:type="dxa" w:w="100"/>
+              <w:right w:type="dxa" w:w="110"/>
+            </w:tcMar>
+          </w:tcPr>
+          <w:p>
+            <w:pPr>
+              <w:spacing w:after="0" w:line="260"/>
+              <w:jc w:val="left"/>
+            </w:pPr>
+            <w:r>
+              <w:rPr>
+                <w:b/>
+                <w:bCs/>
+                <w:color w:val="1F3864"/>
+                <w:sz w:val="22"/>
+                <w:szCs w:val="22"/>
+              </w:rPr>
+              <w:t xml:space="preserve">B. アセットマネジメント業務（グループの資産運用会社による運用業務）</w:t>
+            </w:r>
+          </w:p>
+        </w:tc>
+      </w:tr>
+      <w:tr>
+        <w:tc>
+          <w:tcPr>
             <w:tcW w:type="dxa" w:w="4450"/>
             <w:tcMar>
               <w:top w:type="dxa" w:w="90"/>
@@ -3359,7 +3473,7 @@
                 <w:sz w:val="21"/>
                 <w:szCs w:val="21"/>
               </w:rPr>
-              <w:t xml:space="preserve">3. プライベートアセット（未上場株・インフラ・不動産private debt 等）の運用受託</w:t>
+              <w:t xml:space="preserve">4. 公募投資信託の設定・運用（委託者）業務</w:t>
             </w:r>
           </w:p>
         </w:tc>
@@ -3382,6 +3496,447 @@
               <w:rPr>
                 <w:b/>
                 <w:bCs/>
+                <w:color w:val="999999"/>
+                <w:sz w:val="26"/>
+                <w:szCs w:val="26"/>
+              </w:rPr>
+              <w:t xml:space="preserve">×</w:t>
+            </w:r>
+          </w:p>
+          <w:p>
+            <w:pPr>
+              <w:spacing w:after="0" w:line="240"/>
+            </w:pPr>
+            <w:r>
+              <w:rPr>
+                <w:i/>
+                <w:iCs/>
+                <w:color w:val="666666"/>
+                <w:sz w:val="16"/>
+                <w:szCs w:val="16"/>
+              </w:rPr>
+              <w:t xml:space="preserve">個人向け公募投信の自社設定は行っていない</w:t>
+            </w:r>
+          </w:p>
+        </w:tc>
+        <w:tc>
+          <w:tcPr>
+            <w:tcW w:type="dxa" w:w="4300"/>
+            <w:tcMar>
+              <w:top w:type="dxa" w:w="90"/>
+              <w:left w:type="dxa" w:w="90"/>
+              <w:bottom w:type="dxa" w:w="90"/>
+              <w:right w:type="dxa" w:w="90"/>
+            </w:tcMar>
+            <w:vAlign w:val="center"/>
+          </w:tcPr>
+          <w:p>
+            <w:pPr>
+              <w:spacing w:after="0" w:line="300"/>
+            </w:pPr>
+            <w:r>
+              <w:rPr>
+                <w:b/>
+                <w:bCs/>
+                <w:color w:val="1F6F43"/>
+                <w:sz w:val="26"/>
+                <w:szCs w:val="26"/>
+              </w:rPr>
+              <w:t xml:space="preserve">○</w:t>
+            </w:r>
+          </w:p>
+          <w:p>
+            <w:pPr>
+              <w:spacing w:after="0" w:line="260"/>
+            </w:pPr>
+            <w:r>
+              <w:rPr>
+                <w:sz w:val="20"/>
+                <w:szCs w:val="20"/>
+              </w:rPr>
+              <w:t xml:space="preserve">三井住友トラスト・アセットマネジメント</w:t>
+            </w:r>
+          </w:p>
+          <w:p>
+            <w:pPr>
+              <w:spacing w:after="0" w:line="260"/>
+            </w:pPr>
+            <w:r>
+              <w:rPr>
+                <w:sz w:val="20"/>
+                <w:szCs w:val="20"/>
+              </w:rPr>
+              <w:t xml:space="preserve">三井住友DSアセットマネジメント</w:t>
+            </w:r>
+          </w:p>
+        </w:tc>
+        <w:tc>
+          <w:tcPr>
+            <w:tcW w:type="dxa" w:w="3638"/>
+            <w:tcMar>
+              <w:top w:type="dxa" w:w="90"/>
+              <w:left w:type="dxa" w:w="90"/>
+              <w:bottom w:type="dxa" w:w="90"/>
+              <w:right w:type="dxa" w:w="90"/>
+            </w:tcMar>
+            <w:vAlign w:val="center"/>
+          </w:tcPr>
+          <w:p>
+            <w:pPr>
+              <w:spacing w:after="0" w:line="300"/>
+            </w:pPr>
+            <w:r>
+              <w:rPr>
+                <w:b/>
+                <w:bCs/>
+                <w:color w:val="1F6F43"/>
+                <w:sz w:val="26"/>
+                <w:szCs w:val="26"/>
+              </w:rPr>
+              <w:t xml:space="preserve">○</w:t>
+            </w:r>
+          </w:p>
+          <w:p>
+            <w:pPr>
+              <w:spacing w:after="0" w:line="260"/>
+            </w:pPr>
+            <w:r>
+              <w:rPr>
+                <w:sz w:val="20"/>
+                <w:szCs w:val="20"/>
+              </w:rPr>
+              <w:t xml:space="preserve">野村アセットマネジメント</w:t>
+            </w:r>
+          </w:p>
+          <w:p>
+            <w:pPr>
+              <w:spacing w:after="0" w:line="260"/>
+            </w:pPr>
+            <w:r>
+              <w:rPr>
+                <w:sz w:val="20"/>
+                <w:szCs w:val="20"/>
+              </w:rPr>
+              <w:t xml:space="preserve">大和アセットマネジメント 等</w:t>
+            </w:r>
+          </w:p>
+        </w:tc>
+      </w:tr>
+      <w:tr>
+        <w:tc>
+          <w:tcPr>
+            <w:tcW w:type="dxa" w:w="4450"/>
+            <w:tcMar>
+              <w:top w:type="dxa" w:w="90"/>
+              <w:left w:type="dxa" w:w="110"/>
+              <w:bottom w:type="dxa" w:w="90"/>
+              <w:right w:type="dxa" w:w="110"/>
+            </w:tcMar>
+            <w:vAlign w:val="center"/>
+          </w:tcPr>
+          <w:p>
+            <w:pPr>
+              <w:spacing w:after="0" w:line="260"/>
+              <w:jc w:val="left"/>
+            </w:pPr>
+            <w:r>
+              <w:rPr>
+                <w:b w:val="false"/>
+                <w:bCs w:val="false"/>
+                <w:sz w:val="21"/>
+                <w:szCs w:val="21"/>
+              </w:rPr>
+              <w:t xml:space="preserve">5. 確定拠出年金（DC）向け運用商品の提供</w:t>
+            </w:r>
+          </w:p>
+        </w:tc>
+        <w:tc>
+          <w:tcPr>
+            <w:tcW w:type="dxa" w:w="3050"/>
+            <w:tcMar>
+              <w:top w:type="dxa" w:w="90"/>
+              <w:left w:type="dxa" w:w="90"/>
+              <w:bottom w:type="dxa" w:w="90"/>
+              <w:right w:type="dxa" w:w="90"/>
+            </w:tcMar>
+            <w:vAlign w:val="center"/>
+          </w:tcPr>
+          <w:p>
+            <w:pPr>
+              <w:spacing w:after="0" w:line="300"/>
+            </w:pPr>
+            <w:r>
+              <w:rPr>
+                <w:b/>
+                <w:bCs/>
+                <w:color w:val="999999"/>
+                <w:sz w:val="26"/>
+                <w:szCs w:val="26"/>
+              </w:rPr>
+              <w:t xml:space="preserve">×</w:t>
+            </w:r>
+          </w:p>
+        </w:tc>
+        <w:tc>
+          <w:tcPr>
+            <w:tcW w:type="dxa" w:w="4300"/>
+            <w:tcMar>
+              <w:top w:type="dxa" w:w="90"/>
+              <w:left w:type="dxa" w:w="90"/>
+              <w:bottom w:type="dxa" w:w="90"/>
+              <w:right w:type="dxa" w:w="90"/>
+            </w:tcMar>
+            <w:vAlign w:val="center"/>
+          </w:tcPr>
+          <w:p>
+            <w:pPr>
+              <w:spacing w:after="0" w:line="300"/>
+            </w:pPr>
+            <w:r>
+              <w:rPr>
+                <w:b/>
+                <w:bCs/>
+                <w:color w:val="1F6F43"/>
+                <w:sz w:val="26"/>
+                <w:szCs w:val="26"/>
+              </w:rPr>
+              <w:t xml:space="preserve">○</w:t>
+            </w:r>
+          </w:p>
+          <w:p>
+            <w:pPr>
+              <w:spacing w:after="0" w:line="260"/>
+            </w:pPr>
+            <w:r>
+              <w:rPr>
+                <w:sz w:val="20"/>
+                <w:szCs w:val="20"/>
+              </w:rPr>
+              <w:t xml:space="preserve">三井住友トラスト・アセットマネジメント 等</w:t>
+            </w:r>
+          </w:p>
+        </w:tc>
+        <w:tc>
+          <w:tcPr>
+            <w:tcW w:type="dxa" w:w="3638"/>
+            <w:tcMar>
+              <w:top w:type="dxa" w:w="90"/>
+              <w:left w:type="dxa" w:w="90"/>
+              <w:bottom w:type="dxa" w:w="90"/>
+              <w:right w:type="dxa" w:w="90"/>
+            </w:tcMar>
+            <w:vAlign w:val="center"/>
+          </w:tcPr>
+          <w:p>
+            <w:pPr>
+              <w:spacing w:after="0" w:line="300"/>
+            </w:pPr>
+            <w:r>
+              <w:rPr>
+                <w:b/>
+                <w:bCs/>
+                <w:color w:val="1F6F43"/>
+                <w:sz w:val="26"/>
+                <w:szCs w:val="26"/>
+              </w:rPr>
+              <w:t xml:space="preserve">○</w:t>
+            </w:r>
+          </w:p>
+          <w:p>
+            <w:pPr>
+              <w:spacing w:after="0" w:line="260"/>
+            </w:pPr>
+            <w:r>
+              <w:rPr>
+                <w:sz w:val="20"/>
+                <w:szCs w:val="20"/>
+              </w:rPr>
+              <w:t xml:space="preserve">野村アセットマネジメント 等</w:t>
+            </w:r>
+          </w:p>
+        </w:tc>
+      </w:tr>
+      <w:tr>
+        <w:tc>
+          <w:tcPr>
+            <w:tcW w:type="dxa" w:w="4450"/>
+            <w:tcMar>
+              <w:top w:type="dxa" w:w="90"/>
+              <w:left w:type="dxa" w:w="110"/>
+              <w:bottom w:type="dxa" w:w="90"/>
+              <w:right w:type="dxa" w:w="110"/>
+            </w:tcMar>
+            <w:vAlign w:val="center"/>
+          </w:tcPr>
+          <w:p>
+            <w:pPr>
+              <w:spacing w:after="0" w:line="260"/>
+              <w:jc w:val="left"/>
+            </w:pPr>
+            <w:r>
+              <w:rPr>
+                <w:b w:val="false"/>
+                <w:bCs w:val="false"/>
+                <w:sz w:val="21"/>
+                <w:szCs w:val="21"/>
+              </w:rPr>
+              <w:t xml:space="preserve">6. 機関投資家向け（年金基金・GPIF 等）運用受託業務</w:t>
+            </w:r>
+          </w:p>
+        </w:tc>
+        <w:tc>
+          <w:tcPr>
+            <w:tcW w:type="dxa" w:w="3050"/>
+            <w:tcMar>
+              <w:top w:type="dxa" w:w="90"/>
+              <w:left w:type="dxa" w:w="90"/>
+              <w:bottom w:type="dxa" w:w="90"/>
+              <w:right w:type="dxa" w:w="90"/>
+            </w:tcMar>
+            <w:vAlign w:val="center"/>
+          </w:tcPr>
+          <w:p>
+            <w:pPr>
+              <w:spacing w:after="0" w:line="300"/>
+            </w:pPr>
+            <w:r>
+              <w:rPr>
+                <w:b/>
+                <w:bCs/>
+                <w:color w:val="999999"/>
+                <w:sz w:val="26"/>
+                <w:szCs w:val="26"/>
+              </w:rPr>
+              <w:t xml:space="preserve">×</w:t>
+            </w:r>
+          </w:p>
+        </w:tc>
+        <w:tc>
+          <w:tcPr>
+            <w:tcW w:type="dxa" w:w="4300"/>
+            <w:tcMar>
+              <w:top w:type="dxa" w:w="90"/>
+              <w:left w:type="dxa" w:w="90"/>
+              <w:bottom w:type="dxa" w:w="90"/>
+              <w:right w:type="dxa" w:w="90"/>
+            </w:tcMar>
+            <w:vAlign w:val="center"/>
+          </w:tcPr>
+          <w:p>
+            <w:pPr>
+              <w:spacing w:after="0" w:line="300"/>
+            </w:pPr>
+            <w:r>
+              <w:rPr>
+                <w:b/>
+                <w:bCs/>
+                <w:color w:val="1F6F43"/>
+                <w:sz w:val="26"/>
+                <w:szCs w:val="26"/>
+              </w:rPr>
+              <w:t xml:space="preserve">○</w:t>
+            </w:r>
+          </w:p>
+          <w:p>
+            <w:pPr>
+              <w:spacing w:after="0" w:line="260"/>
+            </w:pPr>
+            <w:r>
+              <w:rPr>
+                <w:sz w:val="20"/>
+                <w:szCs w:val="20"/>
+              </w:rPr>
+              <w:t xml:space="preserve">三井住友トラスト・アセットマネジメント</w:t>
+            </w:r>
+          </w:p>
+        </w:tc>
+        <w:tc>
+          <w:tcPr>
+            <w:tcW w:type="dxa" w:w="3638"/>
+            <w:tcMar>
+              <w:top w:type="dxa" w:w="90"/>
+              <w:left w:type="dxa" w:w="90"/>
+              <w:bottom w:type="dxa" w:w="90"/>
+              <w:right w:type="dxa" w:w="90"/>
+            </w:tcMar>
+            <w:vAlign w:val="center"/>
+          </w:tcPr>
+          <w:p>
+            <w:pPr>
+              <w:spacing w:after="0" w:line="300"/>
+            </w:pPr>
+            <w:r>
+              <w:rPr>
+                <w:b/>
+                <w:bCs/>
+                <w:color w:val="1F6F43"/>
+                <w:sz w:val="26"/>
+                <w:szCs w:val="26"/>
+              </w:rPr>
+              <w:t xml:space="preserve">○</w:t>
+            </w:r>
+          </w:p>
+          <w:p>
+            <w:pPr>
+              <w:spacing w:after="0" w:line="260"/>
+            </w:pPr>
+            <w:r>
+              <w:rPr>
+                <w:sz w:val="20"/>
+                <w:szCs w:val="20"/>
+              </w:rPr>
+              <w:t xml:space="preserve">野村アセットマネジメント 等</w:t>
+            </w:r>
+          </w:p>
+        </w:tc>
+      </w:tr>
+      <w:tr>
+        <w:tc>
+          <w:tcPr>
+            <w:tcW w:type="dxa" w:w="4450"/>
+            <w:tcMar>
+              <w:top w:type="dxa" w:w="90"/>
+              <w:left w:type="dxa" w:w="110"/>
+              <w:bottom w:type="dxa" w:w="90"/>
+              <w:right w:type="dxa" w:w="110"/>
+            </w:tcMar>
+            <w:vAlign w:val="center"/>
+          </w:tcPr>
+          <w:p>
+            <w:pPr>
+              <w:spacing w:after="0" w:line="260"/>
+              <w:jc w:val="left"/>
+            </w:pPr>
+            <w:r>
+              <w:rPr>
+                <w:b w:val="false"/>
+                <w:bCs w:val="false"/>
+                <w:sz w:val="21"/>
+                <w:szCs w:val="21"/>
+              </w:rPr>
+              <w:t xml:space="preserve">7. オルタナティブ投資運用（PE・不動産ファンド・ヘッジファンド 等）</w:t>
+            </w:r>
+          </w:p>
+        </w:tc>
+        <w:tc>
+          <w:tcPr>
+            <w:tcW w:type="dxa" w:w="3050"/>
+            <w:tcMar>
+              <w:top w:type="dxa" w:w="90"/>
+              <w:left w:type="dxa" w:w="90"/>
+              <w:bottom w:type="dxa" w:w="90"/>
+              <w:right w:type="dxa" w:w="90"/>
+            </w:tcMar>
+            <w:vAlign w:val="center"/>
+          </w:tcPr>
+          <w:p>
+            <w:pPr>
+              <w:spacing w:after="0" w:line="300"/>
+            </w:pPr>
+            <w:r>
+              <w:rPr>
+                <w:b/>
+                <w:bCs/>
                 <w:color w:val="B36B00"/>
                 <w:sz w:val="26"/>
                 <w:szCs w:val="26"/>
@@ -3437,7 +3992,7 @@
                 <w:sz w:val="20"/>
                 <w:szCs w:val="20"/>
               </w:rPr>
-              <w:t xml:space="preserve">三井住友信託銀行</w:t>
+              <w:t xml:space="preserve">三井住友トラスト・アセットマネジメント 等</w:t>
             </w:r>
           </w:p>
         </w:tc>
@@ -3498,15 +4053,12 @@
                 <w:sz w:val="22"/>
                 <w:szCs w:val="22"/>
               </w:rPr>
-              <w:t xml:space="preserve">B. アセットマネジメント業務（グループの資産運用会社による運用業務）</w:t>
+              <w:t xml:space="preserve">C. マーケット業務（市場部門・トレーディング・ALM）</w:t>
             </w:r>
           </w:p>
         </w:tc>
       </w:tr>
       <w:tr>
-        <w:trPr>
-          <w:cantSplit/>
-        </w:trPr>
         <w:tc>
           <w:tcPr>
             <w:tcW w:type="dxa" w:w="4450"/>
@@ -3530,7 +4082,7 @@
                 <w:sz w:val="21"/>
                 <w:szCs w:val="21"/>
               </w:rPr>
-              <w:t xml:space="preserve">4. 公募投資信託の設定・運用（委託者）業務</w:t>
+              <w:t xml:space="preserve">8. 資金繰り・ALM業務（円貨・外貨の調達・運用管理）</w:t>
             </w:r>
           </w:p>
         </w:tc>
@@ -3553,11 +4105,169 @@
               <w:rPr>
                 <w:b/>
                 <w:bCs/>
-                <w:color w:val="999999"/>
-                <w:sz w:val="26"/>
-                <w:szCs w:val="26"/>
-              </w:rPr>
-              <w:t xml:space="preserve">×</w:t>
+                <w:color w:val="1F6F43"/>
+                <w:sz w:val="26"/>
+                <w:szCs w:val="26"/>
+              </w:rPr>
+              <w:t xml:space="preserve">○</w:t>
+            </w:r>
+          </w:p>
+          <w:p>
+            <w:pPr>
+              <w:spacing w:after="0" w:line="260"/>
+            </w:pPr>
+            <w:r>
+              <w:rPr>
+                <w:sz w:val="20"/>
+                <w:szCs w:val="20"/>
+              </w:rPr>
+              <w:t xml:space="preserve">ゆうちょ銀行</w:t>
+            </w:r>
+          </w:p>
+        </w:tc>
+        <w:tc>
+          <w:tcPr>
+            <w:tcW w:type="dxa" w:w="4300"/>
+            <w:tcMar>
+              <w:top w:type="dxa" w:w="90"/>
+              <w:left w:type="dxa" w:w="90"/>
+              <w:bottom w:type="dxa" w:w="90"/>
+              <w:right w:type="dxa" w:w="90"/>
+            </w:tcMar>
+            <w:vAlign w:val="center"/>
+          </w:tcPr>
+          <w:p>
+            <w:pPr>
+              <w:spacing w:after="0" w:line="300"/>
+            </w:pPr>
+            <w:r>
+              <w:rPr>
+                <w:b/>
+                <w:bCs/>
+                <w:color w:val="1F6F43"/>
+                <w:sz w:val="26"/>
+                <w:szCs w:val="26"/>
+              </w:rPr>
+              <w:t xml:space="preserve">○</w:t>
+            </w:r>
+          </w:p>
+          <w:p>
+            <w:pPr>
+              <w:spacing w:after="0" w:line="260"/>
+            </w:pPr>
+            <w:r>
+              <w:rPr>
+                <w:sz w:val="20"/>
+                <w:szCs w:val="20"/>
+              </w:rPr>
+              <w:t xml:space="preserve">三井住友銀行</w:t>
+            </w:r>
+          </w:p>
+          <w:p>
+            <w:pPr>
+              <w:spacing w:after="0" w:line="260"/>
+            </w:pPr>
+            <w:r>
+              <w:rPr>
+                <w:sz w:val="20"/>
+                <w:szCs w:val="20"/>
+              </w:rPr>
+              <w:t xml:space="preserve">三井住友信託銀行</w:t>
+            </w:r>
+          </w:p>
+        </w:tc>
+        <w:tc>
+          <w:tcPr>
+            <w:tcW w:type="dxa" w:w="3638"/>
+            <w:tcMar>
+              <w:top w:type="dxa" w:w="90"/>
+              <w:left w:type="dxa" w:w="90"/>
+              <w:bottom w:type="dxa" w:w="90"/>
+              <w:right w:type="dxa" w:w="90"/>
+            </w:tcMar>
+            <w:vAlign w:val="center"/>
+          </w:tcPr>
+          <w:p>
+            <w:pPr>
+              <w:spacing w:after="0" w:line="300"/>
+            </w:pPr>
+            <w:r>
+              <w:rPr>
+                <w:b/>
+                <w:bCs/>
+                <w:color w:val="1F6F43"/>
+                <w:sz w:val="26"/>
+                <w:szCs w:val="26"/>
+              </w:rPr>
+              <w:t xml:space="preserve">○</w:t>
+            </w:r>
+          </w:p>
+          <w:p>
+            <w:pPr>
+              <w:spacing w:after="0" w:line="260"/>
+            </w:pPr>
+            <w:r>
+              <w:rPr>
+                <w:sz w:val="20"/>
+                <w:szCs w:val="20"/>
+              </w:rPr>
+              <w:t xml:space="preserve">野村信託銀行 等</w:t>
+            </w:r>
+          </w:p>
+        </w:tc>
+      </w:tr>
+      <w:tr>
+        <w:tc>
+          <w:tcPr>
+            <w:tcW w:type="dxa" w:w="4450"/>
+            <w:tcMar>
+              <w:top w:type="dxa" w:w="90"/>
+              <w:left w:type="dxa" w:w="110"/>
+              <w:bottom w:type="dxa" w:w="90"/>
+              <w:right w:type="dxa" w:w="110"/>
+            </w:tcMar>
+            <w:vAlign w:val="center"/>
+          </w:tcPr>
+          <w:p>
+            <w:pPr>
+              <w:spacing w:after="0" w:line="260"/>
+              <w:jc w:val="left"/>
+            </w:pPr>
+            <w:r>
+              <w:rPr>
+                <w:b w:val="false"/>
+                <w:bCs w:val="false"/>
+                <w:sz w:val="21"/>
+                <w:szCs w:val="21"/>
+              </w:rPr>
+              <w:t xml:space="preserve">9. 債券・為替・デリバティブのセールス＆トレーディング業務</w:t>
+            </w:r>
+          </w:p>
+        </w:tc>
+        <w:tc>
+          <w:tcPr>
+            <w:tcW w:type="dxa" w:w="3050"/>
+            <w:tcMar>
+              <w:top w:type="dxa" w:w="90"/>
+              <w:left w:type="dxa" w:w="90"/>
+              <w:bottom w:type="dxa" w:w="90"/>
+              <w:right w:type="dxa" w:w="90"/>
+            </w:tcMar>
+            <w:vAlign w:val="center"/>
+          </w:tcPr>
+          <w:p>
+            <w:pPr>
+              <w:spacing w:after="0" w:line="300"/>
+            </w:pPr>
+            <w:r>
+              <w:rPr>
+                <w:b/>
+                <w:bCs/>
+                <w:color w:val="B36B00"/>
+                <w:sz w:val="26"/>
+                <w:szCs w:val="26"/>
+              </w:rPr>
+              <w:t xml:space="preserve">△</w:t>
             </w:r>
           </w:p>
           <w:p>
@@ -3572,7 +4282,7 @@
                 <w:sz w:val="16"/>
                 <w:szCs w:val="16"/>
               </w:rPr>
-              <w:t xml:space="preserve">個人向け公募投信の自社設定は行っていない</w:t>
+              <w:t xml:space="preserve">自己勘定運用が中心で対顧客セールスは限定的</w:t>
             </w:r>
           </w:p>
         </w:tc>
@@ -3611,19 +4321,19 @@
                 <w:sz w:val="20"/>
                 <w:szCs w:val="20"/>
               </w:rPr>
-              <w:t xml:space="preserve">三井住友トラスト・アセットマネジメント</w:t>
-            </w:r>
-          </w:p>
-          <w:p>
-            <w:pPr>
-              <w:spacing w:after="0" w:line="260"/>
-            </w:pPr>
-            <w:r>
-              <w:rPr>
-                <w:sz w:val="20"/>
-                <w:szCs w:val="20"/>
-              </w:rPr>
-              <w:t xml:space="preserve">三井住友DSアセットマネジメント</w:t>
+              <w:t xml:space="preserve">三井住友銀行</w:t>
+            </w:r>
+          </w:p>
+          <w:p>
+            <w:pPr>
+              <w:spacing w:after="0" w:line="260"/>
+            </w:pPr>
+            <w:r>
+              <w:rPr>
+                <w:sz w:val="20"/>
+                <w:szCs w:val="20"/>
+              </w:rPr>
+              <w:t xml:space="preserve">SMBC日興証券</w:t>
             </w:r>
           </w:p>
         </w:tc>
@@ -3646,43 +4356,16 @@
               <w:rPr>
                 <w:b/>
                 <w:bCs/>
-                <w:color w:val="1F6F43"/>
-                <w:sz w:val="26"/>
-                <w:szCs w:val="26"/>
-              </w:rPr>
-              <w:t xml:space="preserve">○</w:t>
-            </w:r>
-          </w:p>
-          <w:p>
-            <w:pPr>
-              <w:spacing w:after="0" w:line="260"/>
-            </w:pPr>
-            <w:r>
-              <w:rPr>
-                <w:sz w:val="20"/>
-                <w:szCs w:val="20"/>
-              </w:rPr>
-              <w:t xml:space="preserve">野村アセットマネジメント</w:t>
-            </w:r>
-          </w:p>
-          <w:p>
-            <w:pPr>
-              <w:spacing w:after="0" w:line="260"/>
-            </w:pPr>
-            <w:r>
-              <w:rPr>
-                <w:sz w:val="20"/>
-                <w:szCs w:val="20"/>
-              </w:rPr>
-              <w:t xml:space="preserve">大和アセットマネジメント 等</w:t>
+                <w:color w:val="B36B00"/>
+                <w:sz w:val="26"/>
+                <w:szCs w:val="26"/>
+              </w:rPr>
+              <w:t xml:space="preserve">△</w:t>
             </w:r>
           </w:p>
         </w:tc>
       </w:tr>
       <w:tr>
-        <w:trPr>
-          <w:cantSplit/>
-        </w:trPr>
         <w:tc>
           <w:tcPr>
             <w:tcW w:type="dxa" w:w="4450"/>
@@ -3706,7 +4389,7 @@
                 <w:sz w:val="21"/>
                 <w:szCs w:val="21"/>
               </w:rPr>
-              <w:t xml:space="preserve">5. 確定拠出年金（DC）向け運用商品の提供</w:t>
+              <w:t xml:space="preserve">10. 有価証券への自己勘定投資業務</w:t>
             </w:r>
           </w:p>
         </w:tc>
@@ -3729,33 +4412,6 @@
               <w:rPr>
                 <w:b/>
                 <w:bCs/>
-                <w:color w:val="999999"/>
-                <w:sz w:val="26"/>
-                <w:szCs w:val="26"/>
-              </w:rPr>
-              <w:t xml:space="preserve">×</w:t>
-            </w:r>
-          </w:p>
-        </w:tc>
-        <w:tc>
-          <w:tcPr>
-            <w:tcW w:type="dxa" w:w="4300"/>
-            <w:tcMar>
-              <w:top w:type="dxa" w:w="90"/>
-              <w:left w:type="dxa" w:w="90"/>
-              <w:bottom w:type="dxa" w:w="90"/>
-              <w:right w:type="dxa" w:w="90"/>
-            </w:tcMar>
-            <w:vAlign w:val="center"/>
-          </w:tcPr>
-          <w:p>
-            <w:pPr>
-              <w:spacing w:after="0" w:line="300"/>
-            </w:pPr>
-            <w:r>
-              <w:rPr>
-                <w:b/>
-                <w:bCs/>
                 <w:color w:val="1F6F43"/>
                 <w:sz w:val="26"/>
                 <w:szCs w:val="26"/>
@@ -3772,574 +4428,7 @@
                 <w:sz w:val="20"/>
                 <w:szCs w:val="20"/>
               </w:rPr>
-              <w:t xml:space="preserve">三井住友トラスト・アセットマネジメント 等</w:t>
-            </w:r>
-          </w:p>
-        </w:tc>
-        <w:tc>
-          <w:tcPr>
-            <w:tcW w:type="dxa" w:w="3638"/>
-            <w:tcMar>
-              <w:top w:type="dxa" w:w="90"/>
-              <w:left w:type="dxa" w:w="90"/>
-              <w:bottom w:type="dxa" w:w="90"/>
-              <w:right w:type="dxa" w:w="90"/>
-            </w:tcMar>
-            <w:vAlign w:val="center"/>
-          </w:tcPr>
-          <w:p>
-            <w:pPr>
-              <w:spacing w:after="0" w:line="300"/>
-            </w:pPr>
-            <w:r>
-              <w:rPr>
-                <w:b/>
-                <w:bCs/>
-                <w:color w:val="1F6F43"/>
-                <w:sz w:val="26"/>
-                <w:szCs w:val="26"/>
-              </w:rPr>
-              <w:t xml:space="preserve">○</w:t>
-            </w:r>
-          </w:p>
-          <w:p>
-            <w:pPr>
-              <w:spacing w:after="0" w:line="260"/>
-            </w:pPr>
-            <w:r>
-              <w:rPr>
-                <w:sz w:val="20"/>
-                <w:szCs w:val="20"/>
-              </w:rPr>
-              <w:t xml:space="preserve">野村アセットマネジメント 等</w:t>
-            </w:r>
-          </w:p>
-        </w:tc>
-      </w:tr>
-      <w:tr>
-        <w:trPr>
-          <w:cantSplit/>
-        </w:trPr>
-        <w:tc>
-          <w:tcPr>
-            <w:tcW w:type="dxa" w:w="4450"/>
-            <w:tcMar>
-              <w:top w:type="dxa" w:w="90"/>
-              <w:left w:type="dxa" w:w="110"/>
-              <w:bottom w:type="dxa" w:w="90"/>
-              <w:right w:type="dxa" w:w="110"/>
-            </w:tcMar>
-            <w:vAlign w:val="center"/>
-          </w:tcPr>
-          <w:p>
-            <w:pPr>
-              <w:spacing w:after="0" w:line="260"/>
-              <w:jc w:val="left"/>
-            </w:pPr>
-            <w:r>
-              <w:rPr>
-                <w:b w:val="false"/>
-                <w:bCs w:val="false"/>
-                <w:sz w:val="21"/>
-                <w:szCs w:val="21"/>
-              </w:rPr>
-              <w:t xml:space="preserve">6. 機関投資家向け（年金基金・GPIF 等）運用受託業務</w:t>
-            </w:r>
-          </w:p>
-        </w:tc>
-        <w:tc>
-          <w:tcPr>
-            <w:tcW w:type="dxa" w:w="3050"/>
-            <w:tcMar>
-              <w:top w:type="dxa" w:w="90"/>
-              <w:left w:type="dxa" w:w="90"/>
-              <w:bottom w:type="dxa" w:w="90"/>
-              <w:right w:type="dxa" w:w="90"/>
-            </w:tcMar>
-            <w:vAlign w:val="center"/>
-          </w:tcPr>
-          <w:p>
-            <w:pPr>
-              <w:spacing w:after="0" w:line="300"/>
-            </w:pPr>
-            <w:r>
-              <w:rPr>
-                <w:b/>
-                <w:bCs/>
-                <w:color w:val="999999"/>
-                <w:sz w:val="26"/>
-                <w:szCs w:val="26"/>
-              </w:rPr>
-              <w:t xml:space="preserve">×</w:t>
-            </w:r>
-          </w:p>
-        </w:tc>
-        <w:tc>
-          <w:tcPr>
-            <w:tcW w:type="dxa" w:w="4300"/>
-            <w:tcMar>
-              <w:top w:type="dxa" w:w="90"/>
-              <w:left w:type="dxa" w:w="90"/>
-              <w:bottom w:type="dxa" w:w="90"/>
-              <w:right w:type="dxa" w:w="90"/>
-            </w:tcMar>
-            <w:vAlign w:val="center"/>
-          </w:tcPr>
-          <w:p>
-            <w:pPr>
-              <w:spacing w:after="0" w:line="300"/>
-            </w:pPr>
-            <w:r>
-              <w:rPr>
-                <w:b/>
-                <w:bCs/>
-                <w:color w:val="1F6F43"/>
-                <w:sz w:val="26"/>
-                <w:szCs w:val="26"/>
-              </w:rPr>
-              <w:t xml:space="preserve">○</w:t>
-            </w:r>
-          </w:p>
-          <w:p>
-            <w:pPr>
-              <w:spacing w:after="0" w:line="260"/>
-            </w:pPr>
-            <w:r>
-              <w:rPr>
-                <w:sz w:val="20"/>
-                <w:szCs w:val="20"/>
-              </w:rPr>
-              <w:t xml:space="preserve">三井住友トラスト・アセットマネジメント</w:t>
-            </w:r>
-          </w:p>
-        </w:tc>
-        <w:tc>
-          <w:tcPr>
-            <w:tcW w:type="dxa" w:w="3638"/>
-            <w:tcMar>
-              <w:top w:type="dxa" w:w="90"/>
-              <w:left w:type="dxa" w:w="90"/>
-              <w:bottom w:type="dxa" w:w="90"/>
-              <w:right w:type="dxa" w:w="90"/>
-            </w:tcMar>
-            <w:vAlign w:val="center"/>
-          </w:tcPr>
-          <w:p>
-            <w:pPr>
-              <w:spacing w:after="0" w:line="300"/>
-            </w:pPr>
-            <w:r>
-              <w:rPr>
-                <w:b/>
-                <w:bCs/>
-                <w:color w:val="1F6F43"/>
-                <w:sz w:val="26"/>
-                <w:szCs w:val="26"/>
-              </w:rPr>
-              <w:t xml:space="preserve">○</w:t>
-            </w:r>
-          </w:p>
-          <w:p>
-            <w:pPr>
-              <w:spacing w:after="0" w:line="260"/>
-            </w:pPr>
-            <w:r>
-              <w:rPr>
-                <w:sz w:val="20"/>
-                <w:szCs w:val="20"/>
-              </w:rPr>
-              <w:t xml:space="preserve">野村アセットマネジメント 等</w:t>
-            </w:r>
-          </w:p>
-        </w:tc>
-      </w:tr>
-      <w:tr>
-        <w:trPr>
-          <w:cantSplit/>
-        </w:trPr>
-        <w:tc>
-          <w:tcPr>
-            <w:tcW w:type="dxa" w:w="4450"/>
-            <w:tcMar>
-              <w:top w:type="dxa" w:w="90"/>
-              <w:left w:type="dxa" w:w="110"/>
-              <w:bottom w:type="dxa" w:w="90"/>
-              <w:right w:type="dxa" w:w="110"/>
-            </w:tcMar>
-            <w:vAlign w:val="center"/>
-          </w:tcPr>
-          <w:p>
-            <w:pPr>
-              <w:spacing w:after="0" w:line="260"/>
-              <w:jc w:val="left"/>
-            </w:pPr>
-            <w:r>
-              <w:rPr>
-                <w:b w:val="false"/>
-                <w:bCs w:val="false"/>
-                <w:sz w:val="21"/>
-                <w:szCs w:val="21"/>
-              </w:rPr>
-              <w:t xml:space="preserve">7. オルタナティブ投資運用（PE・不動産ファンド・ヘッジファンド 等）</w:t>
-            </w:r>
-          </w:p>
-        </w:tc>
-        <w:tc>
-          <w:tcPr>
-            <w:tcW w:type="dxa" w:w="3050"/>
-            <w:tcMar>
-              <w:top w:type="dxa" w:w="90"/>
-              <w:left w:type="dxa" w:w="90"/>
-              <w:bottom w:type="dxa" w:w="90"/>
-              <w:right w:type="dxa" w:w="90"/>
-            </w:tcMar>
-            <w:vAlign w:val="center"/>
-          </w:tcPr>
-          <w:p>
-            <w:pPr>
-              <w:spacing w:after="0" w:line="300"/>
-            </w:pPr>
-            <w:r>
-              <w:rPr>
-                <w:b/>
-                <w:bCs/>
-                <w:color w:val="B36B00"/>
-                <w:sz w:val="26"/>
-                <w:szCs w:val="26"/>
-              </w:rPr>
-              <w:t xml:space="preserve">△</w:t>
-            </w:r>
-          </w:p>
-          <w:p>
-            <w:pPr>
-              <w:spacing w:after="0" w:line="260"/>
-            </w:pPr>
-            <w:r>
-              <w:rPr>
-                <w:sz w:val="20"/>
-                <w:szCs w:val="20"/>
-              </w:rPr>
-              <w:t xml:space="preserve">ゆうちょアセットマネジメント</w:t>
-            </w:r>
-          </w:p>
-        </w:tc>
-        <w:tc>
-          <w:tcPr>
-            <w:tcW w:type="dxa" w:w="4300"/>
-            <w:tcMar>
-              <w:top w:type="dxa" w:w="90"/>
-              <w:left w:type="dxa" w:w="90"/>
-              <w:bottom w:type="dxa" w:w="90"/>
-              <w:right w:type="dxa" w:w="90"/>
-            </w:tcMar>
-            <w:vAlign w:val="center"/>
-          </w:tcPr>
-          <w:p>
-            <w:pPr>
-              <w:spacing w:after="0" w:line="300"/>
-            </w:pPr>
-            <w:r>
-              <w:rPr>
-                <w:b/>
-                <w:bCs/>
-                <w:color w:val="1F6F43"/>
-                <w:sz w:val="26"/>
-                <w:szCs w:val="26"/>
-              </w:rPr>
-              <w:t xml:space="preserve">○</w:t>
-            </w:r>
-          </w:p>
-          <w:p>
-            <w:pPr>
-              <w:spacing w:after="0" w:line="260"/>
-            </w:pPr>
-            <w:r>
-              <w:rPr>
-                <w:sz w:val="20"/>
-                <w:szCs w:val="20"/>
-              </w:rPr>
-              <w:t xml:space="preserve">三井住友トラスト・アセットマネジメント 等</w:t>
-            </w:r>
-          </w:p>
-        </w:tc>
-        <w:tc>
-          <w:tcPr>
-            <w:tcW w:type="dxa" w:w="3638"/>
-            <w:tcMar>
-              <w:top w:type="dxa" w:w="90"/>
-              <w:left w:type="dxa" w:w="90"/>
-              <w:bottom w:type="dxa" w:w="90"/>
-              <w:right w:type="dxa" w:w="90"/>
-            </w:tcMar>
-            <w:vAlign w:val="center"/>
-          </w:tcPr>
-          <w:p>
-            <w:pPr>
-              <w:spacing w:after="0" w:line="300"/>
-            </w:pPr>
-            <w:r>
-              <w:rPr>
-                <w:b/>
-                <w:bCs/>
-                <w:color w:val="B36B00"/>
-                <w:sz w:val="26"/>
-                <w:szCs w:val="26"/>
-              </w:rPr>
-              <w:t xml:space="preserve">△</w:t>
-            </w:r>
-          </w:p>
-        </w:tc>
-      </w:tr>
-      <w:tr>
-        <w:trPr>
-          <w:cantSplit/>
-        </w:trPr>
-        <w:tc>
-          <w:tcPr>
-            <w:tcW w:type="dxa" w:w="15438"/>
-            <w:gridSpan w:val="4"/>
-            <w:shd w:fill="D9E2F3" w:val="clear"/>
-            <w:tcMar>
-              <w:top w:type="dxa" w:w="100"/>
-              <w:left w:type="dxa" w:w="130"/>
-              <w:bottom w:type="dxa" w:w="100"/>
-              <w:right w:type="dxa" w:w="110"/>
-            </w:tcMar>
-          </w:tcPr>
-          <w:p>
-            <w:pPr>
-              <w:spacing w:after="0" w:line="260"/>
-              <w:jc w:val="left"/>
-            </w:pPr>
-            <w:r>
-              <w:rPr>
-                <w:b/>
-                <w:bCs/>
-                <w:color w:val="1F3864"/>
-                <w:sz w:val="22"/>
-                <w:szCs w:val="22"/>
-              </w:rPr>
-              <w:t xml:space="preserve">C. マーケット業務（市場部門・トレーディング・ALM）</w:t>
-            </w:r>
-          </w:p>
-        </w:tc>
-      </w:tr>
-      <w:tr>
-        <w:trPr>
-          <w:cantSplit/>
-        </w:trPr>
-        <w:tc>
-          <w:tcPr>
-            <w:tcW w:type="dxa" w:w="4450"/>
-            <w:tcMar>
-              <w:top w:type="dxa" w:w="90"/>
-              <w:left w:type="dxa" w:w="110"/>
-              <w:bottom w:type="dxa" w:w="90"/>
-              <w:right w:type="dxa" w:w="110"/>
-            </w:tcMar>
-            <w:vAlign w:val="center"/>
-          </w:tcPr>
-          <w:p>
-            <w:pPr>
-              <w:spacing w:after="0" w:line="260"/>
-              <w:jc w:val="left"/>
-            </w:pPr>
-            <w:r>
-              <w:rPr>
-                <w:b w:val="false"/>
-                <w:bCs w:val="false"/>
-                <w:sz w:val="21"/>
-                <w:szCs w:val="21"/>
-              </w:rPr>
-              <w:t xml:space="preserve">8. 資金繰り・ALM業務（円貨・外貨の調達・運用管理）</w:t>
-            </w:r>
-          </w:p>
-        </w:tc>
-        <w:tc>
-          <w:tcPr>
-            <w:tcW w:type="dxa" w:w="3050"/>
-            <w:tcMar>
-              <w:top w:type="dxa" w:w="90"/>
-              <w:left w:type="dxa" w:w="90"/>
-              <w:bottom w:type="dxa" w:w="90"/>
-              <w:right w:type="dxa" w:w="90"/>
-            </w:tcMar>
-            <w:vAlign w:val="center"/>
-          </w:tcPr>
-          <w:p>
-            <w:pPr>
-              <w:spacing w:after="0" w:line="300"/>
-            </w:pPr>
-            <w:r>
-              <w:rPr>
-                <w:b/>
-                <w:bCs/>
-                <w:color w:val="1F6F43"/>
-                <w:sz w:val="26"/>
-                <w:szCs w:val="26"/>
-              </w:rPr>
-              <w:t xml:space="preserve">○</w:t>
-            </w:r>
-          </w:p>
-          <w:p>
-            <w:pPr>
-              <w:spacing w:after="0" w:line="260"/>
-            </w:pPr>
-            <w:r>
-              <w:rPr>
-                <w:sz w:val="20"/>
-                <w:szCs w:val="20"/>
-              </w:rPr>
               <w:t xml:space="preserve">ゆうちょ銀行</w:t>
-            </w:r>
-          </w:p>
-        </w:tc>
-        <w:tc>
-          <w:tcPr>
-            <w:tcW w:type="dxa" w:w="4300"/>
-            <w:tcMar>
-              <w:top w:type="dxa" w:w="90"/>
-              <w:left w:type="dxa" w:w="90"/>
-              <w:bottom w:type="dxa" w:w="90"/>
-              <w:right w:type="dxa" w:w="90"/>
-            </w:tcMar>
-            <w:vAlign w:val="center"/>
-          </w:tcPr>
-          <w:p>
-            <w:pPr>
-              <w:spacing w:after="0" w:line="300"/>
-            </w:pPr>
-            <w:r>
-              <w:rPr>
-                <w:b/>
-                <w:bCs/>
-                <w:color w:val="1F6F43"/>
-                <w:sz w:val="26"/>
-                <w:szCs w:val="26"/>
-              </w:rPr>
-              <w:t xml:space="preserve">○</w:t>
-            </w:r>
-          </w:p>
-          <w:p>
-            <w:pPr>
-              <w:spacing w:after="0" w:line="260"/>
-            </w:pPr>
-            <w:r>
-              <w:rPr>
-                <w:sz w:val="20"/>
-                <w:szCs w:val="20"/>
-              </w:rPr>
-              <w:t xml:space="preserve">三井住友銀行</w:t>
-            </w:r>
-          </w:p>
-          <w:p>
-            <w:pPr>
-              <w:spacing w:after="0" w:line="260"/>
-            </w:pPr>
-            <w:r>
-              <w:rPr>
-                <w:sz w:val="20"/>
-                <w:szCs w:val="20"/>
-              </w:rPr>
-              <w:t xml:space="preserve">三井住友信託銀行</w:t>
-            </w:r>
-          </w:p>
-        </w:tc>
-        <w:tc>
-          <w:tcPr>
-            <w:tcW w:type="dxa" w:w="3638"/>
-            <w:tcMar>
-              <w:top w:type="dxa" w:w="90"/>
-              <w:left w:type="dxa" w:w="90"/>
-              <w:bottom w:type="dxa" w:w="90"/>
-              <w:right w:type="dxa" w:w="90"/>
-            </w:tcMar>
-            <w:vAlign w:val="center"/>
-          </w:tcPr>
-          <w:p>
-            <w:pPr>
-              <w:spacing w:after="0" w:line="300"/>
-            </w:pPr>
-            <w:r>
-              <w:rPr>
-                <w:b/>
-                <w:bCs/>
-                <w:color w:val="1F6F43"/>
-                <w:sz w:val="26"/>
-                <w:szCs w:val="26"/>
-              </w:rPr>
-              <w:t xml:space="preserve">○</w:t>
-            </w:r>
-          </w:p>
-          <w:p>
-            <w:pPr>
-              <w:spacing w:after="0" w:line="260"/>
-            </w:pPr>
-            <w:r>
-              <w:rPr>
-                <w:sz w:val="20"/>
-                <w:szCs w:val="20"/>
-              </w:rPr>
-              <w:t xml:space="preserve">野村信託銀行 等</w:t>
-            </w:r>
-          </w:p>
-        </w:tc>
-      </w:tr>
-      <w:tr>
-        <w:trPr>
-          <w:cantSplit/>
-        </w:trPr>
-        <w:tc>
-          <w:tcPr>
-            <w:tcW w:type="dxa" w:w="4450"/>
-            <w:tcMar>
-              <w:top w:type="dxa" w:w="90"/>
-              <w:left w:type="dxa" w:w="110"/>
-              <w:bottom w:type="dxa" w:w="90"/>
-              <w:right w:type="dxa" w:w="110"/>
-            </w:tcMar>
-            <w:vAlign w:val="center"/>
-          </w:tcPr>
-          <w:p>
-            <w:pPr>
-              <w:spacing w:after="0" w:line="260"/>
-              <w:jc w:val="left"/>
-            </w:pPr>
-            <w:r>
-              <w:rPr>
-                <w:b w:val="false"/>
-                <w:bCs w:val="false"/>
-                <w:sz w:val="21"/>
-                <w:szCs w:val="21"/>
-              </w:rPr>
-              <w:t xml:space="preserve">9. 債券・為替・デリバティブのセールス＆トレーディング業務</w:t>
-            </w:r>
-          </w:p>
-        </w:tc>
-        <w:tc>
-          <w:tcPr>
-            <w:tcW w:type="dxa" w:w="3050"/>
-            <w:tcMar>
-              <w:top w:type="dxa" w:w="90"/>
-              <w:left w:type="dxa" w:w="90"/>
-              <w:bottom w:type="dxa" w:w="90"/>
-              <w:right w:type="dxa" w:w="90"/>
-            </w:tcMar>
-            <w:vAlign w:val="center"/>
-          </w:tcPr>
-          <w:p>
-            <w:pPr>
-              <w:spacing w:after="0" w:line="300"/>
-            </w:pPr>
-            <w:r>
-              <w:rPr>
-                <w:b/>
-                <w:bCs/>
-                <w:color w:val="B36B00"/>
-                <w:sz w:val="26"/>
-                <w:szCs w:val="26"/>
-              </w:rPr>
-              <w:t xml:space="preserve">△</w:t>
             </w:r>
           </w:p>
           <w:p>
@@ -4354,7 +4443,7 @@
                 <w:sz w:val="16"/>
                 <w:szCs w:val="16"/>
               </w:rPr>
-              <w:t xml:space="preserve">自己勘定運用が中心で対顧客セールスは限定的</w:t>
+              <w:t xml:space="preserve">国債等を中心とした自己運用が主要収益源</w:t>
             </w:r>
           </w:p>
         </w:tc>
@@ -4405,7 +4494,7 @@
                 <w:sz w:val="20"/>
                 <w:szCs w:val="20"/>
               </w:rPr>
-              <w:t xml:space="preserve">SMBC日興証券</w:t>
+              <w:t xml:space="preserve">三井住友信託銀行</w:t>
             </w:r>
           </w:p>
         </w:tc>
@@ -4428,195 +4517,28 @@
               <w:rPr>
                 <w:b/>
                 <w:bCs/>
-                <w:color w:val="B36B00"/>
-                <w:sz w:val="26"/>
-                <w:szCs w:val="26"/>
-              </w:rPr>
-              <w:t xml:space="preserve">△</w:t>
+                <w:color w:val="1F6F43"/>
+                <w:sz w:val="26"/>
+                <w:szCs w:val="26"/>
+              </w:rPr>
+              <w:t xml:space="preserve">○</w:t>
+            </w:r>
+          </w:p>
+          <w:p>
+            <w:pPr>
+              <w:spacing w:after="0" w:line="260"/>
+            </w:pPr>
+            <w:r>
+              <w:rPr>
+                <w:sz w:val="20"/>
+                <w:szCs w:val="20"/>
+              </w:rPr>
+              <w:t xml:space="preserve">農中信託銀行 等</w:t>
             </w:r>
           </w:p>
         </w:tc>
       </w:tr>
       <w:tr>
-        <w:trPr>
-          <w:cantSplit/>
-        </w:trPr>
-        <w:tc>
-          <w:tcPr>
-            <w:tcW w:type="dxa" w:w="4450"/>
-            <w:tcMar>
-              <w:top w:type="dxa" w:w="90"/>
-              <w:left w:type="dxa" w:w="110"/>
-              <w:bottom w:type="dxa" w:w="90"/>
-              <w:right w:type="dxa" w:w="110"/>
-            </w:tcMar>
-            <w:vAlign w:val="center"/>
-          </w:tcPr>
-          <w:p>
-            <w:pPr>
-              <w:spacing w:after="0" w:line="260"/>
-              <w:jc w:val="left"/>
-            </w:pPr>
-            <w:r>
-              <w:rPr>
-                <w:b w:val="false"/>
-                <w:bCs w:val="false"/>
-                <w:sz w:val="21"/>
-                <w:szCs w:val="21"/>
-              </w:rPr>
-              <w:t xml:space="preserve">10. 有価証券への自己勘定投資業務</w:t>
-            </w:r>
-          </w:p>
-        </w:tc>
-        <w:tc>
-          <w:tcPr>
-            <w:tcW w:type="dxa" w:w="3050"/>
-            <w:tcMar>
-              <w:top w:type="dxa" w:w="90"/>
-              <w:left w:type="dxa" w:w="90"/>
-              <w:bottom w:type="dxa" w:w="90"/>
-              <w:right w:type="dxa" w:w="90"/>
-            </w:tcMar>
-            <w:vAlign w:val="center"/>
-          </w:tcPr>
-          <w:p>
-            <w:pPr>
-              <w:spacing w:after="0" w:line="300"/>
-            </w:pPr>
-            <w:r>
-              <w:rPr>
-                <w:b/>
-                <w:bCs/>
-                <w:color w:val="1F6F43"/>
-                <w:sz w:val="26"/>
-                <w:szCs w:val="26"/>
-              </w:rPr>
-              <w:t xml:space="preserve">○</w:t>
-            </w:r>
-          </w:p>
-          <w:p>
-            <w:pPr>
-              <w:spacing w:after="0" w:line="260"/>
-            </w:pPr>
-            <w:r>
-              <w:rPr>
-                <w:sz w:val="20"/>
-                <w:szCs w:val="20"/>
-              </w:rPr>
-              <w:t xml:space="preserve">ゆうちょ銀行</w:t>
-            </w:r>
-          </w:p>
-          <w:p>
-            <w:pPr>
-              <w:spacing w:after="0" w:line="240"/>
-            </w:pPr>
-            <w:r>
-              <w:rPr>
-                <w:i/>
-                <w:iCs/>
-                <w:color w:val="666666"/>
-                <w:sz w:val="16"/>
-                <w:szCs w:val="16"/>
-              </w:rPr>
-              <w:t xml:space="preserve">国債等を中心とした自己運用が主要収益源</w:t>
-            </w:r>
-          </w:p>
-        </w:tc>
-        <w:tc>
-          <w:tcPr>
-            <w:tcW w:type="dxa" w:w="4300"/>
-            <w:tcMar>
-              <w:top w:type="dxa" w:w="90"/>
-              <w:left w:type="dxa" w:w="90"/>
-              <w:bottom w:type="dxa" w:w="90"/>
-              <w:right w:type="dxa" w:w="90"/>
-            </w:tcMar>
-            <w:vAlign w:val="center"/>
-          </w:tcPr>
-          <w:p>
-            <w:pPr>
-              <w:spacing w:after="0" w:line="300"/>
-            </w:pPr>
-            <w:r>
-              <w:rPr>
-                <w:b/>
-                <w:bCs/>
-                <w:color w:val="1F6F43"/>
-                <w:sz w:val="26"/>
-                <w:szCs w:val="26"/>
-              </w:rPr>
-              <w:t xml:space="preserve">○</w:t>
-            </w:r>
-          </w:p>
-          <w:p>
-            <w:pPr>
-              <w:spacing w:after="0" w:line="260"/>
-            </w:pPr>
-            <w:r>
-              <w:rPr>
-                <w:sz w:val="20"/>
-                <w:szCs w:val="20"/>
-              </w:rPr>
-              <w:t xml:space="preserve">三井住友銀行</w:t>
-            </w:r>
-          </w:p>
-          <w:p>
-            <w:pPr>
-              <w:spacing w:after="0" w:line="260"/>
-            </w:pPr>
-            <w:r>
-              <w:rPr>
-                <w:sz w:val="20"/>
-                <w:szCs w:val="20"/>
-              </w:rPr>
-              <w:t xml:space="preserve">三井住友信託銀行</w:t>
-            </w:r>
-          </w:p>
-        </w:tc>
-        <w:tc>
-          <w:tcPr>
-            <w:tcW w:type="dxa" w:w="3638"/>
-            <w:tcMar>
-              <w:top w:type="dxa" w:w="90"/>
-              <w:left w:type="dxa" w:w="90"/>
-              <w:bottom w:type="dxa" w:w="90"/>
-              <w:right w:type="dxa" w:w="90"/>
-            </w:tcMar>
-            <w:vAlign w:val="center"/>
-          </w:tcPr>
-          <w:p>
-            <w:pPr>
-              <w:spacing w:after="0" w:line="300"/>
-            </w:pPr>
-            <w:r>
-              <w:rPr>
-                <w:b/>
-                <w:bCs/>
-                <w:color w:val="1F6F43"/>
-                <w:sz w:val="26"/>
-                <w:szCs w:val="26"/>
-              </w:rPr>
-              <w:t xml:space="preserve">○</w:t>
-            </w:r>
-          </w:p>
-          <w:p>
-            <w:pPr>
-              <w:spacing w:after="0" w:line="260"/>
-            </w:pPr>
-            <w:r>
-              <w:rPr>
-                <w:sz w:val="20"/>
-                <w:szCs w:val="20"/>
-              </w:rPr>
-              <w:t xml:space="preserve">農中信託銀行 等</w:t>
-            </w:r>
-          </w:p>
-        </w:tc>
-      </w:tr>
-      <w:tr>
-        <w:trPr>
-          <w:cantSplit/>
-        </w:trPr>
         <w:tc>
           <w:tcPr>
             <w:tcW w:type="dxa" w:w="4450"/>
@@ -5030,9 +4952,6 @@
         </w:tc>
       </w:tr>
       <w:tr>
-        <w:trPr>
-          <w:cantSplit/>
-        </w:trPr>
         <w:tc>
           <w:tcPr>
             <w:tcW w:type="dxa" w:w="3600"/>
@@ -5084,6 +5003,118 @@
                 <w:szCs w:val="17"/>
               </w:rPr>
               <w:t xml:space="preserve">信託銀行が受託した金銭信託や年金信託の資産について、自らファンドマネージャー・ポートフォリオマネージャーとして運用方針の策定や個別の投資判断を行う業務。</w:t>
+            </w:r>
+          </w:p>
+        </w:tc>
+      </w:tr>
+      <w:tr>
+        <w:tc>
+          <w:tcPr>
+            <w:tcW w:type="dxa" w:w="3600"/>
+            <w:tcMar>
+              <w:top w:type="dxa" w:w="60"/>
+              <w:left w:type="dxa" w:w="80"/>
+              <w:bottom w:type="dxa" w:w="60"/>
+              <w:right w:type="dxa" w:w="80"/>
+            </w:tcMar>
+            <w:vAlign w:val="center"/>
+          </w:tcPr>
+          <w:p>
+            <w:pPr>
+              <w:spacing w:after="0" w:line="260"/>
+              <w:jc w:val="left"/>
+            </w:pPr>
+            <w:r>
+              <w:rPr>
+                <w:b/>
+                <w:bCs/>
+                <w:sz w:val="16"/>
+                <w:szCs w:val="16"/>
+              </w:rPr>
+              <w:t xml:space="preserve">2. 投資一任契約に基づく投資顧問業務</w:t>
+            </w:r>
+          </w:p>
+        </w:tc>
+        <w:tc>
+          <w:tcPr>
+            <w:tcW w:type="dxa" w:w="11838"/>
+            <w:tcMar>
+              <w:top w:type="dxa" w:w="60"/>
+              <w:left w:type="dxa" w:w="100"/>
+              <w:bottom w:type="dxa" w:w="60"/>
+              <w:right w:type="dxa" w:w="100"/>
+            </w:tcMar>
+            <w:vAlign w:val="center"/>
+          </w:tcPr>
+          <w:p>
+            <w:pPr>
+              <w:spacing w:after="0" w:line="260"/>
+              <w:jc w:val="left"/>
+            </w:pPr>
+            <w:r>
+              <w:rPr>
+                <w:b w:val="false"/>
+                <w:bCs w:val="false"/>
+                <w:sz w:val="17"/>
+                <w:szCs w:val="17"/>
+              </w:rPr>
+              <w:t xml:space="preserve">顧客（年金基金・機関投資家等）と投資一任契約を結び、資産配分や個別銘柄選定などの運用判断を代行するコンサルティング型の資産運用業務。</w:t>
+            </w:r>
+          </w:p>
+        </w:tc>
+      </w:tr>
+      <w:tr>
+        <w:tc>
+          <w:tcPr>
+            <w:tcW w:type="dxa" w:w="3600"/>
+            <w:tcMar>
+              <w:top w:type="dxa" w:w="60"/>
+              <w:left w:type="dxa" w:w="80"/>
+              <w:bottom w:type="dxa" w:w="60"/>
+              <w:right w:type="dxa" w:w="80"/>
+            </w:tcMar>
+            <w:vAlign w:val="center"/>
+          </w:tcPr>
+          <w:p>
+            <w:pPr>
+              <w:spacing w:after="0" w:line="260"/>
+              <w:jc w:val="left"/>
+            </w:pPr>
+            <w:r>
+              <w:rPr>
+                <w:b/>
+                <w:bCs/>
+                <w:sz w:val="16"/>
+                <w:szCs w:val="16"/>
+              </w:rPr>
+              <w:t xml:space="preserve">3. プライベートアセット（未上場株・インフラ・不動産private debt 等）の運用受託</w:t>
+            </w:r>
+          </w:p>
+        </w:tc>
+        <w:tc>
+          <w:tcPr>
+            <w:tcW w:type="dxa" w:w="11838"/>
+            <w:tcMar>
+              <w:top w:type="dxa" w:w="60"/>
+              <w:left w:type="dxa" w:w="100"/>
+              <w:bottom w:type="dxa" w:w="60"/>
+              <w:right w:type="dxa" w:w="100"/>
+            </w:tcMar>
+            <w:vAlign w:val="center"/>
+          </w:tcPr>
+          <w:p>
+            <w:pPr>
+              <w:spacing w:after="0" w:line="260"/>
+              <w:jc w:val="left"/>
+            </w:pPr>
+            <w:r>
+              <w:rPr>
+                <w:b w:val="false"/>
+                <w:bCs w:val="false"/>
+                <w:sz w:val="17"/>
+                <w:szCs w:val="17"/>
+              </w:rPr>
+              <w:t xml:space="preserve">未上場株式やインフラ、プライベートデット、不動産等の非上場資産（オルタナティブ資産）を信託財産として受託し、専門的な運用を行う業務。</w:t>
             </w:r>
           </w:p>
         </w:tc>
@@ -5094,6 +5125,37 @@
         </w:trPr>
         <w:tc>
           <w:tcPr>
+            <w:tcW w:type="dxa" w:w="15438"/>
+            <w:gridSpan w:val="2"/>
+            <w:shd w:fill="D9E2F3" w:val="clear"/>
+            <w:tcMar>
+              <w:top w:type="dxa" w:w="60"/>
+              <w:left w:type="dxa" w:w="100"/>
+              <w:bottom w:type="dxa" w:w="60"/>
+              <w:right w:type="dxa" w:w="80"/>
+            </w:tcMar>
+          </w:tcPr>
+          <w:p>
+            <w:pPr>
+              <w:spacing w:after="0" w:line="260"/>
+              <w:jc w:val="left"/>
+            </w:pPr>
+            <w:r>
+              <w:rPr>
+                <w:b/>
+                <w:bCs/>
+                <w:color w:val="1F3864"/>
+                <w:sz w:val="16"/>
+                <w:szCs w:val="16"/>
+              </w:rPr>
+              <w:t xml:space="preserve">B. アセットマネジメント業務（グループの資産運用会社による運用業務）</w:t>
+            </w:r>
+          </w:p>
+        </w:tc>
+      </w:tr>
+      <w:tr>
+        <w:tc>
+          <w:tcPr>
             <w:tcW w:type="dxa" w:w="3600"/>
             <w:tcMar>
               <w:top w:type="dxa" w:w="60"/>
@@ -5115,7 +5177,7 @@
                 <w:sz w:val="16"/>
                 <w:szCs w:val="16"/>
               </w:rPr>
-              <w:t xml:space="preserve">2. 投資一任契約に基づく投資顧問業務</w:t>
+              <w:t xml:space="preserve">4. 公募投資信託の設定・運用（委託者）業務</w:t>
             </w:r>
           </w:p>
         </w:tc>
@@ -5142,7 +5204,175 @@
                 <w:sz w:val="17"/>
                 <w:szCs w:val="17"/>
               </w:rPr>
-              <w:t xml:space="preserve">顧客（年金基金・機関投資家等）と投資一任契約を結び、資産配分や個別銘柄選定などの運用判断を代行するコンサルティング型の資産運用業務。</w:t>
+              <w:t xml:space="preserve">グループの資産運用会社が投資信託（ファンド）を組成（設定）し、運用方針の決定や資産配分の実行など、実際の運用指図を行う業務。</w:t>
+            </w:r>
+          </w:p>
+        </w:tc>
+      </w:tr>
+      <w:tr>
+        <w:tc>
+          <w:tcPr>
+            <w:tcW w:type="dxa" w:w="3600"/>
+            <w:tcMar>
+              <w:top w:type="dxa" w:w="60"/>
+              <w:left w:type="dxa" w:w="80"/>
+              <w:bottom w:type="dxa" w:w="60"/>
+              <w:right w:type="dxa" w:w="80"/>
+            </w:tcMar>
+            <w:vAlign w:val="center"/>
+          </w:tcPr>
+          <w:p>
+            <w:pPr>
+              <w:spacing w:after="0" w:line="260"/>
+              <w:jc w:val="left"/>
+            </w:pPr>
+            <w:r>
+              <w:rPr>
+                <w:b/>
+                <w:bCs/>
+                <w:sz w:val="16"/>
+                <w:szCs w:val="16"/>
+              </w:rPr>
+              <w:t xml:space="preserve">5. 確定拠出年金（DC）向け運用商品の提供</w:t>
+            </w:r>
+          </w:p>
+        </w:tc>
+        <w:tc>
+          <w:tcPr>
+            <w:tcW w:type="dxa" w:w="11838"/>
+            <w:tcMar>
+              <w:top w:type="dxa" w:w="60"/>
+              <w:left w:type="dxa" w:w="100"/>
+              <w:bottom w:type="dxa" w:w="60"/>
+              <w:right w:type="dxa" w:w="100"/>
+            </w:tcMar>
+            <w:vAlign w:val="center"/>
+          </w:tcPr>
+          <w:p>
+            <w:pPr>
+              <w:spacing w:after="0" w:line="260"/>
+              <w:jc w:val="left"/>
+            </w:pPr>
+            <w:r>
+              <w:rPr>
+                <w:b w:val="false"/>
+                <w:bCs w:val="false"/>
+                <w:sz w:val="17"/>
+                <w:szCs w:val="17"/>
+              </w:rPr>
+              <w:t xml:space="preserve">企業型・個人型（iDeCo）確定拠出年金の加入者向けに、投資信託等の運用商品ラインナップを提供する業務。</w:t>
+            </w:r>
+          </w:p>
+        </w:tc>
+      </w:tr>
+      <w:tr>
+        <w:tc>
+          <w:tcPr>
+            <w:tcW w:type="dxa" w:w="3600"/>
+            <w:tcMar>
+              <w:top w:type="dxa" w:w="60"/>
+              <w:left w:type="dxa" w:w="80"/>
+              <w:bottom w:type="dxa" w:w="60"/>
+              <w:right w:type="dxa" w:w="80"/>
+            </w:tcMar>
+            <w:vAlign w:val="center"/>
+          </w:tcPr>
+          <w:p>
+            <w:pPr>
+              <w:spacing w:after="0" w:line="260"/>
+              <w:jc w:val="left"/>
+            </w:pPr>
+            <w:r>
+              <w:rPr>
+                <w:b/>
+                <w:bCs/>
+                <w:sz w:val="16"/>
+                <w:szCs w:val="16"/>
+              </w:rPr>
+              <w:t xml:space="preserve">6. 機関投資家向け（年金基金・GPIF 等）運用受託業務</w:t>
+            </w:r>
+          </w:p>
+        </w:tc>
+        <w:tc>
+          <w:tcPr>
+            <w:tcW w:type="dxa" w:w="11838"/>
+            <w:tcMar>
+              <w:top w:type="dxa" w:w="60"/>
+              <w:left w:type="dxa" w:w="100"/>
+              <w:bottom w:type="dxa" w:w="60"/>
+              <w:right w:type="dxa" w:w="100"/>
+            </w:tcMar>
+            <w:vAlign w:val="center"/>
+          </w:tcPr>
+          <w:p>
+            <w:pPr>
+              <w:spacing w:after="0" w:line="260"/>
+              <w:jc w:val="left"/>
+            </w:pPr>
+            <w:r>
+              <w:rPr>
+                <w:b w:val="false"/>
+                <w:bCs w:val="false"/>
+                <w:sz w:val="17"/>
+                <w:szCs w:val="17"/>
+              </w:rPr>
+              <w:t xml:space="preserve">年金基金や政府系ファンド（GPIF 等）、保険会社等の機関投資家から資金の運用を直接受託し、専門的な運用サービスを提供する業務。</w:t>
+            </w:r>
+          </w:p>
+        </w:tc>
+      </w:tr>
+      <w:tr>
+        <w:tc>
+          <w:tcPr>
+            <w:tcW w:type="dxa" w:w="3600"/>
+            <w:tcMar>
+              <w:top w:type="dxa" w:w="60"/>
+              <w:left w:type="dxa" w:w="80"/>
+              <w:bottom w:type="dxa" w:w="60"/>
+              <w:right w:type="dxa" w:w="80"/>
+            </w:tcMar>
+            <w:vAlign w:val="center"/>
+          </w:tcPr>
+          <w:p>
+            <w:pPr>
+              <w:spacing w:after="0" w:line="260"/>
+              <w:jc w:val="left"/>
+            </w:pPr>
+            <w:r>
+              <w:rPr>
+                <w:b/>
+                <w:bCs/>
+                <w:sz w:val="16"/>
+                <w:szCs w:val="16"/>
+              </w:rPr>
+              <w:t xml:space="preserve">7. オルタナティブ投資運用（PE・不動産ファンド・ヘッジファンド 等）</w:t>
+            </w:r>
+          </w:p>
+        </w:tc>
+        <w:tc>
+          <w:tcPr>
+            <w:tcW w:type="dxa" w:w="11838"/>
+            <w:tcMar>
+              <w:top w:type="dxa" w:w="60"/>
+              <w:left w:type="dxa" w:w="100"/>
+              <w:bottom w:type="dxa" w:w="60"/>
+              <w:right w:type="dxa" w:w="100"/>
+            </w:tcMar>
+            <w:vAlign w:val="center"/>
+          </w:tcPr>
+          <w:p>
+            <w:pPr>
+              <w:spacing w:after="0" w:line="260"/>
+              <w:jc w:val="left"/>
+            </w:pPr>
+            <w:r>
+              <w:rPr>
+                <w:b w:val="false"/>
+                <w:bCs w:val="false"/>
+                <w:sz w:val="17"/>
+                <w:szCs w:val="17"/>
+              </w:rPr>
+              <w:t xml:space="preserve">未公開株式（PE）、インフラファンド、不動産ファンド、ヘッジファンドなど、伝統的な株式・債券以外の資産クラスに投資する運用商品を組成・運用する業務。</w:t>
             </w:r>
           </w:p>
         </w:tc>
@@ -5153,6 +5383,37 @@
         </w:trPr>
         <w:tc>
           <w:tcPr>
+            <w:tcW w:type="dxa" w:w="15438"/>
+            <w:gridSpan w:val="2"/>
+            <w:shd w:fill="D9E2F3" w:val="clear"/>
+            <w:tcMar>
+              <w:top w:type="dxa" w:w="60"/>
+              <w:left w:type="dxa" w:w="100"/>
+              <w:bottom w:type="dxa" w:w="60"/>
+              <w:right w:type="dxa" w:w="80"/>
+            </w:tcMar>
+          </w:tcPr>
+          <w:p>
+            <w:pPr>
+              <w:spacing w:after="0" w:line="260"/>
+              <w:jc w:val="left"/>
+            </w:pPr>
+            <w:r>
+              <w:rPr>
+                <w:b/>
+                <w:bCs/>
+                <w:color w:val="1F3864"/>
+                <w:sz w:val="16"/>
+                <w:szCs w:val="16"/>
+              </w:rPr>
+              <w:t xml:space="preserve">C. マーケット業務（市場部門・トレーディング・ALM）</w:t>
+            </w:r>
+          </w:p>
+        </w:tc>
+      </w:tr>
+      <w:tr>
+        <w:tc>
+          <w:tcPr>
             <w:tcW w:type="dxa" w:w="3600"/>
             <w:tcMar>
               <w:top w:type="dxa" w:w="60"/>
@@ -5174,7 +5435,7 @@
                 <w:sz w:val="16"/>
                 <w:szCs w:val="16"/>
               </w:rPr>
-              <w:t xml:space="preserve">3. プライベートアセット（未上場株・インフラ・不動産private debt 等）の運用受託</w:t>
+              <w:t xml:space="preserve">8. 資金繰り・ALM業務（円貨・外貨の調達・運用管理）</w:t>
             </w:r>
           </w:p>
         </w:tc>
@@ -5201,49 +5462,12 @@
                 <w:sz w:val="17"/>
                 <w:szCs w:val="17"/>
               </w:rPr>
-              <w:t xml:space="preserve">未上場株式やインフラ、プライベートデット、不動産等の非上場資産（オルタナティブ資産）を信託財産として受託し、専門的な運用を行う業務。</w:t>
+              <w:t xml:space="preserve">円貨・外貨資金の調達と運用のバランスを管理し、金利リスク・流動性リスクなどをコントロールする資産負債総合管理（ALM）業務。</w:t>
             </w:r>
           </w:p>
         </w:tc>
       </w:tr>
       <w:tr>
-        <w:trPr>
-          <w:cantSplit/>
-        </w:trPr>
-        <w:tc>
-          <w:tcPr>
-            <w:tcW w:type="dxa" w:w="15438"/>
-            <w:gridSpan w:val="2"/>
-            <w:shd w:fill="D9E2F3" w:val="clear"/>
-            <w:tcMar>
-              <w:top w:type="dxa" w:w="60"/>
-              <w:left w:type="dxa" w:w="100"/>
-              <w:bottom w:type="dxa" w:w="60"/>
-              <w:right w:type="dxa" w:w="80"/>
-            </w:tcMar>
-          </w:tcPr>
-          <w:p>
-            <w:pPr>
-              <w:spacing w:after="0" w:line="260"/>
-              <w:jc w:val="left"/>
-            </w:pPr>
-            <w:r>
-              <w:rPr>
-                <w:b/>
-                <w:bCs/>
-                <w:color w:val="1F3864"/>
-                <w:sz w:val="16"/>
-                <w:szCs w:val="16"/>
-              </w:rPr>
-              <w:t xml:space="preserve">B. アセットマネジメント業務（グループの資産運用会社による運用業務）</w:t>
-            </w:r>
-          </w:p>
-        </w:tc>
-      </w:tr>
-      <w:tr>
-        <w:trPr>
-          <w:cantSplit/>
-        </w:trPr>
         <w:tc>
           <w:tcPr>
             <w:tcW w:type="dxa" w:w="3600"/>
@@ -5267,7 +5491,7 @@
                 <w:sz w:val="16"/>
                 <w:szCs w:val="16"/>
               </w:rPr>
-              <w:t xml:space="preserve">4. 公募投資信託の設定・運用（委託者）業務</w:t>
+              <w:t xml:space="preserve">9. 債券・為替・デリバティブのセールス＆トレーディング業務</w:t>
             </w:r>
           </w:p>
         </w:tc>
@@ -5294,15 +5518,12 @@
                 <w:sz w:val="17"/>
                 <w:szCs w:val="17"/>
               </w:rPr>
-              <w:t xml:space="preserve">グループの資産運用会社が投資信託（ファンド）を組成（設定）し、運用方針の決定や資産配分の実行など、実際の運用指図を行う業務。</w:t>
+              <w:t xml:space="preserve">国債・社債、外国為替、金利・為替デリバティブ等の市場性商品を、自己勘定および顧客向けに売買する業務。</w:t>
             </w:r>
           </w:p>
         </w:tc>
       </w:tr>
       <w:tr>
-        <w:trPr>
-          <w:cantSplit/>
-        </w:trPr>
         <w:tc>
           <w:tcPr>
             <w:tcW w:type="dxa" w:w="3600"/>
@@ -5326,7 +5547,7 @@
                 <w:sz w:val="16"/>
                 <w:szCs w:val="16"/>
               </w:rPr>
-              <w:t xml:space="preserve">5. 確定拠出年金（DC）向け運用商品の提供</w:t>
+              <w:t xml:space="preserve">10. 有価証券への自己勘定投資業務</w:t>
             </w:r>
           </w:p>
         </w:tc>
@@ -5353,344 +5574,12 @@
                 <w:sz w:val="17"/>
                 <w:szCs w:val="17"/>
               </w:rPr>
-              <w:t xml:space="preserve">企業型・個人型（iDeCo）確定拠出年金の加入者向けに、投資信託等の運用商品ラインナップを提供する業務。</w:t>
+              <w:t xml:space="preserve">自己の資金を用いて国債・社債・株式等の有価証券に投資し、運用収益を獲得する業務。</w:t>
             </w:r>
           </w:p>
         </w:tc>
       </w:tr>
       <w:tr>
-        <w:trPr>
-          <w:cantSplit/>
-        </w:trPr>
-        <w:tc>
-          <w:tcPr>
-            <w:tcW w:type="dxa" w:w="3600"/>
-            <w:tcMar>
-              <w:top w:type="dxa" w:w="60"/>
-              <w:left w:type="dxa" w:w="80"/>
-              <w:bottom w:type="dxa" w:w="60"/>
-              <w:right w:type="dxa" w:w="80"/>
-            </w:tcMar>
-            <w:vAlign w:val="center"/>
-          </w:tcPr>
-          <w:p>
-            <w:pPr>
-              <w:spacing w:after="0" w:line="260"/>
-              <w:jc w:val="left"/>
-            </w:pPr>
-            <w:r>
-              <w:rPr>
-                <w:b/>
-                <w:bCs/>
-                <w:sz w:val="16"/>
-                <w:szCs w:val="16"/>
-              </w:rPr>
-              <w:t xml:space="preserve">6. 機関投資家向け（年金基金・GPIF 等）運用受託業務</w:t>
-            </w:r>
-          </w:p>
-        </w:tc>
-        <w:tc>
-          <w:tcPr>
-            <w:tcW w:type="dxa" w:w="11838"/>
-            <w:tcMar>
-              <w:top w:type="dxa" w:w="60"/>
-              <w:left w:type="dxa" w:w="100"/>
-              <w:bottom w:type="dxa" w:w="60"/>
-              <w:right w:type="dxa" w:w="100"/>
-            </w:tcMar>
-            <w:vAlign w:val="center"/>
-          </w:tcPr>
-          <w:p>
-            <w:pPr>
-              <w:spacing w:after="0" w:line="260"/>
-              <w:jc w:val="left"/>
-            </w:pPr>
-            <w:r>
-              <w:rPr>
-                <w:b w:val="false"/>
-                <w:bCs w:val="false"/>
-                <w:sz w:val="17"/>
-                <w:szCs w:val="17"/>
-              </w:rPr>
-              <w:t xml:space="preserve">年金基金や政府系ファンド（GPIF 等）、保険会社等の機関投資家から資金の運用を直接受託し、専門的な運用サービスを提供する業務。</w:t>
-            </w:r>
-          </w:p>
-        </w:tc>
-      </w:tr>
-      <w:tr>
-        <w:trPr>
-          <w:cantSplit/>
-        </w:trPr>
-        <w:tc>
-          <w:tcPr>
-            <w:tcW w:type="dxa" w:w="3600"/>
-            <w:tcMar>
-              <w:top w:type="dxa" w:w="60"/>
-              <w:left w:type="dxa" w:w="80"/>
-              <w:bottom w:type="dxa" w:w="60"/>
-              <w:right w:type="dxa" w:w="80"/>
-            </w:tcMar>
-            <w:vAlign w:val="center"/>
-          </w:tcPr>
-          <w:p>
-            <w:pPr>
-              <w:spacing w:after="0" w:line="260"/>
-              <w:jc w:val="left"/>
-            </w:pPr>
-            <w:r>
-              <w:rPr>
-                <w:b/>
-                <w:bCs/>
-                <w:sz w:val="16"/>
-                <w:szCs w:val="16"/>
-              </w:rPr>
-              <w:t xml:space="preserve">7. オルタナティブ投資運用（PE・不動産ファンド・ヘッジファンド 等）</w:t>
-            </w:r>
-          </w:p>
-        </w:tc>
-        <w:tc>
-          <w:tcPr>
-            <w:tcW w:type="dxa" w:w="11838"/>
-            <w:tcMar>
-              <w:top w:type="dxa" w:w="60"/>
-              <w:left w:type="dxa" w:w="100"/>
-              <w:bottom w:type="dxa" w:w="60"/>
-              <w:right w:type="dxa" w:w="100"/>
-            </w:tcMar>
-            <w:vAlign w:val="center"/>
-          </w:tcPr>
-          <w:p>
-            <w:pPr>
-              <w:spacing w:after="0" w:line="260"/>
-              <w:jc w:val="left"/>
-            </w:pPr>
-            <w:r>
-              <w:rPr>
-                <w:b w:val="false"/>
-                <w:bCs w:val="false"/>
-                <w:sz w:val="17"/>
-                <w:szCs w:val="17"/>
-              </w:rPr>
-              <w:t xml:space="preserve">未公開株式（PE）、インフラファンド、不動産ファンド、ヘッジファンドなど、伝統的な株式・債券以外の資産クラスに投資する運用商品を組成・運用する業務。</w:t>
-            </w:r>
-          </w:p>
-        </w:tc>
-      </w:tr>
-      <w:tr>
-        <w:trPr>
-          <w:cantSplit/>
-        </w:trPr>
-        <w:tc>
-          <w:tcPr>
-            <w:tcW w:type="dxa" w:w="15438"/>
-            <w:gridSpan w:val="2"/>
-            <w:shd w:fill="D9E2F3" w:val="clear"/>
-            <w:tcMar>
-              <w:top w:type="dxa" w:w="60"/>
-              <w:left w:type="dxa" w:w="100"/>
-              <w:bottom w:type="dxa" w:w="60"/>
-              <w:right w:type="dxa" w:w="80"/>
-            </w:tcMar>
-          </w:tcPr>
-          <w:p>
-            <w:pPr>
-              <w:spacing w:after="0" w:line="260"/>
-              <w:jc w:val="left"/>
-            </w:pPr>
-            <w:r>
-              <w:rPr>
-                <w:b/>
-                <w:bCs/>
-                <w:color w:val="1F3864"/>
-                <w:sz w:val="16"/>
-                <w:szCs w:val="16"/>
-              </w:rPr>
-              <w:t xml:space="preserve">C. マーケット業務（市場部門・トレーディング・ALM）</w:t>
-            </w:r>
-          </w:p>
-        </w:tc>
-      </w:tr>
-      <w:tr>
-        <w:trPr>
-          <w:cantSplit/>
-        </w:trPr>
-        <w:tc>
-          <w:tcPr>
-            <w:tcW w:type="dxa" w:w="3600"/>
-            <w:tcMar>
-              <w:top w:type="dxa" w:w="60"/>
-              <w:left w:type="dxa" w:w="80"/>
-              <w:bottom w:type="dxa" w:w="60"/>
-              <w:right w:type="dxa" w:w="80"/>
-            </w:tcMar>
-            <w:vAlign w:val="center"/>
-          </w:tcPr>
-          <w:p>
-            <w:pPr>
-              <w:spacing w:after="0" w:line="260"/>
-              <w:jc w:val="left"/>
-            </w:pPr>
-            <w:r>
-              <w:rPr>
-                <w:b/>
-                <w:bCs/>
-                <w:sz w:val="16"/>
-                <w:szCs w:val="16"/>
-              </w:rPr>
-              <w:t xml:space="preserve">8. 資金繰り・ALM業務（円貨・外貨の調達・運用管理）</w:t>
-            </w:r>
-          </w:p>
-        </w:tc>
-        <w:tc>
-          <w:tcPr>
-            <w:tcW w:type="dxa" w:w="11838"/>
-            <w:tcMar>
-              <w:top w:type="dxa" w:w="60"/>
-              <w:left w:type="dxa" w:w="100"/>
-              <w:bottom w:type="dxa" w:w="60"/>
-              <w:right w:type="dxa" w:w="100"/>
-            </w:tcMar>
-            <w:vAlign w:val="center"/>
-          </w:tcPr>
-          <w:p>
-            <w:pPr>
-              <w:spacing w:after="0" w:line="260"/>
-              <w:jc w:val="left"/>
-            </w:pPr>
-            <w:r>
-              <w:rPr>
-                <w:b w:val="false"/>
-                <w:bCs w:val="false"/>
-                <w:sz w:val="17"/>
-                <w:szCs w:val="17"/>
-              </w:rPr>
-              <w:t xml:space="preserve">円貨・外貨資金の調達と運用のバランスを管理し、金利リスク・流動性リスクなどをコントロールする資産負債総合管理（ALM）業務。</w:t>
-            </w:r>
-          </w:p>
-        </w:tc>
-      </w:tr>
-      <w:tr>
-        <w:trPr>
-          <w:cantSplit/>
-        </w:trPr>
-        <w:tc>
-          <w:tcPr>
-            <w:tcW w:type="dxa" w:w="3600"/>
-            <w:tcMar>
-              <w:top w:type="dxa" w:w="60"/>
-              <w:left w:type="dxa" w:w="80"/>
-              <w:bottom w:type="dxa" w:w="60"/>
-              <w:right w:type="dxa" w:w="80"/>
-            </w:tcMar>
-            <w:vAlign w:val="center"/>
-          </w:tcPr>
-          <w:p>
-            <w:pPr>
-              <w:spacing w:after="0" w:line="260"/>
-              <w:jc w:val="left"/>
-            </w:pPr>
-            <w:r>
-              <w:rPr>
-                <w:b/>
-                <w:bCs/>
-                <w:sz w:val="16"/>
-                <w:szCs w:val="16"/>
-              </w:rPr>
-              <w:t xml:space="preserve">9. 債券・為替・デリバティブのセールス＆トレーディング業務</w:t>
-            </w:r>
-          </w:p>
-        </w:tc>
-        <w:tc>
-          <w:tcPr>
-            <w:tcW w:type="dxa" w:w="11838"/>
-            <w:tcMar>
-              <w:top w:type="dxa" w:w="60"/>
-              <w:left w:type="dxa" w:w="100"/>
-              <w:bottom w:type="dxa" w:w="60"/>
-              <w:right w:type="dxa" w:w="100"/>
-            </w:tcMar>
-            <w:vAlign w:val="center"/>
-          </w:tcPr>
-          <w:p>
-            <w:pPr>
-              <w:spacing w:after="0" w:line="260"/>
-              <w:jc w:val="left"/>
-            </w:pPr>
-            <w:r>
-              <w:rPr>
-                <w:b w:val="false"/>
-                <w:bCs w:val="false"/>
-                <w:sz w:val="17"/>
-                <w:szCs w:val="17"/>
-              </w:rPr>
-              <w:t xml:space="preserve">国債・社債、外国為替、金利・為替デリバティブ等の市場性商品を、自己勘定および顧客向けに売買する業務。</w:t>
-            </w:r>
-          </w:p>
-        </w:tc>
-      </w:tr>
-      <w:tr>
-        <w:trPr>
-          <w:cantSplit/>
-        </w:trPr>
-        <w:tc>
-          <w:tcPr>
-            <w:tcW w:type="dxa" w:w="3600"/>
-            <w:tcMar>
-              <w:top w:type="dxa" w:w="60"/>
-              <w:left w:type="dxa" w:w="80"/>
-              <w:bottom w:type="dxa" w:w="60"/>
-              <w:right w:type="dxa" w:w="80"/>
-            </w:tcMar>
-            <w:vAlign w:val="center"/>
-          </w:tcPr>
-          <w:p>
-            <w:pPr>
-              <w:spacing w:after="0" w:line="260"/>
-              <w:jc w:val="left"/>
-            </w:pPr>
-            <w:r>
-              <w:rPr>
-                <w:b/>
-                <w:bCs/>
-                <w:sz w:val="16"/>
-                <w:szCs w:val="16"/>
-              </w:rPr>
-              <w:t xml:space="preserve">10. 有価証券への自己勘定投資業務</w:t>
-            </w:r>
-          </w:p>
-        </w:tc>
-        <w:tc>
-          <w:tcPr>
-            <w:tcW w:type="dxa" w:w="11838"/>
-            <w:tcMar>
-              <w:top w:type="dxa" w:w="60"/>
-              <w:left w:type="dxa" w:w="100"/>
-              <w:bottom w:type="dxa" w:w="60"/>
-              <w:right w:type="dxa" w:w="100"/>
-            </w:tcMar>
-            <w:vAlign w:val="center"/>
-          </w:tcPr>
-          <w:p>
-            <w:pPr>
-              <w:spacing w:after="0" w:line="260"/>
-              <w:jc w:val="left"/>
-            </w:pPr>
-            <w:r>
-              <w:rPr>
-                <w:b w:val="false"/>
-                <w:bCs w:val="false"/>
-                <w:sz w:val="17"/>
-                <w:szCs w:val="17"/>
-              </w:rPr>
-              <w:t xml:space="preserve">自己の資金を用いて国債・社債・株式等の有価証券に投資し、運用収益を獲得する業務。</w:t>
-            </w:r>
-          </w:p>
-        </w:tc>
-      </w:tr>
-      <w:tr>
-        <w:trPr>
-          <w:cantSplit/>
-        </w:trPr>
         <w:tc>
           <w:tcPr>
             <w:tcW w:type="dxa" w:w="3600"/>

--- a/信吾/銀行研究/添付ファイル/資産運用・アセマネ・マーケット業務比較表.docx
+++ b/信吾/銀行研究/添付ファイル/資産運用・アセマネ・マーケット業務比較表.docx
@@ -5636,6 +5636,7 @@
         </w:tc>
       </w:tr>
     </w:tbl>
+    <w:p/>
     <w:sectPr>
       <w:pgSz w:w="16838" w:h="11906" w:orient="landscape"/>
       <w:pgMar w:top="700" w:right="700" w:bottom="700" w:left="700" w:header="708" w:footer="708" w:gutter="0"/>

--- a/信吾/銀行研究/添付ファイル/資産運用・アセマネ・マーケット業務比較表.docx
+++ b/信吾/銀行研究/添付ファイル/資産運用・アセマネ・マーケット業務比較表.docx
@@ -12,6 +12,7 @@
         <w:rPr>
           <w:b/>
           <w:bCs/>
+          <w:snapToGrid w:val="false"/>
           <w:color w:val="1F3864"/>
           <w:sz w:val="30"/>
           <w:szCs w:val="30"/>
@@ -29,6 +30,7 @@
         <w:rPr>
           <w:b/>
           <w:bCs/>
+          <w:snapToGrid w:val="false"/>
           <w:color w:val="2F5496"/>
           <w:sz w:val="22"/>
           <w:szCs w:val="22"/>
@@ -42,6 +44,7 @@
       </w:pPr>
       <w:r>
         <w:rPr>
+          <w:snapToGrid w:val="false"/>
           <w:sz w:val="20"/>
           <w:szCs w:val="20"/>
         </w:rPr>
@@ -92,6 +95,7 @@
               <w:rPr>
                 <w:b/>
                 <w:bCs/>
+                <w:snapToGrid w:val="false"/>
                 <w:color w:val="FFFFFF"/>
                 <w:sz w:val="20"/>
                 <w:szCs w:val="20"/>
@@ -121,6 +125,7 @@
               <w:rPr>
                 <w:b/>
                 <w:bCs/>
+                <w:snapToGrid w:val="false"/>
                 <w:color w:val="FFFFFF"/>
                 <w:sz w:val="20"/>
                 <w:szCs w:val="20"/>
@@ -150,6 +155,7 @@
               <w:rPr>
                 <w:b/>
                 <w:bCs/>
+                <w:snapToGrid w:val="false"/>
                 <w:color w:val="FFFFFF"/>
                 <w:sz w:val="20"/>
                 <w:szCs w:val="20"/>
@@ -179,6 +185,7 @@
               <w:rPr>
                 <w:b/>
                 <w:bCs/>
+                <w:snapToGrid w:val="false"/>
                 <w:color w:val="FFFFFF"/>
                 <w:sz w:val="20"/>
                 <w:szCs w:val="20"/>
@@ -210,6 +217,7 @@
               <w:rPr>
                 <w:b/>
                 <w:bCs/>
+                <w:snapToGrid w:val="false"/>
                 <w:sz w:val="18"/>
                 <w:szCs w:val="18"/>
               </w:rPr>
@@ -237,6 +245,7 @@
               <w:rPr>
                 <w:b w:val="false"/>
                 <w:bCs w:val="false"/>
+                <w:snapToGrid w:val="false"/>
                 <w:sz w:val="18"/>
                 <w:szCs w:val="18"/>
               </w:rPr>
@@ -264,6 +273,7 @@
               <w:rPr>
                 <w:b w:val="false"/>
                 <w:bCs w:val="false"/>
+                <w:snapToGrid w:val="false"/>
                 <w:sz w:val="18"/>
                 <w:szCs w:val="18"/>
               </w:rPr>
@@ -291,6 +301,7 @@
               <w:rPr>
                 <w:b w:val="false"/>
                 <w:bCs w:val="false"/>
+                <w:snapToGrid w:val="false"/>
                 <w:sz w:val="18"/>
                 <w:szCs w:val="18"/>
               </w:rPr>
@@ -321,6 +332,7 @@
               <w:rPr>
                 <w:b/>
                 <w:bCs/>
+                <w:snapToGrid w:val="false"/>
                 <w:sz w:val="18"/>
                 <w:szCs w:val="18"/>
               </w:rPr>
@@ -348,6 +360,7 @@
               <w:rPr>
                 <w:b w:val="false"/>
                 <w:bCs w:val="false"/>
+                <w:snapToGrid w:val="false"/>
                 <w:sz w:val="18"/>
                 <w:szCs w:val="18"/>
               </w:rPr>
@@ -375,6 +388,7 @@
               <w:rPr>
                 <w:b w:val="false"/>
                 <w:bCs w:val="false"/>
+                <w:snapToGrid w:val="false"/>
                 <w:sz w:val="18"/>
                 <w:szCs w:val="18"/>
               </w:rPr>
@@ -402,6 +416,7 @@
               <w:rPr>
                 <w:b w:val="false"/>
                 <w:bCs w:val="false"/>
+                <w:snapToGrid w:val="false"/>
                 <w:sz w:val="18"/>
                 <w:szCs w:val="18"/>
               </w:rPr>
@@ -432,6 +447,7 @@
               <w:rPr>
                 <w:b/>
                 <w:bCs/>
+                <w:snapToGrid w:val="false"/>
                 <w:sz w:val="18"/>
                 <w:szCs w:val="18"/>
               </w:rPr>
@@ -459,6 +475,7 @@
               <w:rPr>
                 <w:b w:val="false"/>
                 <w:bCs w:val="false"/>
+                <w:snapToGrid w:val="false"/>
                 <w:sz w:val="18"/>
                 <w:szCs w:val="18"/>
               </w:rPr>
@@ -486,6 +503,7 @@
               <w:rPr>
                 <w:b w:val="false"/>
                 <w:bCs w:val="false"/>
+                <w:snapToGrid w:val="false"/>
                 <w:sz w:val="18"/>
                 <w:szCs w:val="18"/>
               </w:rPr>
@@ -513,6 +531,7 @@
               <w:rPr>
                 <w:b w:val="false"/>
                 <w:bCs w:val="false"/>
+                <w:snapToGrid w:val="false"/>
                 <w:sz w:val="18"/>
                 <w:szCs w:val="18"/>
               </w:rPr>
@@ -543,6 +562,7 @@
               <w:rPr>
                 <w:b/>
                 <w:bCs/>
+                <w:snapToGrid w:val="false"/>
                 <w:sz w:val="18"/>
                 <w:szCs w:val="18"/>
               </w:rPr>
@@ -570,6 +590,7 @@
               <w:rPr>
                 <w:b w:val="false"/>
                 <w:bCs w:val="false"/>
+                <w:snapToGrid w:val="false"/>
                 <w:sz w:val="18"/>
                 <w:szCs w:val="18"/>
               </w:rPr>
@@ -597,6 +618,7 @@
               <w:rPr>
                 <w:b w:val="false"/>
                 <w:bCs w:val="false"/>
+                <w:snapToGrid w:val="false"/>
                 <w:sz w:val="18"/>
                 <w:szCs w:val="18"/>
               </w:rPr>
@@ -624,6 +646,7 @@
               <w:rPr>
                 <w:b w:val="false"/>
                 <w:bCs w:val="false"/>
+                <w:snapToGrid w:val="false"/>
                 <w:sz w:val="18"/>
                 <w:szCs w:val="18"/>
               </w:rPr>
@@ -647,6 +670,7 @@
         <w:rPr>
           <w:b/>
           <w:bCs/>
+          <w:snapToGrid w:val="false"/>
           <w:sz w:val="19"/>
           <w:szCs w:val="19"/>
         </w:rPr>
@@ -662,6 +686,7 @@
         <w:rPr>
           <w:b w:val="false"/>
           <w:bCs w:val="false"/>
+          <w:snapToGrid w:val="false"/>
           <w:sz w:val="19"/>
           <w:szCs w:val="19"/>
         </w:rPr>
@@ -677,6 +702,7 @@
         <w:rPr>
           <w:b w:val="false"/>
           <w:bCs w:val="false"/>
+          <w:snapToGrid w:val="false"/>
           <w:sz w:val="19"/>
           <w:szCs w:val="19"/>
         </w:rPr>
@@ -697,6 +723,7 @@
         <w:rPr>
           <w:b w:val="false"/>
           <w:bCs w:val="false"/>
+          <w:snapToGrid w:val="false"/>
           <w:sz w:val="19"/>
           <w:szCs w:val="19"/>
         </w:rPr>
@@ -712,6 +739,7 @@
         <w:rPr>
           <w:b w:val="false"/>
           <w:bCs w:val="false"/>
+          <w:snapToGrid w:val="false"/>
           <w:sz w:val="19"/>
           <w:szCs w:val="19"/>
         </w:rPr>
@@ -727,6 +755,7 @@
         <w:rPr>
           <w:b w:val="false"/>
           <w:bCs w:val="false"/>
+          <w:snapToGrid w:val="false"/>
           <w:sz w:val="19"/>
           <w:szCs w:val="19"/>
         </w:rPr>
@@ -748,6 +777,7 @@
         <w:rPr>
           <w:b/>
           <w:bCs/>
+          <w:snapToGrid w:val="false"/>
           <w:color w:val="2F5496"/>
           <w:sz w:val="22"/>
           <w:szCs w:val="22"/>
@@ -761,6 +791,7 @@
       </w:pPr>
       <w:r>
         <w:rPr>
+          <w:snapToGrid w:val="false"/>
           <w:sz w:val="20"/>
           <w:szCs w:val="20"/>
         </w:rPr>
@@ -775,6 +806,7 @@
         <w:rPr>
           <w:b/>
           <w:bCs/>
+          <w:snapToGrid w:val="false"/>
           <w:sz w:val="19"/>
           <w:szCs w:val="19"/>
         </w:rPr>
@@ -782,6 +814,7 @@
       </w:r>
       <w:r>
         <w:rPr>
+          <w:snapToGrid w:val="false"/>
           <w:color w:val="1F6F43"/>
           <w:sz w:val="19"/>
           <w:szCs w:val="19"/>
@@ -790,6 +823,7 @@
       </w:r>
       <w:r>
         <w:rPr>
+          <w:snapToGrid w:val="false"/>
           <w:color w:val="B36B00"/>
           <w:sz w:val="19"/>
           <w:szCs w:val="19"/>
@@ -798,6 +832,7 @@
       </w:r>
       <w:r>
         <w:rPr>
+          <w:snapToGrid w:val="false"/>
           <w:color w:val="999999"/>
           <w:sz w:val="19"/>
           <w:szCs w:val="19"/>
@@ -815,6 +850,7 @@
         <w:rPr>
           <w:b/>
           <w:bCs/>
+          <w:snapToGrid w:val="false"/>
           <w:color w:val="2F5496"/>
           <w:sz w:val="22"/>
           <w:szCs w:val="22"/>
@@ -866,6 +902,7 @@
               <w:rPr>
                 <w:b/>
                 <w:bCs/>
+                <w:snapToGrid w:val="false"/>
                 <w:color w:val="FFFFFF"/>
                 <w:sz w:val="24"/>
                 <w:szCs w:val="24"/>
@@ -895,6 +932,7 @@
               <w:rPr>
                 <w:b/>
                 <w:bCs/>
+                <w:snapToGrid w:val="false"/>
                 <w:color w:val="FFFFFF"/>
                 <w:sz w:val="24"/>
                 <w:szCs w:val="24"/>
@@ -911,6 +949,7 @@
               <w:rPr>
                 <w:b/>
                 <w:bCs/>
+                <w:snapToGrid w:val="false"/>
                 <w:color w:val="FFFFFF"/>
                 <w:sz w:val="24"/>
                 <w:szCs w:val="24"/>
@@ -940,6 +979,7 @@
               <w:rPr>
                 <w:b/>
                 <w:bCs/>
+                <w:snapToGrid w:val="false"/>
                 <w:color w:val="FFFFFF"/>
                 <w:sz w:val="24"/>
                 <w:szCs w:val="24"/>
@@ -956,6 +996,7 @@
               <w:rPr>
                 <w:b/>
                 <w:bCs/>
+                <w:snapToGrid w:val="false"/>
                 <w:color w:val="FFFFFF"/>
                 <w:sz w:val="24"/>
                 <w:szCs w:val="24"/>
@@ -985,6 +1026,7 @@
               <w:rPr>
                 <w:b/>
                 <w:bCs/>
+                <w:snapToGrid w:val="false"/>
                 <w:color w:val="FFFFFF"/>
                 <w:sz w:val="24"/>
                 <w:szCs w:val="24"/>
@@ -1001,6 +1043,7 @@
               <w:rPr>
                 <w:b/>
                 <w:bCs/>
+                <w:snapToGrid w:val="false"/>
                 <w:color w:val="FFFFFF"/>
                 <w:sz w:val="24"/>
                 <w:szCs w:val="24"/>
@@ -1035,6 +1078,7 @@
               <w:rPr>
                 <w:b/>
                 <w:bCs/>
+                <w:snapToGrid w:val="false"/>
                 <w:color w:val="1F3864"/>
                 <w:sz w:val="22"/>
                 <w:szCs w:val="22"/>
@@ -1065,6 +1109,7 @@
               <w:rPr>
                 <w:b w:val="false"/>
                 <w:bCs w:val="false"/>
+                <w:snapToGrid w:val="false"/>
                 <w:sz w:val="21"/>
                 <w:szCs w:val="21"/>
               </w:rPr>
@@ -1091,6 +1136,7 @@
               <w:rPr>
                 <w:b/>
                 <w:bCs/>
+                <w:snapToGrid w:val="false"/>
                 <w:color w:val="1F6F43"/>
                 <w:sz w:val="26"/>
                 <w:szCs w:val="26"/>
@@ -1104,6 +1150,7 @@
             </w:pPr>
             <w:r>
               <w:rPr>
+                <w:snapToGrid w:val="false"/>
                 <w:sz w:val="20"/>
                 <w:szCs w:val="20"/>
               </w:rPr>
@@ -1130,6 +1177,7 @@
               <w:rPr>
                 <w:b/>
                 <w:bCs/>
+                <w:snapToGrid w:val="false"/>
                 <w:color w:val="1F6F43"/>
                 <w:sz w:val="26"/>
                 <w:szCs w:val="26"/>
@@ -1143,6 +1191,7 @@
             </w:pPr>
             <w:r>
               <w:rPr>
+                <w:snapToGrid w:val="false"/>
                 <w:sz w:val="20"/>
                 <w:szCs w:val="20"/>
               </w:rPr>
@@ -1169,6 +1218,7 @@
               <w:rPr>
                 <w:b/>
                 <w:bCs/>
+                <w:snapToGrid w:val="false"/>
                 <w:color w:val="1F6F43"/>
                 <w:sz w:val="26"/>
                 <w:szCs w:val="26"/>
@@ -1182,6 +1232,7 @@
             </w:pPr>
             <w:r>
               <w:rPr>
+                <w:snapToGrid w:val="false"/>
                 <w:sz w:val="20"/>
                 <w:szCs w:val="20"/>
               </w:rPr>
@@ -1211,6 +1262,7 @@
               <w:rPr>
                 <w:b w:val="false"/>
                 <w:bCs w:val="false"/>
+                <w:snapToGrid w:val="false"/>
                 <w:sz w:val="21"/>
                 <w:szCs w:val="21"/>
               </w:rPr>
@@ -1237,6 +1289,7 @@
               <w:rPr>
                 <w:b/>
                 <w:bCs/>
+                <w:snapToGrid w:val="false"/>
                 <w:color w:val="1F6F43"/>
                 <w:sz w:val="26"/>
                 <w:szCs w:val="26"/>
@@ -1250,6 +1303,7 @@
             </w:pPr>
             <w:r>
               <w:rPr>
+                <w:snapToGrid w:val="false"/>
                 <w:sz w:val="20"/>
                 <w:szCs w:val="20"/>
               </w:rPr>
@@ -1276,6 +1330,7 @@
               <w:rPr>
                 <w:b/>
                 <w:bCs/>
+                <w:snapToGrid w:val="false"/>
                 <w:color w:val="1F6F43"/>
                 <w:sz w:val="26"/>
                 <w:szCs w:val="26"/>
@@ -1289,6 +1344,7 @@
             </w:pPr>
             <w:r>
               <w:rPr>
+                <w:snapToGrid w:val="false"/>
                 <w:sz w:val="20"/>
                 <w:szCs w:val="20"/>
               </w:rPr>
@@ -1315,6 +1371,7 @@
               <w:rPr>
                 <w:b/>
                 <w:bCs/>
+                <w:snapToGrid w:val="false"/>
                 <w:color w:val="1F6F43"/>
                 <w:sz w:val="26"/>
                 <w:szCs w:val="26"/>
@@ -1328,6 +1385,7 @@
             </w:pPr>
             <w:r>
               <w:rPr>
+                <w:snapToGrid w:val="false"/>
                 <w:sz w:val="20"/>
                 <w:szCs w:val="20"/>
               </w:rPr>
@@ -1357,6 +1415,7 @@
               <w:rPr>
                 <w:b w:val="false"/>
                 <w:bCs w:val="false"/>
+                <w:snapToGrid w:val="false"/>
                 <w:sz w:val="21"/>
                 <w:szCs w:val="21"/>
               </w:rPr>
@@ -1383,6 +1442,7 @@
               <w:rPr>
                 <w:b/>
                 <w:bCs/>
+                <w:snapToGrid w:val="false"/>
                 <w:color w:val="1F6F43"/>
                 <w:sz w:val="26"/>
                 <w:szCs w:val="26"/>
@@ -1396,6 +1456,7 @@
             </w:pPr>
             <w:r>
               <w:rPr>
+                <w:snapToGrid w:val="false"/>
                 <w:sz w:val="20"/>
                 <w:szCs w:val="20"/>
               </w:rPr>
@@ -1422,6 +1483,7 @@
               <w:rPr>
                 <w:b/>
                 <w:bCs/>
+                <w:snapToGrid w:val="false"/>
                 <w:color w:val="1F6F43"/>
                 <w:sz w:val="26"/>
                 <w:szCs w:val="26"/>
@@ -1435,6 +1497,7 @@
             </w:pPr>
             <w:r>
               <w:rPr>
+                <w:snapToGrid w:val="false"/>
                 <w:sz w:val="20"/>
                 <w:szCs w:val="20"/>
               </w:rPr>
@@ -1461,6 +1524,7 @@
               <w:rPr>
                 <w:b/>
                 <w:bCs/>
+                <w:snapToGrid w:val="false"/>
                 <w:color w:val="B36B00"/>
                 <w:sz w:val="26"/>
                 <w:szCs w:val="26"/>
@@ -1495,6 +1559,7 @@
               <w:rPr>
                 <w:b/>
                 <w:bCs/>
+                <w:snapToGrid w:val="false"/>
                 <w:color w:val="1F3864"/>
                 <w:sz w:val="22"/>
                 <w:szCs w:val="22"/>
@@ -1525,6 +1590,7 @@
               <w:rPr>
                 <w:b w:val="false"/>
                 <w:bCs w:val="false"/>
+                <w:snapToGrid w:val="false"/>
                 <w:sz w:val="21"/>
                 <w:szCs w:val="21"/>
               </w:rPr>
@@ -1551,6 +1617,7 @@
               <w:rPr>
                 <w:b/>
                 <w:bCs/>
+                <w:snapToGrid w:val="false"/>
                 <w:color w:val="1F6F43"/>
                 <w:sz w:val="26"/>
                 <w:szCs w:val="26"/>
@@ -1564,6 +1631,7 @@
             </w:pPr>
             <w:r>
               <w:rPr>
+                <w:snapToGrid w:val="false"/>
                 <w:sz w:val="20"/>
                 <w:szCs w:val="20"/>
               </w:rPr>
@@ -1590,6 +1658,7 @@
               <w:rPr>
                 <w:b/>
                 <w:bCs/>
+                <w:snapToGrid w:val="false"/>
                 <w:color w:val="1F6F43"/>
                 <w:sz w:val="26"/>
                 <w:szCs w:val="26"/>
@@ -1603,6 +1672,7 @@
             </w:pPr>
             <w:r>
               <w:rPr>
+                <w:snapToGrid w:val="false"/>
                 <w:sz w:val="20"/>
                 <w:szCs w:val="20"/>
               </w:rPr>
@@ -1629,6 +1699,7 @@
               <w:rPr>
                 <w:b/>
                 <w:bCs/>
+                <w:snapToGrid w:val="false"/>
                 <w:color w:val="1F6F43"/>
                 <w:sz w:val="26"/>
                 <w:szCs w:val="26"/>
@@ -1642,6 +1713,7 @@
             </w:pPr>
             <w:r>
               <w:rPr>
+                <w:snapToGrid w:val="false"/>
                 <w:sz w:val="20"/>
                 <w:szCs w:val="20"/>
               </w:rPr>
@@ -1671,6 +1743,7 @@
               <w:rPr>
                 <w:b w:val="false"/>
                 <w:bCs w:val="false"/>
+                <w:snapToGrid w:val="false"/>
                 <w:sz w:val="21"/>
                 <w:szCs w:val="21"/>
               </w:rPr>
@@ -1697,6 +1770,7 @@
               <w:rPr>
                 <w:b/>
                 <w:bCs/>
+                <w:snapToGrid w:val="false"/>
                 <w:color w:val="1F6F43"/>
                 <w:sz w:val="26"/>
                 <w:szCs w:val="26"/>
@@ -1710,6 +1784,7 @@
             </w:pPr>
             <w:r>
               <w:rPr>
+                <w:snapToGrid w:val="false"/>
                 <w:sz w:val="20"/>
                 <w:szCs w:val="20"/>
               </w:rPr>
@@ -1736,6 +1811,7 @@
               <w:rPr>
                 <w:b/>
                 <w:bCs/>
+                <w:snapToGrid w:val="false"/>
                 <w:color w:val="1F6F43"/>
                 <w:sz w:val="26"/>
                 <w:szCs w:val="26"/>
@@ -1749,6 +1825,7 @@
             </w:pPr>
             <w:r>
               <w:rPr>
+                <w:snapToGrid w:val="false"/>
                 <w:sz w:val="20"/>
                 <w:szCs w:val="20"/>
               </w:rPr>
@@ -1775,6 +1852,7 @@
               <w:rPr>
                 <w:b/>
                 <w:bCs/>
+                <w:snapToGrid w:val="false"/>
                 <w:color w:val="1F6F43"/>
                 <w:sz w:val="26"/>
                 <w:szCs w:val="26"/>
@@ -1788,6 +1866,7 @@
             </w:pPr>
             <w:r>
               <w:rPr>
+                <w:snapToGrid w:val="false"/>
                 <w:sz w:val="20"/>
                 <w:szCs w:val="20"/>
               </w:rPr>
@@ -1817,6 +1896,7 @@
               <w:rPr>
                 <w:b w:val="false"/>
                 <w:bCs w:val="false"/>
+                <w:snapToGrid w:val="false"/>
                 <w:sz w:val="21"/>
                 <w:szCs w:val="21"/>
               </w:rPr>
@@ -1843,6 +1923,7 @@
               <w:rPr>
                 <w:b/>
                 <w:bCs/>
+                <w:snapToGrid w:val="false"/>
                 <w:color w:val="1F6F43"/>
                 <w:sz w:val="26"/>
                 <w:szCs w:val="26"/>
@@ -1856,6 +1937,7 @@
             </w:pPr>
             <w:r>
               <w:rPr>
+                <w:snapToGrid w:val="false"/>
                 <w:sz w:val="20"/>
                 <w:szCs w:val="20"/>
               </w:rPr>
@@ -1882,6 +1964,7 @@
               <w:rPr>
                 <w:b/>
                 <w:bCs/>
+                <w:snapToGrid w:val="false"/>
                 <w:color w:val="1F6F43"/>
                 <w:sz w:val="26"/>
                 <w:szCs w:val="26"/>
@@ -1895,6 +1978,7 @@
             </w:pPr>
             <w:r>
               <w:rPr>
+                <w:snapToGrid w:val="false"/>
                 <w:sz w:val="20"/>
                 <w:szCs w:val="20"/>
               </w:rPr>
@@ -1921,6 +2005,7 @@
               <w:rPr>
                 <w:b/>
                 <w:bCs/>
+                <w:snapToGrid w:val="false"/>
                 <w:color w:val="1F6F43"/>
                 <w:sz w:val="26"/>
                 <w:szCs w:val="26"/>
@@ -1934,6 +2019,7 @@
             </w:pPr>
             <w:r>
               <w:rPr>
+                <w:snapToGrid w:val="false"/>
                 <w:sz w:val="20"/>
                 <w:szCs w:val="20"/>
               </w:rPr>
@@ -1963,6 +2049,7 @@
               <w:rPr>
                 <w:b w:val="false"/>
                 <w:bCs w:val="false"/>
+                <w:snapToGrid w:val="false"/>
                 <w:sz w:val="21"/>
                 <w:szCs w:val="21"/>
               </w:rPr>
@@ -1989,6 +2076,7 @@
               <w:rPr>
                 <w:b/>
                 <w:bCs/>
+                <w:snapToGrid w:val="false"/>
                 <w:color w:val="1F6F43"/>
                 <w:sz w:val="26"/>
                 <w:szCs w:val="26"/>
@@ -2002,6 +2090,7 @@
             </w:pPr>
             <w:r>
               <w:rPr>
+                <w:snapToGrid w:val="false"/>
                 <w:sz w:val="20"/>
                 <w:szCs w:val="20"/>
               </w:rPr>
@@ -2028,6 +2117,7 @@
               <w:rPr>
                 <w:b/>
                 <w:bCs/>
+                <w:snapToGrid w:val="false"/>
                 <w:color w:val="1F6F43"/>
                 <w:sz w:val="26"/>
                 <w:szCs w:val="26"/>
@@ -2041,6 +2131,7 @@
             </w:pPr>
             <w:r>
               <w:rPr>
+                <w:snapToGrid w:val="false"/>
                 <w:sz w:val="20"/>
                 <w:szCs w:val="20"/>
               </w:rPr>
@@ -2067,6 +2158,7 @@
               <w:rPr>
                 <w:b/>
                 <w:bCs/>
+                <w:snapToGrid w:val="false"/>
                 <w:color w:val="B36B00"/>
                 <w:sz w:val="26"/>
                 <w:szCs w:val="26"/>
@@ -2101,6 +2193,7 @@
               <w:rPr>
                 <w:b/>
                 <w:bCs/>
+                <w:snapToGrid w:val="false"/>
                 <w:color w:val="1F3864"/>
                 <w:sz w:val="22"/>
                 <w:szCs w:val="22"/>
@@ -2131,6 +2224,7 @@
               <w:rPr>
                 <w:b w:val="false"/>
                 <w:bCs w:val="false"/>
+                <w:snapToGrid w:val="false"/>
                 <w:sz w:val="21"/>
                 <w:szCs w:val="21"/>
               </w:rPr>
@@ -2157,6 +2251,7 @@
               <w:rPr>
                 <w:b/>
                 <w:bCs/>
+                <w:snapToGrid w:val="false"/>
                 <w:color w:val="1F6F43"/>
                 <w:sz w:val="26"/>
                 <w:szCs w:val="26"/>
@@ -2170,6 +2265,7 @@
             </w:pPr>
             <w:r>
               <w:rPr>
+                <w:snapToGrid w:val="false"/>
                 <w:sz w:val="20"/>
                 <w:szCs w:val="20"/>
               </w:rPr>
@@ -2182,6 +2278,7 @@
             </w:pPr>
             <w:r>
               <w:rPr>
+                <w:snapToGrid w:val="false"/>
                 <w:sz w:val="20"/>
                 <w:szCs w:val="20"/>
               </w:rPr>
@@ -2208,6 +2305,7 @@
               <w:rPr>
                 <w:b/>
                 <w:bCs/>
+                <w:snapToGrid w:val="false"/>
                 <w:color w:val="1F6F43"/>
                 <w:sz w:val="26"/>
                 <w:szCs w:val="26"/>
@@ -2221,6 +2319,7 @@
             </w:pPr>
             <w:r>
               <w:rPr>
+                <w:snapToGrid w:val="false"/>
                 <w:sz w:val="20"/>
                 <w:szCs w:val="20"/>
               </w:rPr>
@@ -2233,6 +2332,7 @@
             </w:pPr>
             <w:r>
               <w:rPr>
+                <w:snapToGrid w:val="false"/>
                 <w:sz w:val="20"/>
                 <w:szCs w:val="20"/>
               </w:rPr>
@@ -2259,6 +2359,7 @@
               <w:rPr>
                 <w:b/>
                 <w:bCs/>
+                <w:snapToGrid w:val="false"/>
                 <w:color w:val="1F6F43"/>
                 <w:sz w:val="26"/>
                 <w:szCs w:val="26"/>
@@ -2272,6 +2373,7 @@
             </w:pPr>
             <w:r>
               <w:rPr>
+                <w:snapToGrid w:val="false"/>
                 <w:sz w:val="20"/>
                 <w:szCs w:val="20"/>
               </w:rPr>
@@ -2284,6 +2386,7 @@
             </w:pPr>
             <w:r>
               <w:rPr>
+                <w:snapToGrid w:val="false"/>
                 <w:sz w:val="20"/>
                 <w:szCs w:val="20"/>
               </w:rPr>
@@ -2313,6 +2416,7 @@
               <w:rPr>
                 <w:b w:val="false"/>
                 <w:bCs w:val="false"/>
+                <w:snapToGrid w:val="false"/>
                 <w:sz w:val="21"/>
                 <w:szCs w:val="21"/>
               </w:rPr>
@@ -2339,6 +2443,7 @@
               <w:rPr>
                 <w:b/>
                 <w:bCs/>
+                <w:snapToGrid w:val="false"/>
                 <w:color w:val="1F6F43"/>
                 <w:sz w:val="26"/>
                 <w:szCs w:val="26"/>
@@ -2352,6 +2457,7 @@
             </w:pPr>
             <w:r>
               <w:rPr>
+                <w:snapToGrid w:val="false"/>
                 <w:sz w:val="20"/>
                 <w:szCs w:val="20"/>
               </w:rPr>
@@ -2364,6 +2470,7 @@
             </w:pPr>
             <w:r>
               <w:rPr>
+                <w:snapToGrid w:val="false"/>
                 <w:sz w:val="20"/>
                 <w:szCs w:val="20"/>
               </w:rPr>
@@ -2390,6 +2497,7 @@
               <w:rPr>
                 <w:b/>
                 <w:bCs/>
+                <w:snapToGrid w:val="false"/>
                 <w:color w:val="1F6F43"/>
                 <w:sz w:val="26"/>
                 <w:szCs w:val="26"/>
@@ -2403,6 +2511,7 @@
             </w:pPr>
             <w:r>
               <w:rPr>
+                <w:snapToGrid w:val="false"/>
                 <w:sz w:val="20"/>
                 <w:szCs w:val="20"/>
               </w:rPr>
@@ -2415,6 +2524,7 @@
             </w:pPr>
             <w:r>
               <w:rPr>
+                <w:snapToGrid w:val="false"/>
                 <w:sz w:val="20"/>
                 <w:szCs w:val="20"/>
               </w:rPr>
@@ -2441,6 +2551,7 @@
               <w:rPr>
                 <w:b/>
                 <w:bCs/>
+                <w:snapToGrid w:val="false"/>
                 <w:color w:val="1F6F43"/>
                 <w:sz w:val="26"/>
                 <w:szCs w:val="26"/>
@@ -2454,6 +2565,7 @@
             </w:pPr>
             <w:r>
               <w:rPr>
+                <w:snapToGrid w:val="false"/>
                 <w:sz w:val="20"/>
                 <w:szCs w:val="20"/>
               </w:rPr>
@@ -2483,6 +2595,7 @@
               <w:rPr>
                 <w:b w:val="false"/>
                 <w:bCs w:val="false"/>
+                <w:snapToGrid w:val="false"/>
                 <w:sz w:val="21"/>
                 <w:szCs w:val="21"/>
               </w:rPr>
@@ -2509,6 +2622,7 @@
               <w:rPr>
                 <w:b/>
                 <w:bCs/>
+                <w:snapToGrid w:val="false"/>
                 <w:color w:val="1F6F43"/>
                 <w:sz w:val="26"/>
                 <w:szCs w:val="26"/>
@@ -2522,6 +2636,7 @@
             </w:pPr>
             <w:r>
               <w:rPr>
+                <w:snapToGrid w:val="false"/>
                 <w:sz w:val="20"/>
                 <w:szCs w:val="20"/>
               </w:rPr>
@@ -2534,6 +2649,7 @@
             </w:pPr>
             <w:r>
               <w:rPr>
+                <w:snapToGrid w:val="false"/>
                 <w:sz w:val="20"/>
                 <w:szCs w:val="20"/>
               </w:rPr>
@@ -2560,6 +2676,7 @@
               <w:rPr>
                 <w:b/>
                 <w:bCs/>
+                <w:snapToGrid w:val="false"/>
                 <w:color w:val="1F6F43"/>
                 <w:sz w:val="26"/>
                 <w:szCs w:val="26"/>
@@ -2573,6 +2690,7 @@
             </w:pPr>
             <w:r>
               <w:rPr>
+                <w:snapToGrid w:val="false"/>
                 <w:sz w:val="20"/>
                 <w:szCs w:val="20"/>
               </w:rPr>
@@ -2585,6 +2703,7 @@
             </w:pPr>
             <w:r>
               <w:rPr>
+                <w:snapToGrid w:val="false"/>
                 <w:sz w:val="20"/>
                 <w:szCs w:val="20"/>
               </w:rPr>
@@ -2611,6 +2730,7 @@
               <w:rPr>
                 <w:b/>
                 <w:bCs/>
+                <w:snapToGrid w:val="false"/>
                 <w:color w:val="1F6F43"/>
                 <w:sz w:val="26"/>
                 <w:szCs w:val="26"/>
@@ -2624,6 +2744,7 @@
             </w:pPr>
             <w:r>
               <w:rPr>
+                <w:snapToGrid w:val="false"/>
                 <w:sz w:val="20"/>
                 <w:szCs w:val="20"/>
               </w:rPr>
@@ -2653,6 +2774,7 @@
               <w:rPr>
                 <w:b w:val="false"/>
                 <w:bCs w:val="false"/>
+                <w:snapToGrid w:val="false"/>
                 <w:sz w:val="21"/>
                 <w:szCs w:val="21"/>
               </w:rPr>
@@ -2679,6 +2801,7 @@
               <w:rPr>
                 <w:b/>
                 <w:bCs/>
+                <w:snapToGrid w:val="false"/>
                 <w:color w:val="1F6F43"/>
                 <w:sz w:val="26"/>
                 <w:szCs w:val="26"/>
@@ -2692,6 +2815,7 @@
             </w:pPr>
             <w:r>
               <w:rPr>
+                <w:snapToGrid w:val="false"/>
                 <w:sz w:val="20"/>
                 <w:szCs w:val="20"/>
               </w:rPr>
@@ -2718,6 +2842,7 @@
               <w:rPr>
                 <w:b/>
                 <w:bCs/>
+                <w:snapToGrid w:val="false"/>
                 <w:color w:val="1F6F43"/>
                 <w:sz w:val="26"/>
                 <w:szCs w:val="26"/>
@@ -2731,6 +2856,7 @@
             </w:pPr>
             <w:r>
               <w:rPr>
+                <w:snapToGrid w:val="false"/>
                 <w:sz w:val="20"/>
                 <w:szCs w:val="20"/>
               </w:rPr>
@@ -2757,6 +2883,7 @@
               <w:rPr>
                 <w:b/>
                 <w:bCs/>
+                <w:snapToGrid w:val="false"/>
                 <w:color w:val="1F6F43"/>
                 <w:sz w:val="26"/>
                 <w:szCs w:val="26"/>
@@ -2770,6 +2897,7 @@
             </w:pPr>
             <w:r>
               <w:rPr>
+                <w:snapToGrid w:val="false"/>
                 <w:sz w:val="20"/>
                 <w:szCs w:val="20"/>
               </w:rPr>
@@ -2789,6 +2917,7 @@
         <w:rPr>
           <w:b/>
           <w:bCs/>
+          <w:snapToGrid w:val="false"/>
           <w:color w:val="2F5496"/>
           <w:sz w:val="22"/>
           <w:szCs w:val="22"/>
@@ -2840,6 +2969,7 @@
               <w:rPr>
                 <w:b/>
                 <w:bCs/>
+                <w:snapToGrid w:val="false"/>
                 <w:color w:val="FFFFFF"/>
                 <w:sz w:val="24"/>
                 <w:szCs w:val="24"/>
@@ -2869,6 +2999,7 @@
               <w:rPr>
                 <w:b/>
                 <w:bCs/>
+                <w:snapToGrid w:val="false"/>
                 <w:color w:val="FFFFFF"/>
                 <w:sz w:val="24"/>
                 <w:szCs w:val="24"/>
@@ -2898,6 +3029,7 @@
               <w:rPr>
                 <w:b/>
                 <w:bCs/>
+                <w:snapToGrid w:val="false"/>
                 <w:color w:val="FFFFFF"/>
                 <w:sz w:val="24"/>
                 <w:szCs w:val="24"/>
@@ -2914,6 +3046,7 @@
               <w:rPr>
                 <w:b/>
                 <w:bCs/>
+                <w:snapToGrid w:val="false"/>
                 <w:color w:val="FFFFFF"/>
                 <w:sz w:val="24"/>
                 <w:szCs w:val="24"/>
@@ -2943,6 +3076,7 @@
               <w:rPr>
                 <w:b/>
                 <w:bCs/>
+                <w:snapToGrid w:val="false"/>
                 <w:color w:val="FFFFFF"/>
                 <w:sz w:val="24"/>
                 <w:szCs w:val="24"/>
@@ -2977,6 +3111,7 @@
               <w:rPr>
                 <w:b/>
                 <w:bCs/>
+                <w:snapToGrid w:val="false"/>
                 <w:color w:val="1F3864"/>
                 <w:sz w:val="22"/>
                 <w:szCs w:val="22"/>
@@ -3007,6 +3142,7 @@
               <w:rPr>
                 <w:b w:val="false"/>
                 <w:bCs w:val="false"/>
+                <w:snapToGrid w:val="false"/>
                 <w:sz w:val="21"/>
                 <w:szCs w:val="21"/>
               </w:rPr>
@@ -3033,6 +3169,7 @@
               <w:rPr>
                 <w:b/>
                 <w:bCs/>
+                <w:snapToGrid w:val="false"/>
                 <w:color w:val="B36B00"/>
                 <w:sz w:val="26"/>
                 <w:szCs w:val="26"/>
@@ -3048,6 +3185,7 @@
               <w:rPr>
                 <w:i/>
                 <w:iCs/>
+                <w:snapToGrid w:val="false"/>
                 <w:color w:val="666666"/>
                 <w:sz w:val="16"/>
                 <w:szCs w:val="16"/>
@@ -3075,6 +3213,7 @@
               <w:rPr>
                 <w:b/>
                 <w:bCs/>
+                <w:snapToGrid w:val="false"/>
                 <w:color w:val="1F6F43"/>
                 <w:sz w:val="26"/>
                 <w:szCs w:val="26"/>
@@ -3088,6 +3227,7 @@
             </w:pPr>
             <w:r>
               <w:rPr>
+                <w:snapToGrid w:val="false"/>
                 <w:sz w:val="20"/>
                 <w:szCs w:val="20"/>
               </w:rPr>
@@ -3100,6 +3240,7 @@
             </w:pPr>
             <w:r>
               <w:rPr>
+                <w:snapToGrid w:val="false"/>
                 <w:sz w:val="20"/>
                 <w:szCs w:val="20"/>
               </w:rPr>
@@ -3126,6 +3267,7 @@
               <w:rPr>
                 <w:b/>
                 <w:bCs/>
+                <w:snapToGrid w:val="false"/>
                 <w:color w:val="1F6F43"/>
                 <w:sz w:val="26"/>
                 <w:szCs w:val="26"/>
@@ -3139,6 +3281,7 @@
             </w:pPr>
             <w:r>
               <w:rPr>
+                <w:snapToGrid w:val="false"/>
                 <w:sz w:val="20"/>
                 <w:szCs w:val="20"/>
               </w:rPr>
@@ -3168,6 +3311,7 @@
               <w:rPr>
                 <w:b w:val="false"/>
                 <w:bCs w:val="false"/>
+                <w:snapToGrid w:val="false"/>
                 <w:sz w:val="21"/>
                 <w:szCs w:val="21"/>
               </w:rPr>
@@ -3194,6 +3338,7 @@
               <w:rPr>
                 <w:b/>
                 <w:bCs/>
+                <w:snapToGrid w:val="false"/>
                 <w:color w:val="999999"/>
                 <w:sz w:val="26"/>
                 <w:szCs w:val="26"/>
@@ -3221,6 +3366,7 @@
               <w:rPr>
                 <w:b/>
                 <w:bCs/>
+                <w:snapToGrid w:val="false"/>
                 <w:color w:val="1F6F43"/>
                 <w:sz w:val="26"/>
                 <w:szCs w:val="26"/>
@@ -3234,6 +3380,7 @@
             </w:pPr>
             <w:r>
               <w:rPr>
+                <w:snapToGrid w:val="false"/>
                 <w:sz w:val="20"/>
                 <w:szCs w:val="20"/>
               </w:rPr>
@@ -3260,6 +3407,7 @@
               <w:rPr>
                 <w:b/>
                 <w:bCs/>
+                <w:snapToGrid w:val="false"/>
                 <w:color w:val="1F6F43"/>
                 <w:sz w:val="26"/>
                 <w:szCs w:val="26"/>
@@ -3273,6 +3421,7 @@
             </w:pPr>
             <w:r>
               <w:rPr>
+                <w:snapToGrid w:val="false"/>
                 <w:sz w:val="20"/>
                 <w:szCs w:val="20"/>
               </w:rPr>
@@ -3302,6 +3451,7 @@
               <w:rPr>
                 <w:b w:val="false"/>
                 <w:bCs w:val="false"/>
+                <w:snapToGrid w:val="false"/>
                 <w:sz w:val="21"/>
                 <w:szCs w:val="21"/>
               </w:rPr>
@@ -3328,6 +3478,7 @@
               <w:rPr>
                 <w:b/>
                 <w:bCs/>
+                <w:snapToGrid w:val="false"/>
                 <w:color w:val="B36B00"/>
                 <w:sz w:val="26"/>
                 <w:szCs w:val="26"/>
@@ -3341,6 +3492,7 @@
             </w:pPr>
             <w:r>
               <w:rPr>
+                <w:snapToGrid w:val="false"/>
                 <w:sz w:val="20"/>
                 <w:szCs w:val="20"/>
               </w:rPr>
@@ -3367,6 +3519,7 @@
               <w:rPr>
                 <w:b/>
                 <w:bCs/>
+                <w:snapToGrid w:val="false"/>
                 <w:color w:val="1F6F43"/>
                 <w:sz w:val="26"/>
                 <w:szCs w:val="26"/>
@@ -3380,6 +3533,7 @@
             </w:pPr>
             <w:r>
               <w:rPr>
+                <w:snapToGrid w:val="false"/>
                 <w:sz w:val="20"/>
                 <w:szCs w:val="20"/>
               </w:rPr>
@@ -3406,6 +3560,7 @@
               <w:rPr>
                 <w:b/>
                 <w:bCs/>
+                <w:snapToGrid w:val="false"/>
                 <w:color w:val="B36B00"/>
                 <w:sz w:val="26"/>
                 <w:szCs w:val="26"/>
@@ -3440,6 +3595,7 @@
               <w:rPr>
                 <w:b/>
                 <w:bCs/>
+                <w:snapToGrid w:val="false"/>
                 <w:color w:val="1F3864"/>
                 <w:sz w:val="22"/>
                 <w:szCs w:val="22"/>
@@ -3470,6 +3626,7 @@
               <w:rPr>
                 <w:b w:val="false"/>
                 <w:bCs w:val="false"/>
+                <w:snapToGrid w:val="false"/>
                 <w:sz w:val="21"/>
                 <w:szCs w:val="21"/>
               </w:rPr>
@@ -3496,6 +3653,7 @@
               <w:rPr>
                 <w:b/>
                 <w:bCs/>
+                <w:snapToGrid w:val="false"/>
                 <w:color w:val="999999"/>
                 <w:sz w:val="26"/>
                 <w:szCs w:val="26"/>
@@ -3511,6 +3669,7 @@
               <w:rPr>
                 <w:i/>
                 <w:iCs/>
+                <w:snapToGrid w:val="false"/>
                 <w:color w:val="666666"/>
                 <w:sz w:val="16"/>
                 <w:szCs w:val="16"/>
@@ -3538,6 +3697,7 @@
               <w:rPr>
                 <w:b/>
                 <w:bCs/>
+                <w:snapToGrid w:val="false"/>
                 <w:color w:val="1F6F43"/>
                 <w:sz w:val="26"/>
                 <w:szCs w:val="26"/>
@@ -3551,6 +3711,7 @@
             </w:pPr>
             <w:r>
               <w:rPr>
+                <w:snapToGrid w:val="false"/>
                 <w:sz w:val="20"/>
                 <w:szCs w:val="20"/>
               </w:rPr>
@@ -3563,6 +3724,7 @@
             </w:pPr>
             <w:r>
               <w:rPr>
+                <w:snapToGrid w:val="false"/>
                 <w:sz w:val="20"/>
                 <w:szCs w:val="20"/>
               </w:rPr>
@@ -3589,6 +3751,7 @@
               <w:rPr>
                 <w:b/>
                 <w:bCs/>
+                <w:snapToGrid w:val="false"/>
                 <w:color w:val="1F6F43"/>
                 <w:sz w:val="26"/>
                 <w:szCs w:val="26"/>
@@ -3602,6 +3765,7 @@
             </w:pPr>
             <w:r>
               <w:rPr>
+                <w:snapToGrid w:val="false"/>
                 <w:sz w:val="20"/>
                 <w:szCs w:val="20"/>
               </w:rPr>
@@ -3614,6 +3778,7 @@
             </w:pPr>
             <w:r>
               <w:rPr>
+                <w:snapToGrid w:val="false"/>
                 <w:sz w:val="20"/>
                 <w:szCs w:val="20"/>
               </w:rPr>
@@ -3643,6 +3808,7 @@
               <w:rPr>
                 <w:b w:val="false"/>
                 <w:bCs w:val="false"/>
+                <w:snapToGrid w:val="false"/>
                 <w:sz w:val="21"/>
                 <w:szCs w:val="21"/>
               </w:rPr>
@@ -3669,6 +3835,7 @@
               <w:rPr>
                 <w:b/>
                 <w:bCs/>
+                <w:snapToGrid w:val="false"/>
                 <w:color w:val="999999"/>
                 <w:sz w:val="26"/>
                 <w:szCs w:val="26"/>
@@ -3696,6 +3863,7 @@
               <w:rPr>
                 <w:b/>
                 <w:bCs/>
+                <w:snapToGrid w:val="false"/>
                 <w:color w:val="1F6F43"/>
                 <w:sz w:val="26"/>
                 <w:szCs w:val="26"/>
@@ -3709,6 +3877,7 @@
             </w:pPr>
             <w:r>
               <w:rPr>
+                <w:snapToGrid w:val="false"/>
                 <w:sz w:val="20"/>
                 <w:szCs w:val="20"/>
               </w:rPr>
@@ -3735,6 +3904,7 @@
               <w:rPr>
                 <w:b/>
                 <w:bCs/>
+                <w:snapToGrid w:val="false"/>
                 <w:color w:val="1F6F43"/>
                 <w:sz w:val="26"/>
                 <w:szCs w:val="26"/>
@@ -3748,6 +3918,7 @@
             </w:pPr>
             <w:r>
               <w:rPr>
+                <w:snapToGrid w:val="false"/>
                 <w:sz w:val="20"/>
                 <w:szCs w:val="20"/>
               </w:rPr>
@@ -3777,6 +3948,7 @@
               <w:rPr>
                 <w:b w:val="false"/>
                 <w:bCs w:val="false"/>
+                <w:snapToGrid w:val="false"/>
                 <w:sz w:val="21"/>
                 <w:szCs w:val="21"/>
               </w:rPr>
@@ -3803,6 +3975,7 @@
               <w:rPr>
                 <w:b/>
                 <w:bCs/>
+                <w:snapToGrid w:val="false"/>
                 <w:color w:val="999999"/>
                 <w:sz w:val="26"/>
                 <w:szCs w:val="26"/>
@@ -3830,6 +4003,7 @@
               <w:rPr>
                 <w:b/>
                 <w:bCs/>
+                <w:snapToGrid w:val="false"/>
                 <w:color w:val="1F6F43"/>
                 <w:sz w:val="26"/>
                 <w:szCs w:val="26"/>
@@ -3843,6 +4017,7 @@
             </w:pPr>
             <w:r>
               <w:rPr>
+                <w:snapToGrid w:val="false"/>
                 <w:sz w:val="20"/>
                 <w:szCs w:val="20"/>
               </w:rPr>
@@ -3869,6 +4044,7 @@
               <w:rPr>
                 <w:b/>
                 <w:bCs/>
+                <w:snapToGrid w:val="false"/>
                 <w:color w:val="1F6F43"/>
                 <w:sz w:val="26"/>
                 <w:szCs w:val="26"/>
@@ -3882,6 +4058,7 @@
             </w:pPr>
             <w:r>
               <w:rPr>
+                <w:snapToGrid w:val="false"/>
                 <w:sz w:val="20"/>
                 <w:szCs w:val="20"/>
               </w:rPr>
@@ -3911,6 +4088,7 @@
               <w:rPr>
                 <w:b w:val="false"/>
                 <w:bCs w:val="false"/>
+                <w:snapToGrid w:val="false"/>
                 <w:sz w:val="21"/>
                 <w:szCs w:val="21"/>
               </w:rPr>
@@ -3937,6 +4115,7 @@
               <w:rPr>
                 <w:b/>
                 <w:bCs/>
+                <w:snapToGrid w:val="false"/>
                 <w:color w:val="B36B00"/>
                 <w:sz w:val="26"/>
                 <w:szCs w:val="26"/>
@@ -3950,6 +4129,7 @@
             </w:pPr>
             <w:r>
               <w:rPr>
+                <w:snapToGrid w:val="false"/>
                 <w:sz w:val="20"/>
                 <w:szCs w:val="20"/>
               </w:rPr>
@@ -3976,6 +4156,7 @@
               <w:rPr>
                 <w:b/>
                 <w:bCs/>
+                <w:snapToGrid w:val="false"/>
                 <w:color w:val="1F6F43"/>
                 <w:sz w:val="26"/>
                 <w:szCs w:val="26"/>
@@ -3989,6 +4170,7 @@
             </w:pPr>
             <w:r>
               <w:rPr>
+                <w:snapToGrid w:val="false"/>
                 <w:sz w:val="20"/>
                 <w:szCs w:val="20"/>
               </w:rPr>
@@ -4015,6 +4197,7 @@
               <w:rPr>
                 <w:b/>
                 <w:bCs/>
+                <w:snapToGrid w:val="false"/>
                 <w:color w:val="B36B00"/>
                 <w:sz w:val="26"/>
                 <w:szCs w:val="26"/>
@@ -4049,6 +4232,7 @@
               <w:rPr>
                 <w:b/>
                 <w:bCs/>
+                <w:snapToGrid w:val="false"/>
                 <w:color w:val="1F3864"/>
                 <w:sz w:val="22"/>
                 <w:szCs w:val="22"/>
@@ -4079,6 +4263,7 @@
               <w:rPr>
                 <w:b w:val="false"/>
                 <w:bCs w:val="false"/>
+                <w:snapToGrid w:val="false"/>
                 <w:sz w:val="21"/>
                 <w:szCs w:val="21"/>
               </w:rPr>
@@ -4105,6 +4290,7 @@
               <w:rPr>
                 <w:b/>
                 <w:bCs/>
+                <w:snapToGrid w:val="false"/>
                 <w:color w:val="1F6F43"/>
                 <w:sz w:val="26"/>
                 <w:szCs w:val="26"/>
@@ -4118,6 +4304,7 @@
             </w:pPr>
             <w:r>
               <w:rPr>
+                <w:snapToGrid w:val="false"/>
                 <w:sz w:val="20"/>
                 <w:szCs w:val="20"/>
               </w:rPr>
@@ -4144,6 +4331,7 @@
               <w:rPr>
                 <w:b/>
                 <w:bCs/>
+                <w:snapToGrid w:val="false"/>
                 <w:color w:val="1F6F43"/>
                 <w:sz w:val="26"/>
                 <w:szCs w:val="26"/>
@@ -4157,6 +4345,7 @@
             </w:pPr>
             <w:r>
               <w:rPr>
+                <w:snapToGrid w:val="false"/>
                 <w:sz w:val="20"/>
                 <w:szCs w:val="20"/>
               </w:rPr>
@@ -4169,6 +4358,7 @@
             </w:pPr>
             <w:r>
               <w:rPr>
+                <w:snapToGrid w:val="false"/>
                 <w:sz w:val="20"/>
                 <w:szCs w:val="20"/>
               </w:rPr>
@@ -4195,6 +4385,7 @@
               <w:rPr>
                 <w:b/>
                 <w:bCs/>
+                <w:snapToGrid w:val="false"/>
                 <w:color w:val="1F6F43"/>
                 <w:sz w:val="26"/>
                 <w:szCs w:val="26"/>
@@ -4208,6 +4399,7 @@
             </w:pPr>
             <w:r>
               <w:rPr>
+                <w:snapToGrid w:val="false"/>
                 <w:sz w:val="20"/>
                 <w:szCs w:val="20"/>
               </w:rPr>
@@ -4237,6 +4429,7 @@
               <w:rPr>
                 <w:b w:val="false"/>
                 <w:bCs w:val="false"/>
+                <w:snapToGrid w:val="false"/>
                 <w:sz w:val="21"/>
                 <w:szCs w:val="21"/>
               </w:rPr>
@@ -4263,6 +4456,7 @@
               <w:rPr>
                 <w:b/>
                 <w:bCs/>
+                <w:snapToGrid w:val="false"/>
                 <w:color w:val="B36B00"/>
                 <w:sz w:val="26"/>
                 <w:szCs w:val="26"/>
@@ -4278,6 +4472,7 @@
               <w:rPr>
                 <w:i/>
                 <w:iCs/>
+                <w:snapToGrid w:val="false"/>
                 <w:color w:val="666666"/>
                 <w:sz w:val="16"/>
                 <w:szCs w:val="16"/>
@@ -4305,6 +4500,7 @@
               <w:rPr>
                 <w:b/>
                 <w:bCs/>
+                <w:snapToGrid w:val="false"/>
                 <w:color w:val="1F6F43"/>
                 <w:sz w:val="26"/>
                 <w:szCs w:val="26"/>
@@ -4318,6 +4514,7 @@
             </w:pPr>
             <w:r>
               <w:rPr>
+                <w:snapToGrid w:val="false"/>
                 <w:sz w:val="20"/>
                 <w:szCs w:val="20"/>
               </w:rPr>
@@ -4330,6 +4527,7 @@
             </w:pPr>
             <w:r>
               <w:rPr>
+                <w:snapToGrid w:val="false"/>
                 <w:sz w:val="20"/>
                 <w:szCs w:val="20"/>
               </w:rPr>
@@ -4356,6 +4554,7 @@
               <w:rPr>
                 <w:b/>
                 <w:bCs/>
+                <w:snapToGrid w:val="false"/>
                 <w:color w:val="B36B00"/>
                 <w:sz w:val="26"/>
                 <w:szCs w:val="26"/>
@@ -4386,6 +4585,7 @@
               <w:rPr>
                 <w:b w:val="false"/>
                 <w:bCs w:val="false"/>
+                <w:snapToGrid w:val="false"/>
                 <w:sz w:val="21"/>
                 <w:szCs w:val="21"/>
               </w:rPr>
@@ -4412,6 +4612,7 @@
               <w:rPr>
                 <w:b/>
                 <w:bCs/>
+                <w:snapToGrid w:val="false"/>
                 <w:color w:val="1F6F43"/>
                 <w:sz w:val="26"/>
                 <w:szCs w:val="26"/>
@@ -4425,6 +4626,7 @@
             </w:pPr>
             <w:r>
               <w:rPr>
+                <w:snapToGrid w:val="false"/>
                 <w:sz w:val="20"/>
                 <w:szCs w:val="20"/>
               </w:rPr>
@@ -4439,6 +4641,7 @@
               <w:rPr>
                 <w:i/>
                 <w:iCs/>
+                <w:snapToGrid w:val="false"/>
                 <w:color w:val="666666"/>
                 <w:sz w:val="16"/>
                 <w:szCs w:val="16"/>
@@ -4466,6 +4669,7 @@
               <w:rPr>
                 <w:b/>
                 <w:bCs/>
+                <w:snapToGrid w:val="false"/>
                 <w:color w:val="1F6F43"/>
                 <w:sz w:val="26"/>
                 <w:szCs w:val="26"/>
@@ -4479,6 +4683,7 @@
             </w:pPr>
             <w:r>
               <w:rPr>
+                <w:snapToGrid w:val="false"/>
                 <w:sz w:val="20"/>
                 <w:szCs w:val="20"/>
               </w:rPr>
@@ -4491,6 +4696,7 @@
             </w:pPr>
             <w:r>
               <w:rPr>
+                <w:snapToGrid w:val="false"/>
                 <w:sz w:val="20"/>
                 <w:szCs w:val="20"/>
               </w:rPr>
@@ -4517,6 +4723,7 @@
               <w:rPr>
                 <w:b/>
                 <w:bCs/>
+                <w:snapToGrid w:val="false"/>
                 <w:color w:val="1F6F43"/>
                 <w:sz w:val="26"/>
                 <w:szCs w:val="26"/>
@@ -4530,6 +4737,7 @@
             </w:pPr>
             <w:r>
               <w:rPr>
+                <w:snapToGrid w:val="false"/>
                 <w:sz w:val="20"/>
                 <w:szCs w:val="20"/>
               </w:rPr>
@@ -4559,6 +4767,7 @@
               <w:rPr>
                 <w:b w:val="false"/>
                 <w:bCs w:val="false"/>
+                <w:snapToGrid w:val="false"/>
                 <w:sz w:val="21"/>
                 <w:szCs w:val="21"/>
               </w:rPr>
@@ -4585,6 +4794,7 @@
               <w:rPr>
                 <w:b/>
                 <w:bCs/>
+                <w:snapToGrid w:val="false"/>
                 <w:color w:val="999999"/>
                 <w:sz w:val="26"/>
                 <w:szCs w:val="26"/>
@@ -4612,6 +4822,7 @@
               <w:rPr>
                 <w:b/>
                 <w:bCs/>
+                <w:snapToGrid w:val="false"/>
                 <w:color w:val="1F6F43"/>
                 <w:sz w:val="26"/>
                 <w:szCs w:val="26"/>
@@ -4625,6 +4836,7 @@
             </w:pPr>
             <w:r>
               <w:rPr>
+                <w:snapToGrid w:val="false"/>
                 <w:sz w:val="20"/>
                 <w:szCs w:val="20"/>
               </w:rPr>
@@ -4651,6 +4863,7 @@
               <w:rPr>
                 <w:b/>
                 <w:bCs/>
+                <w:snapToGrid w:val="false"/>
                 <w:color w:val="B36B00"/>
                 <w:sz w:val="26"/>
                 <w:szCs w:val="26"/>
@@ -4676,6 +4889,7 @@
         <w:rPr>
           <w:b/>
           <w:bCs/>
+          <w:snapToGrid w:val="false"/>
           <w:color w:val="2F5496"/>
           <w:sz w:val="22"/>
           <w:szCs w:val="22"/>
@@ -4692,6 +4906,7 @@
         <w:rPr>
           <w:b w:val="false"/>
           <w:bCs w:val="false"/>
+          <w:snapToGrid w:val="false"/>
           <w:sz w:val="19"/>
           <w:szCs w:val="19"/>
         </w:rPr>
@@ -4707,6 +4922,7 @@
         <w:rPr>
           <w:b w:val="false"/>
           <w:bCs w:val="false"/>
+          <w:snapToGrid w:val="false"/>
           <w:sz w:val="19"/>
           <w:szCs w:val="19"/>
         </w:rPr>
@@ -4722,6 +4938,7 @@
         <w:rPr>
           <w:b w:val="false"/>
           <w:bCs w:val="false"/>
+          <w:snapToGrid w:val="false"/>
           <w:sz w:val="19"/>
           <w:szCs w:val="19"/>
         </w:rPr>
@@ -4737,6 +4954,7 @@
         <w:rPr>
           <w:b w:val="false"/>
           <w:bCs w:val="false"/>
+          <w:snapToGrid w:val="false"/>
           <w:sz w:val="19"/>
           <w:szCs w:val="19"/>
         </w:rPr>
@@ -4752,6 +4970,7 @@
         <w:rPr>
           <w:b w:val="false"/>
           <w:bCs w:val="false"/>
+          <w:snapToGrid w:val="false"/>
           <w:sz w:val="19"/>
           <w:szCs w:val="19"/>
         </w:rPr>
@@ -4767,6 +4986,7 @@
         <w:rPr>
           <w:b w:val="false"/>
           <w:bCs w:val="false"/>
+          <w:snapToGrid w:val="false"/>
           <w:sz w:val="19"/>
           <w:szCs w:val="19"/>
         </w:rPr>
@@ -4783,6 +5003,7 @@
         <w:rPr>
           <w:b/>
           <w:bCs/>
+          <w:snapToGrid w:val="false"/>
           <w:color w:val="2F5496"/>
           <w:sz w:val="22"/>
           <w:szCs w:val="22"/>
@@ -4796,6 +5017,7 @@
       </w:pPr>
       <w:r>
         <w:rPr>
+          <w:snapToGrid w:val="false"/>
           <w:color w:val="555555"/>
           <w:sz w:val="15"/>
           <w:szCs w:val="15"/>
@@ -4818,6 +5040,7 @@
         <w:rPr>
           <w:b/>
           <w:bCs/>
+          <w:snapToGrid w:val="false"/>
           <w:color w:val="1F3864"/>
           <w:sz w:val="30"/>
           <w:szCs w:val="30"/>
@@ -4831,6 +5054,7 @@
       </w:pPr>
       <w:r>
         <w:rPr>
+          <w:snapToGrid w:val="false"/>
           <w:sz w:val="20"/>
           <w:szCs w:val="20"/>
         </w:rPr>
@@ -4879,6 +5103,7 @@
               <w:rPr>
                 <w:b/>
                 <w:bCs/>
+                <w:snapToGrid w:val="false"/>
                 <w:color w:val="FFFFFF"/>
                 <w:sz w:val="18"/>
                 <w:szCs w:val="18"/>
@@ -4908,6 +5133,7 @@
               <w:rPr>
                 <w:b/>
                 <w:bCs/>
+                <w:snapToGrid w:val="false"/>
                 <w:color w:val="FFFFFF"/>
                 <w:sz w:val="18"/>
                 <w:szCs w:val="18"/>
@@ -4942,6 +5168,7 @@
               <w:rPr>
                 <w:b/>
                 <w:bCs/>
+                <w:snapToGrid w:val="false"/>
                 <w:color w:val="1F3864"/>
                 <w:sz w:val="16"/>
                 <w:szCs w:val="16"/>
@@ -4972,6 +5199,7 @@
               <w:rPr>
                 <w:b/>
                 <w:bCs/>
+                <w:snapToGrid w:val="false"/>
                 <w:sz w:val="16"/>
                 <w:szCs w:val="16"/>
               </w:rPr>
@@ -4999,6 +5227,7 @@
               <w:rPr>
                 <w:b w:val="false"/>
                 <w:bCs w:val="false"/>
+                <w:snapToGrid w:val="false"/>
                 <w:sz w:val="17"/>
                 <w:szCs w:val="17"/>
               </w:rPr>
@@ -5028,6 +5257,7 @@
               <w:rPr>
                 <w:b/>
                 <w:bCs/>
+                <w:snapToGrid w:val="false"/>
                 <w:sz w:val="16"/>
                 <w:szCs w:val="16"/>
               </w:rPr>
@@ -5055,6 +5285,7 @@
               <w:rPr>
                 <w:b w:val="false"/>
                 <w:bCs w:val="false"/>
+                <w:snapToGrid w:val="false"/>
                 <w:sz w:val="17"/>
                 <w:szCs w:val="17"/>
               </w:rPr>
@@ -5084,6 +5315,7 @@
               <w:rPr>
                 <w:b/>
                 <w:bCs/>
+                <w:snapToGrid w:val="false"/>
                 <w:sz w:val="16"/>
                 <w:szCs w:val="16"/>
               </w:rPr>
@@ -5111,6 +5343,7 @@
               <w:rPr>
                 <w:b w:val="false"/>
                 <w:bCs w:val="false"/>
+                <w:snapToGrid w:val="false"/>
                 <w:sz w:val="17"/>
                 <w:szCs w:val="17"/>
               </w:rPr>
@@ -5144,6 +5377,7 @@
               <w:rPr>
                 <w:b/>
                 <w:bCs/>
+                <w:snapToGrid w:val="false"/>
                 <w:color w:val="1F3864"/>
                 <w:sz w:val="16"/>
                 <w:szCs w:val="16"/>
@@ -5174,6 +5408,7 @@
               <w:rPr>
                 <w:b/>
                 <w:bCs/>
+                <w:snapToGrid w:val="false"/>
                 <w:sz w:val="16"/>
                 <w:szCs w:val="16"/>
               </w:rPr>
@@ -5201,6 +5436,7 @@
               <w:rPr>
                 <w:b w:val="false"/>
                 <w:bCs w:val="false"/>
+                <w:snapToGrid w:val="false"/>
                 <w:sz w:val="17"/>
                 <w:szCs w:val="17"/>
               </w:rPr>
@@ -5230,6 +5466,7 @@
               <w:rPr>
                 <w:b/>
                 <w:bCs/>
+                <w:snapToGrid w:val="false"/>
                 <w:sz w:val="16"/>
                 <w:szCs w:val="16"/>
               </w:rPr>
@@ -5257,6 +5494,7 @@
               <w:rPr>
                 <w:b w:val="false"/>
                 <w:bCs w:val="false"/>
+                <w:snapToGrid w:val="false"/>
                 <w:sz w:val="17"/>
                 <w:szCs w:val="17"/>
               </w:rPr>
@@ -5286,6 +5524,7 @@
               <w:rPr>
                 <w:b/>
                 <w:bCs/>
+                <w:snapToGrid w:val="false"/>
                 <w:sz w:val="16"/>
                 <w:szCs w:val="16"/>
               </w:rPr>
@@ -5313,6 +5552,7 @@
               <w:rPr>
                 <w:b w:val="false"/>
                 <w:bCs w:val="false"/>
+                <w:snapToGrid w:val="false"/>
                 <w:sz w:val="17"/>
                 <w:szCs w:val="17"/>
               </w:rPr>
@@ -5342,6 +5582,7 @@
               <w:rPr>
                 <w:b/>
                 <w:bCs/>
+                <w:snapToGrid w:val="false"/>
                 <w:sz w:val="16"/>
                 <w:szCs w:val="16"/>
               </w:rPr>
@@ -5369,6 +5610,7 @@
               <w:rPr>
                 <w:b w:val="false"/>
                 <w:bCs w:val="false"/>
+                <w:snapToGrid w:val="false"/>
                 <w:sz w:val="17"/>
                 <w:szCs w:val="17"/>
               </w:rPr>
@@ -5402,6 +5644,7 @@
               <w:rPr>
                 <w:b/>
                 <w:bCs/>
+                <w:snapToGrid w:val="false"/>
                 <w:color w:val="1F3864"/>
                 <w:sz w:val="16"/>
                 <w:szCs w:val="16"/>
@@ -5432,6 +5675,7 @@
               <w:rPr>
                 <w:b/>
                 <w:bCs/>
+                <w:snapToGrid w:val="false"/>
                 <w:sz w:val="16"/>
                 <w:szCs w:val="16"/>
               </w:rPr>
@@ -5459,6 +5703,7 @@
               <w:rPr>
                 <w:b w:val="false"/>
                 <w:bCs w:val="false"/>
+                <w:snapToGrid w:val="false"/>
                 <w:sz w:val="17"/>
                 <w:szCs w:val="17"/>
               </w:rPr>
@@ -5488,6 +5733,7 @@
               <w:rPr>
                 <w:b/>
                 <w:bCs/>
+                <w:snapToGrid w:val="false"/>
                 <w:sz w:val="16"/>
                 <w:szCs w:val="16"/>
               </w:rPr>
@@ -5515,6 +5761,7 @@
               <w:rPr>
                 <w:b w:val="false"/>
                 <w:bCs w:val="false"/>
+                <w:snapToGrid w:val="false"/>
                 <w:sz w:val="17"/>
                 <w:szCs w:val="17"/>
               </w:rPr>
@@ -5544,6 +5791,7 @@
               <w:rPr>
                 <w:b/>
                 <w:bCs/>
+                <w:snapToGrid w:val="false"/>
                 <w:sz w:val="16"/>
                 <w:szCs w:val="16"/>
               </w:rPr>
@@ -5571,6 +5819,7 @@
               <w:rPr>
                 <w:b w:val="false"/>
                 <w:bCs w:val="false"/>
+                <w:snapToGrid w:val="false"/>
                 <w:sz w:val="17"/>
                 <w:szCs w:val="17"/>
               </w:rPr>
@@ -5600,6 +5849,7 @@
               <w:rPr>
                 <w:b/>
                 <w:bCs/>
+                <w:snapToGrid w:val="false"/>
                 <w:sz w:val="16"/>
                 <w:szCs w:val="16"/>
               </w:rPr>
@@ -5627,6 +5877,7 @@
               <w:rPr>
                 <w:b w:val="false"/>
                 <w:bCs w:val="false"/>
+                <w:snapToGrid w:val="false"/>
                 <w:sz w:val="17"/>
                 <w:szCs w:val="17"/>
               </w:rPr>
@@ -5641,7 +5892,7 @@
       <w:pgSz w:w="16838" w:h="11906" w:orient="landscape"/>
       <w:pgMar w:top="700" w:right="700" w:bottom="700" w:left="700" w:header="708" w:footer="708" w:gutter="0"/>
       <w:pgNumType/>
-      <w:docGrid w:linePitch="360"/>
+      <w:docGrid w:type="default" w:linePitch="360"/>
     </w:sectPr>
   </w:body>
 </w:document>

--- a/信吾/銀行研究/添付ファイル/資産運用・アセマネ・マーケット業務比較表.docx
+++ b/信吾/銀行研究/添付ファイル/資産運用・アセマネ・マーケット業務比較表.docx
@@ -939,12 +939,6 @@
               </w:rPr>
               <w:t xml:space="preserve">①みずほ</w:t>
             </w:r>
-          </w:p>
-          <w:p>
-            <w:pPr>
-              <w:spacing w:after="0" w:line="260"/>
-              <w:jc w:val="center"/>
-            </w:pPr>
             <w:r>
               <w:rPr>
                 <w:b/>
@@ -954,6 +948,7 @@
                 <w:sz w:val="24"/>
                 <w:szCs w:val="24"/>
               </w:rPr>
+              <w:br/>
               <w:t xml:space="preserve">グループ</w:t>
             </w:r>
           </w:p>
@@ -986,12 +981,6 @@
               </w:rPr>
               <w:t xml:space="preserve">②三菱UFJ</w:t>
             </w:r>
-          </w:p>
-          <w:p>
-            <w:pPr>
-              <w:spacing w:after="0" w:line="260"/>
-              <w:jc w:val="center"/>
-            </w:pPr>
             <w:r>
               <w:rPr>
                 <w:b/>
@@ -1001,6 +990,7 @@
                 <w:sz w:val="24"/>
                 <w:szCs w:val="24"/>
               </w:rPr>
+              <w:br/>
               <w:t xml:space="preserve">グループ</w:t>
             </w:r>
           </w:p>
@@ -1033,12 +1023,6 @@
               </w:rPr>
               <w:t xml:space="preserve">③りそな</w:t>
             </w:r>
-          </w:p>
-          <w:p>
-            <w:pPr>
-              <w:spacing w:after="0" w:line="260"/>
-              <w:jc w:val="center"/>
-            </w:pPr>
             <w:r>
               <w:rPr>
                 <w:b/>
@@ -1048,6 +1032,7 @@
                 <w:sz w:val="24"/>
                 <w:szCs w:val="24"/>
               </w:rPr>
+              <w:br/>
               <w:t xml:space="preserve">グループ</w:t>
             </w:r>
           </w:p>
@@ -1130,7 +1115,7 @@
           </w:tcPr>
           <w:p>
             <w:pPr>
-              <w:spacing w:after="0" w:line="300"/>
+              <w:spacing w:after="0" w:line="280"/>
             </w:pPr>
             <w:r>
               <w:rPr>
@@ -1143,17 +1128,13 @@
               </w:rPr>
               <w:t xml:space="preserve">○</w:t>
             </w:r>
-          </w:p>
-          <w:p>
-            <w:pPr>
-              <w:spacing w:after="0" w:line="260"/>
-            </w:pPr>
-            <w:r>
-              <w:rPr>
-                <w:snapToGrid w:val="false"/>
-                <w:sz w:val="20"/>
-                <w:szCs w:val="20"/>
-              </w:rPr>
+            <w:r>
+              <w:rPr>
+                <w:snapToGrid w:val="false"/>
+                <w:sz w:val="20"/>
+                <w:szCs w:val="20"/>
+              </w:rPr>
+              <w:br/>
               <w:t xml:space="preserve">みずほ信託銀行</w:t>
             </w:r>
           </w:p>
@@ -1171,7 +1152,7 @@
           </w:tcPr>
           <w:p>
             <w:pPr>
-              <w:spacing w:after="0" w:line="300"/>
+              <w:spacing w:after="0" w:line="280"/>
             </w:pPr>
             <w:r>
               <w:rPr>
@@ -1184,17 +1165,13 @@
               </w:rPr>
               <w:t xml:space="preserve">○</w:t>
             </w:r>
-          </w:p>
-          <w:p>
-            <w:pPr>
-              <w:spacing w:after="0" w:line="260"/>
-            </w:pPr>
-            <w:r>
-              <w:rPr>
-                <w:snapToGrid w:val="false"/>
-                <w:sz w:val="20"/>
-                <w:szCs w:val="20"/>
-              </w:rPr>
+            <w:r>
+              <w:rPr>
+                <w:snapToGrid w:val="false"/>
+                <w:sz w:val="20"/>
+                <w:szCs w:val="20"/>
+              </w:rPr>
+              <w:br/>
               <w:t xml:space="preserve">三菱UFJ信託銀行</w:t>
             </w:r>
           </w:p>
@@ -1212,7 +1189,7 @@
           </w:tcPr>
           <w:p>
             <w:pPr>
-              <w:spacing w:after="0" w:line="300"/>
+              <w:spacing w:after="0" w:line="280"/>
             </w:pPr>
             <w:r>
               <w:rPr>
@@ -1225,17 +1202,13 @@
               </w:rPr>
               <w:t xml:space="preserve">○</w:t>
             </w:r>
-          </w:p>
-          <w:p>
-            <w:pPr>
-              <w:spacing w:after="0" w:line="260"/>
-            </w:pPr>
-            <w:r>
-              <w:rPr>
-                <w:snapToGrid w:val="false"/>
-                <w:sz w:val="20"/>
-                <w:szCs w:val="20"/>
-              </w:rPr>
+            <w:r>
+              <w:rPr>
+                <w:snapToGrid w:val="false"/>
+                <w:sz w:val="20"/>
+                <w:szCs w:val="20"/>
+              </w:rPr>
+              <w:br/>
               <w:t xml:space="preserve">りそな銀行</w:t>
             </w:r>
           </w:p>
@@ -1283,7 +1256,7 @@
           </w:tcPr>
           <w:p>
             <w:pPr>
-              <w:spacing w:after="0" w:line="300"/>
+              <w:spacing w:after="0" w:line="280"/>
             </w:pPr>
             <w:r>
               <w:rPr>
@@ -1296,17 +1269,13 @@
               </w:rPr>
               <w:t xml:space="preserve">○</w:t>
             </w:r>
-          </w:p>
-          <w:p>
-            <w:pPr>
-              <w:spacing w:after="0" w:line="260"/>
-            </w:pPr>
-            <w:r>
-              <w:rPr>
-                <w:snapToGrid w:val="false"/>
-                <w:sz w:val="20"/>
-                <w:szCs w:val="20"/>
-              </w:rPr>
+            <w:r>
+              <w:rPr>
+                <w:snapToGrid w:val="false"/>
+                <w:sz w:val="20"/>
+                <w:szCs w:val="20"/>
+              </w:rPr>
+              <w:br/>
               <w:t xml:space="preserve">みずほ信託銀行</w:t>
             </w:r>
           </w:p>
@@ -1324,7 +1293,7 @@
           </w:tcPr>
           <w:p>
             <w:pPr>
-              <w:spacing w:after="0" w:line="300"/>
+              <w:spacing w:after="0" w:line="280"/>
             </w:pPr>
             <w:r>
               <w:rPr>
@@ -1337,17 +1306,13 @@
               </w:rPr>
               <w:t xml:space="preserve">○</w:t>
             </w:r>
-          </w:p>
-          <w:p>
-            <w:pPr>
-              <w:spacing w:after="0" w:line="260"/>
-            </w:pPr>
-            <w:r>
-              <w:rPr>
-                <w:snapToGrid w:val="false"/>
-                <w:sz w:val="20"/>
-                <w:szCs w:val="20"/>
-              </w:rPr>
+            <w:r>
+              <w:rPr>
+                <w:snapToGrid w:val="false"/>
+                <w:sz w:val="20"/>
+                <w:szCs w:val="20"/>
+              </w:rPr>
+              <w:br/>
               <w:t xml:space="preserve">三菱UFJ信託銀行</w:t>
             </w:r>
           </w:p>
@@ -1365,7 +1330,7 @@
           </w:tcPr>
           <w:p>
             <w:pPr>
-              <w:spacing w:after="0" w:line="300"/>
+              <w:spacing w:after="0" w:line="280"/>
             </w:pPr>
             <w:r>
               <w:rPr>
@@ -1378,17 +1343,13 @@
               </w:rPr>
               <w:t xml:space="preserve">○</w:t>
             </w:r>
-          </w:p>
-          <w:p>
-            <w:pPr>
-              <w:spacing w:after="0" w:line="260"/>
-            </w:pPr>
-            <w:r>
-              <w:rPr>
-                <w:snapToGrid w:val="false"/>
-                <w:sz w:val="20"/>
-                <w:szCs w:val="20"/>
-              </w:rPr>
+            <w:r>
+              <w:rPr>
+                <w:snapToGrid w:val="false"/>
+                <w:sz w:val="20"/>
+                <w:szCs w:val="20"/>
+              </w:rPr>
+              <w:br/>
               <w:t xml:space="preserve">りそな銀行</w:t>
             </w:r>
           </w:p>
@@ -1436,7 +1397,7 @@
           </w:tcPr>
           <w:p>
             <w:pPr>
-              <w:spacing w:after="0" w:line="300"/>
+              <w:spacing w:after="0" w:line="280"/>
             </w:pPr>
             <w:r>
               <w:rPr>
@@ -1449,17 +1410,13 @@
               </w:rPr>
               <w:t xml:space="preserve">○</w:t>
             </w:r>
-          </w:p>
-          <w:p>
-            <w:pPr>
-              <w:spacing w:after="0" w:line="260"/>
-            </w:pPr>
-            <w:r>
-              <w:rPr>
-                <w:snapToGrid w:val="false"/>
-                <w:sz w:val="20"/>
-                <w:szCs w:val="20"/>
-              </w:rPr>
+            <w:r>
+              <w:rPr>
+                <w:snapToGrid w:val="false"/>
+                <w:sz w:val="20"/>
+                <w:szCs w:val="20"/>
+              </w:rPr>
+              <w:br/>
               <w:t xml:space="preserve">みずほ信託銀行</w:t>
             </w:r>
           </w:p>
@@ -1477,7 +1434,7 @@
           </w:tcPr>
           <w:p>
             <w:pPr>
-              <w:spacing w:after="0" w:line="300"/>
+              <w:spacing w:after="0" w:line="280"/>
             </w:pPr>
             <w:r>
               <w:rPr>
@@ -1490,17 +1447,13 @@
               </w:rPr>
               <w:t xml:space="preserve">○</w:t>
             </w:r>
-          </w:p>
-          <w:p>
-            <w:pPr>
-              <w:spacing w:after="0" w:line="260"/>
-            </w:pPr>
-            <w:r>
-              <w:rPr>
-                <w:snapToGrid w:val="false"/>
-                <w:sz w:val="20"/>
-                <w:szCs w:val="20"/>
-              </w:rPr>
+            <w:r>
+              <w:rPr>
+                <w:snapToGrid w:val="false"/>
+                <w:sz w:val="20"/>
+                <w:szCs w:val="20"/>
+              </w:rPr>
+              <w:br/>
               <w:t xml:space="preserve">三菱UFJ信託銀行</w:t>
             </w:r>
           </w:p>
@@ -1518,7 +1471,7 @@
           </w:tcPr>
           <w:p>
             <w:pPr>
-              <w:spacing w:after="0" w:line="300"/>
+              <w:spacing w:after="0" w:line="280"/>
             </w:pPr>
             <w:r>
               <w:rPr>
@@ -1611,7 +1564,7 @@
           </w:tcPr>
           <w:p>
             <w:pPr>
-              <w:spacing w:after="0" w:line="300"/>
+              <w:spacing w:after="0" w:line="280"/>
             </w:pPr>
             <w:r>
               <w:rPr>
@@ -1624,17 +1577,13 @@
               </w:rPr>
               <w:t xml:space="preserve">○</w:t>
             </w:r>
-          </w:p>
-          <w:p>
-            <w:pPr>
-              <w:spacing w:after="0" w:line="260"/>
-            </w:pPr>
-            <w:r>
-              <w:rPr>
-                <w:snapToGrid w:val="false"/>
-                <w:sz w:val="20"/>
-                <w:szCs w:val="20"/>
-              </w:rPr>
+            <w:r>
+              <w:rPr>
+                <w:snapToGrid w:val="false"/>
+                <w:sz w:val="20"/>
+                <w:szCs w:val="20"/>
+              </w:rPr>
+              <w:br/>
               <w:t xml:space="preserve">アセットマネジメントOne</w:t>
             </w:r>
           </w:p>
@@ -1652,7 +1601,7 @@
           </w:tcPr>
           <w:p>
             <w:pPr>
-              <w:spacing w:after="0" w:line="300"/>
+              <w:spacing w:after="0" w:line="280"/>
             </w:pPr>
             <w:r>
               <w:rPr>
@@ -1665,17 +1614,13 @@
               </w:rPr>
               <w:t xml:space="preserve">○</w:t>
             </w:r>
-          </w:p>
-          <w:p>
-            <w:pPr>
-              <w:spacing w:after="0" w:line="260"/>
-            </w:pPr>
-            <w:r>
-              <w:rPr>
-                <w:snapToGrid w:val="false"/>
-                <w:sz w:val="20"/>
-                <w:szCs w:val="20"/>
-              </w:rPr>
+            <w:r>
+              <w:rPr>
+                <w:snapToGrid w:val="false"/>
+                <w:sz w:val="20"/>
+                <w:szCs w:val="20"/>
+              </w:rPr>
+              <w:br/>
               <w:t xml:space="preserve">三菱UFJアセットマネジメント</w:t>
             </w:r>
           </w:p>
@@ -1693,7 +1638,7 @@
           </w:tcPr>
           <w:p>
             <w:pPr>
-              <w:spacing w:after="0" w:line="300"/>
+              <w:spacing w:after="0" w:line="280"/>
             </w:pPr>
             <w:r>
               <w:rPr>
@@ -1706,17 +1651,13 @@
               </w:rPr>
               <w:t xml:space="preserve">○</w:t>
             </w:r>
-          </w:p>
-          <w:p>
-            <w:pPr>
-              <w:spacing w:after="0" w:line="260"/>
-            </w:pPr>
-            <w:r>
-              <w:rPr>
-                <w:snapToGrid w:val="false"/>
-                <w:sz w:val="20"/>
-                <w:szCs w:val="20"/>
-              </w:rPr>
+            <w:r>
+              <w:rPr>
+                <w:snapToGrid w:val="false"/>
+                <w:sz w:val="20"/>
+                <w:szCs w:val="20"/>
+              </w:rPr>
+              <w:br/>
               <w:t xml:space="preserve">りそなアセットマネジメント</w:t>
             </w:r>
           </w:p>
@@ -1764,7 +1705,7 @@
           </w:tcPr>
           <w:p>
             <w:pPr>
-              <w:spacing w:after="0" w:line="300"/>
+              <w:spacing w:after="0" w:line="280"/>
             </w:pPr>
             <w:r>
               <w:rPr>
@@ -1777,17 +1718,13 @@
               </w:rPr>
               <w:t xml:space="preserve">○</w:t>
             </w:r>
-          </w:p>
-          <w:p>
-            <w:pPr>
-              <w:spacing w:after="0" w:line="260"/>
-            </w:pPr>
-            <w:r>
-              <w:rPr>
-                <w:snapToGrid w:val="false"/>
-                <w:sz w:val="20"/>
-                <w:szCs w:val="20"/>
-              </w:rPr>
+            <w:r>
+              <w:rPr>
+                <w:snapToGrid w:val="false"/>
+                <w:sz w:val="20"/>
+                <w:szCs w:val="20"/>
+              </w:rPr>
+              <w:br/>
               <w:t xml:space="preserve">アセットマネジメントOne</w:t>
             </w:r>
           </w:p>
@@ -1805,7 +1742,7 @@
           </w:tcPr>
           <w:p>
             <w:pPr>
-              <w:spacing w:after="0" w:line="300"/>
+              <w:spacing w:after="0" w:line="280"/>
             </w:pPr>
             <w:r>
               <w:rPr>
@@ -1818,17 +1755,13 @@
               </w:rPr>
               <w:t xml:space="preserve">○</w:t>
             </w:r>
-          </w:p>
-          <w:p>
-            <w:pPr>
-              <w:spacing w:after="0" w:line="260"/>
-            </w:pPr>
-            <w:r>
-              <w:rPr>
-                <w:snapToGrid w:val="false"/>
-                <w:sz w:val="20"/>
-                <w:szCs w:val="20"/>
-              </w:rPr>
+            <w:r>
+              <w:rPr>
+                <w:snapToGrid w:val="false"/>
+                <w:sz w:val="20"/>
+                <w:szCs w:val="20"/>
+              </w:rPr>
+              <w:br/>
               <w:t xml:space="preserve">三菱UFJアセットマネジメント</w:t>
             </w:r>
           </w:p>
@@ -1846,7 +1779,7 @@
           </w:tcPr>
           <w:p>
             <w:pPr>
-              <w:spacing w:after="0" w:line="300"/>
+              <w:spacing w:after="0" w:line="280"/>
             </w:pPr>
             <w:r>
               <w:rPr>
@@ -1859,17 +1792,13 @@
               </w:rPr>
               <w:t xml:space="preserve">○</w:t>
             </w:r>
-          </w:p>
-          <w:p>
-            <w:pPr>
-              <w:spacing w:after="0" w:line="260"/>
-            </w:pPr>
-            <w:r>
-              <w:rPr>
-                <w:snapToGrid w:val="false"/>
-                <w:sz w:val="20"/>
-                <w:szCs w:val="20"/>
-              </w:rPr>
+            <w:r>
+              <w:rPr>
+                <w:snapToGrid w:val="false"/>
+                <w:sz w:val="20"/>
+                <w:szCs w:val="20"/>
+              </w:rPr>
+              <w:br/>
               <w:t xml:space="preserve">りそなアセットマネジメント</w:t>
             </w:r>
           </w:p>
@@ -1917,7 +1846,7 @@
           </w:tcPr>
           <w:p>
             <w:pPr>
-              <w:spacing w:after="0" w:line="300"/>
+              <w:spacing w:after="0" w:line="280"/>
             </w:pPr>
             <w:r>
               <w:rPr>
@@ -1930,17 +1859,13 @@
               </w:rPr>
               <w:t xml:space="preserve">○</w:t>
             </w:r>
-          </w:p>
-          <w:p>
-            <w:pPr>
-              <w:spacing w:after="0" w:line="260"/>
-            </w:pPr>
-            <w:r>
-              <w:rPr>
-                <w:snapToGrid w:val="false"/>
-                <w:sz w:val="20"/>
-                <w:szCs w:val="20"/>
-              </w:rPr>
+            <w:r>
+              <w:rPr>
+                <w:snapToGrid w:val="false"/>
+                <w:sz w:val="20"/>
+                <w:szCs w:val="20"/>
+              </w:rPr>
+              <w:br/>
               <w:t xml:space="preserve">アセットマネジメントOne</w:t>
             </w:r>
           </w:p>
@@ -1958,7 +1883,7 @@
           </w:tcPr>
           <w:p>
             <w:pPr>
-              <w:spacing w:after="0" w:line="300"/>
+              <w:spacing w:after="0" w:line="280"/>
             </w:pPr>
             <w:r>
               <w:rPr>
@@ -1971,17 +1896,13 @@
               </w:rPr>
               <w:t xml:space="preserve">○</w:t>
             </w:r>
-          </w:p>
-          <w:p>
-            <w:pPr>
-              <w:spacing w:after="0" w:line="260"/>
-            </w:pPr>
-            <w:r>
-              <w:rPr>
-                <w:snapToGrid w:val="false"/>
-                <w:sz w:val="20"/>
-                <w:szCs w:val="20"/>
-              </w:rPr>
+            <w:r>
+              <w:rPr>
+                <w:snapToGrid w:val="false"/>
+                <w:sz w:val="20"/>
+                <w:szCs w:val="20"/>
+              </w:rPr>
+              <w:br/>
               <w:t xml:space="preserve">三菱UFJアセットマネジメント</w:t>
             </w:r>
           </w:p>
@@ -1999,7 +1920,7 @@
           </w:tcPr>
           <w:p>
             <w:pPr>
-              <w:spacing w:after="0" w:line="300"/>
+              <w:spacing w:after="0" w:line="280"/>
             </w:pPr>
             <w:r>
               <w:rPr>
@@ -2012,17 +1933,13 @@
               </w:rPr>
               <w:t xml:space="preserve">○</w:t>
             </w:r>
-          </w:p>
-          <w:p>
-            <w:pPr>
-              <w:spacing w:after="0" w:line="260"/>
-            </w:pPr>
-            <w:r>
-              <w:rPr>
-                <w:snapToGrid w:val="false"/>
-                <w:sz w:val="20"/>
-                <w:szCs w:val="20"/>
-              </w:rPr>
+            <w:r>
+              <w:rPr>
+                <w:snapToGrid w:val="false"/>
+                <w:sz w:val="20"/>
+                <w:szCs w:val="20"/>
+              </w:rPr>
+              <w:br/>
               <w:t xml:space="preserve">りそなアセットマネジメント</w:t>
             </w:r>
           </w:p>
@@ -2070,7 +1987,7 @@
           </w:tcPr>
           <w:p>
             <w:pPr>
-              <w:spacing w:after="0" w:line="300"/>
+              <w:spacing w:after="0" w:line="280"/>
             </w:pPr>
             <w:r>
               <w:rPr>
@@ -2083,17 +2000,13 @@
               </w:rPr>
               <w:t xml:space="preserve">○</w:t>
             </w:r>
-          </w:p>
-          <w:p>
-            <w:pPr>
-              <w:spacing w:after="0" w:line="260"/>
-            </w:pPr>
-            <w:r>
-              <w:rPr>
-                <w:snapToGrid w:val="false"/>
-                <w:sz w:val="20"/>
-                <w:szCs w:val="20"/>
-              </w:rPr>
+            <w:r>
+              <w:rPr>
+                <w:snapToGrid w:val="false"/>
+                <w:sz w:val="20"/>
+                <w:szCs w:val="20"/>
+              </w:rPr>
+              <w:br/>
               <w:t xml:space="preserve">アセットマネジメントOne 等</w:t>
             </w:r>
           </w:p>
@@ -2111,7 +2024,7 @@
           </w:tcPr>
           <w:p>
             <w:pPr>
-              <w:spacing w:after="0" w:line="300"/>
+              <w:spacing w:after="0" w:line="280"/>
             </w:pPr>
             <w:r>
               <w:rPr>
@@ -2124,17 +2037,13 @@
               </w:rPr>
               <w:t xml:space="preserve">○</w:t>
             </w:r>
-          </w:p>
-          <w:p>
-            <w:pPr>
-              <w:spacing w:after="0" w:line="260"/>
-            </w:pPr>
-            <w:r>
-              <w:rPr>
-                <w:snapToGrid w:val="false"/>
-                <w:sz w:val="20"/>
-                <w:szCs w:val="20"/>
-              </w:rPr>
+            <w:r>
+              <w:rPr>
+                <w:snapToGrid w:val="false"/>
+                <w:sz w:val="20"/>
+                <w:szCs w:val="20"/>
+              </w:rPr>
+              <w:br/>
               <w:t xml:space="preserve">三菱UFJアセットマネジメント 等</w:t>
             </w:r>
           </w:p>
@@ -2152,7 +2061,7 @@
           </w:tcPr>
           <w:p>
             <w:pPr>
-              <w:spacing w:after="0" w:line="300"/>
+              <w:spacing w:after="0" w:line="280"/>
             </w:pPr>
             <w:r>
               <w:rPr>
@@ -2245,7 +2154,7 @@
           </w:tcPr>
           <w:p>
             <w:pPr>
-              <w:spacing w:after="0" w:line="300"/>
+              <w:spacing w:after="0" w:line="280"/>
             </w:pPr>
             <w:r>
               <w:rPr>
@@ -2258,30 +2167,22 @@
               </w:rPr>
               <w:t xml:space="preserve">○</w:t>
             </w:r>
-          </w:p>
-          <w:p>
-            <w:pPr>
-              <w:spacing w:after="0" w:line="260"/>
-            </w:pPr>
-            <w:r>
-              <w:rPr>
-                <w:snapToGrid w:val="false"/>
-                <w:sz w:val="20"/>
-                <w:szCs w:val="20"/>
-              </w:rPr>
+            <w:r>
+              <w:rPr>
+                <w:snapToGrid w:val="false"/>
+                <w:sz w:val="20"/>
+                <w:szCs w:val="20"/>
+              </w:rPr>
+              <w:br/>
               <w:t xml:space="preserve">みずほ銀行</w:t>
             </w:r>
-          </w:p>
-          <w:p>
-            <w:pPr>
-              <w:spacing w:after="0" w:line="260"/>
-            </w:pPr>
-            <w:r>
-              <w:rPr>
-                <w:snapToGrid w:val="false"/>
-                <w:sz w:val="20"/>
-                <w:szCs w:val="20"/>
-              </w:rPr>
+            <w:r>
+              <w:rPr>
+                <w:snapToGrid w:val="false"/>
+                <w:sz w:val="20"/>
+                <w:szCs w:val="20"/>
+              </w:rPr>
+              <w:br/>
               <w:t xml:space="preserve">みずほ信託銀行</w:t>
             </w:r>
           </w:p>
@@ -2299,7 +2200,7 @@
           </w:tcPr>
           <w:p>
             <w:pPr>
-              <w:spacing w:after="0" w:line="300"/>
+              <w:spacing w:after="0" w:line="280"/>
             </w:pPr>
             <w:r>
               <w:rPr>
@@ -2312,30 +2213,22 @@
               </w:rPr>
               <w:t xml:space="preserve">○</w:t>
             </w:r>
-          </w:p>
-          <w:p>
-            <w:pPr>
-              <w:spacing w:after="0" w:line="260"/>
-            </w:pPr>
-            <w:r>
-              <w:rPr>
-                <w:snapToGrid w:val="false"/>
-                <w:sz w:val="20"/>
-                <w:szCs w:val="20"/>
-              </w:rPr>
+            <w:r>
+              <w:rPr>
+                <w:snapToGrid w:val="false"/>
+                <w:sz w:val="20"/>
+                <w:szCs w:val="20"/>
+              </w:rPr>
+              <w:br/>
               <w:t xml:space="preserve">三菱UFJ銀行</w:t>
             </w:r>
-          </w:p>
-          <w:p>
-            <w:pPr>
-              <w:spacing w:after="0" w:line="260"/>
-            </w:pPr>
-            <w:r>
-              <w:rPr>
-                <w:snapToGrid w:val="false"/>
-                <w:sz w:val="20"/>
-                <w:szCs w:val="20"/>
-              </w:rPr>
+            <w:r>
+              <w:rPr>
+                <w:snapToGrid w:val="false"/>
+                <w:sz w:val="20"/>
+                <w:szCs w:val="20"/>
+              </w:rPr>
+              <w:br/>
               <w:t xml:space="preserve">三菱UFJ信託銀行</w:t>
             </w:r>
           </w:p>
@@ -2353,7 +2246,7 @@
           </w:tcPr>
           <w:p>
             <w:pPr>
-              <w:spacing w:after="0" w:line="300"/>
+              <w:spacing w:after="0" w:line="280"/>
             </w:pPr>
             <w:r>
               <w:rPr>
@@ -2366,30 +2259,22 @@
               </w:rPr>
               <w:t xml:space="preserve">○</w:t>
             </w:r>
-          </w:p>
-          <w:p>
-            <w:pPr>
-              <w:spacing w:after="0" w:line="260"/>
-            </w:pPr>
-            <w:r>
-              <w:rPr>
-                <w:snapToGrid w:val="false"/>
-                <w:sz w:val="20"/>
-                <w:szCs w:val="20"/>
-              </w:rPr>
+            <w:r>
+              <w:rPr>
+                <w:snapToGrid w:val="false"/>
+                <w:sz w:val="20"/>
+                <w:szCs w:val="20"/>
+              </w:rPr>
+              <w:br/>
               <w:t xml:space="preserve">りそな銀行</w:t>
             </w:r>
-          </w:p>
-          <w:p>
-            <w:pPr>
-              <w:spacing w:after="0" w:line="260"/>
-            </w:pPr>
-            <w:r>
-              <w:rPr>
-                <w:snapToGrid w:val="false"/>
-                <w:sz w:val="20"/>
-                <w:szCs w:val="20"/>
-              </w:rPr>
+            <w:r>
+              <w:rPr>
+                <w:snapToGrid w:val="false"/>
+                <w:sz w:val="20"/>
+                <w:szCs w:val="20"/>
+              </w:rPr>
+              <w:br/>
               <w:t xml:space="preserve">埼玉りそな銀行</w:t>
             </w:r>
           </w:p>
@@ -2437,7 +2322,7 @@
           </w:tcPr>
           <w:p>
             <w:pPr>
-              <w:spacing w:after="0" w:line="300"/>
+              <w:spacing w:after="0" w:line="280"/>
             </w:pPr>
             <w:r>
               <w:rPr>
@@ -2450,30 +2335,22 @@
               </w:rPr>
               <w:t xml:space="preserve">○</w:t>
             </w:r>
-          </w:p>
-          <w:p>
-            <w:pPr>
-              <w:spacing w:after="0" w:line="260"/>
-            </w:pPr>
-            <w:r>
-              <w:rPr>
-                <w:snapToGrid w:val="false"/>
-                <w:sz w:val="20"/>
-                <w:szCs w:val="20"/>
-              </w:rPr>
+            <w:r>
+              <w:rPr>
+                <w:snapToGrid w:val="false"/>
+                <w:sz w:val="20"/>
+                <w:szCs w:val="20"/>
+              </w:rPr>
+              <w:br/>
               <w:t xml:space="preserve">みずほ銀行</w:t>
             </w:r>
-          </w:p>
-          <w:p>
-            <w:pPr>
-              <w:spacing w:after="0" w:line="260"/>
-            </w:pPr>
-            <w:r>
-              <w:rPr>
-                <w:snapToGrid w:val="false"/>
-                <w:sz w:val="20"/>
-                <w:szCs w:val="20"/>
-              </w:rPr>
+            <w:r>
+              <w:rPr>
+                <w:snapToGrid w:val="false"/>
+                <w:sz w:val="20"/>
+                <w:szCs w:val="20"/>
+              </w:rPr>
+              <w:br/>
               <w:t xml:space="preserve">みずほ証券</w:t>
             </w:r>
           </w:p>
@@ -2491,7 +2368,7 @@
           </w:tcPr>
           <w:p>
             <w:pPr>
-              <w:spacing w:after="0" w:line="300"/>
+              <w:spacing w:after="0" w:line="280"/>
             </w:pPr>
             <w:r>
               <w:rPr>
@@ -2504,30 +2381,22 @@
               </w:rPr>
               <w:t xml:space="preserve">○</w:t>
             </w:r>
-          </w:p>
-          <w:p>
-            <w:pPr>
-              <w:spacing w:after="0" w:line="260"/>
-            </w:pPr>
-            <w:r>
-              <w:rPr>
-                <w:snapToGrid w:val="false"/>
-                <w:sz w:val="20"/>
-                <w:szCs w:val="20"/>
-              </w:rPr>
+            <w:r>
+              <w:rPr>
+                <w:snapToGrid w:val="false"/>
+                <w:sz w:val="20"/>
+                <w:szCs w:val="20"/>
+              </w:rPr>
+              <w:br/>
               <w:t xml:space="preserve">三菱UFJ銀行</w:t>
             </w:r>
-          </w:p>
-          <w:p>
-            <w:pPr>
-              <w:spacing w:after="0" w:line="260"/>
-            </w:pPr>
-            <w:r>
-              <w:rPr>
-                <w:snapToGrid w:val="false"/>
-                <w:sz w:val="20"/>
-                <w:szCs w:val="20"/>
-              </w:rPr>
+            <w:r>
+              <w:rPr>
+                <w:snapToGrid w:val="false"/>
+                <w:sz w:val="20"/>
+                <w:szCs w:val="20"/>
+              </w:rPr>
+              <w:br/>
               <w:t xml:space="preserve">三菱UFJモルガン・スタンレー証券</w:t>
             </w:r>
           </w:p>
@@ -2545,7 +2414,7 @@
           </w:tcPr>
           <w:p>
             <w:pPr>
-              <w:spacing w:after="0" w:line="300"/>
+              <w:spacing w:after="0" w:line="280"/>
             </w:pPr>
             <w:r>
               <w:rPr>
@@ -2558,17 +2427,13 @@
               </w:rPr>
               <w:t xml:space="preserve">○</w:t>
             </w:r>
-          </w:p>
-          <w:p>
-            <w:pPr>
-              <w:spacing w:after="0" w:line="260"/>
-            </w:pPr>
-            <w:r>
-              <w:rPr>
-                <w:snapToGrid w:val="false"/>
-                <w:sz w:val="20"/>
-                <w:szCs w:val="20"/>
-              </w:rPr>
+            <w:r>
+              <w:rPr>
+                <w:snapToGrid w:val="false"/>
+                <w:sz w:val="20"/>
+                <w:szCs w:val="20"/>
+              </w:rPr>
+              <w:br/>
               <w:t xml:space="preserve">りそな銀行</w:t>
             </w:r>
           </w:p>
@@ -2616,7 +2481,7 @@
           </w:tcPr>
           <w:p>
             <w:pPr>
-              <w:spacing w:after="0" w:line="300"/>
+              <w:spacing w:after="0" w:line="280"/>
             </w:pPr>
             <w:r>
               <w:rPr>
@@ -2629,30 +2494,22 @@
               </w:rPr>
               <w:t xml:space="preserve">○</w:t>
             </w:r>
-          </w:p>
-          <w:p>
-            <w:pPr>
-              <w:spacing w:after="0" w:line="260"/>
-            </w:pPr>
-            <w:r>
-              <w:rPr>
-                <w:snapToGrid w:val="false"/>
-                <w:sz w:val="20"/>
-                <w:szCs w:val="20"/>
-              </w:rPr>
+            <w:r>
+              <w:rPr>
+                <w:snapToGrid w:val="false"/>
+                <w:sz w:val="20"/>
+                <w:szCs w:val="20"/>
+              </w:rPr>
+              <w:br/>
               <w:t xml:space="preserve">みずほ銀行</w:t>
             </w:r>
-          </w:p>
-          <w:p>
-            <w:pPr>
-              <w:spacing w:after="0" w:line="260"/>
-            </w:pPr>
-            <w:r>
-              <w:rPr>
-                <w:snapToGrid w:val="false"/>
-                <w:sz w:val="20"/>
-                <w:szCs w:val="20"/>
-              </w:rPr>
+            <w:r>
+              <w:rPr>
+                <w:snapToGrid w:val="false"/>
+                <w:sz w:val="20"/>
+                <w:szCs w:val="20"/>
+              </w:rPr>
+              <w:br/>
               <w:t xml:space="preserve">みずほ信託銀行</w:t>
             </w:r>
           </w:p>
@@ -2670,7 +2527,7 @@
           </w:tcPr>
           <w:p>
             <w:pPr>
-              <w:spacing w:after="0" w:line="300"/>
+              <w:spacing w:after="0" w:line="280"/>
             </w:pPr>
             <w:r>
               <w:rPr>
@@ -2683,30 +2540,22 @@
               </w:rPr>
               <w:t xml:space="preserve">○</w:t>
             </w:r>
-          </w:p>
-          <w:p>
-            <w:pPr>
-              <w:spacing w:after="0" w:line="260"/>
-            </w:pPr>
-            <w:r>
-              <w:rPr>
-                <w:snapToGrid w:val="false"/>
-                <w:sz w:val="20"/>
-                <w:szCs w:val="20"/>
-              </w:rPr>
+            <w:r>
+              <w:rPr>
+                <w:snapToGrid w:val="false"/>
+                <w:sz w:val="20"/>
+                <w:szCs w:val="20"/>
+              </w:rPr>
+              <w:br/>
               <w:t xml:space="preserve">三菱UFJ銀行</w:t>
             </w:r>
-          </w:p>
-          <w:p>
-            <w:pPr>
-              <w:spacing w:after="0" w:line="260"/>
-            </w:pPr>
-            <w:r>
-              <w:rPr>
-                <w:snapToGrid w:val="false"/>
-                <w:sz w:val="20"/>
-                <w:szCs w:val="20"/>
-              </w:rPr>
+            <w:r>
+              <w:rPr>
+                <w:snapToGrid w:val="false"/>
+                <w:sz w:val="20"/>
+                <w:szCs w:val="20"/>
+              </w:rPr>
+              <w:br/>
               <w:t xml:space="preserve">三菱UFJ信託銀行</w:t>
             </w:r>
           </w:p>
@@ -2724,7 +2573,7 @@
           </w:tcPr>
           <w:p>
             <w:pPr>
-              <w:spacing w:after="0" w:line="300"/>
+              <w:spacing w:after="0" w:line="280"/>
             </w:pPr>
             <w:r>
               <w:rPr>
@@ -2737,17 +2586,13 @@
               </w:rPr>
               <w:t xml:space="preserve">○</w:t>
             </w:r>
-          </w:p>
-          <w:p>
-            <w:pPr>
-              <w:spacing w:after="0" w:line="260"/>
-            </w:pPr>
-            <w:r>
-              <w:rPr>
-                <w:snapToGrid w:val="false"/>
-                <w:sz w:val="20"/>
-                <w:szCs w:val="20"/>
-              </w:rPr>
+            <w:r>
+              <w:rPr>
+                <w:snapToGrid w:val="false"/>
+                <w:sz w:val="20"/>
+                <w:szCs w:val="20"/>
+              </w:rPr>
+              <w:br/>
               <w:t xml:space="preserve">りそな銀行</w:t>
             </w:r>
           </w:p>
@@ -2795,7 +2640,7 @@
           </w:tcPr>
           <w:p>
             <w:pPr>
-              <w:spacing w:after="0" w:line="300"/>
+              <w:spacing w:after="0" w:line="280"/>
             </w:pPr>
             <w:r>
               <w:rPr>
@@ -2808,17 +2653,13 @@
               </w:rPr>
               <w:t xml:space="preserve">○</w:t>
             </w:r>
-          </w:p>
-          <w:p>
-            <w:pPr>
-              <w:spacing w:after="0" w:line="260"/>
-            </w:pPr>
-            <w:r>
-              <w:rPr>
-                <w:snapToGrid w:val="false"/>
-                <w:sz w:val="20"/>
-                <w:szCs w:val="20"/>
-              </w:rPr>
+            <w:r>
+              <w:rPr>
+                <w:snapToGrid w:val="false"/>
+                <w:sz w:val="20"/>
+                <w:szCs w:val="20"/>
+              </w:rPr>
+              <w:br/>
               <w:t xml:space="preserve">みずほ銀行</w:t>
             </w:r>
           </w:p>
@@ -2836,7 +2677,7 @@
           </w:tcPr>
           <w:p>
             <w:pPr>
-              <w:spacing w:after="0" w:line="300"/>
+              <w:spacing w:after="0" w:line="280"/>
             </w:pPr>
             <w:r>
               <w:rPr>
@@ -2849,17 +2690,13 @@
               </w:rPr>
               <w:t xml:space="preserve">○</w:t>
             </w:r>
-          </w:p>
-          <w:p>
-            <w:pPr>
-              <w:spacing w:after="0" w:line="260"/>
-            </w:pPr>
-            <w:r>
-              <w:rPr>
-                <w:snapToGrid w:val="false"/>
-                <w:sz w:val="20"/>
-                <w:szCs w:val="20"/>
-              </w:rPr>
+            <w:r>
+              <w:rPr>
+                <w:snapToGrid w:val="false"/>
+                <w:sz w:val="20"/>
+                <w:szCs w:val="20"/>
+              </w:rPr>
+              <w:br/>
               <w:t xml:space="preserve">三菱UFJ銀行</w:t>
             </w:r>
           </w:p>
@@ -2877,7 +2714,7 @@
           </w:tcPr>
           <w:p>
             <w:pPr>
-              <w:spacing w:after="0" w:line="300"/>
+              <w:spacing w:after="0" w:line="280"/>
             </w:pPr>
             <w:r>
               <w:rPr>
@@ -2890,17 +2727,13 @@
               </w:rPr>
               <w:t xml:space="preserve">○</w:t>
             </w:r>
-          </w:p>
-          <w:p>
-            <w:pPr>
-              <w:spacing w:after="0" w:line="260"/>
-            </w:pPr>
-            <w:r>
-              <w:rPr>
-                <w:snapToGrid w:val="false"/>
-                <w:sz w:val="20"/>
-                <w:szCs w:val="20"/>
-              </w:rPr>
+            <w:r>
+              <w:rPr>
+                <w:snapToGrid w:val="false"/>
+                <w:sz w:val="20"/>
+                <w:szCs w:val="20"/>
+              </w:rPr>
+              <w:br/>
               <w:t xml:space="preserve">りそな銀行</w:t>
             </w:r>
           </w:p>
@@ -3036,12 +2869,6 @@
               </w:rPr>
               <w:t xml:space="preserve">⑤三井住友</w:t>
             </w:r>
-          </w:p>
-          <w:p>
-            <w:pPr>
-              <w:spacing w:after="0" w:line="260"/>
-              <w:jc w:val="center"/>
-            </w:pPr>
             <w:r>
               <w:rPr>
                 <w:b/>
@@ -3051,6 +2878,7 @@
                 <w:sz w:val="24"/>
                 <w:szCs w:val="24"/>
               </w:rPr>
+              <w:br/>
               <w:t xml:space="preserve">グループ</w:t>
             </w:r>
           </w:p>
@@ -3163,7 +2991,7 @@
           </w:tcPr>
           <w:p>
             <w:pPr>
-              <w:spacing w:after="0" w:line="300"/>
+              <w:spacing w:after="0" w:line="280"/>
             </w:pPr>
             <w:r>
               <w:rPr>
@@ -3176,11 +3004,6 @@
               </w:rPr>
               <w:t xml:space="preserve">△</w:t>
             </w:r>
-          </w:p>
-          <w:p>
-            <w:pPr>
-              <w:spacing w:after="0" w:line="240"/>
-            </w:pPr>
             <w:r>
               <w:rPr>
                 <w:i/>
@@ -3190,6 +3013,7 @@
                 <w:sz w:val="16"/>
                 <w:szCs w:val="16"/>
               </w:rPr>
+              <w:br/>
               <w:t xml:space="preserve">一部をゆうちょアセットマネジメントへ移管</w:t>
             </w:r>
           </w:p>
@@ -3207,7 +3031,7 @@
           </w:tcPr>
           <w:p>
             <w:pPr>
-              <w:spacing w:after="0" w:line="300"/>
+              <w:spacing w:after="0" w:line="280"/>
             </w:pPr>
             <w:r>
               <w:rPr>
@@ -3220,30 +3044,22 @@
               </w:rPr>
               <w:t xml:space="preserve">○</w:t>
             </w:r>
-          </w:p>
-          <w:p>
-            <w:pPr>
-              <w:spacing w:after="0" w:line="260"/>
-            </w:pPr>
-            <w:r>
-              <w:rPr>
-                <w:snapToGrid w:val="false"/>
-                <w:sz w:val="20"/>
-                <w:szCs w:val="20"/>
-              </w:rPr>
+            <w:r>
+              <w:rPr>
+                <w:snapToGrid w:val="false"/>
+                <w:sz w:val="20"/>
+                <w:szCs w:val="20"/>
+              </w:rPr>
+              <w:br/>
               <w:t xml:space="preserve">三井住友信託銀行</w:t>
             </w:r>
-          </w:p>
-          <w:p>
-            <w:pPr>
-              <w:spacing w:after="0" w:line="260"/>
-            </w:pPr>
-            <w:r>
-              <w:rPr>
-                <w:snapToGrid w:val="false"/>
-                <w:sz w:val="20"/>
-                <w:szCs w:val="20"/>
-              </w:rPr>
+            <w:r>
+              <w:rPr>
+                <w:snapToGrid w:val="false"/>
+                <w:sz w:val="20"/>
+                <w:szCs w:val="20"/>
+              </w:rPr>
+              <w:br/>
               <w:t xml:space="preserve">SMBC信託銀行</w:t>
             </w:r>
           </w:p>
@@ -3261,7 +3077,7 @@
           </w:tcPr>
           <w:p>
             <w:pPr>
-              <w:spacing w:after="0" w:line="300"/>
+              <w:spacing w:after="0" w:line="280"/>
             </w:pPr>
             <w:r>
               <w:rPr>
@@ -3274,17 +3090,13 @@
               </w:rPr>
               <w:t xml:space="preserve">○</w:t>
             </w:r>
-          </w:p>
-          <w:p>
-            <w:pPr>
-              <w:spacing w:after="0" w:line="260"/>
-            </w:pPr>
-            <w:r>
-              <w:rPr>
-                <w:snapToGrid w:val="false"/>
-                <w:sz w:val="20"/>
-                <w:szCs w:val="20"/>
-              </w:rPr>
+            <w:r>
+              <w:rPr>
+                <w:snapToGrid w:val="false"/>
+                <w:sz w:val="20"/>
+                <w:szCs w:val="20"/>
+              </w:rPr>
+              <w:br/>
               <w:t xml:space="preserve">野村信託銀行 等</w:t>
             </w:r>
           </w:p>
@@ -3332,7 +3144,7 @@
           </w:tcPr>
           <w:p>
             <w:pPr>
-              <w:spacing w:after="0" w:line="300"/>
+              <w:spacing w:after="0" w:line="280"/>
             </w:pPr>
             <w:r>
               <w:rPr>
@@ -3360,7 +3172,7 @@
           </w:tcPr>
           <w:p>
             <w:pPr>
-              <w:spacing w:after="0" w:line="300"/>
+              <w:spacing w:after="0" w:line="280"/>
             </w:pPr>
             <w:r>
               <w:rPr>
@@ -3373,17 +3185,13 @@
               </w:rPr>
               <w:t xml:space="preserve">○</w:t>
             </w:r>
-          </w:p>
-          <w:p>
-            <w:pPr>
-              <w:spacing w:after="0" w:line="260"/>
-            </w:pPr>
-            <w:r>
-              <w:rPr>
-                <w:snapToGrid w:val="false"/>
-                <w:sz w:val="20"/>
-                <w:szCs w:val="20"/>
-              </w:rPr>
+            <w:r>
+              <w:rPr>
+                <w:snapToGrid w:val="false"/>
+                <w:sz w:val="20"/>
+                <w:szCs w:val="20"/>
+              </w:rPr>
+              <w:br/>
               <w:t xml:space="preserve">三井住友信託銀行</w:t>
             </w:r>
           </w:p>
@@ -3401,7 +3209,7 @@
           </w:tcPr>
           <w:p>
             <w:pPr>
-              <w:spacing w:after="0" w:line="300"/>
+              <w:spacing w:after="0" w:line="280"/>
             </w:pPr>
             <w:r>
               <w:rPr>
@@ -3414,17 +3222,13 @@
               </w:rPr>
               <w:t xml:space="preserve">○</w:t>
             </w:r>
-          </w:p>
-          <w:p>
-            <w:pPr>
-              <w:spacing w:after="0" w:line="260"/>
-            </w:pPr>
-            <w:r>
-              <w:rPr>
-                <w:snapToGrid w:val="false"/>
-                <w:sz w:val="20"/>
-                <w:szCs w:val="20"/>
-              </w:rPr>
+            <w:r>
+              <w:rPr>
+                <w:snapToGrid w:val="false"/>
+                <w:sz w:val="20"/>
+                <w:szCs w:val="20"/>
+              </w:rPr>
+              <w:br/>
               <w:t xml:space="preserve">野村信託銀行 等</w:t>
             </w:r>
           </w:p>
@@ -3472,7 +3276,7 @@
           </w:tcPr>
           <w:p>
             <w:pPr>
-              <w:spacing w:after="0" w:line="300"/>
+              <w:spacing w:after="0" w:line="280"/>
             </w:pPr>
             <w:r>
               <w:rPr>
@@ -3485,17 +3289,13 @@
               </w:rPr>
               <w:t xml:space="preserve">△</w:t>
             </w:r>
-          </w:p>
-          <w:p>
-            <w:pPr>
-              <w:spacing w:after="0" w:line="260"/>
-            </w:pPr>
-            <w:r>
-              <w:rPr>
-                <w:snapToGrid w:val="false"/>
-                <w:sz w:val="20"/>
-                <w:szCs w:val="20"/>
-              </w:rPr>
+            <w:r>
+              <w:rPr>
+                <w:snapToGrid w:val="false"/>
+                <w:sz w:val="20"/>
+                <w:szCs w:val="20"/>
+              </w:rPr>
+              <w:br/>
               <w:t xml:space="preserve">ゆうちょアセットマネジメント</w:t>
             </w:r>
           </w:p>
@@ -3513,7 +3313,7 @@
           </w:tcPr>
           <w:p>
             <w:pPr>
-              <w:spacing w:after="0" w:line="300"/>
+              <w:spacing w:after="0" w:line="280"/>
             </w:pPr>
             <w:r>
               <w:rPr>
@@ -3526,17 +3326,13 @@
               </w:rPr>
               <w:t xml:space="preserve">○</w:t>
             </w:r>
-          </w:p>
-          <w:p>
-            <w:pPr>
-              <w:spacing w:after="0" w:line="260"/>
-            </w:pPr>
-            <w:r>
-              <w:rPr>
-                <w:snapToGrid w:val="false"/>
-                <w:sz w:val="20"/>
-                <w:szCs w:val="20"/>
-              </w:rPr>
+            <w:r>
+              <w:rPr>
+                <w:snapToGrid w:val="false"/>
+                <w:sz w:val="20"/>
+                <w:szCs w:val="20"/>
+              </w:rPr>
+              <w:br/>
               <w:t xml:space="preserve">三井住友信託銀行</w:t>
             </w:r>
           </w:p>
@@ -3554,7 +3350,7 @@
           </w:tcPr>
           <w:p>
             <w:pPr>
-              <w:spacing w:after="0" w:line="300"/>
+              <w:spacing w:after="0" w:line="280"/>
             </w:pPr>
             <w:r>
               <w:rPr>
@@ -3647,7 +3443,7 @@
           </w:tcPr>
           <w:p>
             <w:pPr>
-              <w:spacing w:after="0" w:line="300"/>
+              <w:spacing w:after="0" w:line="280"/>
             </w:pPr>
             <w:r>
               <w:rPr>
@@ -3660,11 +3456,6 @@
               </w:rPr>
               <w:t xml:space="preserve">×</w:t>
             </w:r>
-          </w:p>
-          <w:p>
-            <w:pPr>
-              <w:spacing w:after="0" w:line="240"/>
-            </w:pPr>
             <w:r>
               <w:rPr>
                 <w:i/>
@@ -3674,6 +3465,7 @@
                 <w:sz w:val="16"/>
                 <w:szCs w:val="16"/>
               </w:rPr>
+              <w:br/>
               <w:t xml:space="preserve">個人向け公募投信の自社設定は行っていない</w:t>
             </w:r>
           </w:p>
@@ -3691,7 +3483,7 @@
           </w:tcPr>
           <w:p>
             <w:pPr>
-              <w:spacing w:after="0" w:line="300"/>
+              <w:spacing w:after="0" w:line="280"/>
             </w:pPr>
             <w:r>
               <w:rPr>
@@ -3704,30 +3496,22 @@
               </w:rPr>
               <w:t xml:space="preserve">○</w:t>
             </w:r>
-          </w:p>
-          <w:p>
-            <w:pPr>
-              <w:spacing w:after="0" w:line="260"/>
-            </w:pPr>
-            <w:r>
-              <w:rPr>
-                <w:snapToGrid w:val="false"/>
-                <w:sz w:val="20"/>
-                <w:szCs w:val="20"/>
-              </w:rPr>
+            <w:r>
+              <w:rPr>
+                <w:snapToGrid w:val="false"/>
+                <w:sz w:val="20"/>
+                <w:szCs w:val="20"/>
+              </w:rPr>
+              <w:br/>
               <w:t xml:space="preserve">三井住友トラスト・アセットマネジメント</w:t>
             </w:r>
-          </w:p>
-          <w:p>
-            <w:pPr>
-              <w:spacing w:after="0" w:line="260"/>
-            </w:pPr>
-            <w:r>
-              <w:rPr>
-                <w:snapToGrid w:val="false"/>
-                <w:sz w:val="20"/>
-                <w:szCs w:val="20"/>
-              </w:rPr>
+            <w:r>
+              <w:rPr>
+                <w:snapToGrid w:val="false"/>
+                <w:sz w:val="20"/>
+                <w:szCs w:val="20"/>
+              </w:rPr>
+              <w:br/>
               <w:t xml:space="preserve">三井住友DSアセットマネジメント</w:t>
             </w:r>
           </w:p>
@@ -3745,7 +3529,7 @@
           </w:tcPr>
           <w:p>
             <w:pPr>
-              <w:spacing w:after="0" w:line="300"/>
+              <w:spacing w:after="0" w:line="280"/>
             </w:pPr>
             <w:r>
               <w:rPr>
@@ -3758,30 +3542,22 @@
               </w:rPr>
               <w:t xml:space="preserve">○</w:t>
             </w:r>
-          </w:p>
-          <w:p>
-            <w:pPr>
-              <w:spacing w:after="0" w:line="260"/>
-            </w:pPr>
-            <w:r>
-              <w:rPr>
-                <w:snapToGrid w:val="false"/>
-                <w:sz w:val="20"/>
-                <w:szCs w:val="20"/>
-              </w:rPr>
+            <w:r>
+              <w:rPr>
+                <w:snapToGrid w:val="false"/>
+                <w:sz w:val="20"/>
+                <w:szCs w:val="20"/>
+              </w:rPr>
+              <w:br/>
               <w:t xml:space="preserve">野村アセットマネジメント</w:t>
             </w:r>
-          </w:p>
-          <w:p>
-            <w:pPr>
-              <w:spacing w:after="0" w:line="260"/>
-            </w:pPr>
-            <w:r>
-              <w:rPr>
-                <w:snapToGrid w:val="false"/>
-                <w:sz w:val="20"/>
-                <w:szCs w:val="20"/>
-              </w:rPr>
+            <w:r>
+              <w:rPr>
+                <w:snapToGrid w:val="false"/>
+                <w:sz w:val="20"/>
+                <w:szCs w:val="20"/>
+              </w:rPr>
+              <w:br/>
               <w:t xml:space="preserve">大和アセットマネジメント 等</w:t>
             </w:r>
           </w:p>
@@ -3829,7 +3605,7 @@
           </w:tcPr>
           <w:p>
             <w:pPr>
-              <w:spacing w:after="0" w:line="300"/>
+              <w:spacing w:after="0" w:line="280"/>
             </w:pPr>
             <w:r>
               <w:rPr>
@@ -3857,7 +3633,7 @@
           </w:tcPr>
           <w:p>
             <w:pPr>
-              <w:spacing w:after="0" w:line="300"/>
+              <w:spacing w:after="0" w:line="280"/>
             </w:pPr>
             <w:r>
               <w:rPr>
@@ -3870,17 +3646,13 @@
               </w:rPr>
               <w:t xml:space="preserve">○</w:t>
             </w:r>
-          </w:p>
-          <w:p>
-            <w:pPr>
-              <w:spacing w:after="0" w:line="260"/>
-            </w:pPr>
-            <w:r>
-              <w:rPr>
-                <w:snapToGrid w:val="false"/>
-                <w:sz w:val="20"/>
-                <w:szCs w:val="20"/>
-              </w:rPr>
+            <w:r>
+              <w:rPr>
+                <w:snapToGrid w:val="false"/>
+                <w:sz w:val="20"/>
+                <w:szCs w:val="20"/>
+              </w:rPr>
+              <w:br/>
               <w:t xml:space="preserve">三井住友トラスト・アセットマネジメント 等</w:t>
             </w:r>
           </w:p>
@@ -3898,7 +3670,7 @@
           </w:tcPr>
           <w:p>
             <w:pPr>
-              <w:spacing w:after="0" w:line="300"/>
+              <w:spacing w:after="0" w:line="280"/>
             </w:pPr>
             <w:r>
               <w:rPr>
@@ -3911,17 +3683,13 @@
               </w:rPr>
               <w:t xml:space="preserve">○</w:t>
             </w:r>
-          </w:p>
-          <w:p>
-            <w:pPr>
-              <w:spacing w:after="0" w:line="260"/>
-            </w:pPr>
-            <w:r>
-              <w:rPr>
-                <w:snapToGrid w:val="false"/>
-                <w:sz w:val="20"/>
-                <w:szCs w:val="20"/>
-              </w:rPr>
+            <w:r>
+              <w:rPr>
+                <w:snapToGrid w:val="false"/>
+                <w:sz w:val="20"/>
+                <w:szCs w:val="20"/>
+              </w:rPr>
+              <w:br/>
               <w:t xml:space="preserve">野村アセットマネジメント 等</w:t>
             </w:r>
           </w:p>
@@ -3969,7 +3737,7 @@
           </w:tcPr>
           <w:p>
             <w:pPr>
-              <w:spacing w:after="0" w:line="300"/>
+              <w:spacing w:after="0" w:line="280"/>
             </w:pPr>
             <w:r>
               <w:rPr>
@@ -3997,7 +3765,7 @@
           </w:tcPr>
           <w:p>
             <w:pPr>
-              <w:spacing w:after="0" w:line="300"/>
+              <w:spacing w:after="0" w:line="280"/>
             </w:pPr>
             <w:r>
               <w:rPr>
@@ -4010,17 +3778,13 @@
               </w:rPr>
               <w:t xml:space="preserve">○</w:t>
             </w:r>
-          </w:p>
-          <w:p>
-            <w:pPr>
-              <w:spacing w:after="0" w:line="260"/>
-            </w:pPr>
-            <w:r>
-              <w:rPr>
-                <w:snapToGrid w:val="false"/>
-                <w:sz w:val="20"/>
-                <w:szCs w:val="20"/>
-              </w:rPr>
+            <w:r>
+              <w:rPr>
+                <w:snapToGrid w:val="false"/>
+                <w:sz w:val="20"/>
+                <w:szCs w:val="20"/>
+              </w:rPr>
+              <w:br/>
               <w:t xml:space="preserve">三井住友トラスト・アセットマネジメント</w:t>
             </w:r>
           </w:p>
@@ -4038,7 +3802,7 @@
           </w:tcPr>
           <w:p>
             <w:pPr>
-              <w:spacing w:after="0" w:line="300"/>
+              <w:spacing w:after="0" w:line="280"/>
             </w:pPr>
             <w:r>
               <w:rPr>
@@ -4051,17 +3815,13 @@
               </w:rPr>
               <w:t xml:space="preserve">○</w:t>
             </w:r>
-          </w:p>
-          <w:p>
-            <w:pPr>
-              <w:spacing w:after="0" w:line="260"/>
-            </w:pPr>
-            <w:r>
-              <w:rPr>
-                <w:snapToGrid w:val="false"/>
-                <w:sz w:val="20"/>
-                <w:szCs w:val="20"/>
-              </w:rPr>
+            <w:r>
+              <w:rPr>
+                <w:snapToGrid w:val="false"/>
+                <w:sz w:val="20"/>
+                <w:szCs w:val="20"/>
+              </w:rPr>
+              <w:br/>
               <w:t xml:space="preserve">野村アセットマネジメント 等</w:t>
             </w:r>
           </w:p>
@@ -4109,7 +3869,7 @@
           </w:tcPr>
           <w:p>
             <w:pPr>
-              <w:spacing w:after="0" w:line="300"/>
+              <w:spacing w:after="0" w:line="280"/>
             </w:pPr>
             <w:r>
               <w:rPr>
@@ -4122,17 +3882,13 @@
               </w:rPr>
               <w:t xml:space="preserve">△</w:t>
             </w:r>
-          </w:p>
-          <w:p>
-            <w:pPr>
-              <w:spacing w:after="0" w:line="260"/>
-            </w:pPr>
-            <w:r>
-              <w:rPr>
-                <w:snapToGrid w:val="false"/>
-                <w:sz w:val="20"/>
-                <w:szCs w:val="20"/>
-              </w:rPr>
+            <w:r>
+              <w:rPr>
+                <w:snapToGrid w:val="false"/>
+                <w:sz w:val="20"/>
+                <w:szCs w:val="20"/>
+              </w:rPr>
+              <w:br/>
               <w:t xml:space="preserve">ゆうちょアセットマネジメント</w:t>
             </w:r>
           </w:p>
@@ -4150,7 +3906,7 @@
           </w:tcPr>
           <w:p>
             <w:pPr>
-              <w:spacing w:after="0" w:line="300"/>
+              <w:spacing w:after="0" w:line="280"/>
             </w:pPr>
             <w:r>
               <w:rPr>
@@ -4163,17 +3919,13 @@
               </w:rPr>
               <w:t xml:space="preserve">○</w:t>
             </w:r>
-          </w:p>
-          <w:p>
-            <w:pPr>
-              <w:spacing w:after="0" w:line="260"/>
-            </w:pPr>
-            <w:r>
-              <w:rPr>
-                <w:snapToGrid w:val="false"/>
-                <w:sz w:val="20"/>
-                <w:szCs w:val="20"/>
-              </w:rPr>
+            <w:r>
+              <w:rPr>
+                <w:snapToGrid w:val="false"/>
+                <w:sz w:val="20"/>
+                <w:szCs w:val="20"/>
+              </w:rPr>
+              <w:br/>
               <w:t xml:space="preserve">三井住友トラスト・アセットマネジメント 等</w:t>
             </w:r>
           </w:p>
@@ -4191,7 +3943,7 @@
           </w:tcPr>
           <w:p>
             <w:pPr>
-              <w:spacing w:after="0" w:line="300"/>
+              <w:spacing w:after="0" w:line="280"/>
             </w:pPr>
             <w:r>
               <w:rPr>
@@ -4284,7 +4036,7 @@
           </w:tcPr>
           <w:p>
             <w:pPr>
-              <w:spacing w:after="0" w:line="300"/>
+              <w:spacing w:after="0" w:line="280"/>
             </w:pPr>
             <w:r>
               <w:rPr>
@@ -4297,17 +4049,13 @@
               </w:rPr>
               <w:t xml:space="preserve">○</w:t>
             </w:r>
-          </w:p>
-          <w:p>
-            <w:pPr>
-              <w:spacing w:after="0" w:line="260"/>
-            </w:pPr>
-            <w:r>
-              <w:rPr>
-                <w:snapToGrid w:val="false"/>
-                <w:sz w:val="20"/>
-                <w:szCs w:val="20"/>
-              </w:rPr>
+            <w:r>
+              <w:rPr>
+                <w:snapToGrid w:val="false"/>
+                <w:sz w:val="20"/>
+                <w:szCs w:val="20"/>
+              </w:rPr>
+              <w:br/>
               <w:t xml:space="preserve">ゆうちょ銀行</w:t>
             </w:r>
           </w:p>
@@ -4325,7 +4073,7 @@
           </w:tcPr>
           <w:p>
             <w:pPr>
-              <w:spacing w:after="0" w:line="300"/>
+              <w:spacing w:after="0" w:line="280"/>
             </w:pPr>
             <w:r>
               <w:rPr>
@@ -4338,30 +4086,22 @@
               </w:rPr>
               <w:t xml:space="preserve">○</w:t>
             </w:r>
-          </w:p>
-          <w:p>
-            <w:pPr>
-              <w:spacing w:after="0" w:line="260"/>
-            </w:pPr>
-            <w:r>
-              <w:rPr>
-                <w:snapToGrid w:val="false"/>
-                <w:sz w:val="20"/>
-                <w:szCs w:val="20"/>
-              </w:rPr>
+            <w:r>
+              <w:rPr>
+                <w:snapToGrid w:val="false"/>
+                <w:sz w:val="20"/>
+                <w:szCs w:val="20"/>
+              </w:rPr>
+              <w:br/>
               <w:t xml:space="preserve">三井住友銀行</w:t>
             </w:r>
-          </w:p>
-          <w:p>
-            <w:pPr>
-              <w:spacing w:after="0" w:line="260"/>
-            </w:pPr>
-            <w:r>
-              <w:rPr>
-                <w:snapToGrid w:val="false"/>
-                <w:sz w:val="20"/>
-                <w:szCs w:val="20"/>
-              </w:rPr>
+            <w:r>
+              <w:rPr>
+                <w:snapToGrid w:val="false"/>
+                <w:sz w:val="20"/>
+                <w:szCs w:val="20"/>
+              </w:rPr>
+              <w:br/>
               <w:t xml:space="preserve">三井住友信託銀行</w:t>
             </w:r>
           </w:p>
@@ -4379,7 +4119,7 @@
           </w:tcPr>
           <w:p>
             <w:pPr>
-              <w:spacing w:after="0" w:line="300"/>
+              <w:spacing w:after="0" w:line="280"/>
             </w:pPr>
             <w:r>
               <w:rPr>
@@ -4392,17 +4132,13 @@
               </w:rPr>
               <w:t xml:space="preserve">○</w:t>
             </w:r>
-          </w:p>
-          <w:p>
-            <w:pPr>
-              <w:spacing w:after="0" w:line="260"/>
-            </w:pPr>
-            <w:r>
-              <w:rPr>
-                <w:snapToGrid w:val="false"/>
-                <w:sz w:val="20"/>
-                <w:szCs w:val="20"/>
-              </w:rPr>
+            <w:r>
+              <w:rPr>
+                <w:snapToGrid w:val="false"/>
+                <w:sz w:val="20"/>
+                <w:szCs w:val="20"/>
+              </w:rPr>
+              <w:br/>
               <w:t xml:space="preserve">野村信託銀行 等</w:t>
             </w:r>
           </w:p>
@@ -4450,7 +4186,7 @@
           </w:tcPr>
           <w:p>
             <w:pPr>
-              <w:spacing w:after="0" w:line="300"/>
+              <w:spacing w:after="0" w:line="280"/>
             </w:pPr>
             <w:r>
               <w:rPr>
@@ -4463,11 +4199,6 @@
               </w:rPr>
               <w:t xml:space="preserve">△</w:t>
             </w:r>
-          </w:p>
-          <w:p>
-            <w:pPr>
-              <w:spacing w:after="0" w:line="240"/>
-            </w:pPr>
             <w:r>
               <w:rPr>
                 <w:i/>
@@ -4477,6 +4208,7 @@
                 <w:sz w:val="16"/>
                 <w:szCs w:val="16"/>
               </w:rPr>
+              <w:br/>
               <w:t xml:space="preserve">自己勘定運用が中心で対顧客セールスは限定的</w:t>
             </w:r>
           </w:p>
@@ -4494,7 +4226,7 @@
           </w:tcPr>
           <w:p>
             <w:pPr>
-              <w:spacing w:after="0" w:line="300"/>
+              <w:spacing w:after="0" w:line="280"/>
             </w:pPr>
             <w:r>
               <w:rPr>
@@ -4507,30 +4239,22 @@
               </w:rPr>
               <w:t xml:space="preserve">○</w:t>
             </w:r>
-          </w:p>
-          <w:p>
-            <w:pPr>
-              <w:spacing w:after="0" w:line="260"/>
-            </w:pPr>
-            <w:r>
-              <w:rPr>
-                <w:snapToGrid w:val="false"/>
-                <w:sz w:val="20"/>
-                <w:szCs w:val="20"/>
-              </w:rPr>
+            <w:r>
+              <w:rPr>
+                <w:snapToGrid w:val="false"/>
+                <w:sz w:val="20"/>
+                <w:szCs w:val="20"/>
+              </w:rPr>
+              <w:br/>
               <w:t xml:space="preserve">三井住友銀行</w:t>
             </w:r>
-          </w:p>
-          <w:p>
-            <w:pPr>
-              <w:spacing w:after="0" w:line="260"/>
-            </w:pPr>
-            <w:r>
-              <w:rPr>
-                <w:snapToGrid w:val="false"/>
-                <w:sz w:val="20"/>
-                <w:szCs w:val="20"/>
-              </w:rPr>
+            <w:r>
+              <w:rPr>
+                <w:snapToGrid w:val="false"/>
+                <w:sz w:val="20"/>
+                <w:szCs w:val="20"/>
+              </w:rPr>
+              <w:br/>
               <w:t xml:space="preserve">SMBC日興証券</w:t>
             </w:r>
           </w:p>
@@ -4548,7 +4272,7 @@
           </w:tcPr>
           <w:p>
             <w:pPr>
-              <w:spacing w:after="0" w:line="300"/>
+              <w:spacing w:after="0" w:line="280"/>
             </w:pPr>
             <w:r>
               <w:rPr>
@@ -4606,7 +4330,7 @@
           </w:tcPr>
           <w:p>
             <w:pPr>
-              <w:spacing w:after="0" w:line="300"/>
+              <w:spacing w:after="0" w:line="280"/>
             </w:pPr>
             <w:r>
               <w:rPr>
@@ -4619,24 +4343,15 @@
               </w:rPr>
               <w:t xml:space="preserve">○</w:t>
             </w:r>
-          </w:p>
-          <w:p>
-            <w:pPr>
-              <w:spacing w:after="0" w:line="260"/>
-            </w:pPr>
-            <w:r>
-              <w:rPr>
-                <w:snapToGrid w:val="false"/>
-                <w:sz w:val="20"/>
-                <w:szCs w:val="20"/>
-              </w:rPr>
+            <w:r>
+              <w:rPr>
+                <w:snapToGrid w:val="false"/>
+                <w:sz w:val="20"/>
+                <w:szCs w:val="20"/>
+              </w:rPr>
+              <w:br/>
               <w:t xml:space="preserve">ゆうちょ銀行</w:t>
             </w:r>
-          </w:p>
-          <w:p>
-            <w:pPr>
-              <w:spacing w:after="0" w:line="240"/>
-            </w:pPr>
             <w:r>
               <w:rPr>
                 <w:i/>
@@ -4646,6 +4361,7 @@
                 <w:sz w:val="16"/>
                 <w:szCs w:val="16"/>
               </w:rPr>
+              <w:br/>
               <w:t xml:space="preserve">国債等を中心とした自己運用が主要収益源</w:t>
             </w:r>
           </w:p>
@@ -4663,7 +4379,7 @@
           </w:tcPr>
           <w:p>
             <w:pPr>
-              <w:spacing w:after="0" w:line="300"/>
+              <w:spacing w:after="0" w:line="280"/>
             </w:pPr>
             <w:r>
               <w:rPr>
@@ -4676,30 +4392,22 @@
               </w:rPr>
               <w:t xml:space="preserve">○</w:t>
             </w:r>
-          </w:p>
-          <w:p>
-            <w:pPr>
-              <w:spacing w:after="0" w:line="260"/>
-            </w:pPr>
-            <w:r>
-              <w:rPr>
-                <w:snapToGrid w:val="false"/>
-                <w:sz w:val="20"/>
-                <w:szCs w:val="20"/>
-              </w:rPr>
+            <w:r>
+              <w:rPr>
+                <w:snapToGrid w:val="false"/>
+                <w:sz w:val="20"/>
+                <w:szCs w:val="20"/>
+              </w:rPr>
+              <w:br/>
               <w:t xml:space="preserve">三井住友銀行</w:t>
             </w:r>
-          </w:p>
-          <w:p>
-            <w:pPr>
-              <w:spacing w:after="0" w:line="260"/>
-            </w:pPr>
-            <w:r>
-              <w:rPr>
-                <w:snapToGrid w:val="false"/>
-                <w:sz w:val="20"/>
-                <w:szCs w:val="20"/>
-              </w:rPr>
+            <w:r>
+              <w:rPr>
+                <w:snapToGrid w:val="false"/>
+                <w:sz w:val="20"/>
+                <w:szCs w:val="20"/>
+              </w:rPr>
+              <w:br/>
               <w:t xml:space="preserve">三井住友信託銀行</w:t>
             </w:r>
           </w:p>
@@ -4717,7 +4425,7 @@
           </w:tcPr>
           <w:p>
             <w:pPr>
-              <w:spacing w:after="0" w:line="300"/>
+              <w:spacing w:after="0" w:line="280"/>
             </w:pPr>
             <w:r>
               <w:rPr>
@@ -4730,17 +4438,13 @@
               </w:rPr>
               <w:t xml:space="preserve">○</w:t>
             </w:r>
-          </w:p>
-          <w:p>
-            <w:pPr>
-              <w:spacing w:after="0" w:line="260"/>
-            </w:pPr>
-            <w:r>
-              <w:rPr>
-                <w:snapToGrid w:val="false"/>
-                <w:sz w:val="20"/>
-                <w:szCs w:val="20"/>
-              </w:rPr>
+            <w:r>
+              <w:rPr>
+                <w:snapToGrid w:val="false"/>
+                <w:sz w:val="20"/>
+                <w:szCs w:val="20"/>
+              </w:rPr>
+              <w:br/>
               <w:t xml:space="preserve">農中信託銀行 等</w:t>
             </w:r>
           </w:p>
@@ -4788,7 +4492,7 @@
           </w:tcPr>
           <w:p>
             <w:pPr>
-              <w:spacing w:after="0" w:line="300"/>
+              <w:spacing w:after="0" w:line="280"/>
             </w:pPr>
             <w:r>
               <w:rPr>
@@ -4816,7 +4520,7 @@
           </w:tcPr>
           <w:p>
             <w:pPr>
-              <w:spacing w:after="0" w:line="300"/>
+              <w:spacing w:after="0" w:line="280"/>
             </w:pPr>
             <w:r>
               <w:rPr>
@@ -4829,17 +4533,13 @@
               </w:rPr>
               <w:t xml:space="preserve">○</w:t>
             </w:r>
-          </w:p>
-          <w:p>
-            <w:pPr>
-              <w:spacing w:after="0" w:line="260"/>
-            </w:pPr>
-            <w:r>
-              <w:rPr>
-                <w:snapToGrid w:val="false"/>
-                <w:sz w:val="20"/>
-                <w:szCs w:val="20"/>
-              </w:rPr>
+            <w:r>
+              <w:rPr>
+                <w:snapToGrid w:val="false"/>
+                <w:sz w:val="20"/>
+                <w:szCs w:val="20"/>
+              </w:rPr>
+              <w:br/>
               <w:t xml:space="preserve">三井住友銀行</w:t>
             </w:r>
           </w:p>
@@ -4857,7 +4557,7 @@
           </w:tcPr>
           <w:p>
             <w:pPr>
-              <w:spacing w:after="0" w:line="300"/>
+              <w:spacing w:after="0" w:line="280"/>
             </w:pPr>
             <w:r>
               <w:rPr>

--- a/信吾/銀行研究/添付ファイル/資産運用・アセマネ・マーケット業務比較表.docx
+++ b/信吾/銀行研究/添付ファイル/資産運用・アセマネ・マーケット業務比較表.docx
@@ -196,6 +196,9 @@
         </w:tc>
       </w:tr>
       <w:tr>
+        <w:trPr>
+          <w:cantSplit/>
+        </w:trPr>
         <w:tc>
           <w:tcPr>
             <w:tcW w:type="dxa" w:w="2500"/>
@@ -311,6 +314,9 @@
         </w:tc>
       </w:tr>
       <w:tr>
+        <w:trPr>
+          <w:cantSplit/>
+        </w:trPr>
         <w:tc>
           <w:tcPr>
             <w:tcW w:type="dxa" w:w="2500"/>
@@ -426,6 +432,9 @@
         </w:tc>
       </w:tr>
       <w:tr>
+        <w:trPr>
+          <w:cantSplit/>
+        </w:trPr>
         <w:tc>
           <w:tcPr>
             <w:tcW w:type="dxa" w:w="2500"/>
@@ -541,6 +550,9 @@
         </w:tc>
       </w:tr>
       <w:tr>
+        <w:trPr>
+          <w:cantSplit/>
+        </w:trPr>
         <w:tc>
           <w:tcPr>
             <w:tcW w:type="dxa" w:w="2500"/>
@@ -1074,6 +1086,9 @@
         </w:tc>
       </w:tr>
       <w:tr>
+        <w:trPr>
+          <w:cantSplit/>
+        </w:trPr>
         <w:tc>
           <w:tcPr>
             <w:tcW w:type="dxa" w:w="4450"/>
@@ -1210,279 +1225,6 @@
               </w:rPr>
               <w:br/>
               <w:t xml:space="preserve">りそな銀行</w:t>
-            </w:r>
-          </w:p>
-        </w:tc>
-      </w:tr>
-      <w:tr>
-        <w:tc>
-          <w:tcPr>
-            <w:tcW w:type="dxa" w:w="4450"/>
-            <w:tcMar>
-              <w:top w:type="dxa" w:w="90"/>
-              <w:left w:type="dxa" w:w="110"/>
-              <w:bottom w:type="dxa" w:w="90"/>
-              <w:right w:type="dxa" w:w="110"/>
-            </w:tcMar>
-            <w:vAlign w:val="center"/>
-          </w:tcPr>
-          <w:p>
-            <w:pPr>
-              <w:spacing w:after="0" w:line="260"/>
-              <w:jc w:val="left"/>
-            </w:pPr>
-            <w:r>
-              <w:rPr>
-                <w:b w:val="false"/>
-                <w:bCs w:val="false"/>
-                <w:snapToGrid w:val="false"/>
-                <w:sz w:val="21"/>
-                <w:szCs w:val="21"/>
-              </w:rPr>
-              <w:t xml:space="preserve">2. 投資一任契約に基づく投資顧問業務</w:t>
-            </w:r>
-          </w:p>
-        </w:tc>
-        <w:tc>
-          <w:tcPr>
-            <w:tcW w:type="dxa" w:w="3663"/>
-            <w:tcMar>
-              <w:top w:type="dxa" w:w="90"/>
-              <w:left w:type="dxa" w:w="90"/>
-              <w:bottom w:type="dxa" w:w="90"/>
-              <w:right w:type="dxa" w:w="90"/>
-            </w:tcMar>
-            <w:vAlign w:val="center"/>
-          </w:tcPr>
-          <w:p>
-            <w:pPr>
-              <w:spacing w:after="0" w:line="280"/>
-            </w:pPr>
-            <w:r>
-              <w:rPr>
-                <w:b/>
-                <w:bCs/>
-                <w:snapToGrid w:val="false"/>
-                <w:color w:val="1F6F43"/>
-                <w:sz w:val="26"/>
-                <w:szCs w:val="26"/>
-              </w:rPr>
-              <w:t xml:space="preserve">○</w:t>
-            </w:r>
-            <w:r>
-              <w:rPr>
-                <w:snapToGrid w:val="false"/>
-                <w:sz w:val="20"/>
-                <w:szCs w:val="20"/>
-              </w:rPr>
-              <w:br/>
-              <w:t xml:space="preserve">みずほ信託銀行</w:t>
-            </w:r>
-          </w:p>
-        </w:tc>
-        <w:tc>
-          <w:tcPr>
-            <w:tcW w:type="dxa" w:w="3663"/>
-            <w:tcMar>
-              <w:top w:type="dxa" w:w="90"/>
-              <w:left w:type="dxa" w:w="90"/>
-              <w:bottom w:type="dxa" w:w="90"/>
-              <w:right w:type="dxa" w:w="90"/>
-            </w:tcMar>
-            <w:vAlign w:val="center"/>
-          </w:tcPr>
-          <w:p>
-            <w:pPr>
-              <w:spacing w:after="0" w:line="280"/>
-            </w:pPr>
-            <w:r>
-              <w:rPr>
-                <w:b/>
-                <w:bCs/>
-                <w:snapToGrid w:val="false"/>
-                <w:color w:val="1F6F43"/>
-                <w:sz w:val="26"/>
-                <w:szCs w:val="26"/>
-              </w:rPr>
-              <w:t xml:space="preserve">○</w:t>
-            </w:r>
-            <w:r>
-              <w:rPr>
-                <w:snapToGrid w:val="false"/>
-                <w:sz w:val="20"/>
-                <w:szCs w:val="20"/>
-              </w:rPr>
-              <w:br/>
-              <w:t xml:space="preserve">三菱UFJ信託銀行</w:t>
-            </w:r>
-          </w:p>
-        </w:tc>
-        <w:tc>
-          <w:tcPr>
-            <w:tcW w:type="dxa" w:w="3662"/>
-            <w:tcMar>
-              <w:top w:type="dxa" w:w="90"/>
-              <w:left w:type="dxa" w:w="90"/>
-              <w:bottom w:type="dxa" w:w="90"/>
-              <w:right w:type="dxa" w:w="90"/>
-            </w:tcMar>
-            <w:vAlign w:val="center"/>
-          </w:tcPr>
-          <w:p>
-            <w:pPr>
-              <w:spacing w:after="0" w:line="280"/>
-            </w:pPr>
-            <w:r>
-              <w:rPr>
-                <w:b/>
-                <w:bCs/>
-                <w:snapToGrid w:val="false"/>
-                <w:color w:val="1F6F43"/>
-                <w:sz w:val="26"/>
-                <w:szCs w:val="26"/>
-              </w:rPr>
-              <w:t xml:space="preserve">○</w:t>
-            </w:r>
-            <w:r>
-              <w:rPr>
-                <w:snapToGrid w:val="false"/>
-                <w:sz w:val="20"/>
-                <w:szCs w:val="20"/>
-              </w:rPr>
-              <w:br/>
-              <w:t xml:space="preserve">りそな銀行</w:t>
-            </w:r>
-          </w:p>
-        </w:tc>
-      </w:tr>
-      <w:tr>
-        <w:tc>
-          <w:tcPr>
-            <w:tcW w:type="dxa" w:w="4450"/>
-            <w:tcMar>
-              <w:top w:type="dxa" w:w="90"/>
-              <w:left w:type="dxa" w:w="110"/>
-              <w:bottom w:type="dxa" w:w="90"/>
-              <w:right w:type="dxa" w:w="110"/>
-            </w:tcMar>
-            <w:vAlign w:val="center"/>
-          </w:tcPr>
-          <w:p>
-            <w:pPr>
-              <w:spacing w:after="0" w:line="260"/>
-              <w:jc w:val="left"/>
-            </w:pPr>
-            <w:r>
-              <w:rPr>
-                <w:b w:val="false"/>
-                <w:bCs w:val="false"/>
-                <w:snapToGrid w:val="false"/>
-                <w:sz w:val="21"/>
-                <w:szCs w:val="21"/>
-              </w:rPr>
-              <w:t xml:space="preserve">3. プライベートアセット（未上場株・インフラ・不動産private debt 等）の運用受託</w:t>
-            </w:r>
-          </w:p>
-        </w:tc>
-        <w:tc>
-          <w:tcPr>
-            <w:tcW w:type="dxa" w:w="3663"/>
-            <w:tcMar>
-              <w:top w:type="dxa" w:w="90"/>
-              <w:left w:type="dxa" w:w="90"/>
-              <w:bottom w:type="dxa" w:w="90"/>
-              <w:right w:type="dxa" w:w="90"/>
-            </w:tcMar>
-            <w:vAlign w:val="center"/>
-          </w:tcPr>
-          <w:p>
-            <w:pPr>
-              <w:spacing w:after="0" w:line="280"/>
-            </w:pPr>
-            <w:r>
-              <w:rPr>
-                <w:b/>
-                <w:bCs/>
-                <w:snapToGrid w:val="false"/>
-                <w:color w:val="1F6F43"/>
-                <w:sz w:val="26"/>
-                <w:szCs w:val="26"/>
-              </w:rPr>
-              <w:t xml:space="preserve">○</w:t>
-            </w:r>
-            <w:r>
-              <w:rPr>
-                <w:snapToGrid w:val="false"/>
-                <w:sz w:val="20"/>
-                <w:szCs w:val="20"/>
-              </w:rPr>
-              <w:br/>
-              <w:t xml:space="preserve">みずほ信託銀行</w:t>
-            </w:r>
-          </w:p>
-        </w:tc>
-        <w:tc>
-          <w:tcPr>
-            <w:tcW w:type="dxa" w:w="3663"/>
-            <w:tcMar>
-              <w:top w:type="dxa" w:w="90"/>
-              <w:left w:type="dxa" w:w="90"/>
-              <w:bottom w:type="dxa" w:w="90"/>
-              <w:right w:type="dxa" w:w="90"/>
-            </w:tcMar>
-            <w:vAlign w:val="center"/>
-          </w:tcPr>
-          <w:p>
-            <w:pPr>
-              <w:spacing w:after="0" w:line="280"/>
-            </w:pPr>
-            <w:r>
-              <w:rPr>
-                <w:b/>
-                <w:bCs/>
-                <w:snapToGrid w:val="false"/>
-                <w:color w:val="1F6F43"/>
-                <w:sz w:val="26"/>
-                <w:szCs w:val="26"/>
-              </w:rPr>
-              <w:t xml:space="preserve">○</w:t>
-            </w:r>
-            <w:r>
-              <w:rPr>
-                <w:snapToGrid w:val="false"/>
-                <w:sz w:val="20"/>
-                <w:szCs w:val="20"/>
-              </w:rPr>
-              <w:br/>
-              <w:t xml:space="preserve">三菱UFJ信託銀行</w:t>
-            </w:r>
-          </w:p>
-        </w:tc>
-        <w:tc>
-          <w:tcPr>
-            <w:tcW w:type="dxa" w:w="3662"/>
-            <w:tcMar>
-              <w:top w:type="dxa" w:w="90"/>
-              <w:left w:type="dxa" w:w="90"/>
-              <w:bottom w:type="dxa" w:w="90"/>
-              <w:right w:type="dxa" w:w="90"/>
-            </w:tcMar>
-            <w:vAlign w:val="center"/>
-          </w:tcPr>
-          <w:p>
-            <w:pPr>
-              <w:spacing w:after="0" w:line="280"/>
-            </w:pPr>
-            <w:r>
-              <w:rPr>
-                <w:b/>
-                <w:bCs/>
-                <w:snapToGrid w:val="false"/>
-                <w:color w:val="B36B00"/>
-                <w:sz w:val="26"/>
-                <w:szCs w:val="26"/>
-              </w:rPr>
-              <w:t xml:space="preserve">△</w:t>
             </w:r>
           </w:p>
         </w:tc>
@@ -1493,38 +1235,6 @@
         </w:trPr>
         <w:tc>
           <w:tcPr>
-            <w:tcW w:type="dxa" w:w="15438"/>
-            <w:gridSpan w:val="4"/>
-            <w:shd w:fill="D9E2F3" w:val="clear"/>
-            <w:tcMar>
-              <w:top w:type="dxa" w:w="100"/>
-              <w:left w:type="dxa" w:w="130"/>
-              <w:bottom w:type="dxa" w:w="100"/>
-              <w:right w:type="dxa" w:w="110"/>
-            </w:tcMar>
-          </w:tcPr>
-          <w:p>
-            <w:pPr>
-              <w:spacing w:after="0" w:line="260"/>
-              <w:jc w:val="left"/>
-            </w:pPr>
-            <w:r>
-              <w:rPr>
-                <w:b/>
-                <w:bCs/>
-                <w:snapToGrid w:val="false"/>
-                <w:color w:val="1F3864"/>
-                <w:sz w:val="22"/>
-                <w:szCs w:val="22"/>
-              </w:rPr>
-              <w:t xml:space="preserve">B. アセットマネジメント業務（グループの資産運用会社による運用業務）</w:t>
-            </w:r>
-          </w:p>
-        </w:tc>
-      </w:tr>
-      <w:tr>
-        <w:tc>
-          <w:tcPr>
             <w:tcW w:type="dxa" w:w="4450"/>
             <w:tcMar>
               <w:top w:type="dxa" w:w="90"/>
@@ -1547,7 +1257,7 @@
                 <w:sz w:val="21"/>
                 <w:szCs w:val="21"/>
               </w:rPr>
-              <w:t xml:space="preserve">4. 公募投資信託の設定・運用（委託者）業務</w:t>
+              <w:t xml:space="preserve">2. 投資一任契約に基づく投資顧問業務</w:t>
             </w:r>
           </w:p>
         </w:tc>
@@ -1584,7 +1294,7 @@
                 <w:szCs w:val="20"/>
               </w:rPr>
               <w:br/>
-              <w:t xml:space="preserve">アセットマネジメントOne</w:t>
+              <w:t xml:space="preserve">みずほ信託銀行</w:t>
             </w:r>
           </w:p>
         </w:tc>
@@ -1621,7 +1331,7 @@
                 <w:szCs w:val="20"/>
               </w:rPr>
               <w:br/>
-              <w:t xml:space="preserve">三菱UFJアセットマネジメント</w:t>
+              <w:t xml:space="preserve">三菱UFJ信託銀行</w:t>
             </w:r>
           </w:p>
         </w:tc>
@@ -1658,421 +1368,7 @@
                 <w:szCs w:val="20"/>
               </w:rPr>
               <w:br/>
-              <w:t xml:space="preserve">りそなアセットマネジメント</w:t>
-            </w:r>
-          </w:p>
-        </w:tc>
-      </w:tr>
-      <w:tr>
-        <w:tc>
-          <w:tcPr>
-            <w:tcW w:type="dxa" w:w="4450"/>
-            <w:tcMar>
-              <w:top w:type="dxa" w:w="90"/>
-              <w:left w:type="dxa" w:w="110"/>
-              <w:bottom w:type="dxa" w:w="90"/>
-              <w:right w:type="dxa" w:w="110"/>
-            </w:tcMar>
-            <w:vAlign w:val="center"/>
-          </w:tcPr>
-          <w:p>
-            <w:pPr>
-              <w:spacing w:after="0" w:line="260"/>
-              <w:jc w:val="left"/>
-            </w:pPr>
-            <w:r>
-              <w:rPr>
-                <w:b w:val="false"/>
-                <w:bCs w:val="false"/>
-                <w:snapToGrid w:val="false"/>
-                <w:sz w:val="21"/>
-                <w:szCs w:val="21"/>
-              </w:rPr>
-              <w:t xml:space="preserve">5. 確定拠出年金（DC）向け運用商品の提供</w:t>
-            </w:r>
-          </w:p>
-        </w:tc>
-        <w:tc>
-          <w:tcPr>
-            <w:tcW w:type="dxa" w:w="3663"/>
-            <w:tcMar>
-              <w:top w:type="dxa" w:w="90"/>
-              <w:left w:type="dxa" w:w="90"/>
-              <w:bottom w:type="dxa" w:w="90"/>
-              <w:right w:type="dxa" w:w="90"/>
-            </w:tcMar>
-            <w:vAlign w:val="center"/>
-          </w:tcPr>
-          <w:p>
-            <w:pPr>
-              <w:spacing w:after="0" w:line="280"/>
-            </w:pPr>
-            <w:r>
-              <w:rPr>
-                <w:b/>
-                <w:bCs/>
-                <w:snapToGrid w:val="false"/>
-                <w:color w:val="1F6F43"/>
-                <w:sz w:val="26"/>
-                <w:szCs w:val="26"/>
-              </w:rPr>
-              <w:t xml:space="preserve">○</w:t>
-            </w:r>
-            <w:r>
-              <w:rPr>
-                <w:snapToGrid w:val="false"/>
-                <w:sz w:val="20"/>
-                <w:szCs w:val="20"/>
-              </w:rPr>
-              <w:br/>
-              <w:t xml:space="preserve">アセットマネジメントOne</w:t>
-            </w:r>
-          </w:p>
-        </w:tc>
-        <w:tc>
-          <w:tcPr>
-            <w:tcW w:type="dxa" w:w="3663"/>
-            <w:tcMar>
-              <w:top w:type="dxa" w:w="90"/>
-              <w:left w:type="dxa" w:w="90"/>
-              <w:bottom w:type="dxa" w:w="90"/>
-              <w:right w:type="dxa" w:w="90"/>
-            </w:tcMar>
-            <w:vAlign w:val="center"/>
-          </w:tcPr>
-          <w:p>
-            <w:pPr>
-              <w:spacing w:after="0" w:line="280"/>
-            </w:pPr>
-            <w:r>
-              <w:rPr>
-                <w:b/>
-                <w:bCs/>
-                <w:snapToGrid w:val="false"/>
-                <w:color w:val="1F6F43"/>
-                <w:sz w:val="26"/>
-                <w:szCs w:val="26"/>
-              </w:rPr>
-              <w:t xml:space="preserve">○</w:t>
-            </w:r>
-            <w:r>
-              <w:rPr>
-                <w:snapToGrid w:val="false"/>
-                <w:sz w:val="20"/>
-                <w:szCs w:val="20"/>
-              </w:rPr>
-              <w:br/>
-              <w:t xml:space="preserve">三菱UFJアセットマネジメント</w:t>
-            </w:r>
-          </w:p>
-        </w:tc>
-        <w:tc>
-          <w:tcPr>
-            <w:tcW w:type="dxa" w:w="3662"/>
-            <w:tcMar>
-              <w:top w:type="dxa" w:w="90"/>
-              <w:left w:type="dxa" w:w="90"/>
-              <w:bottom w:type="dxa" w:w="90"/>
-              <w:right w:type="dxa" w:w="90"/>
-            </w:tcMar>
-            <w:vAlign w:val="center"/>
-          </w:tcPr>
-          <w:p>
-            <w:pPr>
-              <w:spacing w:after="0" w:line="280"/>
-            </w:pPr>
-            <w:r>
-              <w:rPr>
-                <w:b/>
-                <w:bCs/>
-                <w:snapToGrid w:val="false"/>
-                <w:color w:val="1F6F43"/>
-                <w:sz w:val="26"/>
-                <w:szCs w:val="26"/>
-              </w:rPr>
-              <w:t xml:space="preserve">○</w:t>
-            </w:r>
-            <w:r>
-              <w:rPr>
-                <w:snapToGrid w:val="false"/>
-                <w:sz w:val="20"/>
-                <w:szCs w:val="20"/>
-              </w:rPr>
-              <w:br/>
-              <w:t xml:space="preserve">りそなアセットマネジメント</w:t>
-            </w:r>
-          </w:p>
-        </w:tc>
-      </w:tr>
-      <w:tr>
-        <w:tc>
-          <w:tcPr>
-            <w:tcW w:type="dxa" w:w="4450"/>
-            <w:tcMar>
-              <w:top w:type="dxa" w:w="90"/>
-              <w:left w:type="dxa" w:w="110"/>
-              <w:bottom w:type="dxa" w:w="90"/>
-              <w:right w:type="dxa" w:w="110"/>
-            </w:tcMar>
-            <w:vAlign w:val="center"/>
-          </w:tcPr>
-          <w:p>
-            <w:pPr>
-              <w:spacing w:after="0" w:line="260"/>
-              <w:jc w:val="left"/>
-            </w:pPr>
-            <w:r>
-              <w:rPr>
-                <w:b w:val="false"/>
-                <w:bCs w:val="false"/>
-                <w:snapToGrid w:val="false"/>
-                <w:sz w:val="21"/>
-                <w:szCs w:val="21"/>
-              </w:rPr>
-              <w:t xml:space="preserve">6. 機関投資家向け（年金基金・GPIF 等）運用受託業務</w:t>
-            </w:r>
-          </w:p>
-        </w:tc>
-        <w:tc>
-          <w:tcPr>
-            <w:tcW w:type="dxa" w:w="3663"/>
-            <w:tcMar>
-              <w:top w:type="dxa" w:w="90"/>
-              <w:left w:type="dxa" w:w="90"/>
-              <w:bottom w:type="dxa" w:w="90"/>
-              <w:right w:type="dxa" w:w="90"/>
-            </w:tcMar>
-            <w:vAlign w:val="center"/>
-          </w:tcPr>
-          <w:p>
-            <w:pPr>
-              <w:spacing w:after="0" w:line="280"/>
-            </w:pPr>
-            <w:r>
-              <w:rPr>
-                <w:b/>
-                <w:bCs/>
-                <w:snapToGrid w:val="false"/>
-                <w:color w:val="1F6F43"/>
-                <w:sz w:val="26"/>
-                <w:szCs w:val="26"/>
-              </w:rPr>
-              <w:t xml:space="preserve">○</w:t>
-            </w:r>
-            <w:r>
-              <w:rPr>
-                <w:snapToGrid w:val="false"/>
-                <w:sz w:val="20"/>
-                <w:szCs w:val="20"/>
-              </w:rPr>
-              <w:br/>
-              <w:t xml:space="preserve">アセットマネジメントOne</w:t>
-            </w:r>
-          </w:p>
-        </w:tc>
-        <w:tc>
-          <w:tcPr>
-            <w:tcW w:type="dxa" w:w="3663"/>
-            <w:tcMar>
-              <w:top w:type="dxa" w:w="90"/>
-              <w:left w:type="dxa" w:w="90"/>
-              <w:bottom w:type="dxa" w:w="90"/>
-              <w:right w:type="dxa" w:w="90"/>
-            </w:tcMar>
-            <w:vAlign w:val="center"/>
-          </w:tcPr>
-          <w:p>
-            <w:pPr>
-              <w:spacing w:after="0" w:line="280"/>
-            </w:pPr>
-            <w:r>
-              <w:rPr>
-                <w:b/>
-                <w:bCs/>
-                <w:snapToGrid w:val="false"/>
-                <w:color w:val="1F6F43"/>
-                <w:sz w:val="26"/>
-                <w:szCs w:val="26"/>
-              </w:rPr>
-              <w:t xml:space="preserve">○</w:t>
-            </w:r>
-            <w:r>
-              <w:rPr>
-                <w:snapToGrid w:val="false"/>
-                <w:sz w:val="20"/>
-                <w:szCs w:val="20"/>
-              </w:rPr>
-              <w:br/>
-              <w:t xml:space="preserve">三菱UFJアセットマネジメント</w:t>
-            </w:r>
-          </w:p>
-        </w:tc>
-        <w:tc>
-          <w:tcPr>
-            <w:tcW w:type="dxa" w:w="3662"/>
-            <w:tcMar>
-              <w:top w:type="dxa" w:w="90"/>
-              <w:left w:type="dxa" w:w="90"/>
-              <w:bottom w:type="dxa" w:w="90"/>
-              <w:right w:type="dxa" w:w="90"/>
-            </w:tcMar>
-            <w:vAlign w:val="center"/>
-          </w:tcPr>
-          <w:p>
-            <w:pPr>
-              <w:spacing w:after="0" w:line="280"/>
-            </w:pPr>
-            <w:r>
-              <w:rPr>
-                <w:b/>
-                <w:bCs/>
-                <w:snapToGrid w:val="false"/>
-                <w:color w:val="1F6F43"/>
-                <w:sz w:val="26"/>
-                <w:szCs w:val="26"/>
-              </w:rPr>
-              <w:t xml:space="preserve">○</w:t>
-            </w:r>
-            <w:r>
-              <w:rPr>
-                <w:snapToGrid w:val="false"/>
-                <w:sz w:val="20"/>
-                <w:szCs w:val="20"/>
-              </w:rPr>
-              <w:br/>
-              <w:t xml:space="preserve">りそなアセットマネジメント</w:t>
-            </w:r>
-          </w:p>
-        </w:tc>
-      </w:tr>
-      <w:tr>
-        <w:tc>
-          <w:tcPr>
-            <w:tcW w:type="dxa" w:w="4450"/>
-            <w:tcMar>
-              <w:top w:type="dxa" w:w="90"/>
-              <w:left w:type="dxa" w:w="110"/>
-              <w:bottom w:type="dxa" w:w="90"/>
-              <w:right w:type="dxa" w:w="110"/>
-            </w:tcMar>
-            <w:vAlign w:val="center"/>
-          </w:tcPr>
-          <w:p>
-            <w:pPr>
-              <w:spacing w:after="0" w:line="260"/>
-              <w:jc w:val="left"/>
-            </w:pPr>
-            <w:r>
-              <w:rPr>
-                <w:b w:val="false"/>
-                <w:bCs w:val="false"/>
-                <w:snapToGrid w:val="false"/>
-                <w:sz w:val="21"/>
-                <w:szCs w:val="21"/>
-              </w:rPr>
-              <w:t xml:space="preserve">7. オルタナティブ投資運用（PE・不動産ファンド・ヘッジファンド 等）</w:t>
-            </w:r>
-          </w:p>
-        </w:tc>
-        <w:tc>
-          <w:tcPr>
-            <w:tcW w:type="dxa" w:w="3663"/>
-            <w:tcMar>
-              <w:top w:type="dxa" w:w="90"/>
-              <w:left w:type="dxa" w:w="90"/>
-              <w:bottom w:type="dxa" w:w="90"/>
-              <w:right w:type="dxa" w:w="90"/>
-            </w:tcMar>
-            <w:vAlign w:val="center"/>
-          </w:tcPr>
-          <w:p>
-            <w:pPr>
-              <w:spacing w:after="0" w:line="280"/>
-            </w:pPr>
-            <w:r>
-              <w:rPr>
-                <w:b/>
-                <w:bCs/>
-                <w:snapToGrid w:val="false"/>
-                <w:color w:val="1F6F43"/>
-                <w:sz w:val="26"/>
-                <w:szCs w:val="26"/>
-              </w:rPr>
-              <w:t xml:space="preserve">○</w:t>
-            </w:r>
-            <w:r>
-              <w:rPr>
-                <w:snapToGrid w:val="false"/>
-                <w:sz w:val="20"/>
-                <w:szCs w:val="20"/>
-              </w:rPr>
-              <w:br/>
-              <w:t xml:space="preserve">アセットマネジメントOne 等</w:t>
-            </w:r>
-          </w:p>
-        </w:tc>
-        <w:tc>
-          <w:tcPr>
-            <w:tcW w:type="dxa" w:w="3663"/>
-            <w:tcMar>
-              <w:top w:type="dxa" w:w="90"/>
-              <w:left w:type="dxa" w:w="90"/>
-              <w:bottom w:type="dxa" w:w="90"/>
-              <w:right w:type="dxa" w:w="90"/>
-            </w:tcMar>
-            <w:vAlign w:val="center"/>
-          </w:tcPr>
-          <w:p>
-            <w:pPr>
-              <w:spacing w:after="0" w:line="280"/>
-            </w:pPr>
-            <w:r>
-              <w:rPr>
-                <w:b/>
-                <w:bCs/>
-                <w:snapToGrid w:val="false"/>
-                <w:color w:val="1F6F43"/>
-                <w:sz w:val="26"/>
-                <w:szCs w:val="26"/>
-              </w:rPr>
-              <w:t xml:space="preserve">○</w:t>
-            </w:r>
-            <w:r>
-              <w:rPr>
-                <w:snapToGrid w:val="false"/>
-                <w:sz w:val="20"/>
-                <w:szCs w:val="20"/>
-              </w:rPr>
-              <w:br/>
-              <w:t xml:space="preserve">三菱UFJアセットマネジメント 等</w:t>
-            </w:r>
-          </w:p>
-        </w:tc>
-        <w:tc>
-          <w:tcPr>
-            <w:tcW w:type="dxa" w:w="3662"/>
-            <w:tcMar>
-              <w:top w:type="dxa" w:w="90"/>
-              <w:left w:type="dxa" w:w="90"/>
-              <w:bottom w:type="dxa" w:w="90"/>
-              <w:right w:type="dxa" w:w="90"/>
-            </w:tcMar>
-            <w:vAlign w:val="center"/>
-          </w:tcPr>
-          <w:p>
-            <w:pPr>
-              <w:spacing w:after="0" w:line="280"/>
-            </w:pPr>
-            <w:r>
-              <w:rPr>
-                <w:b/>
-                <w:bCs/>
-                <w:snapToGrid w:val="false"/>
-                <w:color w:val="B36B00"/>
-                <w:sz w:val="26"/>
-                <w:szCs w:val="26"/>
-              </w:rPr>
-              <w:t xml:space="preserve">△</w:t>
+              <w:t xml:space="preserve">りそな銀行</w:t>
             </w:r>
           </w:p>
         </w:tc>
@@ -2083,6 +1379,141 @@
         </w:trPr>
         <w:tc>
           <w:tcPr>
+            <w:tcW w:type="dxa" w:w="4450"/>
+            <w:tcMar>
+              <w:top w:type="dxa" w:w="90"/>
+              <w:left w:type="dxa" w:w="110"/>
+              <w:bottom w:type="dxa" w:w="90"/>
+              <w:right w:type="dxa" w:w="110"/>
+            </w:tcMar>
+            <w:vAlign w:val="center"/>
+          </w:tcPr>
+          <w:p>
+            <w:pPr>
+              <w:spacing w:after="0" w:line="260"/>
+              <w:jc w:val="left"/>
+            </w:pPr>
+            <w:r>
+              <w:rPr>
+                <w:b w:val="false"/>
+                <w:bCs w:val="false"/>
+                <w:snapToGrid w:val="false"/>
+                <w:sz w:val="21"/>
+                <w:szCs w:val="21"/>
+              </w:rPr>
+              <w:t xml:space="preserve">3. プライベートアセット（未上場株・インフラ・不動産private debt 等）の運用受託</w:t>
+            </w:r>
+          </w:p>
+        </w:tc>
+        <w:tc>
+          <w:tcPr>
+            <w:tcW w:type="dxa" w:w="3663"/>
+            <w:tcMar>
+              <w:top w:type="dxa" w:w="90"/>
+              <w:left w:type="dxa" w:w="90"/>
+              <w:bottom w:type="dxa" w:w="90"/>
+              <w:right w:type="dxa" w:w="90"/>
+            </w:tcMar>
+            <w:vAlign w:val="center"/>
+          </w:tcPr>
+          <w:p>
+            <w:pPr>
+              <w:spacing w:after="0" w:line="280"/>
+            </w:pPr>
+            <w:r>
+              <w:rPr>
+                <w:b/>
+                <w:bCs/>
+                <w:snapToGrid w:val="false"/>
+                <w:color w:val="1F6F43"/>
+                <w:sz w:val="26"/>
+                <w:szCs w:val="26"/>
+              </w:rPr>
+              <w:t xml:space="preserve">○</w:t>
+            </w:r>
+            <w:r>
+              <w:rPr>
+                <w:snapToGrid w:val="false"/>
+                <w:sz w:val="20"/>
+                <w:szCs w:val="20"/>
+              </w:rPr>
+              <w:br/>
+              <w:t xml:space="preserve">みずほ信託銀行</w:t>
+            </w:r>
+          </w:p>
+        </w:tc>
+        <w:tc>
+          <w:tcPr>
+            <w:tcW w:type="dxa" w:w="3663"/>
+            <w:tcMar>
+              <w:top w:type="dxa" w:w="90"/>
+              <w:left w:type="dxa" w:w="90"/>
+              <w:bottom w:type="dxa" w:w="90"/>
+              <w:right w:type="dxa" w:w="90"/>
+            </w:tcMar>
+            <w:vAlign w:val="center"/>
+          </w:tcPr>
+          <w:p>
+            <w:pPr>
+              <w:spacing w:after="0" w:line="280"/>
+            </w:pPr>
+            <w:r>
+              <w:rPr>
+                <w:b/>
+                <w:bCs/>
+                <w:snapToGrid w:val="false"/>
+                <w:color w:val="1F6F43"/>
+                <w:sz w:val="26"/>
+                <w:szCs w:val="26"/>
+              </w:rPr>
+              <w:t xml:space="preserve">○</w:t>
+            </w:r>
+            <w:r>
+              <w:rPr>
+                <w:snapToGrid w:val="false"/>
+                <w:sz w:val="20"/>
+                <w:szCs w:val="20"/>
+              </w:rPr>
+              <w:br/>
+              <w:t xml:space="preserve">三菱UFJ信託銀行</w:t>
+            </w:r>
+          </w:p>
+        </w:tc>
+        <w:tc>
+          <w:tcPr>
+            <w:tcW w:type="dxa" w:w="3662"/>
+            <w:tcMar>
+              <w:top w:type="dxa" w:w="90"/>
+              <w:left w:type="dxa" w:w="90"/>
+              <w:bottom w:type="dxa" w:w="90"/>
+              <w:right w:type="dxa" w:w="90"/>
+            </w:tcMar>
+            <w:vAlign w:val="center"/>
+          </w:tcPr>
+          <w:p>
+            <w:pPr>
+              <w:spacing w:after="0" w:line="280"/>
+            </w:pPr>
+            <w:r>
+              <w:rPr>
+                <w:b/>
+                <w:bCs/>
+                <w:snapToGrid w:val="false"/>
+                <w:color w:val="B36B00"/>
+                <w:sz w:val="26"/>
+                <w:szCs w:val="26"/>
+              </w:rPr>
+              <w:t xml:space="preserve">△</w:t>
+            </w:r>
+          </w:p>
+        </w:tc>
+      </w:tr>
+      <w:tr>
+        <w:trPr>
+          <w:cantSplit/>
+        </w:trPr>
+        <w:tc>
+          <w:tcPr>
             <w:tcW w:type="dxa" w:w="15438"/>
             <w:gridSpan w:val="4"/>
             <w:shd w:fill="D9E2F3" w:val="clear"/>
@@ -2107,12 +1538,15 @@
                 <w:sz w:val="22"/>
                 <w:szCs w:val="22"/>
               </w:rPr>
-              <w:t xml:space="preserve">C. マーケット業務（市場部門・トレーディング・ALM）</w:t>
+              <w:t xml:space="preserve">B. アセットマネジメント業務（グループの資産運用会社による運用業務）</w:t>
             </w:r>
           </w:p>
         </w:tc>
       </w:tr>
       <w:tr>
+        <w:trPr>
+          <w:cantSplit/>
+        </w:trPr>
         <w:tc>
           <w:tcPr>
             <w:tcW w:type="dxa" w:w="4450"/>
@@ -2137,7 +1571,7 @@
                 <w:sz w:val="21"/>
                 <w:szCs w:val="21"/>
               </w:rPr>
-              <w:t xml:space="preserve">8. 資金繰り・ALM業務（円貨・外貨の調達・運用管理）</w:t>
+              <w:t xml:space="preserve">4. 公募投資信託の設定・運用（委託者）業務</w:t>
             </w:r>
           </w:p>
         </w:tc>
@@ -2174,16 +1608,7 @@
                 <w:szCs w:val="20"/>
               </w:rPr>
               <w:br/>
-              <w:t xml:space="preserve">みずほ銀行</w:t>
-            </w:r>
-            <w:r>
-              <w:rPr>
-                <w:snapToGrid w:val="false"/>
-                <w:sz w:val="20"/>
-                <w:szCs w:val="20"/>
-              </w:rPr>
-              <w:br/>
-              <w:t xml:space="preserve">みずほ信託銀行</w:t>
+              <w:t xml:space="preserve">アセットマネジメントOne</w:t>
             </w:r>
           </w:p>
         </w:tc>
@@ -2220,16 +1645,7 @@
                 <w:szCs w:val="20"/>
               </w:rPr>
               <w:br/>
-              <w:t xml:space="preserve">三菱UFJ銀行</w:t>
-            </w:r>
-            <w:r>
-              <w:rPr>
-                <w:snapToGrid w:val="false"/>
-                <w:sz w:val="20"/>
-                <w:szCs w:val="20"/>
-              </w:rPr>
-              <w:br/>
-              <w:t xml:space="preserve">三菱UFJ信託銀行</w:t>
+              <w:t xml:space="preserve">三菱UFJアセットマネジメント</w:t>
             </w:r>
           </w:p>
         </w:tc>
@@ -2266,21 +1682,15 @@
                 <w:szCs w:val="20"/>
               </w:rPr>
               <w:br/>
-              <w:t xml:space="preserve">りそな銀行</w:t>
-            </w:r>
-            <w:r>
-              <w:rPr>
-                <w:snapToGrid w:val="false"/>
-                <w:sz w:val="20"/>
-                <w:szCs w:val="20"/>
-              </w:rPr>
-              <w:br/>
-              <w:t xml:space="preserve">埼玉りそな銀行</w:t>
+              <w:t xml:space="preserve">りそなアセットマネジメント</w:t>
             </w:r>
           </w:p>
         </w:tc>
       </w:tr>
       <w:tr>
+        <w:trPr>
+          <w:cantSplit/>
+        </w:trPr>
         <w:tc>
           <w:tcPr>
             <w:tcW w:type="dxa" w:w="4450"/>
@@ -2305,7 +1715,7 @@
                 <w:sz w:val="21"/>
                 <w:szCs w:val="21"/>
               </w:rPr>
-              <w:t xml:space="preserve">9. 債券・為替・デリバティブのセールス＆トレーディング業務</w:t>
+              <w:t xml:space="preserve">5. 確定拠出年金（DC）向け運用商品の提供</w:t>
             </w:r>
           </w:p>
         </w:tc>
@@ -2342,16 +1752,7 @@
                 <w:szCs w:val="20"/>
               </w:rPr>
               <w:br/>
-              <w:t xml:space="preserve">みずほ銀行</w:t>
-            </w:r>
-            <w:r>
-              <w:rPr>
-                <w:snapToGrid w:val="false"/>
-                <w:sz w:val="20"/>
-                <w:szCs w:val="20"/>
-              </w:rPr>
-              <w:br/>
-              <w:t xml:space="preserve">みずほ証券</w:t>
+              <w:t xml:space="preserve">アセットマネジメントOne</w:t>
             </w:r>
           </w:p>
         </w:tc>
@@ -2388,16 +1789,7 @@
                 <w:szCs w:val="20"/>
               </w:rPr>
               <w:br/>
-              <w:t xml:space="preserve">三菱UFJ銀行</w:t>
-            </w:r>
-            <w:r>
-              <w:rPr>
-                <w:snapToGrid w:val="false"/>
-                <w:sz w:val="20"/>
-                <w:szCs w:val="20"/>
-              </w:rPr>
-              <w:br/>
-              <w:t xml:space="preserve">三菱UFJモルガン・スタンレー証券</w:t>
+              <w:t xml:space="preserve">三菱UFJアセットマネジメント</w:t>
             </w:r>
           </w:p>
         </w:tc>
@@ -2434,12 +1826,15 @@
                 <w:szCs w:val="20"/>
               </w:rPr>
               <w:br/>
-              <w:t xml:space="preserve">りそな銀行</w:t>
+              <w:t xml:space="preserve">りそなアセットマネジメント</w:t>
             </w:r>
           </w:p>
         </w:tc>
       </w:tr>
       <w:tr>
+        <w:trPr>
+          <w:cantSplit/>
+        </w:trPr>
         <w:tc>
           <w:tcPr>
             <w:tcW w:type="dxa" w:w="4450"/>
@@ -2464,7 +1859,7 @@
                 <w:sz w:val="21"/>
                 <w:szCs w:val="21"/>
               </w:rPr>
-              <w:t xml:space="preserve">10. 有価証券への自己勘定投資業務</w:t>
+              <w:t xml:space="preserve">6. 機関投資家向け（年金基金・GPIF 等）運用受託業務</w:t>
             </w:r>
           </w:p>
         </w:tc>
@@ -2501,16 +1896,7 @@
                 <w:szCs w:val="20"/>
               </w:rPr>
               <w:br/>
-              <w:t xml:space="preserve">みずほ銀行</w:t>
-            </w:r>
-            <w:r>
-              <w:rPr>
-                <w:snapToGrid w:val="false"/>
-                <w:sz w:val="20"/>
-                <w:szCs w:val="20"/>
-              </w:rPr>
-              <w:br/>
-              <w:t xml:space="preserve">みずほ信託銀行</w:t>
+              <w:t xml:space="preserve">アセットマネジメントOne</w:t>
             </w:r>
           </w:p>
         </w:tc>
@@ -2547,16 +1933,7 @@
                 <w:szCs w:val="20"/>
               </w:rPr>
               <w:br/>
-              <w:t xml:space="preserve">三菱UFJ銀行</w:t>
-            </w:r>
-            <w:r>
-              <w:rPr>
-                <w:snapToGrid w:val="false"/>
-                <w:sz w:val="20"/>
-                <w:szCs w:val="20"/>
-              </w:rPr>
-              <w:br/>
-              <w:t xml:space="preserve">三菱UFJ信託銀行</w:t>
+              <w:t xml:space="preserve">三菱UFJアセットマネジメント</w:t>
             </w:r>
           </w:p>
         </w:tc>
@@ -2593,12 +1970,680 @@
                 <w:szCs w:val="20"/>
               </w:rPr>
               <w:br/>
-              <w:t xml:space="preserve">りそな銀行</w:t>
+              <w:t xml:space="preserve">りそなアセットマネジメント</w:t>
             </w:r>
           </w:p>
         </w:tc>
       </w:tr>
       <w:tr>
+        <w:trPr>
+          <w:cantSplit/>
+        </w:trPr>
+        <w:tc>
+          <w:tcPr>
+            <w:tcW w:type="dxa" w:w="4450"/>
+            <w:tcMar>
+              <w:top w:type="dxa" w:w="90"/>
+              <w:left w:type="dxa" w:w="110"/>
+              <w:bottom w:type="dxa" w:w="90"/>
+              <w:right w:type="dxa" w:w="110"/>
+            </w:tcMar>
+            <w:vAlign w:val="center"/>
+          </w:tcPr>
+          <w:p>
+            <w:pPr>
+              <w:spacing w:after="0" w:line="260"/>
+              <w:jc w:val="left"/>
+            </w:pPr>
+            <w:r>
+              <w:rPr>
+                <w:b w:val="false"/>
+                <w:bCs w:val="false"/>
+                <w:snapToGrid w:val="false"/>
+                <w:sz w:val="21"/>
+                <w:szCs w:val="21"/>
+              </w:rPr>
+              <w:t xml:space="preserve">7. オルタナティブ投資運用（PE・不動産ファンド・ヘッジファンド 等）</w:t>
+            </w:r>
+          </w:p>
+        </w:tc>
+        <w:tc>
+          <w:tcPr>
+            <w:tcW w:type="dxa" w:w="3663"/>
+            <w:tcMar>
+              <w:top w:type="dxa" w:w="90"/>
+              <w:left w:type="dxa" w:w="90"/>
+              <w:bottom w:type="dxa" w:w="90"/>
+              <w:right w:type="dxa" w:w="90"/>
+            </w:tcMar>
+            <w:vAlign w:val="center"/>
+          </w:tcPr>
+          <w:p>
+            <w:pPr>
+              <w:spacing w:after="0" w:line="280"/>
+            </w:pPr>
+            <w:r>
+              <w:rPr>
+                <w:b/>
+                <w:bCs/>
+                <w:snapToGrid w:val="false"/>
+                <w:color w:val="1F6F43"/>
+                <w:sz w:val="26"/>
+                <w:szCs w:val="26"/>
+              </w:rPr>
+              <w:t xml:space="preserve">○</w:t>
+            </w:r>
+            <w:r>
+              <w:rPr>
+                <w:snapToGrid w:val="false"/>
+                <w:sz w:val="20"/>
+                <w:szCs w:val="20"/>
+              </w:rPr>
+              <w:br/>
+              <w:t xml:space="preserve">アセットマネジメントOne 等</w:t>
+            </w:r>
+          </w:p>
+        </w:tc>
+        <w:tc>
+          <w:tcPr>
+            <w:tcW w:type="dxa" w:w="3663"/>
+            <w:tcMar>
+              <w:top w:type="dxa" w:w="90"/>
+              <w:left w:type="dxa" w:w="90"/>
+              <w:bottom w:type="dxa" w:w="90"/>
+              <w:right w:type="dxa" w:w="90"/>
+            </w:tcMar>
+            <w:vAlign w:val="center"/>
+          </w:tcPr>
+          <w:p>
+            <w:pPr>
+              <w:spacing w:after="0" w:line="280"/>
+            </w:pPr>
+            <w:r>
+              <w:rPr>
+                <w:b/>
+                <w:bCs/>
+                <w:snapToGrid w:val="false"/>
+                <w:color w:val="1F6F43"/>
+                <w:sz w:val="26"/>
+                <w:szCs w:val="26"/>
+              </w:rPr>
+              <w:t xml:space="preserve">○</w:t>
+            </w:r>
+            <w:r>
+              <w:rPr>
+                <w:snapToGrid w:val="false"/>
+                <w:sz w:val="20"/>
+                <w:szCs w:val="20"/>
+              </w:rPr>
+              <w:br/>
+              <w:t xml:space="preserve">三菱UFJアセットマネジメント 等</w:t>
+            </w:r>
+          </w:p>
+        </w:tc>
+        <w:tc>
+          <w:tcPr>
+            <w:tcW w:type="dxa" w:w="3662"/>
+            <w:tcMar>
+              <w:top w:type="dxa" w:w="90"/>
+              <w:left w:type="dxa" w:w="90"/>
+              <w:bottom w:type="dxa" w:w="90"/>
+              <w:right w:type="dxa" w:w="90"/>
+            </w:tcMar>
+            <w:vAlign w:val="center"/>
+          </w:tcPr>
+          <w:p>
+            <w:pPr>
+              <w:spacing w:after="0" w:line="280"/>
+            </w:pPr>
+            <w:r>
+              <w:rPr>
+                <w:b/>
+                <w:bCs/>
+                <w:snapToGrid w:val="false"/>
+                <w:color w:val="B36B00"/>
+                <w:sz w:val="26"/>
+                <w:szCs w:val="26"/>
+              </w:rPr>
+              <w:t xml:space="preserve">△</w:t>
+            </w:r>
+          </w:p>
+        </w:tc>
+      </w:tr>
+      <w:tr>
+        <w:trPr>
+          <w:cantSplit/>
+        </w:trPr>
+        <w:tc>
+          <w:tcPr>
+            <w:tcW w:type="dxa" w:w="15438"/>
+            <w:gridSpan w:val="4"/>
+            <w:shd w:fill="D9E2F3" w:val="clear"/>
+            <w:tcMar>
+              <w:top w:type="dxa" w:w="100"/>
+              <w:left w:type="dxa" w:w="130"/>
+              <w:bottom w:type="dxa" w:w="100"/>
+              <w:right w:type="dxa" w:w="110"/>
+            </w:tcMar>
+          </w:tcPr>
+          <w:p>
+            <w:pPr>
+              <w:spacing w:after="0" w:line="260"/>
+              <w:jc w:val="left"/>
+            </w:pPr>
+            <w:r>
+              <w:rPr>
+                <w:b/>
+                <w:bCs/>
+                <w:snapToGrid w:val="false"/>
+                <w:color w:val="1F3864"/>
+                <w:sz w:val="22"/>
+                <w:szCs w:val="22"/>
+              </w:rPr>
+              <w:t xml:space="preserve">C. マーケット業務（市場部門・トレーディング・ALM）</w:t>
+            </w:r>
+          </w:p>
+        </w:tc>
+      </w:tr>
+      <w:tr>
+        <w:trPr>
+          <w:cantSplit/>
+        </w:trPr>
+        <w:tc>
+          <w:tcPr>
+            <w:tcW w:type="dxa" w:w="4450"/>
+            <w:tcMar>
+              <w:top w:type="dxa" w:w="90"/>
+              <w:left w:type="dxa" w:w="110"/>
+              <w:bottom w:type="dxa" w:w="90"/>
+              <w:right w:type="dxa" w:w="110"/>
+            </w:tcMar>
+            <w:vAlign w:val="center"/>
+          </w:tcPr>
+          <w:p>
+            <w:pPr>
+              <w:spacing w:after="0" w:line="260"/>
+              <w:jc w:val="left"/>
+            </w:pPr>
+            <w:r>
+              <w:rPr>
+                <w:b w:val="false"/>
+                <w:bCs w:val="false"/>
+                <w:snapToGrid w:val="false"/>
+                <w:sz w:val="21"/>
+                <w:szCs w:val="21"/>
+              </w:rPr>
+              <w:t xml:space="preserve">8. 資金繰り・ALM業務（円貨・外貨の調達・運用管理）</w:t>
+            </w:r>
+          </w:p>
+        </w:tc>
+        <w:tc>
+          <w:tcPr>
+            <w:tcW w:type="dxa" w:w="3663"/>
+            <w:tcMar>
+              <w:top w:type="dxa" w:w="90"/>
+              <w:left w:type="dxa" w:w="90"/>
+              <w:bottom w:type="dxa" w:w="90"/>
+              <w:right w:type="dxa" w:w="90"/>
+            </w:tcMar>
+            <w:vAlign w:val="center"/>
+          </w:tcPr>
+          <w:p>
+            <w:pPr>
+              <w:spacing w:after="0" w:line="280"/>
+            </w:pPr>
+            <w:r>
+              <w:rPr>
+                <w:b/>
+                <w:bCs/>
+                <w:snapToGrid w:val="false"/>
+                <w:color w:val="1F6F43"/>
+                <w:sz w:val="26"/>
+                <w:szCs w:val="26"/>
+              </w:rPr>
+              <w:t xml:space="preserve">○</w:t>
+            </w:r>
+            <w:r>
+              <w:rPr>
+                <w:snapToGrid w:val="false"/>
+                <w:sz w:val="20"/>
+                <w:szCs w:val="20"/>
+              </w:rPr>
+              <w:br/>
+              <w:t xml:space="preserve">みずほ銀行</w:t>
+            </w:r>
+            <w:r>
+              <w:rPr>
+                <w:snapToGrid w:val="false"/>
+                <w:sz w:val="20"/>
+                <w:szCs w:val="20"/>
+              </w:rPr>
+              <w:br/>
+              <w:t xml:space="preserve">みずほ信託銀行</w:t>
+            </w:r>
+          </w:p>
+        </w:tc>
+        <w:tc>
+          <w:tcPr>
+            <w:tcW w:type="dxa" w:w="3663"/>
+            <w:tcMar>
+              <w:top w:type="dxa" w:w="90"/>
+              <w:left w:type="dxa" w:w="90"/>
+              <w:bottom w:type="dxa" w:w="90"/>
+              <w:right w:type="dxa" w:w="90"/>
+            </w:tcMar>
+            <w:vAlign w:val="center"/>
+          </w:tcPr>
+          <w:p>
+            <w:pPr>
+              <w:spacing w:after="0" w:line="280"/>
+            </w:pPr>
+            <w:r>
+              <w:rPr>
+                <w:b/>
+                <w:bCs/>
+                <w:snapToGrid w:val="false"/>
+                <w:color w:val="1F6F43"/>
+                <w:sz w:val="26"/>
+                <w:szCs w:val="26"/>
+              </w:rPr>
+              <w:t xml:space="preserve">○</w:t>
+            </w:r>
+            <w:r>
+              <w:rPr>
+                <w:snapToGrid w:val="false"/>
+                <w:sz w:val="20"/>
+                <w:szCs w:val="20"/>
+              </w:rPr>
+              <w:br/>
+              <w:t xml:space="preserve">三菱UFJ銀行</w:t>
+            </w:r>
+            <w:r>
+              <w:rPr>
+                <w:snapToGrid w:val="false"/>
+                <w:sz w:val="20"/>
+                <w:szCs w:val="20"/>
+              </w:rPr>
+              <w:br/>
+              <w:t xml:space="preserve">三菱UFJ信託銀行</w:t>
+            </w:r>
+          </w:p>
+        </w:tc>
+        <w:tc>
+          <w:tcPr>
+            <w:tcW w:type="dxa" w:w="3662"/>
+            <w:tcMar>
+              <w:top w:type="dxa" w:w="90"/>
+              <w:left w:type="dxa" w:w="90"/>
+              <w:bottom w:type="dxa" w:w="90"/>
+              <w:right w:type="dxa" w:w="90"/>
+            </w:tcMar>
+            <w:vAlign w:val="center"/>
+          </w:tcPr>
+          <w:p>
+            <w:pPr>
+              <w:spacing w:after="0" w:line="280"/>
+            </w:pPr>
+            <w:r>
+              <w:rPr>
+                <w:b/>
+                <w:bCs/>
+                <w:snapToGrid w:val="false"/>
+                <w:color w:val="1F6F43"/>
+                <w:sz w:val="26"/>
+                <w:szCs w:val="26"/>
+              </w:rPr>
+              <w:t xml:space="preserve">○</w:t>
+            </w:r>
+            <w:r>
+              <w:rPr>
+                <w:snapToGrid w:val="false"/>
+                <w:sz w:val="20"/>
+                <w:szCs w:val="20"/>
+              </w:rPr>
+              <w:br/>
+              <w:t xml:space="preserve">りそな銀行</w:t>
+            </w:r>
+            <w:r>
+              <w:rPr>
+                <w:snapToGrid w:val="false"/>
+                <w:sz w:val="20"/>
+                <w:szCs w:val="20"/>
+              </w:rPr>
+              <w:br/>
+              <w:t xml:space="preserve">埼玉りそな銀行</w:t>
+            </w:r>
+          </w:p>
+        </w:tc>
+      </w:tr>
+      <w:tr>
+        <w:trPr>
+          <w:cantSplit/>
+        </w:trPr>
+        <w:tc>
+          <w:tcPr>
+            <w:tcW w:type="dxa" w:w="4450"/>
+            <w:tcMar>
+              <w:top w:type="dxa" w:w="90"/>
+              <w:left w:type="dxa" w:w="110"/>
+              <w:bottom w:type="dxa" w:w="90"/>
+              <w:right w:type="dxa" w:w="110"/>
+            </w:tcMar>
+            <w:vAlign w:val="center"/>
+          </w:tcPr>
+          <w:p>
+            <w:pPr>
+              <w:spacing w:after="0" w:line="260"/>
+              <w:jc w:val="left"/>
+            </w:pPr>
+            <w:r>
+              <w:rPr>
+                <w:b w:val="false"/>
+                <w:bCs w:val="false"/>
+                <w:snapToGrid w:val="false"/>
+                <w:sz w:val="21"/>
+                <w:szCs w:val="21"/>
+              </w:rPr>
+              <w:t xml:space="preserve">9. 債券・為替・デリバティブのセールス＆トレーディング業務</w:t>
+            </w:r>
+          </w:p>
+        </w:tc>
+        <w:tc>
+          <w:tcPr>
+            <w:tcW w:type="dxa" w:w="3663"/>
+            <w:tcMar>
+              <w:top w:type="dxa" w:w="90"/>
+              <w:left w:type="dxa" w:w="90"/>
+              <w:bottom w:type="dxa" w:w="90"/>
+              <w:right w:type="dxa" w:w="90"/>
+            </w:tcMar>
+            <w:vAlign w:val="center"/>
+          </w:tcPr>
+          <w:p>
+            <w:pPr>
+              <w:spacing w:after="0" w:line="280"/>
+            </w:pPr>
+            <w:r>
+              <w:rPr>
+                <w:b/>
+                <w:bCs/>
+                <w:snapToGrid w:val="false"/>
+                <w:color w:val="1F6F43"/>
+                <w:sz w:val="26"/>
+                <w:szCs w:val="26"/>
+              </w:rPr>
+              <w:t xml:space="preserve">○</w:t>
+            </w:r>
+            <w:r>
+              <w:rPr>
+                <w:snapToGrid w:val="false"/>
+                <w:sz w:val="20"/>
+                <w:szCs w:val="20"/>
+              </w:rPr>
+              <w:br/>
+              <w:t xml:space="preserve">みずほ銀行</w:t>
+            </w:r>
+            <w:r>
+              <w:rPr>
+                <w:snapToGrid w:val="false"/>
+                <w:sz w:val="20"/>
+                <w:szCs w:val="20"/>
+              </w:rPr>
+              <w:br/>
+              <w:t xml:space="preserve">みずほ証券</w:t>
+            </w:r>
+          </w:p>
+        </w:tc>
+        <w:tc>
+          <w:tcPr>
+            <w:tcW w:type="dxa" w:w="3663"/>
+            <w:tcMar>
+              <w:top w:type="dxa" w:w="90"/>
+              <w:left w:type="dxa" w:w="90"/>
+              <w:bottom w:type="dxa" w:w="90"/>
+              <w:right w:type="dxa" w:w="90"/>
+            </w:tcMar>
+            <w:vAlign w:val="center"/>
+          </w:tcPr>
+          <w:p>
+            <w:pPr>
+              <w:spacing w:after="0" w:line="280"/>
+            </w:pPr>
+            <w:r>
+              <w:rPr>
+                <w:b/>
+                <w:bCs/>
+                <w:snapToGrid w:val="false"/>
+                <w:color w:val="1F6F43"/>
+                <w:sz w:val="26"/>
+                <w:szCs w:val="26"/>
+              </w:rPr>
+              <w:t xml:space="preserve">○</w:t>
+            </w:r>
+            <w:r>
+              <w:rPr>
+                <w:snapToGrid w:val="false"/>
+                <w:sz w:val="20"/>
+                <w:szCs w:val="20"/>
+              </w:rPr>
+              <w:br/>
+              <w:t xml:space="preserve">三菱UFJ銀行</w:t>
+            </w:r>
+            <w:r>
+              <w:rPr>
+                <w:snapToGrid w:val="false"/>
+                <w:sz w:val="20"/>
+                <w:szCs w:val="20"/>
+              </w:rPr>
+              <w:br/>
+              <w:t xml:space="preserve">三菱UFJモルガン・スタンレー証券</w:t>
+            </w:r>
+          </w:p>
+        </w:tc>
+        <w:tc>
+          <w:tcPr>
+            <w:tcW w:type="dxa" w:w="3662"/>
+            <w:tcMar>
+              <w:top w:type="dxa" w:w="90"/>
+              <w:left w:type="dxa" w:w="90"/>
+              <w:bottom w:type="dxa" w:w="90"/>
+              <w:right w:type="dxa" w:w="90"/>
+            </w:tcMar>
+            <w:vAlign w:val="center"/>
+          </w:tcPr>
+          <w:p>
+            <w:pPr>
+              <w:spacing w:after="0" w:line="280"/>
+            </w:pPr>
+            <w:r>
+              <w:rPr>
+                <w:b/>
+                <w:bCs/>
+                <w:snapToGrid w:val="false"/>
+                <w:color w:val="1F6F43"/>
+                <w:sz w:val="26"/>
+                <w:szCs w:val="26"/>
+              </w:rPr>
+              <w:t xml:space="preserve">○</w:t>
+            </w:r>
+            <w:r>
+              <w:rPr>
+                <w:snapToGrid w:val="false"/>
+                <w:sz w:val="20"/>
+                <w:szCs w:val="20"/>
+              </w:rPr>
+              <w:br/>
+              <w:t xml:space="preserve">りそな銀行</w:t>
+            </w:r>
+          </w:p>
+        </w:tc>
+      </w:tr>
+      <w:tr>
+        <w:trPr>
+          <w:cantSplit/>
+        </w:trPr>
+        <w:tc>
+          <w:tcPr>
+            <w:tcW w:type="dxa" w:w="4450"/>
+            <w:tcMar>
+              <w:top w:type="dxa" w:w="90"/>
+              <w:left w:type="dxa" w:w="110"/>
+              <w:bottom w:type="dxa" w:w="90"/>
+              <w:right w:type="dxa" w:w="110"/>
+            </w:tcMar>
+            <w:vAlign w:val="center"/>
+          </w:tcPr>
+          <w:p>
+            <w:pPr>
+              <w:spacing w:after="0" w:line="260"/>
+              <w:jc w:val="left"/>
+            </w:pPr>
+            <w:r>
+              <w:rPr>
+                <w:b w:val="false"/>
+                <w:bCs w:val="false"/>
+                <w:snapToGrid w:val="false"/>
+                <w:sz w:val="21"/>
+                <w:szCs w:val="21"/>
+              </w:rPr>
+              <w:t xml:space="preserve">10. 有価証券への自己勘定投資業務</w:t>
+            </w:r>
+          </w:p>
+        </w:tc>
+        <w:tc>
+          <w:tcPr>
+            <w:tcW w:type="dxa" w:w="3663"/>
+            <w:tcMar>
+              <w:top w:type="dxa" w:w="90"/>
+              <w:left w:type="dxa" w:w="90"/>
+              <w:bottom w:type="dxa" w:w="90"/>
+              <w:right w:type="dxa" w:w="90"/>
+            </w:tcMar>
+            <w:vAlign w:val="center"/>
+          </w:tcPr>
+          <w:p>
+            <w:pPr>
+              <w:spacing w:after="0" w:line="280"/>
+            </w:pPr>
+            <w:r>
+              <w:rPr>
+                <w:b/>
+                <w:bCs/>
+                <w:snapToGrid w:val="false"/>
+                <w:color w:val="1F6F43"/>
+                <w:sz w:val="26"/>
+                <w:szCs w:val="26"/>
+              </w:rPr>
+              <w:t xml:space="preserve">○</w:t>
+            </w:r>
+            <w:r>
+              <w:rPr>
+                <w:snapToGrid w:val="false"/>
+                <w:sz w:val="20"/>
+                <w:szCs w:val="20"/>
+              </w:rPr>
+              <w:br/>
+              <w:t xml:space="preserve">みずほ銀行</w:t>
+            </w:r>
+            <w:r>
+              <w:rPr>
+                <w:snapToGrid w:val="false"/>
+                <w:sz w:val="20"/>
+                <w:szCs w:val="20"/>
+              </w:rPr>
+              <w:br/>
+              <w:t xml:space="preserve">みずほ信託銀行</w:t>
+            </w:r>
+          </w:p>
+        </w:tc>
+        <w:tc>
+          <w:tcPr>
+            <w:tcW w:type="dxa" w:w="3663"/>
+            <w:tcMar>
+              <w:top w:type="dxa" w:w="90"/>
+              <w:left w:type="dxa" w:w="90"/>
+              <w:bottom w:type="dxa" w:w="90"/>
+              <w:right w:type="dxa" w:w="90"/>
+            </w:tcMar>
+            <w:vAlign w:val="center"/>
+          </w:tcPr>
+          <w:p>
+            <w:pPr>
+              <w:spacing w:after="0" w:line="280"/>
+            </w:pPr>
+            <w:r>
+              <w:rPr>
+                <w:b/>
+                <w:bCs/>
+                <w:snapToGrid w:val="false"/>
+                <w:color w:val="1F6F43"/>
+                <w:sz w:val="26"/>
+                <w:szCs w:val="26"/>
+              </w:rPr>
+              <w:t xml:space="preserve">○</w:t>
+            </w:r>
+            <w:r>
+              <w:rPr>
+                <w:snapToGrid w:val="false"/>
+                <w:sz w:val="20"/>
+                <w:szCs w:val="20"/>
+              </w:rPr>
+              <w:br/>
+              <w:t xml:space="preserve">三菱UFJ銀行</w:t>
+            </w:r>
+            <w:r>
+              <w:rPr>
+                <w:snapToGrid w:val="false"/>
+                <w:sz w:val="20"/>
+                <w:szCs w:val="20"/>
+              </w:rPr>
+              <w:br/>
+              <w:t xml:space="preserve">三菱UFJ信託銀行</w:t>
+            </w:r>
+          </w:p>
+        </w:tc>
+        <w:tc>
+          <w:tcPr>
+            <w:tcW w:type="dxa" w:w="3662"/>
+            <w:tcMar>
+              <w:top w:type="dxa" w:w="90"/>
+              <w:left w:type="dxa" w:w="90"/>
+              <w:bottom w:type="dxa" w:w="90"/>
+              <w:right w:type="dxa" w:w="90"/>
+            </w:tcMar>
+            <w:vAlign w:val="center"/>
+          </w:tcPr>
+          <w:p>
+            <w:pPr>
+              <w:spacing w:after="0" w:line="280"/>
+            </w:pPr>
+            <w:r>
+              <w:rPr>
+                <w:b/>
+                <w:bCs/>
+                <w:snapToGrid w:val="false"/>
+                <w:color w:val="1F6F43"/>
+                <w:sz w:val="26"/>
+                <w:szCs w:val="26"/>
+              </w:rPr>
+              <w:t xml:space="preserve">○</w:t>
+            </w:r>
+            <w:r>
+              <w:rPr>
+                <w:snapToGrid w:val="false"/>
+                <w:sz w:val="20"/>
+                <w:szCs w:val="20"/>
+              </w:rPr>
+              <w:br/>
+              <w:t xml:space="preserve">りそな銀行</w:t>
+            </w:r>
+          </w:p>
+        </w:tc>
+      </w:tr>
+      <w:tr>
+        <w:trPr>
+          <w:cantSplit/>
+        </w:trPr>
         <w:tc>
           <w:tcPr>
             <w:tcW w:type="dxa" w:w="4450"/>
@@ -2950,6 +2995,9 @@
         </w:tc>
       </w:tr>
       <w:tr>
+        <w:trPr>
+          <w:cantSplit/>
+        </w:trPr>
         <w:tc>
           <w:tcPr>
             <w:tcW w:type="dxa" w:w="4450"/>
@@ -3098,270 +3146,6 @@
               </w:rPr>
               <w:br/>
               <w:t xml:space="preserve">野村信託銀行 等</w:t>
-            </w:r>
-          </w:p>
-        </w:tc>
-      </w:tr>
-      <w:tr>
-        <w:tc>
-          <w:tcPr>
-            <w:tcW w:type="dxa" w:w="4450"/>
-            <w:tcMar>
-              <w:top w:type="dxa" w:w="90"/>
-              <w:left w:type="dxa" w:w="110"/>
-              <w:bottom w:type="dxa" w:w="90"/>
-              <w:right w:type="dxa" w:w="110"/>
-            </w:tcMar>
-            <w:vAlign w:val="center"/>
-          </w:tcPr>
-          <w:p>
-            <w:pPr>
-              <w:spacing w:after="0" w:line="260"/>
-              <w:jc w:val="left"/>
-            </w:pPr>
-            <w:r>
-              <w:rPr>
-                <w:b w:val="false"/>
-                <w:bCs w:val="false"/>
-                <w:snapToGrid w:val="false"/>
-                <w:sz w:val="21"/>
-                <w:szCs w:val="21"/>
-              </w:rPr>
-              <w:t xml:space="preserve">2. 投資一任契約に基づく投資顧問業務</w:t>
-            </w:r>
-          </w:p>
-        </w:tc>
-        <w:tc>
-          <w:tcPr>
-            <w:tcW w:type="dxa" w:w="3050"/>
-            <w:tcMar>
-              <w:top w:type="dxa" w:w="90"/>
-              <w:left w:type="dxa" w:w="90"/>
-              <w:bottom w:type="dxa" w:w="90"/>
-              <w:right w:type="dxa" w:w="90"/>
-            </w:tcMar>
-            <w:vAlign w:val="center"/>
-          </w:tcPr>
-          <w:p>
-            <w:pPr>
-              <w:spacing w:after="0" w:line="280"/>
-            </w:pPr>
-            <w:r>
-              <w:rPr>
-                <w:b/>
-                <w:bCs/>
-                <w:snapToGrid w:val="false"/>
-                <w:color w:val="999999"/>
-                <w:sz w:val="26"/>
-                <w:szCs w:val="26"/>
-              </w:rPr>
-              <w:t xml:space="preserve">×</w:t>
-            </w:r>
-          </w:p>
-        </w:tc>
-        <w:tc>
-          <w:tcPr>
-            <w:tcW w:type="dxa" w:w="4300"/>
-            <w:tcMar>
-              <w:top w:type="dxa" w:w="90"/>
-              <w:left w:type="dxa" w:w="90"/>
-              <w:bottom w:type="dxa" w:w="90"/>
-              <w:right w:type="dxa" w:w="90"/>
-            </w:tcMar>
-            <w:vAlign w:val="center"/>
-          </w:tcPr>
-          <w:p>
-            <w:pPr>
-              <w:spacing w:after="0" w:line="280"/>
-            </w:pPr>
-            <w:r>
-              <w:rPr>
-                <w:b/>
-                <w:bCs/>
-                <w:snapToGrid w:val="false"/>
-                <w:color w:val="1F6F43"/>
-                <w:sz w:val="26"/>
-                <w:szCs w:val="26"/>
-              </w:rPr>
-              <w:t xml:space="preserve">○</w:t>
-            </w:r>
-            <w:r>
-              <w:rPr>
-                <w:snapToGrid w:val="false"/>
-                <w:sz w:val="20"/>
-                <w:szCs w:val="20"/>
-              </w:rPr>
-              <w:br/>
-              <w:t xml:space="preserve">三井住友信託銀行</w:t>
-            </w:r>
-          </w:p>
-        </w:tc>
-        <w:tc>
-          <w:tcPr>
-            <w:tcW w:type="dxa" w:w="3638"/>
-            <w:tcMar>
-              <w:top w:type="dxa" w:w="90"/>
-              <w:left w:type="dxa" w:w="90"/>
-              <w:bottom w:type="dxa" w:w="90"/>
-              <w:right w:type="dxa" w:w="90"/>
-            </w:tcMar>
-            <w:vAlign w:val="center"/>
-          </w:tcPr>
-          <w:p>
-            <w:pPr>
-              <w:spacing w:after="0" w:line="280"/>
-            </w:pPr>
-            <w:r>
-              <w:rPr>
-                <w:b/>
-                <w:bCs/>
-                <w:snapToGrid w:val="false"/>
-                <w:color w:val="1F6F43"/>
-                <w:sz w:val="26"/>
-                <w:szCs w:val="26"/>
-              </w:rPr>
-              <w:t xml:space="preserve">○</w:t>
-            </w:r>
-            <w:r>
-              <w:rPr>
-                <w:snapToGrid w:val="false"/>
-                <w:sz w:val="20"/>
-                <w:szCs w:val="20"/>
-              </w:rPr>
-              <w:br/>
-              <w:t xml:space="preserve">野村信託銀行 等</w:t>
-            </w:r>
-          </w:p>
-        </w:tc>
-      </w:tr>
-      <w:tr>
-        <w:tc>
-          <w:tcPr>
-            <w:tcW w:type="dxa" w:w="4450"/>
-            <w:tcMar>
-              <w:top w:type="dxa" w:w="90"/>
-              <w:left w:type="dxa" w:w="110"/>
-              <w:bottom w:type="dxa" w:w="90"/>
-              <w:right w:type="dxa" w:w="110"/>
-            </w:tcMar>
-            <w:vAlign w:val="center"/>
-          </w:tcPr>
-          <w:p>
-            <w:pPr>
-              <w:spacing w:after="0" w:line="260"/>
-              <w:jc w:val="left"/>
-            </w:pPr>
-            <w:r>
-              <w:rPr>
-                <w:b w:val="false"/>
-                <w:bCs w:val="false"/>
-                <w:snapToGrid w:val="false"/>
-                <w:sz w:val="21"/>
-                <w:szCs w:val="21"/>
-              </w:rPr>
-              <w:t xml:space="preserve">3. プライベートアセット（未上場株・インフラ・不動産private debt 等）の運用受託</w:t>
-            </w:r>
-          </w:p>
-        </w:tc>
-        <w:tc>
-          <w:tcPr>
-            <w:tcW w:type="dxa" w:w="3050"/>
-            <w:tcMar>
-              <w:top w:type="dxa" w:w="90"/>
-              <w:left w:type="dxa" w:w="90"/>
-              <w:bottom w:type="dxa" w:w="90"/>
-              <w:right w:type="dxa" w:w="90"/>
-            </w:tcMar>
-            <w:vAlign w:val="center"/>
-          </w:tcPr>
-          <w:p>
-            <w:pPr>
-              <w:spacing w:after="0" w:line="280"/>
-            </w:pPr>
-            <w:r>
-              <w:rPr>
-                <w:b/>
-                <w:bCs/>
-                <w:snapToGrid w:val="false"/>
-                <w:color w:val="B36B00"/>
-                <w:sz w:val="26"/>
-                <w:szCs w:val="26"/>
-              </w:rPr>
-              <w:t xml:space="preserve">△</w:t>
-            </w:r>
-            <w:r>
-              <w:rPr>
-                <w:snapToGrid w:val="false"/>
-                <w:sz w:val="20"/>
-                <w:szCs w:val="20"/>
-              </w:rPr>
-              <w:br/>
-              <w:t xml:space="preserve">ゆうちょアセットマネジメント</w:t>
-            </w:r>
-          </w:p>
-        </w:tc>
-        <w:tc>
-          <w:tcPr>
-            <w:tcW w:type="dxa" w:w="4300"/>
-            <w:tcMar>
-              <w:top w:type="dxa" w:w="90"/>
-              <w:left w:type="dxa" w:w="90"/>
-              <w:bottom w:type="dxa" w:w="90"/>
-              <w:right w:type="dxa" w:w="90"/>
-            </w:tcMar>
-            <w:vAlign w:val="center"/>
-          </w:tcPr>
-          <w:p>
-            <w:pPr>
-              <w:spacing w:after="0" w:line="280"/>
-            </w:pPr>
-            <w:r>
-              <w:rPr>
-                <w:b/>
-                <w:bCs/>
-                <w:snapToGrid w:val="false"/>
-                <w:color w:val="1F6F43"/>
-                <w:sz w:val="26"/>
-                <w:szCs w:val="26"/>
-              </w:rPr>
-              <w:t xml:space="preserve">○</w:t>
-            </w:r>
-            <w:r>
-              <w:rPr>
-                <w:snapToGrid w:val="false"/>
-                <w:sz w:val="20"/>
-                <w:szCs w:val="20"/>
-              </w:rPr>
-              <w:br/>
-              <w:t xml:space="preserve">三井住友信託銀行</w:t>
-            </w:r>
-          </w:p>
-        </w:tc>
-        <w:tc>
-          <w:tcPr>
-            <w:tcW w:type="dxa" w:w="3638"/>
-            <w:tcMar>
-              <w:top w:type="dxa" w:w="90"/>
-              <w:left w:type="dxa" w:w="90"/>
-              <w:bottom w:type="dxa" w:w="90"/>
-              <w:right w:type="dxa" w:w="90"/>
-            </w:tcMar>
-            <w:vAlign w:val="center"/>
-          </w:tcPr>
-          <w:p>
-            <w:pPr>
-              <w:spacing w:after="0" w:line="280"/>
-            </w:pPr>
-            <w:r>
-              <w:rPr>
-                <w:b/>
-                <w:bCs/>
-                <w:snapToGrid w:val="false"/>
-                <w:color w:val="B36B00"/>
-                <w:sz w:val="26"/>
-                <w:szCs w:val="26"/>
-              </w:rPr>
-              <w:t xml:space="preserve">△</w:t>
             </w:r>
           </w:p>
         </w:tc>
@@ -3372,38 +3156,6 @@
         </w:trPr>
         <w:tc>
           <w:tcPr>
-            <w:tcW w:type="dxa" w:w="15438"/>
-            <w:gridSpan w:val="4"/>
-            <w:shd w:fill="D9E2F3" w:val="clear"/>
-            <w:tcMar>
-              <w:top w:type="dxa" w:w="100"/>
-              <w:left w:type="dxa" w:w="130"/>
-              <w:bottom w:type="dxa" w:w="100"/>
-              <w:right w:type="dxa" w:w="110"/>
-            </w:tcMar>
-          </w:tcPr>
-          <w:p>
-            <w:pPr>
-              <w:spacing w:after="0" w:line="260"/>
-              <w:jc w:val="left"/>
-            </w:pPr>
-            <w:r>
-              <w:rPr>
-                <w:b/>
-                <w:bCs/>
-                <w:snapToGrid w:val="false"/>
-                <w:color w:val="1F3864"/>
-                <w:sz w:val="22"/>
-                <w:szCs w:val="22"/>
-              </w:rPr>
-              <w:t xml:space="preserve">B. アセットマネジメント業務（グループの資産運用会社による運用業務）</w:t>
-            </w:r>
-          </w:p>
-        </w:tc>
-      </w:tr>
-      <w:tr>
-        <w:tc>
-          <w:tcPr>
             <w:tcW w:type="dxa" w:w="4450"/>
             <w:tcMar>
               <w:top w:type="dxa" w:w="90"/>
@@ -3426,7 +3178,7 @@
                 <w:sz w:val="21"/>
                 <w:szCs w:val="21"/>
               </w:rPr>
-              <w:t xml:space="preserve">4. 公募投資信託の設定・運用（委託者）業務</w:t>
+              <w:t xml:space="preserve">2. 投資一任契約に基づく投資顧問業務</w:t>
             </w:r>
           </w:p>
         </w:tc>
@@ -3456,18 +3208,6 @@
               </w:rPr>
               <w:t xml:space="preserve">×</w:t>
             </w:r>
-            <w:r>
-              <w:rPr>
-                <w:i/>
-                <w:iCs/>
-                <w:snapToGrid w:val="false"/>
-                <w:color w:val="666666"/>
-                <w:sz w:val="16"/>
-                <w:szCs w:val="16"/>
-              </w:rPr>
-              <w:br/>
-              <w:t xml:space="preserve">個人向け公募投信の自社設定は行っていない</w:t>
-            </w:r>
           </w:p>
         </w:tc>
         <w:tc>
@@ -3503,16 +3243,7 @@
                 <w:szCs w:val="20"/>
               </w:rPr>
               <w:br/>
-              <w:t xml:space="preserve">三井住友トラスト・アセットマネジメント</w:t>
-            </w:r>
-            <w:r>
-              <w:rPr>
-                <w:snapToGrid w:val="false"/>
-                <w:sz w:val="20"/>
-                <w:szCs w:val="20"/>
-              </w:rPr>
-              <w:br/>
-              <w:t xml:space="preserve">三井住友DSアセットマネジメント</w:t>
+              <w:t xml:space="preserve">三井住友信託銀行</w:t>
             </w:r>
           </w:p>
         </w:tc>
@@ -3549,412 +3280,7 @@
                 <w:szCs w:val="20"/>
               </w:rPr>
               <w:br/>
-              <w:t xml:space="preserve">野村アセットマネジメント</w:t>
-            </w:r>
-            <w:r>
-              <w:rPr>
-                <w:snapToGrid w:val="false"/>
-                <w:sz w:val="20"/>
-                <w:szCs w:val="20"/>
-              </w:rPr>
-              <w:br/>
-              <w:t xml:space="preserve">大和アセットマネジメント 等</w:t>
-            </w:r>
-          </w:p>
-        </w:tc>
-      </w:tr>
-      <w:tr>
-        <w:tc>
-          <w:tcPr>
-            <w:tcW w:type="dxa" w:w="4450"/>
-            <w:tcMar>
-              <w:top w:type="dxa" w:w="90"/>
-              <w:left w:type="dxa" w:w="110"/>
-              <w:bottom w:type="dxa" w:w="90"/>
-              <w:right w:type="dxa" w:w="110"/>
-            </w:tcMar>
-            <w:vAlign w:val="center"/>
-          </w:tcPr>
-          <w:p>
-            <w:pPr>
-              <w:spacing w:after="0" w:line="260"/>
-              <w:jc w:val="left"/>
-            </w:pPr>
-            <w:r>
-              <w:rPr>
-                <w:b w:val="false"/>
-                <w:bCs w:val="false"/>
-                <w:snapToGrid w:val="false"/>
-                <w:sz w:val="21"/>
-                <w:szCs w:val="21"/>
-              </w:rPr>
-              <w:t xml:space="preserve">5. 確定拠出年金（DC）向け運用商品の提供</w:t>
-            </w:r>
-          </w:p>
-        </w:tc>
-        <w:tc>
-          <w:tcPr>
-            <w:tcW w:type="dxa" w:w="3050"/>
-            <w:tcMar>
-              <w:top w:type="dxa" w:w="90"/>
-              <w:left w:type="dxa" w:w="90"/>
-              <w:bottom w:type="dxa" w:w="90"/>
-              <w:right w:type="dxa" w:w="90"/>
-            </w:tcMar>
-            <w:vAlign w:val="center"/>
-          </w:tcPr>
-          <w:p>
-            <w:pPr>
-              <w:spacing w:after="0" w:line="280"/>
-            </w:pPr>
-            <w:r>
-              <w:rPr>
-                <w:b/>
-                <w:bCs/>
-                <w:snapToGrid w:val="false"/>
-                <w:color w:val="999999"/>
-                <w:sz w:val="26"/>
-                <w:szCs w:val="26"/>
-              </w:rPr>
-              <w:t xml:space="preserve">×</w:t>
-            </w:r>
-          </w:p>
-        </w:tc>
-        <w:tc>
-          <w:tcPr>
-            <w:tcW w:type="dxa" w:w="4300"/>
-            <w:tcMar>
-              <w:top w:type="dxa" w:w="90"/>
-              <w:left w:type="dxa" w:w="90"/>
-              <w:bottom w:type="dxa" w:w="90"/>
-              <w:right w:type="dxa" w:w="90"/>
-            </w:tcMar>
-            <w:vAlign w:val="center"/>
-          </w:tcPr>
-          <w:p>
-            <w:pPr>
-              <w:spacing w:after="0" w:line="280"/>
-            </w:pPr>
-            <w:r>
-              <w:rPr>
-                <w:b/>
-                <w:bCs/>
-                <w:snapToGrid w:val="false"/>
-                <w:color w:val="1F6F43"/>
-                <w:sz w:val="26"/>
-                <w:szCs w:val="26"/>
-              </w:rPr>
-              <w:t xml:space="preserve">○</w:t>
-            </w:r>
-            <w:r>
-              <w:rPr>
-                <w:snapToGrid w:val="false"/>
-                <w:sz w:val="20"/>
-                <w:szCs w:val="20"/>
-              </w:rPr>
-              <w:br/>
-              <w:t xml:space="preserve">三井住友トラスト・アセットマネジメント 等</w:t>
-            </w:r>
-          </w:p>
-        </w:tc>
-        <w:tc>
-          <w:tcPr>
-            <w:tcW w:type="dxa" w:w="3638"/>
-            <w:tcMar>
-              <w:top w:type="dxa" w:w="90"/>
-              <w:left w:type="dxa" w:w="90"/>
-              <w:bottom w:type="dxa" w:w="90"/>
-              <w:right w:type="dxa" w:w="90"/>
-            </w:tcMar>
-            <w:vAlign w:val="center"/>
-          </w:tcPr>
-          <w:p>
-            <w:pPr>
-              <w:spacing w:after="0" w:line="280"/>
-            </w:pPr>
-            <w:r>
-              <w:rPr>
-                <w:b/>
-                <w:bCs/>
-                <w:snapToGrid w:val="false"/>
-                <w:color w:val="1F6F43"/>
-                <w:sz w:val="26"/>
-                <w:szCs w:val="26"/>
-              </w:rPr>
-              <w:t xml:space="preserve">○</w:t>
-            </w:r>
-            <w:r>
-              <w:rPr>
-                <w:snapToGrid w:val="false"/>
-                <w:sz w:val="20"/>
-                <w:szCs w:val="20"/>
-              </w:rPr>
-              <w:br/>
-              <w:t xml:space="preserve">野村アセットマネジメント 等</w:t>
-            </w:r>
-          </w:p>
-        </w:tc>
-      </w:tr>
-      <w:tr>
-        <w:tc>
-          <w:tcPr>
-            <w:tcW w:type="dxa" w:w="4450"/>
-            <w:tcMar>
-              <w:top w:type="dxa" w:w="90"/>
-              <w:left w:type="dxa" w:w="110"/>
-              <w:bottom w:type="dxa" w:w="90"/>
-              <w:right w:type="dxa" w:w="110"/>
-            </w:tcMar>
-            <w:vAlign w:val="center"/>
-          </w:tcPr>
-          <w:p>
-            <w:pPr>
-              <w:spacing w:after="0" w:line="260"/>
-              <w:jc w:val="left"/>
-            </w:pPr>
-            <w:r>
-              <w:rPr>
-                <w:b w:val="false"/>
-                <w:bCs w:val="false"/>
-                <w:snapToGrid w:val="false"/>
-                <w:sz w:val="21"/>
-                <w:szCs w:val="21"/>
-              </w:rPr>
-              <w:t xml:space="preserve">6. 機関投資家向け（年金基金・GPIF 等）運用受託業務</w:t>
-            </w:r>
-          </w:p>
-        </w:tc>
-        <w:tc>
-          <w:tcPr>
-            <w:tcW w:type="dxa" w:w="3050"/>
-            <w:tcMar>
-              <w:top w:type="dxa" w:w="90"/>
-              <w:left w:type="dxa" w:w="90"/>
-              <w:bottom w:type="dxa" w:w="90"/>
-              <w:right w:type="dxa" w:w="90"/>
-            </w:tcMar>
-            <w:vAlign w:val="center"/>
-          </w:tcPr>
-          <w:p>
-            <w:pPr>
-              <w:spacing w:after="0" w:line="280"/>
-            </w:pPr>
-            <w:r>
-              <w:rPr>
-                <w:b/>
-                <w:bCs/>
-                <w:snapToGrid w:val="false"/>
-                <w:color w:val="999999"/>
-                <w:sz w:val="26"/>
-                <w:szCs w:val="26"/>
-              </w:rPr>
-              <w:t xml:space="preserve">×</w:t>
-            </w:r>
-          </w:p>
-        </w:tc>
-        <w:tc>
-          <w:tcPr>
-            <w:tcW w:type="dxa" w:w="4300"/>
-            <w:tcMar>
-              <w:top w:type="dxa" w:w="90"/>
-              <w:left w:type="dxa" w:w="90"/>
-              <w:bottom w:type="dxa" w:w="90"/>
-              <w:right w:type="dxa" w:w="90"/>
-            </w:tcMar>
-            <w:vAlign w:val="center"/>
-          </w:tcPr>
-          <w:p>
-            <w:pPr>
-              <w:spacing w:after="0" w:line="280"/>
-            </w:pPr>
-            <w:r>
-              <w:rPr>
-                <w:b/>
-                <w:bCs/>
-                <w:snapToGrid w:val="false"/>
-                <w:color w:val="1F6F43"/>
-                <w:sz w:val="26"/>
-                <w:szCs w:val="26"/>
-              </w:rPr>
-              <w:t xml:space="preserve">○</w:t>
-            </w:r>
-            <w:r>
-              <w:rPr>
-                <w:snapToGrid w:val="false"/>
-                <w:sz w:val="20"/>
-                <w:szCs w:val="20"/>
-              </w:rPr>
-              <w:br/>
-              <w:t xml:space="preserve">三井住友トラスト・アセットマネジメント</w:t>
-            </w:r>
-          </w:p>
-        </w:tc>
-        <w:tc>
-          <w:tcPr>
-            <w:tcW w:type="dxa" w:w="3638"/>
-            <w:tcMar>
-              <w:top w:type="dxa" w:w="90"/>
-              <w:left w:type="dxa" w:w="90"/>
-              <w:bottom w:type="dxa" w:w="90"/>
-              <w:right w:type="dxa" w:w="90"/>
-            </w:tcMar>
-            <w:vAlign w:val="center"/>
-          </w:tcPr>
-          <w:p>
-            <w:pPr>
-              <w:spacing w:after="0" w:line="280"/>
-            </w:pPr>
-            <w:r>
-              <w:rPr>
-                <w:b/>
-                <w:bCs/>
-                <w:snapToGrid w:val="false"/>
-                <w:color w:val="1F6F43"/>
-                <w:sz w:val="26"/>
-                <w:szCs w:val="26"/>
-              </w:rPr>
-              <w:t xml:space="preserve">○</w:t>
-            </w:r>
-            <w:r>
-              <w:rPr>
-                <w:snapToGrid w:val="false"/>
-                <w:sz w:val="20"/>
-                <w:szCs w:val="20"/>
-              </w:rPr>
-              <w:br/>
-              <w:t xml:space="preserve">野村アセットマネジメント 等</w:t>
-            </w:r>
-          </w:p>
-        </w:tc>
-      </w:tr>
-      <w:tr>
-        <w:tc>
-          <w:tcPr>
-            <w:tcW w:type="dxa" w:w="4450"/>
-            <w:tcMar>
-              <w:top w:type="dxa" w:w="90"/>
-              <w:left w:type="dxa" w:w="110"/>
-              <w:bottom w:type="dxa" w:w="90"/>
-              <w:right w:type="dxa" w:w="110"/>
-            </w:tcMar>
-            <w:vAlign w:val="center"/>
-          </w:tcPr>
-          <w:p>
-            <w:pPr>
-              <w:spacing w:after="0" w:line="260"/>
-              <w:jc w:val="left"/>
-            </w:pPr>
-            <w:r>
-              <w:rPr>
-                <w:b w:val="false"/>
-                <w:bCs w:val="false"/>
-                <w:snapToGrid w:val="false"/>
-                <w:sz w:val="21"/>
-                <w:szCs w:val="21"/>
-              </w:rPr>
-              <w:t xml:space="preserve">7. オルタナティブ投資運用（PE・不動産ファンド・ヘッジファンド 等）</w:t>
-            </w:r>
-          </w:p>
-        </w:tc>
-        <w:tc>
-          <w:tcPr>
-            <w:tcW w:type="dxa" w:w="3050"/>
-            <w:tcMar>
-              <w:top w:type="dxa" w:w="90"/>
-              <w:left w:type="dxa" w:w="90"/>
-              <w:bottom w:type="dxa" w:w="90"/>
-              <w:right w:type="dxa" w:w="90"/>
-            </w:tcMar>
-            <w:vAlign w:val="center"/>
-          </w:tcPr>
-          <w:p>
-            <w:pPr>
-              <w:spacing w:after="0" w:line="280"/>
-            </w:pPr>
-            <w:r>
-              <w:rPr>
-                <w:b/>
-                <w:bCs/>
-                <w:snapToGrid w:val="false"/>
-                <w:color w:val="B36B00"/>
-                <w:sz w:val="26"/>
-                <w:szCs w:val="26"/>
-              </w:rPr>
-              <w:t xml:space="preserve">△</w:t>
-            </w:r>
-            <w:r>
-              <w:rPr>
-                <w:snapToGrid w:val="false"/>
-                <w:sz w:val="20"/>
-                <w:szCs w:val="20"/>
-              </w:rPr>
-              <w:br/>
-              <w:t xml:space="preserve">ゆうちょアセットマネジメント</w:t>
-            </w:r>
-          </w:p>
-        </w:tc>
-        <w:tc>
-          <w:tcPr>
-            <w:tcW w:type="dxa" w:w="4300"/>
-            <w:tcMar>
-              <w:top w:type="dxa" w:w="90"/>
-              <w:left w:type="dxa" w:w="90"/>
-              <w:bottom w:type="dxa" w:w="90"/>
-              <w:right w:type="dxa" w:w="90"/>
-            </w:tcMar>
-            <w:vAlign w:val="center"/>
-          </w:tcPr>
-          <w:p>
-            <w:pPr>
-              <w:spacing w:after="0" w:line="280"/>
-            </w:pPr>
-            <w:r>
-              <w:rPr>
-                <w:b/>
-                <w:bCs/>
-                <w:snapToGrid w:val="false"/>
-                <w:color w:val="1F6F43"/>
-                <w:sz w:val="26"/>
-                <w:szCs w:val="26"/>
-              </w:rPr>
-              <w:t xml:space="preserve">○</w:t>
-            </w:r>
-            <w:r>
-              <w:rPr>
-                <w:snapToGrid w:val="false"/>
-                <w:sz w:val="20"/>
-                <w:szCs w:val="20"/>
-              </w:rPr>
-              <w:br/>
-              <w:t xml:space="preserve">三井住友トラスト・アセットマネジメント 等</w:t>
-            </w:r>
-          </w:p>
-        </w:tc>
-        <w:tc>
-          <w:tcPr>
-            <w:tcW w:type="dxa" w:w="3638"/>
-            <w:tcMar>
-              <w:top w:type="dxa" w:w="90"/>
-              <w:left w:type="dxa" w:w="90"/>
-              <w:bottom w:type="dxa" w:w="90"/>
-              <w:right w:type="dxa" w:w="90"/>
-            </w:tcMar>
-            <w:vAlign w:val="center"/>
-          </w:tcPr>
-          <w:p>
-            <w:pPr>
-              <w:spacing w:after="0" w:line="280"/>
-            </w:pPr>
-            <w:r>
-              <w:rPr>
-                <w:b/>
-                <w:bCs/>
-                <w:snapToGrid w:val="false"/>
-                <w:color w:val="B36B00"/>
-                <w:sz w:val="26"/>
-                <w:szCs w:val="26"/>
-              </w:rPr>
-              <w:t xml:space="preserve">△</w:t>
+              <w:t xml:space="preserve">野村信託銀行 等</w:t>
             </w:r>
           </w:p>
         </w:tc>
@@ -3965,6 +3291,141 @@
         </w:trPr>
         <w:tc>
           <w:tcPr>
+            <w:tcW w:type="dxa" w:w="4450"/>
+            <w:tcMar>
+              <w:top w:type="dxa" w:w="90"/>
+              <w:left w:type="dxa" w:w="110"/>
+              <w:bottom w:type="dxa" w:w="90"/>
+              <w:right w:type="dxa" w:w="110"/>
+            </w:tcMar>
+            <w:vAlign w:val="center"/>
+          </w:tcPr>
+          <w:p>
+            <w:pPr>
+              <w:spacing w:after="0" w:line="260"/>
+              <w:jc w:val="left"/>
+            </w:pPr>
+            <w:r>
+              <w:rPr>
+                <w:b w:val="false"/>
+                <w:bCs w:val="false"/>
+                <w:snapToGrid w:val="false"/>
+                <w:sz w:val="21"/>
+                <w:szCs w:val="21"/>
+              </w:rPr>
+              <w:t xml:space="preserve">3. プライベートアセット（未上場株・インフラ・不動産private debt 等）の運用受託</w:t>
+            </w:r>
+          </w:p>
+        </w:tc>
+        <w:tc>
+          <w:tcPr>
+            <w:tcW w:type="dxa" w:w="3050"/>
+            <w:tcMar>
+              <w:top w:type="dxa" w:w="90"/>
+              <w:left w:type="dxa" w:w="90"/>
+              <w:bottom w:type="dxa" w:w="90"/>
+              <w:right w:type="dxa" w:w="90"/>
+            </w:tcMar>
+            <w:vAlign w:val="center"/>
+          </w:tcPr>
+          <w:p>
+            <w:pPr>
+              <w:spacing w:after="0" w:line="280"/>
+            </w:pPr>
+            <w:r>
+              <w:rPr>
+                <w:b/>
+                <w:bCs/>
+                <w:snapToGrid w:val="false"/>
+                <w:color w:val="B36B00"/>
+                <w:sz w:val="26"/>
+                <w:szCs w:val="26"/>
+              </w:rPr>
+              <w:t xml:space="preserve">△</w:t>
+            </w:r>
+            <w:r>
+              <w:rPr>
+                <w:snapToGrid w:val="false"/>
+                <w:sz w:val="20"/>
+                <w:szCs w:val="20"/>
+              </w:rPr>
+              <w:br/>
+              <w:t xml:space="preserve">ゆうちょアセットマネジメント</w:t>
+            </w:r>
+          </w:p>
+        </w:tc>
+        <w:tc>
+          <w:tcPr>
+            <w:tcW w:type="dxa" w:w="4300"/>
+            <w:tcMar>
+              <w:top w:type="dxa" w:w="90"/>
+              <w:left w:type="dxa" w:w="90"/>
+              <w:bottom w:type="dxa" w:w="90"/>
+              <w:right w:type="dxa" w:w="90"/>
+            </w:tcMar>
+            <w:vAlign w:val="center"/>
+          </w:tcPr>
+          <w:p>
+            <w:pPr>
+              <w:spacing w:after="0" w:line="280"/>
+            </w:pPr>
+            <w:r>
+              <w:rPr>
+                <w:b/>
+                <w:bCs/>
+                <w:snapToGrid w:val="false"/>
+                <w:color w:val="1F6F43"/>
+                <w:sz w:val="26"/>
+                <w:szCs w:val="26"/>
+              </w:rPr>
+              <w:t xml:space="preserve">○</w:t>
+            </w:r>
+            <w:r>
+              <w:rPr>
+                <w:snapToGrid w:val="false"/>
+                <w:sz w:val="20"/>
+                <w:szCs w:val="20"/>
+              </w:rPr>
+              <w:br/>
+              <w:t xml:space="preserve">三井住友信託銀行</w:t>
+            </w:r>
+          </w:p>
+        </w:tc>
+        <w:tc>
+          <w:tcPr>
+            <w:tcW w:type="dxa" w:w="3638"/>
+            <w:tcMar>
+              <w:top w:type="dxa" w:w="90"/>
+              <w:left w:type="dxa" w:w="90"/>
+              <w:bottom w:type="dxa" w:w="90"/>
+              <w:right w:type="dxa" w:w="90"/>
+            </w:tcMar>
+            <w:vAlign w:val="center"/>
+          </w:tcPr>
+          <w:p>
+            <w:pPr>
+              <w:spacing w:after="0" w:line="280"/>
+            </w:pPr>
+            <w:r>
+              <w:rPr>
+                <w:b/>
+                <w:bCs/>
+                <w:snapToGrid w:val="false"/>
+                <w:color w:val="B36B00"/>
+                <w:sz w:val="26"/>
+                <w:szCs w:val="26"/>
+              </w:rPr>
+              <w:t xml:space="preserve">△</w:t>
+            </w:r>
+          </w:p>
+        </w:tc>
+      </w:tr>
+      <w:tr>
+        <w:trPr>
+          <w:cantSplit/>
+        </w:trPr>
+        <w:tc>
+          <w:tcPr>
             <w:tcW w:type="dxa" w:w="15438"/>
             <w:gridSpan w:val="4"/>
             <w:shd w:fill="D9E2F3" w:val="clear"/>
@@ -3989,12 +3450,15 @@
                 <w:sz w:val="22"/>
                 <w:szCs w:val="22"/>
               </w:rPr>
-              <w:t xml:space="preserve">C. マーケット業務（市場部門・トレーディング・ALM）</w:t>
+              <w:t xml:space="preserve">B. アセットマネジメント業務（グループの資産運用会社による運用業務）</w:t>
             </w:r>
           </w:p>
         </w:tc>
       </w:tr>
       <w:tr>
+        <w:trPr>
+          <w:cantSplit/>
+        </w:trPr>
         <w:tc>
           <w:tcPr>
             <w:tcW w:type="dxa" w:w="4450"/>
@@ -4019,7 +3483,7 @@
                 <w:sz w:val="21"/>
                 <w:szCs w:val="21"/>
               </w:rPr>
-              <w:t xml:space="preserve">8. 資金繰り・ALM業務（円貨・外貨の調達・運用管理）</w:t>
+              <w:t xml:space="preserve">4. 公募投資信託の設定・運用（委託者）業務</w:t>
             </w:r>
           </w:p>
         </w:tc>
@@ -4043,161 +3507,11 @@
                 <w:b/>
                 <w:bCs/>
                 <w:snapToGrid w:val="false"/>
-                <w:color w:val="1F6F43"/>
-                <w:sz w:val="26"/>
-                <w:szCs w:val="26"/>
-              </w:rPr>
-              <w:t xml:space="preserve">○</w:t>
-            </w:r>
-            <w:r>
-              <w:rPr>
-                <w:snapToGrid w:val="false"/>
-                <w:sz w:val="20"/>
-                <w:szCs w:val="20"/>
-              </w:rPr>
-              <w:br/>
-              <w:t xml:space="preserve">ゆうちょ銀行</w:t>
-            </w:r>
-          </w:p>
-        </w:tc>
-        <w:tc>
-          <w:tcPr>
-            <w:tcW w:type="dxa" w:w="4300"/>
-            <w:tcMar>
-              <w:top w:type="dxa" w:w="90"/>
-              <w:left w:type="dxa" w:w="90"/>
-              <w:bottom w:type="dxa" w:w="90"/>
-              <w:right w:type="dxa" w:w="90"/>
-            </w:tcMar>
-            <w:vAlign w:val="center"/>
-          </w:tcPr>
-          <w:p>
-            <w:pPr>
-              <w:spacing w:after="0" w:line="280"/>
-            </w:pPr>
-            <w:r>
-              <w:rPr>
-                <w:b/>
-                <w:bCs/>
-                <w:snapToGrid w:val="false"/>
-                <w:color w:val="1F6F43"/>
-                <w:sz w:val="26"/>
-                <w:szCs w:val="26"/>
-              </w:rPr>
-              <w:t xml:space="preserve">○</w:t>
-            </w:r>
-            <w:r>
-              <w:rPr>
-                <w:snapToGrid w:val="false"/>
-                <w:sz w:val="20"/>
-                <w:szCs w:val="20"/>
-              </w:rPr>
-              <w:br/>
-              <w:t xml:space="preserve">三井住友銀行</w:t>
-            </w:r>
-            <w:r>
-              <w:rPr>
-                <w:snapToGrid w:val="false"/>
-                <w:sz w:val="20"/>
-                <w:szCs w:val="20"/>
-              </w:rPr>
-              <w:br/>
-              <w:t xml:space="preserve">三井住友信託銀行</w:t>
-            </w:r>
-          </w:p>
-        </w:tc>
-        <w:tc>
-          <w:tcPr>
-            <w:tcW w:type="dxa" w:w="3638"/>
-            <w:tcMar>
-              <w:top w:type="dxa" w:w="90"/>
-              <w:left w:type="dxa" w:w="90"/>
-              <w:bottom w:type="dxa" w:w="90"/>
-              <w:right w:type="dxa" w:w="90"/>
-            </w:tcMar>
-            <w:vAlign w:val="center"/>
-          </w:tcPr>
-          <w:p>
-            <w:pPr>
-              <w:spacing w:after="0" w:line="280"/>
-            </w:pPr>
-            <w:r>
-              <w:rPr>
-                <w:b/>
-                <w:bCs/>
-                <w:snapToGrid w:val="false"/>
-                <w:color w:val="1F6F43"/>
-                <w:sz w:val="26"/>
-                <w:szCs w:val="26"/>
-              </w:rPr>
-              <w:t xml:space="preserve">○</w:t>
-            </w:r>
-            <w:r>
-              <w:rPr>
-                <w:snapToGrid w:val="false"/>
-                <w:sz w:val="20"/>
-                <w:szCs w:val="20"/>
-              </w:rPr>
-              <w:br/>
-              <w:t xml:space="preserve">野村信託銀行 等</w:t>
-            </w:r>
-          </w:p>
-        </w:tc>
-      </w:tr>
-      <w:tr>
-        <w:tc>
-          <w:tcPr>
-            <w:tcW w:type="dxa" w:w="4450"/>
-            <w:tcMar>
-              <w:top w:type="dxa" w:w="90"/>
-              <w:left w:type="dxa" w:w="110"/>
-              <w:bottom w:type="dxa" w:w="90"/>
-              <w:right w:type="dxa" w:w="110"/>
-            </w:tcMar>
-            <w:vAlign w:val="center"/>
-          </w:tcPr>
-          <w:p>
-            <w:pPr>
-              <w:spacing w:after="0" w:line="260"/>
-              <w:jc w:val="left"/>
-            </w:pPr>
-            <w:r>
-              <w:rPr>
-                <w:b w:val="false"/>
-                <w:bCs w:val="false"/>
-                <w:snapToGrid w:val="false"/>
-                <w:sz w:val="21"/>
-                <w:szCs w:val="21"/>
-              </w:rPr>
-              <w:t xml:space="preserve">9. 債券・為替・デリバティブのセールス＆トレーディング業務</w:t>
-            </w:r>
-          </w:p>
-        </w:tc>
-        <w:tc>
-          <w:tcPr>
-            <w:tcW w:type="dxa" w:w="3050"/>
-            <w:tcMar>
-              <w:top w:type="dxa" w:w="90"/>
-              <w:left w:type="dxa" w:w="90"/>
-              <w:bottom w:type="dxa" w:w="90"/>
-              <w:right w:type="dxa" w:w="90"/>
-            </w:tcMar>
-            <w:vAlign w:val="center"/>
-          </w:tcPr>
-          <w:p>
-            <w:pPr>
-              <w:spacing w:after="0" w:line="280"/>
-            </w:pPr>
-            <w:r>
-              <w:rPr>
-                <w:b/>
-                <w:bCs/>
-                <w:snapToGrid w:val="false"/>
-                <w:color w:val="B36B00"/>
-                <w:sz w:val="26"/>
-                <w:szCs w:val="26"/>
-              </w:rPr>
-              <w:t xml:space="preserve">△</w:t>
+                <w:color w:val="999999"/>
+                <w:sz w:val="26"/>
+                <w:szCs w:val="26"/>
+              </w:rPr>
+              <w:t xml:space="preserve">×</w:t>
             </w:r>
             <w:r>
               <w:rPr>
@@ -4209,7 +3523,7 @@
                 <w:szCs w:val="16"/>
               </w:rPr>
               <w:br/>
-              <w:t xml:space="preserve">自己勘定運用が中心で対顧客セールスは限定的</w:t>
+              <w:t xml:space="preserve">個人向け公募投信の自社設定は行っていない</w:t>
             </w:r>
           </w:p>
         </w:tc>
@@ -4246,16 +3560,16 @@
                 <w:szCs w:val="20"/>
               </w:rPr>
               <w:br/>
-              <w:t xml:space="preserve">三井住友銀行</w:t>
-            </w:r>
-            <w:r>
-              <w:rPr>
-                <w:snapToGrid w:val="false"/>
-                <w:sz w:val="20"/>
-                <w:szCs w:val="20"/>
-              </w:rPr>
-              <w:br/>
-              <w:t xml:space="preserve">SMBC日興証券</w:t>
+              <w:t xml:space="preserve">三井住友トラスト・アセットマネジメント</w:t>
+            </w:r>
+            <w:r>
+              <w:rPr>
+                <w:snapToGrid w:val="false"/>
+                <w:sz w:val="20"/>
+                <w:szCs w:val="20"/>
+              </w:rPr>
+              <w:br/>
+              <w:t xml:space="preserve">三井住友DSアセットマネジメント</w:t>
             </w:r>
           </w:p>
         </w:tc>
@@ -4279,16 +3593,37 @@
                 <w:b/>
                 <w:bCs/>
                 <w:snapToGrid w:val="false"/>
-                <w:color w:val="B36B00"/>
-                <w:sz w:val="26"/>
-                <w:szCs w:val="26"/>
-              </w:rPr>
-              <w:t xml:space="preserve">△</w:t>
+                <w:color w:val="1F6F43"/>
+                <w:sz w:val="26"/>
+                <w:szCs w:val="26"/>
+              </w:rPr>
+              <w:t xml:space="preserve">○</w:t>
+            </w:r>
+            <w:r>
+              <w:rPr>
+                <w:snapToGrid w:val="false"/>
+                <w:sz w:val="20"/>
+                <w:szCs w:val="20"/>
+              </w:rPr>
+              <w:br/>
+              <w:t xml:space="preserve">野村アセットマネジメント</w:t>
+            </w:r>
+            <w:r>
+              <w:rPr>
+                <w:snapToGrid w:val="false"/>
+                <w:sz w:val="20"/>
+                <w:szCs w:val="20"/>
+              </w:rPr>
+              <w:br/>
+              <w:t xml:space="preserve">大和アセットマネジメント 等</w:t>
             </w:r>
           </w:p>
         </w:tc>
       </w:tr>
       <w:tr>
+        <w:trPr>
+          <w:cantSplit/>
+        </w:trPr>
         <w:tc>
           <w:tcPr>
             <w:tcW w:type="dxa" w:w="4450"/>
@@ -4313,7 +3648,7 @@
                 <w:sz w:val="21"/>
                 <w:szCs w:val="21"/>
               </w:rPr>
-              <w:t xml:space="preserve">10. 有価証券への自己勘定投資業務</w:t>
+              <w:t xml:space="preserve">5. 確定拠出年金（DC）向け運用商品の提供</w:t>
             </w:r>
           </w:p>
         </w:tc>
@@ -4337,6 +3672,34 @@
                 <w:b/>
                 <w:bCs/>
                 <w:snapToGrid w:val="false"/>
+                <w:color w:val="999999"/>
+                <w:sz w:val="26"/>
+                <w:szCs w:val="26"/>
+              </w:rPr>
+              <w:t xml:space="preserve">×</w:t>
+            </w:r>
+          </w:p>
+        </w:tc>
+        <w:tc>
+          <w:tcPr>
+            <w:tcW w:type="dxa" w:w="4300"/>
+            <w:tcMar>
+              <w:top w:type="dxa" w:w="90"/>
+              <w:left w:type="dxa" w:w="90"/>
+              <w:bottom w:type="dxa" w:w="90"/>
+              <w:right w:type="dxa" w:w="90"/>
+            </w:tcMar>
+            <w:vAlign w:val="center"/>
+          </w:tcPr>
+          <w:p>
+            <w:pPr>
+              <w:spacing w:after="0" w:line="280"/>
+            </w:pPr>
+            <w:r>
+              <w:rPr>
+                <w:b/>
+                <w:bCs/>
+                <w:snapToGrid w:val="false"/>
                 <w:color w:val="1F6F43"/>
                 <w:sz w:val="26"/>
                 <w:szCs w:val="26"/>
@@ -4350,7 +3713,563 @@
                 <w:szCs w:val="20"/>
               </w:rPr>
               <w:br/>
+              <w:t xml:space="preserve">三井住友トラスト・アセットマネジメント 等</w:t>
+            </w:r>
+          </w:p>
+        </w:tc>
+        <w:tc>
+          <w:tcPr>
+            <w:tcW w:type="dxa" w:w="3638"/>
+            <w:tcMar>
+              <w:top w:type="dxa" w:w="90"/>
+              <w:left w:type="dxa" w:w="90"/>
+              <w:bottom w:type="dxa" w:w="90"/>
+              <w:right w:type="dxa" w:w="90"/>
+            </w:tcMar>
+            <w:vAlign w:val="center"/>
+          </w:tcPr>
+          <w:p>
+            <w:pPr>
+              <w:spacing w:after="0" w:line="280"/>
+            </w:pPr>
+            <w:r>
+              <w:rPr>
+                <w:b/>
+                <w:bCs/>
+                <w:snapToGrid w:val="false"/>
+                <w:color w:val="1F6F43"/>
+                <w:sz w:val="26"/>
+                <w:szCs w:val="26"/>
+              </w:rPr>
+              <w:t xml:space="preserve">○</w:t>
+            </w:r>
+            <w:r>
+              <w:rPr>
+                <w:snapToGrid w:val="false"/>
+                <w:sz w:val="20"/>
+                <w:szCs w:val="20"/>
+              </w:rPr>
+              <w:br/>
+              <w:t xml:space="preserve">野村アセットマネジメント 等</w:t>
+            </w:r>
+          </w:p>
+        </w:tc>
+      </w:tr>
+      <w:tr>
+        <w:trPr>
+          <w:cantSplit/>
+        </w:trPr>
+        <w:tc>
+          <w:tcPr>
+            <w:tcW w:type="dxa" w:w="4450"/>
+            <w:tcMar>
+              <w:top w:type="dxa" w:w="90"/>
+              <w:left w:type="dxa" w:w="110"/>
+              <w:bottom w:type="dxa" w:w="90"/>
+              <w:right w:type="dxa" w:w="110"/>
+            </w:tcMar>
+            <w:vAlign w:val="center"/>
+          </w:tcPr>
+          <w:p>
+            <w:pPr>
+              <w:spacing w:after="0" w:line="260"/>
+              <w:jc w:val="left"/>
+            </w:pPr>
+            <w:r>
+              <w:rPr>
+                <w:b w:val="false"/>
+                <w:bCs w:val="false"/>
+                <w:snapToGrid w:val="false"/>
+                <w:sz w:val="21"/>
+                <w:szCs w:val="21"/>
+              </w:rPr>
+              <w:t xml:space="preserve">6. 機関投資家向け（年金基金・GPIF 等）運用受託業務</w:t>
+            </w:r>
+          </w:p>
+        </w:tc>
+        <w:tc>
+          <w:tcPr>
+            <w:tcW w:type="dxa" w:w="3050"/>
+            <w:tcMar>
+              <w:top w:type="dxa" w:w="90"/>
+              <w:left w:type="dxa" w:w="90"/>
+              <w:bottom w:type="dxa" w:w="90"/>
+              <w:right w:type="dxa" w:w="90"/>
+            </w:tcMar>
+            <w:vAlign w:val="center"/>
+          </w:tcPr>
+          <w:p>
+            <w:pPr>
+              <w:spacing w:after="0" w:line="280"/>
+            </w:pPr>
+            <w:r>
+              <w:rPr>
+                <w:b/>
+                <w:bCs/>
+                <w:snapToGrid w:val="false"/>
+                <w:color w:val="999999"/>
+                <w:sz w:val="26"/>
+                <w:szCs w:val="26"/>
+              </w:rPr>
+              <w:t xml:space="preserve">×</w:t>
+            </w:r>
+          </w:p>
+        </w:tc>
+        <w:tc>
+          <w:tcPr>
+            <w:tcW w:type="dxa" w:w="4300"/>
+            <w:tcMar>
+              <w:top w:type="dxa" w:w="90"/>
+              <w:left w:type="dxa" w:w="90"/>
+              <w:bottom w:type="dxa" w:w="90"/>
+              <w:right w:type="dxa" w:w="90"/>
+            </w:tcMar>
+            <w:vAlign w:val="center"/>
+          </w:tcPr>
+          <w:p>
+            <w:pPr>
+              <w:spacing w:after="0" w:line="280"/>
+            </w:pPr>
+            <w:r>
+              <w:rPr>
+                <w:b/>
+                <w:bCs/>
+                <w:snapToGrid w:val="false"/>
+                <w:color w:val="1F6F43"/>
+                <w:sz w:val="26"/>
+                <w:szCs w:val="26"/>
+              </w:rPr>
+              <w:t xml:space="preserve">○</w:t>
+            </w:r>
+            <w:r>
+              <w:rPr>
+                <w:snapToGrid w:val="false"/>
+                <w:sz w:val="20"/>
+                <w:szCs w:val="20"/>
+              </w:rPr>
+              <w:br/>
+              <w:t xml:space="preserve">三井住友トラスト・アセットマネジメント</w:t>
+            </w:r>
+          </w:p>
+        </w:tc>
+        <w:tc>
+          <w:tcPr>
+            <w:tcW w:type="dxa" w:w="3638"/>
+            <w:tcMar>
+              <w:top w:type="dxa" w:w="90"/>
+              <w:left w:type="dxa" w:w="90"/>
+              <w:bottom w:type="dxa" w:w="90"/>
+              <w:right w:type="dxa" w:w="90"/>
+            </w:tcMar>
+            <w:vAlign w:val="center"/>
+          </w:tcPr>
+          <w:p>
+            <w:pPr>
+              <w:spacing w:after="0" w:line="280"/>
+            </w:pPr>
+            <w:r>
+              <w:rPr>
+                <w:b/>
+                <w:bCs/>
+                <w:snapToGrid w:val="false"/>
+                <w:color w:val="1F6F43"/>
+                <w:sz w:val="26"/>
+                <w:szCs w:val="26"/>
+              </w:rPr>
+              <w:t xml:space="preserve">○</w:t>
+            </w:r>
+            <w:r>
+              <w:rPr>
+                <w:snapToGrid w:val="false"/>
+                <w:sz w:val="20"/>
+                <w:szCs w:val="20"/>
+              </w:rPr>
+              <w:br/>
+              <w:t xml:space="preserve">野村アセットマネジメント 等</w:t>
+            </w:r>
+          </w:p>
+        </w:tc>
+      </w:tr>
+      <w:tr>
+        <w:trPr>
+          <w:cantSplit/>
+        </w:trPr>
+        <w:tc>
+          <w:tcPr>
+            <w:tcW w:type="dxa" w:w="4450"/>
+            <w:tcMar>
+              <w:top w:type="dxa" w:w="90"/>
+              <w:left w:type="dxa" w:w="110"/>
+              <w:bottom w:type="dxa" w:w="90"/>
+              <w:right w:type="dxa" w:w="110"/>
+            </w:tcMar>
+            <w:vAlign w:val="center"/>
+          </w:tcPr>
+          <w:p>
+            <w:pPr>
+              <w:spacing w:after="0" w:line="260"/>
+              <w:jc w:val="left"/>
+            </w:pPr>
+            <w:r>
+              <w:rPr>
+                <w:b w:val="false"/>
+                <w:bCs w:val="false"/>
+                <w:snapToGrid w:val="false"/>
+                <w:sz w:val="21"/>
+                <w:szCs w:val="21"/>
+              </w:rPr>
+              <w:t xml:space="preserve">7. オルタナティブ投資運用（PE・不動産ファンド・ヘッジファンド 等）</w:t>
+            </w:r>
+          </w:p>
+        </w:tc>
+        <w:tc>
+          <w:tcPr>
+            <w:tcW w:type="dxa" w:w="3050"/>
+            <w:tcMar>
+              <w:top w:type="dxa" w:w="90"/>
+              <w:left w:type="dxa" w:w="90"/>
+              <w:bottom w:type="dxa" w:w="90"/>
+              <w:right w:type="dxa" w:w="90"/>
+            </w:tcMar>
+            <w:vAlign w:val="center"/>
+          </w:tcPr>
+          <w:p>
+            <w:pPr>
+              <w:spacing w:after="0" w:line="280"/>
+            </w:pPr>
+            <w:r>
+              <w:rPr>
+                <w:b/>
+                <w:bCs/>
+                <w:snapToGrid w:val="false"/>
+                <w:color w:val="B36B00"/>
+                <w:sz w:val="26"/>
+                <w:szCs w:val="26"/>
+              </w:rPr>
+              <w:t xml:space="preserve">△</w:t>
+            </w:r>
+            <w:r>
+              <w:rPr>
+                <w:snapToGrid w:val="false"/>
+                <w:sz w:val="20"/>
+                <w:szCs w:val="20"/>
+              </w:rPr>
+              <w:br/>
+              <w:t xml:space="preserve">ゆうちょアセットマネジメント</w:t>
+            </w:r>
+          </w:p>
+        </w:tc>
+        <w:tc>
+          <w:tcPr>
+            <w:tcW w:type="dxa" w:w="4300"/>
+            <w:tcMar>
+              <w:top w:type="dxa" w:w="90"/>
+              <w:left w:type="dxa" w:w="90"/>
+              <w:bottom w:type="dxa" w:w="90"/>
+              <w:right w:type="dxa" w:w="90"/>
+            </w:tcMar>
+            <w:vAlign w:val="center"/>
+          </w:tcPr>
+          <w:p>
+            <w:pPr>
+              <w:spacing w:after="0" w:line="280"/>
+            </w:pPr>
+            <w:r>
+              <w:rPr>
+                <w:b/>
+                <w:bCs/>
+                <w:snapToGrid w:val="false"/>
+                <w:color w:val="1F6F43"/>
+                <w:sz w:val="26"/>
+                <w:szCs w:val="26"/>
+              </w:rPr>
+              <w:t xml:space="preserve">○</w:t>
+            </w:r>
+            <w:r>
+              <w:rPr>
+                <w:snapToGrid w:val="false"/>
+                <w:sz w:val="20"/>
+                <w:szCs w:val="20"/>
+              </w:rPr>
+              <w:br/>
+              <w:t xml:space="preserve">三井住友トラスト・アセットマネジメント 等</w:t>
+            </w:r>
+          </w:p>
+        </w:tc>
+        <w:tc>
+          <w:tcPr>
+            <w:tcW w:type="dxa" w:w="3638"/>
+            <w:tcMar>
+              <w:top w:type="dxa" w:w="90"/>
+              <w:left w:type="dxa" w:w="90"/>
+              <w:bottom w:type="dxa" w:w="90"/>
+              <w:right w:type="dxa" w:w="90"/>
+            </w:tcMar>
+            <w:vAlign w:val="center"/>
+          </w:tcPr>
+          <w:p>
+            <w:pPr>
+              <w:spacing w:after="0" w:line="280"/>
+            </w:pPr>
+            <w:r>
+              <w:rPr>
+                <w:b/>
+                <w:bCs/>
+                <w:snapToGrid w:val="false"/>
+                <w:color w:val="B36B00"/>
+                <w:sz w:val="26"/>
+                <w:szCs w:val="26"/>
+              </w:rPr>
+              <w:t xml:space="preserve">△</w:t>
+            </w:r>
+          </w:p>
+        </w:tc>
+      </w:tr>
+      <w:tr>
+        <w:trPr>
+          <w:cantSplit/>
+        </w:trPr>
+        <w:tc>
+          <w:tcPr>
+            <w:tcW w:type="dxa" w:w="15438"/>
+            <w:gridSpan w:val="4"/>
+            <w:shd w:fill="D9E2F3" w:val="clear"/>
+            <w:tcMar>
+              <w:top w:type="dxa" w:w="100"/>
+              <w:left w:type="dxa" w:w="130"/>
+              <w:bottom w:type="dxa" w:w="100"/>
+              <w:right w:type="dxa" w:w="110"/>
+            </w:tcMar>
+          </w:tcPr>
+          <w:p>
+            <w:pPr>
+              <w:spacing w:after="0" w:line="260"/>
+              <w:jc w:val="left"/>
+            </w:pPr>
+            <w:r>
+              <w:rPr>
+                <w:b/>
+                <w:bCs/>
+                <w:snapToGrid w:val="false"/>
+                <w:color w:val="1F3864"/>
+                <w:sz w:val="22"/>
+                <w:szCs w:val="22"/>
+              </w:rPr>
+              <w:t xml:space="preserve">C. マーケット業務（市場部門・トレーディング・ALM）</w:t>
+            </w:r>
+          </w:p>
+        </w:tc>
+      </w:tr>
+      <w:tr>
+        <w:trPr>
+          <w:cantSplit/>
+        </w:trPr>
+        <w:tc>
+          <w:tcPr>
+            <w:tcW w:type="dxa" w:w="4450"/>
+            <w:tcMar>
+              <w:top w:type="dxa" w:w="90"/>
+              <w:left w:type="dxa" w:w="110"/>
+              <w:bottom w:type="dxa" w:w="90"/>
+              <w:right w:type="dxa" w:w="110"/>
+            </w:tcMar>
+            <w:vAlign w:val="center"/>
+          </w:tcPr>
+          <w:p>
+            <w:pPr>
+              <w:spacing w:after="0" w:line="260"/>
+              <w:jc w:val="left"/>
+            </w:pPr>
+            <w:r>
+              <w:rPr>
+                <w:b w:val="false"/>
+                <w:bCs w:val="false"/>
+                <w:snapToGrid w:val="false"/>
+                <w:sz w:val="21"/>
+                <w:szCs w:val="21"/>
+              </w:rPr>
+              <w:t xml:space="preserve">8. 資金繰り・ALM業務（円貨・外貨の調達・運用管理）</w:t>
+            </w:r>
+          </w:p>
+        </w:tc>
+        <w:tc>
+          <w:tcPr>
+            <w:tcW w:type="dxa" w:w="3050"/>
+            <w:tcMar>
+              <w:top w:type="dxa" w:w="90"/>
+              <w:left w:type="dxa" w:w="90"/>
+              <w:bottom w:type="dxa" w:w="90"/>
+              <w:right w:type="dxa" w:w="90"/>
+            </w:tcMar>
+            <w:vAlign w:val="center"/>
+          </w:tcPr>
+          <w:p>
+            <w:pPr>
+              <w:spacing w:after="0" w:line="280"/>
+            </w:pPr>
+            <w:r>
+              <w:rPr>
+                <w:b/>
+                <w:bCs/>
+                <w:snapToGrid w:val="false"/>
+                <w:color w:val="1F6F43"/>
+                <w:sz w:val="26"/>
+                <w:szCs w:val="26"/>
+              </w:rPr>
+              <w:t xml:space="preserve">○</w:t>
+            </w:r>
+            <w:r>
+              <w:rPr>
+                <w:snapToGrid w:val="false"/>
+                <w:sz w:val="20"/>
+                <w:szCs w:val="20"/>
+              </w:rPr>
+              <w:br/>
               <w:t xml:space="preserve">ゆうちょ銀行</w:t>
+            </w:r>
+          </w:p>
+        </w:tc>
+        <w:tc>
+          <w:tcPr>
+            <w:tcW w:type="dxa" w:w="4300"/>
+            <w:tcMar>
+              <w:top w:type="dxa" w:w="90"/>
+              <w:left w:type="dxa" w:w="90"/>
+              <w:bottom w:type="dxa" w:w="90"/>
+              <w:right w:type="dxa" w:w="90"/>
+            </w:tcMar>
+            <w:vAlign w:val="center"/>
+          </w:tcPr>
+          <w:p>
+            <w:pPr>
+              <w:spacing w:after="0" w:line="280"/>
+            </w:pPr>
+            <w:r>
+              <w:rPr>
+                <w:b/>
+                <w:bCs/>
+                <w:snapToGrid w:val="false"/>
+                <w:color w:val="1F6F43"/>
+                <w:sz w:val="26"/>
+                <w:szCs w:val="26"/>
+              </w:rPr>
+              <w:t xml:space="preserve">○</w:t>
+            </w:r>
+            <w:r>
+              <w:rPr>
+                <w:snapToGrid w:val="false"/>
+                <w:sz w:val="20"/>
+                <w:szCs w:val="20"/>
+              </w:rPr>
+              <w:br/>
+              <w:t xml:space="preserve">三井住友銀行</w:t>
+            </w:r>
+            <w:r>
+              <w:rPr>
+                <w:snapToGrid w:val="false"/>
+                <w:sz w:val="20"/>
+                <w:szCs w:val="20"/>
+              </w:rPr>
+              <w:br/>
+              <w:t xml:space="preserve">三井住友信託銀行</w:t>
+            </w:r>
+          </w:p>
+        </w:tc>
+        <w:tc>
+          <w:tcPr>
+            <w:tcW w:type="dxa" w:w="3638"/>
+            <w:tcMar>
+              <w:top w:type="dxa" w:w="90"/>
+              <w:left w:type="dxa" w:w="90"/>
+              <w:bottom w:type="dxa" w:w="90"/>
+              <w:right w:type="dxa" w:w="90"/>
+            </w:tcMar>
+            <w:vAlign w:val="center"/>
+          </w:tcPr>
+          <w:p>
+            <w:pPr>
+              <w:spacing w:after="0" w:line="280"/>
+            </w:pPr>
+            <w:r>
+              <w:rPr>
+                <w:b/>
+                <w:bCs/>
+                <w:snapToGrid w:val="false"/>
+                <w:color w:val="1F6F43"/>
+                <w:sz w:val="26"/>
+                <w:szCs w:val="26"/>
+              </w:rPr>
+              <w:t xml:space="preserve">○</w:t>
+            </w:r>
+            <w:r>
+              <w:rPr>
+                <w:snapToGrid w:val="false"/>
+                <w:sz w:val="20"/>
+                <w:szCs w:val="20"/>
+              </w:rPr>
+              <w:br/>
+              <w:t xml:space="preserve">野村信託銀行 等</w:t>
+            </w:r>
+          </w:p>
+        </w:tc>
+      </w:tr>
+      <w:tr>
+        <w:trPr>
+          <w:cantSplit/>
+        </w:trPr>
+        <w:tc>
+          <w:tcPr>
+            <w:tcW w:type="dxa" w:w="4450"/>
+            <w:tcMar>
+              <w:top w:type="dxa" w:w="90"/>
+              <w:left w:type="dxa" w:w="110"/>
+              <w:bottom w:type="dxa" w:w="90"/>
+              <w:right w:type="dxa" w:w="110"/>
+            </w:tcMar>
+            <w:vAlign w:val="center"/>
+          </w:tcPr>
+          <w:p>
+            <w:pPr>
+              <w:spacing w:after="0" w:line="260"/>
+              <w:jc w:val="left"/>
+            </w:pPr>
+            <w:r>
+              <w:rPr>
+                <w:b w:val="false"/>
+                <w:bCs w:val="false"/>
+                <w:snapToGrid w:val="false"/>
+                <w:sz w:val="21"/>
+                <w:szCs w:val="21"/>
+              </w:rPr>
+              <w:t xml:space="preserve">9. 債券・為替・デリバティブのセールス＆トレーディング業務</w:t>
+            </w:r>
+          </w:p>
+        </w:tc>
+        <w:tc>
+          <w:tcPr>
+            <w:tcW w:type="dxa" w:w="3050"/>
+            <w:tcMar>
+              <w:top w:type="dxa" w:w="90"/>
+              <w:left w:type="dxa" w:w="90"/>
+              <w:bottom w:type="dxa" w:w="90"/>
+              <w:right w:type="dxa" w:w="90"/>
+            </w:tcMar>
+            <w:vAlign w:val="center"/>
+          </w:tcPr>
+          <w:p>
+            <w:pPr>
+              <w:spacing w:after="0" w:line="280"/>
+            </w:pPr>
+            <w:r>
+              <w:rPr>
+                <w:b/>
+                <w:bCs/>
+                <w:snapToGrid w:val="false"/>
+                <w:color w:val="B36B00"/>
+                <w:sz w:val="26"/>
+                <w:szCs w:val="26"/>
+              </w:rPr>
+              <w:t xml:space="preserve">△</w:t>
             </w:r>
             <w:r>
               <w:rPr>
@@ -4362,7 +4281,7 @@
                 <w:szCs w:val="16"/>
               </w:rPr>
               <w:br/>
-              <w:t xml:space="preserve">国債等を中心とした自己運用が主要収益源</w:t>
+              <w:t xml:space="preserve">自己勘定運用が中心で対顧客セールスは限定的</w:t>
             </w:r>
           </w:p>
         </w:tc>
@@ -4408,7 +4327,7 @@
                 <w:szCs w:val="20"/>
               </w:rPr>
               <w:br/>
-              <w:t xml:space="preserve">三井住友信託銀行</w:t>
+              <w:t xml:space="preserve">SMBC日興証券</w:t>
             </w:r>
           </w:p>
         </w:tc>
@@ -4432,25 +4351,184 @@
                 <w:b/>
                 <w:bCs/>
                 <w:snapToGrid w:val="false"/>
-                <w:color w:val="1F6F43"/>
-                <w:sz w:val="26"/>
-                <w:szCs w:val="26"/>
-              </w:rPr>
-              <w:t xml:space="preserve">○</w:t>
-            </w:r>
-            <w:r>
-              <w:rPr>
-                <w:snapToGrid w:val="false"/>
-                <w:sz w:val="20"/>
-                <w:szCs w:val="20"/>
-              </w:rPr>
-              <w:br/>
-              <w:t xml:space="preserve">農中信託銀行 等</w:t>
+                <w:color w:val="B36B00"/>
+                <w:sz w:val="26"/>
+                <w:szCs w:val="26"/>
+              </w:rPr>
+              <w:t xml:space="preserve">△</w:t>
             </w:r>
           </w:p>
         </w:tc>
       </w:tr>
       <w:tr>
+        <w:trPr>
+          <w:cantSplit/>
+        </w:trPr>
+        <w:tc>
+          <w:tcPr>
+            <w:tcW w:type="dxa" w:w="4450"/>
+            <w:tcMar>
+              <w:top w:type="dxa" w:w="90"/>
+              <w:left w:type="dxa" w:w="110"/>
+              <w:bottom w:type="dxa" w:w="90"/>
+              <w:right w:type="dxa" w:w="110"/>
+            </w:tcMar>
+            <w:vAlign w:val="center"/>
+          </w:tcPr>
+          <w:p>
+            <w:pPr>
+              <w:spacing w:after="0" w:line="260"/>
+              <w:jc w:val="left"/>
+            </w:pPr>
+            <w:r>
+              <w:rPr>
+                <w:b w:val="false"/>
+                <w:bCs w:val="false"/>
+                <w:snapToGrid w:val="false"/>
+                <w:sz w:val="21"/>
+                <w:szCs w:val="21"/>
+              </w:rPr>
+              <w:t xml:space="preserve">10. 有価証券への自己勘定投資業務</w:t>
+            </w:r>
+          </w:p>
+        </w:tc>
+        <w:tc>
+          <w:tcPr>
+            <w:tcW w:type="dxa" w:w="3050"/>
+            <w:tcMar>
+              <w:top w:type="dxa" w:w="90"/>
+              <w:left w:type="dxa" w:w="90"/>
+              <w:bottom w:type="dxa" w:w="90"/>
+              <w:right w:type="dxa" w:w="90"/>
+            </w:tcMar>
+            <w:vAlign w:val="center"/>
+          </w:tcPr>
+          <w:p>
+            <w:pPr>
+              <w:spacing w:after="0" w:line="280"/>
+            </w:pPr>
+            <w:r>
+              <w:rPr>
+                <w:b/>
+                <w:bCs/>
+                <w:snapToGrid w:val="false"/>
+                <w:color w:val="1F6F43"/>
+                <w:sz w:val="26"/>
+                <w:szCs w:val="26"/>
+              </w:rPr>
+              <w:t xml:space="preserve">○</w:t>
+            </w:r>
+            <w:r>
+              <w:rPr>
+                <w:snapToGrid w:val="false"/>
+                <w:sz w:val="20"/>
+                <w:szCs w:val="20"/>
+              </w:rPr>
+              <w:br/>
+              <w:t xml:space="preserve">ゆうちょ銀行</w:t>
+            </w:r>
+            <w:r>
+              <w:rPr>
+                <w:i/>
+                <w:iCs/>
+                <w:snapToGrid w:val="false"/>
+                <w:color w:val="666666"/>
+                <w:sz w:val="16"/>
+                <w:szCs w:val="16"/>
+              </w:rPr>
+              <w:br/>
+              <w:t xml:space="preserve">国債等を中心とした自己運用が主要収益源</w:t>
+            </w:r>
+          </w:p>
+        </w:tc>
+        <w:tc>
+          <w:tcPr>
+            <w:tcW w:type="dxa" w:w="4300"/>
+            <w:tcMar>
+              <w:top w:type="dxa" w:w="90"/>
+              <w:left w:type="dxa" w:w="90"/>
+              <w:bottom w:type="dxa" w:w="90"/>
+              <w:right w:type="dxa" w:w="90"/>
+            </w:tcMar>
+            <w:vAlign w:val="center"/>
+          </w:tcPr>
+          <w:p>
+            <w:pPr>
+              <w:spacing w:after="0" w:line="280"/>
+            </w:pPr>
+            <w:r>
+              <w:rPr>
+                <w:b/>
+                <w:bCs/>
+                <w:snapToGrid w:val="false"/>
+                <w:color w:val="1F6F43"/>
+                <w:sz w:val="26"/>
+                <w:szCs w:val="26"/>
+              </w:rPr>
+              <w:t xml:space="preserve">○</w:t>
+            </w:r>
+            <w:r>
+              <w:rPr>
+                <w:snapToGrid w:val="false"/>
+                <w:sz w:val="20"/>
+                <w:szCs w:val="20"/>
+              </w:rPr>
+              <w:br/>
+              <w:t xml:space="preserve">三井住友銀行</w:t>
+            </w:r>
+            <w:r>
+              <w:rPr>
+                <w:snapToGrid w:val="false"/>
+                <w:sz w:val="20"/>
+                <w:szCs w:val="20"/>
+              </w:rPr>
+              <w:br/>
+              <w:t xml:space="preserve">三井住友信託銀行</w:t>
+            </w:r>
+          </w:p>
+        </w:tc>
+        <w:tc>
+          <w:tcPr>
+            <w:tcW w:type="dxa" w:w="3638"/>
+            <w:tcMar>
+              <w:top w:type="dxa" w:w="90"/>
+              <w:left w:type="dxa" w:w="90"/>
+              <w:bottom w:type="dxa" w:w="90"/>
+              <w:right w:type="dxa" w:w="90"/>
+            </w:tcMar>
+            <w:vAlign w:val="center"/>
+          </w:tcPr>
+          <w:p>
+            <w:pPr>
+              <w:spacing w:after="0" w:line="280"/>
+            </w:pPr>
+            <w:r>
+              <w:rPr>
+                <w:b/>
+                <w:bCs/>
+                <w:snapToGrid w:val="false"/>
+                <w:color w:val="1F6F43"/>
+                <w:sz w:val="26"/>
+                <w:szCs w:val="26"/>
+              </w:rPr>
+              <w:t xml:space="preserve">○</w:t>
+            </w:r>
+            <w:r>
+              <w:rPr>
+                <w:snapToGrid w:val="false"/>
+                <w:sz w:val="20"/>
+                <w:szCs w:val="20"/>
+              </w:rPr>
+              <w:br/>
+              <w:t xml:space="preserve">農中信託銀行 等</w:t>
+            </w:r>
+          </w:p>
+        </w:tc>
+      </w:tr>
+      <w:tr>
+        <w:trPr>
+          <w:cantSplit/>
+        </w:trPr>
         <w:tc>
           <w:tcPr>
             <w:tcW w:type="dxa" w:w="4450"/>
@@ -4879,6 +4957,9 @@
         </w:tc>
       </w:tr>
       <w:tr>
+        <w:trPr>
+          <w:cantSplit/>
+        </w:trPr>
         <w:tc>
           <w:tcPr>
             <w:tcW w:type="dxa" w:w="3600"/>
@@ -4932,122 +5013,6 @@
                 <w:szCs w:val="17"/>
               </w:rPr>
               <w:t xml:space="preserve">信託銀行が受託した金銭信託や年金信託の資産について、自らファンドマネージャー・ポートフォリオマネージャーとして運用方針の策定や個別の投資判断を行う業務。</w:t>
-            </w:r>
-          </w:p>
-        </w:tc>
-      </w:tr>
-      <w:tr>
-        <w:tc>
-          <w:tcPr>
-            <w:tcW w:type="dxa" w:w="3600"/>
-            <w:tcMar>
-              <w:top w:type="dxa" w:w="60"/>
-              <w:left w:type="dxa" w:w="80"/>
-              <w:bottom w:type="dxa" w:w="60"/>
-              <w:right w:type="dxa" w:w="80"/>
-            </w:tcMar>
-            <w:vAlign w:val="center"/>
-          </w:tcPr>
-          <w:p>
-            <w:pPr>
-              <w:spacing w:after="0" w:line="260"/>
-              <w:jc w:val="left"/>
-            </w:pPr>
-            <w:r>
-              <w:rPr>
-                <w:b/>
-                <w:bCs/>
-                <w:snapToGrid w:val="false"/>
-                <w:sz w:val="16"/>
-                <w:szCs w:val="16"/>
-              </w:rPr>
-              <w:t xml:space="preserve">2. 投資一任契約に基づく投資顧問業務</w:t>
-            </w:r>
-          </w:p>
-        </w:tc>
-        <w:tc>
-          <w:tcPr>
-            <w:tcW w:type="dxa" w:w="11838"/>
-            <w:tcMar>
-              <w:top w:type="dxa" w:w="60"/>
-              <w:left w:type="dxa" w:w="100"/>
-              <w:bottom w:type="dxa" w:w="60"/>
-              <w:right w:type="dxa" w:w="100"/>
-            </w:tcMar>
-            <w:vAlign w:val="center"/>
-          </w:tcPr>
-          <w:p>
-            <w:pPr>
-              <w:spacing w:after="0" w:line="260"/>
-              <w:jc w:val="left"/>
-            </w:pPr>
-            <w:r>
-              <w:rPr>
-                <w:b w:val="false"/>
-                <w:bCs w:val="false"/>
-                <w:snapToGrid w:val="false"/>
-                <w:sz w:val="17"/>
-                <w:szCs w:val="17"/>
-              </w:rPr>
-              <w:t xml:space="preserve">顧客（年金基金・機関投資家等）と投資一任契約を結び、資産配分や個別銘柄選定などの運用判断を代行するコンサルティング型の資産運用業務。</w:t>
-            </w:r>
-          </w:p>
-        </w:tc>
-      </w:tr>
-      <w:tr>
-        <w:tc>
-          <w:tcPr>
-            <w:tcW w:type="dxa" w:w="3600"/>
-            <w:tcMar>
-              <w:top w:type="dxa" w:w="60"/>
-              <w:left w:type="dxa" w:w="80"/>
-              <w:bottom w:type="dxa" w:w="60"/>
-              <w:right w:type="dxa" w:w="80"/>
-            </w:tcMar>
-            <w:vAlign w:val="center"/>
-          </w:tcPr>
-          <w:p>
-            <w:pPr>
-              <w:spacing w:after="0" w:line="260"/>
-              <w:jc w:val="left"/>
-            </w:pPr>
-            <w:r>
-              <w:rPr>
-                <w:b/>
-                <w:bCs/>
-                <w:snapToGrid w:val="false"/>
-                <w:sz w:val="16"/>
-                <w:szCs w:val="16"/>
-              </w:rPr>
-              <w:t xml:space="preserve">3. プライベートアセット（未上場株・インフラ・不動産private debt 等）の運用受託</w:t>
-            </w:r>
-          </w:p>
-        </w:tc>
-        <w:tc>
-          <w:tcPr>
-            <w:tcW w:type="dxa" w:w="11838"/>
-            <w:tcMar>
-              <w:top w:type="dxa" w:w="60"/>
-              <w:left w:type="dxa" w:w="100"/>
-              <w:bottom w:type="dxa" w:w="60"/>
-              <w:right w:type="dxa" w:w="100"/>
-            </w:tcMar>
-            <w:vAlign w:val="center"/>
-          </w:tcPr>
-          <w:p>
-            <w:pPr>
-              <w:spacing w:after="0" w:line="260"/>
-              <w:jc w:val="left"/>
-            </w:pPr>
-            <w:r>
-              <w:rPr>
-                <w:b w:val="false"/>
-                <w:bCs w:val="false"/>
-                <w:snapToGrid w:val="false"/>
-                <w:sz w:val="17"/>
-                <w:szCs w:val="17"/>
-              </w:rPr>
-              <w:t xml:space="preserve">未上場株式やインフラ、プライベートデット、不動産等の非上場資産（オルタナティブ資産）を信託財産として受託し、専門的な運用を行う業務。</w:t>
             </w:r>
           </w:p>
         </w:tc>
@@ -5058,38 +5023,6 @@
         </w:trPr>
         <w:tc>
           <w:tcPr>
-            <w:tcW w:type="dxa" w:w="15438"/>
-            <w:gridSpan w:val="2"/>
-            <w:shd w:fill="D9E2F3" w:val="clear"/>
-            <w:tcMar>
-              <w:top w:type="dxa" w:w="60"/>
-              <w:left w:type="dxa" w:w="100"/>
-              <w:bottom w:type="dxa" w:w="60"/>
-              <w:right w:type="dxa" w:w="80"/>
-            </w:tcMar>
-          </w:tcPr>
-          <w:p>
-            <w:pPr>
-              <w:spacing w:after="0" w:line="260"/>
-              <w:jc w:val="left"/>
-            </w:pPr>
-            <w:r>
-              <w:rPr>
-                <w:b/>
-                <w:bCs/>
-                <w:snapToGrid w:val="false"/>
-                <w:color w:val="1F3864"/>
-                <w:sz w:val="16"/>
-                <w:szCs w:val="16"/>
-              </w:rPr>
-              <w:t xml:space="preserve">B. アセットマネジメント業務（グループの資産運用会社による運用業務）</w:t>
-            </w:r>
-          </w:p>
-        </w:tc>
-      </w:tr>
-      <w:tr>
-        <w:tc>
-          <w:tcPr>
             <w:tcW w:type="dxa" w:w="3600"/>
             <w:tcMar>
               <w:top w:type="dxa" w:w="60"/>
@@ -5112,7 +5045,7 @@
                 <w:sz w:val="16"/>
                 <w:szCs w:val="16"/>
               </w:rPr>
-              <w:t xml:space="preserve">4. 公募投資信託の設定・運用（委託者）業務</w:t>
+              <w:t xml:space="preserve">2. 投資一任契約に基づく投資顧問業務</w:t>
             </w:r>
           </w:p>
         </w:tc>
@@ -5140,181 +5073,7 @@
                 <w:sz w:val="17"/>
                 <w:szCs w:val="17"/>
               </w:rPr>
-              <w:t xml:space="preserve">グループの資産運用会社が投資信託（ファンド）を組成（設定）し、運用方針の決定や資産配分の実行など、実際の運用指図を行う業務。</w:t>
-            </w:r>
-          </w:p>
-        </w:tc>
-      </w:tr>
-      <w:tr>
-        <w:tc>
-          <w:tcPr>
-            <w:tcW w:type="dxa" w:w="3600"/>
-            <w:tcMar>
-              <w:top w:type="dxa" w:w="60"/>
-              <w:left w:type="dxa" w:w="80"/>
-              <w:bottom w:type="dxa" w:w="60"/>
-              <w:right w:type="dxa" w:w="80"/>
-            </w:tcMar>
-            <w:vAlign w:val="center"/>
-          </w:tcPr>
-          <w:p>
-            <w:pPr>
-              <w:spacing w:after="0" w:line="260"/>
-              <w:jc w:val="left"/>
-            </w:pPr>
-            <w:r>
-              <w:rPr>
-                <w:b/>
-                <w:bCs/>
-                <w:snapToGrid w:val="false"/>
-                <w:sz w:val="16"/>
-                <w:szCs w:val="16"/>
-              </w:rPr>
-              <w:t xml:space="preserve">5. 確定拠出年金（DC）向け運用商品の提供</w:t>
-            </w:r>
-          </w:p>
-        </w:tc>
-        <w:tc>
-          <w:tcPr>
-            <w:tcW w:type="dxa" w:w="11838"/>
-            <w:tcMar>
-              <w:top w:type="dxa" w:w="60"/>
-              <w:left w:type="dxa" w:w="100"/>
-              <w:bottom w:type="dxa" w:w="60"/>
-              <w:right w:type="dxa" w:w="100"/>
-            </w:tcMar>
-            <w:vAlign w:val="center"/>
-          </w:tcPr>
-          <w:p>
-            <w:pPr>
-              <w:spacing w:after="0" w:line="260"/>
-              <w:jc w:val="left"/>
-            </w:pPr>
-            <w:r>
-              <w:rPr>
-                <w:b w:val="false"/>
-                <w:bCs w:val="false"/>
-                <w:snapToGrid w:val="false"/>
-                <w:sz w:val="17"/>
-                <w:szCs w:val="17"/>
-              </w:rPr>
-              <w:t xml:space="preserve">企業型・個人型（iDeCo）確定拠出年金の加入者向けに、投資信託等の運用商品ラインナップを提供する業務。</w:t>
-            </w:r>
-          </w:p>
-        </w:tc>
-      </w:tr>
-      <w:tr>
-        <w:tc>
-          <w:tcPr>
-            <w:tcW w:type="dxa" w:w="3600"/>
-            <w:tcMar>
-              <w:top w:type="dxa" w:w="60"/>
-              <w:left w:type="dxa" w:w="80"/>
-              <w:bottom w:type="dxa" w:w="60"/>
-              <w:right w:type="dxa" w:w="80"/>
-            </w:tcMar>
-            <w:vAlign w:val="center"/>
-          </w:tcPr>
-          <w:p>
-            <w:pPr>
-              <w:spacing w:after="0" w:line="260"/>
-              <w:jc w:val="left"/>
-            </w:pPr>
-            <w:r>
-              <w:rPr>
-                <w:b/>
-                <w:bCs/>
-                <w:snapToGrid w:val="false"/>
-                <w:sz w:val="16"/>
-                <w:szCs w:val="16"/>
-              </w:rPr>
-              <w:t xml:space="preserve">6. 機関投資家向け（年金基金・GPIF 等）運用受託業務</w:t>
-            </w:r>
-          </w:p>
-        </w:tc>
-        <w:tc>
-          <w:tcPr>
-            <w:tcW w:type="dxa" w:w="11838"/>
-            <w:tcMar>
-              <w:top w:type="dxa" w:w="60"/>
-              <w:left w:type="dxa" w:w="100"/>
-              <w:bottom w:type="dxa" w:w="60"/>
-              <w:right w:type="dxa" w:w="100"/>
-            </w:tcMar>
-            <w:vAlign w:val="center"/>
-          </w:tcPr>
-          <w:p>
-            <w:pPr>
-              <w:spacing w:after="0" w:line="260"/>
-              <w:jc w:val="left"/>
-            </w:pPr>
-            <w:r>
-              <w:rPr>
-                <w:b w:val="false"/>
-                <w:bCs w:val="false"/>
-                <w:snapToGrid w:val="false"/>
-                <w:sz w:val="17"/>
-                <w:szCs w:val="17"/>
-              </w:rPr>
-              <w:t xml:space="preserve">年金基金や政府系ファンド（GPIF 等）、保険会社等の機関投資家から資金の運用を直接受託し、専門的な運用サービスを提供する業務。</w:t>
-            </w:r>
-          </w:p>
-        </w:tc>
-      </w:tr>
-      <w:tr>
-        <w:tc>
-          <w:tcPr>
-            <w:tcW w:type="dxa" w:w="3600"/>
-            <w:tcMar>
-              <w:top w:type="dxa" w:w="60"/>
-              <w:left w:type="dxa" w:w="80"/>
-              <w:bottom w:type="dxa" w:w="60"/>
-              <w:right w:type="dxa" w:w="80"/>
-            </w:tcMar>
-            <w:vAlign w:val="center"/>
-          </w:tcPr>
-          <w:p>
-            <w:pPr>
-              <w:spacing w:after="0" w:line="260"/>
-              <w:jc w:val="left"/>
-            </w:pPr>
-            <w:r>
-              <w:rPr>
-                <w:b/>
-                <w:bCs/>
-                <w:snapToGrid w:val="false"/>
-                <w:sz w:val="16"/>
-                <w:szCs w:val="16"/>
-              </w:rPr>
-              <w:t xml:space="preserve">7. オルタナティブ投資運用（PE・不動産ファンド・ヘッジファンド 等）</w:t>
-            </w:r>
-          </w:p>
-        </w:tc>
-        <w:tc>
-          <w:tcPr>
-            <w:tcW w:type="dxa" w:w="11838"/>
-            <w:tcMar>
-              <w:top w:type="dxa" w:w="60"/>
-              <w:left w:type="dxa" w:w="100"/>
-              <w:bottom w:type="dxa" w:w="60"/>
-              <w:right w:type="dxa" w:w="100"/>
-            </w:tcMar>
-            <w:vAlign w:val="center"/>
-          </w:tcPr>
-          <w:p>
-            <w:pPr>
-              <w:spacing w:after="0" w:line="260"/>
-              <w:jc w:val="left"/>
-            </w:pPr>
-            <w:r>
-              <w:rPr>
-                <w:b w:val="false"/>
-                <w:bCs w:val="false"/>
-                <w:snapToGrid w:val="false"/>
-                <w:sz w:val="17"/>
-                <w:szCs w:val="17"/>
-              </w:rPr>
-              <w:t xml:space="preserve">未公開株式（PE）、インフラファンド、不動産ファンド、ヘッジファンドなど、伝統的な株式・債券以外の資産クラスに投資する運用商品を組成・運用する業務。</w:t>
+              <w:t xml:space="preserve">顧客（年金基金・機関投資家等）と投資一任契約を結び、資産配分や個別銘柄選定などの運用判断を代行するコンサルティング型の資産運用業務。</w:t>
             </w:r>
           </w:p>
         </w:tc>
@@ -5325,6 +5084,67 @@
         </w:trPr>
         <w:tc>
           <w:tcPr>
+            <w:tcW w:type="dxa" w:w="3600"/>
+            <w:tcMar>
+              <w:top w:type="dxa" w:w="60"/>
+              <w:left w:type="dxa" w:w="80"/>
+              <w:bottom w:type="dxa" w:w="60"/>
+              <w:right w:type="dxa" w:w="80"/>
+            </w:tcMar>
+            <w:vAlign w:val="center"/>
+          </w:tcPr>
+          <w:p>
+            <w:pPr>
+              <w:spacing w:after="0" w:line="260"/>
+              <w:jc w:val="left"/>
+            </w:pPr>
+            <w:r>
+              <w:rPr>
+                <w:b/>
+                <w:bCs/>
+                <w:snapToGrid w:val="false"/>
+                <w:sz w:val="16"/>
+                <w:szCs w:val="16"/>
+              </w:rPr>
+              <w:t xml:space="preserve">3. プライベートアセット（未上場株・インフラ・不動産private debt 等）の運用受託</w:t>
+            </w:r>
+          </w:p>
+        </w:tc>
+        <w:tc>
+          <w:tcPr>
+            <w:tcW w:type="dxa" w:w="11838"/>
+            <w:tcMar>
+              <w:top w:type="dxa" w:w="60"/>
+              <w:left w:type="dxa" w:w="100"/>
+              <w:bottom w:type="dxa" w:w="60"/>
+              <w:right w:type="dxa" w:w="100"/>
+            </w:tcMar>
+            <w:vAlign w:val="center"/>
+          </w:tcPr>
+          <w:p>
+            <w:pPr>
+              <w:spacing w:after="0" w:line="260"/>
+              <w:jc w:val="left"/>
+            </w:pPr>
+            <w:r>
+              <w:rPr>
+                <w:b w:val="false"/>
+                <w:bCs w:val="false"/>
+                <w:snapToGrid w:val="false"/>
+                <w:sz w:val="17"/>
+                <w:szCs w:val="17"/>
+              </w:rPr>
+              <w:t xml:space="preserve">未上場株式やインフラ、プライベートデット、不動産等の非上場資産（オルタナティブ資産）を信託財産として受託し、専門的な運用を行う業務。</w:t>
+            </w:r>
+          </w:p>
+        </w:tc>
+      </w:tr>
+      <w:tr>
+        <w:trPr>
+          <w:cantSplit/>
+        </w:trPr>
+        <w:tc>
+          <w:tcPr>
             <w:tcW w:type="dxa" w:w="15438"/>
             <w:gridSpan w:val="2"/>
             <w:shd w:fill="D9E2F3" w:val="clear"/>
@@ -5349,12 +5169,15 @@
                 <w:sz w:val="16"/>
                 <w:szCs w:val="16"/>
               </w:rPr>
-              <w:t xml:space="preserve">C. マーケット業務（市場部門・トレーディング・ALM）</w:t>
+              <w:t xml:space="preserve">B. アセットマネジメント業務（グループの資産運用会社による運用業務）</w:t>
             </w:r>
           </w:p>
         </w:tc>
       </w:tr>
       <w:tr>
+        <w:trPr>
+          <w:cantSplit/>
+        </w:trPr>
         <w:tc>
           <w:tcPr>
             <w:tcW w:type="dxa" w:w="3600"/>
@@ -5379,7 +5202,7 @@
                 <w:sz w:val="16"/>
                 <w:szCs w:val="16"/>
               </w:rPr>
-              <w:t xml:space="preserve">8. 資金繰り・ALM業務（円貨・外貨の調達・運用管理）</w:t>
+              <w:t xml:space="preserve">4. 公募投資信託の設定・運用（委託者）業務</w:t>
             </w:r>
           </w:p>
         </w:tc>
@@ -5407,12 +5230,15 @@
                 <w:sz w:val="17"/>
                 <w:szCs w:val="17"/>
               </w:rPr>
-              <w:t xml:space="preserve">円貨・外貨資金の調達と運用のバランスを管理し、金利リスク・流動性リスクなどをコントロールする資産負債総合管理（ALM）業務。</w:t>
+              <w:t xml:space="preserve">グループの資産運用会社が投資信託（ファンド）を組成（設定）し、運用方針の決定や資産配分の実行など、実際の運用指図を行う業務。</w:t>
             </w:r>
           </w:p>
         </w:tc>
       </w:tr>
       <w:tr>
+        <w:trPr>
+          <w:cantSplit/>
+        </w:trPr>
         <w:tc>
           <w:tcPr>
             <w:tcW w:type="dxa" w:w="3600"/>
@@ -5437,7 +5263,7 @@
                 <w:sz w:val="16"/>
                 <w:szCs w:val="16"/>
               </w:rPr>
-              <w:t xml:space="preserve">9. 債券・為替・デリバティブのセールス＆トレーディング業務</w:t>
+              <w:t xml:space="preserve">5. 確定拠出年金（DC）向け運用商品の提供</w:t>
             </w:r>
           </w:p>
         </w:tc>
@@ -5465,12 +5291,15 @@
                 <w:sz w:val="17"/>
                 <w:szCs w:val="17"/>
               </w:rPr>
-              <w:t xml:space="preserve">国債・社債、外国為替、金利・為替デリバティブ等の市場性商品を、自己勘定および顧客向けに売買する業務。</w:t>
+              <w:t xml:space="preserve">企業型・個人型（iDeCo）確定拠出年金の加入者向けに、投資信託等の運用商品ラインナップを提供する業務。</w:t>
             </w:r>
           </w:p>
         </w:tc>
       </w:tr>
       <w:tr>
+        <w:trPr>
+          <w:cantSplit/>
+        </w:trPr>
         <w:tc>
           <w:tcPr>
             <w:tcW w:type="dxa" w:w="3600"/>
@@ -5495,7 +5324,7 @@
                 <w:sz w:val="16"/>
                 <w:szCs w:val="16"/>
               </w:rPr>
-              <w:t xml:space="preserve">10. 有価証券への自己勘定投資業務</w:t>
+              <w:t xml:space="preserve">6. 機関投資家向け（年金基金・GPIF 等）運用受託業務</w:t>
             </w:r>
           </w:p>
         </w:tc>
@@ -5523,12 +5352,294 @@
                 <w:sz w:val="17"/>
                 <w:szCs w:val="17"/>
               </w:rPr>
-              <w:t xml:space="preserve">自己の資金を用いて国債・社債・株式等の有価証券に投資し、運用収益を獲得する業務。</w:t>
+              <w:t xml:space="preserve">年金基金や政府系ファンド（GPIF 等）、保険会社等の機関投資家から資金の運用を直接受託し、専門的な運用サービスを提供する業務。</w:t>
             </w:r>
           </w:p>
         </w:tc>
       </w:tr>
       <w:tr>
+        <w:trPr>
+          <w:cantSplit/>
+        </w:trPr>
+        <w:tc>
+          <w:tcPr>
+            <w:tcW w:type="dxa" w:w="3600"/>
+            <w:tcMar>
+              <w:top w:type="dxa" w:w="60"/>
+              <w:left w:type="dxa" w:w="80"/>
+              <w:bottom w:type="dxa" w:w="60"/>
+              <w:right w:type="dxa" w:w="80"/>
+            </w:tcMar>
+            <w:vAlign w:val="center"/>
+          </w:tcPr>
+          <w:p>
+            <w:pPr>
+              <w:spacing w:after="0" w:line="260"/>
+              <w:jc w:val="left"/>
+            </w:pPr>
+            <w:r>
+              <w:rPr>
+                <w:b/>
+                <w:bCs/>
+                <w:snapToGrid w:val="false"/>
+                <w:sz w:val="16"/>
+                <w:szCs w:val="16"/>
+              </w:rPr>
+              <w:t xml:space="preserve">7. オルタナティブ投資運用（PE・不動産ファンド・ヘッジファンド 等）</w:t>
+            </w:r>
+          </w:p>
+        </w:tc>
+        <w:tc>
+          <w:tcPr>
+            <w:tcW w:type="dxa" w:w="11838"/>
+            <w:tcMar>
+              <w:top w:type="dxa" w:w="60"/>
+              <w:left w:type="dxa" w:w="100"/>
+              <w:bottom w:type="dxa" w:w="60"/>
+              <w:right w:type="dxa" w:w="100"/>
+            </w:tcMar>
+            <w:vAlign w:val="center"/>
+          </w:tcPr>
+          <w:p>
+            <w:pPr>
+              <w:spacing w:after="0" w:line="260"/>
+              <w:jc w:val="left"/>
+            </w:pPr>
+            <w:r>
+              <w:rPr>
+                <w:b w:val="false"/>
+                <w:bCs w:val="false"/>
+                <w:snapToGrid w:val="false"/>
+                <w:sz w:val="17"/>
+                <w:szCs w:val="17"/>
+              </w:rPr>
+              <w:t xml:space="preserve">未公開株式（PE）、インフラファンド、不動産ファンド、ヘッジファンドなど、伝統的な株式・債券以外の資産クラスに投資する運用商品を組成・運用する業務。</w:t>
+            </w:r>
+          </w:p>
+        </w:tc>
+      </w:tr>
+      <w:tr>
+        <w:trPr>
+          <w:cantSplit/>
+        </w:trPr>
+        <w:tc>
+          <w:tcPr>
+            <w:tcW w:type="dxa" w:w="15438"/>
+            <w:gridSpan w:val="2"/>
+            <w:shd w:fill="D9E2F3" w:val="clear"/>
+            <w:tcMar>
+              <w:top w:type="dxa" w:w="60"/>
+              <w:left w:type="dxa" w:w="100"/>
+              <w:bottom w:type="dxa" w:w="60"/>
+              <w:right w:type="dxa" w:w="80"/>
+            </w:tcMar>
+          </w:tcPr>
+          <w:p>
+            <w:pPr>
+              <w:spacing w:after="0" w:line="260"/>
+              <w:jc w:val="left"/>
+            </w:pPr>
+            <w:r>
+              <w:rPr>
+                <w:b/>
+                <w:bCs/>
+                <w:snapToGrid w:val="false"/>
+                <w:color w:val="1F3864"/>
+                <w:sz w:val="16"/>
+                <w:szCs w:val="16"/>
+              </w:rPr>
+              <w:t xml:space="preserve">C. マーケット業務（市場部門・トレーディング・ALM）</w:t>
+            </w:r>
+          </w:p>
+        </w:tc>
+      </w:tr>
+      <w:tr>
+        <w:trPr>
+          <w:cantSplit/>
+        </w:trPr>
+        <w:tc>
+          <w:tcPr>
+            <w:tcW w:type="dxa" w:w="3600"/>
+            <w:tcMar>
+              <w:top w:type="dxa" w:w="60"/>
+              <w:left w:type="dxa" w:w="80"/>
+              <w:bottom w:type="dxa" w:w="60"/>
+              <w:right w:type="dxa" w:w="80"/>
+            </w:tcMar>
+            <w:vAlign w:val="center"/>
+          </w:tcPr>
+          <w:p>
+            <w:pPr>
+              <w:spacing w:after="0" w:line="260"/>
+              <w:jc w:val="left"/>
+            </w:pPr>
+            <w:r>
+              <w:rPr>
+                <w:b/>
+                <w:bCs/>
+                <w:snapToGrid w:val="false"/>
+                <w:sz w:val="16"/>
+                <w:szCs w:val="16"/>
+              </w:rPr>
+              <w:t xml:space="preserve">8. 資金繰り・ALM業務（円貨・外貨の調達・運用管理）</w:t>
+            </w:r>
+          </w:p>
+        </w:tc>
+        <w:tc>
+          <w:tcPr>
+            <w:tcW w:type="dxa" w:w="11838"/>
+            <w:tcMar>
+              <w:top w:type="dxa" w:w="60"/>
+              <w:left w:type="dxa" w:w="100"/>
+              <w:bottom w:type="dxa" w:w="60"/>
+              <w:right w:type="dxa" w:w="100"/>
+            </w:tcMar>
+            <w:vAlign w:val="center"/>
+          </w:tcPr>
+          <w:p>
+            <w:pPr>
+              <w:spacing w:after="0" w:line="260"/>
+              <w:jc w:val="left"/>
+            </w:pPr>
+            <w:r>
+              <w:rPr>
+                <w:b w:val="false"/>
+                <w:bCs w:val="false"/>
+                <w:snapToGrid w:val="false"/>
+                <w:sz w:val="17"/>
+                <w:szCs w:val="17"/>
+              </w:rPr>
+              <w:t xml:space="preserve">円貨・外貨資金の調達と運用のバランスを管理し、金利リスク・流動性リスクなどをコントロールする資産負債総合管理（ALM）業務。</w:t>
+            </w:r>
+          </w:p>
+        </w:tc>
+      </w:tr>
+      <w:tr>
+        <w:trPr>
+          <w:cantSplit/>
+        </w:trPr>
+        <w:tc>
+          <w:tcPr>
+            <w:tcW w:type="dxa" w:w="3600"/>
+            <w:tcMar>
+              <w:top w:type="dxa" w:w="60"/>
+              <w:left w:type="dxa" w:w="80"/>
+              <w:bottom w:type="dxa" w:w="60"/>
+              <w:right w:type="dxa" w:w="80"/>
+            </w:tcMar>
+            <w:vAlign w:val="center"/>
+          </w:tcPr>
+          <w:p>
+            <w:pPr>
+              <w:spacing w:after="0" w:line="260"/>
+              <w:jc w:val="left"/>
+            </w:pPr>
+            <w:r>
+              <w:rPr>
+                <w:b/>
+                <w:bCs/>
+                <w:snapToGrid w:val="false"/>
+                <w:sz w:val="16"/>
+                <w:szCs w:val="16"/>
+              </w:rPr>
+              <w:t xml:space="preserve">9. 債券・為替・デリバティブのセールス＆トレーディング業務</w:t>
+            </w:r>
+          </w:p>
+        </w:tc>
+        <w:tc>
+          <w:tcPr>
+            <w:tcW w:type="dxa" w:w="11838"/>
+            <w:tcMar>
+              <w:top w:type="dxa" w:w="60"/>
+              <w:left w:type="dxa" w:w="100"/>
+              <w:bottom w:type="dxa" w:w="60"/>
+              <w:right w:type="dxa" w:w="100"/>
+            </w:tcMar>
+            <w:vAlign w:val="center"/>
+          </w:tcPr>
+          <w:p>
+            <w:pPr>
+              <w:spacing w:after="0" w:line="260"/>
+              <w:jc w:val="left"/>
+            </w:pPr>
+            <w:r>
+              <w:rPr>
+                <w:b w:val="false"/>
+                <w:bCs w:val="false"/>
+                <w:snapToGrid w:val="false"/>
+                <w:sz w:val="17"/>
+                <w:szCs w:val="17"/>
+              </w:rPr>
+              <w:t xml:space="preserve">国債・社債、外国為替、金利・為替デリバティブ等の市場性商品を、自己勘定および顧客向けに売買する業務。</w:t>
+            </w:r>
+          </w:p>
+        </w:tc>
+      </w:tr>
+      <w:tr>
+        <w:trPr>
+          <w:cantSplit/>
+        </w:trPr>
+        <w:tc>
+          <w:tcPr>
+            <w:tcW w:type="dxa" w:w="3600"/>
+            <w:tcMar>
+              <w:top w:type="dxa" w:w="60"/>
+              <w:left w:type="dxa" w:w="80"/>
+              <w:bottom w:type="dxa" w:w="60"/>
+              <w:right w:type="dxa" w:w="80"/>
+            </w:tcMar>
+            <w:vAlign w:val="center"/>
+          </w:tcPr>
+          <w:p>
+            <w:pPr>
+              <w:spacing w:after="0" w:line="260"/>
+              <w:jc w:val="left"/>
+            </w:pPr>
+            <w:r>
+              <w:rPr>
+                <w:b/>
+                <w:bCs/>
+                <w:snapToGrid w:val="false"/>
+                <w:sz w:val="16"/>
+                <w:szCs w:val="16"/>
+              </w:rPr>
+              <w:t xml:space="preserve">10. 有価証券への自己勘定投資業務</w:t>
+            </w:r>
+          </w:p>
+        </w:tc>
+        <w:tc>
+          <w:tcPr>
+            <w:tcW w:type="dxa" w:w="11838"/>
+            <w:tcMar>
+              <w:top w:type="dxa" w:w="60"/>
+              <w:left w:type="dxa" w:w="100"/>
+              <w:bottom w:type="dxa" w:w="60"/>
+              <w:right w:type="dxa" w:w="100"/>
+            </w:tcMar>
+            <w:vAlign w:val="center"/>
+          </w:tcPr>
+          <w:p>
+            <w:pPr>
+              <w:spacing w:after="0" w:line="260"/>
+              <w:jc w:val="left"/>
+            </w:pPr>
+            <w:r>
+              <w:rPr>
+                <w:b w:val="false"/>
+                <w:bCs w:val="false"/>
+                <w:snapToGrid w:val="false"/>
+                <w:sz w:val="17"/>
+                <w:szCs w:val="17"/>
+              </w:rPr>
+              <w:t xml:space="preserve">自己の資金を用いて国債・社債・株式等の有価証券に投資し、運用収益を獲得する業務。</w:t>
+            </w:r>
+          </w:p>
+        </w:tc>
+      </w:tr>
+      <w:tr>
+        <w:trPr>
+          <w:cantSplit/>
+        </w:trPr>
         <w:tc>
           <w:tcPr>
             <w:tcW w:type="dxa" w:w="3600"/>

--- a/信吾/銀行研究/添付ファイル/資産運用・アセマネ・マーケット業務比較表.docx
+++ b/信吾/銀行研究/添付ファイル/資産運用・アセマネ・マーケット業務比較表.docx
@@ -776,6 +776,707 @@
     </w:p>
     <w:p>
       <w:pPr>
+        <w:pStyle w:val="Heading2"/>
+        <w:keepNext w:val="false"/>
+        <w:spacing w:after="80" w:before="160"/>
+      </w:pPr>
+      <w:r>
+        <w:rPr>
+          <w:b/>
+          <w:bCs/>
+          <w:snapToGrid w:val="false"/>
+          <w:color w:val="2F5496"/>
+          <w:sz w:val="22"/>
+          <w:szCs w:val="22"/>
+        </w:rPr>
+        <w:t xml:space="preserve">「委託者」は誰か（商品・契約形態別）</w:t>
+      </w:r>
+    </w:p>
+    <w:p>
+      <w:pPr>
+        <w:spacing w:after="100" w:line="264"/>
+      </w:pPr>
+      <w:r>
+        <w:rPr>
+          <w:snapToGrid w:val="false"/>
+          <w:sz w:val="20"/>
+          <w:szCs w:val="20"/>
+        </w:rPr>
+        <w:t xml:space="preserve">「資産運用業務」と「アセットマネジメント業務」の一番の違いは、実は業務内容そのものより契約の当事者構造にあります。公募投資信託では投資家は受益者止まりで委託者にはなれませんが、信託銀行が直接受託する金銭信託・年金信託では、お客様自身が委託者として信託銀行と直接契約します。</w:t>
+      </w:r>
+    </w:p>
+    <w:tbl>
+      <w:tblPr>
+        <w:tblW w:type="dxa" w:w="14438"/>
+        <w:tblBorders>
+          <w:top w:val="single" w:color="999999" w:sz="4"/>
+          <w:left w:val="single" w:color="999999" w:sz="4"/>
+          <w:bottom w:val="single" w:color="999999" w:sz="4"/>
+          <w:right w:val="single" w:color="999999" w:sz="4"/>
+          <w:insideH w:val="single" w:color="999999" w:sz="2"/>
+          <w:insideV w:val="single" w:color="999999" w:sz="2"/>
+        </w:tblBorders>
+        <w:tblLayout w:type="fixed"/>
+      </w:tblPr>
+      <w:tblGrid>
+        <w:gridCol w:w="3600"/>
+        <w:gridCol w:w="3946"/>
+        <w:gridCol w:w="2946"/>
+        <w:gridCol w:w="3946"/>
+      </w:tblGrid>
+      <w:tr>
+        <w:trPr>
+          <w:tblHeader/>
+        </w:trPr>
+        <w:tc>
+          <w:tcPr>
+            <w:tcW w:type="dxa" w:w="3600"/>
+            <w:shd w:fill="2F5496" w:val="clear"/>
+            <w:tcMar>
+              <w:top w:type="dxa" w:w="90"/>
+              <w:left w:type="dxa" w:w="90"/>
+              <w:bottom w:type="dxa" w:w="90"/>
+              <w:right w:type="dxa" w:w="90"/>
+            </w:tcMar>
+            <w:vAlign w:val="center"/>
+          </w:tcPr>
+          <w:p>
+            <w:pPr>
+              <w:spacing w:after="0" w:line="260"/>
+              <w:jc w:val="center"/>
+            </w:pPr>
+            <w:r>
+              <w:rPr>
+                <w:b/>
+                <w:bCs/>
+                <w:snapToGrid w:val="false"/>
+                <w:color w:val="FFFFFF"/>
+                <w:sz w:val="18"/>
+                <w:szCs w:val="18"/>
+              </w:rPr>
+              <w:t xml:space="preserve">商品・契約形態</w:t>
+            </w:r>
+          </w:p>
+        </w:tc>
+        <w:tc>
+          <w:tcPr>
+            <w:tcW w:type="dxa" w:w="3946"/>
+            <w:shd w:fill="2F5496" w:val="clear"/>
+            <w:tcMar>
+              <w:top w:type="dxa" w:w="90"/>
+              <w:left w:type="dxa" w:w="90"/>
+              <w:bottom w:type="dxa" w:w="90"/>
+              <w:right w:type="dxa" w:w="90"/>
+            </w:tcMar>
+            <w:vAlign w:val="center"/>
+          </w:tcPr>
+          <w:p>
+            <w:pPr>
+              <w:spacing w:after="0" w:line="260"/>
+              <w:jc w:val="center"/>
+            </w:pPr>
+            <w:r>
+              <w:rPr>
+                <w:b/>
+                <w:bCs/>
+                <w:snapToGrid w:val="false"/>
+                <w:color w:val="FFFFFF"/>
+                <w:sz w:val="18"/>
+                <w:szCs w:val="18"/>
+              </w:rPr>
+              <w:t xml:space="preserve">委託者</w:t>
+            </w:r>
+          </w:p>
+        </w:tc>
+        <w:tc>
+          <w:tcPr>
+            <w:tcW w:type="dxa" w:w="2946"/>
+            <w:shd w:fill="2F5496" w:val="clear"/>
+            <w:tcMar>
+              <w:top w:type="dxa" w:w="90"/>
+              <w:left w:type="dxa" w:w="90"/>
+              <w:bottom w:type="dxa" w:w="90"/>
+              <w:right w:type="dxa" w:w="90"/>
+            </w:tcMar>
+            <w:vAlign w:val="center"/>
+          </w:tcPr>
+          <w:p>
+            <w:pPr>
+              <w:spacing w:after="0" w:line="260"/>
+              <w:jc w:val="center"/>
+            </w:pPr>
+            <w:r>
+              <w:rPr>
+                <w:b/>
+                <w:bCs/>
+                <w:snapToGrid w:val="false"/>
+                <w:color w:val="FFFFFF"/>
+                <w:sz w:val="18"/>
+                <w:szCs w:val="18"/>
+              </w:rPr>
+              <w:t xml:space="preserve">受託者</w:t>
+            </w:r>
+          </w:p>
+        </w:tc>
+        <w:tc>
+          <w:tcPr>
+            <w:tcW w:type="dxa" w:w="3946"/>
+            <w:shd w:fill="2F5496" w:val="clear"/>
+            <w:tcMar>
+              <w:top w:type="dxa" w:w="90"/>
+              <w:left w:type="dxa" w:w="90"/>
+              <w:bottom w:type="dxa" w:w="90"/>
+              <w:right w:type="dxa" w:w="90"/>
+            </w:tcMar>
+            <w:vAlign w:val="center"/>
+          </w:tcPr>
+          <w:p>
+            <w:pPr>
+              <w:spacing w:after="0" w:line="260"/>
+              <w:jc w:val="center"/>
+            </w:pPr>
+            <w:r>
+              <w:rPr>
+                <w:b/>
+                <w:bCs/>
+                <w:snapToGrid w:val="false"/>
+                <w:color w:val="FFFFFF"/>
+                <w:sz w:val="18"/>
+                <w:szCs w:val="18"/>
+              </w:rPr>
+              <w:t xml:space="preserve">受益者・投資家</w:t>
+            </w:r>
+          </w:p>
+        </w:tc>
+      </w:tr>
+      <w:tr>
+        <w:trPr>
+          <w:cantSplit/>
+        </w:trPr>
+        <w:tc>
+          <w:tcPr>
+            <w:tcW w:type="dxa" w:w="3600"/>
+            <w:shd w:fill="F2F2F2" w:val="clear"/>
+            <w:tcMar>
+              <w:top w:type="dxa" w:w="80"/>
+              <w:left w:type="dxa" w:w="100"/>
+              <w:bottom w:type="dxa" w:w="80"/>
+              <w:right w:type="dxa" w:w="100"/>
+            </w:tcMar>
+            <w:vAlign w:val="center"/>
+          </w:tcPr>
+          <w:p>
+            <w:pPr>
+              <w:spacing w:after="0" w:line="260"/>
+              <w:jc w:val="left"/>
+            </w:pPr>
+            <w:r>
+              <w:rPr>
+                <w:b/>
+                <w:bCs/>
+                <w:snapToGrid w:val="false"/>
+                <w:sz w:val="16"/>
+                <w:szCs w:val="16"/>
+              </w:rPr>
+              <w:t xml:space="preserve">公募投資信託</w:t>
+            </w:r>
+          </w:p>
+        </w:tc>
+        <w:tc>
+          <w:tcPr>
+            <w:tcW w:type="dxa" w:w="3946"/>
+            <w:tcMar>
+              <w:top w:type="dxa" w:w="80"/>
+              <w:left w:type="dxa" w:w="100"/>
+              <w:bottom w:type="dxa" w:w="80"/>
+              <w:right w:type="dxa" w:w="100"/>
+            </w:tcMar>
+            <w:vAlign w:val="center"/>
+          </w:tcPr>
+          <w:p>
+            <w:pPr>
+              <w:spacing w:after="0" w:line="260"/>
+              <w:jc w:val="left"/>
+            </w:pPr>
+            <w:r>
+              <w:rPr>
+                <w:b w:val="false"/>
+                <w:bCs w:val="false"/>
+                <w:snapToGrid w:val="false"/>
+                <w:sz w:val="16"/>
+                <w:szCs w:val="16"/>
+              </w:rPr>
+              <w:t xml:space="preserve">アセットマネジメント会社</w:t>
+            </w:r>
+          </w:p>
+        </w:tc>
+        <w:tc>
+          <w:tcPr>
+            <w:tcW w:type="dxa" w:w="2946"/>
+            <w:tcMar>
+              <w:top w:type="dxa" w:w="80"/>
+              <w:left w:type="dxa" w:w="100"/>
+              <w:bottom w:type="dxa" w:w="80"/>
+              <w:right w:type="dxa" w:w="100"/>
+            </w:tcMar>
+            <w:vAlign w:val="center"/>
+          </w:tcPr>
+          <w:p>
+            <w:pPr>
+              <w:spacing w:after="0" w:line="260"/>
+              <w:jc w:val="left"/>
+            </w:pPr>
+            <w:r>
+              <w:rPr>
+                <w:b w:val="false"/>
+                <w:bCs w:val="false"/>
+                <w:snapToGrid w:val="false"/>
+                <w:sz w:val="16"/>
+                <w:szCs w:val="16"/>
+              </w:rPr>
+              <w:t xml:space="preserve">信託銀行</w:t>
+            </w:r>
+          </w:p>
+        </w:tc>
+        <w:tc>
+          <w:tcPr>
+            <w:tcW w:type="dxa" w:w="3946"/>
+            <w:tcMar>
+              <w:top w:type="dxa" w:w="80"/>
+              <w:left w:type="dxa" w:w="100"/>
+              <w:bottom w:type="dxa" w:w="80"/>
+              <w:right w:type="dxa" w:w="100"/>
+            </w:tcMar>
+            <w:vAlign w:val="center"/>
+          </w:tcPr>
+          <w:p>
+            <w:pPr>
+              <w:spacing w:after="0" w:line="260"/>
+              <w:jc w:val="left"/>
+            </w:pPr>
+            <w:r>
+              <w:rPr>
+                <w:b w:val="false"/>
+                <w:bCs w:val="false"/>
+                <w:snapToGrid w:val="false"/>
+                <w:sz w:val="16"/>
+                <w:szCs w:val="16"/>
+              </w:rPr>
+              <w:t xml:space="preserve">一般投資家（受益権を保有）</w:t>
+            </w:r>
+          </w:p>
+        </w:tc>
+      </w:tr>
+      <w:tr>
+        <w:trPr>
+          <w:cantSplit/>
+        </w:trPr>
+        <w:tc>
+          <w:tcPr>
+            <w:tcW w:type="dxa" w:w="3600"/>
+            <w:shd w:fill="F2F2F2" w:val="clear"/>
+            <w:tcMar>
+              <w:top w:type="dxa" w:w="80"/>
+              <w:left w:type="dxa" w:w="100"/>
+              <w:bottom w:type="dxa" w:w="80"/>
+              <w:right w:type="dxa" w:w="100"/>
+            </w:tcMar>
+            <w:vAlign w:val="center"/>
+          </w:tcPr>
+          <w:p>
+            <w:pPr>
+              <w:spacing w:after="0" w:line="260"/>
+              <w:jc w:val="left"/>
+            </w:pPr>
+            <w:r>
+              <w:rPr>
+                <w:b/>
+                <w:bCs/>
+                <w:snapToGrid w:val="false"/>
+                <w:sz w:val="16"/>
+                <w:szCs w:val="16"/>
+              </w:rPr>
+              <w:t xml:space="preserve">金銭信託・特定金銭信託</w:t>
+            </w:r>
+          </w:p>
+        </w:tc>
+        <w:tc>
+          <w:tcPr>
+            <w:tcW w:type="dxa" w:w="3946"/>
+            <w:tcMar>
+              <w:top w:type="dxa" w:w="80"/>
+              <w:left w:type="dxa" w:w="100"/>
+              <w:bottom w:type="dxa" w:w="80"/>
+              <w:right w:type="dxa" w:w="100"/>
+            </w:tcMar>
+            <w:vAlign w:val="center"/>
+          </w:tcPr>
+          <w:p>
+            <w:pPr>
+              <w:spacing w:after="0" w:line="260"/>
+              <w:jc w:val="left"/>
+            </w:pPr>
+            <w:r>
+              <w:rPr>
+                <w:b w:val="false"/>
+                <w:bCs w:val="false"/>
+                <w:snapToGrid w:val="false"/>
+                <w:sz w:val="16"/>
+                <w:szCs w:val="16"/>
+              </w:rPr>
+              <w:t xml:space="preserve">顧客自身（個人・法人）</w:t>
+            </w:r>
+          </w:p>
+        </w:tc>
+        <w:tc>
+          <w:tcPr>
+            <w:tcW w:type="dxa" w:w="2946"/>
+            <w:tcMar>
+              <w:top w:type="dxa" w:w="80"/>
+              <w:left w:type="dxa" w:w="100"/>
+              <w:bottom w:type="dxa" w:w="80"/>
+              <w:right w:type="dxa" w:w="100"/>
+            </w:tcMar>
+            <w:vAlign w:val="center"/>
+          </w:tcPr>
+          <w:p>
+            <w:pPr>
+              <w:spacing w:after="0" w:line="260"/>
+              <w:jc w:val="left"/>
+            </w:pPr>
+            <w:r>
+              <w:rPr>
+                <w:b w:val="false"/>
+                <w:bCs w:val="false"/>
+                <w:snapToGrid w:val="false"/>
+                <w:sz w:val="16"/>
+                <w:szCs w:val="16"/>
+              </w:rPr>
+              <w:t xml:space="preserve">信託銀行</w:t>
+            </w:r>
+          </w:p>
+        </w:tc>
+        <w:tc>
+          <w:tcPr>
+            <w:tcW w:type="dxa" w:w="3946"/>
+            <w:tcMar>
+              <w:top w:type="dxa" w:w="80"/>
+              <w:left w:type="dxa" w:w="100"/>
+              <w:bottom w:type="dxa" w:w="80"/>
+              <w:right w:type="dxa" w:w="100"/>
+            </w:tcMar>
+            <w:vAlign w:val="center"/>
+          </w:tcPr>
+          <w:p>
+            <w:pPr>
+              <w:spacing w:after="0" w:line="260"/>
+              <w:jc w:val="left"/>
+            </w:pPr>
+            <w:r>
+              <w:rPr>
+                <w:b w:val="false"/>
+                <w:bCs w:val="false"/>
+                <w:snapToGrid w:val="false"/>
+                <w:sz w:val="16"/>
+                <w:szCs w:val="16"/>
+              </w:rPr>
+              <w:t xml:space="preserve">顧客自身が基本（自益信託）</w:t>
+            </w:r>
+          </w:p>
+        </w:tc>
+      </w:tr>
+      <w:tr>
+        <w:trPr>
+          <w:cantSplit/>
+        </w:trPr>
+        <w:tc>
+          <w:tcPr>
+            <w:tcW w:type="dxa" w:w="3600"/>
+            <w:shd w:fill="F2F2F2" w:val="clear"/>
+            <w:tcMar>
+              <w:top w:type="dxa" w:w="80"/>
+              <w:left w:type="dxa" w:w="100"/>
+              <w:bottom w:type="dxa" w:w="80"/>
+              <w:right w:type="dxa" w:w="100"/>
+            </w:tcMar>
+            <w:vAlign w:val="center"/>
+          </w:tcPr>
+          <w:p>
+            <w:pPr>
+              <w:spacing w:after="0" w:line="260"/>
+              <w:jc w:val="left"/>
+            </w:pPr>
+            <w:r>
+              <w:rPr>
+                <w:b/>
+                <w:bCs/>
+                <w:snapToGrid w:val="false"/>
+                <w:sz w:val="16"/>
+                <w:szCs w:val="16"/>
+              </w:rPr>
+              <w:t xml:space="preserve">年金信託（合同運用）</w:t>
+            </w:r>
+          </w:p>
+        </w:tc>
+        <w:tc>
+          <w:tcPr>
+            <w:tcW w:type="dxa" w:w="3946"/>
+            <w:tcMar>
+              <w:top w:type="dxa" w:w="80"/>
+              <w:left w:type="dxa" w:w="100"/>
+              <w:bottom w:type="dxa" w:w="80"/>
+              <w:right w:type="dxa" w:w="100"/>
+            </w:tcMar>
+            <w:vAlign w:val="center"/>
+          </w:tcPr>
+          <w:p>
+            <w:pPr>
+              <w:spacing w:after="0" w:line="260"/>
+              <w:jc w:val="left"/>
+            </w:pPr>
+            <w:r>
+              <w:rPr>
+                <w:b w:val="false"/>
+                <w:bCs w:val="false"/>
+                <w:snapToGrid w:val="false"/>
+                <w:sz w:val="16"/>
+                <w:szCs w:val="16"/>
+              </w:rPr>
+              <w:t xml:space="preserve">事業主（企業）</w:t>
+            </w:r>
+          </w:p>
+        </w:tc>
+        <w:tc>
+          <w:tcPr>
+            <w:tcW w:type="dxa" w:w="2946"/>
+            <w:tcMar>
+              <w:top w:type="dxa" w:w="80"/>
+              <w:left w:type="dxa" w:w="100"/>
+              <w:bottom w:type="dxa" w:w="80"/>
+              <w:right w:type="dxa" w:w="100"/>
+            </w:tcMar>
+            <w:vAlign w:val="center"/>
+          </w:tcPr>
+          <w:p>
+            <w:pPr>
+              <w:spacing w:after="0" w:line="260"/>
+              <w:jc w:val="left"/>
+            </w:pPr>
+            <w:r>
+              <w:rPr>
+                <w:b w:val="false"/>
+                <w:bCs w:val="false"/>
+                <w:snapToGrid w:val="false"/>
+                <w:sz w:val="16"/>
+                <w:szCs w:val="16"/>
+              </w:rPr>
+              <w:t xml:space="preserve">信託銀行</w:t>
+            </w:r>
+          </w:p>
+        </w:tc>
+        <w:tc>
+          <w:tcPr>
+            <w:tcW w:type="dxa" w:w="3946"/>
+            <w:tcMar>
+              <w:top w:type="dxa" w:w="80"/>
+              <w:left w:type="dxa" w:w="100"/>
+              <w:bottom w:type="dxa" w:w="80"/>
+              <w:right w:type="dxa" w:w="100"/>
+            </w:tcMar>
+            <w:vAlign w:val="center"/>
+          </w:tcPr>
+          <w:p>
+            <w:pPr>
+              <w:spacing w:after="0" w:line="260"/>
+              <w:jc w:val="left"/>
+            </w:pPr>
+            <w:r>
+              <w:rPr>
+                <w:b w:val="false"/>
+                <w:bCs w:val="false"/>
+                <w:snapToGrid w:val="false"/>
+                <w:sz w:val="16"/>
+                <w:szCs w:val="16"/>
+              </w:rPr>
+              <w:t xml:space="preserve">従業員・年金受給者</w:t>
+            </w:r>
+          </w:p>
+        </w:tc>
+      </w:tr>
+      <w:tr>
+        <w:trPr>
+          <w:cantSplit/>
+        </w:trPr>
+        <w:tc>
+          <w:tcPr>
+            <w:tcW w:type="dxa" w:w="3600"/>
+            <w:shd w:fill="F2F2F2" w:val="clear"/>
+            <w:tcMar>
+              <w:top w:type="dxa" w:w="80"/>
+              <w:left w:type="dxa" w:w="100"/>
+              <w:bottom w:type="dxa" w:w="80"/>
+              <w:right w:type="dxa" w:w="100"/>
+            </w:tcMar>
+            <w:vAlign w:val="center"/>
+          </w:tcPr>
+          <w:p>
+            <w:pPr>
+              <w:spacing w:after="0" w:line="260"/>
+              <w:jc w:val="left"/>
+            </w:pPr>
+            <w:r>
+              <w:rPr>
+                <w:b/>
+                <w:bCs/>
+                <w:snapToGrid w:val="false"/>
+                <w:sz w:val="16"/>
+                <w:szCs w:val="16"/>
+              </w:rPr>
+              <w:t xml:space="preserve">年金特定信託契約（特金）・単独運用指定信託（指定単）</w:t>
+            </w:r>
+          </w:p>
+        </w:tc>
+        <w:tc>
+          <w:tcPr>
+            <w:tcW w:type="dxa" w:w="3946"/>
+            <w:tcMar>
+              <w:top w:type="dxa" w:w="80"/>
+              <w:left w:type="dxa" w:w="100"/>
+              <w:bottom w:type="dxa" w:w="80"/>
+              <w:right w:type="dxa" w:w="100"/>
+            </w:tcMar>
+            <w:vAlign w:val="center"/>
+          </w:tcPr>
+          <w:p>
+            <w:pPr>
+              <w:spacing w:after="0" w:line="260"/>
+              <w:jc w:val="left"/>
+            </w:pPr>
+            <w:r>
+              <w:rPr>
+                <w:b w:val="false"/>
+                <w:bCs w:val="false"/>
+                <w:snapToGrid w:val="false"/>
+                <w:sz w:val="16"/>
+                <w:szCs w:val="16"/>
+              </w:rPr>
+              <w:t xml:space="preserve">事業主（企業）　※運用指図は外部運用会社に委ねるのが一般的</w:t>
+            </w:r>
+          </w:p>
+        </w:tc>
+        <w:tc>
+          <w:tcPr>
+            <w:tcW w:type="dxa" w:w="2946"/>
+            <w:tcMar>
+              <w:top w:type="dxa" w:w="80"/>
+              <w:left w:type="dxa" w:w="100"/>
+              <w:bottom w:type="dxa" w:w="80"/>
+              <w:right w:type="dxa" w:w="100"/>
+            </w:tcMar>
+            <w:vAlign w:val="center"/>
+          </w:tcPr>
+          <w:p>
+            <w:pPr>
+              <w:spacing w:after="0" w:line="260"/>
+              <w:jc w:val="left"/>
+            </w:pPr>
+            <w:r>
+              <w:rPr>
+                <w:b w:val="false"/>
+                <w:bCs w:val="false"/>
+                <w:snapToGrid w:val="false"/>
+                <w:sz w:val="16"/>
+                <w:szCs w:val="16"/>
+              </w:rPr>
+              <w:t xml:space="preserve">信託銀行</w:t>
+            </w:r>
+          </w:p>
+        </w:tc>
+        <w:tc>
+          <w:tcPr>
+            <w:tcW w:type="dxa" w:w="3946"/>
+            <w:tcMar>
+              <w:top w:type="dxa" w:w="80"/>
+              <w:left w:type="dxa" w:w="100"/>
+              <w:bottom w:type="dxa" w:w="80"/>
+              <w:right w:type="dxa" w:w="100"/>
+            </w:tcMar>
+            <w:vAlign w:val="center"/>
+          </w:tcPr>
+          <w:p>
+            <w:pPr>
+              <w:spacing w:after="0" w:line="260"/>
+              <w:jc w:val="left"/>
+            </w:pPr>
+            <w:r>
+              <w:rPr>
+                <w:b w:val="false"/>
+                <w:bCs w:val="false"/>
+                <w:snapToGrid w:val="false"/>
+                <w:sz w:val="16"/>
+                <w:szCs w:val="16"/>
+              </w:rPr>
+              <w:t xml:space="preserve">従業員・年金受給者</w:t>
+            </w:r>
+          </w:p>
+        </w:tc>
+      </w:tr>
+    </w:tbl>
+    <w:p>
+      <w:pPr>
+        <w:spacing w:after="60" w:before="100"/>
+      </w:pPr>
+    </w:p>
+    <w:p>
+      <w:pPr>
+        <w:spacing w:after="40" w:line="240"/>
+        <w:ind w:left="260"/>
+      </w:pPr>
+      <w:r>
+        <w:rPr>
+          <w:b w:val="false"/>
+          <w:bCs w:val="false"/>
+          <w:snapToGrid w:val="false"/>
+          <w:sz w:val="19"/>
+          <w:szCs w:val="19"/>
+        </w:rPr>
+        <w:t xml:space="preserve">・年金信託には「年金信託（合同運用）」「年金特定信託契約（特金）」「年金単独運用指定信託（指定単）」の3類型があり、特金・指定単では実際の運用指図を外部の資産運用会社（グループ内外を問わない）に委ねるのが一般的。下の比較表の「○」は信託銀行が受託者として関与していることを示すものであり、必ずしも自社のみで投資判断を行っていることを意味しない。</w:t>
+      </w:r>
+    </w:p>
+    <w:p>
+      <w:pPr>
+        <w:spacing w:after="40" w:line="240"/>
+        <w:ind w:left="260"/>
+      </w:pPr>
+      <w:r>
+        <w:rPr>
+          <w:b w:val="false"/>
+          <w:bCs w:val="false"/>
+          <w:snapToGrid w:val="false"/>
+          <w:sz w:val="19"/>
+          <w:szCs w:val="19"/>
+        </w:rPr>
+        <w:t xml:space="preserve">・大企業の年金基金は複数の運用会社を競争させて選ぶ「マルチマネージャー方式」が一般的で、グループのアセットマネジメント会社も外部の競合他社と並ぶ候補の一つに過ぎない。年金基金には加入者に対する受託者責任があるため、グループ内だからといって優先的に選ばれるわけではない。</w:t>
+      </w:r>
+    </w:p>
+    <w:p>
+      <w:pPr>
+        <w:spacing w:after="40" w:line="240"/>
+        <w:ind w:left="260"/>
+      </w:pPr>
+      <w:r>
+        <w:rPr>
+          <w:b w:val="false"/>
+          <w:bCs w:val="false"/>
+          <w:snapToGrid w:val="false"/>
+          <w:sz w:val="19"/>
+          <w:szCs w:val="19"/>
+        </w:rPr>
+        <w:t xml:space="preserve">・2000年前後からは、複数の運用会社に分散された年金資産を横断的に保管・記録・報告する「マスタートラスト業務」（下表D）が信託銀行の重要な役割になっている。</w:t>
+      </w:r>
+    </w:p>
+    <w:p>
+      <w:pPr>
         <w:spacing w:after="60" w:before="160"/>
       </w:pPr>
     </w:p>
@@ -807,7 +1508,7 @@
           <w:sz w:val="20"/>
           <w:szCs w:val="20"/>
         </w:rPr>
-        <w:t xml:space="preserve">以下は、主要な信託銀行グループを横軸に、業務種類を縦軸にとり、各業務の取扱い状況を整理したものです。列数が多いと文字が読みにくくなるため、グループを①〜③（前半）と④〜⑦（後半）の2つの表に分けて掲載しています。</w:t>
+        <w:t xml:space="preserve">以下は、主要な信託銀行グループを横軸に、業務種類を縦軸にとり、各業務の取扱い状況を1つの表に整理したものです。</w:t>
       </w:r>
     </w:p>
     <w:p>
@@ -852,24 +1553,6 @@
         <w:t xml:space="preserve">×＝実施していない</w:t>
       </w:r>
     </w:p>
-    <w:p>
-      <w:pPr>
-        <w:pStyle w:val="Heading2"/>
-        <w:keepNext/>
-        <w:spacing w:after="80" w:before="160"/>
-      </w:pPr>
-      <w:r>
-        <w:rPr>
-          <w:b/>
-          <w:bCs/>
-          <w:snapToGrid w:val="false"/>
-          <w:color w:val="2F5496"/>
-          <w:sz w:val="22"/>
-          <w:szCs w:val="22"/>
-        </w:rPr>
-        <w:t xml:space="preserve">（1/2）①みずほ・②三菱UFJ・③りそな グループ</w:t>
-      </w:r>
-    </w:p>
     <w:tbl>
       <w:tblPr>
         <w:tblW w:type="dxa" w:w="15438"/>
@@ -884,10 +1567,13 @@
         <w:tblLayout w:type="fixed"/>
       </w:tblPr>
       <w:tblGrid>
-        <w:gridCol w:w="4450"/>
-        <w:gridCol w:w="3663"/>
-        <w:gridCol w:w="3663"/>
-        <w:gridCol w:w="3662"/>
+        <w:gridCol w:w="3260"/>
+        <w:gridCol w:w="2010"/>
+        <w:gridCol w:w="2010"/>
+        <w:gridCol w:w="2010"/>
+        <w:gridCol w:w="1610"/>
+        <w:gridCol w:w="2420"/>
+        <w:gridCol w:w="2118"/>
       </w:tblGrid>
       <w:tr>
         <w:trPr>
@@ -895,13 +1581,13 @@
         </w:trPr>
         <w:tc>
           <w:tcPr>
-            <w:tcW w:type="dxa" w:w="4450"/>
+            <w:tcW w:type="dxa" w:w="3260"/>
             <w:shd w:fill="2F5496" w:val="clear"/>
             <w:tcMar>
-              <w:top w:type="dxa" w:w="110"/>
-              <w:left w:type="dxa" w:w="110"/>
-              <w:bottom w:type="dxa" w:w="110"/>
-              <w:right w:type="dxa" w:w="110"/>
+              <w:top w:type="dxa" w:w="90"/>
+              <w:left w:type="dxa" w:w="90"/>
+              <w:bottom w:type="dxa" w:w="90"/>
+              <w:right w:type="dxa" w:w="90"/>
             </w:tcMar>
             <w:vAlign w:val="center"/>
           </w:tcPr>
@@ -916,8 +1602,8 @@
                 <w:bCs/>
                 <w:snapToGrid w:val="false"/>
                 <w:color w:val="FFFFFF"/>
-                <w:sz w:val="24"/>
-                <w:szCs w:val="24"/>
+                <w:sz w:val="19"/>
+                <w:szCs w:val="19"/>
               </w:rPr>
               <w:t xml:space="preserve">業務種類</w:t>
             </w:r>
@@ -925,13 +1611,13 @@
         </w:tc>
         <w:tc>
           <w:tcPr>
-            <w:tcW w:type="dxa" w:w="3663"/>
+            <w:tcW w:type="dxa" w:w="2010"/>
             <w:shd w:fill="2F5496" w:val="clear"/>
             <w:tcMar>
-              <w:top w:type="dxa" w:w="110"/>
-              <w:left w:type="dxa" w:w="110"/>
-              <w:bottom w:type="dxa" w:w="110"/>
-              <w:right w:type="dxa" w:w="110"/>
+              <w:top w:type="dxa" w:w="90"/>
+              <w:left w:type="dxa" w:w="90"/>
+              <w:bottom w:type="dxa" w:w="90"/>
+              <w:right w:type="dxa" w:w="90"/>
             </w:tcMar>
             <w:vAlign w:val="center"/>
           </w:tcPr>
@@ -946,8 +1632,8 @@
                 <w:bCs/>
                 <w:snapToGrid w:val="false"/>
                 <w:color w:val="FFFFFF"/>
-                <w:sz w:val="24"/>
-                <w:szCs w:val="24"/>
+                <w:sz w:val="19"/>
+                <w:szCs w:val="19"/>
               </w:rPr>
               <w:t xml:space="preserve">①みずほ</w:t>
             </w:r>
@@ -957,8 +1643,8 @@
                 <w:bCs/>
                 <w:snapToGrid w:val="false"/>
                 <w:color w:val="FFFFFF"/>
-                <w:sz w:val="24"/>
-                <w:szCs w:val="24"/>
+                <w:sz w:val="19"/>
+                <w:szCs w:val="19"/>
               </w:rPr>
               <w:br/>
               <w:t xml:space="preserve">グループ</w:t>
@@ -967,13 +1653,13 @@
         </w:tc>
         <w:tc>
           <w:tcPr>
-            <w:tcW w:type="dxa" w:w="3663"/>
+            <w:tcW w:type="dxa" w:w="2010"/>
             <w:shd w:fill="2F5496" w:val="clear"/>
             <w:tcMar>
-              <w:top w:type="dxa" w:w="110"/>
-              <w:left w:type="dxa" w:w="110"/>
-              <w:bottom w:type="dxa" w:w="110"/>
-              <w:right w:type="dxa" w:w="110"/>
+              <w:top w:type="dxa" w:w="90"/>
+              <w:left w:type="dxa" w:w="90"/>
+              <w:bottom w:type="dxa" w:w="90"/>
+              <w:right w:type="dxa" w:w="90"/>
             </w:tcMar>
             <w:vAlign w:val="center"/>
           </w:tcPr>
@@ -988,8 +1674,8 @@
                 <w:bCs/>
                 <w:snapToGrid w:val="false"/>
                 <w:color w:val="FFFFFF"/>
-                <w:sz w:val="24"/>
-                <w:szCs w:val="24"/>
+                <w:sz w:val="19"/>
+                <w:szCs w:val="19"/>
               </w:rPr>
               <w:t xml:space="preserve">②三菱UFJ</w:t>
             </w:r>
@@ -999,8 +1685,8 @@
                 <w:bCs/>
                 <w:snapToGrid w:val="false"/>
                 <w:color w:val="FFFFFF"/>
-                <w:sz w:val="24"/>
-                <w:szCs w:val="24"/>
+                <w:sz w:val="19"/>
+                <w:szCs w:val="19"/>
               </w:rPr>
               <w:br/>
               <w:t xml:space="preserve">グループ</w:t>
@@ -1009,13 +1695,13 @@
         </w:tc>
         <w:tc>
           <w:tcPr>
-            <w:tcW w:type="dxa" w:w="3662"/>
+            <w:tcW w:type="dxa" w:w="2010"/>
             <w:shd w:fill="2F5496" w:val="clear"/>
             <w:tcMar>
-              <w:top w:type="dxa" w:w="110"/>
-              <w:left w:type="dxa" w:w="110"/>
-              <w:bottom w:type="dxa" w:w="110"/>
-              <w:right w:type="dxa" w:w="110"/>
+              <w:top w:type="dxa" w:w="90"/>
+              <w:left w:type="dxa" w:w="90"/>
+              <w:bottom w:type="dxa" w:w="90"/>
+              <w:right w:type="dxa" w:w="90"/>
             </w:tcMar>
             <w:vAlign w:val="center"/>
           </w:tcPr>
@@ -1030,8 +1716,8 @@
                 <w:bCs/>
                 <w:snapToGrid w:val="false"/>
                 <w:color w:val="FFFFFF"/>
-                <w:sz w:val="24"/>
-                <w:szCs w:val="24"/>
+                <w:sz w:val="19"/>
+                <w:szCs w:val="19"/>
               </w:rPr>
               <w:t xml:space="preserve">③りそな</w:t>
             </w:r>
@@ -1041,11 +1727,113 @@
                 <w:bCs/>
                 <w:snapToGrid w:val="false"/>
                 <w:color w:val="FFFFFF"/>
-                <w:sz w:val="24"/>
-                <w:szCs w:val="24"/>
+                <w:sz w:val="19"/>
+                <w:szCs w:val="19"/>
               </w:rPr>
               <w:br/>
               <w:t xml:space="preserve">グループ</w:t>
+            </w:r>
+          </w:p>
+        </w:tc>
+        <w:tc>
+          <w:tcPr>
+            <w:tcW w:type="dxa" w:w="1610"/>
+            <w:shd w:fill="2F5496" w:val="clear"/>
+            <w:tcMar>
+              <w:top w:type="dxa" w:w="90"/>
+              <w:left w:type="dxa" w:w="90"/>
+              <w:bottom w:type="dxa" w:w="90"/>
+              <w:right w:type="dxa" w:w="90"/>
+            </w:tcMar>
+            <w:vAlign w:val="center"/>
+          </w:tcPr>
+          <w:p>
+            <w:pPr>
+              <w:spacing w:after="0" w:line="260"/>
+              <w:jc w:val="center"/>
+            </w:pPr>
+            <w:r>
+              <w:rPr>
+                <w:b/>
+                <w:bCs/>
+                <w:snapToGrid w:val="false"/>
+                <w:color w:val="FFFFFF"/>
+                <w:sz w:val="19"/>
+                <w:szCs w:val="19"/>
+              </w:rPr>
+              <w:t xml:space="preserve">④ゆうちょ</w:t>
+            </w:r>
+          </w:p>
+        </w:tc>
+        <w:tc>
+          <w:tcPr>
+            <w:tcW w:type="dxa" w:w="2420"/>
+            <w:shd w:fill="2F5496" w:val="clear"/>
+            <w:tcMar>
+              <w:top w:type="dxa" w:w="90"/>
+              <w:left w:type="dxa" w:w="90"/>
+              <w:bottom w:type="dxa" w:w="90"/>
+              <w:right w:type="dxa" w:w="90"/>
+            </w:tcMar>
+            <w:vAlign w:val="center"/>
+          </w:tcPr>
+          <w:p>
+            <w:pPr>
+              <w:spacing w:after="0" w:line="260"/>
+              <w:jc w:val="center"/>
+            </w:pPr>
+            <w:r>
+              <w:rPr>
+                <w:b/>
+                <w:bCs/>
+                <w:snapToGrid w:val="false"/>
+                <w:color w:val="FFFFFF"/>
+                <w:sz w:val="19"/>
+                <w:szCs w:val="19"/>
+              </w:rPr>
+              <w:t xml:space="preserve">⑤三井住友</w:t>
+            </w:r>
+            <w:r>
+              <w:rPr>
+                <w:b/>
+                <w:bCs/>
+                <w:snapToGrid w:val="false"/>
+                <w:color w:val="FFFFFF"/>
+                <w:sz w:val="19"/>
+                <w:szCs w:val="19"/>
+              </w:rPr>
+              <w:br/>
+              <w:t xml:space="preserve">グループ</w:t>
+            </w:r>
+          </w:p>
+        </w:tc>
+        <w:tc>
+          <w:tcPr>
+            <w:tcW w:type="dxa" w:w="2118"/>
+            <w:shd w:fill="2F5496" w:val="clear"/>
+            <w:tcMar>
+              <w:top w:type="dxa" w:w="90"/>
+              <w:left w:type="dxa" w:w="90"/>
+              <w:bottom w:type="dxa" w:w="90"/>
+              <w:right w:type="dxa" w:w="90"/>
+            </w:tcMar>
+            <w:vAlign w:val="center"/>
+          </w:tcPr>
+          <w:p>
+            <w:pPr>
+              <w:spacing w:after="0" w:line="260"/>
+              <w:jc w:val="center"/>
+            </w:pPr>
+            <w:r>
+              <w:rPr>
+                <w:b/>
+                <w:bCs/>
+                <w:snapToGrid w:val="false"/>
+                <w:color w:val="FFFFFF"/>
+                <w:sz w:val="19"/>
+                <w:szCs w:val="19"/>
+              </w:rPr>
+              <w:t xml:space="preserve">⑦その他</w:t>
             </w:r>
           </w:p>
         </w:tc>
@@ -1057,13 +1845,13 @@
         <w:tc>
           <w:tcPr>
             <w:tcW w:type="dxa" w:w="15438"/>
-            <w:gridSpan w:val="4"/>
+            <w:gridSpan w:val="7"/>
             <w:shd w:fill="D9E2F3" w:val="clear"/>
             <w:tcMar>
-              <w:top w:type="dxa" w:w="100"/>
-              <w:left w:type="dxa" w:w="130"/>
-              <w:bottom w:type="dxa" w:w="100"/>
-              <w:right w:type="dxa" w:w="110"/>
+              <w:top w:type="dxa" w:w="80"/>
+              <w:left w:type="dxa" w:w="110"/>
+              <w:bottom w:type="dxa" w:w="80"/>
+              <w:right w:type="dxa" w:w="90"/>
             </w:tcMar>
           </w:tcPr>
           <w:p>
@@ -1077,8 +1865,8 @@
                 <w:bCs/>
                 <w:snapToGrid w:val="false"/>
                 <w:color w:val="1F3864"/>
-                <w:sz w:val="22"/>
-                <w:szCs w:val="22"/>
+                <w:sz w:val="18"/>
+                <w:szCs w:val="18"/>
               </w:rPr>
               <w:t xml:space="preserve">A. 資産運用業務（信託銀行本体が行う運用受託業務）</w:t>
             </w:r>
@@ -1091,12 +1879,12 @@
         </w:trPr>
         <w:tc>
           <w:tcPr>
-            <w:tcW w:type="dxa" w:w="4450"/>
-            <w:tcMar>
-              <w:top w:type="dxa" w:w="90"/>
-              <w:left w:type="dxa" w:w="110"/>
-              <w:bottom w:type="dxa" w:w="90"/>
-              <w:right w:type="dxa" w:w="110"/>
+            <w:tcW w:type="dxa" w:w="3260"/>
+            <w:tcMar>
+              <w:top w:type="dxa" w:w="70"/>
+              <w:left w:type="dxa" w:w="90"/>
+              <w:bottom w:type="dxa" w:w="70"/>
+              <w:right w:type="dxa" w:w="90"/>
             </w:tcMar>
             <w:vAlign w:val="center"/>
           </w:tcPr>
@@ -1110,8 +1898,8 @@
                 <w:b w:val="false"/>
                 <w:bCs w:val="false"/>
                 <w:snapToGrid w:val="false"/>
-                <w:sz w:val="21"/>
-                <w:szCs w:val="21"/>
+                <w:sz w:val="16"/>
+                <w:szCs w:val="16"/>
               </w:rPr>
               <w:t xml:space="preserve">1. 金銭信託・年金信託の運用の意思決定業務（自家運用）</w:t>
             </w:r>
@@ -1119,18 +1907,18 @@
         </w:tc>
         <w:tc>
           <w:tcPr>
-            <w:tcW w:type="dxa" w:w="3663"/>
-            <w:tcMar>
-              <w:top w:type="dxa" w:w="90"/>
-              <w:left w:type="dxa" w:w="90"/>
-              <w:bottom w:type="dxa" w:w="90"/>
-              <w:right w:type="dxa" w:w="90"/>
-            </w:tcMar>
-            <w:vAlign w:val="center"/>
-          </w:tcPr>
-          <w:p>
-            <w:pPr>
-              <w:spacing w:after="0" w:line="280"/>
+            <w:tcW w:type="dxa" w:w="2010"/>
+            <w:tcMar>
+              <w:top w:type="dxa" w:w="70"/>
+              <w:left w:type="dxa" w:w="70"/>
+              <w:bottom w:type="dxa" w:w="70"/>
+              <w:right w:type="dxa" w:w="70"/>
+            </w:tcMar>
+            <w:vAlign w:val="center"/>
+          </w:tcPr>
+          <w:p>
+            <w:pPr>
+              <w:spacing w:after="0" w:line="260"/>
             </w:pPr>
             <w:r>
               <w:rPr>
@@ -1138,16 +1926,16 @@
                 <w:bCs/>
                 <w:snapToGrid w:val="false"/>
                 <w:color w:val="1F6F43"/>
-                <w:sz w:val="26"/>
-                <w:szCs w:val="26"/>
+                <w:sz w:val="19"/>
+                <w:szCs w:val="19"/>
               </w:rPr>
               <w:t xml:space="preserve">○</w:t>
             </w:r>
             <w:r>
               <w:rPr>
                 <w:snapToGrid w:val="false"/>
-                <w:sz w:val="20"/>
-                <w:szCs w:val="20"/>
+                <w:sz w:val="15"/>
+                <w:szCs w:val="15"/>
               </w:rPr>
               <w:br/>
               <w:t xml:space="preserve">みずほ信託銀行</w:t>
@@ -1156,18 +1944,18 @@
         </w:tc>
         <w:tc>
           <w:tcPr>
-            <w:tcW w:type="dxa" w:w="3663"/>
-            <w:tcMar>
-              <w:top w:type="dxa" w:w="90"/>
-              <w:left w:type="dxa" w:w="90"/>
-              <w:bottom w:type="dxa" w:w="90"/>
-              <w:right w:type="dxa" w:w="90"/>
-            </w:tcMar>
-            <w:vAlign w:val="center"/>
-          </w:tcPr>
-          <w:p>
-            <w:pPr>
-              <w:spacing w:after="0" w:line="280"/>
+            <w:tcW w:type="dxa" w:w="2010"/>
+            <w:tcMar>
+              <w:top w:type="dxa" w:w="70"/>
+              <w:left w:type="dxa" w:w="70"/>
+              <w:bottom w:type="dxa" w:w="70"/>
+              <w:right w:type="dxa" w:w="70"/>
+            </w:tcMar>
+            <w:vAlign w:val="center"/>
+          </w:tcPr>
+          <w:p>
+            <w:pPr>
+              <w:spacing w:after="0" w:line="260"/>
             </w:pPr>
             <w:r>
               <w:rPr>
@@ -1175,16 +1963,16 @@
                 <w:bCs/>
                 <w:snapToGrid w:val="false"/>
                 <w:color w:val="1F6F43"/>
-                <w:sz w:val="26"/>
-                <w:szCs w:val="26"/>
+                <w:sz w:val="19"/>
+                <w:szCs w:val="19"/>
               </w:rPr>
               <w:t xml:space="preserve">○</w:t>
             </w:r>
             <w:r>
               <w:rPr>
                 <w:snapToGrid w:val="false"/>
-                <w:sz w:val="20"/>
-                <w:szCs w:val="20"/>
+                <w:sz w:val="15"/>
+                <w:szCs w:val="15"/>
               </w:rPr>
               <w:br/>
               <w:t xml:space="preserve">三菱UFJ信託銀行</w:t>
@@ -1193,18 +1981,18 @@
         </w:tc>
         <w:tc>
           <w:tcPr>
-            <w:tcW w:type="dxa" w:w="3662"/>
-            <w:tcMar>
-              <w:top w:type="dxa" w:w="90"/>
-              <w:left w:type="dxa" w:w="90"/>
-              <w:bottom w:type="dxa" w:w="90"/>
-              <w:right w:type="dxa" w:w="90"/>
-            </w:tcMar>
-            <w:vAlign w:val="center"/>
-          </w:tcPr>
-          <w:p>
-            <w:pPr>
-              <w:spacing w:after="0" w:line="280"/>
+            <w:tcW w:type="dxa" w:w="2010"/>
+            <w:tcMar>
+              <w:top w:type="dxa" w:w="70"/>
+              <w:left w:type="dxa" w:w="70"/>
+              <w:bottom w:type="dxa" w:w="70"/>
+              <w:right w:type="dxa" w:w="70"/>
+            </w:tcMar>
+            <w:vAlign w:val="center"/>
+          </w:tcPr>
+          <w:p>
+            <w:pPr>
+              <w:spacing w:after="0" w:line="260"/>
             </w:pPr>
             <w:r>
               <w:rPr>
@@ -1212,19 +2000,142 @@
                 <w:bCs/>
                 <w:snapToGrid w:val="false"/>
                 <w:color w:val="1F6F43"/>
-                <w:sz w:val="26"/>
-                <w:szCs w:val="26"/>
+                <w:sz w:val="19"/>
+                <w:szCs w:val="19"/>
               </w:rPr>
               <w:t xml:space="preserve">○</w:t>
             </w:r>
             <w:r>
               <w:rPr>
                 <w:snapToGrid w:val="false"/>
-                <w:sz w:val="20"/>
-                <w:szCs w:val="20"/>
+                <w:sz w:val="15"/>
+                <w:szCs w:val="15"/>
               </w:rPr>
               <w:br/>
               <w:t xml:space="preserve">りそな銀行</w:t>
+            </w:r>
+          </w:p>
+        </w:tc>
+        <w:tc>
+          <w:tcPr>
+            <w:tcW w:type="dxa" w:w="1610"/>
+            <w:tcMar>
+              <w:top w:type="dxa" w:w="70"/>
+              <w:left w:type="dxa" w:w="70"/>
+              <w:bottom w:type="dxa" w:w="70"/>
+              <w:right w:type="dxa" w:w="70"/>
+            </w:tcMar>
+            <w:vAlign w:val="center"/>
+          </w:tcPr>
+          <w:p>
+            <w:pPr>
+              <w:spacing w:after="0" w:line="260"/>
+            </w:pPr>
+            <w:r>
+              <w:rPr>
+                <w:b/>
+                <w:bCs/>
+                <w:snapToGrid w:val="false"/>
+                <w:color w:val="B36B00"/>
+                <w:sz w:val="19"/>
+                <w:szCs w:val="19"/>
+              </w:rPr>
+              <w:t xml:space="preserve">△</w:t>
+            </w:r>
+            <w:r>
+              <w:rPr>
+                <w:i/>
+                <w:iCs/>
+                <w:snapToGrid w:val="false"/>
+                <w:color w:val="666666"/>
+                <w:sz w:val="12"/>
+                <w:szCs w:val="12"/>
+              </w:rPr>
+              <w:br/>
+              <w:t xml:space="preserve">一部をゆうちょアセットマネジメントへ移管</w:t>
+            </w:r>
+          </w:p>
+        </w:tc>
+        <w:tc>
+          <w:tcPr>
+            <w:tcW w:type="dxa" w:w="2420"/>
+            <w:tcMar>
+              <w:top w:type="dxa" w:w="70"/>
+              <w:left w:type="dxa" w:w="70"/>
+              <w:bottom w:type="dxa" w:w="70"/>
+              <w:right w:type="dxa" w:w="70"/>
+            </w:tcMar>
+            <w:vAlign w:val="center"/>
+          </w:tcPr>
+          <w:p>
+            <w:pPr>
+              <w:spacing w:after="0" w:line="260"/>
+            </w:pPr>
+            <w:r>
+              <w:rPr>
+                <w:b/>
+                <w:bCs/>
+                <w:snapToGrid w:val="false"/>
+                <w:color w:val="1F6F43"/>
+                <w:sz w:val="19"/>
+                <w:szCs w:val="19"/>
+              </w:rPr>
+              <w:t xml:space="preserve">○</w:t>
+            </w:r>
+            <w:r>
+              <w:rPr>
+                <w:snapToGrid w:val="false"/>
+                <w:sz w:val="15"/>
+                <w:szCs w:val="15"/>
+              </w:rPr>
+              <w:br/>
+              <w:t xml:space="preserve">三井住友信託銀行</w:t>
+            </w:r>
+            <w:r>
+              <w:rPr>
+                <w:snapToGrid w:val="false"/>
+                <w:sz w:val="15"/>
+                <w:szCs w:val="15"/>
+              </w:rPr>
+              <w:br/>
+              <w:t xml:space="preserve">SMBC信託銀行</w:t>
+            </w:r>
+          </w:p>
+        </w:tc>
+        <w:tc>
+          <w:tcPr>
+            <w:tcW w:type="dxa" w:w="2118"/>
+            <w:tcMar>
+              <w:top w:type="dxa" w:w="70"/>
+              <w:left w:type="dxa" w:w="70"/>
+              <w:bottom w:type="dxa" w:w="70"/>
+              <w:right w:type="dxa" w:w="70"/>
+            </w:tcMar>
+            <w:vAlign w:val="center"/>
+          </w:tcPr>
+          <w:p>
+            <w:pPr>
+              <w:spacing w:after="0" w:line="260"/>
+            </w:pPr>
+            <w:r>
+              <w:rPr>
+                <w:b/>
+                <w:bCs/>
+                <w:snapToGrid w:val="false"/>
+                <w:color w:val="1F6F43"/>
+                <w:sz w:val="19"/>
+                <w:szCs w:val="19"/>
+              </w:rPr>
+              <w:t xml:space="preserve">○</w:t>
+            </w:r>
+            <w:r>
+              <w:rPr>
+                <w:snapToGrid w:val="false"/>
+                <w:sz w:val="15"/>
+                <w:szCs w:val="15"/>
+              </w:rPr>
+              <w:br/>
+              <w:t xml:space="preserve">野村信託銀行 等</w:t>
             </w:r>
           </w:p>
         </w:tc>
@@ -1235,12 +2146,12 @@
         </w:trPr>
         <w:tc>
           <w:tcPr>
-            <w:tcW w:type="dxa" w:w="4450"/>
-            <w:tcMar>
-              <w:top w:type="dxa" w:w="90"/>
-              <w:left w:type="dxa" w:w="110"/>
-              <w:bottom w:type="dxa" w:w="90"/>
-              <w:right w:type="dxa" w:w="110"/>
+            <w:tcW w:type="dxa" w:w="3260"/>
+            <w:tcMar>
+              <w:top w:type="dxa" w:w="70"/>
+              <w:left w:type="dxa" w:w="90"/>
+              <w:bottom w:type="dxa" w:w="70"/>
+              <w:right w:type="dxa" w:w="90"/>
             </w:tcMar>
             <w:vAlign w:val="center"/>
           </w:tcPr>
@@ -1254,8 +2165,8 @@
                 <w:b w:val="false"/>
                 <w:bCs w:val="false"/>
                 <w:snapToGrid w:val="false"/>
-                <w:sz w:val="21"/>
-                <w:szCs w:val="21"/>
+                <w:sz w:val="16"/>
+                <w:szCs w:val="16"/>
               </w:rPr>
               <w:t xml:space="preserve">2. 投資一任契約に基づく投資顧問業務</w:t>
             </w:r>
@@ -1263,18 +2174,18 @@
         </w:tc>
         <w:tc>
           <w:tcPr>
-            <w:tcW w:type="dxa" w:w="3663"/>
-            <w:tcMar>
-              <w:top w:type="dxa" w:w="90"/>
-              <w:left w:type="dxa" w:w="90"/>
-              <w:bottom w:type="dxa" w:w="90"/>
-              <w:right w:type="dxa" w:w="90"/>
-            </w:tcMar>
-            <w:vAlign w:val="center"/>
-          </w:tcPr>
-          <w:p>
-            <w:pPr>
-              <w:spacing w:after="0" w:line="280"/>
+            <w:tcW w:type="dxa" w:w="2010"/>
+            <w:tcMar>
+              <w:top w:type="dxa" w:w="70"/>
+              <w:left w:type="dxa" w:w="70"/>
+              <w:bottom w:type="dxa" w:w="70"/>
+              <w:right w:type="dxa" w:w="70"/>
+            </w:tcMar>
+            <w:vAlign w:val="center"/>
+          </w:tcPr>
+          <w:p>
+            <w:pPr>
+              <w:spacing w:after="0" w:line="260"/>
             </w:pPr>
             <w:r>
               <w:rPr>
@@ -1282,16 +2193,16 @@
                 <w:bCs/>
                 <w:snapToGrid w:val="false"/>
                 <w:color w:val="1F6F43"/>
-                <w:sz w:val="26"/>
-                <w:szCs w:val="26"/>
+                <w:sz w:val="19"/>
+                <w:szCs w:val="19"/>
               </w:rPr>
               <w:t xml:space="preserve">○</w:t>
             </w:r>
             <w:r>
               <w:rPr>
                 <w:snapToGrid w:val="false"/>
-                <w:sz w:val="20"/>
-                <w:szCs w:val="20"/>
+                <w:sz w:val="15"/>
+                <w:szCs w:val="15"/>
               </w:rPr>
               <w:br/>
               <w:t xml:space="preserve">みずほ信託銀行</w:t>
@@ -1300,18 +2211,18 @@
         </w:tc>
         <w:tc>
           <w:tcPr>
-            <w:tcW w:type="dxa" w:w="3663"/>
-            <w:tcMar>
-              <w:top w:type="dxa" w:w="90"/>
-              <w:left w:type="dxa" w:w="90"/>
-              <w:bottom w:type="dxa" w:w="90"/>
-              <w:right w:type="dxa" w:w="90"/>
-            </w:tcMar>
-            <w:vAlign w:val="center"/>
-          </w:tcPr>
-          <w:p>
-            <w:pPr>
-              <w:spacing w:after="0" w:line="280"/>
+            <w:tcW w:type="dxa" w:w="2010"/>
+            <w:tcMar>
+              <w:top w:type="dxa" w:w="70"/>
+              <w:left w:type="dxa" w:w="70"/>
+              <w:bottom w:type="dxa" w:w="70"/>
+              <w:right w:type="dxa" w:w="70"/>
+            </w:tcMar>
+            <w:vAlign w:val="center"/>
+          </w:tcPr>
+          <w:p>
+            <w:pPr>
+              <w:spacing w:after="0" w:line="260"/>
             </w:pPr>
             <w:r>
               <w:rPr>
@@ -1319,16 +2230,16 @@
                 <w:bCs/>
                 <w:snapToGrid w:val="false"/>
                 <w:color w:val="1F6F43"/>
-                <w:sz w:val="26"/>
-                <w:szCs w:val="26"/>
+                <w:sz w:val="19"/>
+                <w:szCs w:val="19"/>
               </w:rPr>
               <w:t xml:space="preserve">○</w:t>
             </w:r>
             <w:r>
               <w:rPr>
                 <w:snapToGrid w:val="false"/>
-                <w:sz w:val="20"/>
-                <w:szCs w:val="20"/>
+                <w:sz w:val="15"/>
+                <w:szCs w:val="15"/>
               </w:rPr>
               <w:br/>
               <w:t xml:space="preserve">三菱UFJ信託銀行</w:t>
@@ -1337,18 +2248,18 @@
         </w:tc>
         <w:tc>
           <w:tcPr>
-            <w:tcW w:type="dxa" w:w="3662"/>
-            <w:tcMar>
-              <w:top w:type="dxa" w:w="90"/>
-              <w:left w:type="dxa" w:w="90"/>
-              <w:bottom w:type="dxa" w:w="90"/>
-              <w:right w:type="dxa" w:w="90"/>
-            </w:tcMar>
-            <w:vAlign w:val="center"/>
-          </w:tcPr>
-          <w:p>
-            <w:pPr>
-              <w:spacing w:after="0" w:line="280"/>
+            <w:tcW w:type="dxa" w:w="2010"/>
+            <w:tcMar>
+              <w:top w:type="dxa" w:w="70"/>
+              <w:left w:type="dxa" w:w="70"/>
+              <w:bottom w:type="dxa" w:w="70"/>
+              <w:right w:type="dxa" w:w="70"/>
+            </w:tcMar>
+            <w:vAlign w:val="center"/>
+          </w:tcPr>
+          <w:p>
+            <w:pPr>
+              <w:spacing w:after="0" w:line="260"/>
             </w:pPr>
             <w:r>
               <w:rPr>
@@ -1356,19 +2267,121 @@
                 <w:bCs/>
                 <w:snapToGrid w:val="false"/>
                 <w:color w:val="1F6F43"/>
-                <w:sz w:val="26"/>
-                <w:szCs w:val="26"/>
+                <w:sz w:val="19"/>
+                <w:szCs w:val="19"/>
               </w:rPr>
               <w:t xml:space="preserve">○</w:t>
             </w:r>
             <w:r>
               <w:rPr>
                 <w:snapToGrid w:val="false"/>
-                <w:sz w:val="20"/>
-                <w:szCs w:val="20"/>
+                <w:sz w:val="15"/>
+                <w:szCs w:val="15"/>
               </w:rPr>
               <w:br/>
               <w:t xml:space="preserve">りそな銀行</w:t>
+            </w:r>
+          </w:p>
+        </w:tc>
+        <w:tc>
+          <w:tcPr>
+            <w:tcW w:type="dxa" w:w="1610"/>
+            <w:tcMar>
+              <w:top w:type="dxa" w:w="70"/>
+              <w:left w:type="dxa" w:w="70"/>
+              <w:bottom w:type="dxa" w:w="70"/>
+              <w:right w:type="dxa" w:w="70"/>
+            </w:tcMar>
+            <w:vAlign w:val="center"/>
+          </w:tcPr>
+          <w:p>
+            <w:pPr>
+              <w:spacing w:after="0" w:line="260"/>
+            </w:pPr>
+            <w:r>
+              <w:rPr>
+                <w:b/>
+                <w:bCs/>
+                <w:snapToGrid w:val="false"/>
+                <w:color w:val="999999"/>
+                <w:sz w:val="19"/>
+                <w:szCs w:val="19"/>
+              </w:rPr>
+              <w:t xml:space="preserve">×</w:t>
+            </w:r>
+          </w:p>
+        </w:tc>
+        <w:tc>
+          <w:tcPr>
+            <w:tcW w:type="dxa" w:w="2420"/>
+            <w:tcMar>
+              <w:top w:type="dxa" w:w="70"/>
+              <w:left w:type="dxa" w:w="70"/>
+              <w:bottom w:type="dxa" w:w="70"/>
+              <w:right w:type="dxa" w:w="70"/>
+            </w:tcMar>
+            <w:vAlign w:val="center"/>
+          </w:tcPr>
+          <w:p>
+            <w:pPr>
+              <w:spacing w:after="0" w:line="260"/>
+            </w:pPr>
+            <w:r>
+              <w:rPr>
+                <w:b/>
+                <w:bCs/>
+                <w:snapToGrid w:val="false"/>
+                <w:color w:val="1F6F43"/>
+                <w:sz w:val="19"/>
+                <w:szCs w:val="19"/>
+              </w:rPr>
+              <w:t xml:space="preserve">○</w:t>
+            </w:r>
+            <w:r>
+              <w:rPr>
+                <w:snapToGrid w:val="false"/>
+                <w:sz w:val="15"/>
+                <w:szCs w:val="15"/>
+              </w:rPr>
+              <w:br/>
+              <w:t xml:space="preserve">三井住友信託銀行</w:t>
+            </w:r>
+          </w:p>
+        </w:tc>
+        <w:tc>
+          <w:tcPr>
+            <w:tcW w:type="dxa" w:w="2118"/>
+            <w:tcMar>
+              <w:top w:type="dxa" w:w="70"/>
+              <w:left w:type="dxa" w:w="70"/>
+              <w:bottom w:type="dxa" w:w="70"/>
+              <w:right w:type="dxa" w:w="70"/>
+            </w:tcMar>
+            <w:vAlign w:val="center"/>
+          </w:tcPr>
+          <w:p>
+            <w:pPr>
+              <w:spacing w:after="0" w:line="260"/>
+            </w:pPr>
+            <w:r>
+              <w:rPr>
+                <w:b/>
+                <w:bCs/>
+                <w:snapToGrid w:val="false"/>
+                <w:color w:val="1F6F43"/>
+                <w:sz w:val="19"/>
+                <w:szCs w:val="19"/>
+              </w:rPr>
+              <w:t xml:space="preserve">○</w:t>
+            </w:r>
+            <w:r>
+              <w:rPr>
+                <w:snapToGrid w:val="false"/>
+                <w:sz w:val="15"/>
+                <w:szCs w:val="15"/>
+              </w:rPr>
+              <w:br/>
+              <w:t xml:space="preserve">野村信託銀行 等</w:t>
             </w:r>
           </w:p>
         </w:tc>
@@ -1379,12 +2392,12 @@
         </w:trPr>
         <w:tc>
           <w:tcPr>
-            <w:tcW w:type="dxa" w:w="4450"/>
-            <w:tcMar>
-              <w:top w:type="dxa" w:w="90"/>
-              <w:left w:type="dxa" w:w="110"/>
-              <w:bottom w:type="dxa" w:w="90"/>
-              <w:right w:type="dxa" w:w="110"/>
+            <w:tcW w:type="dxa" w:w="3260"/>
+            <w:tcMar>
+              <w:top w:type="dxa" w:w="70"/>
+              <w:left w:type="dxa" w:w="90"/>
+              <w:bottom w:type="dxa" w:w="70"/>
+              <w:right w:type="dxa" w:w="90"/>
             </w:tcMar>
             <w:vAlign w:val="center"/>
           </w:tcPr>
@@ -1398,8 +2411,8 @@
                 <w:b w:val="false"/>
                 <w:bCs w:val="false"/>
                 <w:snapToGrid w:val="false"/>
-                <w:sz w:val="21"/>
-                <w:szCs w:val="21"/>
+                <w:sz w:val="16"/>
+                <w:szCs w:val="16"/>
               </w:rPr>
               <w:t xml:space="preserve">3. プライベートアセット（未上場株・インフラ・不動産private debt 等）の運用受託</w:t>
             </w:r>
@@ -1407,18 +2420,18 @@
         </w:tc>
         <w:tc>
           <w:tcPr>
-            <w:tcW w:type="dxa" w:w="3663"/>
-            <w:tcMar>
-              <w:top w:type="dxa" w:w="90"/>
-              <w:left w:type="dxa" w:w="90"/>
-              <w:bottom w:type="dxa" w:w="90"/>
-              <w:right w:type="dxa" w:w="90"/>
-            </w:tcMar>
-            <w:vAlign w:val="center"/>
-          </w:tcPr>
-          <w:p>
-            <w:pPr>
-              <w:spacing w:after="0" w:line="280"/>
+            <w:tcW w:type="dxa" w:w="2010"/>
+            <w:tcMar>
+              <w:top w:type="dxa" w:w="70"/>
+              <w:left w:type="dxa" w:w="70"/>
+              <w:bottom w:type="dxa" w:w="70"/>
+              <w:right w:type="dxa" w:w="70"/>
+            </w:tcMar>
+            <w:vAlign w:val="center"/>
+          </w:tcPr>
+          <w:p>
+            <w:pPr>
+              <w:spacing w:after="0" w:line="260"/>
             </w:pPr>
             <w:r>
               <w:rPr>
@@ -1426,16 +2439,16 @@
                 <w:bCs/>
                 <w:snapToGrid w:val="false"/>
                 <w:color w:val="1F6F43"/>
-                <w:sz w:val="26"/>
-                <w:szCs w:val="26"/>
+                <w:sz w:val="19"/>
+                <w:szCs w:val="19"/>
               </w:rPr>
               <w:t xml:space="preserve">○</w:t>
             </w:r>
             <w:r>
               <w:rPr>
                 <w:snapToGrid w:val="false"/>
-                <w:sz w:val="20"/>
-                <w:szCs w:val="20"/>
+                <w:sz w:val="15"/>
+                <w:szCs w:val="15"/>
               </w:rPr>
               <w:br/>
               <w:t xml:space="preserve">みずほ信託銀行</w:t>
@@ -1444,18 +2457,18 @@
         </w:tc>
         <w:tc>
           <w:tcPr>
-            <w:tcW w:type="dxa" w:w="3663"/>
-            <w:tcMar>
-              <w:top w:type="dxa" w:w="90"/>
-              <w:left w:type="dxa" w:w="90"/>
-              <w:bottom w:type="dxa" w:w="90"/>
-              <w:right w:type="dxa" w:w="90"/>
-            </w:tcMar>
-            <w:vAlign w:val="center"/>
-          </w:tcPr>
-          <w:p>
-            <w:pPr>
-              <w:spacing w:after="0" w:line="280"/>
+            <w:tcW w:type="dxa" w:w="2010"/>
+            <w:tcMar>
+              <w:top w:type="dxa" w:w="70"/>
+              <w:left w:type="dxa" w:w="70"/>
+              <w:bottom w:type="dxa" w:w="70"/>
+              <w:right w:type="dxa" w:w="70"/>
+            </w:tcMar>
+            <w:vAlign w:val="center"/>
+          </w:tcPr>
+          <w:p>
+            <w:pPr>
+              <w:spacing w:after="0" w:line="260"/>
             </w:pPr>
             <w:r>
               <w:rPr>
@@ -1463,16 +2476,16 @@
                 <w:bCs/>
                 <w:snapToGrid w:val="false"/>
                 <w:color w:val="1F6F43"/>
-                <w:sz w:val="26"/>
-                <w:szCs w:val="26"/>
+                <w:sz w:val="19"/>
+                <w:szCs w:val="19"/>
               </w:rPr>
               <w:t xml:space="preserve">○</w:t>
             </w:r>
             <w:r>
               <w:rPr>
                 <w:snapToGrid w:val="false"/>
-                <w:sz w:val="20"/>
-                <w:szCs w:val="20"/>
+                <w:sz w:val="15"/>
+                <w:szCs w:val="15"/>
               </w:rPr>
               <w:br/>
               <w:t xml:space="preserve">三菱UFJ信託銀行</w:t>
@@ -1481,18 +2494,18 @@
         </w:tc>
         <w:tc>
           <w:tcPr>
-            <w:tcW w:type="dxa" w:w="3662"/>
-            <w:tcMar>
-              <w:top w:type="dxa" w:w="90"/>
-              <w:left w:type="dxa" w:w="90"/>
-              <w:bottom w:type="dxa" w:w="90"/>
-              <w:right w:type="dxa" w:w="90"/>
-            </w:tcMar>
-            <w:vAlign w:val="center"/>
-          </w:tcPr>
-          <w:p>
-            <w:pPr>
-              <w:spacing w:after="0" w:line="280"/>
+            <w:tcW w:type="dxa" w:w="2010"/>
+            <w:tcMar>
+              <w:top w:type="dxa" w:w="70"/>
+              <w:left w:type="dxa" w:w="70"/>
+              <w:bottom w:type="dxa" w:w="70"/>
+              <w:right w:type="dxa" w:w="70"/>
+            </w:tcMar>
+            <w:vAlign w:val="center"/>
+          </w:tcPr>
+          <w:p>
+            <w:pPr>
+              <w:spacing w:after="0" w:line="260"/>
             </w:pPr>
             <w:r>
               <w:rPr>
@@ -1500,8 +2513,110 @@
                 <w:bCs/>
                 <w:snapToGrid w:val="false"/>
                 <w:color w:val="B36B00"/>
-                <w:sz w:val="26"/>
-                <w:szCs w:val="26"/>
+                <w:sz w:val="19"/>
+                <w:szCs w:val="19"/>
+              </w:rPr>
+              <w:t xml:space="preserve">△</w:t>
+            </w:r>
+          </w:p>
+        </w:tc>
+        <w:tc>
+          <w:tcPr>
+            <w:tcW w:type="dxa" w:w="1610"/>
+            <w:tcMar>
+              <w:top w:type="dxa" w:w="70"/>
+              <w:left w:type="dxa" w:w="70"/>
+              <w:bottom w:type="dxa" w:w="70"/>
+              <w:right w:type="dxa" w:w="70"/>
+            </w:tcMar>
+            <w:vAlign w:val="center"/>
+          </w:tcPr>
+          <w:p>
+            <w:pPr>
+              <w:spacing w:after="0" w:line="260"/>
+            </w:pPr>
+            <w:r>
+              <w:rPr>
+                <w:b/>
+                <w:bCs/>
+                <w:snapToGrid w:val="false"/>
+                <w:color w:val="B36B00"/>
+                <w:sz w:val="19"/>
+                <w:szCs w:val="19"/>
+              </w:rPr>
+              <w:t xml:space="preserve">△</w:t>
+            </w:r>
+            <w:r>
+              <w:rPr>
+                <w:snapToGrid w:val="false"/>
+                <w:sz w:val="15"/>
+                <w:szCs w:val="15"/>
+              </w:rPr>
+              <w:br/>
+              <w:t xml:space="preserve">ゆうちょアセットマネジメント</w:t>
+            </w:r>
+          </w:p>
+        </w:tc>
+        <w:tc>
+          <w:tcPr>
+            <w:tcW w:type="dxa" w:w="2420"/>
+            <w:tcMar>
+              <w:top w:type="dxa" w:w="70"/>
+              <w:left w:type="dxa" w:w="70"/>
+              <w:bottom w:type="dxa" w:w="70"/>
+              <w:right w:type="dxa" w:w="70"/>
+            </w:tcMar>
+            <w:vAlign w:val="center"/>
+          </w:tcPr>
+          <w:p>
+            <w:pPr>
+              <w:spacing w:after="0" w:line="260"/>
+            </w:pPr>
+            <w:r>
+              <w:rPr>
+                <w:b/>
+                <w:bCs/>
+                <w:snapToGrid w:val="false"/>
+                <w:color w:val="1F6F43"/>
+                <w:sz w:val="19"/>
+                <w:szCs w:val="19"/>
+              </w:rPr>
+              <w:t xml:space="preserve">○</w:t>
+            </w:r>
+            <w:r>
+              <w:rPr>
+                <w:snapToGrid w:val="false"/>
+                <w:sz w:val="15"/>
+                <w:szCs w:val="15"/>
+              </w:rPr>
+              <w:br/>
+              <w:t xml:space="preserve">三井住友信託銀行</w:t>
+            </w:r>
+          </w:p>
+        </w:tc>
+        <w:tc>
+          <w:tcPr>
+            <w:tcW w:type="dxa" w:w="2118"/>
+            <w:tcMar>
+              <w:top w:type="dxa" w:w="70"/>
+              <w:left w:type="dxa" w:w="70"/>
+              <w:bottom w:type="dxa" w:w="70"/>
+              <w:right w:type="dxa" w:w="70"/>
+            </w:tcMar>
+            <w:vAlign w:val="center"/>
+          </w:tcPr>
+          <w:p>
+            <w:pPr>
+              <w:spacing w:after="0" w:line="260"/>
+            </w:pPr>
+            <w:r>
+              <w:rPr>
+                <w:b/>
+                <w:bCs/>
+                <w:snapToGrid w:val="false"/>
+                <w:color w:val="B36B00"/>
+                <w:sz w:val="19"/>
+                <w:szCs w:val="19"/>
               </w:rPr>
               <w:t xml:space="preserve">△</w:t>
             </w:r>
@@ -1515,13 +2630,13 @@
         <w:tc>
           <w:tcPr>
             <w:tcW w:type="dxa" w:w="15438"/>
-            <w:gridSpan w:val="4"/>
+            <w:gridSpan w:val="7"/>
             <w:shd w:fill="D9E2F3" w:val="clear"/>
             <w:tcMar>
-              <w:top w:type="dxa" w:w="100"/>
-              <w:left w:type="dxa" w:w="130"/>
-              <w:bottom w:type="dxa" w:w="100"/>
-              <w:right w:type="dxa" w:w="110"/>
+              <w:top w:type="dxa" w:w="80"/>
+              <w:left w:type="dxa" w:w="110"/>
+              <w:bottom w:type="dxa" w:w="80"/>
+              <w:right w:type="dxa" w:w="90"/>
             </w:tcMar>
           </w:tcPr>
           <w:p>
@@ -1535,8 +2650,8 @@
                 <w:bCs/>
                 <w:snapToGrid w:val="false"/>
                 <w:color w:val="1F3864"/>
-                <w:sz w:val="22"/>
-                <w:szCs w:val="22"/>
+                <w:sz w:val="18"/>
+                <w:szCs w:val="18"/>
               </w:rPr>
               <w:t xml:space="preserve">B. アセットマネジメント業務（グループの資産運用会社による運用業務）</w:t>
             </w:r>
@@ -1549,12 +2664,12 @@
         </w:trPr>
         <w:tc>
           <w:tcPr>
-            <w:tcW w:type="dxa" w:w="4450"/>
-            <w:tcMar>
-              <w:top w:type="dxa" w:w="90"/>
-              <w:left w:type="dxa" w:w="110"/>
-              <w:bottom w:type="dxa" w:w="90"/>
-              <w:right w:type="dxa" w:w="110"/>
+            <w:tcW w:type="dxa" w:w="3260"/>
+            <w:tcMar>
+              <w:top w:type="dxa" w:w="70"/>
+              <w:left w:type="dxa" w:w="90"/>
+              <w:bottom w:type="dxa" w:w="70"/>
+              <w:right w:type="dxa" w:w="90"/>
             </w:tcMar>
             <w:vAlign w:val="center"/>
           </w:tcPr>
@@ -1568,8 +2683,8 @@
                 <w:b w:val="false"/>
                 <w:bCs w:val="false"/>
                 <w:snapToGrid w:val="false"/>
-                <w:sz w:val="21"/>
-                <w:szCs w:val="21"/>
+                <w:sz w:val="16"/>
+                <w:szCs w:val="16"/>
               </w:rPr>
               <w:t xml:space="preserve">4. 公募投資信託の設定・運用（委託者）業務</w:t>
             </w:r>
@@ -1577,18 +2692,18 @@
         </w:tc>
         <w:tc>
           <w:tcPr>
-            <w:tcW w:type="dxa" w:w="3663"/>
-            <w:tcMar>
-              <w:top w:type="dxa" w:w="90"/>
-              <w:left w:type="dxa" w:w="90"/>
-              <w:bottom w:type="dxa" w:w="90"/>
-              <w:right w:type="dxa" w:w="90"/>
-            </w:tcMar>
-            <w:vAlign w:val="center"/>
-          </w:tcPr>
-          <w:p>
-            <w:pPr>
-              <w:spacing w:after="0" w:line="280"/>
+            <w:tcW w:type="dxa" w:w="2010"/>
+            <w:tcMar>
+              <w:top w:type="dxa" w:w="70"/>
+              <w:left w:type="dxa" w:w="70"/>
+              <w:bottom w:type="dxa" w:w="70"/>
+              <w:right w:type="dxa" w:w="70"/>
+            </w:tcMar>
+            <w:vAlign w:val="center"/>
+          </w:tcPr>
+          <w:p>
+            <w:pPr>
+              <w:spacing w:after="0" w:line="260"/>
             </w:pPr>
             <w:r>
               <w:rPr>
@@ -1596,16 +2711,16 @@
                 <w:bCs/>
                 <w:snapToGrid w:val="false"/>
                 <w:color w:val="1F6F43"/>
-                <w:sz w:val="26"/>
-                <w:szCs w:val="26"/>
+                <w:sz w:val="19"/>
+                <w:szCs w:val="19"/>
               </w:rPr>
               <w:t xml:space="preserve">○</w:t>
             </w:r>
             <w:r>
               <w:rPr>
                 <w:snapToGrid w:val="false"/>
-                <w:sz w:val="20"/>
-                <w:szCs w:val="20"/>
+                <w:sz w:val="15"/>
+                <w:szCs w:val="15"/>
               </w:rPr>
               <w:br/>
               <w:t xml:space="preserve">アセットマネジメントOne</w:t>
@@ -1614,18 +2729,18 @@
         </w:tc>
         <w:tc>
           <w:tcPr>
-            <w:tcW w:type="dxa" w:w="3663"/>
-            <w:tcMar>
-              <w:top w:type="dxa" w:w="90"/>
-              <w:left w:type="dxa" w:w="90"/>
-              <w:bottom w:type="dxa" w:w="90"/>
-              <w:right w:type="dxa" w:w="90"/>
-            </w:tcMar>
-            <w:vAlign w:val="center"/>
-          </w:tcPr>
-          <w:p>
-            <w:pPr>
-              <w:spacing w:after="0" w:line="280"/>
+            <w:tcW w:type="dxa" w:w="2010"/>
+            <w:tcMar>
+              <w:top w:type="dxa" w:w="70"/>
+              <w:left w:type="dxa" w:w="70"/>
+              <w:bottom w:type="dxa" w:w="70"/>
+              <w:right w:type="dxa" w:w="70"/>
+            </w:tcMar>
+            <w:vAlign w:val="center"/>
+          </w:tcPr>
+          <w:p>
+            <w:pPr>
+              <w:spacing w:after="0" w:line="260"/>
             </w:pPr>
             <w:r>
               <w:rPr>
@@ -1633,16 +2748,16 @@
                 <w:bCs/>
                 <w:snapToGrid w:val="false"/>
                 <w:color w:val="1F6F43"/>
-                <w:sz w:val="26"/>
-                <w:szCs w:val="26"/>
+                <w:sz w:val="19"/>
+                <w:szCs w:val="19"/>
               </w:rPr>
               <w:t xml:space="preserve">○</w:t>
             </w:r>
             <w:r>
               <w:rPr>
                 <w:snapToGrid w:val="false"/>
-                <w:sz w:val="20"/>
-                <w:szCs w:val="20"/>
+                <w:sz w:val="15"/>
+                <w:szCs w:val="15"/>
               </w:rPr>
               <w:br/>
               <w:t xml:space="preserve">三菱UFJアセットマネジメント</w:t>
@@ -1651,18 +2766,18 @@
         </w:tc>
         <w:tc>
           <w:tcPr>
-            <w:tcW w:type="dxa" w:w="3662"/>
-            <w:tcMar>
-              <w:top w:type="dxa" w:w="90"/>
-              <w:left w:type="dxa" w:w="90"/>
-              <w:bottom w:type="dxa" w:w="90"/>
-              <w:right w:type="dxa" w:w="90"/>
-            </w:tcMar>
-            <w:vAlign w:val="center"/>
-          </w:tcPr>
-          <w:p>
-            <w:pPr>
-              <w:spacing w:after="0" w:line="280"/>
+            <w:tcW w:type="dxa" w:w="2010"/>
+            <w:tcMar>
+              <w:top w:type="dxa" w:w="70"/>
+              <w:left w:type="dxa" w:w="70"/>
+              <w:bottom w:type="dxa" w:w="70"/>
+              <w:right w:type="dxa" w:w="70"/>
+            </w:tcMar>
+            <w:vAlign w:val="center"/>
+          </w:tcPr>
+          <w:p>
+            <w:pPr>
+              <w:spacing w:after="0" w:line="260"/>
             </w:pPr>
             <w:r>
               <w:rPr>
@@ -1670,19 +2785,151 @@
                 <w:bCs/>
                 <w:snapToGrid w:val="false"/>
                 <w:color w:val="1F6F43"/>
-                <w:sz w:val="26"/>
-                <w:szCs w:val="26"/>
+                <w:sz w:val="19"/>
+                <w:szCs w:val="19"/>
               </w:rPr>
               <w:t xml:space="preserve">○</w:t>
             </w:r>
             <w:r>
               <w:rPr>
                 <w:snapToGrid w:val="false"/>
-                <w:sz w:val="20"/>
-                <w:szCs w:val="20"/>
+                <w:sz w:val="15"/>
+                <w:szCs w:val="15"/>
               </w:rPr>
               <w:br/>
               <w:t xml:space="preserve">りそなアセットマネジメント</w:t>
+            </w:r>
+          </w:p>
+        </w:tc>
+        <w:tc>
+          <w:tcPr>
+            <w:tcW w:type="dxa" w:w="1610"/>
+            <w:tcMar>
+              <w:top w:type="dxa" w:w="70"/>
+              <w:left w:type="dxa" w:w="70"/>
+              <w:bottom w:type="dxa" w:w="70"/>
+              <w:right w:type="dxa" w:w="70"/>
+            </w:tcMar>
+            <w:vAlign w:val="center"/>
+          </w:tcPr>
+          <w:p>
+            <w:pPr>
+              <w:spacing w:after="0" w:line="260"/>
+            </w:pPr>
+            <w:r>
+              <w:rPr>
+                <w:b/>
+                <w:bCs/>
+                <w:snapToGrid w:val="false"/>
+                <w:color w:val="999999"/>
+                <w:sz w:val="19"/>
+                <w:szCs w:val="19"/>
+              </w:rPr>
+              <w:t xml:space="preserve">×</w:t>
+            </w:r>
+            <w:r>
+              <w:rPr>
+                <w:i/>
+                <w:iCs/>
+                <w:snapToGrid w:val="false"/>
+                <w:color w:val="666666"/>
+                <w:sz w:val="12"/>
+                <w:szCs w:val="12"/>
+              </w:rPr>
+              <w:br/>
+              <w:t xml:space="preserve">個人向け公募投信の自社設定は行っていない</w:t>
+            </w:r>
+          </w:p>
+        </w:tc>
+        <w:tc>
+          <w:tcPr>
+            <w:tcW w:type="dxa" w:w="2420"/>
+            <w:tcMar>
+              <w:top w:type="dxa" w:w="70"/>
+              <w:left w:type="dxa" w:w="70"/>
+              <w:bottom w:type="dxa" w:w="70"/>
+              <w:right w:type="dxa" w:w="70"/>
+            </w:tcMar>
+            <w:vAlign w:val="center"/>
+          </w:tcPr>
+          <w:p>
+            <w:pPr>
+              <w:spacing w:after="0" w:line="260"/>
+            </w:pPr>
+            <w:r>
+              <w:rPr>
+                <w:b/>
+                <w:bCs/>
+                <w:snapToGrid w:val="false"/>
+                <w:color w:val="1F6F43"/>
+                <w:sz w:val="19"/>
+                <w:szCs w:val="19"/>
+              </w:rPr>
+              <w:t xml:space="preserve">○</w:t>
+            </w:r>
+            <w:r>
+              <w:rPr>
+                <w:snapToGrid w:val="false"/>
+                <w:sz w:val="15"/>
+                <w:szCs w:val="15"/>
+              </w:rPr>
+              <w:br/>
+              <w:t xml:space="preserve">三井住友トラスト・アセットマネジメント</w:t>
+            </w:r>
+            <w:r>
+              <w:rPr>
+                <w:snapToGrid w:val="false"/>
+                <w:sz w:val="15"/>
+                <w:szCs w:val="15"/>
+              </w:rPr>
+              <w:br/>
+              <w:t xml:space="preserve">三井住友DSアセットマネジメント</w:t>
+            </w:r>
+          </w:p>
+        </w:tc>
+        <w:tc>
+          <w:tcPr>
+            <w:tcW w:type="dxa" w:w="2118"/>
+            <w:tcMar>
+              <w:top w:type="dxa" w:w="70"/>
+              <w:left w:type="dxa" w:w="70"/>
+              <w:bottom w:type="dxa" w:w="70"/>
+              <w:right w:type="dxa" w:w="70"/>
+            </w:tcMar>
+            <w:vAlign w:val="center"/>
+          </w:tcPr>
+          <w:p>
+            <w:pPr>
+              <w:spacing w:after="0" w:line="260"/>
+            </w:pPr>
+            <w:r>
+              <w:rPr>
+                <w:b/>
+                <w:bCs/>
+                <w:snapToGrid w:val="false"/>
+                <w:color w:val="1F6F43"/>
+                <w:sz w:val="19"/>
+                <w:szCs w:val="19"/>
+              </w:rPr>
+              <w:t xml:space="preserve">○</w:t>
+            </w:r>
+            <w:r>
+              <w:rPr>
+                <w:snapToGrid w:val="false"/>
+                <w:sz w:val="15"/>
+                <w:szCs w:val="15"/>
+              </w:rPr>
+              <w:br/>
+              <w:t xml:space="preserve">野村アセットマネジメント</w:t>
+            </w:r>
+            <w:r>
+              <w:rPr>
+                <w:snapToGrid w:val="false"/>
+                <w:sz w:val="15"/>
+                <w:szCs w:val="15"/>
+              </w:rPr>
+              <w:br/>
+              <w:t xml:space="preserve">大和アセットマネジメント 等</w:t>
             </w:r>
           </w:p>
         </w:tc>
@@ -1693,12 +2940,12 @@
         </w:trPr>
         <w:tc>
           <w:tcPr>
-            <w:tcW w:type="dxa" w:w="4450"/>
-            <w:tcMar>
-              <w:top w:type="dxa" w:w="90"/>
-              <w:left w:type="dxa" w:w="110"/>
-              <w:bottom w:type="dxa" w:w="90"/>
-              <w:right w:type="dxa" w:w="110"/>
+            <w:tcW w:type="dxa" w:w="3260"/>
+            <w:tcMar>
+              <w:top w:type="dxa" w:w="70"/>
+              <w:left w:type="dxa" w:w="90"/>
+              <w:bottom w:type="dxa" w:w="70"/>
+              <w:right w:type="dxa" w:w="90"/>
             </w:tcMar>
             <w:vAlign w:val="center"/>
           </w:tcPr>
@@ -1712,8 +2959,8 @@
                 <w:b w:val="false"/>
                 <w:bCs w:val="false"/>
                 <w:snapToGrid w:val="false"/>
-                <w:sz w:val="21"/>
-                <w:szCs w:val="21"/>
+                <w:sz w:val="16"/>
+                <w:szCs w:val="16"/>
               </w:rPr>
               <w:t xml:space="preserve">5. 確定拠出年金（DC）向け運用商品の提供</w:t>
             </w:r>
@@ -1721,18 +2968,18 @@
         </w:tc>
         <w:tc>
           <w:tcPr>
-            <w:tcW w:type="dxa" w:w="3663"/>
-            <w:tcMar>
-              <w:top w:type="dxa" w:w="90"/>
-              <w:left w:type="dxa" w:w="90"/>
-              <w:bottom w:type="dxa" w:w="90"/>
-              <w:right w:type="dxa" w:w="90"/>
-            </w:tcMar>
-            <w:vAlign w:val="center"/>
-          </w:tcPr>
-          <w:p>
-            <w:pPr>
-              <w:spacing w:after="0" w:line="280"/>
+            <w:tcW w:type="dxa" w:w="2010"/>
+            <w:tcMar>
+              <w:top w:type="dxa" w:w="70"/>
+              <w:left w:type="dxa" w:w="70"/>
+              <w:bottom w:type="dxa" w:w="70"/>
+              <w:right w:type="dxa" w:w="70"/>
+            </w:tcMar>
+            <w:vAlign w:val="center"/>
+          </w:tcPr>
+          <w:p>
+            <w:pPr>
+              <w:spacing w:after="0" w:line="260"/>
             </w:pPr>
             <w:r>
               <w:rPr>
@@ -1740,16 +2987,16 @@
                 <w:bCs/>
                 <w:snapToGrid w:val="false"/>
                 <w:color w:val="1F6F43"/>
-                <w:sz w:val="26"/>
-                <w:szCs w:val="26"/>
+                <w:sz w:val="19"/>
+                <w:szCs w:val="19"/>
               </w:rPr>
               <w:t xml:space="preserve">○</w:t>
             </w:r>
             <w:r>
               <w:rPr>
                 <w:snapToGrid w:val="false"/>
-                <w:sz w:val="20"/>
-                <w:szCs w:val="20"/>
+                <w:sz w:val="15"/>
+                <w:szCs w:val="15"/>
               </w:rPr>
               <w:br/>
               <w:t xml:space="preserve">アセットマネジメントOne</w:t>
@@ -1758,18 +3005,18 @@
         </w:tc>
         <w:tc>
           <w:tcPr>
-            <w:tcW w:type="dxa" w:w="3663"/>
-            <w:tcMar>
-              <w:top w:type="dxa" w:w="90"/>
-              <w:left w:type="dxa" w:w="90"/>
-              <w:bottom w:type="dxa" w:w="90"/>
-              <w:right w:type="dxa" w:w="90"/>
-            </w:tcMar>
-            <w:vAlign w:val="center"/>
-          </w:tcPr>
-          <w:p>
-            <w:pPr>
-              <w:spacing w:after="0" w:line="280"/>
+            <w:tcW w:type="dxa" w:w="2010"/>
+            <w:tcMar>
+              <w:top w:type="dxa" w:w="70"/>
+              <w:left w:type="dxa" w:w="70"/>
+              <w:bottom w:type="dxa" w:w="70"/>
+              <w:right w:type="dxa" w:w="70"/>
+            </w:tcMar>
+            <w:vAlign w:val="center"/>
+          </w:tcPr>
+          <w:p>
+            <w:pPr>
+              <w:spacing w:after="0" w:line="260"/>
             </w:pPr>
             <w:r>
               <w:rPr>
@@ -1777,16 +3024,16 @@
                 <w:bCs/>
                 <w:snapToGrid w:val="false"/>
                 <w:color w:val="1F6F43"/>
-                <w:sz w:val="26"/>
-                <w:szCs w:val="26"/>
+                <w:sz w:val="19"/>
+                <w:szCs w:val="19"/>
               </w:rPr>
               <w:t xml:space="preserve">○</w:t>
             </w:r>
             <w:r>
               <w:rPr>
                 <w:snapToGrid w:val="false"/>
-                <w:sz w:val="20"/>
-                <w:szCs w:val="20"/>
+                <w:sz w:val="15"/>
+                <w:szCs w:val="15"/>
               </w:rPr>
               <w:br/>
               <w:t xml:space="preserve">三菱UFJアセットマネジメント</w:t>
@@ -1795,18 +3042,18 @@
         </w:tc>
         <w:tc>
           <w:tcPr>
-            <w:tcW w:type="dxa" w:w="3662"/>
-            <w:tcMar>
-              <w:top w:type="dxa" w:w="90"/>
-              <w:left w:type="dxa" w:w="90"/>
-              <w:bottom w:type="dxa" w:w="90"/>
-              <w:right w:type="dxa" w:w="90"/>
-            </w:tcMar>
-            <w:vAlign w:val="center"/>
-          </w:tcPr>
-          <w:p>
-            <w:pPr>
-              <w:spacing w:after="0" w:line="280"/>
+            <w:tcW w:type="dxa" w:w="2010"/>
+            <w:tcMar>
+              <w:top w:type="dxa" w:w="70"/>
+              <w:left w:type="dxa" w:w="70"/>
+              <w:bottom w:type="dxa" w:w="70"/>
+              <w:right w:type="dxa" w:w="70"/>
+            </w:tcMar>
+            <w:vAlign w:val="center"/>
+          </w:tcPr>
+          <w:p>
+            <w:pPr>
+              <w:spacing w:after="0" w:line="260"/>
             </w:pPr>
             <w:r>
               <w:rPr>
@@ -1814,19 +3061,121 @@
                 <w:bCs/>
                 <w:snapToGrid w:val="false"/>
                 <w:color w:val="1F6F43"/>
-                <w:sz w:val="26"/>
-                <w:szCs w:val="26"/>
+                <w:sz w:val="19"/>
+                <w:szCs w:val="19"/>
               </w:rPr>
               <w:t xml:space="preserve">○</w:t>
             </w:r>
             <w:r>
               <w:rPr>
                 <w:snapToGrid w:val="false"/>
-                <w:sz w:val="20"/>
-                <w:szCs w:val="20"/>
+                <w:sz w:val="15"/>
+                <w:szCs w:val="15"/>
               </w:rPr>
               <w:br/>
               <w:t xml:space="preserve">りそなアセットマネジメント</w:t>
+            </w:r>
+          </w:p>
+        </w:tc>
+        <w:tc>
+          <w:tcPr>
+            <w:tcW w:type="dxa" w:w="1610"/>
+            <w:tcMar>
+              <w:top w:type="dxa" w:w="70"/>
+              <w:left w:type="dxa" w:w="70"/>
+              <w:bottom w:type="dxa" w:w="70"/>
+              <w:right w:type="dxa" w:w="70"/>
+            </w:tcMar>
+            <w:vAlign w:val="center"/>
+          </w:tcPr>
+          <w:p>
+            <w:pPr>
+              <w:spacing w:after="0" w:line="260"/>
+            </w:pPr>
+            <w:r>
+              <w:rPr>
+                <w:b/>
+                <w:bCs/>
+                <w:snapToGrid w:val="false"/>
+                <w:color w:val="999999"/>
+                <w:sz w:val="19"/>
+                <w:szCs w:val="19"/>
+              </w:rPr>
+              <w:t xml:space="preserve">×</w:t>
+            </w:r>
+          </w:p>
+        </w:tc>
+        <w:tc>
+          <w:tcPr>
+            <w:tcW w:type="dxa" w:w="2420"/>
+            <w:tcMar>
+              <w:top w:type="dxa" w:w="70"/>
+              <w:left w:type="dxa" w:w="70"/>
+              <w:bottom w:type="dxa" w:w="70"/>
+              <w:right w:type="dxa" w:w="70"/>
+            </w:tcMar>
+            <w:vAlign w:val="center"/>
+          </w:tcPr>
+          <w:p>
+            <w:pPr>
+              <w:spacing w:after="0" w:line="260"/>
+            </w:pPr>
+            <w:r>
+              <w:rPr>
+                <w:b/>
+                <w:bCs/>
+                <w:snapToGrid w:val="false"/>
+                <w:color w:val="1F6F43"/>
+                <w:sz w:val="19"/>
+                <w:szCs w:val="19"/>
+              </w:rPr>
+              <w:t xml:space="preserve">○</w:t>
+            </w:r>
+            <w:r>
+              <w:rPr>
+                <w:snapToGrid w:val="false"/>
+                <w:sz w:val="15"/>
+                <w:szCs w:val="15"/>
+              </w:rPr>
+              <w:br/>
+              <w:t xml:space="preserve">三井住友トラスト・アセットマネジメント 等</w:t>
+            </w:r>
+          </w:p>
+        </w:tc>
+        <w:tc>
+          <w:tcPr>
+            <w:tcW w:type="dxa" w:w="2118"/>
+            <w:tcMar>
+              <w:top w:type="dxa" w:w="70"/>
+              <w:left w:type="dxa" w:w="70"/>
+              <w:bottom w:type="dxa" w:w="70"/>
+              <w:right w:type="dxa" w:w="70"/>
+            </w:tcMar>
+            <w:vAlign w:val="center"/>
+          </w:tcPr>
+          <w:p>
+            <w:pPr>
+              <w:spacing w:after="0" w:line="260"/>
+            </w:pPr>
+            <w:r>
+              <w:rPr>
+                <w:b/>
+                <w:bCs/>
+                <w:snapToGrid w:val="false"/>
+                <w:color w:val="1F6F43"/>
+                <w:sz w:val="19"/>
+                <w:szCs w:val="19"/>
+              </w:rPr>
+              <w:t xml:space="preserve">○</w:t>
+            </w:r>
+            <w:r>
+              <w:rPr>
+                <w:snapToGrid w:val="false"/>
+                <w:sz w:val="15"/>
+                <w:szCs w:val="15"/>
+              </w:rPr>
+              <w:br/>
+              <w:t xml:space="preserve">野村アセットマネジメント 等</w:t>
             </w:r>
           </w:p>
         </w:tc>
@@ -1837,12 +3186,12 @@
         </w:trPr>
         <w:tc>
           <w:tcPr>
-            <w:tcW w:type="dxa" w:w="4450"/>
-            <w:tcMar>
-              <w:top w:type="dxa" w:w="90"/>
-              <w:left w:type="dxa" w:w="110"/>
-              <w:bottom w:type="dxa" w:w="90"/>
-              <w:right w:type="dxa" w:w="110"/>
+            <w:tcW w:type="dxa" w:w="3260"/>
+            <w:tcMar>
+              <w:top w:type="dxa" w:w="70"/>
+              <w:left w:type="dxa" w:w="90"/>
+              <w:bottom w:type="dxa" w:w="70"/>
+              <w:right w:type="dxa" w:w="90"/>
             </w:tcMar>
             <w:vAlign w:val="center"/>
           </w:tcPr>
@@ -1856,8 +3205,8 @@
                 <w:b w:val="false"/>
                 <w:bCs w:val="false"/>
                 <w:snapToGrid w:val="false"/>
-                <w:sz w:val="21"/>
-                <w:szCs w:val="21"/>
+                <w:sz w:val="16"/>
+                <w:szCs w:val="16"/>
               </w:rPr>
               <w:t xml:space="preserve">6. 機関投資家向け（年金基金・GPIF 等）運用受託業務</w:t>
             </w:r>
@@ -1865,18 +3214,18 @@
         </w:tc>
         <w:tc>
           <w:tcPr>
-            <w:tcW w:type="dxa" w:w="3663"/>
-            <w:tcMar>
-              <w:top w:type="dxa" w:w="90"/>
-              <w:left w:type="dxa" w:w="90"/>
-              <w:bottom w:type="dxa" w:w="90"/>
-              <w:right w:type="dxa" w:w="90"/>
-            </w:tcMar>
-            <w:vAlign w:val="center"/>
-          </w:tcPr>
-          <w:p>
-            <w:pPr>
-              <w:spacing w:after="0" w:line="280"/>
+            <w:tcW w:type="dxa" w:w="2010"/>
+            <w:tcMar>
+              <w:top w:type="dxa" w:w="70"/>
+              <w:left w:type="dxa" w:w="70"/>
+              <w:bottom w:type="dxa" w:w="70"/>
+              <w:right w:type="dxa" w:w="70"/>
+            </w:tcMar>
+            <w:vAlign w:val="center"/>
+          </w:tcPr>
+          <w:p>
+            <w:pPr>
+              <w:spacing w:after="0" w:line="260"/>
             </w:pPr>
             <w:r>
               <w:rPr>
@@ -1884,36 +3233,48 @@
                 <w:bCs/>
                 <w:snapToGrid w:val="false"/>
                 <w:color w:val="1F6F43"/>
-                <w:sz w:val="26"/>
-                <w:szCs w:val="26"/>
+                <w:sz w:val="19"/>
+                <w:szCs w:val="19"/>
               </w:rPr>
               <w:t xml:space="preserve">○</w:t>
             </w:r>
             <w:r>
               <w:rPr>
                 <w:snapToGrid w:val="false"/>
-                <w:sz w:val="20"/>
-                <w:szCs w:val="20"/>
+                <w:sz w:val="15"/>
+                <w:szCs w:val="15"/>
               </w:rPr>
               <w:br/>
               <w:t xml:space="preserve">アセットマネジメントOne</w:t>
             </w:r>
-          </w:p>
-        </w:tc>
-        <w:tc>
-          <w:tcPr>
-            <w:tcW w:type="dxa" w:w="3663"/>
-            <w:tcMar>
-              <w:top w:type="dxa" w:w="90"/>
-              <w:left w:type="dxa" w:w="90"/>
-              <w:bottom w:type="dxa" w:w="90"/>
-              <w:right w:type="dxa" w:w="90"/>
-            </w:tcMar>
-            <w:vAlign w:val="center"/>
-          </w:tcPr>
-          <w:p>
-            <w:pPr>
-              <w:spacing w:after="0" w:line="280"/>
+            <w:r>
+              <w:rPr>
+                <w:i/>
+                <w:iCs/>
+                <w:snapToGrid w:val="false"/>
+                <w:color w:val="666666"/>
+                <w:sz w:val="12"/>
+                <w:szCs w:val="12"/>
+              </w:rPr>
+              <w:br/>
+              <w:t xml:space="preserve">外部運用会社と競合するマルチマネージャー方式が前提</w:t>
+            </w:r>
+          </w:p>
+        </w:tc>
+        <w:tc>
+          <w:tcPr>
+            <w:tcW w:type="dxa" w:w="2010"/>
+            <w:tcMar>
+              <w:top w:type="dxa" w:w="70"/>
+              <w:left w:type="dxa" w:w="70"/>
+              <w:bottom w:type="dxa" w:w="70"/>
+              <w:right w:type="dxa" w:w="70"/>
+            </w:tcMar>
+            <w:vAlign w:val="center"/>
+          </w:tcPr>
+          <w:p>
+            <w:pPr>
+              <w:spacing w:after="0" w:line="260"/>
             </w:pPr>
             <w:r>
               <w:rPr>
@@ -1921,36 +3282,48 @@
                 <w:bCs/>
                 <w:snapToGrid w:val="false"/>
                 <w:color w:val="1F6F43"/>
-                <w:sz w:val="26"/>
-                <w:szCs w:val="26"/>
+                <w:sz w:val="19"/>
+                <w:szCs w:val="19"/>
               </w:rPr>
               <w:t xml:space="preserve">○</w:t>
             </w:r>
             <w:r>
               <w:rPr>
                 <w:snapToGrid w:val="false"/>
-                <w:sz w:val="20"/>
-                <w:szCs w:val="20"/>
+                <w:sz w:val="15"/>
+                <w:szCs w:val="15"/>
               </w:rPr>
               <w:br/>
               <w:t xml:space="preserve">三菱UFJアセットマネジメント</w:t>
             </w:r>
-          </w:p>
-        </w:tc>
-        <w:tc>
-          <w:tcPr>
-            <w:tcW w:type="dxa" w:w="3662"/>
-            <w:tcMar>
-              <w:top w:type="dxa" w:w="90"/>
-              <w:left w:type="dxa" w:w="90"/>
-              <w:bottom w:type="dxa" w:w="90"/>
-              <w:right w:type="dxa" w:w="90"/>
-            </w:tcMar>
-            <w:vAlign w:val="center"/>
-          </w:tcPr>
-          <w:p>
-            <w:pPr>
-              <w:spacing w:after="0" w:line="280"/>
+            <w:r>
+              <w:rPr>
+                <w:i/>
+                <w:iCs/>
+                <w:snapToGrid w:val="false"/>
+                <w:color w:val="666666"/>
+                <w:sz w:val="12"/>
+                <w:szCs w:val="12"/>
+              </w:rPr>
+              <w:br/>
+              <w:t xml:space="preserve">同上</w:t>
+            </w:r>
+          </w:p>
+        </w:tc>
+        <w:tc>
+          <w:tcPr>
+            <w:tcW w:type="dxa" w:w="2010"/>
+            <w:tcMar>
+              <w:top w:type="dxa" w:w="70"/>
+              <w:left w:type="dxa" w:w="70"/>
+              <w:bottom w:type="dxa" w:w="70"/>
+              <w:right w:type="dxa" w:w="70"/>
+            </w:tcMar>
+            <w:vAlign w:val="center"/>
+          </w:tcPr>
+          <w:p>
+            <w:pPr>
+              <w:spacing w:after="0" w:line="260"/>
             </w:pPr>
             <w:r>
               <w:rPr>
@@ -1958,19 +3331,145 @@
                 <w:bCs/>
                 <w:snapToGrid w:val="false"/>
                 <w:color w:val="1F6F43"/>
-                <w:sz w:val="26"/>
-                <w:szCs w:val="26"/>
+                <w:sz w:val="19"/>
+                <w:szCs w:val="19"/>
               </w:rPr>
               <w:t xml:space="preserve">○</w:t>
             </w:r>
             <w:r>
               <w:rPr>
                 <w:snapToGrid w:val="false"/>
-                <w:sz w:val="20"/>
-                <w:szCs w:val="20"/>
+                <w:sz w:val="15"/>
+                <w:szCs w:val="15"/>
               </w:rPr>
               <w:br/>
               <w:t xml:space="preserve">りそなアセットマネジメント</w:t>
+            </w:r>
+            <w:r>
+              <w:rPr>
+                <w:i/>
+                <w:iCs/>
+                <w:snapToGrid w:val="false"/>
+                <w:color w:val="666666"/>
+                <w:sz w:val="12"/>
+                <w:szCs w:val="12"/>
+              </w:rPr>
+              <w:br/>
+              <w:t xml:space="preserve">同上</w:t>
+            </w:r>
+          </w:p>
+        </w:tc>
+        <w:tc>
+          <w:tcPr>
+            <w:tcW w:type="dxa" w:w="1610"/>
+            <w:tcMar>
+              <w:top w:type="dxa" w:w="70"/>
+              <w:left w:type="dxa" w:w="70"/>
+              <w:bottom w:type="dxa" w:w="70"/>
+              <w:right w:type="dxa" w:w="70"/>
+            </w:tcMar>
+            <w:vAlign w:val="center"/>
+          </w:tcPr>
+          <w:p>
+            <w:pPr>
+              <w:spacing w:after="0" w:line="260"/>
+            </w:pPr>
+            <w:r>
+              <w:rPr>
+                <w:b/>
+                <w:bCs/>
+                <w:snapToGrid w:val="false"/>
+                <w:color w:val="999999"/>
+                <w:sz w:val="19"/>
+                <w:szCs w:val="19"/>
+              </w:rPr>
+              <w:t xml:space="preserve">×</w:t>
+            </w:r>
+          </w:p>
+        </w:tc>
+        <w:tc>
+          <w:tcPr>
+            <w:tcW w:type="dxa" w:w="2420"/>
+            <w:tcMar>
+              <w:top w:type="dxa" w:w="70"/>
+              <w:left w:type="dxa" w:w="70"/>
+              <w:bottom w:type="dxa" w:w="70"/>
+              <w:right w:type="dxa" w:w="70"/>
+            </w:tcMar>
+            <w:vAlign w:val="center"/>
+          </w:tcPr>
+          <w:p>
+            <w:pPr>
+              <w:spacing w:after="0" w:line="260"/>
+            </w:pPr>
+            <w:r>
+              <w:rPr>
+                <w:b/>
+                <w:bCs/>
+                <w:snapToGrid w:val="false"/>
+                <w:color w:val="1F6F43"/>
+                <w:sz w:val="19"/>
+                <w:szCs w:val="19"/>
+              </w:rPr>
+              <w:t xml:space="preserve">○</w:t>
+            </w:r>
+            <w:r>
+              <w:rPr>
+                <w:snapToGrid w:val="false"/>
+                <w:sz w:val="15"/>
+                <w:szCs w:val="15"/>
+              </w:rPr>
+              <w:br/>
+              <w:t xml:space="preserve">三井住友トラスト・アセットマネジメント</w:t>
+            </w:r>
+            <w:r>
+              <w:rPr>
+                <w:i/>
+                <w:iCs/>
+                <w:snapToGrid w:val="false"/>
+                <w:color w:val="666666"/>
+                <w:sz w:val="12"/>
+                <w:szCs w:val="12"/>
+              </w:rPr>
+              <w:br/>
+              <w:t xml:space="preserve">同上</w:t>
+            </w:r>
+          </w:p>
+        </w:tc>
+        <w:tc>
+          <w:tcPr>
+            <w:tcW w:type="dxa" w:w="2118"/>
+            <w:tcMar>
+              <w:top w:type="dxa" w:w="70"/>
+              <w:left w:type="dxa" w:w="70"/>
+              <w:bottom w:type="dxa" w:w="70"/>
+              <w:right w:type="dxa" w:w="70"/>
+            </w:tcMar>
+            <w:vAlign w:val="center"/>
+          </w:tcPr>
+          <w:p>
+            <w:pPr>
+              <w:spacing w:after="0" w:line="260"/>
+            </w:pPr>
+            <w:r>
+              <w:rPr>
+                <w:b/>
+                <w:bCs/>
+                <w:snapToGrid w:val="false"/>
+                <w:color w:val="1F6F43"/>
+                <w:sz w:val="19"/>
+                <w:szCs w:val="19"/>
+              </w:rPr>
+              <w:t xml:space="preserve">○</w:t>
+            </w:r>
+            <w:r>
+              <w:rPr>
+                <w:snapToGrid w:val="false"/>
+                <w:sz w:val="15"/>
+                <w:szCs w:val="15"/>
+              </w:rPr>
+              <w:br/>
+              <w:t xml:space="preserve">野村アセットマネジメント 等</w:t>
             </w:r>
           </w:p>
         </w:tc>
@@ -1981,12 +3480,12 @@
         </w:trPr>
         <w:tc>
           <w:tcPr>
-            <w:tcW w:type="dxa" w:w="4450"/>
-            <w:tcMar>
-              <w:top w:type="dxa" w:w="90"/>
-              <w:left w:type="dxa" w:w="110"/>
-              <w:bottom w:type="dxa" w:w="90"/>
-              <w:right w:type="dxa" w:w="110"/>
+            <w:tcW w:type="dxa" w:w="3260"/>
+            <w:tcMar>
+              <w:top w:type="dxa" w:w="70"/>
+              <w:left w:type="dxa" w:w="90"/>
+              <w:bottom w:type="dxa" w:w="70"/>
+              <w:right w:type="dxa" w:w="90"/>
             </w:tcMar>
             <w:vAlign w:val="center"/>
           </w:tcPr>
@@ -2000,8 +3499,8 @@
                 <w:b w:val="false"/>
                 <w:bCs w:val="false"/>
                 <w:snapToGrid w:val="false"/>
-                <w:sz w:val="21"/>
-                <w:szCs w:val="21"/>
+                <w:sz w:val="16"/>
+                <w:szCs w:val="16"/>
               </w:rPr>
               <w:t xml:space="preserve">7. オルタナティブ投資運用（PE・不動産ファンド・ヘッジファンド 等）</w:t>
             </w:r>
@@ -2009,18 +3508,18 @@
         </w:tc>
         <w:tc>
           <w:tcPr>
-            <w:tcW w:type="dxa" w:w="3663"/>
-            <w:tcMar>
-              <w:top w:type="dxa" w:w="90"/>
-              <w:left w:type="dxa" w:w="90"/>
-              <w:bottom w:type="dxa" w:w="90"/>
-              <w:right w:type="dxa" w:w="90"/>
-            </w:tcMar>
-            <w:vAlign w:val="center"/>
-          </w:tcPr>
-          <w:p>
-            <w:pPr>
-              <w:spacing w:after="0" w:line="280"/>
+            <w:tcW w:type="dxa" w:w="2010"/>
+            <w:tcMar>
+              <w:top w:type="dxa" w:w="70"/>
+              <w:left w:type="dxa" w:w="70"/>
+              <w:bottom w:type="dxa" w:w="70"/>
+              <w:right w:type="dxa" w:w="70"/>
+            </w:tcMar>
+            <w:vAlign w:val="center"/>
+          </w:tcPr>
+          <w:p>
+            <w:pPr>
+              <w:spacing w:after="0" w:line="260"/>
             </w:pPr>
             <w:r>
               <w:rPr>
@@ -2028,16 +3527,16 @@
                 <w:bCs/>
                 <w:snapToGrid w:val="false"/>
                 <w:color w:val="1F6F43"/>
-                <w:sz w:val="26"/>
-                <w:szCs w:val="26"/>
+                <w:sz w:val="19"/>
+                <w:szCs w:val="19"/>
               </w:rPr>
               <w:t xml:space="preserve">○</w:t>
             </w:r>
             <w:r>
               <w:rPr>
                 <w:snapToGrid w:val="false"/>
-                <w:sz w:val="20"/>
-                <w:szCs w:val="20"/>
+                <w:sz w:val="15"/>
+                <w:szCs w:val="15"/>
               </w:rPr>
               <w:br/>
               <w:t xml:space="preserve">アセットマネジメントOne 等</w:t>
@@ -2046,18 +3545,18 @@
         </w:tc>
         <w:tc>
           <w:tcPr>
-            <w:tcW w:type="dxa" w:w="3663"/>
-            <w:tcMar>
-              <w:top w:type="dxa" w:w="90"/>
-              <w:left w:type="dxa" w:w="90"/>
-              <w:bottom w:type="dxa" w:w="90"/>
-              <w:right w:type="dxa" w:w="90"/>
-            </w:tcMar>
-            <w:vAlign w:val="center"/>
-          </w:tcPr>
-          <w:p>
-            <w:pPr>
-              <w:spacing w:after="0" w:line="280"/>
+            <w:tcW w:type="dxa" w:w="2010"/>
+            <w:tcMar>
+              <w:top w:type="dxa" w:w="70"/>
+              <w:left w:type="dxa" w:w="70"/>
+              <w:bottom w:type="dxa" w:w="70"/>
+              <w:right w:type="dxa" w:w="70"/>
+            </w:tcMar>
+            <w:vAlign w:val="center"/>
+          </w:tcPr>
+          <w:p>
+            <w:pPr>
+              <w:spacing w:after="0" w:line="260"/>
             </w:pPr>
             <w:r>
               <w:rPr>
@@ -2065,16 +3564,16 @@
                 <w:bCs/>
                 <w:snapToGrid w:val="false"/>
                 <w:color w:val="1F6F43"/>
-                <w:sz w:val="26"/>
-                <w:szCs w:val="26"/>
+                <w:sz w:val="19"/>
+                <w:szCs w:val="19"/>
               </w:rPr>
               <w:t xml:space="preserve">○</w:t>
             </w:r>
             <w:r>
               <w:rPr>
                 <w:snapToGrid w:val="false"/>
-                <w:sz w:val="20"/>
-                <w:szCs w:val="20"/>
+                <w:sz w:val="15"/>
+                <w:szCs w:val="15"/>
               </w:rPr>
               <w:br/>
               <w:t xml:space="preserve">三菱UFJアセットマネジメント 等</w:t>
@@ -2083,18 +3582,18 @@
         </w:tc>
         <w:tc>
           <w:tcPr>
-            <w:tcW w:type="dxa" w:w="3662"/>
-            <w:tcMar>
-              <w:top w:type="dxa" w:w="90"/>
-              <w:left w:type="dxa" w:w="90"/>
-              <w:bottom w:type="dxa" w:w="90"/>
-              <w:right w:type="dxa" w:w="90"/>
-            </w:tcMar>
-            <w:vAlign w:val="center"/>
-          </w:tcPr>
-          <w:p>
-            <w:pPr>
-              <w:spacing w:after="0" w:line="280"/>
+            <w:tcW w:type="dxa" w:w="2010"/>
+            <w:tcMar>
+              <w:top w:type="dxa" w:w="70"/>
+              <w:left w:type="dxa" w:w="70"/>
+              <w:bottom w:type="dxa" w:w="70"/>
+              <w:right w:type="dxa" w:w="70"/>
+            </w:tcMar>
+            <w:vAlign w:val="center"/>
+          </w:tcPr>
+          <w:p>
+            <w:pPr>
+              <w:spacing w:after="0" w:line="260"/>
             </w:pPr>
             <w:r>
               <w:rPr>
@@ -2102,8 +3601,110 @@
                 <w:bCs/>
                 <w:snapToGrid w:val="false"/>
                 <w:color w:val="B36B00"/>
-                <w:sz w:val="26"/>
-                <w:szCs w:val="26"/>
+                <w:sz w:val="19"/>
+                <w:szCs w:val="19"/>
+              </w:rPr>
+              <w:t xml:space="preserve">△</w:t>
+            </w:r>
+          </w:p>
+        </w:tc>
+        <w:tc>
+          <w:tcPr>
+            <w:tcW w:type="dxa" w:w="1610"/>
+            <w:tcMar>
+              <w:top w:type="dxa" w:w="70"/>
+              <w:left w:type="dxa" w:w="70"/>
+              <w:bottom w:type="dxa" w:w="70"/>
+              <w:right w:type="dxa" w:w="70"/>
+            </w:tcMar>
+            <w:vAlign w:val="center"/>
+          </w:tcPr>
+          <w:p>
+            <w:pPr>
+              <w:spacing w:after="0" w:line="260"/>
+            </w:pPr>
+            <w:r>
+              <w:rPr>
+                <w:b/>
+                <w:bCs/>
+                <w:snapToGrid w:val="false"/>
+                <w:color w:val="B36B00"/>
+                <w:sz w:val="19"/>
+                <w:szCs w:val="19"/>
+              </w:rPr>
+              <w:t xml:space="preserve">△</w:t>
+            </w:r>
+            <w:r>
+              <w:rPr>
+                <w:snapToGrid w:val="false"/>
+                <w:sz w:val="15"/>
+                <w:szCs w:val="15"/>
+              </w:rPr>
+              <w:br/>
+              <w:t xml:space="preserve">ゆうちょアセットマネジメント</w:t>
+            </w:r>
+          </w:p>
+        </w:tc>
+        <w:tc>
+          <w:tcPr>
+            <w:tcW w:type="dxa" w:w="2420"/>
+            <w:tcMar>
+              <w:top w:type="dxa" w:w="70"/>
+              <w:left w:type="dxa" w:w="70"/>
+              <w:bottom w:type="dxa" w:w="70"/>
+              <w:right w:type="dxa" w:w="70"/>
+            </w:tcMar>
+            <w:vAlign w:val="center"/>
+          </w:tcPr>
+          <w:p>
+            <w:pPr>
+              <w:spacing w:after="0" w:line="260"/>
+            </w:pPr>
+            <w:r>
+              <w:rPr>
+                <w:b/>
+                <w:bCs/>
+                <w:snapToGrid w:val="false"/>
+                <w:color w:val="1F6F43"/>
+                <w:sz w:val="19"/>
+                <w:szCs w:val="19"/>
+              </w:rPr>
+              <w:t xml:space="preserve">○</w:t>
+            </w:r>
+            <w:r>
+              <w:rPr>
+                <w:snapToGrid w:val="false"/>
+                <w:sz w:val="15"/>
+                <w:szCs w:val="15"/>
+              </w:rPr>
+              <w:br/>
+              <w:t xml:space="preserve">三井住友トラスト・アセットマネジメント 等</w:t>
+            </w:r>
+          </w:p>
+        </w:tc>
+        <w:tc>
+          <w:tcPr>
+            <w:tcW w:type="dxa" w:w="2118"/>
+            <w:tcMar>
+              <w:top w:type="dxa" w:w="70"/>
+              <w:left w:type="dxa" w:w="70"/>
+              <w:bottom w:type="dxa" w:w="70"/>
+              <w:right w:type="dxa" w:w="70"/>
+            </w:tcMar>
+            <w:vAlign w:val="center"/>
+          </w:tcPr>
+          <w:p>
+            <w:pPr>
+              <w:spacing w:after="0" w:line="260"/>
+            </w:pPr>
+            <w:r>
+              <w:rPr>
+                <w:b/>
+                <w:bCs/>
+                <w:snapToGrid w:val="false"/>
+                <w:color w:val="B36B00"/>
+                <w:sz w:val="19"/>
+                <w:szCs w:val="19"/>
               </w:rPr>
               <w:t xml:space="preserve">△</w:t>
             </w:r>
@@ -2117,13 +3718,13 @@
         <w:tc>
           <w:tcPr>
             <w:tcW w:type="dxa" w:w="15438"/>
-            <w:gridSpan w:val="4"/>
+            <w:gridSpan w:val="7"/>
             <w:shd w:fill="D9E2F3" w:val="clear"/>
             <w:tcMar>
-              <w:top w:type="dxa" w:w="100"/>
-              <w:left w:type="dxa" w:w="130"/>
-              <w:bottom w:type="dxa" w:w="100"/>
-              <w:right w:type="dxa" w:w="110"/>
+              <w:top w:type="dxa" w:w="80"/>
+              <w:left w:type="dxa" w:w="110"/>
+              <w:bottom w:type="dxa" w:w="80"/>
+              <w:right w:type="dxa" w:w="90"/>
             </w:tcMar>
           </w:tcPr>
           <w:p>
@@ -2137,8 +3738,8 @@
                 <w:bCs/>
                 <w:snapToGrid w:val="false"/>
                 <w:color w:val="1F3864"/>
-                <w:sz w:val="22"/>
-                <w:szCs w:val="22"/>
+                <w:sz w:val="18"/>
+                <w:szCs w:val="18"/>
               </w:rPr>
               <w:t xml:space="preserve">C. マーケット業務（市場部門・トレーディング・ALM）</w:t>
             </w:r>
@@ -2151,12 +3752,12 @@
         </w:trPr>
         <w:tc>
           <w:tcPr>
-            <w:tcW w:type="dxa" w:w="4450"/>
-            <w:tcMar>
-              <w:top w:type="dxa" w:w="90"/>
-              <w:left w:type="dxa" w:w="110"/>
-              <w:bottom w:type="dxa" w:w="90"/>
-              <w:right w:type="dxa" w:w="110"/>
+            <w:tcW w:type="dxa" w:w="3260"/>
+            <w:tcMar>
+              <w:top w:type="dxa" w:w="70"/>
+              <w:left w:type="dxa" w:w="90"/>
+              <w:bottom w:type="dxa" w:w="70"/>
+              <w:right w:type="dxa" w:w="90"/>
             </w:tcMar>
             <w:vAlign w:val="center"/>
           </w:tcPr>
@@ -2170,8 +3771,8 @@
                 <w:b w:val="false"/>
                 <w:bCs w:val="false"/>
                 <w:snapToGrid w:val="false"/>
-                <w:sz w:val="21"/>
-                <w:szCs w:val="21"/>
+                <w:sz w:val="16"/>
+                <w:szCs w:val="16"/>
               </w:rPr>
               <w:t xml:space="preserve">8. 資金繰り・ALM業務（円貨・外貨の調達・運用管理）</w:t>
             </w:r>
@@ -2179,18 +3780,18 @@
         </w:tc>
         <w:tc>
           <w:tcPr>
-            <w:tcW w:type="dxa" w:w="3663"/>
-            <w:tcMar>
-              <w:top w:type="dxa" w:w="90"/>
-              <w:left w:type="dxa" w:w="90"/>
-              <w:bottom w:type="dxa" w:w="90"/>
-              <w:right w:type="dxa" w:w="90"/>
-            </w:tcMar>
-            <w:vAlign w:val="center"/>
-          </w:tcPr>
-          <w:p>
-            <w:pPr>
-              <w:spacing w:after="0" w:line="280"/>
+            <w:tcW w:type="dxa" w:w="2010"/>
+            <w:tcMar>
+              <w:top w:type="dxa" w:w="70"/>
+              <w:left w:type="dxa" w:w="70"/>
+              <w:bottom w:type="dxa" w:w="70"/>
+              <w:right w:type="dxa" w:w="70"/>
+            </w:tcMar>
+            <w:vAlign w:val="center"/>
+          </w:tcPr>
+          <w:p>
+            <w:pPr>
+              <w:spacing w:after="0" w:line="260"/>
             </w:pPr>
             <w:r>
               <w:rPr>
@@ -2198,16 +3799,16 @@
                 <w:bCs/>
                 <w:snapToGrid w:val="false"/>
                 <w:color w:val="1F6F43"/>
-                <w:sz w:val="26"/>
-                <w:szCs w:val="26"/>
+                <w:sz w:val="19"/>
+                <w:szCs w:val="19"/>
               </w:rPr>
               <w:t xml:space="preserve">○</w:t>
             </w:r>
             <w:r>
               <w:rPr>
                 <w:snapToGrid w:val="false"/>
-                <w:sz w:val="20"/>
-                <w:szCs w:val="20"/>
+                <w:sz w:val="15"/>
+                <w:szCs w:val="15"/>
               </w:rPr>
               <w:br/>
               <w:t xml:space="preserve">みずほ銀行</w:t>
@@ -2215,8 +3816,8 @@
             <w:r>
               <w:rPr>
                 <w:snapToGrid w:val="false"/>
-                <w:sz w:val="20"/>
-                <w:szCs w:val="20"/>
+                <w:sz w:val="15"/>
+                <w:szCs w:val="15"/>
               </w:rPr>
               <w:br/>
               <w:t xml:space="preserve">みずほ信託銀行</w:t>
@@ -2225,18 +3826,18 @@
         </w:tc>
         <w:tc>
           <w:tcPr>
-            <w:tcW w:type="dxa" w:w="3663"/>
-            <w:tcMar>
-              <w:top w:type="dxa" w:w="90"/>
-              <w:left w:type="dxa" w:w="90"/>
-              <w:bottom w:type="dxa" w:w="90"/>
-              <w:right w:type="dxa" w:w="90"/>
-            </w:tcMar>
-            <w:vAlign w:val="center"/>
-          </w:tcPr>
-          <w:p>
-            <w:pPr>
-              <w:spacing w:after="0" w:line="280"/>
+            <w:tcW w:type="dxa" w:w="2010"/>
+            <w:tcMar>
+              <w:top w:type="dxa" w:w="70"/>
+              <w:left w:type="dxa" w:w="70"/>
+              <w:bottom w:type="dxa" w:w="70"/>
+              <w:right w:type="dxa" w:w="70"/>
+            </w:tcMar>
+            <w:vAlign w:val="center"/>
+          </w:tcPr>
+          <w:p>
+            <w:pPr>
+              <w:spacing w:after="0" w:line="260"/>
             </w:pPr>
             <w:r>
               <w:rPr>
@@ -2244,16 +3845,16 @@
                 <w:bCs/>
                 <w:snapToGrid w:val="false"/>
                 <w:color w:val="1F6F43"/>
-                <w:sz w:val="26"/>
-                <w:szCs w:val="26"/>
+                <w:sz w:val="19"/>
+                <w:szCs w:val="19"/>
               </w:rPr>
               <w:t xml:space="preserve">○</w:t>
             </w:r>
             <w:r>
               <w:rPr>
                 <w:snapToGrid w:val="false"/>
-                <w:sz w:val="20"/>
-                <w:szCs w:val="20"/>
+                <w:sz w:val="15"/>
+                <w:szCs w:val="15"/>
               </w:rPr>
               <w:br/>
               <w:t xml:space="preserve">三菱UFJ銀行</w:t>
@@ -2261,8 +3862,8 @@
             <w:r>
               <w:rPr>
                 <w:snapToGrid w:val="false"/>
-                <w:sz w:val="20"/>
-                <w:szCs w:val="20"/>
+                <w:sz w:val="15"/>
+                <w:szCs w:val="15"/>
               </w:rPr>
               <w:br/>
               <w:t xml:space="preserve">三菱UFJ信託銀行</w:t>
@@ -2271,18 +3872,18 @@
         </w:tc>
         <w:tc>
           <w:tcPr>
-            <w:tcW w:type="dxa" w:w="3662"/>
-            <w:tcMar>
-              <w:top w:type="dxa" w:w="90"/>
-              <w:left w:type="dxa" w:w="90"/>
-              <w:bottom w:type="dxa" w:w="90"/>
-              <w:right w:type="dxa" w:w="90"/>
-            </w:tcMar>
-            <w:vAlign w:val="center"/>
-          </w:tcPr>
-          <w:p>
-            <w:pPr>
-              <w:spacing w:after="0" w:line="280"/>
+            <w:tcW w:type="dxa" w:w="2010"/>
+            <w:tcMar>
+              <w:top w:type="dxa" w:w="70"/>
+              <w:left w:type="dxa" w:w="70"/>
+              <w:bottom w:type="dxa" w:w="70"/>
+              <w:right w:type="dxa" w:w="70"/>
+            </w:tcMar>
+            <w:vAlign w:val="center"/>
+          </w:tcPr>
+          <w:p>
+            <w:pPr>
+              <w:spacing w:after="0" w:line="260"/>
             </w:pPr>
             <w:r>
               <w:rPr>
@@ -2290,16 +3891,16 @@
                 <w:bCs/>
                 <w:snapToGrid w:val="false"/>
                 <w:color w:val="1F6F43"/>
-                <w:sz w:val="26"/>
-                <w:szCs w:val="26"/>
+                <w:sz w:val="19"/>
+                <w:szCs w:val="19"/>
               </w:rPr>
               <w:t xml:space="preserve">○</w:t>
             </w:r>
             <w:r>
               <w:rPr>
                 <w:snapToGrid w:val="false"/>
-                <w:sz w:val="20"/>
-                <w:szCs w:val="20"/>
+                <w:sz w:val="15"/>
+                <w:szCs w:val="15"/>
               </w:rPr>
               <w:br/>
               <w:t xml:space="preserve">りそな銀行</w:t>
@@ -2307,11 +3908,131 @@
             <w:r>
               <w:rPr>
                 <w:snapToGrid w:val="false"/>
-                <w:sz w:val="20"/>
-                <w:szCs w:val="20"/>
+                <w:sz w:val="15"/>
+                <w:szCs w:val="15"/>
               </w:rPr>
               <w:br/>
               <w:t xml:space="preserve">埼玉りそな銀行</w:t>
+            </w:r>
+          </w:p>
+        </w:tc>
+        <w:tc>
+          <w:tcPr>
+            <w:tcW w:type="dxa" w:w="1610"/>
+            <w:tcMar>
+              <w:top w:type="dxa" w:w="70"/>
+              <w:left w:type="dxa" w:w="70"/>
+              <w:bottom w:type="dxa" w:w="70"/>
+              <w:right w:type="dxa" w:w="70"/>
+            </w:tcMar>
+            <w:vAlign w:val="center"/>
+          </w:tcPr>
+          <w:p>
+            <w:pPr>
+              <w:spacing w:after="0" w:line="260"/>
+            </w:pPr>
+            <w:r>
+              <w:rPr>
+                <w:b/>
+                <w:bCs/>
+                <w:snapToGrid w:val="false"/>
+                <w:color w:val="1F6F43"/>
+                <w:sz w:val="19"/>
+                <w:szCs w:val="19"/>
+              </w:rPr>
+              <w:t xml:space="preserve">○</w:t>
+            </w:r>
+            <w:r>
+              <w:rPr>
+                <w:snapToGrid w:val="false"/>
+                <w:sz w:val="15"/>
+                <w:szCs w:val="15"/>
+              </w:rPr>
+              <w:br/>
+              <w:t xml:space="preserve">ゆうちょ銀行</w:t>
+            </w:r>
+          </w:p>
+        </w:tc>
+        <w:tc>
+          <w:tcPr>
+            <w:tcW w:type="dxa" w:w="2420"/>
+            <w:tcMar>
+              <w:top w:type="dxa" w:w="70"/>
+              <w:left w:type="dxa" w:w="70"/>
+              <w:bottom w:type="dxa" w:w="70"/>
+              <w:right w:type="dxa" w:w="70"/>
+            </w:tcMar>
+            <w:vAlign w:val="center"/>
+          </w:tcPr>
+          <w:p>
+            <w:pPr>
+              <w:spacing w:after="0" w:line="260"/>
+            </w:pPr>
+            <w:r>
+              <w:rPr>
+                <w:b/>
+                <w:bCs/>
+                <w:snapToGrid w:val="false"/>
+                <w:color w:val="1F6F43"/>
+                <w:sz w:val="19"/>
+                <w:szCs w:val="19"/>
+              </w:rPr>
+              <w:t xml:space="preserve">○</w:t>
+            </w:r>
+            <w:r>
+              <w:rPr>
+                <w:snapToGrid w:val="false"/>
+                <w:sz w:val="15"/>
+                <w:szCs w:val="15"/>
+              </w:rPr>
+              <w:br/>
+              <w:t xml:space="preserve">三井住友銀行</w:t>
+            </w:r>
+            <w:r>
+              <w:rPr>
+                <w:snapToGrid w:val="false"/>
+                <w:sz w:val="15"/>
+                <w:szCs w:val="15"/>
+              </w:rPr>
+              <w:br/>
+              <w:t xml:space="preserve">三井住友信託銀行</w:t>
+            </w:r>
+          </w:p>
+        </w:tc>
+        <w:tc>
+          <w:tcPr>
+            <w:tcW w:type="dxa" w:w="2118"/>
+            <w:tcMar>
+              <w:top w:type="dxa" w:w="70"/>
+              <w:left w:type="dxa" w:w="70"/>
+              <w:bottom w:type="dxa" w:w="70"/>
+              <w:right w:type="dxa" w:w="70"/>
+            </w:tcMar>
+            <w:vAlign w:val="center"/>
+          </w:tcPr>
+          <w:p>
+            <w:pPr>
+              <w:spacing w:after="0" w:line="260"/>
+            </w:pPr>
+            <w:r>
+              <w:rPr>
+                <w:b/>
+                <w:bCs/>
+                <w:snapToGrid w:val="false"/>
+                <w:color w:val="1F6F43"/>
+                <w:sz w:val="19"/>
+                <w:szCs w:val="19"/>
+              </w:rPr>
+              <w:t xml:space="preserve">○</w:t>
+            </w:r>
+            <w:r>
+              <w:rPr>
+                <w:snapToGrid w:val="false"/>
+                <w:sz w:val="15"/>
+                <w:szCs w:val="15"/>
+              </w:rPr>
+              <w:br/>
+              <w:t xml:space="preserve">野村信託銀行 等</w:t>
             </w:r>
           </w:p>
         </w:tc>
@@ -2322,12 +4043,12 @@
         </w:trPr>
         <w:tc>
           <w:tcPr>
-            <w:tcW w:type="dxa" w:w="4450"/>
-            <w:tcMar>
-              <w:top w:type="dxa" w:w="90"/>
-              <w:left w:type="dxa" w:w="110"/>
-              <w:bottom w:type="dxa" w:w="90"/>
-              <w:right w:type="dxa" w:w="110"/>
+            <w:tcW w:type="dxa" w:w="3260"/>
+            <w:tcMar>
+              <w:top w:type="dxa" w:w="70"/>
+              <w:left w:type="dxa" w:w="90"/>
+              <w:bottom w:type="dxa" w:w="70"/>
+              <w:right w:type="dxa" w:w="90"/>
             </w:tcMar>
             <w:vAlign w:val="center"/>
           </w:tcPr>
@@ -2341,8 +4062,8 @@
                 <w:b w:val="false"/>
                 <w:bCs w:val="false"/>
                 <w:snapToGrid w:val="false"/>
-                <w:sz w:val="21"/>
-                <w:szCs w:val="21"/>
+                <w:sz w:val="16"/>
+                <w:szCs w:val="16"/>
               </w:rPr>
               <w:t xml:space="preserve">9. 債券・為替・デリバティブのセールス＆トレーディング業務</w:t>
             </w:r>
@@ -2350,18 +4071,18 @@
         </w:tc>
         <w:tc>
           <w:tcPr>
-            <w:tcW w:type="dxa" w:w="3663"/>
-            <w:tcMar>
-              <w:top w:type="dxa" w:w="90"/>
-              <w:left w:type="dxa" w:w="90"/>
-              <w:bottom w:type="dxa" w:w="90"/>
-              <w:right w:type="dxa" w:w="90"/>
-            </w:tcMar>
-            <w:vAlign w:val="center"/>
-          </w:tcPr>
-          <w:p>
-            <w:pPr>
-              <w:spacing w:after="0" w:line="280"/>
+            <w:tcW w:type="dxa" w:w="2010"/>
+            <w:tcMar>
+              <w:top w:type="dxa" w:w="70"/>
+              <w:left w:type="dxa" w:w="70"/>
+              <w:bottom w:type="dxa" w:w="70"/>
+              <w:right w:type="dxa" w:w="70"/>
+            </w:tcMar>
+            <w:vAlign w:val="center"/>
+          </w:tcPr>
+          <w:p>
+            <w:pPr>
+              <w:spacing w:after="0" w:line="260"/>
             </w:pPr>
             <w:r>
               <w:rPr>
@@ -2369,16 +4090,16 @@
                 <w:bCs/>
                 <w:snapToGrid w:val="false"/>
                 <w:color w:val="1F6F43"/>
-                <w:sz w:val="26"/>
-                <w:szCs w:val="26"/>
+                <w:sz w:val="19"/>
+                <w:szCs w:val="19"/>
               </w:rPr>
               <w:t xml:space="preserve">○</w:t>
             </w:r>
             <w:r>
               <w:rPr>
                 <w:snapToGrid w:val="false"/>
-                <w:sz w:val="20"/>
-                <w:szCs w:val="20"/>
+                <w:sz w:val="15"/>
+                <w:szCs w:val="15"/>
               </w:rPr>
               <w:br/>
               <w:t xml:space="preserve">みずほ銀行</w:t>
@@ -2386,8 +4107,8 @@
             <w:r>
               <w:rPr>
                 <w:snapToGrid w:val="false"/>
-                <w:sz w:val="20"/>
-                <w:szCs w:val="20"/>
+                <w:sz w:val="15"/>
+                <w:szCs w:val="15"/>
               </w:rPr>
               <w:br/>
               <w:t xml:space="preserve">みずほ証券</w:t>
@@ -2396,18 +4117,18 @@
         </w:tc>
         <w:tc>
           <w:tcPr>
-            <w:tcW w:type="dxa" w:w="3663"/>
-            <w:tcMar>
-              <w:top w:type="dxa" w:w="90"/>
-              <w:left w:type="dxa" w:w="90"/>
-              <w:bottom w:type="dxa" w:w="90"/>
-              <w:right w:type="dxa" w:w="90"/>
-            </w:tcMar>
-            <w:vAlign w:val="center"/>
-          </w:tcPr>
-          <w:p>
-            <w:pPr>
-              <w:spacing w:after="0" w:line="280"/>
+            <w:tcW w:type="dxa" w:w="2010"/>
+            <w:tcMar>
+              <w:top w:type="dxa" w:w="70"/>
+              <w:left w:type="dxa" w:w="70"/>
+              <w:bottom w:type="dxa" w:w="70"/>
+              <w:right w:type="dxa" w:w="70"/>
+            </w:tcMar>
+            <w:vAlign w:val="center"/>
+          </w:tcPr>
+          <w:p>
+            <w:pPr>
+              <w:spacing w:after="0" w:line="260"/>
             </w:pPr>
             <w:r>
               <w:rPr>
@@ -2415,16 +4136,16 @@
                 <w:bCs/>
                 <w:snapToGrid w:val="false"/>
                 <w:color w:val="1F6F43"/>
-                <w:sz w:val="26"/>
-                <w:szCs w:val="26"/>
+                <w:sz w:val="19"/>
+                <w:szCs w:val="19"/>
               </w:rPr>
               <w:t xml:space="preserve">○</w:t>
             </w:r>
             <w:r>
               <w:rPr>
                 <w:snapToGrid w:val="false"/>
-                <w:sz w:val="20"/>
-                <w:szCs w:val="20"/>
+                <w:sz w:val="15"/>
+                <w:szCs w:val="15"/>
               </w:rPr>
               <w:br/>
               <w:t xml:space="preserve">三菱UFJ銀行</w:t>
@@ -2432,8 +4153,8 @@
             <w:r>
               <w:rPr>
                 <w:snapToGrid w:val="false"/>
-                <w:sz w:val="20"/>
-                <w:szCs w:val="20"/>
+                <w:sz w:val="15"/>
+                <w:szCs w:val="15"/>
               </w:rPr>
               <w:br/>
               <w:t xml:space="preserve">三菱UFJモルガン・スタンレー証券</w:t>
@@ -2442,18 +4163,18 @@
         </w:tc>
         <w:tc>
           <w:tcPr>
-            <w:tcW w:type="dxa" w:w="3662"/>
-            <w:tcMar>
-              <w:top w:type="dxa" w:w="90"/>
-              <w:left w:type="dxa" w:w="90"/>
-              <w:bottom w:type="dxa" w:w="90"/>
-              <w:right w:type="dxa" w:w="90"/>
-            </w:tcMar>
-            <w:vAlign w:val="center"/>
-          </w:tcPr>
-          <w:p>
-            <w:pPr>
-              <w:spacing w:after="0" w:line="280"/>
+            <w:tcW w:type="dxa" w:w="2010"/>
+            <w:tcMar>
+              <w:top w:type="dxa" w:w="70"/>
+              <w:left w:type="dxa" w:w="70"/>
+              <w:bottom w:type="dxa" w:w="70"/>
+              <w:right w:type="dxa" w:w="70"/>
+            </w:tcMar>
+            <w:vAlign w:val="center"/>
+          </w:tcPr>
+          <w:p>
+            <w:pPr>
+              <w:spacing w:after="0" w:line="260"/>
             </w:pPr>
             <w:r>
               <w:rPr>
@@ -2461,19 +4182,133 @@
                 <w:bCs/>
                 <w:snapToGrid w:val="false"/>
                 <w:color w:val="1F6F43"/>
-                <w:sz w:val="26"/>
-                <w:szCs w:val="26"/>
+                <w:sz w:val="19"/>
+                <w:szCs w:val="19"/>
               </w:rPr>
               <w:t xml:space="preserve">○</w:t>
             </w:r>
             <w:r>
               <w:rPr>
                 <w:snapToGrid w:val="false"/>
-                <w:sz w:val="20"/>
-                <w:szCs w:val="20"/>
+                <w:sz w:val="15"/>
+                <w:szCs w:val="15"/>
               </w:rPr>
               <w:br/>
               <w:t xml:space="preserve">りそな銀行</w:t>
+            </w:r>
+          </w:p>
+        </w:tc>
+        <w:tc>
+          <w:tcPr>
+            <w:tcW w:type="dxa" w:w="1610"/>
+            <w:tcMar>
+              <w:top w:type="dxa" w:w="70"/>
+              <w:left w:type="dxa" w:w="70"/>
+              <w:bottom w:type="dxa" w:w="70"/>
+              <w:right w:type="dxa" w:w="70"/>
+            </w:tcMar>
+            <w:vAlign w:val="center"/>
+          </w:tcPr>
+          <w:p>
+            <w:pPr>
+              <w:spacing w:after="0" w:line="260"/>
+            </w:pPr>
+            <w:r>
+              <w:rPr>
+                <w:b/>
+                <w:bCs/>
+                <w:snapToGrid w:val="false"/>
+                <w:color w:val="B36B00"/>
+                <w:sz w:val="19"/>
+                <w:szCs w:val="19"/>
+              </w:rPr>
+              <w:t xml:space="preserve">△</w:t>
+            </w:r>
+            <w:r>
+              <w:rPr>
+                <w:i/>
+                <w:iCs/>
+                <w:snapToGrid w:val="false"/>
+                <w:color w:val="666666"/>
+                <w:sz w:val="12"/>
+                <w:szCs w:val="12"/>
+              </w:rPr>
+              <w:br/>
+              <w:t xml:space="preserve">自己勘定運用が中心で対顧客セールスは限定的</w:t>
+            </w:r>
+          </w:p>
+        </w:tc>
+        <w:tc>
+          <w:tcPr>
+            <w:tcW w:type="dxa" w:w="2420"/>
+            <w:tcMar>
+              <w:top w:type="dxa" w:w="70"/>
+              <w:left w:type="dxa" w:w="70"/>
+              <w:bottom w:type="dxa" w:w="70"/>
+              <w:right w:type="dxa" w:w="70"/>
+            </w:tcMar>
+            <w:vAlign w:val="center"/>
+          </w:tcPr>
+          <w:p>
+            <w:pPr>
+              <w:spacing w:after="0" w:line="260"/>
+            </w:pPr>
+            <w:r>
+              <w:rPr>
+                <w:b/>
+                <w:bCs/>
+                <w:snapToGrid w:val="false"/>
+                <w:color w:val="1F6F43"/>
+                <w:sz w:val="19"/>
+                <w:szCs w:val="19"/>
+              </w:rPr>
+              <w:t xml:space="preserve">○</w:t>
+            </w:r>
+            <w:r>
+              <w:rPr>
+                <w:snapToGrid w:val="false"/>
+                <w:sz w:val="15"/>
+                <w:szCs w:val="15"/>
+              </w:rPr>
+              <w:br/>
+              <w:t xml:space="preserve">三井住友銀行</w:t>
+            </w:r>
+            <w:r>
+              <w:rPr>
+                <w:snapToGrid w:val="false"/>
+                <w:sz w:val="15"/>
+                <w:szCs w:val="15"/>
+              </w:rPr>
+              <w:br/>
+              <w:t xml:space="preserve">SMBC日興証券</w:t>
+            </w:r>
+          </w:p>
+        </w:tc>
+        <w:tc>
+          <w:tcPr>
+            <w:tcW w:type="dxa" w:w="2118"/>
+            <w:tcMar>
+              <w:top w:type="dxa" w:w="70"/>
+              <w:left w:type="dxa" w:w="70"/>
+              <w:bottom w:type="dxa" w:w="70"/>
+              <w:right w:type="dxa" w:w="70"/>
+            </w:tcMar>
+            <w:vAlign w:val="center"/>
+          </w:tcPr>
+          <w:p>
+            <w:pPr>
+              <w:spacing w:after="0" w:line="260"/>
+            </w:pPr>
+            <w:r>
+              <w:rPr>
+                <w:b/>
+                <w:bCs/>
+                <w:snapToGrid w:val="false"/>
+                <w:color w:val="B36B00"/>
+                <w:sz w:val="19"/>
+                <w:szCs w:val="19"/>
+              </w:rPr>
+              <w:t xml:space="preserve">△</w:t>
             </w:r>
           </w:p>
         </w:tc>
@@ -2484,12 +4319,12 @@
         </w:trPr>
         <w:tc>
           <w:tcPr>
-            <w:tcW w:type="dxa" w:w="4450"/>
-            <w:tcMar>
-              <w:top w:type="dxa" w:w="90"/>
-              <w:left w:type="dxa" w:w="110"/>
-              <w:bottom w:type="dxa" w:w="90"/>
-              <w:right w:type="dxa" w:w="110"/>
+            <w:tcW w:type="dxa" w:w="3260"/>
+            <w:tcMar>
+              <w:top w:type="dxa" w:w="70"/>
+              <w:left w:type="dxa" w:w="90"/>
+              <w:bottom w:type="dxa" w:w="70"/>
+              <w:right w:type="dxa" w:w="90"/>
             </w:tcMar>
             <w:vAlign w:val="center"/>
           </w:tcPr>
@@ -2503,8 +4338,8 @@
                 <w:b w:val="false"/>
                 <w:bCs w:val="false"/>
                 <w:snapToGrid w:val="false"/>
-                <w:sz w:val="21"/>
-                <w:szCs w:val="21"/>
+                <w:sz w:val="16"/>
+                <w:szCs w:val="16"/>
               </w:rPr>
               <w:t xml:space="preserve">10. 有価証券への自己勘定投資業務</w:t>
             </w:r>
@@ -2512,18 +4347,18 @@
         </w:tc>
         <w:tc>
           <w:tcPr>
-            <w:tcW w:type="dxa" w:w="3663"/>
-            <w:tcMar>
-              <w:top w:type="dxa" w:w="90"/>
-              <w:left w:type="dxa" w:w="90"/>
-              <w:bottom w:type="dxa" w:w="90"/>
-              <w:right w:type="dxa" w:w="90"/>
-            </w:tcMar>
-            <w:vAlign w:val="center"/>
-          </w:tcPr>
-          <w:p>
-            <w:pPr>
-              <w:spacing w:after="0" w:line="280"/>
+            <w:tcW w:type="dxa" w:w="2010"/>
+            <w:tcMar>
+              <w:top w:type="dxa" w:w="70"/>
+              <w:left w:type="dxa" w:w="70"/>
+              <w:bottom w:type="dxa" w:w="70"/>
+              <w:right w:type="dxa" w:w="70"/>
+            </w:tcMar>
+            <w:vAlign w:val="center"/>
+          </w:tcPr>
+          <w:p>
+            <w:pPr>
+              <w:spacing w:after="0" w:line="260"/>
             </w:pPr>
             <w:r>
               <w:rPr>
@@ -2531,16 +4366,16 @@
                 <w:bCs/>
                 <w:snapToGrid w:val="false"/>
                 <w:color w:val="1F6F43"/>
-                <w:sz w:val="26"/>
-                <w:szCs w:val="26"/>
+                <w:sz w:val="19"/>
+                <w:szCs w:val="19"/>
               </w:rPr>
               <w:t xml:space="preserve">○</w:t>
             </w:r>
             <w:r>
               <w:rPr>
                 <w:snapToGrid w:val="false"/>
-                <w:sz w:val="20"/>
-                <w:szCs w:val="20"/>
+                <w:sz w:val="15"/>
+                <w:szCs w:val="15"/>
               </w:rPr>
               <w:br/>
               <w:t xml:space="preserve">みずほ銀行</w:t>
@@ -2548,8 +4383,8 @@
             <w:r>
               <w:rPr>
                 <w:snapToGrid w:val="false"/>
-                <w:sz w:val="20"/>
-                <w:szCs w:val="20"/>
+                <w:sz w:val="15"/>
+                <w:szCs w:val="15"/>
               </w:rPr>
               <w:br/>
               <w:t xml:space="preserve">みずほ信託銀行</w:t>
@@ -2558,18 +4393,18 @@
         </w:tc>
         <w:tc>
           <w:tcPr>
-            <w:tcW w:type="dxa" w:w="3663"/>
-            <w:tcMar>
-              <w:top w:type="dxa" w:w="90"/>
-              <w:left w:type="dxa" w:w="90"/>
-              <w:bottom w:type="dxa" w:w="90"/>
-              <w:right w:type="dxa" w:w="90"/>
-            </w:tcMar>
-            <w:vAlign w:val="center"/>
-          </w:tcPr>
-          <w:p>
-            <w:pPr>
-              <w:spacing w:after="0" w:line="280"/>
+            <w:tcW w:type="dxa" w:w="2010"/>
+            <w:tcMar>
+              <w:top w:type="dxa" w:w="70"/>
+              <w:left w:type="dxa" w:w="70"/>
+              <w:bottom w:type="dxa" w:w="70"/>
+              <w:right w:type="dxa" w:w="70"/>
+            </w:tcMar>
+            <w:vAlign w:val="center"/>
+          </w:tcPr>
+          <w:p>
+            <w:pPr>
+              <w:spacing w:after="0" w:line="260"/>
             </w:pPr>
             <w:r>
               <w:rPr>
@@ -2577,16 +4412,16 @@
                 <w:bCs/>
                 <w:snapToGrid w:val="false"/>
                 <w:color w:val="1F6F43"/>
-                <w:sz w:val="26"/>
-                <w:szCs w:val="26"/>
+                <w:sz w:val="19"/>
+                <w:szCs w:val="19"/>
               </w:rPr>
               <w:t xml:space="preserve">○</w:t>
             </w:r>
             <w:r>
               <w:rPr>
                 <w:snapToGrid w:val="false"/>
-                <w:sz w:val="20"/>
-                <w:szCs w:val="20"/>
+                <w:sz w:val="15"/>
+                <w:szCs w:val="15"/>
               </w:rPr>
               <w:br/>
               <w:t xml:space="preserve">三菱UFJ銀行</w:t>
@@ -2594,8 +4429,8 @@
             <w:r>
               <w:rPr>
                 <w:snapToGrid w:val="false"/>
-                <w:sz w:val="20"/>
-                <w:szCs w:val="20"/>
+                <w:sz w:val="15"/>
+                <w:szCs w:val="15"/>
               </w:rPr>
               <w:br/>
               <w:t xml:space="preserve">三菱UFJ信託銀行</w:t>
@@ -2604,18 +4439,18 @@
         </w:tc>
         <w:tc>
           <w:tcPr>
-            <w:tcW w:type="dxa" w:w="3662"/>
-            <w:tcMar>
-              <w:top w:type="dxa" w:w="90"/>
-              <w:left w:type="dxa" w:w="90"/>
-              <w:bottom w:type="dxa" w:w="90"/>
-              <w:right w:type="dxa" w:w="90"/>
-            </w:tcMar>
-            <w:vAlign w:val="center"/>
-          </w:tcPr>
-          <w:p>
-            <w:pPr>
-              <w:spacing w:after="0" w:line="280"/>
+            <w:tcW w:type="dxa" w:w="2010"/>
+            <w:tcMar>
+              <w:top w:type="dxa" w:w="70"/>
+              <w:left w:type="dxa" w:w="70"/>
+              <w:bottom w:type="dxa" w:w="70"/>
+              <w:right w:type="dxa" w:w="70"/>
+            </w:tcMar>
+            <w:vAlign w:val="center"/>
+          </w:tcPr>
+          <w:p>
+            <w:pPr>
+              <w:spacing w:after="0" w:line="260"/>
             </w:pPr>
             <w:r>
               <w:rPr>
@@ -2623,19 +4458,151 @@
                 <w:bCs/>
                 <w:snapToGrid w:val="false"/>
                 <w:color w:val="1F6F43"/>
-                <w:sz w:val="26"/>
-                <w:szCs w:val="26"/>
+                <w:sz w:val="19"/>
+                <w:szCs w:val="19"/>
               </w:rPr>
               <w:t xml:space="preserve">○</w:t>
             </w:r>
             <w:r>
               <w:rPr>
                 <w:snapToGrid w:val="false"/>
-                <w:sz w:val="20"/>
-                <w:szCs w:val="20"/>
+                <w:sz w:val="15"/>
+                <w:szCs w:val="15"/>
               </w:rPr>
               <w:br/>
               <w:t xml:space="preserve">りそな銀行</w:t>
+            </w:r>
+          </w:p>
+        </w:tc>
+        <w:tc>
+          <w:tcPr>
+            <w:tcW w:type="dxa" w:w="1610"/>
+            <w:tcMar>
+              <w:top w:type="dxa" w:w="70"/>
+              <w:left w:type="dxa" w:w="70"/>
+              <w:bottom w:type="dxa" w:w="70"/>
+              <w:right w:type="dxa" w:w="70"/>
+            </w:tcMar>
+            <w:vAlign w:val="center"/>
+          </w:tcPr>
+          <w:p>
+            <w:pPr>
+              <w:spacing w:after="0" w:line="260"/>
+            </w:pPr>
+            <w:r>
+              <w:rPr>
+                <w:b/>
+                <w:bCs/>
+                <w:snapToGrid w:val="false"/>
+                <w:color w:val="1F6F43"/>
+                <w:sz w:val="19"/>
+                <w:szCs w:val="19"/>
+              </w:rPr>
+              <w:t xml:space="preserve">○</w:t>
+            </w:r>
+            <w:r>
+              <w:rPr>
+                <w:snapToGrid w:val="false"/>
+                <w:sz w:val="15"/>
+                <w:szCs w:val="15"/>
+              </w:rPr>
+              <w:br/>
+              <w:t xml:space="preserve">ゆうちょ銀行</w:t>
+            </w:r>
+            <w:r>
+              <w:rPr>
+                <w:i/>
+                <w:iCs/>
+                <w:snapToGrid w:val="false"/>
+                <w:color w:val="666666"/>
+                <w:sz w:val="12"/>
+                <w:szCs w:val="12"/>
+              </w:rPr>
+              <w:br/>
+              <w:t xml:space="preserve">国債等を中心とした自己運用が主要収益源</w:t>
+            </w:r>
+          </w:p>
+        </w:tc>
+        <w:tc>
+          <w:tcPr>
+            <w:tcW w:type="dxa" w:w="2420"/>
+            <w:tcMar>
+              <w:top w:type="dxa" w:w="70"/>
+              <w:left w:type="dxa" w:w="70"/>
+              <w:bottom w:type="dxa" w:w="70"/>
+              <w:right w:type="dxa" w:w="70"/>
+            </w:tcMar>
+            <w:vAlign w:val="center"/>
+          </w:tcPr>
+          <w:p>
+            <w:pPr>
+              <w:spacing w:after="0" w:line="260"/>
+            </w:pPr>
+            <w:r>
+              <w:rPr>
+                <w:b/>
+                <w:bCs/>
+                <w:snapToGrid w:val="false"/>
+                <w:color w:val="1F6F43"/>
+                <w:sz w:val="19"/>
+                <w:szCs w:val="19"/>
+              </w:rPr>
+              <w:t xml:space="preserve">○</w:t>
+            </w:r>
+            <w:r>
+              <w:rPr>
+                <w:snapToGrid w:val="false"/>
+                <w:sz w:val="15"/>
+                <w:szCs w:val="15"/>
+              </w:rPr>
+              <w:br/>
+              <w:t xml:space="preserve">三井住友銀行</w:t>
+            </w:r>
+            <w:r>
+              <w:rPr>
+                <w:snapToGrid w:val="false"/>
+                <w:sz w:val="15"/>
+                <w:szCs w:val="15"/>
+              </w:rPr>
+              <w:br/>
+              <w:t xml:space="preserve">三井住友信託銀行</w:t>
+            </w:r>
+          </w:p>
+        </w:tc>
+        <w:tc>
+          <w:tcPr>
+            <w:tcW w:type="dxa" w:w="2118"/>
+            <w:tcMar>
+              <w:top w:type="dxa" w:w="70"/>
+              <w:left w:type="dxa" w:w="70"/>
+              <w:bottom w:type="dxa" w:w="70"/>
+              <w:right w:type="dxa" w:w="70"/>
+            </w:tcMar>
+            <w:vAlign w:val="center"/>
+          </w:tcPr>
+          <w:p>
+            <w:pPr>
+              <w:spacing w:after="0" w:line="260"/>
+            </w:pPr>
+            <w:r>
+              <w:rPr>
+                <w:b/>
+                <w:bCs/>
+                <w:snapToGrid w:val="false"/>
+                <w:color w:val="1F6F43"/>
+                <w:sz w:val="19"/>
+                <w:szCs w:val="19"/>
+              </w:rPr>
+              <w:t xml:space="preserve">○</w:t>
+            </w:r>
+            <w:r>
+              <w:rPr>
+                <w:snapToGrid w:val="false"/>
+                <w:sz w:val="15"/>
+                <w:szCs w:val="15"/>
+              </w:rPr>
+              <w:br/>
+              <w:t xml:space="preserve">農中信託銀行 等</w:t>
             </w:r>
           </w:p>
         </w:tc>
@@ -2646,12 +4613,12 @@
         </w:trPr>
         <w:tc>
           <w:tcPr>
-            <w:tcW w:type="dxa" w:w="4450"/>
-            <w:tcMar>
-              <w:top w:type="dxa" w:w="90"/>
-              <w:left w:type="dxa" w:w="110"/>
-              <w:bottom w:type="dxa" w:w="90"/>
-              <w:right w:type="dxa" w:w="110"/>
+            <w:tcW w:type="dxa" w:w="3260"/>
+            <w:tcMar>
+              <w:top w:type="dxa" w:w="70"/>
+              <w:left w:type="dxa" w:w="90"/>
+              <w:bottom w:type="dxa" w:w="70"/>
+              <w:right w:type="dxa" w:w="90"/>
             </w:tcMar>
             <w:vAlign w:val="center"/>
           </w:tcPr>
@@ -2665,8 +4632,8 @@
                 <w:b w:val="false"/>
                 <w:bCs w:val="false"/>
                 <w:snapToGrid w:val="false"/>
-                <w:sz w:val="21"/>
-                <w:szCs w:val="21"/>
+                <w:sz w:val="16"/>
+                <w:szCs w:val="16"/>
               </w:rPr>
               <w:t xml:space="preserve">11. 法人向け為替・デリバティブ商品の提供（マーケティング）業務</w:t>
             </w:r>
@@ -2674,18 +4641,18 @@
         </w:tc>
         <w:tc>
           <w:tcPr>
-            <w:tcW w:type="dxa" w:w="3663"/>
-            <w:tcMar>
-              <w:top w:type="dxa" w:w="90"/>
-              <w:left w:type="dxa" w:w="90"/>
-              <w:bottom w:type="dxa" w:w="90"/>
-              <w:right w:type="dxa" w:w="90"/>
-            </w:tcMar>
-            <w:vAlign w:val="center"/>
-          </w:tcPr>
-          <w:p>
-            <w:pPr>
-              <w:spacing w:after="0" w:line="280"/>
+            <w:tcW w:type="dxa" w:w="2010"/>
+            <w:tcMar>
+              <w:top w:type="dxa" w:w="70"/>
+              <w:left w:type="dxa" w:w="70"/>
+              <w:bottom w:type="dxa" w:w="70"/>
+              <w:right w:type="dxa" w:w="70"/>
+            </w:tcMar>
+            <w:vAlign w:val="center"/>
+          </w:tcPr>
+          <w:p>
+            <w:pPr>
+              <w:spacing w:after="0" w:line="260"/>
             </w:pPr>
             <w:r>
               <w:rPr>
@@ -2693,16 +4660,16 @@
                 <w:bCs/>
                 <w:snapToGrid w:val="false"/>
                 <w:color w:val="1F6F43"/>
-                <w:sz w:val="26"/>
-                <w:szCs w:val="26"/>
+                <w:sz w:val="19"/>
+                <w:szCs w:val="19"/>
               </w:rPr>
               <w:t xml:space="preserve">○</w:t>
             </w:r>
             <w:r>
               <w:rPr>
                 <w:snapToGrid w:val="false"/>
-                <w:sz w:val="20"/>
-                <w:szCs w:val="20"/>
+                <w:sz w:val="15"/>
+                <w:szCs w:val="15"/>
               </w:rPr>
               <w:br/>
               <w:t xml:space="preserve">みずほ銀行</w:t>
@@ -2711,18 +4678,18 @@
         </w:tc>
         <w:tc>
           <w:tcPr>
-            <w:tcW w:type="dxa" w:w="3663"/>
-            <w:tcMar>
-              <w:top w:type="dxa" w:w="90"/>
-              <w:left w:type="dxa" w:w="90"/>
-              <w:bottom w:type="dxa" w:w="90"/>
-              <w:right w:type="dxa" w:w="90"/>
-            </w:tcMar>
-            <w:vAlign w:val="center"/>
-          </w:tcPr>
-          <w:p>
-            <w:pPr>
-              <w:spacing w:after="0" w:line="280"/>
+            <w:tcW w:type="dxa" w:w="2010"/>
+            <w:tcMar>
+              <w:top w:type="dxa" w:w="70"/>
+              <w:left w:type="dxa" w:w="70"/>
+              <w:bottom w:type="dxa" w:w="70"/>
+              <w:right w:type="dxa" w:w="70"/>
+            </w:tcMar>
+            <w:vAlign w:val="center"/>
+          </w:tcPr>
+          <w:p>
+            <w:pPr>
+              <w:spacing w:after="0" w:line="260"/>
             </w:pPr>
             <w:r>
               <w:rPr>
@@ -2730,16 +4697,16 @@
                 <w:bCs/>
                 <w:snapToGrid w:val="false"/>
                 <w:color w:val="1F6F43"/>
-                <w:sz w:val="26"/>
-                <w:szCs w:val="26"/>
+                <w:sz w:val="19"/>
+                <w:szCs w:val="19"/>
               </w:rPr>
               <w:t xml:space="preserve">○</w:t>
             </w:r>
             <w:r>
               <w:rPr>
                 <w:snapToGrid w:val="false"/>
-                <w:sz w:val="20"/>
-                <w:szCs w:val="20"/>
+                <w:sz w:val="15"/>
+                <w:szCs w:val="15"/>
               </w:rPr>
               <w:br/>
               <w:t xml:space="preserve">三菱UFJ銀行</w:t>
@@ -2748,18 +4715,18 @@
         </w:tc>
         <w:tc>
           <w:tcPr>
-            <w:tcW w:type="dxa" w:w="3662"/>
-            <w:tcMar>
-              <w:top w:type="dxa" w:w="90"/>
-              <w:left w:type="dxa" w:w="90"/>
-              <w:bottom w:type="dxa" w:w="90"/>
-              <w:right w:type="dxa" w:w="90"/>
-            </w:tcMar>
-            <w:vAlign w:val="center"/>
-          </w:tcPr>
-          <w:p>
-            <w:pPr>
-              <w:spacing w:after="0" w:line="280"/>
+            <w:tcW w:type="dxa" w:w="2010"/>
+            <w:tcMar>
+              <w:top w:type="dxa" w:w="70"/>
+              <w:left w:type="dxa" w:w="70"/>
+              <w:bottom w:type="dxa" w:w="70"/>
+              <w:right w:type="dxa" w:w="70"/>
+            </w:tcMar>
+            <w:vAlign w:val="center"/>
+          </w:tcPr>
+          <w:p>
+            <w:pPr>
+              <w:spacing w:after="0" w:line="260"/>
             </w:pPr>
             <w:r>
               <w:rPr>
@@ -2767,194 +4734,112 @@
                 <w:bCs/>
                 <w:snapToGrid w:val="false"/>
                 <w:color w:val="1F6F43"/>
-                <w:sz w:val="26"/>
-                <w:szCs w:val="26"/>
+                <w:sz w:val="19"/>
+                <w:szCs w:val="19"/>
               </w:rPr>
               <w:t xml:space="preserve">○</w:t>
             </w:r>
             <w:r>
               <w:rPr>
                 <w:snapToGrid w:val="false"/>
-                <w:sz w:val="20"/>
-                <w:szCs w:val="20"/>
+                <w:sz w:val="15"/>
+                <w:szCs w:val="15"/>
               </w:rPr>
               <w:br/>
               <w:t xml:space="preserve">りそな銀行</w:t>
             </w:r>
           </w:p>
         </w:tc>
-      </w:tr>
-    </w:tbl>
-    <w:p>
-      <w:pPr>
-        <w:pStyle w:val="Heading2"/>
-        <w:keepNext/>
-        <w:spacing w:after="80" w:before="160"/>
-      </w:pPr>
-      <w:r>
-        <w:rPr>
-          <w:b/>
-          <w:bCs/>
-          <w:snapToGrid w:val="false"/>
-          <w:color w:val="2F5496"/>
-          <w:sz w:val="22"/>
-          <w:szCs w:val="22"/>
-        </w:rPr>
-        <w:t xml:space="preserve">（2/2）④ゆうちょ・⑤三井住友グループ・⑦その他</w:t>
-      </w:r>
-    </w:p>
-    <w:tbl>
-      <w:tblPr>
-        <w:tblW w:type="dxa" w:w="15438"/>
-        <w:tblBorders>
-          <w:top w:val="single" w:color="999999" w:sz="4"/>
-          <w:left w:val="single" w:color="999999" w:sz="4"/>
-          <w:bottom w:val="single" w:color="999999" w:sz="4"/>
-          <w:right w:val="single" w:color="999999" w:sz="4"/>
-          <w:insideH w:val="single" w:color="999999" w:sz="2"/>
-          <w:insideV w:val="single" w:color="999999" w:sz="2"/>
-        </w:tblBorders>
-        <w:tblLayout w:type="fixed"/>
-      </w:tblPr>
-      <w:tblGrid>
-        <w:gridCol w:w="4450"/>
-        <w:gridCol w:w="3050"/>
-        <w:gridCol w:w="4300"/>
-        <w:gridCol w:w="3638"/>
-      </w:tblGrid>
-      <w:tr>
-        <w:trPr>
-          <w:tblHeader/>
-        </w:trPr>
-        <w:tc>
-          <w:tcPr>
-            <w:tcW w:type="dxa" w:w="4450"/>
-            <w:shd w:fill="2F5496" w:val="clear"/>
-            <w:tcMar>
-              <w:top w:type="dxa" w:w="110"/>
-              <w:left w:type="dxa" w:w="110"/>
-              <w:bottom w:type="dxa" w:w="110"/>
-              <w:right w:type="dxa" w:w="110"/>
-            </w:tcMar>
-            <w:vAlign w:val="center"/>
-          </w:tcPr>
-          <w:p>
-            <w:pPr>
-              <w:spacing w:after="0" w:line="260"/>
-              <w:jc w:val="center"/>
-            </w:pPr>
-            <w:r>
-              <w:rPr>
-                <w:b/>
-                <w:bCs/>
-                <w:snapToGrid w:val="false"/>
-                <w:color w:val="FFFFFF"/>
-                <w:sz w:val="24"/>
-                <w:szCs w:val="24"/>
-              </w:rPr>
-              <w:t xml:space="preserve">業務種類</w:t>
-            </w:r>
-          </w:p>
-        </w:tc>
-        <w:tc>
-          <w:tcPr>
-            <w:tcW w:type="dxa" w:w="3050"/>
-            <w:shd w:fill="2F5496" w:val="clear"/>
-            <w:tcMar>
-              <w:top w:type="dxa" w:w="110"/>
-              <w:left w:type="dxa" w:w="110"/>
-              <w:bottom w:type="dxa" w:w="110"/>
-              <w:right w:type="dxa" w:w="110"/>
-            </w:tcMar>
-            <w:vAlign w:val="center"/>
-          </w:tcPr>
-          <w:p>
-            <w:pPr>
-              <w:spacing w:after="0" w:line="260"/>
-              <w:jc w:val="center"/>
-            </w:pPr>
-            <w:r>
-              <w:rPr>
-                <w:b/>
-                <w:bCs/>
-                <w:snapToGrid w:val="false"/>
-                <w:color w:val="FFFFFF"/>
-                <w:sz w:val="24"/>
-                <w:szCs w:val="24"/>
-              </w:rPr>
-              <w:t xml:space="preserve">④ゆうちょ</w:t>
-            </w:r>
-          </w:p>
-        </w:tc>
-        <w:tc>
-          <w:tcPr>
-            <w:tcW w:type="dxa" w:w="4300"/>
-            <w:shd w:fill="2F5496" w:val="clear"/>
-            <w:tcMar>
-              <w:top w:type="dxa" w:w="110"/>
-              <w:left w:type="dxa" w:w="110"/>
-              <w:bottom w:type="dxa" w:w="110"/>
-              <w:right w:type="dxa" w:w="110"/>
-            </w:tcMar>
-            <w:vAlign w:val="center"/>
-          </w:tcPr>
-          <w:p>
-            <w:pPr>
-              <w:spacing w:after="0" w:line="260"/>
-              <w:jc w:val="center"/>
-            </w:pPr>
-            <w:r>
-              <w:rPr>
-                <w:b/>
-                <w:bCs/>
-                <w:snapToGrid w:val="false"/>
-                <w:color w:val="FFFFFF"/>
-                <w:sz w:val="24"/>
-                <w:szCs w:val="24"/>
-              </w:rPr>
-              <w:t xml:space="preserve">⑤三井住友</w:t>
-            </w:r>
-            <w:r>
-              <w:rPr>
-                <w:b/>
-                <w:bCs/>
-                <w:snapToGrid w:val="false"/>
-                <w:color w:val="FFFFFF"/>
-                <w:sz w:val="24"/>
-                <w:szCs w:val="24"/>
-              </w:rPr>
-              <w:br/>
-              <w:t xml:space="preserve">グループ</w:t>
-            </w:r>
-          </w:p>
-        </w:tc>
-        <w:tc>
-          <w:tcPr>
-            <w:tcW w:type="dxa" w:w="3638"/>
-            <w:shd w:fill="2F5496" w:val="clear"/>
-            <w:tcMar>
-              <w:top w:type="dxa" w:w="110"/>
-              <w:left w:type="dxa" w:w="110"/>
-              <w:bottom w:type="dxa" w:w="110"/>
-              <w:right w:type="dxa" w:w="110"/>
-            </w:tcMar>
-            <w:vAlign w:val="center"/>
-          </w:tcPr>
-          <w:p>
-            <w:pPr>
-              <w:spacing w:after="0" w:line="260"/>
-              <w:jc w:val="center"/>
-            </w:pPr>
-            <w:r>
-              <w:rPr>
-                <w:b/>
-                <w:bCs/>
-                <w:snapToGrid w:val="false"/>
-                <w:color w:val="FFFFFF"/>
-                <w:sz w:val="24"/>
-                <w:szCs w:val="24"/>
-              </w:rPr>
-              <w:t xml:space="preserve">⑦その他</w:t>
+        <w:tc>
+          <w:tcPr>
+            <w:tcW w:type="dxa" w:w="1610"/>
+            <w:tcMar>
+              <w:top w:type="dxa" w:w="70"/>
+              <w:left w:type="dxa" w:w="70"/>
+              <w:bottom w:type="dxa" w:w="70"/>
+              <w:right w:type="dxa" w:w="70"/>
+            </w:tcMar>
+            <w:vAlign w:val="center"/>
+          </w:tcPr>
+          <w:p>
+            <w:pPr>
+              <w:spacing w:after="0" w:line="260"/>
+            </w:pPr>
+            <w:r>
+              <w:rPr>
+                <w:b/>
+                <w:bCs/>
+                <w:snapToGrid w:val="false"/>
+                <w:color w:val="999999"/>
+                <w:sz w:val="19"/>
+                <w:szCs w:val="19"/>
+              </w:rPr>
+              <w:t xml:space="preserve">×</w:t>
+            </w:r>
+          </w:p>
+        </w:tc>
+        <w:tc>
+          <w:tcPr>
+            <w:tcW w:type="dxa" w:w="2420"/>
+            <w:tcMar>
+              <w:top w:type="dxa" w:w="70"/>
+              <w:left w:type="dxa" w:w="70"/>
+              <w:bottom w:type="dxa" w:w="70"/>
+              <w:right w:type="dxa" w:w="70"/>
+            </w:tcMar>
+            <w:vAlign w:val="center"/>
+          </w:tcPr>
+          <w:p>
+            <w:pPr>
+              <w:spacing w:after="0" w:line="260"/>
+            </w:pPr>
+            <w:r>
+              <w:rPr>
+                <w:b/>
+                <w:bCs/>
+                <w:snapToGrid w:val="false"/>
+                <w:color w:val="1F6F43"/>
+                <w:sz w:val="19"/>
+                <w:szCs w:val="19"/>
+              </w:rPr>
+              <w:t xml:space="preserve">○</w:t>
+            </w:r>
+            <w:r>
+              <w:rPr>
+                <w:snapToGrid w:val="false"/>
+                <w:sz w:val="15"/>
+                <w:szCs w:val="15"/>
+              </w:rPr>
+              <w:br/>
+              <w:t xml:space="preserve">三井住友銀行</w:t>
+            </w:r>
+          </w:p>
+        </w:tc>
+        <w:tc>
+          <w:tcPr>
+            <w:tcW w:type="dxa" w:w="2118"/>
+            <w:tcMar>
+              <w:top w:type="dxa" w:w="70"/>
+              <w:left w:type="dxa" w:w="70"/>
+              <w:bottom w:type="dxa" w:w="70"/>
+              <w:right w:type="dxa" w:w="70"/>
+            </w:tcMar>
+            <w:vAlign w:val="center"/>
+          </w:tcPr>
+          <w:p>
+            <w:pPr>
+              <w:spacing w:after="0" w:line="260"/>
+            </w:pPr>
+            <w:r>
+              <w:rPr>
+                <w:b/>
+                <w:bCs/>
+                <w:snapToGrid w:val="false"/>
+                <w:color w:val="B36B00"/>
+                <w:sz w:val="19"/>
+                <w:szCs w:val="19"/>
+              </w:rPr>
+              <w:t xml:space="preserve">△</w:t>
             </w:r>
           </w:p>
         </w:tc>
@@ -2966,13 +4851,13 @@
         <w:tc>
           <w:tcPr>
             <w:tcW w:type="dxa" w:w="15438"/>
-            <w:gridSpan w:val="4"/>
+            <w:gridSpan w:val="7"/>
             <w:shd w:fill="D9E2F3" w:val="clear"/>
             <w:tcMar>
-              <w:top w:type="dxa" w:w="100"/>
-              <w:left w:type="dxa" w:w="130"/>
-              <w:bottom w:type="dxa" w:w="100"/>
-              <w:right w:type="dxa" w:w="110"/>
+              <w:top w:type="dxa" w:w="80"/>
+              <w:left w:type="dxa" w:w="110"/>
+              <w:bottom w:type="dxa" w:w="80"/>
+              <w:right w:type="dxa" w:w="90"/>
             </w:tcMar>
           </w:tcPr>
           <w:p>
@@ -2986,10 +4871,10 @@
                 <w:bCs/>
                 <w:snapToGrid w:val="false"/>
                 <w:color w:val="1F3864"/>
-                <w:sz w:val="22"/>
-                <w:szCs w:val="22"/>
-              </w:rPr>
-              <w:t xml:space="preserve">A. 資産運用業務（信託銀行本体が行う運用受託業務）</w:t>
+                <w:sz w:val="18"/>
+                <w:szCs w:val="18"/>
+              </w:rPr>
+              <w:t xml:space="preserve">D. 資産管理の統合管理業務</w:t>
             </w:r>
           </w:p>
         </w:tc>
@@ -3000,12 +4885,12 @@
         </w:trPr>
         <w:tc>
           <w:tcPr>
-            <w:tcW w:type="dxa" w:w="4450"/>
-            <w:tcMar>
-              <w:top w:type="dxa" w:w="90"/>
-              <w:left w:type="dxa" w:w="110"/>
-              <w:bottom w:type="dxa" w:w="90"/>
-              <w:right w:type="dxa" w:w="110"/>
+            <w:tcW w:type="dxa" w:w="3260"/>
+            <w:tcMar>
+              <w:top w:type="dxa" w:w="70"/>
+              <w:left w:type="dxa" w:w="90"/>
+              <w:bottom w:type="dxa" w:w="70"/>
+              <w:right w:type="dxa" w:w="90"/>
             </w:tcMar>
             <w:vAlign w:val="center"/>
           </w:tcPr>
@@ -3019,27 +4904,27 @@
                 <w:b w:val="false"/>
                 <w:bCs w:val="false"/>
                 <w:snapToGrid w:val="false"/>
-                <w:sz w:val="21"/>
-                <w:szCs w:val="21"/>
-              </w:rPr>
-              <w:t xml:space="preserve">1. 金銭信託・年金信託の運用の意思決定業務（自家運用）</w:t>
-            </w:r>
-          </w:p>
-        </w:tc>
-        <w:tc>
-          <w:tcPr>
-            <w:tcW w:type="dxa" w:w="3050"/>
-            <w:tcMar>
-              <w:top w:type="dxa" w:w="90"/>
-              <w:left w:type="dxa" w:w="90"/>
-              <w:bottom w:type="dxa" w:w="90"/>
-              <w:right w:type="dxa" w:w="90"/>
-            </w:tcMar>
-            <w:vAlign w:val="center"/>
-          </w:tcPr>
-          <w:p>
-            <w:pPr>
-              <w:spacing w:after="0" w:line="280"/>
+                <w:sz w:val="16"/>
+                <w:szCs w:val="16"/>
+              </w:rPr>
+              <w:t xml:space="preserve">12. マスタートラスト業務（複数運用機関の資産管理統合）</w:t>
+            </w:r>
+          </w:p>
+        </w:tc>
+        <w:tc>
+          <w:tcPr>
+            <w:tcW w:type="dxa" w:w="2010"/>
+            <w:tcMar>
+              <w:top w:type="dxa" w:w="70"/>
+              <w:left w:type="dxa" w:w="70"/>
+              <w:bottom w:type="dxa" w:w="70"/>
+              <w:right w:type="dxa" w:w="70"/>
+            </w:tcMar>
+            <w:vAlign w:val="center"/>
+          </w:tcPr>
+          <w:p>
+            <w:pPr>
+              <w:spacing w:after="0" w:line="260"/>
             </w:pPr>
             <w:r>
               <w:rPr>
@@ -3047,10 +4932,19 @@
                 <w:bCs/>
                 <w:snapToGrid w:val="false"/>
                 <w:color w:val="B36B00"/>
-                <w:sz w:val="26"/>
-                <w:szCs w:val="26"/>
+                <w:sz w:val="19"/>
+                <w:szCs w:val="19"/>
               </w:rPr>
               <w:t xml:space="preserve">△</w:t>
+            </w:r>
+            <w:r>
+              <w:rPr>
+                <w:snapToGrid w:val="false"/>
+                <w:sz w:val="15"/>
+                <w:szCs w:val="15"/>
+              </w:rPr>
+              <w:br/>
+              <w:t xml:space="preserve">みずほ信託銀行</w:t>
             </w:r>
             <w:r>
               <w:rPr>
@@ -3058,279 +4952,28 @@
                 <w:iCs/>
                 <w:snapToGrid w:val="false"/>
                 <w:color w:val="666666"/>
-                <w:sz w:val="16"/>
-                <w:szCs w:val="16"/>
-              </w:rPr>
-              <w:br/>
-              <w:t xml:space="preserve">一部をゆうちょアセットマネジメントへ移管</w:t>
-            </w:r>
-          </w:p>
-        </w:tc>
-        <w:tc>
-          <w:tcPr>
-            <w:tcW w:type="dxa" w:w="4300"/>
-            <w:tcMar>
-              <w:top w:type="dxa" w:w="90"/>
-              <w:left w:type="dxa" w:w="90"/>
-              <w:bottom w:type="dxa" w:w="90"/>
-              <w:right w:type="dxa" w:w="90"/>
-            </w:tcMar>
-            <w:vAlign w:val="center"/>
-          </w:tcPr>
-          <w:p>
-            <w:pPr>
-              <w:spacing w:after="0" w:line="280"/>
-            </w:pPr>
-            <w:r>
-              <w:rPr>
-                <w:b/>
-                <w:bCs/>
-                <w:snapToGrid w:val="false"/>
-                <w:color w:val="1F6F43"/>
-                <w:sz w:val="26"/>
-                <w:szCs w:val="26"/>
-              </w:rPr>
-              <w:t xml:space="preserve">○</w:t>
-            </w:r>
-            <w:r>
-              <w:rPr>
-                <w:snapToGrid w:val="false"/>
-                <w:sz w:val="20"/>
-                <w:szCs w:val="20"/>
-              </w:rPr>
-              <w:br/>
-              <w:t xml:space="preserve">三井住友信託銀行</w:t>
-            </w:r>
-            <w:r>
-              <w:rPr>
-                <w:snapToGrid w:val="false"/>
-                <w:sz w:val="20"/>
-                <w:szCs w:val="20"/>
-              </w:rPr>
-              <w:br/>
-              <w:t xml:space="preserve">SMBC信託銀行</w:t>
-            </w:r>
-          </w:p>
-        </w:tc>
-        <w:tc>
-          <w:tcPr>
-            <w:tcW w:type="dxa" w:w="3638"/>
-            <w:tcMar>
-              <w:top w:type="dxa" w:w="90"/>
-              <w:left w:type="dxa" w:w="90"/>
-              <w:bottom w:type="dxa" w:w="90"/>
-              <w:right w:type="dxa" w:w="90"/>
-            </w:tcMar>
-            <w:vAlign w:val="center"/>
-          </w:tcPr>
-          <w:p>
-            <w:pPr>
-              <w:spacing w:after="0" w:line="280"/>
-            </w:pPr>
-            <w:r>
-              <w:rPr>
-                <w:b/>
-                <w:bCs/>
-                <w:snapToGrid w:val="false"/>
-                <w:color w:val="1F6F43"/>
-                <w:sz w:val="26"/>
-                <w:szCs w:val="26"/>
-              </w:rPr>
-              <w:t xml:space="preserve">○</w:t>
-            </w:r>
-            <w:r>
-              <w:rPr>
-                <w:snapToGrid w:val="false"/>
-                <w:sz w:val="20"/>
-                <w:szCs w:val="20"/>
-              </w:rPr>
-              <w:br/>
-              <w:t xml:space="preserve">野村信託銀行 等</w:t>
-            </w:r>
-          </w:p>
-        </w:tc>
-      </w:tr>
-      <w:tr>
-        <w:trPr>
-          <w:cantSplit/>
-        </w:trPr>
-        <w:tc>
-          <w:tcPr>
-            <w:tcW w:type="dxa" w:w="4450"/>
-            <w:tcMar>
-              <w:top w:type="dxa" w:w="90"/>
-              <w:left w:type="dxa" w:w="110"/>
-              <w:bottom w:type="dxa" w:w="90"/>
-              <w:right w:type="dxa" w:w="110"/>
-            </w:tcMar>
-            <w:vAlign w:val="center"/>
-          </w:tcPr>
-          <w:p>
-            <w:pPr>
-              <w:spacing w:after="0" w:line="260"/>
-              <w:jc w:val="left"/>
-            </w:pPr>
-            <w:r>
-              <w:rPr>
-                <w:b w:val="false"/>
-                <w:bCs w:val="false"/>
-                <w:snapToGrid w:val="false"/>
-                <w:sz w:val="21"/>
-                <w:szCs w:val="21"/>
-              </w:rPr>
-              <w:t xml:space="preserve">2. 投資一任契約に基づく投資顧問業務</w:t>
-            </w:r>
-          </w:p>
-        </w:tc>
-        <w:tc>
-          <w:tcPr>
-            <w:tcW w:type="dxa" w:w="3050"/>
-            <w:tcMar>
-              <w:top w:type="dxa" w:w="90"/>
-              <w:left w:type="dxa" w:w="90"/>
-              <w:bottom w:type="dxa" w:w="90"/>
-              <w:right w:type="dxa" w:w="90"/>
-            </w:tcMar>
-            <w:vAlign w:val="center"/>
-          </w:tcPr>
-          <w:p>
-            <w:pPr>
-              <w:spacing w:after="0" w:line="280"/>
-            </w:pPr>
-            <w:r>
-              <w:rPr>
-                <w:b/>
-                <w:bCs/>
-                <w:snapToGrid w:val="false"/>
-                <w:color w:val="999999"/>
-                <w:sz w:val="26"/>
-                <w:szCs w:val="26"/>
-              </w:rPr>
-              <w:t xml:space="preserve">×</w:t>
-            </w:r>
-          </w:p>
-        </w:tc>
-        <w:tc>
-          <w:tcPr>
-            <w:tcW w:type="dxa" w:w="4300"/>
-            <w:tcMar>
-              <w:top w:type="dxa" w:w="90"/>
-              <w:left w:type="dxa" w:w="90"/>
-              <w:bottom w:type="dxa" w:w="90"/>
-              <w:right w:type="dxa" w:w="90"/>
-            </w:tcMar>
-            <w:vAlign w:val="center"/>
-          </w:tcPr>
-          <w:p>
-            <w:pPr>
-              <w:spacing w:after="0" w:line="280"/>
-            </w:pPr>
-            <w:r>
-              <w:rPr>
-                <w:b/>
-                <w:bCs/>
-                <w:snapToGrid w:val="false"/>
-                <w:color w:val="1F6F43"/>
-                <w:sz w:val="26"/>
-                <w:szCs w:val="26"/>
-              </w:rPr>
-              <w:t xml:space="preserve">○</w:t>
-            </w:r>
-            <w:r>
-              <w:rPr>
-                <w:snapToGrid w:val="false"/>
-                <w:sz w:val="20"/>
-                <w:szCs w:val="20"/>
-              </w:rPr>
-              <w:br/>
-              <w:t xml:space="preserve">三井住友信託銀行</w:t>
-            </w:r>
-          </w:p>
-        </w:tc>
-        <w:tc>
-          <w:tcPr>
-            <w:tcW w:type="dxa" w:w="3638"/>
-            <w:tcMar>
-              <w:top w:type="dxa" w:w="90"/>
-              <w:left w:type="dxa" w:w="90"/>
-              <w:bottom w:type="dxa" w:w="90"/>
-              <w:right w:type="dxa" w:w="90"/>
-            </w:tcMar>
-            <w:vAlign w:val="center"/>
-          </w:tcPr>
-          <w:p>
-            <w:pPr>
-              <w:spacing w:after="0" w:line="280"/>
-            </w:pPr>
-            <w:r>
-              <w:rPr>
-                <w:b/>
-                <w:bCs/>
-                <w:snapToGrid w:val="false"/>
-                <w:color w:val="1F6F43"/>
-                <w:sz w:val="26"/>
-                <w:szCs w:val="26"/>
-              </w:rPr>
-              <w:t xml:space="preserve">○</w:t>
-            </w:r>
-            <w:r>
-              <w:rPr>
-                <w:snapToGrid w:val="false"/>
-                <w:sz w:val="20"/>
-                <w:szCs w:val="20"/>
-              </w:rPr>
-              <w:br/>
-              <w:t xml:space="preserve">野村信託銀行 等</w:t>
-            </w:r>
-          </w:p>
-        </w:tc>
-      </w:tr>
-      <w:tr>
-        <w:trPr>
-          <w:cantSplit/>
-        </w:trPr>
-        <w:tc>
-          <w:tcPr>
-            <w:tcW w:type="dxa" w:w="4450"/>
-            <w:tcMar>
-              <w:top w:type="dxa" w:w="90"/>
-              <w:left w:type="dxa" w:w="110"/>
-              <w:bottom w:type="dxa" w:w="90"/>
-              <w:right w:type="dxa" w:w="110"/>
-            </w:tcMar>
-            <w:vAlign w:val="center"/>
-          </w:tcPr>
-          <w:p>
-            <w:pPr>
-              <w:spacing w:after="0" w:line="260"/>
-              <w:jc w:val="left"/>
-            </w:pPr>
-            <w:r>
-              <w:rPr>
-                <w:b w:val="false"/>
-                <w:bCs w:val="false"/>
-                <w:snapToGrid w:val="false"/>
-                <w:sz w:val="21"/>
-                <w:szCs w:val="21"/>
-              </w:rPr>
-              <w:t xml:space="preserve">3. プライベートアセット（未上場株・インフラ・不動産private debt 等）の運用受託</w:t>
-            </w:r>
-          </w:p>
-        </w:tc>
-        <w:tc>
-          <w:tcPr>
-            <w:tcW w:type="dxa" w:w="3050"/>
-            <w:tcMar>
-              <w:top w:type="dxa" w:w="90"/>
-              <w:left w:type="dxa" w:w="90"/>
-              <w:bottom w:type="dxa" w:w="90"/>
-              <w:right w:type="dxa" w:w="90"/>
-            </w:tcMar>
-            <w:vAlign w:val="center"/>
-          </w:tcPr>
-          <w:p>
-            <w:pPr>
-              <w:spacing w:after="0" w:line="280"/>
+                <w:sz w:val="12"/>
+                <w:szCs w:val="12"/>
+              </w:rPr>
+              <w:br/>
+              <w:t xml:space="preserve">機能は日本カストディ銀行へ集約</w:t>
+            </w:r>
+          </w:p>
+        </w:tc>
+        <w:tc>
+          <w:tcPr>
+            <w:tcW w:type="dxa" w:w="2010"/>
+            <w:tcMar>
+              <w:top w:type="dxa" w:w="70"/>
+              <w:left w:type="dxa" w:w="70"/>
+              <w:bottom w:type="dxa" w:w="70"/>
+              <w:right w:type="dxa" w:w="70"/>
+            </w:tcMar>
+            <w:vAlign w:val="center"/>
+          </w:tcPr>
+          <w:p>
+            <w:pPr>
+              <w:spacing w:after="0" w:line="260"/>
             </w:pPr>
             <w:r>
               <w:rPr>
@@ -3338,180 +4981,19 @@
                 <w:bCs/>
                 <w:snapToGrid w:val="false"/>
                 <w:color w:val="B36B00"/>
-                <w:sz w:val="26"/>
-                <w:szCs w:val="26"/>
+                <w:sz w:val="19"/>
+                <w:szCs w:val="19"/>
               </w:rPr>
               <w:t xml:space="preserve">△</w:t>
             </w:r>
             <w:r>
               <w:rPr>
                 <w:snapToGrid w:val="false"/>
-                <w:sz w:val="20"/>
-                <w:szCs w:val="20"/>
-              </w:rPr>
-              <w:br/>
-              <w:t xml:space="preserve">ゆうちょアセットマネジメント</w:t>
-            </w:r>
-          </w:p>
-        </w:tc>
-        <w:tc>
-          <w:tcPr>
-            <w:tcW w:type="dxa" w:w="4300"/>
-            <w:tcMar>
-              <w:top w:type="dxa" w:w="90"/>
-              <w:left w:type="dxa" w:w="90"/>
-              <w:bottom w:type="dxa" w:w="90"/>
-              <w:right w:type="dxa" w:w="90"/>
-            </w:tcMar>
-            <w:vAlign w:val="center"/>
-          </w:tcPr>
-          <w:p>
-            <w:pPr>
-              <w:spacing w:after="0" w:line="280"/>
-            </w:pPr>
-            <w:r>
-              <w:rPr>
-                <w:b/>
-                <w:bCs/>
-                <w:snapToGrid w:val="false"/>
-                <w:color w:val="1F6F43"/>
-                <w:sz w:val="26"/>
-                <w:szCs w:val="26"/>
-              </w:rPr>
-              <w:t xml:space="preserve">○</w:t>
-            </w:r>
-            <w:r>
-              <w:rPr>
-                <w:snapToGrid w:val="false"/>
-                <w:sz w:val="20"/>
-                <w:szCs w:val="20"/>
-              </w:rPr>
-              <w:br/>
-              <w:t xml:space="preserve">三井住友信託銀行</w:t>
-            </w:r>
-          </w:p>
-        </w:tc>
-        <w:tc>
-          <w:tcPr>
-            <w:tcW w:type="dxa" w:w="3638"/>
-            <w:tcMar>
-              <w:top w:type="dxa" w:w="90"/>
-              <w:left w:type="dxa" w:w="90"/>
-              <w:bottom w:type="dxa" w:w="90"/>
-              <w:right w:type="dxa" w:w="90"/>
-            </w:tcMar>
-            <w:vAlign w:val="center"/>
-          </w:tcPr>
-          <w:p>
-            <w:pPr>
-              <w:spacing w:after="0" w:line="280"/>
-            </w:pPr>
-            <w:r>
-              <w:rPr>
-                <w:b/>
-                <w:bCs/>
-                <w:snapToGrid w:val="false"/>
-                <w:color w:val="B36B00"/>
-                <w:sz w:val="26"/>
-                <w:szCs w:val="26"/>
-              </w:rPr>
-              <w:t xml:space="preserve">△</w:t>
-            </w:r>
-          </w:p>
-        </w:tc>
-      </w:tr>
-      <w:tr>
-        <w:trPr>
-          <w:cantSplit/>
-        </w:trPr>
-        <w:tc>
-          <w:tcPr>
-            <w:tcW w:type="dxa" w:w="15438"/>
-            <w:gridSpan w:val="4"/>
-            <w:shd w:fill="D9E2F3" w:val="clear"/>
-            <w:tcMar>
-              <w:top w:type="dxa" w:w="100"/>
-              <w:left w:type="dxa" w:w="130"/>
-              <w:bottom w:type="dxa" w:w="100"/>
-              <w:right w:type="dxa" w:w="110"/>
-            </w:tcMar>
-          </w:tcPr>
-          <w:p>
-            <w:pPr>
-              <w:spacing w:after="0" w:line="260"/>
-              <w:jc w:val="left"/>
-            </w:pPr>
-            <w:r>
-              <w:rPr>
-                <w:b/>
-                <w:bCs/>
-                <w:snapToGrid w:val="false"/>
-                <w:color w:val="1F3864"/>
-                <w:sz w:val="22"/>
-                <w:szCs w:val="22"/>
-              </w:rPr>
-              <w:t xml:space="preserve">B. アセットマネジメント業務（グループの資産運用会社による運用業務）</w:t>
-            </w:r>
-          </w:p>
-        </w:tc>
-      </w:tr>
-      <w:tr>
-        <w:trPr>
-          <w:cantSplit/>
-        </w:trPr>
-        <w:tc>
-          <w:tcPr>
-            <w:tcW w:type="dxa" w:w="4450"/>
-            <w:tcMar>
-              <w:top w:type="dxa" w:w="90"/>
-              <w:left w:type="dxa" w:w="110"/>
-              <w:bottom w:type="dxa" w:w="90"/>
-              <w:right w:type="dxa" w:w="110"/>
-            </w:tcMar>
-            <w:vAlign w:val="center"/>
-          </w:tcPr>
-          <w:p>
-            <w:pPr>
-              <w:spacing w:after="0" w:line="260"/>
-              <w:jc w:val="left"/>
-            </w:pPr>
-            <w:r>
-              <w:rPr>
-                <w:b w:val="false"/>
-                <w:bCs w:val="false"/>
-                <w:snapToGrid w:val="false"/>
-                <w:sz w:val="21"/>
-                <w:szCs w:val="21"/>
-              </w:rPr>
-              <w:t xml:space="preserve">4. 公募投資信託の設定・運用（委託者）業務</w:t>
-            </w:r>
-          </w:p>
-        </w:tc>
-        <w:tc>
-          <w:tcPr>
-            <w:tcW w:type="dxa" w:w="3050"/>
-            <w:tcMar>
-              <w:top w:type="dxa" w:w="90"/>
-              <w:left w:type="dxa" w:w="90"/>
-              <w:bottom w:type="dxa" w:w="90"/>
-              <w:right w:type="dxa" w:w="90"/>
-            </w:tcMar>
-            <w:vAlign w:val="center"/>
-          </w:tcPr>
-          <w:p>
-            <w:pPr>
-              <w:spacing w:after="0" w:line="280"/>
-            </w:pPr>
-            <w:r>
-              <w:rPr>
-                <w:b/>
-                <w:bCs/>
-                <w:snapToGrid w:val="false"/>
-                <w:color w:val="999999"/>
-                <w:sz w:val="26"/>
-                <w:szCs w:val="26"/>
-              </w:rPr>
-              <w:t xml:space="preserve">×</w:t>
+                <w:sz w:val="15"/>
+                <w:szCs w:val="15"/>
+              </w:rPr>
+              <w:br/>
+              <w:t xml:space="preserve">三菱UFJ信託銀行</w:t>
             </w:r>
             <w:r>
               <w:rPr>
@@ -3519,423 +5001,28 @@
                 <w:iCs/>
                 <w:snapToGrid w:val="false"/>
                 <w:color w:val="666666"/>
-                <w:sz w:val="16"/>
-                <w:szCs w:val="16"/>
-              </w:rPr>
-              <w:br/>
-              <w:t xml:space="preserve">個人向け公募投信の自社設定は行っていない</w:t>
-            </w:r>
-          </w:p>
-        </w:tc>
-        <w:tc>
-          <w:tcPr>
-            <w:tcW w:type="dxa" w:w="4300"/>
-            <w:tcMar>
-              <w:top w:type="dxa" w:w="90"/>
-              <w:left w:type="dxa" w:w="90"/>
-              <w:bottom w:type="dxa" w:w="90"/>
-              <w:right w:type="dxa" w:w="90"/>
-            </w:tcMar>
-            <w:vAlign w:val="center"/>
-          </w:tcPr>
-          <w:p>
-            <w:pPr>
-              <w:spacing w:after="0" w:line="280"/>
-            </w:pPr>
-            <w:r>
-              <w:rPr>
-                <w:b/>
-                <w:bCs/>
-                <w:snapToGrid w:val="false"/>
-                <w:color w:val="1F6F43"/>
-                <w:sz w:val="26"/>
-                <w:szCs w:val="26"/>
-              </w:rPr>
-              <w:t xml:space="preserve">○</w:t>
-            </w:r>
-            <w:r>
-              <w:rPr>
-                <w:snapToGrid w:val="false"/>
-                <w:sz w:val="20"/>
-                <w:szCs w:val="20"/>
-              </w:rPr>
-              <w:br/>
-              <w:t xml:space="preserve">三井住友トラスト・アセットマネジメント</w:t>
-            </w:r>
-            <w:r>
-              <w:rPr>
-                <w:snapToGrid w:val="false"/>
-                <w:sz w:val="20"/>
-                <w:szCs w:val="20"/>
-              </w:rPr>
-              <w:br/>
-              <w:t xml:space="preserve">三井住友DSアセットマネジメント</w:t>
-            </w:r>
-          </w:p>
-        </w:tc>
-        <w:tc>
-          <w:tcPr>
-            <w:tcW w:type="dxa" w:w="3638"/>
-            <w:tcMar>
-              <w:top w:type="dxa" w:w="90"/>
-              <w:left w:type="dxa" w:w="90"/>
-              <w:bottom w:type="dxa" w:w="90"/>
-              <w:right w:type="dxa" w:w="90"/>
-            </w:tcMar>
-            <w:vAlign w:val="center"/>
-          </w:tcPr>
-          <w:p>
-            <w:pPr>
-              <w:spacing w:after="0" w:line="280"/>
-            </w:pPr>
-            <w:r>
-              <w:rPr>
-                <w:b/>
-                <w:bCs/>
-                <w:snapToGrid w:val="false"/>
-                <w:color w:val="1F6F43"/>
-                <w:sz w:val="26"/>
-                <w:szCs w:val="26"/>
-              </w:rPr>
-              <w:t xml:space="preserve">○</w:t>
-            </w:r>
-            <w:r>
-              <w:rPr>
-                <w:snapToGrid w:val="false"/>
-                <w:sz w:val="20"/>
-                <w:szCs w:val="20"/>
-              </w:rPr>
-              <w:br/>
-              <w:t xml:space="preserve">野村アセットマネジメント</w:t>
-            </w:r>
-            <w:r>
-              <w:rPr>
-                <w:snapToGrid w:val="false"/>
-                <w:sz w:val="20"/>
-                <w:szCs w:val="20"/>
-              </w:rPr>
-              <w:br/>
-              <w:t xml:space="preserve">大和アセットマネジメント 等</w:t>
-            </w:r>
-          </w:p>
-        </w:tc>
-      </w:tr>
-      <w:tr>
-        <w:trPr>
-          <w:cantSplit/>
-        </w:trPr>
-        <w:tc>
-          <w:tcPr>
-            <w:tcW w:type="dxa" w:w="4450"/>
-            <w:tcMar>
-              <w:top w:type="dxa" w:w="90"/>
-              <w:left w:type="dxa" w:w="110"/>
-              <w:bottom w:type="dxa" w:w="90"/>
-              <w:right w:type="dxa" w:w="110"/>
-            </w:tcMar>
-            <w:vAlign w:val="center"/>
-          </w:tcPr>
-          <w:p>
-            <w:pPr>
-              <w:spacing w:after="0" w:line="260"/>
-              <w:jc w:val="left"/>
-            </w:pPr>
-            <w:r>
-              <w:rPr>
-                <w:b w:val="false"/>
-                <w:bCs w:val="false"/>
-                <w:snapToGrid w:val="false"/>
-                <w:sz w:val="21"/>
-                <w:szCs w:val="21"/>
-              </w:rPr>
-              <w:t xml:space="preserve">5. 確定拠出年金（DC）向け運用商品の提供</w:t>
-            </w:r>
-          </w:p>
-        </w:tc>
-        <w:tc>
-          <w:tcPr>
-            <w:tcW w:type="dxa" w:w="3050"/>
-            <w:tcMar>
-              <w:top w:type="dxa" w:w="90"/>
-              <w:left w:type="dxa" w:w="90"/>
-              <w:bottom w:type="dxa" w:w="90"/>
-              <w:right w:type="dxa" w:w="90"/>
-            </w:tcMar>
-            <w:vAlign w:val="center"/>
-          </w:tcPr>
-          <w:p>
-            <w:pPr>
-              <w:spacing w:after="0" w:line="280"/>
-            </w:pPr>
-            <w:r>
-              <w:rPr>
-                <w:b/>
-                <w:bCs/>
-                <w:snapToGrid w:val="false"/>
-                <w:color w:val="999999"/>
-                <w:sz w:val="26"/>
-                <w:szCs w:val="26"/>
-              </w:rPr>
-              <w:t xml:space="preserve">×</w:t>
-            </w:r>
-          </w:p>
-        </w:tc>
-        <w:tc>
-          <w:tcPr>
-            <w:tcW w:type="dxa" w:w="4300"/>
-            <w:tcMar>
-              <w:top w:type="dxa" w:w="90"/>
-              <w:left w:type="dxa" w:w="90"/>
-              <w:bottom w:type="dxa" w:w="90"/>
-              <w:right w:type="dxa" w:w="90"/>
-            </w:tcMar>
-            <w:vAlign w:val="center"/>
-          </w:tcPr>
-          <w:p>
-            <w:pPr>
-              <w:spacing w:after="0" w:line="280"/>
-            </w:pPr>
-            <w:r>
-              <w:rPr>
-                <w:b/>
-                <w:bCs/>
-                <w:snapToGrid w:val="false"/>
-                <w:color w:val="1F6F43"/>
-                <w:sz w:val="26"/>
-                <w:szCs w:val="26"/>
-              </w:rPr>
-              <w:t xml:space="preserve">○</w:t>
-            </w:r>
-            <w:r>
-              <w:rPr>
-                <w:snapToGrid w:val="false"/>
-                <w:sz w:val="20"/>
-                <w:szCs w:val="20"/>
-              </w:rPr>
-              <w:br/>
-              <w:t xml:space="preserve">三井住友トラスト・アセットマネジメント 等</w:t>
-            </w:r>
-          </w:p>
-        </w:tc>
-        <w:tc>
-          <w:tcPr>
-            <w:tcW w:type="dxa" w:w="3638"/>
-            <w:tcMar>
-              <w:top w:type="dxa" w:w="90"/>
-              <w:left w:type="dxa" w:w="90"/>
-              <w:bottom w:type="dxa" w:w="90"/>
-              <w:right w:type="dxa" w:w="90"/>
-            </w:tcMar>
-            <w:vAlign w:val="center"/>
-          </w:tcPr>
-          <w:p>
-            <w:pPr>
-              <w:spacing w:after="0" w:line="280"/>
-            </w:pPr>
-            <w:r>
-              <w:rPr>
-                <w:b/>
-                <w:bCs/>
-                <w:snapToGrid w:val="false"/>
-                <w:color w:val="1F6F43"/>
-                <w:sz w:val="26"/>
-                <w:szCs w:val="26"/>
-              </w:rPr>
-              <w:t xml:space="preserve">○</w:t>
-            </w:r>
-            <w:r>
-              <w:rPr>
-                <w:snapToGrid w:val="false"/>
-                <w:sz w:val="20"/>
-                <w:szCs w:val="20"/>
-              </w:rPr>
-              <w:br/>
-              <w:t xml:space="preserve">野村アセットマネジメント 等</w:t>
-            </w:r>
-          </w:p>
-        </w:tc>
-      </w:tr>
-      <w:tr>
-        <w:trPr>
-          <w:cantSplit/>
-        </w:trPr>
-        <w:tc>
-          <w:tcPr>
-            <w:tcW w:type="dxa" w:w="4450"/>
-            <w:tcMar>
-              <w:top w:type="dxa" w:w="90"/>
-              <w:left w:type="dxa" w:w="110"/>
-              <w:bottom w:type="dxa" w:w="90"/>
-              <w:right w:type="dxa" w:w="110"/>
-            </w:tcMar>
-            <w:vAlign w:val="center"/>
-          </w:tcPr>
-          <w:p>
-            <w:pPr>
-              <w:spacing w:after="0" w:line="260"/>
-              <w:jc w:val="left"/>
-            </w:pPr>
-            <w:r>
-              <w:rPr>
-                <w:b w:val="false"/>
-                <w:bCs w:val="false"/>
-                <w:snapToGrid w:val="false"/>
-                <w:sz w:val="21"/>
-                <w:szCs w:val="21"/>
-              </w:rPr>
-              <w:t xml:space="preserve">6. 機関投資家向け（年金基金・GPIF 等）運用受託業務</w:t>
-            </w:r>
-          </w:p>
-        </w:tc>
-        <w:tc>
-          <w:tcPr>
-            <w:tcW w:type="dxa" w:w="3050"/>
-            <w:tcMar>
-              <w:top w:type="dxa" w:w="90"/>
-              <w:left w:type="dxa" w:w="90"/>
-              <w:bottom w:type="dxa" w:w="90"/>
-              <w:right w:type="dxa" w:w="90"/>
-            </w:tcMar>
-            <w:vAlign w:val="center"/>
-          </w:tcPr>
-          <w:p>
-            <w:pPr>
-              <w:spacing w:after="0" w:line="280"/>
-            </w:pPr>
-            <w:r>
-              <w:rPr>
-                <w:b/>
-                <w:bCs/>
-                <w:snapToGrid w:val="false"/>
-                <w:color w:val="999999"/>
-                <w:sz w:val="26"/>
-                <w:szCs w:val="26"/>
-              </w:rPr>
-              <w:t xml:space="preserve">×</w:t>
-            </w:r>
-          </w:p>
-        </w:tc>
-        <w:tc>
-          <w:tcPr>
-            <w:tcW w:type="dxa" w:w="4300"/>
-            <w:tcMar>
-              <w:top w:type="dxa" w:w="90"/>
-              <w:left w:type="dxa" w:w="90"/>
-              <w:bottom w:type="dxa" w:w="90"/>
-              <w:right w:type="dxa" w:w="90"/>
-            </w:tcMar>
-            <w:vAlign w:val="center"/>
-          </w:tcPr>
-          <w:p>
-            <w:pPr>
-              <w:spacing w:after="0" w:line="280"/>
-            </w:pPr>
-            <w:r>
-              <w:rPr>
-                <w:b/>
-                <w:bCs/>
-                <w:snapToGrid w:val="false"/>
-                <w:color w:val="1F6F43"/>
-                <w:sz w:val="26"/>
-                <w:szCs w:val="26"/>
-              </w:rPr>
-              <w:t xml:space="preserve">○</w:t>
-            </w:r>
-            <w:r>
-              <w:rPr>
-                <w:snapToGrid w:val="false"/>
-                <w:sz w:val="20"/>
-                <w:szCs w:val="20"/>
-              </w:rPr>
-              <w:br/>
-              <w:t xml:space="preserve">三井住友トラスト・アセットマネジメント</w:t>
-            </w:r>
-          </w:p>
-        </w:tc>
-        <w:tc>
-          <w:tcPr>
-            <w:tcW w:type="dxa" w:w="3638"/>
-            <w:tcMar>
-              <w:top w:type="dxa" w:w="90"/>
-              <w:left w:type="dxa" w:w="90"/>
-              <w:bottom w:type="dxa" w:w="90"/>
-              <w:right w:type="dxa" w:w="90"/>
-            </w:tcMar>
-            <w:vAlign w:val="center"/>
-          </w:tcPr>
-          <w:p>
-            <w:pPr>
-              <w:spacing w:after="0" w:line="280"/>
-            </w:pPr>
-            <w:r>
-              <w:rPr>
-                <w:b/>
-                <w:bCs/>
-                <w:snapToGrid w:val="false"/>
-                <w:color w:val="1F6F43"/>
-                <w:sz w:val="26"/>
-                <w:szCs w:val="26"/>
-              </w:rPr>
-              <w:t xml:space="preserve">○</w:t>
-            </w:r>
-            <w:r>
-              <w:rPr>
-                <w:snapToGrid w:val="false"/>
-                <w:sz w:val="20"/>
-                <w:szCs w:val="20"/>
-              </w:rPr>
-              <w:br/>
-              <w:t xml:space="preserve">野村アセットマネジメント 等</w:t>
-            </w:r>
-          </w:p>
-        </w:tc>
-      </w:tr>
-      <w:tr>
-        <w:trPr>
-          <w:cantSplit/>
-        </w:trPr>
-        <w:tc>
-          <w:tcPr>
-            <w:tcW w:type="dxa" w:w="4450"/>
-            <w:tcMar>
-              <w:top w:type="dxa" w:w="90"/>
-              <w:left w:type="dxa" w:w="110"/>
-              <w:bottom w:type="dxa" w:w="90"/>
-              <w:right w:type="dxa" w:w="110"/>
-            </w:tcMar>
-            <w:vAlign w:val="center"/>
-          </w:tcPr>
-          <w:p>
-            <w:pPr>
-              <w:spacing w:after="0" w:line="260"/>
-              <w:jc w:val="left"/>
-            </w:pPr>
-            <w:r>
-              <w:rPr>
-                <w:b w:val="false"/>
-                <w:bCs w:val="false"/>
-                <w:snapToGrid w:val="false"/>
-                <w:sz w:val="21"/>
-                <w:szCs w:val="21"/>
-              </w:rPr>
-              <w:t xml:space="preserve">7. オルタナティブ投資運用（PE・不動産ファンド・ヘッジファンド 等）</w:t>
-            </w:r>
-          </w:p>
-        </w:tc>
-        <w:tc>
-          <w:tcPr>
-            <w:tcW w:type="dxa" w:w="3050"/>
-            <w:tcMar>
-              <w:top w:type="dxa" w:w="90"/>
-              <w:left w:type="dxa" w:w="90"/>
-              <w:bottom w:type="dxa" w:w="90"/>
-              <w:right w:type="dxa" w:w="90"/>
-            </w:tcMar>
-            <w:vAlign w:val="center"/>
-          </w:tcPr>
-          <w:p>
-            <w:pPr>
-              <w:spacing w:after="0" w:line="280"/>
+                <w:sz w:val="12"/>
+                <w:szCs w:val="12"/>
+              </w:rPr>
+              <w:br/>
+              <w:t xml:space="preserve">機能は日本カストディ銀行へ集約</w:t>
+            </w:r>
+          </w:p>
+        </w:tc>
+        <w:tc>
+          <w:tcPr>
+            <w:tcW w:type="dxa" w:w="2010"/>
+            <w:tcMar>
+              <w:top w:type="dxa" w:w="70"/>
+              <w:left w:type="dxa" w:w="70"/>
+              <w:bottom w:type="dxa" w:w="70"/>
+              <w:right w:type="dxa" w:w="70"/>
+            </w:tcMar>
+            <w:vAlign w:val="center"/>
+          </w:tcPr>
+          <w:p>
+            <w:pPr>
+              <w:spacing w:after="0" w:line="260"/>
             </w:pPr>
             <w:r>
               <w:rPr>
@@ -3943,333 +5030,19 @@
                 <w:bCs/>
                 <w:snapToGrid w:val="false"/>
                 <w:color w:val="B36B00"/>
-                <w:sz w:val="26"/>
-                <w:szCs w:val="26"/>
+                <w:sz w:val="19"/>
+                <w:szCs w:val="19"/>
               </w:rPr>
               <w:t xml:space="preserve">△</w:t>
             </w:r>
             <w:r>
               <w:rPr>
                 <w:snapToGrid w:val="false"/>
-                <w:sz w:val="20"/>
-                <w:szCs w:val="20"/>
-              </w:rPr>
-              <w:br/>
-              <w:t xml:space="preserve">ゆうちょアセットマネジメント</w:t>
-            </w:r>
-          </w:p>
-        </w:tc>
-        <w:tc>
-          <w:tcPr>
-            <w:tcW w:type="dxa" w:w="4300"/>
-            <w:tcMar>
-              <w:top w:type="dxa" w:w="90"/>
-              <w:left w:type="dxa" w:w="90"/>
-              <w:bottom w:type="dxa" w:w="90"/>
-              <w:right w:type="dxa" w:w="90"/>
-            </w:tcMar>
-            <w:vAlign w:val="center"/>
-          </w:tcPr>
-          <w:p>
-            <w:pPr>
-              <w:spacing w:after="0" w:line="280"/>
-            </w:pPr>
-            <w:r>
-              <w:rPr>
-                <w:b/>
-                <w:bCs/>
-                <w:snapToGrid w:val="false"/>
-                <w:color w:val="1F6F43"/>
-                <w:sz w:val="26"/>
-                <w:szCs w:val="26"/>
-              </w:rPr>
-              <w:t xml:space="preserve">○</w:t>
-            </w:r>
-            <w:r>
-              <w:rPr>
-                <w:snapToGrid w:val="false"/>
-                <w:sz w:val="20"/>
-                <w:szCs w:val="20"/>
-              </w:rPr>
-              <w:br/>
-              <w:t xml:space="preserve">三井住友トラスト・アセットマネジメント 等</w:t>
-            </w:r>
-          </w:p>
-        </w:tc>
-        <w:tc>
-          <w:tcPr>
-            <w:tcW w:type="dxa" w:w="3638"/>
-            <w:tcMar>
-              <w:top w:type="dxa" w:w="90"/>
-              <w:left w:type="dxa" w:w="90"/>
-              <w:bottom w:type="dxa" w:w="90"/>
-              <w:right w:type="dxa" w:w="90"/>
-            </w:tcMar>
-            <w:vAlign w:val="center"/>
-          </w:tcPr>
-          <w:p>
-            <w:pPr>
-              <w:spacing w:after="0" w:line="280"/>
-            </w:pPr>
-            <w:r>
-              <w:rPr>
-                <w:b/>
-                <w:bCs/>
-                <w:snapToGrid w:val="false"/>
-                <w:color w:val="B36B00"/>
-                <w:sz w:val="26"/>
-                <w:szCs w:val="26"/>
-              </w:rPr>
-              <w:t xml:space="preserve">△</w:t>
-            </w:r>
-          </w:p>
-        </w:tc>
-      </w:tr>
-      <w:tr>
-        <w:trPr>
-          <w:cantSplit/>
-        </w:trPr>
-        <w:tc>
-          <w:tcPr>
-            <w:tcW w:type="dxa" w:w="15438"/>
-            <w:gridSpan w:val="4"/>
-            <w:shd w:fill="D9E2F3" w:val="clear"/>
-            <w:tcMar>
-              <w:top w:type="dxa" w:w="100"/>
-              <w:left w:type="dxa" w:w="130"/>
-              <w:bottom w:type="dxa" w:w="100"/>
-              <w:right w:type="dxa" w:w="110"/>
-            </w:tcMar>
-          </w:tcPr>
-          <w:p>
-            <w:pPr>
-              <w:spacing w:after="0" w:line="260"/>
-              <w:jc w:val="left"/>
-            </w:pPr>
-            <w:r>
-              <w:rPr>
-                <w:b/>
-                <w:bCs/>
-                <w:snapToGrid w:val="false"/>
-                <w:color w:val="1F3864"/>
-                <w:sz w:val="22"/>
-                <w:szCs w:val="22"/>
-              </w:rPr>
-              <w:t xml:space="preserve">C. マーケット業務（市場部門・トレーディング・ALM）</w:t>
-            </w:r>
-          </w:p>
-        </w:tc>
-      </w:tr>
-      <w:tr>
-        <w:trPr>
-          <w:cantSplit/>
-        </w:trPr>
-        <w:tc>
-          <w:tcPr>
-            <w:tcW w:type="dxa" w:w="4450"/>
-            <w:tcMar>
-              <w:top w:type="dxa" w:w="90"/>
-              <w:left w:type="dxa" w:w="110"/>
-              <w:bottom w:type="dxa" w:w="90"/>
-              <w:right w:type="dxa" w:w="110"/>
-            </w:tcMar>
-            <w:vAlign w:val="center"/>
-          </w:tcPr>
-          <w:p>
-            <w:pPr>
-              <w:spacing w:after="0" w:line="260"/>
-              <w:jc w:val="left"/>
-            </w:pPr>
-            <w:r>
-              <w:rPr>
-                <w:b w:val="false"/>
-                <w:bCs w:val="false"/>
-                <w:snapToGrid w:val="false"/>
-                <w:sz w:val="21"/>
-                <w:szCs w:val="21"/>
-              </w:rPr>
-              <w:t xml:space="preserve">8. 資金繰り・ALM業務（円貨・外貨の調達・運用管理）</w:t>
-            </w:r>
-          </w:p>
-        </w:tc>
-        <w:tc>
-          <w:tcPr>
-            <w:tcW w:type="dxa" w:w="3050"/>
-            <w:tcMar>
-              <w:top w:type="dxa" w:w="90"/>
-              <w:left w:type="dxa" w:w="90"/>
-              <w:bottom w:type="dxa" w:w="90"/>
-              <w:right w:type="dxa" w:w="90"/>
-            </w:tcMar>
-            <w:vAlign w:val="center"/>
-          </w:tcPr>
-          <w:p>
-            <w:pPr>
-              <w:spacing w:after="0" w:line="280"/>
-            </w:pPr>
-            <w:r>
-              <w:rPr>
-                <w:b/>
-                <w:bCs/>
-                <w:snapToGrid w:val="false"/>
-                <w:color w:val="1F6F43"/>
-                <w:sz w:val="26"/>
-                <w:szCs w:val="26"/>
-              </w:rPr>
-              <w:t xml:space="preserve">○</w:t>
-            </w:r>
-            <w:r>
-              <w:rPr>
-                <w:snapToGrid w:val="false"/>
-                <w:sz w:val="20"/>
-                <w:szCs w:val="20"/>
-              </w:rPr>
-              <w:br/>
-              <w:t xml:space="preserve">ゆうちょ銀行</w:t>
-            </w:r>
-          </w:p>
-        </w:tc>
-        <w:tc>
-          <w:tcPr>
-            <w:tcW w:type="dxa" w:w="4300"/>
-            <w:tcMar>
-              <w:top w:type="dxa" w:w="90"/>
-              <w:left w:type="dxa" w:w="90"/>
-              <w:bottom w:type="dxa" w:w="90"/>
-              <w:right w:type="dxa" w:w="90"/>
-            </w:tcMar>
-            <w:vAlign w:val="center"/>
-          </w:tcPr>
-          <w:p>
-            <w:pPr>
-              <w:spacing w:after="0" w:line="280"/>
-            </w:pPr>
-            <w:r>
-              <w:rPr>
-                <w:b/>
-                <w:bCs/>
-                <w:snapToGrid w:val="false"/>
-                <w:color w:val="1F6F43"/>
-                <w:sz w:val="26"/>
-                <w:szCs w:val="26"/>
-              </w:rPr>
-              <w:t xml:space="preserve">○</w:t>
-            </w:r>
-            <w:r>
-              <w:rPr>
-                <w:snapToGrid w:val="false"/>
-                <w:sz w:val="20"/>
-                <w:szCs w:val="20"/>
-              </w:rPr>
-              <w:br/>
-              <w:t xml:space="preserve">三井住友銀行</w:t>
-            </w:r>
-            <w:r>
-              <w:rPr>
-                <w:snapToGrid w:val="false"/>
-                <w:sz w:val="20"/>
-                <w:szCs w:val="20"/>
-              </w:rPr>
-              <w:br/>
-              <w:t xml:space="preserve">三井住友信託銀行</w:t>
-            </w:r>
-          </w:p>
-        </w:tc>
-        <w:tc>
-          <w:tcPr>
-            <w:tcW w:type="dxa" w:w="3638"/>
-            <w:tcMar>
-              <w:top w:type="dxa" w:w="90"/>
-              <w:left w:type="dxa" w:w="90"/>
-              <w:bottom w:type="dxa" w:w="90"/>
-              <w:right w:type="dxa" w:w="90"/>
-            </w:tcMar>
-            <w:vAlign w:val="center"/>
-          </w:tcPr>
-          <w:p>
-            <w:pPr>
-              <w:spacing w:after="0" w:line="280"/>
-            </w:pPr>
-            <w:r>
-              <w:rPr>
-                <w:b/>
-                <w:bCs/>
-                <w:snapToGrid w:val="false"/>
-                <w:color w:val="1F6F43"/>
-                <w:sz w:val="26"/>
-                <w:szCs w:val="26"/>
-              </w:rPr>
-              <w:t xml:space="preserve">○</w:t>
-            </w:r>
-            <w:r>
-              <w:rPr>
-                <w:snapToGrid w:val="false"/>
-                <w:sz w:val="20"/>
-                <w:szCs w:val="20"/>
-              </w:rPr>
-              <w:br/>
-              <w:t xml:space="preserve">野村信託銀行 等</w:t>
-            </w:r>
-          </w:p>
-        </w:tc>
-      </w:tr>
-      <w:tr>
-        <w:trPr>
-          <w:cantSplit/>
-        </w:trPr>
-        <w:tc>
-          <w:tcPr>
-            <w:tcW w:type="dxa" w:w="4450"/>
-            <w:tcMar>
-              <w:top w:type="dxa" w:w="90"/>
-              <w:left w:type="dxa" w:w="110"/>
-              <w:bottom w:type="dxa" w:w="90"/>
-              <w:right w:type="dxa" w:w="110"/>
-            </w:tcMar>
-            <w:vAlign w:val="center"/>
-          </w:tcPr>
-          <w:p>
-            <w:pPr>
-              <w:spacing w:after="0" w:line="260"/>
-              <w:jc w:val="left"/>
-            </w:pPr>
-            <w:r>
-              <w:rPr>
-                <w:b w:val="false"/>
-                <w:bCs w:val="false"/>
-                <w:snapToGrid w:val="false"/>
-                <w:sz w:val="21"/>
-                <w:szCs w:val="21"/>
-              </w:rPr>
-              <w:t xml:space="preserve">9. 債券・為替・デリバティブのセールス＆トレーディング業務</w:t>
-            </w:r>
-          </w:p>
-        </w:tc>
-        <w:tc>
-          <w:tcPr>
-            <w:tcW w:type="dxa" w:w="3050"/>
-            <w:tcMar>
-              <w:top w:type="dxa" w:w="90"/>
-              <w:left w:type="dxa" w:w="90"/>
-              <w:bottom w:type="dxa" w:w="90"/>
-              <w:right w:type="dxa" w:w="90"/>
-            </w:tcMar>
-            <w:vAlign w:val="center"/>
-          </w:tcPr>
-          <w:p>
-            <w:pPr>
-              <w:spacing w:after="0" w:line="280"/>
-            </w:pPr>
-            <w:r>
-              <w:rPr>
-                <w:b/>
-                <w:bCs/>
-                <w:snapToGrid w:val="false"/>
-                <w:color w:val="B36B00"/>
-                <w:sz w:val="26"/>
-                <w:szCs w:val="26"/>
-              </w:rPr>
-              <w:t xml:space="preserve">△</w:t>
+                <w:sz w:val="15"/>
+                <w:szCs w:val="15"/>
+              </w:rPr>
+              <w:br/>
+              <w:t xml:space="preserve">りそな銀行</w:t>
             </w:r>
             <w:r>
               <w:rPr>
@@ -4277,74 +5050,56 @@
                 <w:iCs/>
                 <w:snapToGrid w:val="false"/>
                 <w:color w:val="666666"/>
-                <w:sz w:val="16"/>
-                <w:szCs w:val="16"/>
-              </w:rPr>
-              <w:br/>
-              <w:t xml:space="preserve">自己勘定運用が中心で対顧客セールスは限定的</w:t>
-            </w:r>
-          </w:p>
-        </w:tc>
-        <w:tc>
-          <w:tcPr>
-            <w:tcW w:type="dxa" w:w="4300"/>
-            <w:tcMar>
-              <w:top w:type="dxa" w:w="90"/>
-              <w:left w:type="dxa" w:w="90"/>
-              <w:bottom w:type="dxa" w:w="90"/>
-              <w:right w:type="dxa" w:w="90"/>
-            </w:tcMar>
-            <w:vAlign w:val="center"/>
-          </w:tcPr>
-          <w:p>
-            <w:pPr>
-              <w:spacing w:after="0" w:line="280"/>
-            </w:pPr>
-            <w:r>
-              <w:rPr>
-                <w:b/>
-                <w:bCs/>
-                <w:snapToGrid w:val="false"/>
-                <w:color w:val="1F6F43"/>
-                <w:sz w:val="26"/>
-                <w:szCs w:val="26"/>
-              </w:rPr>
-              <w:t xml:space="preserve">○</w:t>
-            </w:r>
-            <w:r>
-              <w:rPr>
-                <w:snapToGrid w:val="false"/>
-                <w:sz w:val="20"/>
-                <w:szCs w:val="20"/>
-              </w:rPr>
-              <w:br/>
-              <w:t xml:space="preserve">三井住友銀行</w:t>
-            </w:r>
-            <w:r>
-              <w:rPr>
-                <w:snapToGrid w:val="false"/>
-                <w:sz w:val="20"/>
-                <w:szCs w:val="20"/>
-              </w:rPr>
-              <w:br/>
-              <w:t xml:space="preserve">SMBC日興証券</w:t>
-            </w:r>
-          </w:p>
-        </w:tc>
-        <w:tc>
-          <w:tcPr>
-            <w:tcW w:type="dxa" w:w="3638"/>
-            <w:tcMar>
-              <w:top w:type="dxa" w:w="90"/>
-              <w:left w:type="dxa" w:w="90"/>
-              <w:bottom w:type="dxa" w:w="90"/>
-              <w:right w:type="dxa" w:w="90"/>
-            </w:tcMar>
-            <w:vAlign w:val="center"/>
-          </w:tcPr>
-          <w:p>
-            <w:pPr>
-              <w:spacing w:after="0" w:line="280"/>
+                <w:sz w:val="12"/>
+                <w:szCs w:val="12"/>
+              </w:rPr>
+              <w:br/>
+              <w:t xml:space="preserve">機能は日本カストディ銀行へ集約</w:t>
+            </w:r>
+          </w:p>
+        </w:tc>
+        <w:tc>
+          <w:tcPr>
+            <w:tcW w:type="dxa" w:w="1610"/>
+            <w:tcMar>
+              <w:top w:type="dxa" w:w="70"/>
+              <w:left w:type="dxa" w:w="70"/>
+              <w:bottom w:type="dxa" w:w="70"/>
+              <w:right w:type="dxa" w:w="70"/>
+            </w:tcMar>
+            <w:vAlign w:val="center"/>
+          </w:tcPr>
+          <w:p>
+            <w:pPr>
+              <w:spacing w:after="0" w:line="260"/>
+            </w:pPr>
+            <w:r>
+              <w:rPr>
+                <w:b/>
+                <w:bCs/>
+                <w:snapToGrid w:val="false"/>
+                <w:color w:val="999999"/>
+                <w:sz w:val="19"/>
+                <w:szCs w:val="19"/>
+              </w:rPr>
+              <w:t xml:space="preserve">×</w:t>
+            </w:r>
+          </w:p>
+        </w:tc>
+        <w:tc>
+          <w:tcPr>
+            <w:tcW w:type="dxa" w:w="2420"/>
+            <w:tcMar>
+              <w:top w:type="dxa" w:w="70"/>
+              <w:left w:type="dxa" w:w="70"/>
+              <w:bottom w:type="dxa" w:w="70"/>
+              <w:right w:type="dxa" w:w="70"/>
+            </w:tcMar>
+            <w:vAlign w:val="center"/>
+          </w:tcPr>
+          <w:p>
+            <w:pPr>
+              <w:spacing w:after="0" w:line="260"/>
             </w:pPr>
             <w:r>
               <w:rPr>
@@ -4352,80 +5107,19 @@
                 <w:bCs/>
                 <w:snapToGrid w:val="false"/>
                 <w:color w:val="B36B00"/>
-                <w:sz w:val="26"/>
-                <w:szCs w:val="26"/>
+                <w:sz w:val="19"/>
+                <w:szCs w:val="19"/>
               </w:rPr>
               <w:t xml:space="preserve">△</w:t>
             </w:r>
-          </w:p>
-        </w:tc>
-      </w:tr>
-      <w:tr>
-        <w:trPr>
-          <w:cantSplit/>
-        </w:trPr>
-        <w:tc>
-          <w:tcPr>
-            <w:tcW w:type="dxa" w:w="4450"/>
-            <w:tcMar>
-              <w:top w:type="dxa" w:w="90"/>
-              <w:left w:type="dxa" w:w="110"/>
-              <w:bottom w:type="dxa" w:w="90"/>
-              <w:right w:type="dxa" w:w="110"/>
-            </w:tcMar>
-            <w:vAlign w:val="center"/>
-          </w:tcPr>
-          <w:p>
-            <w:pPr>
-              <w:spacing w:after="0" w:line="260"/>
-              <w:jc w:val="left"/>
-            </w:pPr>
-            <w:r>
-              <w:rPr>
-                <w:b w:val="false"/>
-                <w:bCs w:val="false"/>
-                <w:snapToGrid w:val="false"/>
-                <w:sz w:val="21"/>
-                <w:szCs w:val="21"/>
-              </w:rPr>
-              <w:t xml:space="preserve">10. 有価証券への自己勘定投資業務</w:t>
-            </w:r>
-          </w:p>
-        </w:tc>
-        <w:tc>
-          <w:tcPr>
-            <w:tcW w:type="dxa" w:w="3050"/>
-            <w:tcMar>
-              <w:top w:type="dxa" w:w="90"/>
-              <w:left w:type="dxa" w:w="90"/>
-              <w:bottom w:type="dxa" w:w="90"/>
-              <w:right w:type="dxa" w:w="90"/>
-            </w:tcMar>
-            <w:vAlign w:val="center"/>
-          </w:tcPr>
-          <w:p>
-            <w:pPr>
-              <w:spacing w:after="0" w:line="280"/>
-            </w:pPr>
-            <w:r>
-              <w:rPr>
-                <w:b/>
-                <w:bCs/>
-                <w:snapToGrid w:val="false"/>
-                <w:color w:val="1F6F43"/>
-                <w:sz w:val="26"/>
-                <w:szCs w:val="26"/>
-              </w:rPr>
-              <w:t xml:space="preserve">○</w:t>
-            </w:r>
-            <w:r>
-              <w:rPr>
-                <w:snapToGrid w:val="false"/>
-                <w:sz w:val="20"/>
-                <w:szCs w:val="20"/>
-              </w:rPr>
-              <w:br/>
-              <w:t xml:space="preserve">ゆうちょ銀行</w:t>
+            <w:r>
+              <w:rPr>
+                <w:snapToGrid w:val="false"/>
+                <w:sz w:val="15"/>
+                <w:szCs w:val="15"/>
+              </w:rPr>
+              <w:br/>
+              <w:t xml:space="preserve">三井住友信託銀行</w:t>
             </w:r>
             <w:r>
               <w:rPr>
@@ -4433,28 +5127,28 @@
                 <w:iCs/>
                 <w:snapToGrid w:val="false"/>
                 <w:color w:val="666666"/>
-                <w:sz w:val="16"/>
-                <w:szCs w:val="16"/>
-              </w:rPr>
-              <w:br/>
-              <w:t xml:space="preserve">国債等を中心とした自己運用が主要収益源</w:t>
-            </w:r>
-          </w:p>
-        </w:tc>
-        <w:tc>
-          <w:tcPr>
-            <w:tcW w:type="dxa" w:w="4300"/>
-            <w:tcMar>
-              <w:top w:type="dxa" w:w="90"/>
-              <w:left w:type="dxa" w:w="90"/>
-              <w:bottom w:type="dxa" w:w="90"/>
-              <w:right w:type="dxa" w:w="90"/>
-            </w:tcMar>
-            <w:vAlign w:val="center"/>
-          </w:tcPr>
-          <w:p>
-            <w:pPr>
-              <w:spacing w:after="0" w:line="280"/>
+                <w:sz w:val="12"/>
+                <w:szCs w:val="12"/>
+              </w:rPr>
+              <w:br/>
+              <w:t xml:space="preserve">機能は日本カストディ銀行へ集約</w:t>
+            </w:r>
+          </w:p>
+        </w:tc>
+        <w:tc>
+          <w:tcPr>
+            <w:tcW w:type="dxa" w:w="2118"/>
+            <w:tcMar>
+              <w:top w:type="dxa" w:w="70"/>
+              <w:left w:type="dxa" w:w="70"/>
+              <w:bottom w:type="dxa" w:w="70"/>
+              <w:right w:type="dxa" w:w="70"/>
+            </w:tcMar>
+            <w:vAlign w:val="center"/>
+          </w:tcPr>
+          <w:p>
+            <w:pPr>
+              <w:spacing w:after="0" w:line="260"/>
             </w:pPr>
             <w:r>
               <w:rPr>
@@ -4462,191 +5156,19 @@
                 <w:bCs/>
                 <w:snapToGrid w:val="false"/>
                 <w:color w:val="1F6F43"/>
-                <w:sz w:val="26"/>
-                <w:szCs w:val="26"/>
+                <w:sz w:val="19"/>
+                <w:szCs w:val="19"/>
               </w:rPr>
               <w:t xml:space="preserve">○</w:t>
             </w:r>
             <w:r>
               <w:rPr>
                 <w:snapToGrid w:val="false"/>
-                <w:sz w:val="20"/>
-                <w:szCs w:val="20"/>
-              </w:rPr>
-              <w:br/>
-              <w:t xml:space="preserve">三井住友銀行</w:t>
-            </w:r>
-            <w:r>
-              <w:rPr>
-                <w:snapToGrid w:val="false"/>
-                <w:sz w:val="20"/>
-                <w:szCs w:val="20"/>
-              </w:rPr>
-              <w:br/>
-              <w:t xml:space="preserve">三井住友信託銀行</w:t>
-            </w:r>
-          </w:p>
-        </w:tc>
-        <w:tc>
-          <w:tcPr>
-            <w:tcW w:type="dxa" w:w="3638"/>
-            <w:tcMar>
-              <w:top w:type="dxa" w:w="90"/>
-              <w:left w:type="dxa" w:w="90"/>
-              <w:bottom w:type="dxa" w:w="90"/>
-              <w:right w:type="dxa" w:w="90"/>
-            </w:tcMar>
-            <w:vAlign w:val="center"/>
-          </w:tcPr>
-          <w:p>
-            <w:pPr>
-              <w:spacing w:after="0" w:line="280"/>
-            </w:pPr>
-            <w:r>
-              <w:rPr>
-                <w:b/>
-                <w:bCs/>
-                <w:snapToGrid w:val="false"/>
-                <w:color w:val="1F6F43"/>
-                <w:sz w:val="26"/>
-                <w:szCs w:val="26"/>
-              </w:rPr>
-              <w:t xml:space="preserve">○</w:t>
-            </w:r>
-            <w:r>
-              <w:rPr>
-                <w:snapToGrid w:val="false"/>
-                <w:sz w:val="20"/>
-                <w:szCs w:val="20"/>
-              </w:rPr>
-              <w:br/>
-              <w:t xml:space="preserve">農中信託銀行 等</w:t>
-            </w:r>
-          </w:p>
-        </w:tc>
-      </w:tr>
-      <w:tr>
-        <w:trPr>
-          <w:cantSplit/>
-        </w:trPr>
-        <w:tc>
-          <w:tcPr>
-            <w:tcW w:type="dxa" w:w="4450"/>
-            <w:tcMar>
-              <w:top w:type="dxa" w:w="90"/>
-              <w:left w:type="dxa" w:w="110"/>
-              <w:bottom w:type="dxa" w:w="90"/>
-              <w:right w:type="dxa" w:w="110"/>
-            </w:tcMar>
-            <w:vAlign w:val="center"/>
-          </w:tcPr>
-          <w:p>
-            <w:pPr>
-              <w:spacing w:after="0" w:line="260"/>
-              <w:jc w:val="left"/>
-            </w:pPr>
-            <w:r>
-              <w:rPr>
-                <w:b w:val="false"/>
-                <w:bCs w:val="false"/>
-                <w:snapToGrid w:val="false"/>
-                <w:sz w:val="21"/>
-                <w:szCs w:val="21"/>
-              </w:rPr>
-              <w:t xml:space="preserve">11. 法人向け為替・デリバティブ商品の提供（マーケティング）業務</w:t>
-            </w:r>
-          </w:p>
-        </w:tc>
-        <w:tc>
-          <w:tcPr>
-            <w:tcW w:type="dxa" w:w="3050"/>
-            <w:tcMar>
-              <w:top w:type="dxa" w:w="90"/>
-              <w:left w:type="dxa" w:w="90"/>
-              <w:bottom w:type="dxa" w:w="90"/>
-              <w:right w:type="dxa" w:w="90"/>
-            </w:tcMar>
-            <w:vAlign w:val="center"/>
-          </w:tcPr>
-          <w:p>
-            <w:pPr>
-              <w:spacing w:after="0" w:line="280"/>
-            </w:pPr>
-            <w:r>
-              <w:rPr>
-                <w:b/>
-                <w:bCs/>
-                <w:snapToGrid w:val="false"/>
-                <w:color w:val="999999"/>
-                <w:sz w:val="26"/>
-                <w:szCs w:val="26"/>
-              </w:rPr>
-              <w:t xml:space="preserve">×</w:t>
-            </w:r>
-          </w:p>
-        </w:tc>
-        <w:tc>
-          <w:tcPr>
-            <w:tcW w:type="dxa" w:w="4300"/>
-            <w:tcMar>
-              <w:top w:type="dxa" w:w="90"/>
-              <w:left w:type="dxa" w:w="90"/>
-              <w:bottom w:type="dxa" w:w="90"/>
-              <w:right w:type="dxa" w:w="90"/>
-            </w:tcMar>
-            <w:vAlign w:val="center"/>
-          </w:tcPr>
-          <w:p>
-            <w:pPr>
-              <w:spacing w:after="0" w:line="280"/>
-            </w:pPr>
-            <w:r>
-              <w:rPr>
-                <w:b/>
-                <w:bCs/>
-                <w:snapToGrid w:val="false"/>
-                <w:color w:val="1F6F43"/>
-                <w:sz w:val="26"/>
-                <w:szCs w:val="26"/>
-              </w:rPr>
-              <w:t xml:space="preserve">○</w:t>
-            </w:r>
-            <w:r>
-              <w:rPr>
-                <w:snapToGrid w:val="false"/>
-                <w:sz w:val="20"/>
-                <w:szCs w:val="20"/>
-              </w:rPr>
-              <w:br/>
-              <w:t xml:space="preserve">三井住友銀行</w:t>
-            </w:r>
-          </w:p>
-        </w:tc>
-        <w:tc>
-          <w:tcPr>
-            <w:tcW w:type="dxa" w:w="3638"/>
-            <w:tcMar>
-              <w:top w:type="dxa" w:w="90"/>
-              <w:left w:type="dxa" w:w="90"/>
-              <w:bottom w:type="dxa" w:w="90"/>
-              <w:right w:type="dxa" w:w="90"/>
-            </w:tcMar>
-            <w:vAlign w:val="center"/>
-          </w:tcPr>
-          <w:p>
-            <w:pPr>
-              <w:spacing w:after="0" w:line="280"/>
-            </w:pPr>
-            <w:r>
-              <w:rPr>
-                <w:b/>
-                <w:bCs/>
-                <w:snapToGrid w:val="false"/>
-                <w:color w:val="B36B00"/>
-                <w:sz w:val="26"/>
-                <w:szCs w:val="26"/>
-              </w:rPr>
-              <w:t xml:space="preserve">△</w:t>
+                <w:sz w:val="15"/>
+                <w:szCs w:val="15"/>
+              </w:rPr>
+              <w:br/>
+              <w:t xml:space="preserve">日本カストディ銀行（専業）</w:t>
             </w:r>
           </w:p>
         </w:tc>
@@ -4768,7 +5290,7 @@
           <w:sz w:val="19"/>
           <w:szCs w:val="19"/>
         </w:rPr>
-        <w:t xml:space="preserve">・⑦その他：野村アセットマネジメント（野村ホールディングスグループ、国内最大級）、大和アセットマネジメント（大和証券グループ）、農林中金全共連アセットマネジメント（農林中央金庫・JAバンク系）等。業務ごとに該当する代表例を例示しており、その他の全ての資産運用会社・信託兼営金融機関を網羅するものではない。</w:t>
+        <w:t xml:space="preserve">・⑦その他：野村アセットマネジメント（野村ホールディングスグループ、国内最大級）、大和アセットマネジメント（大和証券グループ）、農林中金全共連アセットマネジメント（農林中央金庫・JAバンク系）、日本カストディ銀行（三菱UFJ・みずほ・三井住友トラスト・りそな等が共同出資するマスタートラスト・資産管理専業の信託銀行）等。業務ごとに該当する代表例を例示しており、その他の全ての資産運用会社・信託兼営金融機関を網羅するものではない。</w:t>
       </w:r>
     </w:p>
     <w:p>
@@ -4836,7 +5358,7 @@
           <w:sz w:val="20"/>
           <w:szCs w:val="20"/>
         </w:rPr>
-        <w:t xml:space="preserve">上表で用いた11の業務種類について、それぞれの業務内容を簡潔にまとめた一覧です。</w:t>
+        <w:t xml:space="preserve">上表で用いた12の業務種類について、それぞれの業務内容を簡潔にまとめた一覧です。</w:t>
       </w:r>
     </w:p>
     <w:tbl>
@@ -4865,10 +5387,10 @@
             <w:tcW w:type="dxa" w:w="3600"/>
             <w:shd w:fill="2F5496" w:val="clear"/>
             <w:tcMar>
-              <w:top w:type="dxa" w:w="110"/>
-              <w:left w:type="dxa" w:w="110"/>
-              <w:bottom w:type="dxa" w:w="110"/>
-              <w:right w:type="dxa" w:w="110"/>
+              <w:top w:type="dxa" w:w="90"/>
+              <w:left w:type="dxa" w:w="90"/>
+              <w:bottom w:type="dxa" w:w="90"/>
+              <w:right w:type="dxa" w:w="90"/>
             </w:tcMar>
             <w:vAlign w:val="center"/>
           </w:tcPr>
@@ -4895,10 +5417,10 @@
             <w:tcW w:type="dxa" w:w="11838"/>
             <w:shd w:fill="2F5496" w:val="clear"/>
             <w:tcMar>
-              <w:top w:type="dxa" w:w="110"/>
-              <w:left w:type="dxa" w:w="110"/>
-              <w:bottom w:type="dxa" w:w="110"/>
-              <w:right w:type="dxa" w:w="110"/>
+              <w:top w:type="dxa" w:w="90"/>
+              <w:left w:type="dxa" w:w="90"/>
+              <w:bottom w:type="dxa" w:w="90"/>
+              <w:right w:type="dxa" w:w="90"/>
             </w:tcMar>
             <w:vAlign w:val="center"/>
           </w:tcPr>
@@ -5352,7 +5874,7 @@
                 <w:sz w:val="17"/>
                 <w:szCs w:val="17"/>
               </w:rPr>
-              <w:t xml:space="preserve">年金基金や政府系ファンド（GPIF 等）、保険会社等の機関投資家から資金の運用を直接受託し、専門的な運用サービスを提供する業務。</w:t>
+              <w:t xml:space="preserve">年金基金や政府系ファンド（GPIF 等）、保険会社等の機関投資家から資金の運用を直接受託し、専門的な運用サービスを提供する業務。グループのアセットマネジメント会社も、他社の運用会社と並ぶ選定候補の一つとして競争にさらされる（マルチマネージャー方式）。</w:t>
             </w:r>
           </w:p>
         </w:tc>
@@ -5693,6 +6215,102 @@
                 <w:szCs w:val="17"/>
               </w:rPr>
               <w:t xml:space="preserve">事業法人の為替リスク・金利リスクのヘッジニーズに対応し、為替予約やデリバティブ商品を組成・販売する業務。</w:t>
+            </w:r>
+          </w:p>
+        </w:tc>
+      </w:tr>
+      <w:tr>
+        <w:trPr>
+          <w:cantSplit/>
+        </w:trPr>
+        <w:tc>
+          <w:tcPr>
+            <w:tcW w:type="dxa" w:w="15438"/>
+            <w:gridSpan w:val="2"/>
+            <w:shd w:fill="D9E2F3" w:val="clear"/>
+            <w:tcMar>
+              <w:top w:type="dxa" w:w="60"/>
+              <w:left w:type="dxa" w:w="100"/>
+              <w:bottom w:type="dxa" w:w="60"/>
+              <w:right w:type="dxa" w:w="80"/>
+            </w:tcMar>
+          </w:tcPr>
+          <w:p>
+            <w:pPr>
+              <w:spacing w:after="0" w:line="260"/>
+              <w:jc w:val="left"/>
+            </w:pPr>
+            <w:r>
+              <w:rPr>
+                <w:b/>
+                <w:bCs/>
+                <w:snapToGrid w:val="false"/>
+                <w:color w:val="1F3864"/>
+                <w:sz w:val="16"/>
+                <w:szCs w:val="16"/>
+              </w:rPr>
+              <w:t xml:space="preserve">D. 資産管理の統合管理業務</w:t>
+            </w:r>
+          </w:p>
+        </w:tc>
+      </w:tr>
+      <w:tr>
+        <w:trPr>
+          <w:cantSplit/>
+        </w:trPr>
+        <w:tc>
+          <w:tcPr>
+            <w:tcW w:type="dxa" w:w="3600"/>
+            <w:tcMar>
+              <w:top w:type="dxa" w:w="60"/>
+              <w:left w:type="dxa" w:w="80"/>
+              <w:bottom w:type="dxa" w:w="60"/>
+              <w:right w:type="dxa" w:w="80"/>
+            </w:tcMar>
+            <w:vAlign w:val="center"/>
+          </w:tcPr>
+          <w:p>
+            <w:pPr>
+              <w:spacing w:after="0" w:line="260"/>
+              <w:jc w:val="left"/>
+            </w:pPr>
+            <w:r>
+              <w:rPr>
+                <w:b/>
+                <w:bCs/>
+                <w:snapToGrid w:val="false"/>
+                <w:sz w:val="16"/>
+                <w:szCs w:val="16"/>
+              </w:rPr>
+              <w:t xml:space="preserve">12. マスタートラスト業務（複数運用機関の資産管理統合）</w:t>
+            </w:r>
+          </w:p>
+        </w:tc>
+        <w:tc>
+          <w:tcPr>
+            <w:tcW w:type="dxa" w:w="11838"/>
+            <w:tcMar>
+              <w:top w:type="dxa" w:w="60"/>
+              <w:left w:type="dxa" w:w="100"/>
+              <w:bottom w:type="dxa" w:w="60"/>
+              <w:right w:type="dxa" w:w="100"/>
+            </w:tcMar>
+            <w:vAlign w:val="center"/>
+          </w:tcPr>
+          <w:p>
+            <w:pPr>
+              <w:spacing w:after="0" w:line="260"/>
+              <w:jc w:val="left"/>
+            </w:pPr>
+            <w:r>
+              <w:rPr>
+                <w:b w:val="false"/>
+                <w:bCs w:val="false"/>
+                <w:snapToGrid w:val="false"/>
+                <w:sz w:val="17"/>
+                <w:szCs w:val="17"/>
+              </w:rPr>
+              <w:t xml:space="preserve">企業年金基金等が複数の資産運用会社に運用を分散委託している場合に、それら運用資産の保管・決済・時価評価・会計報告・パフォーマンス評価などを一元的に集約管理する業務。2000年前後に大手信託銀行等が共同出資して専業の資産管理銀行（現・日本カストディ銀行）を設立し、現在はその機能に集約されている。</w:t>
             </w:r>
           </w:p>
         </w:tc>

--- a/信吾/銀行研究/添付ファイル/資産運用・アセマネ・マーケット業務比較表.docx
+++ b/信吾/銀行研究/添付ファイル/資産運用・アセマネ・マーケット業務比較表.docx
@@ -789,7 +789,7 @@
           <w:sz w:val="22"/>
           <w:szCs w:val="22"/>
         </w:rPr>
-        <w:t xml:space="preserve">「委託者」は誰か（商品・契約形態別）</w:t>
+        <w:t xml:space="preserve">「頭脳」と「金庫」で見る運用構造（商品・契約形態別）</w:t>
       </w:r>
     </w:p>
     <w:p>
@@ -802,12 +802,12 @@
           <w:sz w:val="20"/>
           <w:szCs w:val="20"/>
         </w:rPr>
-        <w:t xml:space="preserve">「資産運用業務」と「アセットマネジメント業務」の一番の違いは、実は業務内容そのものより契約の当事者構造にあります。公募投資信託では投資家は受益者止まりで委託者にはなれませんが、信託銀行が直接受託する金銭信託・年金信託では、お客様自身が委託者として信託銀行と直接契約します。</w:t>
+        <w:t xml:space="preserve">誰が投資判断をしているのかは、法律用語（委託者・受託者）で考えるより、「頭脳（何を買う・売るかを決める側）」と「金庫（資産を法的に保管し、指図どおりに執行する側）」に分けて考えると分かりやすくなります。信託銀行は、ほぼ全ての商品で「金庫」役を担いますが、「頭脳」役は商品によって全く別の主体に変わります。</w:t>
       </w:r>
     </w:p>
     <w:tbl>
       <w:tblPr>
-        <w:tblW w:type="dxa" w:w="14438"/>
+        <w:tblW w:type="dxa" w:w="15438"/>
         <w:tblBorders>
           <w:top w:val="single" w:color="999999" w:sz="4"/>
           <w:left w:val="single" w:color="999999" w:sz="4"/>
@@ -819,10 +819,9 @@
         <w:tblLayout w:type="fixed"/>
       </w:tblPr>
       <w:tblGrid>
-        <w:gridCol w:w="3600"/>
-        <w:gridCol w:w="3946"/>
-        <w:gridCol w:w="2946"/>
-        <w:gridCol w:w="3946"/>
+        <w:gridCol w:w="4600"/>
+        <w:gridCol w:w="6500"/>
+        <w:gridCol w:w="4338"/>
       </w:tblGrid>
       <w:tr>
         <w:trPr>
@@ -830,7 +829,7 @@
         </w:trPr>
         <w:tc>
           <w:tcPr>
-            <w:tcW w:type="dxa" w:w="3600"/>
+            <w:tcW w:type="dxa" w:w="4600"/>
             <w:shd w:fill="2F5496" w:val="clear"/>
             <w:tcMar>
               <w:top w:type="dxa" w:w="90"/>
@@ -860,7 +859,7 @@
         </w:tc>
         <w:tc>
           <w:tcPr>
-            <w:tcW w:type="dxa" w:w="3946"/>
+            <w:tcW w:type="dxa" w:w="6500"/>
             <w:shd w:fill="2F5496" w:val="clear"/>
             <w:tcMar>
               <w:top w:type="dxa" w:w="90"/>
@@ -884,13 +883,13 @@
                 <w:sz w:val="18"/>
                 <w:szCs w:val="18"/>
               </w:rPr>
-              <w:t xml:space="preserve">委託者</w:t>
-            </w:r>
-          </w:p>
-        </w:tc>
-        <w:tc>
-          <w:tcPr>
-            <w:tcW w:type="dxa" w:w="2946"/>
+              <w:t xml:space="preserve">頭脳（投資判断をする側）</w:t>
+            </w:r>
+          </w:p>
+        </w:tc>
+        <w:tc>
+          <w:tcPr>
+            <w:tcW w:type="dxa" w:w="4338"/>
             <w:shd w:fill="2F5496" w:val="clear"/>
             <w:tcMar>
               <w:top w:type="dxa" w:w="90"/>
@@ -914,37 +913,7 @@
                 <w:sz w:val="18"/>
                 <w:szCs w:val="18"/>
               </w:rPr>
-              <w:t xml:space="preserve">受託者</w:t>
-            </w:r>
-          </w:p>
-        </w:tc>
-        <w:tc>
-          <w:tcPr>
-            <w:tcW w:type="dxa" w:w="3946"/>
-            <w:shd w:fill="2F5496" w:val="clear"/>
-            <w:tcMar>
-              <w:top w:type="dxa" w:w="90"/>
-              <w:left w:type="dxa" w:w="90"/>
-              <w:bottom w:type="dxa" w:w="90"/>
-              <w:right w:type="dxa" w:w="90"/>
-            </w:tcMar>
-            <w:vAlign w:val="center"/>
-          </w:tcPr>
-          <w:p>
-            <w:pPr>
-              <w:spacing w:after="0" w:line="260"/>
-              <w:jc w:val="center"/>
-            </w:pPr>
-            <w:r>
-              <w:rPr>
-                <w:b/>
-                <w:bCs/>
-                <w:snapToGrid w:val="false"/>
-                <w:color w:val="FFFFFF"/>
-                <w:sz w:val="18"/>
-                <w:szCs w:val="18"/>
-              </w:rPr>
-              <w:t xml:space="preserve">受益者・投資家</w:t>
+              <w:t xml:space="preserve">金庫（保管・執行する側）</w:t>
             </w:r>
           </w:p>
         </w:tc>
@@ -955,7 +924,7 @@
         </w:trPr>
         <w:tc>
           <w:tcPr>
-            <w:tcW w:type="dxa" w:w="3600"/>
+            <w:tcW w:type="dxa" w:w="4600"/>
             <w:shd w:fill="F2F2F2" w:val="clear"/>
             <w:tcMar>
               <w:top w:type="dxa" w:w="80"/>
@@ -984,7 +953,7 @@
         </w:tc>
         <w:tc>
           <w:tcPr>
-            <w:tcW w:type="dxa" w:w="3946"/>
+            <w:tcW w:type="dxa" w:w="6500"/>
             <w:tcMar>
               <w:top w:type="dxa" w:w="80"/>
               <w:left w:type="dxa" w:w="100"/>
@@ -1006,13 +975,13 @@
                 <w:sz w:val="16"/>
                 <w:szCs w:val="16"/>
               </w:rPr>
-              <w:t xml:space="preserve">アセットマネジメント会社</w:t>
-            </w:r>
-          </w:p>
-        </w:tc>
-        <w:tc>
-          <w:tcPr>
-            <w:tcW w:type="dxa" w:w="2946"/>
+              <w:t xml:space="preserve">アセットマネジメント会社（委託者）</w:t>
+            </w:r>
+          </w:p>
+        </w:tc>
+        <w:tc>
+          <w:tcPr>
+            <w:tcW w:type="dxa" w:w="4338"/>
             <w:tcMar>
               <w:top w:type="dxa" w:w="80"/>
               <w:left w:type="dxa" w:w="100"/>
@@ -1034,35 +1003,7 @@
                 <w:sz w:val="16"/>
                 <w:szCs w:val="16"/>
               </w:rPr>
-              <w:t xml:space="preserve">信託銀行</w:t>
-            </w:r>
-          </w:p>
-        </w:tc>
-        <w:tc>
-          <w:tcPr>
-            <w:tcW w:type="dxa" w:w="3946"/>
-            <w:tcMar>
-              <w:top w:type="dxa" w:w="80"/>
-              <w:left w:type="dxa" w:w="100"/>
-              <w:bottom w:type="dxa" w:w="80"/>
-              <w:right w:type="dxa" w:w="100"/>
-            </w:tcMar>
-            <w:vAlign w:val="center"/>
-          </w:tcPr>
-          <w:p>
-            <w:pPr>
-              <w:spacing w:after="0" w:line="260"/>
-              <w:jc w:val="left"/>
-            </w:pPr>
-            <w:r>
-              <w:rPr>
-                <w:b w:val="false"/>
-                <w:bCs w:val="false"/>
-                <w:snapToGrid w:val="false"/>
-                <w:sz w:val="16"/>
-                <w:szCs w:val="16"/>
-              </w:rPr>
-              <w:t xml:space="preserve">一般投資家（受益権を保有）</w:t>
+              <w:t xml:space="preserve">信託銀行（受託者）</w:t>
             </w:r>
           </w:p>
         </w:tc>
@@ -1073,7 +1014,7 @@
         </w:trPr>
         <w:tc>
           <w:tcPr>
-            <w:tcW w:type="dxa" w:w="3600"/>
+            <w:tcW w:type="dxa" w:w="4600"/>
             <w:shd w:fill="F2F2F2" w:val="clear"/>
             <w:tcMar>
               <w:top w:type="dxa" w:w="80"/>
@@ -1102,7 +1043,7 @@
         </w:tc>
         <w:tc>
           <w:tcPr>
-            <w:tcW w:type="dxa" w:w="3946"/>
+            <w:tcW w:type="dxa" w:w="6500"/>
             <w:tcMar>
               <w:top w:type="dxa" w:w="80"/>
               <w:left w:type="dxa" w:w="100"/>
@@ -1124,13 +1065,13 @@
                 <w:sz w:val="16"/>
                 <w:szCs w:val="16"/>
               </w:rPr>
-              <w:t xml:space="preserve">顧客自身（個人・法人）</w:t>
-            </w:r>
-          </w:p>
-        </w:tc>
-        <w:tc>
-          <w:tcPr>
-            <w:tcW w:type="dxa" w:w="2946"/>
+              <w:t xml:space="preserve">顧客自身　※または顧客が依頼した外部の投資顧問</w:t>
+            </w:r>
+          </w:p>
+        </w:tc>
+        <w:tc>
+          <w:tcPr>
+            <w:tcW w:type="dxa" w:w="4338"/>
             <w:tcMar>
               <w:top w:type="dxa" w:w="80"/>
               <w:left w:type="dxa" w:w="100"/>
@@ -1153,34 +1094,6 @@
                 <w:szCs w:val="16"/>
               </w:rPr>
               <w:t xml:space="preserve">信託銀行</w:t>
-            </w:r>
-          </w:p>
-        </w:tc>
-        <w:tc>
-          <w:tcPr>
-            <w:tcW w:type="dxa" w:w="3946"/>
-            <w:tcMar>
-              <w:top w:type="dxa" w:w="80"/>
-              <w:left w:type="dxa" w:w="100"/>
-              <w:bottom w:type="dxa" w:w="80"/>
-              <w:right w:type="dxa" w:w="100"/>
-            </w:tcMar>
-            <w:vAlign w:val="center"/>
-          </w:tcPr>
-          <w:p>
-            <w:pPr>
-              <w:spacing w:after="0" w:line="260"/>
-              <w:jc w:val="left"/>
-            </w:pPr>
-            <w:r>
-              <w:rPr>
-                <w:b w:val="false"/>
-                <w:bCs w:val="false"/>
-                <w:snapToGrid w:val="false"/>
-                <w:sz w:val="16"/>
-                <w:szCs w:val="16"/>
-              </w:rPr>
-              <w:t xml:space="preserve">顧客自身が基本（自益信託）</w:t>
             </w:r>
           </w:p>
         </w:tc>
@@ -1191,7 +1104,7 @@
         </w:trPr>
         <w:tc>
           <w:tcPr>
-            <w:tcW w:type="dxa" w:w="3600"/>
+            <w:tcW w:type="dxa" w:w="4600"/>
             <w:shd w:fill="F2F2F2" w:val="clear"/>
             <w:tcMar>
               <w:top w:type="dxa" w:w="80"/>
@@ -1220,7 +1133,7 @@
         </w:tc>
         <w:tc>
           <w:tcPr>
-            <w:tcW w:type="dxa" w:w="3946"/>
+            <w:tcW w:type="dxa" w:w="6500"/>
             <w:tcMar>
               <w:top w:type="dxa" w:w="80"/>
               <w:left w:type="dxa" w:w="100"/>
@@ -1242,13 +1155,13 @@
                 <w:sz w:val="16"/>
                 <w:szCs w:val="16"/>
               </w:rPr>
-              <w:t xml:space="preserve">事業主（企業）</w:t>
-            </w:r>
-          </w:p>
-        </w:tc>
-        <w:tc>
-          <w:tcPr>
-            <w:tcW w:type="dxa" w:w="2946"/>
+              <w:t xml:space="preserve">信託銀行自身（自家運用）</w:t>
+            </w:r>
+          </w:p>
+        </w:tc>
+        <w:tc>
+          <w:tcPr>
+            <w:tcW w:type="dxa" w:w="4338"/>
             <w:tcMar>
               <w:top w:type="dxa" w:w="80"/>
               <w:left w:type="dxa" w:w="100"/>
@@ -1270,35 +1183,7 @@
                 <w:sz w:val="16"/>
                 <w:szCs w:val="16"/>
               </w:rPr>
-              <w:t xml:space="preserve">信託銀行</w:t>
-            </w:r>
-          </w:p>
-        </w:tc>
-        <w:tc>
-          <w:tcPr>
-            <w:tcW w:type="dxa" w:w="3946"/>
-            <w:tcMar>
-              <w:top w:type="dxa" w:w="80"/>
-              <w:left w:type="dxa" w:w="100"/>
-              <w:bottom w:type="dxa" w:w="80"/>
-              <w:right w:type="dxa" w:w="100"/>
-            </w:tcMar>
-            <w:vAlign w:val="center"/>
-          </w:tcPr>
-          <w:p>
-            <w:pPr>
-              <w:spacing w:after="0" w:line="260"/>
-              <w:jc w:val="left"/>
-            </w:pPr>
-            <w:r>
-              <w:rPr>
-                <w:b w:val="false"/>
-                <w:bCs w:val="false"/>
-                <w:snapToGrid w:val="false"/>
-                <w:sz w:val="16"/>
-                <w:szCs w:val="16"/>
-              </w:rPr>
-              <w:t xml:space="preserve">従業員・年金受給者</w:t>
+              <w:t xml:space="preserve">信託銀行自身</w:t>
             </w:r>
           </w:p>
         </w:tc>
@@ -1309,7 +1194,7 @@
         </w:trPr>
         <w:tc>
           <w:tcPr>
-            <w:tcW w:type="dxa" w:w="3600"/>
+            <w:tcW w:type="dxa" w:w="4600"/>
             <w:shd w:fill="F2F2F2" w:val="clear"/>
             <w:tcMar>
               <w:top w:type="dxa" w:w="80"/>
@@ -1338,7 +1223,7 @@
         </w:tc>
         <w:tc>
           <w:tcPr>
-            <w:tcW w:type="dxa" w:w="3946"/>
+            <w:tcW w:type="dxa" w:w="6500"/>
             <w:tcMar>
               <w:top w:type="dxa" w:w="80"/>
               <w:left w:type="dxa" w:w="100"/>
@@ -1360,13 +1245,13 @@
                 <w:sz w:val="16"/>
                 <w:szCs w:val="16"/>
               </w:rPr>
-              <w:t xml:space="preserve">事業主（企業）　※運用指図は外部運用会社に委ねるのが一般的</w:t>
-            </w:r>
-          </w:p>
-        </w:tc>
-        <w:tc>
-          <w:tcPr>
-            <w:tcW w:type="dxa" w:w="2946"/>
+              <w:t xml:space="preserve">外部の資産運用会社　※グループ内外を問わずマルチマネージャー方式で選定</w:t>
+            </w:r>
+          </w:p>
+        </w:tc>
+        <w:tc>
+          <w:tcPr>
+            <w:tcW w:type="dxa" w:w="4338"/>
             <w:tcMar>
               <w:top w:type="dxa" w:w="80"/>
               <w:left w:type="dxa" w:w="100"/>
@@ -1392,9 +1277,15 @@
             </w:r>
           </w:p>
         </w:tc>
-        <w:tc>
-          <w:tcPr>
-            <w:tcW w:type="dxa" w:w="3946"/>
+      </w:tr>
+      <w:tr>
+        <w:trPr>
+          <w:cantSplit/>
+        </w:trPr>
+        <w:tc>
+          <w:tcPr>
+            <w:tcW w:type="dxa" w:w="4600"/>
+            <w:shd w:fill="F2F2F2" w:val="clear"/>
             <w:tcMar>
               <w:top w:type="dxa" w:w="80"/>
               <w:left w:type="dxa" w:w="100"/>
@@ -1410,13 +1301,69 @@
             </w:pPr>
             <w:r>
               <w:rPr>
+                <w:b/>
+                <w:bCs/>
+                <w:snapToGrid w:val="false"/>
+                <w:sz w:val="16"/>
+                <w:szCs w:val="16"/>
+              </w:rPr>
+              <w:t xml:space="preserve">マーケット業務</w:t>
+            </w:r>
+          </w:p>
+        </w:tc>
+        <w:tc>
+          <w:tcPr>
+            <w:tcW w:type="dxa" w:w="6500"/>
+            <w:tcMar>
+              <w:top w:type="dxa" w:w="80"/>
+              <w:left w:type="dxa" w:w="100"/>
+              <w:bottom w:type="dxa" w:w="80"/>
+              <w:right w:type="dxa" w:w="100"/>
+            </w:tcMar>
+            <w:vAlign w:val="center"/>
+          </w:tcPr>
+          <w:p>
+            <w:pPr>
+              <w:spacing w:after="0" w:line="260"/>
+              <w:jc w:val="left"/>
+            </w:pPr>
+            <w:r>
+              <w:rPr>
                 <w:b w:val="false"/>
                 <w:bCs w:val="false"/>
                 <w:snapToGrid w:val="false"/>
                 <w:sz w:val="16"/>
                 <w:szCs w:val="16"/>
               </w:rPr>
-              <w:t xml:space="preserve">従業員・年金受給者</w:t>
+              <w:t xml:space="preserve">銀行自身のトレーディング部門</w:t>
+            </w:r>
+          </w:p>
+        </w:tc>
+        <w:tc>
+          <w:tcPr>
+            <w:tcW w:type="dxa" w:w="4338"/>
+            <w:tcMar>
+              <w:top w:type="dxa" w:w="80"/>
+              <w:left w:type="dxa" w:w="100"/>
+              <w:bottom w:type="dxa" w:w="80"/>
+              <w:right w:type="dxa" w:w="100"/>
+            </w:tcMar>
+            <w:vAlign w:val="center"/>
+          </w:tcPr>
+          <w:p>
+            <w:pPr>
+              <w:spacing w:after="0" w:line="260"/>
+              <w:jc w:val="left"/>
+            </w:pPr>
+            <w:r>
+              <w:rPr>
+                <w:b w:val="false"/>
+                <w:bCs w:val="false"/>
+                <w:snapToGrid w:val="false"/>
+                <w:sz w:val="16"/>
+                <w:szCs w:val="16"/>
+              </w:rPr>
+              <w:t xml:space="preserve">銀行自身　※頭脳＝金庫が同一会社</w:t>
             </w:r>
           </w:p>
         </w:tc>

--- a/信吾/銀行研究/添付ファイル/資産運用・アセマネ・マーケット業務比較表.docx
+++ b/信吾/銀行研究/添付ファイル/資産運用・アセマネ・マーケット業務比較表.docx
@@ -772,6 +772,22 @@
           <w:szCs w:val="19"/>
         </w:rPr>
         <w:t xml:space="preserve">・　一方、公募投資信託の設定・運用は、投資信託及び投資法人に関する法律第3条により、委託者（アセマネ会社）と受託者（信託銀行）を別法人にすることが法定されており、明確に分離されている。</w:t>
+      </w:r>
+    </w:p>
+    <w:p>
+      <w:pPr>
+        <w:spacing w:after="40" w:line="240"/>
+        <w:ind w:left="260"/>
+      </w:pPr>
+      <w:r>
+        <w:rPr>
+          <w:b w:val="false"/>
+          <w:bCs w:val="false"/>
+          <w:snapToGrid w:val="false"/>
+          <w:sz w:val="19"/>
+          <w:szCs w:val="19"/>
+        </w:rPr>
+        <w:t xml:space="preserve">・　プライベートエクイティ（PE）は特に境界が曖昧：多くのグループで銀行自身の資金による「自己勘定投資」（マーケット業務の一種）として始まり、そこで培った目利き力を、外部の機関投資家向けに投資機会を選定・助言する「ゲートキーパー業務」（アセットマネジメント業務の一種）へ展開した経緯がある。つまりPEは「自社運用（自己勘定）」と「他人の資金の運用受託（ゲートキーパー）」の両方が併存する業務であり、下表7番の「○」は主に後者（外部向けゲートキーパー業務）を指す。</w:t>
       </w:r>
     </w:p>
     <w:p>
@@ -2768,11 +2784,20 @@
                 <w:b/>
                 <w:bCs/>
                 <w:snapToGrid w:val="false"/>
-                <w:color w:val="999999"/>
-                <w:sz w:val="19"/>
-                <w:szCs w:val="19"/>
-              </w:rPr>
-              <w:t xml:space="preserve">×</w:t>
+                <w:color w:val="B36B00"/>
+                <w:sz w:val="19"/>
+                <w:szCs w:val="19"/>
+              </w:rPr>
+              <w:t xml:space="preserve">△</w:t>
+            </w:r>
+            <w:r>
+              <w:rPr>
+                <w:snapToGrid w:val="false"/>
+                <w:sz w:val="15"/>
+                <w:szCs w:val="15"/>
+              </w:rPr>
+              <w:br/>
+              <w:t xml:space="preserve">ゆうちょアセットマネジメント</w:t>
             </w:r>
             <w:r>
               <w:rPr>
@@ -2784,7 +2809,7 @@
                 <w:szCs w:val="12"/>
               </w:rPr>
               <w:br/>
-              <w:t xml:space="preserve">個人向け公募投信の自社設定は行っていない</w:t>
+              <w:t xml:space="preserve">旧JP投信が「JP4資産バランスファンド」等を自社設定。ただし窓口で扱う投信の大半は外部運用会社の商品</w:t>
             </w:r>
           </w:p>
         </w:tc>
@@ -3449,7 +3474,7 @@
                 <w:sz w:val="16"/>
                 <w:szCs w:val="16"/>
               </w:rPr>
-              <w:t xml:space="preserve">7. オルタナティブ投資運用（PE・不動産ファンド・ヘッジファンド 等）</w:t>
+              <w:t xml:space="preserve">7. PE・不動産等オルタナティブのゲートキーパー業務（外部機関投資家向け）</w:t>
             </w:r>
           </w:p>
         </w:tc>
@@ -3473,6 +3498,55 @@
                 <w:b/>
                 <w:bCs/>
                 <w:snapToGrid w:val="false"/>
+                <w:color w:val="B36B00"/>
+                <w:sz w:val="19"/>
+                <w:szCs w:val="19"/>
+              </w:rPr>
+              <w:t xml:space="preserve">△</w:t>
+            </w:r>
+            <w:r>
+              <w:rPr>
+                <w:snapToGrid w:val="false"/>
+                <w:sz w:val="15"/>
+                <w:szCs w:val="15"/>
+              </w:rPr>
+              <w:br/>
+              <w:t xml:space="preserve">アセットマネジメントOne 等</w:t>
+            </w:r>
+            <w:r>
+              <w:rPr>
+                <w:i/>
+                <w:iCs/>
+                <w:snapToGrid w:val="false"/>
+                <w:color w:val="666666"/>
+                <w:sz w:val="12"/>
+                <w:szCs w:val="12"/>
+              </w:rPr>
+              <w:br/>
+              <w:t xml:space="preserve">SMTBのような専業ゲートキーパー子会社は現時点で確認できず</w:t>
+            </w:r>
+          </w:p>
+        </w:tc>
+        <w:tc>
+          <w:tcPr>
+            <w:tcW w:type="dxa" w:w="2010"/>
+            <w:tcMar>
+              <w:top w:type="dxa" w:w="70"/>
+              <w:left w:type="dxa" w:w="70"/>
+              <w:bottom w:type="dxa" w:w="70"/>
+              <w:right w:type="dxa" w:w="70"/>
+            </w:tcMar>
+            <w:vAlign w:val="center"/>
+          </w:tcPr>
+          <w:p>
+            <w:pPr>
+              <w:spacing w:after="0" w:line="260"/>
+            </w:pPr>
+            <w:r>
+              <w:rPr>
+                <w:b/>
+                <w:bCs/>
+                <w:snapToGrid w:val="false"/>
                 <w:color w:val="1F6F43"/>
                 <w:sz w:val="19"/>
                 <w:szCs w:val="19"/>
@@ -3486,7 +3560,28 @@
                 <w:szCs w:val="15"/>
               </w:rPr>
               <w:br/>
-              <w:t xml:space="preserve">アセットマネジメントOne 等</w:t>
+              <w:t xml:space="preserve">三菱UFJ信託銀行</w:t>
+            </w:r>
+            <w:r>
+              <w:rPr>
+                <w:snapToGrid w:val="false"/>
+                <w:sz w:val="15"/>
+                <w:szCs w:val="15"/>
+              </w:rPr>
+              <w:br/>
+              <w:t xml:space="preserve">三菱UFJアセットマネジメント</w:t>
+            </w:r>
+            <w:r>
+              <w:rPr>
+                <w:i/>
+                <w:iCs/>
+                <w:snapToGrid w:val="false"/>
+                <w:color w:val="666666"/>
+                <w:sz w:val="12"/>
+                <w:szCs w:val="12"/>
+              </w:rPr>
+              <w:br/>
+              <w:t xml:space="preserve">持株会社内の中立的専門部隊（IPAT）が商品ゲートキープを担う体制</w:t>
             </w:r>
           </w:p>
         </w:tc>
@@ -3510,6 +3605,83 @@
                 <w:b/>
                 <w:bCs/>
                 <w:snapToGrid w:val="false"/>
+                <w:color w:val="B36B00"/>
+                <w:sz w:val="19"/>
+                <w:szCs w:val="19"/>
+              </w:rPr>
+              <w:t xml:space="preserve">△</w:t>
+            </w:r>
+          </w:p>
+        </w:tc>
+        <w:tc>
+          <w:tcPr>
+            <w:tcW w:type="dxa" w:w="1610"/>
+            <w:tcMar>
+              <w:top w:type="dxa" w:w="70"/>
+              <w:left w:type="dxa" w:w="70"/>
+              <w:bottom w:type="dxa" w:w="70"/>
+              <w:right w:type="dxa" w:w="70"/>
+            </w:tcMar>
+            <w:vAlign w:val="center"/>
+          </w:tcPr>
+          <w:p>
+            <w:pPr>
+              <w:spacing w:after="0" w:line="260"/>
+            </w:pPr>
+            <w:r>
+              <w:rPr>
+                <w:b/>
+                <w:bCs/>
+                <w:snapToGrid w:val="false"/>
+                <w:color w:val="B36B00"/>
+                <w:sz w:val="19"/>
+                <w:szCs w:val="19"/>
+              </w:rPr>
+              <w:t xml:space="preserve">△</w:t>
+            </w:r>
+            <w:r>
+              <w:rPr>
+                <w:snapToGrid w:val="false"/>
+                <w:sz w:val="15"/>
+                <w:szCs w:val="15"/>
+              </w:rPr>
+              <w:br/>
+              <w:t xml:space="preserve">ゆうちょアセットマネジメント</w:t>
+            </w:r>
+            <w:r>
+              <w:rPr>
+                <w:i/>
+                <w:iCs/>
+                <w:snapToGrid w:val="false"/>
+                <w:color w:val="666666"/>
+                <w:sz w:val="12"/>
+                <w:szCs w:val="12"/>
+              </w:rPr>
+              <w:br/>
+              <w:t xml:space="preserve">旧JPインベストメントがPEファンド専業で機関投資家向け業務を展開</w:t>
+            </w:r>
+          </w:p>
+        </w:tc>
+        <w:tc>
+          <w:tcPr>
+            <w:tcW w:type="dxa" w:w="2420"/>
+            <w:tcMar>
+              <w:top w:type="dxa" w:w="70"/>
+              <w:left w:type="dxa" w:w="70"/>
+              <w:bottom w:type="dxa" w:w="70"/>
+              <w:right w:type="dxa" w:w="70"/>
+            </w:tcMar>
+            <w:vAlign w:val="center"/>
+          </w:tcPr>
+          <w:p>
+            <w:pPr>
+              <w:spacing w:after="0" w:line="260"/>
+            </w:pPr>
+            <w:r>
+              <w:rPr>
+                <w:b/>
+                <w:bCs/>
+                <w:snapToGrid w:val="false"/>
                 <w:color w:val="1F6F43"/>
                 <w:sz w:val="19"/>
                 <w:szCs w:val="19"/>
@@ -3523,109 +3695,19 @@
                 <w:szCs w:val="15"/>
               </w:rPr>
               <w:br/>
-              <w:t xml:space="preserve">三菱UFJアセットマネジメント 等</w:t>
-            </w:r>
-          </w:p>
-        </w:tc>
-        <w:tc>
-          <w:tcPr>
-            <w:tcW w:type="dxa" w:w="2010"/>
-            <w:tcMar>
-              <w:top w:type="dxa" w:w="70"/>
-              <w:left w:type="dxa" w:w="70"/>
-              <w:bottom w:type="dxa" w:w="70"/>
-              <w:right w:type="dxa" w:w="70"/>
-            </w:tcMar>
-            <w:vAlign w:val="center"/>
-          </w:tcPr>
-          <w:p>
-            <w:pPr>
-              <w:spacing w:after="0" w:line="260"/>
-            </w:pPr>
-            <w:r>
-              <w:rPr>
-                <w:b/>
-                <w:bCs/>
-                <w:snapToGrid w:val="false"/>
-                <w:color w:val="B36B00"/>
-                <w:sz w:val="19"/>
-                <w:szCs w:val="19"/>
-              </w:rPr>
-              <w:t xml:space="preserve">△</w:t>
-            </w:r>
-          </w:p>
-        </w:tc>
-        <w:tc>
-          <w:tcPr>
-            <w:tcW w:type="dxa" w:w="1610"/>
-            <w:tcMar>
-              <w:top w:type="dxa" w:w="70"/>
-              <w:left w:type="dxa" w:w="70"/>
-              <w:bottom w:type="dxa" w:w="70"/>
-              <w:right w:type="dxa" w:w="70"/>
-            </w:tcMar>
-            <w:vAlign w:val="center"/>
-          </w:tcPr>
-          <w:p>
-            <w:pPr>
-              <w:spacing w:after="0" w:line="260"/>
-            </w:pPr>
-            <w:r>
-              <w:rPr>
-                <w:b/>
-                <w:bCs/>
-                <w:snapToGrid w:val="false"/>
-                <w:color w:val="B36B00"/>
-                <w:sz w:val="19"/>
-                <w:szCs w:val="19"/>
-              </w:rPr>
-              <w:t xml:space="preserve">△</w:t>
-            </w:r>
-            <w:r>
-              <w:rPr>
-                <w:snapToGrid w:val="false"/>
-                <w:sz w:val="15"/>
-                <w:szCs w:val="15"/>
-              </w:rPr>
-              <w:br/>
-              <w:t xml:space="preserve">ゆうちょアセットマネジメント</w:t>
-            </w:r>
-          </w:p>
-        </w:tc>
-        <w:tc>
-          <w:tcPr>
-            <w:tcW w:type="dxa" w:w="2420"/>
-            <w:tcMar>
-              <w:top w:type="dxa" w:w="70"/>
-              <w:left w:type="dxa" w:w="70"/>
-              <w:bottom w:type="dxa" w:w="70"/>
-              <w:right w:type="dxa" w:w="70"/>
-            </w:tcMar>
-            <w:vAlign w:val="center"/>
-          </w:tcPr>
-          <w:p>
-            <w:pPr>
-              <w:spacing w:after="0" w:line="260"/>
-            </w:pPr>
-            <w:r>
-              <w:rPr>
-                <w:b/>
-                <w:bCs/>
-                <w:snapToGrid w:val="false"/>
-                <w:color w:val="1F6F43"/>
-                <w:sz w:val="19"/>
-                <w:szCs w:val="19"/>
-              </w:rPr>
-              <w:t xml:space="preserve">○</w:t>
-            </w:r>
-            <w:r>
-              <w:rPr>
-                <w:snapToGrid w:val="false"/>
-                <w:sz w:val="15"/>
-                <w:szCs w:val="15"/>
-              </w:rPr>
-              <w:br/>
-              <w:t xml:space="preserve">三井住友トラスト・アセットマネジメント 等</w:t>
+              <w:t xml:space="preserve">三井住友トラスト・インベストメント</w:t>
+            </w:r>
+            <w:r>
+              <w:rPr>
+                <w:i/>
+                <w:iCs/>
+                <w:snapToGrid w:val="false"/>
+                <w:color w:val="666666"/>
+                <w:sz w:val="12"/>
+                <w:szCs w:val="12"/>
+              </w:rPr>
+              <w:br/>
+              <w:t xml:space="preserve">2025年10月にゲートキーパー機能を集約した専業子会社</w:t>
             </w:r>
           </w:p>
         </w:tc>
@@ -5205,7 +5287,7 @@
           <w:sz w:val="19"/>
           <w:szCs w:val="19"/>
         </w:rPr>
-        <w:t xml:space="preserve">・④ゆうちょ銀行：自己資金（貯金）の運用が収益の中心であり、マーケット業務（自己勘定投資・ALM）の比重が大きい。2026年4月にJP投信とJPインベストメントを統合した「ゆうちょアセットマネジメント」を設立したが、主にゆうちょ銀行自身の資金運用（プライベートエクイティ・不動産投資等）を担う会社であり、外部向けの公募投資信託の運用会社としての機能は限定的である。</w:t>
+        <w:t xml:space="preserve">・④ゆうちょ銀行：自己資金（貯金）の運用（マーケット業務＝自己勘定投資・ALM）が収益の中心。2026年4月、傘下のJP投信（個人向け投信の設定・運用）とJPインベストメント（機関投資家向けPEファンド投資）を統合し「ゆうちょアセットマネジメント」を設立した。個人向け投信の一部自社設定（例：JP4資産バランスファンド）や機関投資家向けPEのゲートキーパー業務を担うが、窓口で扱う投信の大半は引き続き外部運用会社（アセットマネジメントOne等）の商品であり、みずほ・三菱UFJ等のような総合アセットマネジメント会社としての規模には達していない。</w:t>
       </w:r>
     </w:p>
     <w:p>
@@ -5854,7 +5936,7 @@
                 <w:sz w:val="16"/>
                 <w:szCs w:val="16"/>
               </w:rPr>
-              <w:t xml:space="preserve">7. オルタナティブ投資運用（PE・不動産ファンド・ヘッジファンド 等）</w:t>
+              <w:t xml:space="preserve">7. PE・不動産等オルタナティブのゲートキーパー業務（外部機関投資家向け）</w:t>
             </w:r>
           </w:p>
         </w:tc>
@@ -5882,7 +5964,7 @@
                 <w:sz w:val="17"/>
                 <w:szCs w:val="17"/>
               </w:rPr>
-              <w:t xml:space="preserve">未公開株式（PE）、インフラファンド、不動産ファンド、ヘッジファンドなど、伝統的な株式・債券以外の資産クラスに投資する運用商品を組成・運用する業務。</w:t>
+              <w:t xml:space="preserve">年金基金等の外部機関投資家に代わり、PE・インフラ・不動産ファンド等への投資機会を調査・選定・モニタリングする「ゲートキーパー業務」。多くのグループで、銀行自身の資金によるPE投資（自己勘定投資、1990年代からマーケット業務の一環として開始）で培った目利き力を、2000年代以降に外部投資家向けサービスへ展開した経緯があり、現在はSMBCトラストグループの三井住友トラスト・インベストメントのように専業子会社が担うケースもある。</w:t>
             </w:r>
           </w:p>
         </w:tc>

--- a/信吾/銀行研究/添付ファイル/資産運用・アセマネ・マーケット業務比較表.docx
+++ b/信吾/銀行研究/添付ファイル/資産運用・アセマネ・マーケット業務比較表.docx
@@ -787,7 +787,7 @@
           <w:sz w:val="19"/>
           <w:szCs w:val="19"/>
         </w:rPr>
-        <w:t xml:space="preserve">・　プライベートエクイティ（PE）は特に境界が曖昧：多くのグループで銀行自身の資金による「自己勘定投資」（マーケット業務の一種）として始まり、そこで培った目利き力を、外部の機関投資家向けに投資機会を選定・助言する「ゲートキーパー業務」（アセットマネジメント業務の一種）へ展開した経緯がある。つまりPEは「自社運用（自己勘定）」と「他人の資金の運用受託（ゲートキーパー）」の両方が併存する業務であり、下表7番の「○」は主に後者（外部向けゲートキーパー業務）を指す。</w:t>
+        <w:t xml:space="preserve">・　プライベートエクイティ（PE）は特に境界が曖昧：まず銀行自身の資金による「自己勘定投資」（下表10番、マーケット業務の一種）として存在し、そこで培った目利き力を外部の機関投資家向けサービスへ展開したのが「ゲートキーパー業務」（下表7番、アセットマネジメント業務の一種）である。両者は別物として併存しており、規模としては自己資金運用の方が圧倒的に大きいケースが多い。特にゆうちょ銀行は、国債中心の運用だけでなく自己資金によるPE・不動産投資でも国内最大級（2025年9月末時点でPE7.6兆円・不動産4.9兆円）であり、「自社の資金でPEをしている」という理解は正しい。</w:t>
       </w:r>
     </w:p>
     <w:p>
@@ -3658,7 +3658,7 @@
                 <w:szCs w:val="12"/>
               </w:rPr>
               <w:br/>
-              <w:t xml:space="preserve">旧JPインベストメントがPEファンド専業で機関投資家向け業務を展開</w:t>
+              <w:t xml:space="preserve">旧JPインベストメントは機関投資家向けビジネスも展開するが、原資は主にゆうちょ銀行・かんぽ生命自身の出資。PE投資の主軸は下表10番の自己資金運用</w:t>
             </w:r>
           </w:p>
         </w:tc>
@@ -4370,7 +4370,7 @@
                 <w:sz w:val="16"/>
                 <w:szCs w:val="16"/>
               </w:rPr>
-              <w:t xml:space="preserve">10. 有価証券への自己勘定投資業務</w:t>
+              <w:t xml:space="preserve">10. 有価証券・プライベートアセットへの自己勘定投資業務（自己資金によるPE・不動産投資を含む）</w:t>
             </w:r>
           </w:p>
         </w:tc>
@@ -4548,7 +4548,7 @@
                 <w:szCs w:val="12"/>
               </w:rPr>
               <w:br/>
-              <w:t xml:space="preserve">国債等を中心とした自己運用が主要収益源</w:t>
+              <w:t xml:space="preserve">国債等に加え、2025年9月末時点でPEに7.6兆円・不動産に4.9兆円を自己資金で投資（国内最大級）。自社のプライベートエクイティ投資部が主導し、2026年4月にこの機能をゆうちょアセットマネジメントへ移管したが、原資は引き続きゆうちょ銀行自身の資金</w:t>
             </w:r>
           </w:p>
         </w:tc>
@@ -4595,6 +4595,18 @@
               </w:rPr>
               <w:br/>
               <w:t xml:space="preserve">三井住友信託銀行</w:t>
+            </w:r>
+            <w:r>
+              <w:rPr>
+                <w:i/>
+                <w:iCs/>
+                <w:snapToGrid w:val="false"/>
+                <w:color w:val="666666"/>
+                <w:sz w:val="12"/>
+                <w:szCs w:val="12"/>
+              </w:rPr>
+              <w:br/>
+              <w:t xml:space="preserve">三井住友信託銀行は1991年より自己勘定でPE投資を開始</w:t>
             </w:r>
           </w:p>
         </w:tc>
@@ -5287,7 +5299,7 @@
           <w:sz w:val="19"/>
           <w:szCs w:val="19"/>
         </w:rPr>
-        <w:t xml:space="preserve">・④ゆうちょ銀行：自己資金（貯金）の運用（マーケット業務＝自己勘定投資・ALM）が収益の中心。2026年4月、傘下のJP投信（個人向け投信の設定・運用）とJPインベストメント（機関投資家向けPEファンド投資）を統合し「ゆうちょアセットマネジメント」を設立した。個人向け投信の一部自社設定（例：JP4資産バランスファンド）や機関投資家向けPEのゲートキーパー業務を担うが、窓口で扱う投信の大半は引き続き外部運用会社（アセットマネジメントOne等）の商品であり、みずほ・三菱UFJ等のような総合アセットマネジメント会社としての規模には達していない。</w:t>
+        <w:t xml:space="preserve">・④ゆうちょ銀行：自己資金（貯金）の運用（マーケット業務＝自己勘定投資・ALM）が収益の中心。国債等の伝統的資産に加え、自社のプライベートエクイティ投資部が2016年頃から低金利下での収益多様化としてPE・不動産投資を拡大しており、2025年9月末時点でPEに7.6兆円・不動産に4.9兆円を自己資金で投資（国内機関投資家で最大級、GPIFに匹敵する規模）。2026年4月、傘下のJP投信（個人向け投信の設定・運用）とJPインベストメント（2018年設立、ゆうちょ銀行・かんぽ生命自身の出資によるバイアウト・ベンチャー直接投資会社）を統合し「ゆうちょアセットマネジメント」を設立、PE・不動産投資機能もここへ移管した。個人向け投信の一部自社設定（例：JP4資産バランスファンド）や機関投資家向けビジネスも行うが、原資の大半は引き続きゆうちょ銀行自身の資金であり、窓口で扱う投信の大半は外部運用会社（アセットマネジメントOne等）の商品である点は変わらない。</w:t>
       </w:r>
     </w:p>
     <w:p>
@@ -6154,7 +6166,7 @@
                 <w:sz w:val="16"/>
                 <w:szCs w:val="16"/>
               </w:rPr>
-              <w:t xml:space="preserve">10. 有価証券への自己勘定投資業務</w:t>
+              <w:t xml:space="preserve">10. 有価証券・プライベートアセットへの自己勘定投資業務（自己資金によるPE・不動産投資を含む）</w:t>
             </w:r>
           </w:p>
         </w:tc>
@@ -6182,7 +6194,7 @@
                 <w:sz w:val="17"/>
                 <w:szCs w:val="17"/>
               </w:rPr>
-              <w:t xml:space="preserve">自己の資金を用いて国債・社債・株式等の有価証券に投資し、運用収益を獲得する業務。</w:t>
+              <w:t xml:space="preserve">自己の資金を用いて国債・社債・株式等の有価証券に投資し、運用収益を獲得する業務。近年は低金利下での収益多様化のため、PE・不動産・インフラ等のオルタナティブ資産にも自己資金を配分する動きが広がっており、特にゆうちょ銀行は国内最大級の規模でこれを行っている。</w:t>
             </w:r>
           </w:p>
         </w:tc>

--- a/信吾/銀行研究/添付ファイル/資産運用・アセマネ・マーケット業務比較表.docx
+++ b/信吾/銀行研究/添付ファイル/資産運用・アセマネ・マーケット業務比較表.docx
@@ -1384,6 +1384,96 @@
           </w:p>
         </w:tc>
       </w:tr>
+      <w:tr>
+        <w:trPr>
+          <w:cantSplit/>
+        </w:trPr>
+        <w:tc>
+          <w:tcPr>
+            <w:tcW w:type="dxa" w:w="4600"/>
+            <w:shd w:fill="F2F2F2" w:val="clear"/>
+            <w:tcMar>
+              <w:top w:type="dxa" w:w="80"/>
+              <w:left w:type="dxa" w:w="100"/>
+              <w:bottom w:type="dxa" w:w="80"/>
+              <w:right w:type="dxa" w:w="100"/>
+            </w:tcMar>
+            <w:vAlign w:val="center"/>
+          </w:tcPr>
+          <w:p>
+            <w:pPr>
+              <w:spacing w:after="0" w:line="260"/>
+              <w:jc w:val="left"/>
+            </w:pPr>
+            <w:r>
+              <w:rPr>
+                <w:b/>
+                <w:bCs/>
+                <w:snapToGrid w:val="false"/>
+                <w:sz w:val="16"/>
+                <w:szCs w:val="16"/>
+              </w:rPr>
+              <w:t xml:space="preserve">自己資金によるPE・不動産投資（オルタナティブ）</w:t>
+            </w:r>
+          </w:p>
+        </w:tc>
+        <w:tc>
+          <w:tcPr>
+            <w:tcW w:type="dxa" w:w="6500"/>
+            <w:tcMar>
+              <w:top w:type="dxa" w:w="80"/>
+              <w:left w:type="dxa" w:w="100"/>
+              <w:bottom w:type="dxa" w:w="80"/>
+              <w:right w:type="dxa" w:w="100"/>
+            </w:tcMar>
+            <w:vAlign w:val="center"/>
+          </w:tcPr>
+          <w:p>
+            <w:pPr>
+              <w:spacing w:after="0" w:line="260"/>
+              <w:jc w:val="left"/>
+            </w:pPr>
+            <w:r>
+              <w:rPr>
+                <w:b w:val="false"/>
+                <w:bCs w:val="false"/>
+                <w:snapToGrid w:val="false"/>
+                <w:sz w:val="16"/>
+                <w:szCs w:val="16"/>
+              </w:rPr>
+              <w:t xml:space="preserve">グループの資産運用会社の専門チーム　※例：ゆうちょアセットマネジメント</w:t>
+            </w:r>
+          </w:p>
+        </w:tc>
+        <w:tc>
+          <w:tcPr>
+            <w:tcW w:type="dxa" w:w="4338"/>
+            <w:tcMar>
+              <w:top w:type="dxa" w:w="80"/>
+              <w:left w:type="dxa" w:w="100"/>
+              <w:bottom w:type="dxa" w:w="80"/>
+              <w:right w:type="dxa" w:w="100"/>
+            </w:tcMar>
+            <w:vAlign w:val="center"/>
+          </w:tcPr>
+          <w:p>
+            <w:pPr>
+              <w:spacing w:after="0" w:line="260"/>
+              <w:jc w:val="left"/>
+            </w:pPr>
+            <w:r>
+              <w:rPr>
+                <w:b w:val="false"/>
+                <w:bCs w:val="false"/>
+                <w:snapToGrid w:val="false"/>
+                <w:sz w:val="16"/>
+                <w:szCs w:val="16"/>
+              </w:rPr>
+              <w:t xml:space="preserve">銀行自身　※資金の出し手は銀行。運用会社は選定・助言を受任するのみで自らは出資していない</w:t>
+            </w:r>
+          </w:p>
+        </w:tc>
+      </w:tr>
     </w:tbl>
     <w:p>
       <w:pPr>
@@ -1436,6 +1526,22 @@
           <w:szCs w:val="19"/>
         </w:rPr>
         <w:t xml:space="preserve">・2000年前後からは、複数の運用会社に分散された年金資産を横断的に保管・記録・報告する「マスタートラスト業務」（下表D）が信託銀行の重要な役割になっている。</w:t>
+      </w:r>
+    </w:p>
+    <w:p>
+      <w:pPr>
+        <w:spacing w:after="40" w:line="240"/>
+        <w:ind w:left="260"/>
+      </w:pPr>
+      <w:r>
+        <w:rPr>
+          <w:b w:val="false"/>
+          <w:bCs w:val="false"/>
+          <w:snapToGrid w:val="false"/>
+          <w:sz w:val="19"/>
+          <w:szCs w:val="19"/>
+        </w:rPr>
+        <w:t xml:space="preserve">・最後の「自己資金によるPE・不動産投資」の行は、他の行とは性格が異なる点に注意：上4行は「顧客（第三者）の資産を、フィデューシャリー・デューティーを負って運用する」構造だが、この行は「銀行自身の資産を、グループ内の専門会社に運用判断を委ねて運用する」構造であり、対顧客の受託者責任は生じない。ゆうちょ銀行が好例で、頭脳（PE案件の選定・目利き）はゆうちょアセットマネジメント（旧ゆうちょ銀行プライベートエクイティ投資部）が担うが、投資資金の出し手＝金庫は一貫してゆうちょ銀行自身であり、ゆうちょアセットマネジメントは運用助言・一任契約に基づく報酬を得る立場にすぎない。</w:t>
       </w:r>
     </w:p>
     <w:p>

--- a/信吾/銀行研究/添付ファイル/資産運用・アセマネ・マーケット業務比較表.docx
+++ b/信吾/銀行研究/添付ファイル/資産運用・アセマネ・マーケット業務比較表.docx
@@ -1441,7 +1441,7 @@
                 <w:sz w:val="16"/>
                 <w:szCs w:val="16"/>
               </w:rPr>
-              <w:t xml:space="preserve">グループの資産運用会社の専門チーム　※例：ゆうちょアセットマネジメント</w:t>
+              <w:t xml:space="preserve">銀行・信託銀行本体の専門部署が担うのが基本形　※ゆうちょ銀行は2026年4月にグループの資産運用会社（ゆうちょアセットマネジメント）へ機能移管した例外</w:t>
             </w:r>
           </w:p>
         </w:tc>
@@ -1469,7 +1469,7 @@
                 <w:sz w:val="16"/>
                 <w:szCs w:val="16"/>
               </w:rPr>
-              <w:t xml:space="preserve">銀行自身　※資金の出し手は銀行。運用会社は選定・助言を受任するのみで自らは出資していない</w:t>
+              <w:t xml:space="preserve">銀行自身　※資金の出し手は常に銀行。運用会社に移管された場合も、運用会社は選定・助言を受任するのみで自らは出資していない</w:t>
             </w:r>
           </w:p>
         </w:tc>
@@ -1541,7 +1541,23 @@
           <w:sz w:val="19"/>
           <w:szCs w:val="19"/>
         </w:rPr>
-        <w:t xml:space="preserve">・最後の「自己資金によるPE・不動産投資」の行は、他の行とは性格が異なる点に注意：上4行は「顧客（第三者）の資産を、フィデューシャリー・デューティーを負って運用する」構造だが、この行は「銀行自身の資産を、グループ内の専門会社に運用判断を委ねて運用する」構造であり、対顧客の受託者責任は生じない。ゆうちょ銀行が好例で、頭脳（PE案件の選定・目利き）はゆうちょアセットマネジメント（旧ゆうちょ銀行プライベートエクイティ投資部）が担うが、投資資金の出し手＝金庫は一貫してゆうちょ銀行自身であり、ゆうちょアセットマネジメントは運用助言・一任契約に基づく報酬を得る立場にすぎない。</w:t>
+        <w:t xml:space="preserve">・最後の「自己資金によるPE・不動産投資」の行は、他の行とは性格が異なる点に注意：上4行は「顧客（第三者）の資産を、フィデューシャリー・デューティーを負って運用する」構造だが、この行は「銀行自身の資産を運用する」構造であり、対顧客の受託者責任は生じない。</w:t>
+      </w:r>
+    </w:p>
+    <w:p>
+      <w:pPr>
+        <w:spacing w:after="40" w:line="240"/>
+        <w:ind w:left="260"/>
+      </w:pPr>
+      <w:r>
+        <w:rPr>
+          <w:b w:val="false"/>
+          <w:bCs w:val="false"/>
+          <w:snapToGrid w:val="false"/>
+          <w:sz w:val="19"/>
+          <w:szCs w:val="19"/>
+        </w:rPr>
+        <w:t xml:space="preserve">・この「頭脳」がグループの資産運用会社に分離されるかどうかは、グループ・時期によって異なる：三井住友信託銀行は1991年より自己勘定でのPE投資を信託銀行本体（自社内）で行っており、頭脳＝金庫＝同一会社が基本形。一方ゆうちょ銀行は、長年ゆうちょ銀行本体のプライベートエクイティ投資部が担っていた頭脳の機能を、2026年4月の組織再編でゆうちょアセットマネジメント（別会社）へ移管した。「金庫＝銀行、頭脳＝アセットマネジメント会社」という分離型は、全グループ共通の定型ではなく、ゆうちょ銀行の2026年再編のような特定の事例であり、みずほ・三菱UFJ・りそなが自己資金PE投資の頭脳をどこまでグループ会社に分離しているかは、公開情報からは確認できていない。</w:t>
       </w:r>
     </w:p>
     <w:p>

--- a/信吾/銀行研究/添付ファイル/資産運用・アセマネ・マーケット業務比較表.docx
+++ b/信吾/銀行研究/添付ファイル/資産運用・アセマネ・マーケット業務比較表.docx
@@ -739,7 +739,7 @@
           <w:sz w:val="19"/>
           <w:szCs w:val="19"/>
         </w:rPr>
-        <w:t xml:space="preserve">・なお「資産運用業務」と「アセットマネジメント業務」の境界は、業務によって曖昧な部分と明確な部分がある：</w:t>
+        <w:t xml:space="preserve">・なお「アセットマネジメント業務」は、頭脳（運用先の検討・指図）と金庫（資産の保管・執行）を別法人にすることが法律で義務付けられているかどうかで、さらに2つに分かれる：</w:t>
       </w:r>
     </w:p>
     <w:p>
@@ -755,7 +755,7 @@
           <w:sz w:val="19"/>
           <w:szCs w:val="19"/>
         </w:rPr>
-        <w:t xml:space="preserve">・　投資一任業務（機関投資家向け一任運用）は、信託銀行本体・アセマネ会社のどちらが行っても法的に同じ「投資運用業」であり、実質的な違いはほぼない。</w:t>
+        <w:t xml:space="preserve">・　B-1（法定分離型）：公募投資信託の設定・運用（下表4番）は、投資信託及び投資法人に関する法律第3条により、頭脳（委託者＝アセマネ会社）と金庫（受託者＝信託銀行）を別法人にすることが法定されている。確定拠出年金向け商品の提供（下表5番）も、中身は同法に基づく投資信託であり、実質的に同じ枠組み。</w:t>
       </w:r>
     </w:p>
     <w:p>
@@ -771,7 +771,7 @@
           <w:sz w:val="19"/>
           <w:szCs w:val="19"/>
         </w:rPr>
-        <w:t xml:space="preserve">・　一方、公募投資信託の設定・運用は、投資信託及び投資法人に関する法律第3条により、委託者（アセマネ会社）と受託者（信託銀行）を別法人にすることが法定されており、明確に分離されている。</w:t>
+        <w:t xml:space="preserve">・　B-2（任意・非法定型）：機関投資家向け運用受託（下表6番）やPE等のゲートキーパー業務（下表7番）は、頭脳がグループの別会社（アセマネ会社等）にあることが多いが、これは法律上の強制ではなく各グループの組織設計上の選択。投資一任業務は、信託銀行本体・アセマネ会社のどちらが行っても法的に同じ「投資運用業」であり、実質的な違いはない。</w:t>
       </w:r>
     </w:p>
     <w:p>
@@ -787,7 +787,23 @@
           <w:sz w:val="19"/>
           <w:szCs w:val="19"/>
         </w:rPr>
-        <w:t xml:space="preserve">・　プライベートエクイティ（PE）は特に境界が曖昧：まず銀行自身の資金による「自己勘定投資」（下表10番、マーケット業務の一種）として存在し、そこで培った目利き力を外部の機関投資家向けサービスへ展開したのが「ゲートキーパー業務」（下表7番、アセットマネジメント業務の一種）である。両者は別物として併存しており、規模としては自己資金運用の方が圧倒的に大きいケースが多い。特にゆうちょ銀行は、国債中心の運用だけでなく自己資金によるPE・不動産投資でも国内最大級（2025年9月末時点でPE7.6兆円・不動産4.9兆円）であり、「自社の資金でPEをしている」という理解は正しい。</w:t>
+        <w:t xml:space="preserve">・　ここでいう「アセットマネジメント業務」は、頭脳の機能そのものを指す点に注意。頭脳がグループの別会社ではなく信託銀行本体内の専門部署（りそな銀行の信託財産運用部、三井住友信託銀行のオルタナティブ運用部等）にある場合は、金庫も同じ信託銀行が兼ねるため、上のセクションA「資産運用業務」の一部（下表3番）として整理している。</w:t>
+      </w:r>
+    </w:p>
+    <w:p>
+      <w:pPr>
+        <w:spacing w:after="40" w:line="240"/>
+        <w:ind w:left="260"/>
+      </w:pPr>
+      <w:r>
+        <w:rPr>
+          <w:b w:val="false"/>
+          <w:bCs w:val="false"/>
+          <w:snapToGrid w:val="false"/>
+          <w:sz w:val="19"/>
+          <w:szCs w:val="19"/>
+        </w:rPr>
+        <w:t xml:space="preserve">・　プライベートエクイティ（PE）は特に境界が曖昧：まず銀行自身の資金による「自己勘定投資」（下表10番、マーケット業務の一種）として存在し、そこで培った目利き力を外部の機関投資家向けサービスへ展開したのが上記のB-2型ゲートキーパー業務（下表7番）である。両者は別物として併存しており、規模としては自己資金運用の方が圧倒的に大きいケースが多い。特にゆうちょ銀行は、国債中心の運用だけでなく自己資金によるPE・不動産投資でも国内最大級（2025年9月末時点でPE7.6兆円・不動産4.9兆円）であり、「自社の資金でPEをしている」という理解は正しい。</w:t>
       </w:r>
     </w:p>
     <w:p>
@@ -2121,11 +2137,11 @@
                 <w:b/>
                 <w:bCs/>
                 <w:snapToGrid w:val="false"/>
-                <w:color w:val="B36B00"/>
-                <w:sz w:val="19"/>
-                <w:szCs w:val="19"/>
-              </w:rPr>
-              <w:t xml:space="preserve">△</w:t>
+                <w:color w:val="999999"/>
+                <w:sz w:val="19"/>
+                <w:szCs w:val="19"/>
+              </w:rPr>
+              <w:t xml:space="preserve">×</w:t>
             </w:r>
             <w:r>
               <w:rPr>
@@ -2137,7 +2153,7 @@
                 <w:szCs w:val="12"/>
               </w:rPr>
               <w:br/>
-              <w:t xml:space="preserve">一部をゆうちょアセットマネジメントへ移管</w:t>
+              <w:t xml:space="preserve">ゆうちょ銀行は信託免許を持たないため、金銭信託・年金信託そのものを取り扱えない</w:t>
             </w:r>
           </w:p>
         </w:tc>
@@ -2597,11 +2613,32 @@
                 <w:b/>
                 <w:bCs/>
                 <w:snapToGrid w:val="false"/>
-                <w:color w:val="B36B00"/>
-                <w:sz w:val="19"/>
-                <w:szCs w:val="19"/>
-              </w:rPr>
-              <w:t xml:space="preserve">△</w:t>
+                <w:color w:val="1F6F43"/>
+                <w:sz w:val="19"/>
+                <w:szCs w:val="19"/>
+              </w:rPr>
+              <w:t xml:space="preserve">○</w:t>
+            </w:r>
+            <w:r>
+              <w:rPr>
+                <w:snapToGrid w:val="false"/>
+                <w:sz w:val="15"/>
+                <w:szCs w:val="15"/>
+              </w:rPr>
+              <w:br/>
+              <w:t xml:space="preserve">りそな銀行</w:t>
+            </w:r>
+            <w:r>
+              <w:rPr>
+                <w:i/>
+                <w:iCs/>
+                <w:snapToGrid w:val="false"/>
+                <w:color w:val="666666"/>
+                <w:sz w:val="12"/>
+                <w:szCs w:val="12"/>
+              </w:rPr>
+              <w:br/>
+              <w:t xml:space="preserve">信託財産運用部インベストメントマネジメント室が、年金信託財産のオルタナティブ投資先の発掘・モニタリングを担当（信託銀行本体内の頭脳）</w:t>
             </w:r>
           </w:p>
         </w:tc>
@@ -2625,20 +2662,23 @@
                 <w:b/>
                 <w:bCs/>
                 <w:snapToGrid w:val="false"/>
-                <w:color w:val="B36B00"/>
-                <w:sz w:val="19"/>
-                <w:szCs w:val="19"/>
-              </w:rPr>
-              <w:t xml:space="preserve">△</w:t>
-            </w:r>
-            <w:r>
-              <w:rPr>
-                <w:snapToGrid w:val="false"/>
-                <w:sz w:val="15"/>
-                <w:szCs w:val="15"/>
-              </w:rPr>
-              <w:br/>
-              <w:t xml:space="preserve">ゆうちょアセットマネジメント</w:t>
+                <w:color w:val="999999"/>
+                <w:sz w:val="19"/>
+                <w:szCs w:val="19"/>
+              </w:rPr>
+              <w:t xml:space="preserve">×</w:t>
+            </w:r>
+            <w:r>
+              <w:rPr>
+                <w:i/>
+                <w:iCs/>
+                <w:snapToGrid w:val="false"/>
+                <w:color w:val="666666"/>
+                <w:sz w:val="12"/>
+                <w:szCs w:val="12"/>
+              </w:rPr>
+              <w:br/>
+              <w:t xml:space="preserve">ゆうちょ銀行は信託免許を持たないため、信託としての運用受託自体が成立しない（自己資金でのPE・不動産投資は下表10番を参照）</w:t>
             </w:r>
           </w:p>
         </w:tc>
@@ -2676,6 +2716,18 @@
               </w:rPr>
               <w:br/>
               <w:t xml:space="preserve">三井住友信託銀行</w:t>
+            </w:r>
+            <w:r>
+              <w:rPr>
+                <w:i/>
+                <w:iCs/>
+                <w:snapToGrid w:val="false"/>
+                <w:color w:val="666666"/>
+                <w:sz w:val="12"/>
+                <w:szCs w:val="12"/>
+              </w:rPr>
+              <w:br/>
+              <w:t xml:space="preserve">オルタナティブ運用部が、信託財産のPE・オルタナティブ投資先の選定・モニタリングを担当（信託銀行本体内の頭脳）</w:t>
             </w:r>
           </w:p>
         </w:tc>
@@ -2738,7 +2790,7 @@
                 <w:sz w:val="18"/>
                 <w:szCs w:val="18"/>
               </w:rPr>
-              <w:t xml:space="preserve">B. アセットマネジメント業務（グループの資産運用会社による運用業務）</w:t>
+              <w:t xml:space="preserve">B. アセットマネジメント業務（銀行・信託銀行等からの委託を受け、運用先の検討・運用指図を行う業務）</w:t>
             </w:r>
           </w:p>
         </w:tc>
@@ -2749,281 +2801,31 @@
         </w:trPr>
         <w:tc>
           <w:tcPr>
-            <w:tcW w:type="dxa" w:w="3260"/>
-            <w:tcMar>
-              <w:top w:type="dxa" w:w="70"/>
-              <w:left w:type="dxa" w:w="90"/>
-              <w:bottom w:type="dxa" w:w="70"/>
+            <w:tcW w:type="dxa" w:w="15438"/>
+            <w:gridSpan w:val="7"/>
+            <w:shd w:fill="D9E2F3" w:val="clear"/>
+            <w:tcMar>
+              <w:top w:type="dxa" w:w="80"/>
+              <w:left w:type="dxa" w:w="110"/>
+              <w:bottom w:type="dxa" w:w="80"/>
               <w:right w:type="dxa" w:w="90"/>
             </w:tcMar>
-            <w:vAlign w:val="center"/>
-          </w:tcPr>
-          <w:p>
-            <w:pPr>
-              <w:spacing w:after="0" w:line="260"/>
-              <w:jc w:val="left"/>
-            </w:pPr>
-            <w:r>
-              <w:rPr>
-                <w:b w:val="false"/>
-                <w:bCs w:val="false"/>
-                <w:snapToGrid w:val="false"/>
-                <w:sz w:val="16"/>
-                <w:szCs w:val="16"/>
-              </w:rPr>
-              <w:t xml:space="preserve">4. 公募投資信託の設定・運用（委託者）業務</w:t>
-            </w:r>
-          </w:p>
-        </w:tc>
-        <w:tc>
-          <w:tcPr>
-            <w:tcW w:type="dxa" w:w="2010"/>
-            <w:tcMar>
-              <w:top w:type="dxa" w:w="70"/>
-              <w:left w:type="dxa" w:w="70"/>
-              <w:bottom w:type="dxa" w:w="70"/>
-              <w:right w:type="dxa" w:w="70"/>
-            </w:tcMar>
-            <w:vAlign w:val="center"/>
-          </w:tcPr>
-          <w:p>
-            <w:pPr>
-              <w:spacing w:after="0" w:line="260"/>
-            </w:pPr>
-            <w:r>
-              <w:rPr>
-                <w:b/>
-                <w:bCs/>
-                <w:snapToGrid w:val="false"/>
-                <w:color w:val="1F6F43"/>
-                <w:sz w:val="19"/>
-                <w:szCs w:val="19"/>
-              </w:rPr>
-              <w:t xml:space="preserve">○</w:t>
-            </w:r>
-            <w:r>
-              <w:rPr>
-                <w:snapToGrid w:val="false"/>
-                <w:sz w:val="15"/>
-                <w:szCs w:val="15"/>
-              </w:rPr>
-              <w:br/>
-              <w:t xml:space="preserve">アセットマネジメントOne</w:t>
-            </w:r>
-          </w:p>
-        </w:tc>
-        <w:tc>
-          <w:tcPr>
-            <w:tcW w:type="dxa" w:w="2010"/>
-            <w:tcMar>
-              <w:top w:type="dxa" w:w="70"/>
-              <w:left w:type="dxa" w:w="70"/>
-              <w:bottom w:type="dxa" w:w="70"/>
-              <w:right w:type="dxa" w:w="70"/>
-            </w:tcMar>
-            <w:vAlign w:val="center"/>
-          </w:tcPr>
-          <w:p>
-            <w:pPr>
-              <w:spacing w:after="0" w:line="260"/>
-            </w:pPr>
-            <w:r>
-              <w:rPr>
-                <w:b/>
-                <w:bCs/>
-                <w:snapToGrid w:val="false"/>
-                <w:color w:val="1F6F43"/>
-                <w:sz w:val="19"/>
-                <w:szCs w:val="19"/>
-              </w:rPr>
-              <w:t xml:space="preserve">○</w:t>
-            </w:r>
-            <w:r>
-              <w:rPr>
-                <w:snapToGrid w:val="false"/>
-                <w:sz w:val="15"/>
-                <w:szCs w:val="15"/>
-              </w:rPr>
-              <w:br/>
-              <w:t xml:space="preserve">三菱UFJアセットマネジメント</w:t>
-            </w:r>
-          </w:p>
-        </w:tc>
-        <w:tc>
-          <w:tcPr>
-            <w:tcW w:type="dxa" w:w="2010"/>
-            <w:tcMar>
-              <w:top w:type="dxa" w:w="70"/>
-              <w:left w:type="dxa" w:w="70"/>
-              <w:bottom w:type="dxa" w:w="70"/>
-              <w:right w:type="dxa" w:w="70"/>
-            </w:tcMar>
-            <w:vAlign w:val="center"/>
-          </w:tcPr>
-          <w:p>
-            <w:pPr>
-              <w:spacing w:after="0" w:line="260"/>
-            </w:pPr>
-            <w:r>
-              <w:rPr>
-                <w:b/>
-                <w:bCs/>
-                <w:snapToGrid w:val="false"/>
-                <w:color w:val="1F6F43"/>
-                <w:sz w:val="19"/>
-                <w:szCs w:val="19"/>
-              </w:rPr>
-              <w:t xml:space="preserve">○</w:t>
-            </w:r>
-            <w:r>
-              <w:rPr>
-                <w:snapToGrid w:val="false"/>
-                <w:sz w:val="15"/>
-                <w:szCs w:val="15"/>
-              </w:rPr>
-              <w:br/>
-              <w:t xml:space="preserve">りそなアセットマネジメント</w:t>
-            </w:r>
-          </w:p>
-        </w:tc>
-        <w:tc>
-          <w:tcPr>
-            <w:tcW w:type="dxa" w:w="1610"/>
-            <w:tcMar>
-              <w:top w:type="dxa" w:w="70"/>
-              <w:left w:type="dxa" w:w="70"/>
-              <w:bottom w:type="dxa" w:w="70"/>
-              <w:right w:type="dxa" w:w="70"/>
-            </w:tcMar>
-            <w:vAlign w:val="center"/>
-          </w:tcPr>
-          <w:p>
-            <w:pPr>
-              <w:spacing w:after="0" w:line="260"/>
-            </w:pPr>
-            <w:r>
-              <w:rPr>
-                <w:b/>
-                <w:bCs/>
-                <w:snapToGrid w:val="false"/>
-                <w:color w:val="B36B00"/>
-                <w:sz w:val="19"/>
-                <w:szCs w:val="19"/>
-              </w:rPr>
-              <w:t xml:space="preserve">△</w:t>
-            </w:r>
-            <w:r>
-              <w:rPr>
-                <w:snapToGrid w:val="false"/>
-                <w:sz w:val="15"/>
-                <w:szCs w:val="15"/>
-              </w:rPr>
-              <w:br/>
-              <w:t xml:space="preserve">ゆうちょアセットマネジメント</w:t>
-            </w:r>
-            <w:r>
-              <w:rPr>
-                <w:i/>
-                <w:iCs/>
-                <w:snapToGrid w:val="false"/>
-                <w:color w:val="666666"/>
-                <w:sz w:val="12"/>
-                <w:szCs w:val="12"/>
-              </w:rPr>
-              <w:br/>
-              <w:t xml:space="preserve">旧JP投信が「JP4資産バランスファンド」等を自社設定。ただし窓口で扱う投信の大半は外部運用会社の商品</w:t>
-            </w:r>
-          </w:p>
-        </w:tc>
-        <w:tc>
-          <w:tcPr>
-            <w:tcW w:type="dxa" w:w="2420"/>
-            <w:tcMar>
-              <w:top w:type="dxa" w:w="70"/>
-              <w:left w:type="dxa" w:w="70"/>
-              <w:bottom w:type="dxa" w:w="70"/>
-              <w:right w:type="dxa" w:w="70"/>
-            </w:tcMar>
-            <w:vAlign w:val="center"/>
-          </w:tcPr>
-          <w:p>
-            <w:pPr>
-              <w:spacing w:after="0" w:line="260"/>
-            </w:pPr>
-            <w:r>
-              <w:rPr>
-                <w:b/>
-                <w:bCs/>
-                <w:snapToGrid w:val="false"/>
-                <w:color w:val="1F6F43"/>
-                <w:sz w:val="19"/>
-                <w:szCs w:val="19"/>
-              </w:rPr>
-              <w:t xml:space="preserve">○</w:t>
-            </w:r>
-            <w:r>
-              <w:rPr>
-                <w:snapToGrid w:val="false"/>
-                <w:sz w:val="15"/>
-                <w:szCs w:val="15"/>
-              </w:rPr>
-              <w:br/>
-              <w:t xml:space="preserve">三井住友トラスト・アセットマネジメント</w:t>
-            </w:r>
-            <w:r>
-              <w:rPr>
-                <w:snapToGrid w:val="false"/>
-                <w:sz w:val="15"/>
-                <w:szCs w:val="15"/>
-              </w:rPr>
-              <w:br/>
-              <w:t xml:space="preserve">三井住友DSアセットマネジメント</w:t>
-            </w:r>
-          </w:p>
-        </w:tc>
-        <w:tc>
-          <w:tcPr>
-            <w:tcW w:type="dxa" w:w="2118"/>
-            <w:tcMar>
-              <w:top w:type="dxa" w:w="70"/>
-              <w:left w:type="dxa" w:w="70"/>
-              <w:bottom w:type="dxa" w:w="70"/>
-              <w:right w:type="dxa" w:w="70"/>
-            </w:tcMar>
-            <w:vAlign w:val="center"/>
-          </w:tcPr>
-          <w:p>
-            <w:pPr>
-              <w:spacing w:after="0" w:line="260"/>
-            </w:pPr>
-            <w:r>
-              <w:rPr>
-                <w:b/>
-                <w:bCs/>
-                <w:snapToGrid w:val="false"/>
-                <w:color w:val="1F6F43"/>
-                <w:sz w:val="19"/>
-                <w:szCs w:val="19"/>
-              </w:rPr>
-              <w:t xml:space="preserve">○</w:t>
-            </w:r>
-            <w:r>
-              <w:rPr>
-                <w:snapToGrid w:val="false"/>
-                <w:sz w:val="15"/>
-                <w:szCs w:val="15"/>
-              </w:rPr>
-              <w:br/>
-              <w:t xml:space="preserve">野村アセットマネジメント</w:t>
-            </w:r>
-            <w:r>
-              <w:rPr>
-                <w:snapToGrid w:val="false"/>
-                <w:sz w:val="15"/>
-                <w:szCs w:val="15"/>
-              </w:rPr>
-              <w:br/>
-              <w:t xml:space="preserve">大和アセットマネジメント 等</w:t>
+          </w:tcPr>
+          <w:p>
+            <w:pPr>
+              <w:spacing w:after="0" w:line="260"/>
+              <w:jc w:val="left"/>
+            </w:pPr>
+            <w:r>
+              <w:rPr>
+                <w:b/>
+                <w:bCs/>
+                <w:snapToGrid w:val="false"/>
+                <w:color w:val="1F3864"/>
+                <w:sz w:val="18"/>
+                <w:szCs w:val="18"/>
+              </w:rPr>
+              <w:t xml:space="preserve">B-1. 法定分離型（投信法第3条により、頭脳＝委託者と金庫＝受託者を別法人にすることが義務付けられている業務）</w:t>
             </w:r>
           </w:p>
         </w:tc>
@@ -3056,7 +2858,7 @@
                 <w:sz w:val="16"/>
                 <w:szCs w:val="16"/>
               </w:rPr>
-              <w:t xml:space="preserve">5. 確定拠出年金（DC）向け運用商品の提供</w:t>
+              <w:t xml:space="preserve">4. 公募投資信託の設定・運用（委託者）業務</w:t>
             </w:r>
           </w:p>
         </w:tc>
@@ -3191,11 +2993,32 @@
                 <w:b/>
                 <w:bCs/>
                 <w:snapToGrid w:val="false"/>
-                <w:color w:val="999999"/>
-                <w:sz w:val="19"/>
-                <w:szCs w:val="19"/>
-              </w:rPr>
-              <w:t xml:space="preserve">×</w:t>
+                <w:color w:val="B36B00"/>
+                <w:sz w:val="19"/>
+                <w:szCs w:val="19"/>
+              </w:rPr>
+              <w:t xml:space="preserve">△</w:t>
+            </w:r>
+            <w:r>
+              <w:rPr>
+                <w:snapToGrid w:val="false"/>
+                <w:sz w:val="15"/>
+                <w:szCs w:val="15"/>
+              </w:rPr>
+              <w:br/>
+              <w:t xml:space="preserve">ゆうちょアセットマネジメント</w:t>
+            </w:r>
+            <w:r>
+              <w:rPr>
+                <w:i/>
+                <w:iCs/>
+                <w:snapToGrid w:val="false"/>
+                <w:color w:val="666666"/>
+                <w:sz w:val="12"/>
+                <w:szCs w:val="12"/>
+              </w:rPr>
+              <w:br/>
+              <w:t xml:space="preserve">旧JP投信が「JP4資産バランスファンド」等を自社設定。ただし窓口で扱う投信の大半は外部運用会社の商品</w:t>
             </w:r>
           </w:p>
         </w:tc>
@@ -3232,7 +3055,16 @@
                 <w:szCs w:val="15"/>
               </w:rPr>
               <w:br/>
-              <w:t xml:space="preserve">三井住友トラスト・アセットマネジメント 等</w:t>
+              <w:t xml:space="preserve">三井住友トラスト・アセットマネジメント</w:t>
+            </w:r>
+            <w:r>
+              <w:rPr>
+                <w:snapToGrid w:val="false"/>
+                <w:sz w:val="15"/>
+                <w:szCs w:val="15"/>
+              </w:rPr>
+              <w:br/>
+              <w:t xml:space="preserve">三井住友DSアセットマネジメント</w:t>
             </w:r>
           </w:p>
         </w:tc>
@@ -3269,7 +3101,16 @@
                 <w:szCs w:val="15"/>
               </w:rPr>
               <w:br/>
-              <w:t xml:space="preserve">野村アセットマネジメント 等</w:t>
+              <w:t xml:space="preserve">野村アセットマネジメント</w:t>
+            </w:r>
+            <w:r>
+              <w:rPr>
+                <w:snapToGrid w:val="false"/>
+                <w:sz w:val="15"/>
+                <w:szCs w:val="15"/>
+              </w:rPr>
+              <w:br/>
+              <w:t xml:space="preserve">大和アセットマネジメント 等</w:t>
             </w:r>
           </w:p>
         </w:tc>
@@ -3302,7 +3143,7 @@
                 <w:sz w:val="16"/>
                 <w:szCs w:val="16"/>
               </w:rPr>
-              <w:t xml:space="preserve">6. 機関投資家向け（年金基金・GPIF 等）運用受託業務</w:t>
+              <w:t xml:space="preserve">5. 確定拠出年金（DC）向け運用商品の提供</w:t>
             </w:r>
           </w:p>
         </w:tc>
@@ -3341,18 +3182,6 @@
               <w:br/>
               <w:t xml:space="preserve">アセットマネジメントOne</w:t>
             </w:r>
-            <w:r>
-              <w:rPr>
-                <w:i/>
-                <w:iCs/>
-                <w:snapToGrid w:val="false"/>
-                <w:color w:val="666666"/>
-                <w:sz w:val="12"/>
-                <w:szCs w:val="12"/>
-              </w:rPr>
-              <w:br/>
-              <w:t xml:space="preserve">外部運用会社と競合するマルチマネージャー方式が前提</w:t>
-            </w:r>
           </w:p>
         </w:tc>
         <w:tc>
@@ -3390,18 +3219,6 @@
               <w:br/>
               <w:t xml:space="preserve">三菱UFJアセットマネジメント</w:t>
             </w:r>
-            <w:r>
-              <w:rPr>
-                <w:i/>
-                <w:iCs/>
-                <w:snapToGrid w:val="false"/>
-                <w:color w:val="666666"/>
-                <w:sz w:val="12"/>
-                <w:szCs w:val="12"/>
-              </w:rPr>
-              <w:br/>
-              <w:t xml:space="preserve">同上</w:t>
-            </w:r>
           </w:p>
         </w:tc>
         <w:tc>
@@ -3439,18 +3256,6 @@
               <w:br/>
               <w:t xml:space="preserve">りそなアセットマネジメント</w:t>
             </w:r>
-            <w:r>
-              <w:rPr>
-                <w:i/>
-                <w:iCs/>
-                <w:snapToGrid w:val="false"/>
-                <w:color w:val="666666"/>
-                <w:sz w:val="12"/>
-                <w:szCs w:val="12"/>
-              </w:rPr>
-              <w:br/>
-              <w:t xml:space="preserve">同上</w:t>
-            </w:r>
           </w:p>
         </w:tc>
         <w:tc>
@@ -3514,19 +3319,7 @@
                 <w:szCs w:val="15"/>
               </w:rPr>
               <w:br/>
-              <w:t xml:space="preserve">三井住友トラスト・アセットマネジメント</w:t>
-            </w:r>
-            <w:r>
-              <w:rPr>
-                <w:i/>
-                <w:iCs/>
-                <w:snapToGrid w:val="false"/>
-                <w:color w:val="666666"/>
-                <w:sz w:val="12"/>
-                <w:szCs w:val="12"/>
-              </w:rPr>
-              <w:br/>
-              <w:t xml:space="preserve">同上</w:t>
+              <w:t xml:space="preserve">三井住友トラスト・アセットマネジメント 等</w:t>
             </w:r>
           </w:p>
         </w:tc>
@@ -3574,6 +3367,41 @@
         </w:trPr>
         <w:tc>
           <w:tcPr>
+            <w:tcW w:type="dxa" w:w="15438"/>
+            <w:gridSpan w:val="7"/>
+            <w:shd w:fill="D9E2F3" w:val="clear"/>
+            <w:tcMar>
+              <w:top w:type="dxa" w:w="80"/>
+              <w:left w:type="dxa" w:w="110"/>
+              <w:bottom w:type="dxa" w:w="80"/>
+              <w:right w:type="dxa" w:w="90"/>
+            </w:tcMar>
+          </w:tcPr>
+          <w:p>
+            <w:pPr>
+              <w:spacing w:after="0" w:line="260"/>
+              <w:jc w:val="left"/>
+            </w:pPr>
+            <w:r>
+              <w:rPr>
+                <w:b/>
+                <w:bCs/>
+                <w:snapToGrid w:val="false"/>
+                <w:color w:val="1F3864"/>
+                <w:sz w:val="18"/>
+                <w:szCs w:val="18"/>
+              </w:rPr>
+              <w:t xml:space="preserve">B-2. 任意・非法定型（法律上の強制分離はないが、実務上「頭脳」を専門的に担う業務）</w:t>
+            </w:r>
+          </w:p>
+        </w:tc>
+      </w:tr>
+      <w:tr>
+        <w:trPr>
+          <w:cantSplit/>
+        </w:trPr>
+        <w:tc>
+          <w:tcPr>
             <w:tcW w:type="dxa" w:w="3260"/>
             <w:tcMar>
               <w:top w:type="dxa" w:w="70"/>
@@ -3596,7 +3424,7 @@
                 <w:sz w:val="16"/>
                 <w:szCs w:val="16"/>
               </w:rPr>
-              <w:t xml:space="preserve">7. PE・不動産等オルタナティブのゲートキーパー業務（外部機関投資家向け）</w:t>
+              <w:t xml:space="preserve">6. 機関投資家向け（年金基金・GPIF 等）運用受託業務</w:t>
             </w:r>
           </w:p>
         </w:tc>
@@ -3620,20 +3448,20 @@
                 <w:b/>
                 <w:bCs/>
                 <w:snapToGrid w:val="false"/>
-                <w:color w:val="B36B00"/>
-                <w:sz w:val="19"/>
-                <w:szCs w:val="19"/>
-              </w:rPr>
-              <w:t xml:space="preserve">△</w:t>
-            </w:r>
-            <w:r>
-              <w:rPr>
-                <w:snapToGrid w:val="false"/>
-                <w:sz w:val="15"/>
-                <w:szCs w:val="15"/>
-              </w:rPr>
-              <w:br/>
-              <w:t xml:space="preserve">アセットマネジメントOne 等</w:t>
+                <w:color w:val="1F6F43"/>
+                <w:sz w:val="19"/>
+                <w:szCs w:val="19"/>
+              </w:rPr>
+              <w:t xml:space="preserve">○</w:t>
+            </w:r>
+            <w:r>
+              <w:rPr>
+                <w:snapToGrid w:val="false"/>
+                <w:sz w:val="15"/>
+                <w:szCs w:val="15"/>
+              </w:rPr>
+              <w:br/>
+              <w:t xml:space="preserve">アセットマネジメントOne</w:t>
             </w:r>
             <w:r>
               <w:rPr>
@@ -3645,7 +3473,7 @@
                 <w:szCs w:val="12"/>
               </w:rPr>
               <w:br/>
-              <w:t xml:space="preserve">SMTBのような専業ゲートキーパー子会社は現時点で確認できず</w:t>
+              <w:t xml:space="preserve">外部運用会社と競合するマルチマネージャー方式が前提</w:t>
             </w:r>
           </w:p>
         </w:tc>
@@ -3674,15 +3502,6 @@
                 <w:szCs w:val="19"/>
               </w:rPr>
               <w:t xml:space="preserve">○</w:t>
-            </w:r>
-            <w:r>
-              <w:rPr>
-                <w:snapToGrid w:val="false"/>
-                <w:sz w:val="15"/>
-                <w:szCs w:val="15"/>
-              </w:rPr>
-              <w:br/>
-              <w:t xml:space="preserve">三菱UFJ信託銀行</w:t>
             </w:r>
             <w:r>
               <w:rPr>
@@ -3703,7 +3522,7 @@
                 <w:szCs w:val="12"/>
               </w:rPr>
               <w:br/>
-              <w:t xml:space="preserve">持株会社内の中立的専門部隊（IPAT）が商品ゲートキープを担う体制</w:t>
+              <w:t xml:space="preserve">同上</w:t>
             </w:r>
           </w:p>
         </w:tc>
@@ -3727,48 +3546,20 @@
                 <w:b/>
                 <w:bCs/>
                 <w:snapToGrid w:val="false"/>
-                <w:color w:val="B36B00"/>
-                <w:sz w:val="19"/>
-                <w:szCs w:val="19"/>
-              </w:rPr>
-              <w:t xml:space="preserve">△</w:t>
-            </w:r>
-          </w:p>
-        </w:tc>
-        <w:tc>
-          <w:tcPr>
-            <w:tcW w:type="dxa" w:w="1610"/>
-            <w:tcMar>
-              <w:top w:type="dxa" w:w="70"/>
-              <w:left w:type="dxa" w:w="70"/>
-              <w:bottom w:type="dxa" w:w="70"/>
-              <w:right w:type="dxa" w:w="70"/>
-            </w:tcMar>
-            <w:vAlign w:val="center"/>
-          </w:tcPr>
-          <w:p>
-            <w:pPr>
-              <w:spacing w:after="0" w:line="260"/>
-            </w:pPr>
-            <w:r>
-              <w:rPr>
-                <w:b/>
-                <w:bCs/>
-                <w:snapToGrid w:val="false"/>
-                <w:color w:val="B36B00"/>
-                <w:sz w:val="19"/>
-                <w:szCs w:val="19"/>
-              </w:rPr>
-              <w:t xml:space="preserve">△</w:t>
-            </w:r>
-            <w:r>
-              <w:rPr>
-                <w:snapToGrid w:val="false"/>
-                <w:sz w:val="15"/>
-                <w:szCs w:val="15"/>
-              </w:rPr>
-              <w:br/>
-              <w:t xml:space="preserve">ゆうちょアセットマネジメント</w:t>
+                <w:color w:val="1F6F43"/>
+                <w:sz w:val="19"/>
+                <w:szCs w:val="19"/>
+              </w:rPr>
+              <w:t xml:space="preserve">○</w:t>
+            </w:r>
+            <w:r>
+              <w:rPr>
+                <w:snapToGrid w:val="false"/>
+                <w:sz w:val="15"/>
+                <w:szCs w:val="15"/>
+              </w:rPr>
+              <w:br/>
+              <w:t xml:space="preserve">りそなアセットマネジメント</w:t>
             </w:r>
             <w:r>
               <w:rPr>
@@ -3780,7 +3571,35 @@
                 <w:szCs w:val="12"/>
               </w:rPr>
               <w:br/>
-              <w:t xml:space="preserve">旧JPインベストメントは機関投資家向けビジネスも展開するが、原資は主にゆうちょ銀行・かんぽ生命自身の出資。PE投資の主軸は下表10番の自己資金運用</w:t>
+              <w:t xml:space="preserve">同上</w:t>
+            </w:r>
+          </w:p>
+        </w:tc>
+        <w:tc>
+          <w:tcPr>
+            <w:tcW w:type="dxa" w:w="1610"/>
+            <w:tcMar>
+              <w:top w:type="dxa" w:w="70"/>
+              <w:left w:type="dxa" w:w="70"/>
+              <w:bottom w:type="dxa" w:w="70"/>
+              <w:right w:type="dxa" w:w="70"/>
+            </w:tcMar>
+            <w:vAlign w:val="center"/>
+          </w:tcPr>
+          <w:p>
+            <w:pPr>
+              <w:spacing w:after="0" w:line="260"/>
+            </w:pPr>
+            <w:r>
+              <w:rPr>
+                <w:b/>
+                <w:bCs/>
+                <w:snapToGrid w:val="false"/>
+                <w:color w:val="999999"/>
+                <w:sz w:val="19"/>
+                <w:szCs w:val="19"/>
+              </w:rPr>
+              <w:t xml:space="preserve">×</w:t>
             </w:r>
           </w:p>
         </w:tc>
@@ -3817,7 +3636,7 @@
                 <w:szCs w:val="15"/>
               </w:rPr>
               <w:br/>
-              <w:t xml:space="preserve">三井住友トラスト・インベストメント</w:t>
+              <w:t xml:space="preserve">三井住友トラスト・アセットマネジメント</w:t>
             </w:r>
             <w:r>
               <w:rPr>
@@ -3829,7 +3648,310 @@
                 <w:szCs w:val="12"/>
               </w:rPr>
               <w:br/>
-              <w:t xml:space="preserve">2025年10月にゲートキーパー機能を集約した専業子会社</w:t>
+              <w:t xml:space="preserve">同上</w:t>
+            </w:r>
+          </w:p>
+        </w:tc>
+        <w:tc>
+          <w:tcPr>
+            <w:tcW w:type="dxa" w:w="2118"/>
+            <w:tcMar>
+              <w:top w:type="dxa" w:w="70"/>
+              <w:left w:type="dxa" w:w="70"/>
+              <w:bottom w:type="dxa" w:w="70"/>
+              <w:right w:type="dxa" w:w="70"/>
+            </w:tcMar>
+            <w:vAlign w:val="center"/>
+          </w:tcPr>
+          <w:p>
+            <w:pPr>
+              <w:spacing w:after="0" w:line="260"/>
+            </w:pPr>
+            <w:r>
+              <w:rPr>
+                <w:b/>
+                <w:bCs/>
+                <w:snapToGrid w:val="false"/>
+                <w:color w:val="1F6F43"/>
+                <w:sz w:val="19"/>
+                <w:szCs w:val="19"/>
+              </w:rPr>
+              <w:t xml:space="preserve">○</w:t>
+            </w:r>
+            <w:r>
+              <w:rPr>
+                <w:snapToGrid w:val="false"/>
+                <w:sz w:val="15"/>
+                <w:szCs w:val="15"/>
+              </w:rPr>
+              <w:br/>
+              <w:t xml:space="preserve">野村アセットマネジメント 等</w:t>
+            </w:r>
+          </w:p>
+        </w:tc>
+      </w:tr>
+      <w:tr>
+        <w:trPr>
+          <w:cantSplit/>
+        </w:trPr>
+        <w:tc>
+          <w:tcPr>
+            <w:tcW w:type="dxa" w:w="3260"/>
+            <w:tcMar>
+              <w:top w:type="dxa" w:w="70"/>
+              <w:left w:type="dxa" w:w="90"/>
+              <w:bottom w:type="dxa" w:w="70"/>
+              <w:right w:type="dxa" w:w="90"/>
+            </w:tcMar>
+            <w:vAlign w:val="center"/>
+          </w:tcPr>
+          <w:p>
+            <w:pPr>
+              <w:spacing w:after="0" w:line="260"/>
+              <w:jc w:val="left"/>
+            </w:pPr>
+            <w:r>
+              <w:rPr>
+                <w:b w:val="false"/>
+                <w:bCs w:val="false"/>
+                <w:snapToGrid w:val="false"/>
+                <w:sz w:val="16"/>
+                <w:szCs w:val="16"/>
+              </w:rPr>
+              <w:t xml:space="preserve">7. PE・不動産等オルタナティブのゲートキーパー業務（信託銀行本体とは別の、グループ専業会社による運用受任）</w:t>
+            </w:r>
+          </w:p>
+        </w:tc>
+        <w:tc>
+          <w:tcPr>
+            <w:tcW w:type="dxa" w:w="2010"/>
+            <w:tcMar>
+              <w:top w:type="dxa" w:w="70"/>
+              <w:left w:type="dxa" w:w="70"/>
+              <w:bottom w:type="dxa" w:w="70"/>
+              <w:right w:type="dxa" w:w="70"/>
+            </w:tcMar>
+            <w:vAlign w:val="center"/>
+          </w:tcPr>
+          <w:p>
+            <w:pPr>
+              <w:spacing w:after="0" w:line="260"/>
+            </w:pPr>
+            <w:r>
+              <w:rPr>
+                <w:b/>
+                <w:bCs/>
+                <w:snapToGrid w:val="false"/>
+                <w:color w:val="B36B00"/>
+                <w:sz w:val="19"/>
+                <w:szCs w:val="19"/>
+              </w:rPr>
+              <w:t xml:space="preserve">△</w:t>
+            </w:r>
+            <w:r>
+              <w:rPr>
+                <w:snapToGrid w:val="false"/>
+                <w:sz w:val="15"/>
+                <w:szCs w:val="15"/>
+              </w:rPr>
+              <w:br/>
+              <w:t xml:space="preserve">アセットマネジメントOne 等</w:t>
+            </w:r>
+            <w:r>
+              <w:rPr>
+                <w:i/>
+                <w:iCs/>
+                <w:snapToGrid w:val="false"/>
+                <w:color w:val="666666"/>
+                <w:sz w:val="12"/>
+                <w:szCs w:val="12"/>
+              </w:rPr>
+              <w:br/>
+              <w:t xml:space="preserve">SMTBのような専業ゲートキーパー子会社は現時点で確認できず</w:t>
+            </w:r>
+          </w:p>
+        </w:tc>
+        <w:tc>
+          <w:tcPr>
+            <w:tcW w:type="dxa" w:w="2010"/>
+            <w:tcMar>
+              <w:top w:type="dxa" w:w="70"/>
+              <w:left w:type="dxa" w:w="70"/>
+              <w:bottom w:type="dxa" w:w="70"/>
+              <w:right w:type="dxa" w:w="70"/>
+            </w:tcMar>
+            <w:vAlign w:val="center"/>
+          </w:tcPr>
+          <w:p>
+            <w:pPr>
+              <w:spacing w:after="0" w:line="260"/>
+            </w:pPr>
+            <w:r>
+              <w:rPr>
+                <w:b/>
+                <w:bCs/>
+                <w:snapToGrid w:val="false"/>
+                <w:color w:val="1F6F43"/>
+                <w:sz w:val="19"/>
+                <w:szCs w:val="19"/>
+              </w:rPr>
+              <w:t xml:space="preserve">○</w:t>
+            </w:r>
+            <w:r>
+              <w:rPr>
+                <w:snapToGrid w:val="false"/>
+                <w:sz w:val="15"/>
+                <w:szCs w:val="15"/>
+              </w:rPr>
+              <w:br/>
+              <w:t xml:space="preserve">三菱UFJ信託銀行</w:t>
+            </w:r>
+            <w:r>
+              <w:rPr>
+                <w:snapToGrid w:val="false"/>
+                <w:sz w:val="15"/>
+                <w:szCs w:val="15"/>
+              </w:rPr>
+              <w:br/>
+              <w:t xml:space="preserve">三菱UFJアセットマネジメント</w:t>
+            </w:r>
+            <w:r>
+              <w:rPr>
+                <w:i/>
+                <w:iCs/>
+                <w:snapToGrid w:val="false"/>
+                <w:color w:val="666666"/>
+                <w:sz w:val="12"/>
+                <w:szCs w:val="12"/>
+              </w:rPr>
+              <w:br/>
+              <w:t xml:space="preserve">持株会社内の中立的専門部隊（IPAT）が商品ゲートキープを担う体制</w:t>
+            </w:r>
+          </w:p>
+        </w:tc>
+        <w:tc>
+          <w:tcPr>
+            <w:tcW w:type="dxa" w:w="2010"/>
+            <w:tcMar>
+              <w:top w:type="dxa" w:w="70"/>
+              <w:left w:type="dxa" w:w="70"/>
+              <w:bottom w:type="dxa" w:w="70"/>
+              <w:right w:type="dxa" w:w="70"/>
+            </w:tcMar>
+            <w:vAlign w:val="center"/>
+          </w:tcPr>
+          <w:p>
+            <w:pPr>
+              <w:spacing w:after="0" w:line="260"/>
+            </w:pPr>
+            <w:r>
+              <w:rPr>
+                <w:b/>
+                <w:bCs/>
+                <w:snapToGrid w:val="false"/>
+                <w:color w:val="B36B00"/>
+                <w:sz w:val="19"/>
+                <w:szCs w:val="19"/>
+              </w:rPr>
+              <w:t xml:space="preserve">△</w:t>
+            </w:r>
+          </w:p>
+        </w:tc>
+        <w:tc>
+          <w:tcPr>
+            <w:tcW w:type="dxa" w:w="1610"/>
+            <w:tcMar>
+              <w:top w:type="dxa" w:w="70"/>
+              <w:left w:type="dxa" w:w="70"/>
+              <w:bottom w:type="dxa" w:w="70"/>
+              <w:right w:type="dxa" w:w="70"/>
+            </w:tcMar>
+            <w:vAlign w:val="center"/>
+          </w:tcPr>
+          <w:p>
+            <w:pPr>
+              <w:spacing w:after="0" w:line="260"/>
+            </w:pPr>
+            <w:r>
+              <w:rPr>
+                <w:b/>
+                <w:bCs/>
+                <w:snapToGrid w:val="false"/>
+                <w:color w:val="B36B00"/>
+                <w:sz w:val="19"/>
+                <w:szCs w:val="19"/>
+              </w:rPr>
+              <w:t xml:space="preserve">△</w:t>
+            </w:r>
+            <w:r>
+              <w:rPr>
+                <w:snapToGrid w:val="false"/>
+                <w:sz w:val="15"/>
+                <w:szCs w:val="15"/>
+              </w:rPr>
+              <w:br/>
+              <w:t xml:space="preserve">ゆうちょアセットマネジメント</w:t>
+            </w:r>
+            <w:r>
+              <w:rPr>
+                <w:i/>
+                <w:iCs/>
+                <w:snapToGrid w:val="false"/>
+                <w:color w:val="666666"/>
+                <w:sz w:val="12"/>
+                <w:szCs w:val="12"/>
+              </w:rPr>
+              <w:br/>
+              <w:t xml:space="preserve">旧JPインベストメントは機関投資家向けビジネスも展開するが、原資は主にゆうちょ銀行・かんぽ生命自身の出資。PE投資の主軸は下表10番の自己資金運用</w:t>
+            </w:r>
+          </w:p>
+        </w:tc>
+        <w:tc>
+          <w:tcPr>
+            <w:tcW w:type="dxa" w:w="2420"/>
+            <w:tcMar>
+              <w:top w:type="dxa" w:w="70"/>
+              <w:left w:type="dxa" w:w="70"/>
+              <w:bottom w:type="dxa" w:w="70"/>
+              <w:right w:type="dxa" w:w="70"/>
+            </w:tcMar>
+            <w:vAlign w:val="center"/>
+          </w:tcPr>
+          <w:p>
+            <w:pPr>
+              <w:spacing w:after="0" w:line="260"/>
+            </w:pPr>
+            <w:r>
+              <w:rPr>
+                <w:b/>
+                <w:bCs/>
+                <w:snapToGrid w:val="false"/>
+                <w:color w:val="1F6F43"/>
+                <w:sz w:val="19"/>
+                <w:szCs w:val="19"/>
+              </w:rPr>
+              <w:t xml:space="preserve">○</w:t>
+            </w:r>
+            <w:r>
+              <w:rPr>
+                <w:snapToGrid w:val="false"/>
+                <w:sz w:val="15"/>
+                <w:szCs w:val="15"/>
+              </w:rPr>
+              <w:br/>
+              <w:t xml:space="preserve">三井住友トラスト・インベストメント</w:t>
+            </w:r>
+            <w:r>
+              <w:rPr>
+                <w:i/>
+                <w:iCs/>
+                <w:snapToGrid w:val="false"/>
+                <w:color w:val="666666"/>
+                <w:sz w:val="12"/>
+                <w:szCs w:val="12"/>
+              </w:rPr>
+              <w:br/>
+              <w:t xml:space="preserve">信託銀行本体とは別法人。2025年10月にゲートキーパー機能を集約した専業子会社（信託銀行本体のオルタナティブ運用部＝上表3番とは別組織）</w:t>
             </w:r>
           </w:p>
         </w:tc>
@@ -5405,7 +5527,7 @@
           <w:sz w:val="19"/>
           <w:szCs w:val="19"/>
         </w:rPr>
-        <w:t xml:space="preserve">・③りそなグループ：資産運用業務はりそな銀行の資産運用部門、アセットマネジメント業務は2015年設立の「りそなアセットマネジメント」が担う。</w:t>
+        <w:t xml:space="preserve">・③りそなグループ：資産運用業務はりそな銀行の資産運用部門、アセットマネジメント業務は2015年設立の「りそなアセットマネジメント」が担う。ただしPE等のオルタナティブ投資（上表3番）は、りそな銀行本体の「信託財産運用部インベストメントマネジメント室」が信託財産向けに扱っており、りそなアセットマネジメントとは別組織。</w:t>
       </w:r>
     </w:p>
     <w:p>
@@ -5437,7 +5559,7 @@
           <w:sz w:val="19"/>
           <w:szCs w:val="19"/>
         </w:rPr>
-        <w:t xml:space="preserve">・⑤三井住友グループ：アセットマネジメント会社が資本系列によって分かれる点に注意が必要。「三井住友トラスト・アセットマネジメント」は三井住友トラスト・グループ（三井住友信託銀行）の系列、「三井住友DSアセットマネジメント」はSMBC日興アセットマネジメントとダイワSBI投信投資顧問が2023年に合併して発足した会社で、三井住友フィナンシャルグループ（SMBC）と大和証券グループの共同出資である。両社は別会社である。</w:t>
+        <w:t xml:space="preserve">・⑤三井住友グループ：アセットマネジメント会社が資本系列によって分かれる点に注意が必要。「三井住友トラスト・アセットマネジメント」は三井住友トラスト・グループ（三井住友信託銀行）の系列、「三井住友DSアセットマネジメント」はSMBC日興アセットマネジメントとダイワSBI投信投資顧問が2023年に合併して発足した会社で、三井住友フィナンシャルグループ（SMBC）と大和証券グループの共同出資である。両社は別会社である。またPE等のオルタナティブ投資については、三井住友信託銀行本体の「オルタナティブ運用部」（信託財産向け、上表3番）と、別法人の「三井住友トラスト・インベストメント」（外部機関投資家向けゲートキーパー業務、上表7番）が並存しており、両者の役割分担の詳細は完全には確認できていない。</w:t>
       </w:r>
     </w:p>
     <w:p>
@@ -5819,7 +5941,7 @@
                 <w:sz w:val="17"/>
                 <w:szCs w:val="17"/>
               </w:rPr>
-              <w:t xml:space="preserve">未上場株式やインフラ、プライベートデット、不動産等の非上場資産（オルタナティブ資産）を信託財産として受託し、専門的な運用を行う業務。</w:t>
+              <w:t xml:space="preserve">未上場株式やインフラ、プライベートデット、不動産等の非上場資産（オルタナティブ資産）を信託財産として受託し、専門的な運用を行う業務。信託銀行本体内の専門部署（りそな銀行の信託財産運用部、三井住友信託銀行のオルタナティブ運用部等）が「頭脳」として投資先の発掘・選定・モニタリングを担うのが特徴で、金庫（資産の保管・執行）も同じ信託銀行が兼ねる。信託免許を持たないゆうちょ銀行は、この形態の業務そのものを行えない。</w:t>
             </w:r>
           </w:p>
         </w:tc>
@@ -5854,7 +5976,7 @@
                 <w:sz w:val="16"/>
                 <w:szCs w:val="16"/>
               </w:rPr>
-              <w:t xml:space="preserve">B. アセットマネジメント業務（グループの資産運用会社による運用業務）</w:t>
+              <w:t xml:space="preserve">B. アセットマネジメント業務（銀行・信託銀行等からの委託を受け、運用先の検討・運用指図を行う業務）</w:t>
             </w:r>
           </w:p>
         </w:tc>
@@ -5865,57 +5987,31 @@
         </w:trPr>
         <w:tc>
           <w:tcPr>
-            <w:tcW w:type="dxa" w:w="3600"/>
-            <w:tcMar>
-              <w:top w:type="dxa" w:w="60"/>
-              <w:left w:type="dxa" w:w="80"/>
-              <w:bottom w:type="dxa" w:w="60"/>
-              <w:right w:type="dxa" w:w="80"/>
-            </w:tcMar>
-            <w:vAlign w:val="center"/>
-          </w:tcPr>
-          <w:p>
-            <w:pPr>
-              <w:spacing w:after="0" w:line="260"/>
-              <w:jc w:val="left"/>
-            </w:pPr>
-            <w:r>
-              <w:rPr>
-                <w:b/>
-                <w:bCs/>
-                <w:snapToGrid w:val="false"/>
-                <w:sz w:val="16"/>
-                <w:szCs w:val="16"/>
-              </w:rPr>
-              <w:t xml:space="preserve">4. 公募投資信託の設定・運用（委託者）業務</w:t>
-            </w:r>
-          </w:p>
-        </w:tc>
-        <w:tc>
-          <w:tcPr>
-            <w:tcW w:type="dxa" w:w="11838"/>
+            <w:tcW w:type="dxa" w:w="15438"/>
+            <w:gridSpan w:val="2"/>
+            <w:shd w:fill="D9E2F3" w:val="clear"/>
             <w:tcMar>
               <w:top w:type="dxa" w:w="60"/>
               <w:left w:type="dxa" w:w="100"/>
               <w:bottom w:type="dxa" w:w="60"/>
-              <w:right w:type="dxa" w:w="100"/>
-            </w:tcMar>
-            <w:vAlign w:val="center"/>
-          </w:tcPr>
-          <w:p>
-            <w:pPr>
-              <w:spacing w:after="0" w:line="260"/>
-              <w:jc w:val="left"/>
-            </w:pPr>
-            <w:r>
-              <w:rPr>
-                <w:b w:val="false"/>
-                <w:bCs w:val="false"/>
-                <w:snapToGrid w:val="false"/>
-                <w:sz w:val="17"/>
-                <w:szCs w:val="17"/>
-              </w:rPr>
-              <w:t xml:space="preserve">グループの資産運用会社が投資信託（ファンド）を組成（設定）し、運用方針の決定や資産配分の実行など、実際の運用指図を行う業務。</w:t>
+              <w:right w:type="dxa" w:w="80"/>
+            </w:tcMar>
+          </w:tcPr>
+          <w:p>
+            <w:pPr>
+              <w:spacing w:after="0" w:line="260"/>
+              <w:jc w:val="left"/>
+            </w:pPr>
+            <w:r>
+              <w:rPr>
+                <w:b/>
+                <w:bCs/>
+                <w:snapToGrid w:val="false"/>
+                <w:color w:val="1F3864"/>
+                <w:sz w:val="16"/>
+                <w:szCs w:val="16"/>
+              </w:rPr>
+              <w:t xml:space="preserve">B-1. 法定分離型（投信法第3条により、頭脳＝委託者と金庫＝受託者を別法人にすることが義務付けられている業務）</w:t>
             </w:r>
           </w:p>
         </w:tc>
@@ -5948,7 +6044,7 @@
                 <w:sz w:val="16"/>
                 <w:szCs w:val="16"/>
               </w:rPr>
-              <w:t xml:space="preserve">5. 確定拠出年金（DC）向け運用商品の提供</w:t>
+              <w:t xml:space="preserve">4. 公募投資信託の設定・運用（委託者）業務</w:t>
             </w:r>
           </w:p>
         </w:tc>
@@ -5976,7 +6072,7 @@
                 <w:sz w:val="17"/>
                 <w:szCs w:val="17"/>
               </w:rPr>
-              <w:t xml:space="preserve">企業型・個人型（iDeCo）確定拠出年金の加入者向けに、投資信託等の運用商品ラインナップを提供する業務。</w:t>
+              <w:t xml:space="preserve">グループの資産運用会社が投資信託（ファンド）を組成（設定）し、運用方針の決定や資産配分の実行など、実際の運用指図を行う業務。</w:t>
             </w:r>
           </w:p>
         </w:tc>
@@ -6009,7 +6105,7 @@
                 <w:sz w:val="16"/>
                 <w:szCs w:val="16"/>
               </w:rPr>
-              <w:t xml:space="preserve">6. 機関投資家向け（年金基金・GPIF 等）運用受託業務</w:t>
+              <w:t xml:space="preserve">5. 確定拠出年金（DC）向け運用商品の提供</w:t>
             </w:r>
           </w:p>
         </w:tc>
@@ -6037,7 +6133,7 @@
                 <w:sz w:val="17"/>
                 <w:szCs w:val="17"/>
               </w:rPr>
-              <w:t xml:space="preserve">年金基金や政府系ファンド（GPIF 等）、保険会社等の機関投資家から資金の運用を直接受託し、専門的な運用サービスを提供する業務。グループのアセットマネジメント会社も、他社の運用会社と並ぶ選定候補の一つとして競争にさらされる（マルチマネージャー方式）。</w:t>
+              <w:t xml:space="preserve">企業型・個人型（iDeCo）確定拠出年金の加入者向けに、投資信託等の運用商品ラインナップを提供する業務。</w:t>
             </w:r>
           </w:p>
         </w:tc>
@@ -6048,6 +6144,41 @@
         </w:trPr>
         <w:tc>
           <w:tcPr>
+            <w:tcW w:type="dxa" w:w="15438"/>
+            <w:gridSpan w:val="2"/>
+            <w:shd w:fill="D9E2F3" w:val="clear"/>
+            <w:tcMar>
+              <w:top w:type="dxa" w:w="60"/>
+              <w:left w:type="dxa" w:w="100"/>
+              <w:bottom w:type="dxa" w:w="60"/>
+              <w:right w:type="dxa" w:w="80"/>
+            </w:tcMar>
+          </w:tcPr>
+          <w:p>
+            <w:pPr>
+              <w:spacing w:after="0" w:line="260"/>
+              <w:jc w:val="left"/>
+            </w:pPr>
+            <w:r>
+              <w:rPr>
+                <w:b/>
+                <w:bCs/>
+                <w:snapToGrid w:val="false"/>
+                <w:color w:val="1F3864"/>
+                <w:sz w:val="16"/>
+                <w:szCs w:val="16"/>
+              </w:rPr>
+              <w:t xml:space="preserve">B-2. 任意・非法定型（法律上の強制分離はないが、実務上「頭脳」を専門的に担う業務）</w:t>
+            </w:r>
+          </w:p>
+        </w:tc>
+      </w:tr>
+      <w:tr>
+        <w:trPr>
+          <w:cantSplit/>
+        </w:trPr>
+        <w:tc>
+          <w:tcPr>
             <w:tcW w:type="dxa" w:w="3600"/>
             <w:tcMar>
               <w:top w:type="dxa" w:w="60"/>
@@ -6070,7 +6201,7 @@
                 <w:sz w:val="16"/>
                 <w:szCs w:val="16"/>
               </w:rPr>
-              <w:t xml:space="preserve">7. PE・不動産等オルタナティブのゲートキーパー業務（外部機関投資家向け）</w:t>
+              <w:t xml:space="preserve">6. 機関投資家向け（年金基金・GPIF 等）運用受託業務</w:t>
             </w:r>
           </w:p>
         </w:tc>
@@ -6098,7 +6229,68 @@
                 <w:sz w:val="17"/>
                 <w:szCs w:val="17"/>
               </w:rPr>
-              <w:t xml:space="preserve">年金基金等の外部機関投資家に代わり、PE・インフラ・不動産ファンド等への投資機会を調査・選定・モニタリングする「ゲートキーパー業務」。多くのグループで、銀行自身の資金によるPE投資（自己勘定投資、1990年代からマーケット業務の一環として開始）で培った目利き力を、2000年代以降に外部投資家向けサービスへ展開した経緯があり、現在はSMBCトラストグループの三井住友トラスト・インベストメントのように専業子会社が担うケースもある。</w:t>
+              <w:t xml:space="preserve">年金基金や政府系ファンド（GPIF 等）、保険会社等の機関投資家から資金の運用を直接受託し、専門的な運用サービスを提供する業務。グループのアセットマネジメント会社も、他社の運用会社と並ぶ選定候補の一つとして競争にさらされる（マルチマネージャー方式）。</w:t>
+            </w:r>
+          </w:p>
+        </w:tc>
+      </w:tr>
+      <w:tr>
+        <w:trPr>
+          <w:cantSplit/>
+        </w:trPr>
+        <w:tc>
+          <w:tcPr>
+            <w:tcW w:type="dxa" w:w="3600"/>
+            <w:tcMar>
+              <w:top w:type="dxa" w:w="60"/>
+              <w:left w:type="dxa" w:w="80"/>
+              <w:bottom w:type="dxa" w:w="60"/>
+              <w:right w:type="dxa" w:w="80"/>
+            </w:tcMar>
+            <w:vAlign w:val="center"/>
+          </w:tcPr>
+          <w:p>
+            <w:pPr>
+              <w:spacing w:after="0" w:line="260"/>
+              <w:jc w:val="left"/>
+            </w:pPr>
+            <w:r>
+              <w:rPr>
+                <w:b/>
+                <w:bCs/>
+                <w:snapToGrid w:val="false"/>
+                <w:sz w:val="16"/>
+                <w:szCs w:val="16"/>
+              </w:rPr>
+              <w:t xml:space="preserve">7. PE・不動産等オルタナティブのゲートキーパー業務（信託銀行本体とは別の、グループ専業会社による運用受任）</w:t>
+            </w:r>
+          </w:p>
+        </w:tc>
+        <w:tc>
+          <w:tcPr>
+            <w:tcW w:type="dxa" w:w="11838"/>
+            <w:tcMar>
+              <w:top w:type="dxa" w:w="60"/>
+              <w:left w:type="dxa" w:w="100"/>
+              <w:bottom w:type="dxa" w:w="60"/>
+              <w:right w:type="dxa" w:w="100"/>
+            </w:tcMar>
+            <w:vAlign w:val="center"/>
+          </w:tcPr>
+          <w:p>
+            <w:pPr>
+              <w:spacing w:after="0" w:line="260"/>
+              <w:jc w:val="left"/>
+            </w:pPr>
+            <w:r>
+              <w:rPr>
+                <w:b w:val="false"/>
+                <w:bCs w:val="false"/>
+                <w:snapToGrid w:val="false"/>
+                <w:sz w:val="17"/>
+                <w:szCs w:val="17"/>
+              </w:rPr>
+              <w:t xml:space="preserve">年金基金等の外部機関投資家に代わり、PE・インフラ・不動産ファンド等への投資機会を調査・選定・モニタリングする「ゲートキーパー業務」。上表3番との違いは主体で、3番は信託銀行本体が頭脳を兼ねるのに対し、この業務は信託銀行本体とは別法人（グループの専業子会社等）が頭脳を担う。三井住友トラスト・インベストメント（SMBCトラストグループ、2025年10月にゲートキーパー機能を集約）が代表例。法律上の強制分離ではなく、各グループの組織設計上の選択である点に注意。</w:t>
             </w:r>
           </w:p>
         </w:tc>

--- a/信吾/銀行研究/添付ファイル/資産運用・アセマネ・マーケット業務比較表.docx
+++ b/信吾/銀行研究/添付ファイル/資産運用・アセマネ・マーケット業務比較表.docx
@@ -803,7 +803,7 @@
           <w:sz w:val="19"/>
           <w:szCs w:val="19"/>
         </w:rPr>
-        <w:t xml:space="preserve">・　プライベートエクイティ（PE）は特に境界が曖昧：まず銀行自身の資金による「自己勘定投資」（下表10番、マーケット業務の一種）として存在し、そこで培った目利き力を外部の機関投資家向けサービスへ展開したのが上記のB-2型ゲートキーパー業務（下表7番）である。両者は別物として併存しており、規模としては自己資金運用の方が圧倒的に大きいケースが多い。特にゆうちょ銀行は、国債中心の運用だけでなく自己資金によるPE・不動産投資でも国内最大級（2025年9月末時点でPE7.6兆円・不動産4.9兆円）であり、「自社の資金でPEをしている」という理解は正しい。</w:t>
+        <w:t xml:space="preserve">・　プライベートエクイティ（PE）は特に境界が曖昧：まず銀行自身の資金による「自己勘定投資」（下表11番、マーケット業務の一種。資産クラス別の内訳は下表C-1参照）として存在し、そこで培った目利き力を外部の機関投資家向けサービスへ展開したのが上記のB-2型ゲートキーパー業務（下表7番）である。両者は別物として併存しており、規模としては自己資金運用の方が圧倒的に大きいケースが多い。特にゆうちょ銀行は、国債中心の運用だけでなく自己資金によるPE・不動産投資でも国内最大級（2025年9月末時点でPE7.6兆円・不動産4.9兆円）であり、「自社の資金でPEをしている」という理解は正しい。</w:t>
       </w:r>
     </w:p>
     <w:p>
@@ -2678,7 +2678,7 @@
                 <w:szCs w:val="12"/>
               </w:rPr>
               <w:br/>
-              <w:t xml:space="preserve">ゆうちょ銀行は信託免許を持たないため、信託としての運用受託自体が成立しない（自己資金でのPE・不動産投資は下表10番を参照）</w:t>
+              <w:t xml:space="preserve">ゆうちょ銀行は信託免許を持たないため、信託としての運用受託自体が成立しない（自己資金でのPE・不動産投資は下表11・12番を参照）</w:t>
             </w:r>
           </w:p>
         </w:tc>
@@ -3902,7 +3902,7 @@
                 <w:szCs w:val="12"/>
               </w:rPr>
               <w:br/>
-              <w:t xml:space="preserve">旧JPインベストメントは機関投資家向けビジネスも展開するが、原資は主にゆうちょ銀行・かんぽ生命自身の出資。PE投資の主軸は下表10番の自己資金運用</w:t>
+              <w:t xml:space="preserve">旧JPインベストメントは機関投資家向けビジネスも展開するが、原資は主にゆうちょ銀行・かんぽ生命自身の出資。PE投資の主軸は下表11番の自己資金運用</w:t>
             </w:r>
           </w:p>
         </w:tc>
@@ -4592,302 +4592,31 @@
         </w:trPr>
         <w:tc>
           <w:tcPr>
-            <w:tcW w:type="dxa" w:w="3260"/>
-            <w:tcMar>
-              <w:top w:type="dxa" w:w="70"/>
-              <w:left w:type="dxa" w:w="90"/>
-              <w:bottom w:type="dxa" w:w="70"/>
+            <w:tcW w:type="dxa" w:w="15438"/>
+            <w:gridSpan w:val="7"/>
+            <w:shd w:fill="D9E2F3" w:val="clear"/>
+            <w:tcMar>
+              <w:top w:type="dxa" w:w="80"/>
+              <w:left w:type="dxa" w:w="110"/>
+              <w:bottom w:type="dxa" w:w="80"/>
               <w:right w:type="dxa" w:w="90"/>
             </w:tcMar>
-            <w:vAlign w:val="center"/>
-          </w:tcPr>
-          <w:p>
-            <w:pPr>
-              <w:spacing w:after="0" w:line="260"/>
-              <w:jc w:val="left"/>
-            </w:pPr>
-            <w:r>
-              <w:rPr>
-                <w:b w:val="false"/>
-                <w:bCs w:val="false"/>
-                <w:snapToGrid w:val="false"/>
-                <w:sz w:val="16"/>
-                <w:szCs w:val="16"/>
-              </w:rPr>
-              <w:t xml:space="preserve">10. 有価証券・プライベートアセットへの自己勘定投資業務（自己資金によるPE・不動産投資を含む）</w:t>
-            </w:r>
-          </w:p>
-        </w:tc>
-        <w:tc>
-          <w:tcPr>
-            <w:tcW w:type="dxa" w:w="2010"/>
-            <w:tcMar>
-              <w:top w:type="dxa" w:w="70"/>
-              <w:left w:type="dxa" w:w="70"/>
-              <w:bottom w:type="dxa" w:w="70"/>
-              <w:right w:type="dxa" w:w="70"/>
-            </w:tcMar>
-            <w:vAlign w:val="center"/>
-          </w:tcPr>
-          <w:p>
-            <w:pPr>
-              <w:spacing w:after="0" w:line="260"/>
-            </w:pPr>
-            <w:r>
-              <w:rPr>
-                <w:b/>
-                <w:bCs/>
-                <w:snapToGrid w:val="false"/>
-                <w:color w:val="1F6F43"/>
-                <w:sz w:val="19"/>
-                <w:szCs w:val="19"/>
-              </w:rPr>
-              <w:t xml:space="preserve">○</w:t>
-            </w:r>
-            <w:r>
-              <w:rPr>
-                <w:snapToGrid w:val="false"/>
-                <w:sz w:val="15"/>
-                <w:szCs w:val="15"/>
-              </w:rPr>
-              <w:br/>
-              <w:t xml:space="preserve">みずほ銀行</w:t>
-            </w:r>
-            <w:r>
-              <w:rPr>
-                <w:snapToGrid w:val="false"/>
-                <w:sz w:val="15"/>
-                <w:szCs w:val="15"/>
-              </w:rPr>
-              <w:br/>
-              <w:t xml:space="preserve">みずほ信託銀行</w:t>
-            </w:r>
-          </w:p>
-        </w:tc>
-        <w:tc>
-          <w:tcPr>
-            <w:tcW w:type="dxa" w:w="2010"/>
-            <w:tcMar>
-              <w:top w:type="dxa" w:w="70"/>
-              <w:left w:type="dxa" w:w="70"/>
-              <w:bottom w:type="dxa" w:w="70"/>
-              <w:right w:type="dxa" w:w="70"/>
-            </w:tcMar>
-            <w:vAlign w:val="center"/>
-          </w:tcPr>
-          <w:p>
-            <w:pPr>
-              <w:spacing w:after="0" w:line="260"/>
-            </w:pPr>
-            <w:r>
-              <w:rPr>
-                <w:b/>
-                <w:bCs/>
-                <w:snapToGrid w:val="false"/>
-                <w:color w:val="1F6F43"/>
-                <w:sz w:val="19"/>
-                <w:szCs w:val="19"/>
-              </w:rPr>
-              <w:t xml:space="preserve">○</w:t>
-            </w:r>
-            <w:r>
-              <w:rPr>
-                <w:snapToGrid w:val="false"/>
-                <w:sz w:val="15"/>
-                <w:szCs w:val="15"/>
-              </w:rPr>
-              <w:br/>
-              <w:t xml:space="preserve">三菱UFJ銀行</w:t>
-            </w:r>
-            <w:r>
-              <w:rPr>
-                <w:snapToGrid w:val="false"/>
-                <w:sz w:val="15"/>
-                <w:szCs w:val="15"/>
-              </w:rPr>
-              <w:br/>
-              <w:t xml:space="preserve">三菱UFJ信託銀行</w:t>
-            </w:r>
-          </w:p>
-        </w:tc>
-        <w:tc>
-          <w:tcPr>
-            <w:tcW w:type="dxa" w:w="2010"/>
-            <w:tcMar>
-              <w:top w:type="dxa" w:w="70"/>
-              <w:left w:type="dxa" w:w="70"/>
-              <w:bottom w:type="dxa" w:w="70"/>
-              <w:right w:type="dxa" w:w="70"/>
-            </w:tcMar>
-            <w:vAlign w:val="center"/>
-          </w:tcPr>
-          <w:p>
-            <w:pPr>
-              <w:spacing w:after="0" w:line="260"/>
-            </w:pPr>
-            <w:r>
-              <w:rPr>
-                <w:b/>
-                <w:bCs/>
-                <w:snapToGrid w:val="false"/>
-                <w:color w:val="1F6F43"/>
-                <w:sz w:val="19"/>
-                <w:szCs w:val="19"/>
-              </w:rPr>
-              <w:t xml:space="preserve">○</w:t>
-            </w:r>
-            <w:r>
-              <w:rPr>
-                <w:snapToGrid w:val="false"/>
-                <w:sz w:val="15"/>
-                <w:szCs w:val="15"/>
-              </w:rPr>
-              <w:br/>
-              <w:t xml:space="preserve">りそな銀行</w:t>
-            </w:r>
-          </w:p>
-        </w:tc>
-        <w:tc>
-          <w:tcPr>
-            <w:tcW w:type="dxa" w:w="1610"/>
-            <w:tcMar>
-              <w:top w:type="dxa" w:w="70"/>
-              <w:left w:type="dxa" w:w="70"/>
-              <w:bottom w:type="dxa" w:w="70"/>
-              <w:right w:type="dxa" w:w="70"/>
-            </w:tcMar>
-            <w:vAlign w:val="center"/>
-          </w:tcPr>
-          <w:p>
-            <w:pPr>
-              <w:spacing w:after="0" w:line="260"/>
-            </w:pPr>
-            <w:r>
-              <w:rPr>
-                <w:b/>
-                <w:bCs/>
-                <w:snapToGrid w:val="false"/>
-                <w:color w:val="1F6F43"/>
-                <w:sz w:val="19"/>
-                <w:szCs w:val="19"/>
-              </w:rPr>
-              <w:t xml:space="preserve">○</w:t>
-            </w:r>
-            <w:r>
-              <w:rPr>
-                <w:snapToGrid w:val="false"/>
-                <w:sz w:val="15"/>
-                <w:szCs w:val="15"/>
-              </w:rPr>
-              <w:br/>
-              <w:t xml:space="preserve">ゆうちょ銀行</w:t>
-            </w:r>
-            <w:r>
-              <w:rPr>
-                <w:i/>
-                <w:iCs/>
-                <w:snapToGrid w:val="false"/>
-                <w:color w:val="666666"/>
-                <w:sz w:val="12"/>
-                <w:szCs w:val="12"/>
-              </w:rPr>
-              <w:br/>
-              <w:t xml:space="preserve">国債等に加え、2025年9月末時点でPEに7.6兆円・不動産に4.9兆円を自己資金で投資（国内最大級）。自社のプライベートエクイティ投資部が主導し、2026年4月にこの機能をゆうちょアセットマネジメントへ移管したが、原資は引き続きゆうちょ銀行自身の資金</w:t>
-            </w:r>
-          </w:p>
-        </w:tc>
-        <w:tc>
-          <w:tcPr>
-            <w:tcW w:type="dxa" w:w="2420"/>
-            <w:tcMar>
-              <w:top w:type="dxa" w:w="70"/>
-              <w:left w:type="dxa" w:w="70"/>
-              <w:bottom w:type="dxa" w:w="70"/>
-              <w:right w:type="dxa" w:w="70"/>
-            </w:tcMar>
-            <w:vAlign w:val="center"/>
-          </w:tcPr>
-          <w:p>
-            <w:pPr>
-              <w:spacing w:after="0" w:line="260"/>
-            </w:pPr>
-            <w:r>
-              <w:rPr>
-                <w:b/>
-                <w:bCs/>
-                <w:snapToGrid w:val="false"/>
-                <w:color w:val="1F6F43"/>
-                <w:sz w:val="19"/>
-                <w:szCs w:val="19"/>
-              </w:rPr>
-              <w:t xml:space="preserve">○</w:t>
-            </w:r>
-            <w:r>
-              <w:rPr>
-                <w:snapToGrid w:val="false"/>
-                <w:sz w:val="15"/>
-                <w:szCs w:val="15"/>
-              </w:rPr>
-              <w:br/>
-              <w:t xml:space="preserve">三井住友銀行</w:t>
-            </w:r>
-            <w:r>
-              <w:rPr>
-                <w:snapToGrid w:val="false"/>
-                <w:sz w:val="15"/>
-                <w:szCs w:val="15"/>
-              </w:rPr>
-              <w:br/>
-              <w:t xml:space="preserve">三井住友信託銀行</w:t>
-            </w:r>
-            <w:r>
-              <w:rPr>
-                <w:i/>
-                <w:iCs/>
-                <w:snapToGrid w:val="false"/>
-                <w:color w:val="666666"/>
-                <w:sz w:val="12"/>
-                <w:szCs w:val="12"/>
-              </w:rPr>
-              <w:br/>
-              <w:t xml:space="preserve">三井住友信託銀行は1991年より自己勘定でPE投資を開始</w:t>
-            </w:r>
-          </w:p>
-        </w:tc>
-        <w:tc>
-          <w:tcPr>
-            <w:tcW w:type="dxa" w:w="2118"/>
-            <w:tcMar>
-              <w:top w:type="dxa" w:w="70"/>
-              <w:left w:type="dxa" w:w="70"/>
-              <w:bottom w:type="dxa" w:w="70"/>
-              <w:right w:type="dxa" w:w="70"/>
-            </w:tcMar>
-            <w:vAlign w:val="center"/>
-          </w:tcPr>
-          <w:p>
-            <w:pPr>
-              <w:spacing w:after="0" w:line="260"/>
-            </w:pPr>
-            <w:r>
-              <w:rPr>
-                <w:b/>
-                <w:bCs/>
-                <w:snapToGrid w:val="false"/>
-                <w:color w:val="1F6F43"/>
-                <w:sz w:val="19"/>
-                <w:szCs w:val="19"/>
-              </w:rPr>
-              <w:t xml:space="preserve">○</w:t>
-            </w:r>
-            <w:r>
-              <w:rPr>
-                <w:snapToGrid w:val="false"/>
-                <w:sz w:val="15"/>
-                <w:szCs w:val="15"/>
-              </w:rPr>
-              <w:br/>
-              <w:t xml:space="preserve">農中信託銀行 等</w:t>
+          </w:tcPr>
+          <w:p>
+            <w:pPr>
+              <w:spacing w:after="0" w:line="260"/>
+              <w:jc w:val="left"/>
+            </w:pPr>
+            <w:r>
+              <w:rPr>
+                <w:b/>
+                <w:bCs/>
+                <w:snapToGrid w:val="false"/>
+                <w:color w:val="1F3864"/>
+                <w:sz w:val="18"/>
+                <w:szCs w:val="18"/>
+              </w:rPr>
+              <w:t xml:space="preserve">C-1. 自己勘定投資業務（資産クラス別）</w:t>
             </w:r>
           </w:p>
         </w:tc>
@@ -4920,7 +4649,7 @@
                 <w:sz w:val="16"/>
                 <w:szCs w:val="16"/>
               </w:rPr>
-              <w:t xml:space="preserve">11. 法人向け為替・デリバティブ商品の提供（マーケティング）業務</w:t>
+              <w:t xml:space="preserve">10. 伝統的市場性資産（国債・社債・外国証券・株式等）</w:t>
             </w:r>
           </w:p>
         </w:tc>
@@ -4959,34 +4688,6 @@
               <w:br/>
               <w:t xml:space="preserve">みずほ銀行</w:t>
             </w:r>
-          </w:p>
-        </w:tc>
-        <w:tc>
-          <w:tcPr>
-            <w:tcW w:type="dxa" w:w="2010"/>
-            <w:tcMar>
-              <w:top w:type="dxa" w:w="70"/>
-              <w:left w:type="dxa" w:w="70"/>
-              <w:bottom w:type="dxa" w:w="70"/>
-              <w:right w:type="dxa" w:w="70"/>
-            </w:tcMar>
-            <w:vAlign w:val="center"/>
-          </w:tcPr>
-          <w:p>
-            <w:pPr>
-              <w:spacing w:after="0" w:line="260"/>
-            </w:pPr>
-            <w:r>
-              <w:rPr>
-                <w:b/>
-                <w:bCs/>
-                <w:snapToGrid w:val="false"/>
-                <w:color w:val="1F6F43"/>
-                <w:sz w:val="19"/>
-                <w:szCs w:val="19"/>
-              </w:rPr>
-              <w:t xml:space="preserve">○</w:t>
-            </w:r>
             <w:r>
               <w:rPr>
                 <w:snapToGrid w:val="false"/>
@@ -4994,7 +4695,7 @@
                 <w:szCs w:val="15"/>
               </w:rPr>
               <w:br/>
-              <w:t xml:space="preserve">三菱UFJ銀行</w:t>
+              <w:t xml:space="preserve">みずほ信託銀行</w:t>
             </w:r>
           </w:p>
         </w:tc>
@@ -5031,63 +4732,7 @@
                 <w:szCs w:val="15"/>
               </w:rPr>
               <w:br/>
-              <w:t xml:space="preserve">りそな銀行</w:t>
-            </w:r>
-          </w:p>
-        </w:tc>
-        <w:tc>
-          <w:tcPr>
-            <w:tcW w:type="dxa" w:w="1610"/>
-            <w:tcMar>
-              <w:top w:type="dxa" w:w="70"/>
-              <w:left w:type="dxa" w:w="70"/>
-              <w:bottom w:type="dxa" w:w="70"/>
-              <w:right w:type="dxa" w:w="70"/>
-            </w:tcMar>
-            <w:vAlign w:val="center"/>
-          </w:tcPr>
-          <w:p>
-            <w:pPr>
-              <w:spacing w:after="0" w:line="260"/>
-            </w:pPr>
-            <w:r>
-              <w:rPr>
-                <w:b/>
-                <w:bCs/>
-                <w:snapToGrid w:val="false"/>
-                <w:color w:val="999999"/>
-                <w:sz w:val="19"/>
-                <w:szCs w:val="19"/>
-              </w:rPr>
-              <w:t xml:space="preserve">×</w:t>
-            </w:r>
-          </w:p>
-        </w:tc>
-        <w:tc>
-          <w:tcPr>
-            <w:tcW w:type="dxa" w:w="2420"/>
-            <w:tcMar>
-              <w:top w:type="dxa" w:w="70"/>
-              <w:left w:type="dxa" w:w="70"/>
-              <w:bottom w:type="dxa" w:w="70"/>
-              <w:right w:type="dxa" w:w="70"/>
-            </w:tcMar>
-            <w:vAlign w:val="center"/>
-          </w:tcPr>
-          <w:p>
-            <w:pPr>
-              <w:spacing w:after="0" w:line="260"/>
-            </w:pPr>
-            <w:r>
-              <w:rPr>
-                <w:b/>
-                <w:bCs/>
-                <w:snapToGrid w:val="false"/>
-                <w:color w:val="1F6F43"/>
-                <w:sz w:val="19"/>
-                <w:szCs w:val="19"/>
-              </w:rPr>
-              <w:t xml:space="preserve">○</w:t>
+              <w:t xml:space="preserve">三菱UFJ銀行</w:t>
             </w:r>
             <w:r>
               <w:rPr>
@@ -5096,8 +4741,140 @@
                 <w:szCs w:val="15"/>
               </w:rPr>
               <w:br/>
+              <w:t xml:space="preserve">三菱UFJ信託銀行</w:t>
+            </w:r>
+          </w:p>
+        </w:tc>
+        <w:tc>
+          <w:tcPr>
+            <w:tcW w:type="dxa" w:w="2010"/>
+            <w:tcMar>
+              <w:top w:type="dxa" w:w="70"/>
+              <w:left w:type="dxa" w:w="70"/>
+              <w:bottom w:type="dxa" w:w="70"/>
+              <w:right w:type="dxa" w:w="70"/>
+            </w:tcMar>
+            <w:vAlign w:val="center"/>
+          </w:tcPr>
+          <w:p>
+            <w:pPr>
+              <w:spacing w:after="0" w:line="260"/>
+            </w:pPr>
+            <w:r>
+              <w:rPr>
+                <w:b/>
+                <w:bCs/>
+                <w:snapToGrid w:val="false"/>
+                <w:color w:val="1F6F43"/>
+                <w:sz w:val="19"/>
+                <w:szCs w:val="19"/>
+              </w:rPr>
+              <w:t xml:space="preserve">○</w:t>
+            </w:r>
+            <w:r>
+              <w:rPr>
+                <w:snapToGrid w:val="false"/>
+                <w:sz w:val="15"/>
+                <w:szCs w:val="15"/>
+              </w:rPr>
+              <w:br/>
+              <w:t xml:space="preserve">りそな銀行</w:t>
+            </w:r>
+          </w:p>
+        </w:tc>
+        <w:tc>
+          <w:tcPr>
+            <w:tcW w:type="dxa" w:w="1610"/>
+            <w:tcMar>
+              <w:top w:type="dxa" w:w="70"/>
+              <w:left w:type="dxa" w:w="70"/>
+              <w:bottom w:type="dxa" w:w="70"/>
+              <w:right w:type="dxa" w:w="70"/>
+            </w:tcMar>
+            <w:vAlign w:val="center"/>
+          </w:tcPr>
+          <w:p>
+            <w:pPr>
+              <w:spacing w:after="0" w:line="260"/>
+            </w:pPr>
+            <w:r>
+              <w:rPr>
+                <w:b/>
+                <w:bCs/>
+                <w:snapToGrid w:val="false"/>
+                <w:color w:val="1F6F43"/>
+                <w:sz w:val="19"/>
+                <w:szCs w:val="19"/>
+              </w:rPr>
+              <w:t xml:space="preserve">○</w:t>
+            </w:r>
+            <w:r>
+              <w:rPr>
+                <w:snapToGrid w:val="false"/>
+                <w:sz w:val="15"/>
+                <w:szCs w:val="15"/>
+              </w:rPr>
+              <w:br/>
+              <w:t xml:space="preserve">ゆうちょ銀行</w:t>
+            </w:r>
+            <w:r>
+              <w:rPr>
+                <w:i/>
+                <w:iCs/>
+                <w:snapToGrid w:val="false"/>
+                <w:color w:val="666666"/>
+                <w:sz w:val="12"/>
+                <w:szCs w:val="12"/>
+              </w:rPr>
+              <w:br/>
+              <w:t xml:space="preserve">国債等を中心とした自己運用が主要収益源</w:t>
+            </w:r>
+          </w:p>
+        </w:tc>
+        <w:tc>
+          <w:tcPr>
+            <w:tcW w:type="dxa" w:w="2420"/>
+            <w:tcMar>
+              <w:top w:type="dxa" w:w="70"/>
+              <w:left w:type="dxa" w:w="70"/>
+              <w:bottom w:type="dxa" w:w="70"/>
+              <w:right w:type="dxa" w:w="70"/>
+            </w:tcMar>
+            <w:vAlign w:val="center"/>
+          </w:tcPr>
+          <w:p>
+            <w:pPr>
+              <w:spacing w:after="0" w:line="260"/>
+            </w:pPr>
+            <w:r>
+              <w:rPr>
+                <w:b/>
+                <w:bCs/>
+                <w:snapToGrid w:val="false"/>
+                <w:color w:val="1F6F43"/>
+                <w:sz w:val="19"/>
+                <w:szCs w:val="19"/>
+              </w:rPr>
+              <w:t xml:space="preserve">○</w:t>
+            </w:r>
+            <w:r>
+              <w:rPr>
+                <w:snapToGrid w:val="false"/>
+                <w:sz w:val="15"/>
+                <w:szCs w:val="15"/>
+              </w:rPr>
+              <w:br/>
               <w:t xml:space="preserve">三井住友銀行</w:t>
             </w:r>
+            <w:r>
+              <w:rPr>
+                <w:snapToGrid w:val="false"/>
+                <w:sz w:val="15"/>
+                <w:szCs w:val="15"/>
+              </w:rPr>
+              <w:br/>
+              <w:t xml:space="preserve">三井住友信託銀行</w:t>
+            </w:r>
           </w:p>
         </w:tc>
         <w:tc>
@@ -5120,11 +4897,20 @@
                 <w:b/>
                 <w:bCs/>
                 <w:snapToGrid w:val="false"/>
-                <w:color w:val="B36B00"/>
-                <w:sz w:val="19"/>
-                <w:szCs w:val="19"/>
-              </w:rPr>
-              <w:t xml:space="preserve">△</w:t>
+                <w:color w:val="1F6F43"/>
+                <w:sz w:val="19"/>
+                <w:szCs w:val="19"/>
+              </w:rPr>
+              <w:t xml:space="preserve">○</w:t>
+            </w:r>
+            <w:r>
+              <w:rPr>
+                <w:snapToGrid w:val="false"/>
+                <w:sz w:val="15"/>
+                <w:szCs w:val="15"/>
+              </w:rPr>
+              <w:br/>
+              <w:t xml:space="preserve">農中信託銀行 等</w:t>
             </w:r>
           </w:p>
         </w:tc>
@@ -5135,31 +4921,275 @@
         </w:trPr>
         <w:tc>
           <w:tcPr>
-            <w:tcW w:type="dxa" w:w="15438"/>
-            <w:gridSpan w:val="7"/>
-            <w:shd w:fill="D9E2F3" w:val="clear"/>
-            <w:tcMar>
-              <w:top w:type="dxa" w:w="80"/>
-              <w:left w:type="dxa" w:w="110"/>
-              <w:bottom w:type="dxa" w:w="80"/>
+            <w:tcW w:type="dxa" w:w="3260"/>
+            <w:tcMar>
+              <w:top w:type="dxa" w:w="70"/>
+              <w:left w:type="dxa" w:w="90"/>
+              <w:bottom w:type="dxa" w:w="70"/>
               <w:right w:type="dxa" w:w="90"/>
             </w:tcMar>
-          </w:tcPr>
-          <w:p>
-            <w:pPr>
-              <w:spacing w:after="0" w:line="260"/>
-              <w:jc w:val="left"/>
-            </w:pPr>
-            <w:r>
-              <w:rPr>
-                <w:b/>
-                <w:bCs/>
-                <w:snapToGrid w:val="false"/>
-                <w:color w:val="1F3864"/>
-                <w:sz w:val="18"/>
-                <w:szCs w:val="18"/>
-              </w:rPr>
-              <w:t xml:space="preserve">D. 資産管理の統合管理業務</w:t>
+            <w:vAlign w:val="center"/>
+          </w:tcPr>
+          <w:p>
+            <w:pPr>
+              <w:spacing w:after="0" w:line="260"/>
+              <w:jc w:val="left"/>
+            </w:pPr>
+            <w:r>
+              <w:rPr>
+                <w:b w:val="false"/>
+                <w:bCs w:val="false"/>
+                <w:snapToGrid w:val="false"/>
+                <w:sz w:val="16"/>
+                <w:szCs w:val="16"/>
+              </w:rPr>
+              <w:t xml:space="preserve">11. オルタナティブ①：プライベートエクイティ（PE）</w:t>
+            </w:r>
+          </w:p>
+        </w:tc>
+        <w:tc>
+          <w:tcPr>
+            <w:tcW w:type="dxa" w:w="2010"/>
+            <w:tcMar>
+              <w:top w:type="dxa" w:w="70"/>
+              <w:left w:type="dxa" w:w="70"/>
+              <w:bottom w:type="dxa" w:w="70"/>
+              <w:right w:type="dxa" w:w="70"/>
+            </w:tcMar>
+            <w:vAlign w:val="center"/>
+          </w:tcPr>
+          <w:p>
+            <w:pPr>
+              <w:spacing w:after="0" w:line="260"/>
+            </w:pPr>
+            <w:r>
+              <w:rPr>
+                <w:b/>
+                <w:bCs/>
+                <w:snapToGrid w:val="false"/>
+                <w:color w:val="B36B00"/>
+                <w:sz w:val="19"/>
+                <w:szCs w:val="19"/>
+              </w:rPr>
+              <w:t xml:space="preserve">△</w:t>
+            </w:r>
+            <w:r>
+              <w:rPr>
+                <w:i/>
+                <w:iCs/>
+                <w:snapToGrid w:val="false"/>
+                <w:color w:val="666666"/>
+                <w:sz w:val="12"/>
+                <w:szCs w:val="12"/>
+              </w:rPr>
+              <w:br/>
+              <w:t xml:space="preserve">自己勘定でのPE投資の規模・専属部署は未確認</w:t>
+            </w:r>
+          </w:p>
+        </w:tc>
+        <w:tc>
+          <w:tcPr>
+            <w:tcW w:type="dxa" w:w="2010"/>
+            <w:tcMar>
+              <w:top w:type="dxa" w:w="70"/>
+              <w:left w:type="dxa" w:w="70"/>
+              <w:bottom w:type="dxa" w:w="70"/>
+              <w:right w:type="dxa" w:w="70"/>
+            </w:tcMar>
+            <w:vAlign w:val="center"/>
+          </w:tcPr>
+          <w:p>
+            <w:pPr>
+              <w:spacing w:after="0" w:line="260"/>
+            </w:pPr>
+            <w:r>
+              <w:rPr>
+                <w:b/>
+                <w:bCs/>
+                <w:snapToGrid w:val="false"/>
+                <w:color w:val="B36B00"/>
+                <w:sz w:val="19"/>
+                <w:szCs w:val="19"/>
+              </w:rPr>
+              <w:t xml:space="preserve">△</w:t>
+            </w:r>
+            <w:r>
+              <w:rPr>
+                <w:i/>
+                <w:iCs/>
+                <w:snapToGrid w:val="false"/>
+                <w:color w:val="666666"/>
+                <w:sz w:val="12"/>
+                <w:szCs w:val="12"/>
+              </w:rPr>
+              <w:br/>
+              <w:t xml:space="preserve">同上</w:t>
+            </w:r>
+          </w:p>
+        </w:tc>
+        <w:tc>
+          <w:tcPr>
+            <w:tcW w:type="dxa" w:w="2010"/>
+            <w:tcMar>
+              <w:top w:type="dxa" w:w="70"/>
+              <w:left w:type="dxa" w:w="70"/>
+              <w:bottom w:type="dxa" w:w="70"/>
+              <w:right w:type="dxa" w:w="70"/>
+            </w:tcMar>
+            <w:vAlign w:val="center"/>
+          </w:tcPr>
+          <w:p>
+            <w:pPr>
+              <w:spacing w:after="0" w:line="260"/>
+            </w:pPr>
+            <w:r>
+              <w:rPr>
+                <w:b/>
+                <w:bCs/>
+                <w:snapToGrid w:val="false"/>
+                <w:color w:val="B36B00"/>
+                <w:sz w:val="19"/>
+                <w:szCs w:val="19"/>
+              </w:rPr>
+              <w:t xml:space="preserve">△</w:t>
+            </w:r>
+            <w:r>
+              <w:rPr>
+                <w:i/>
+                <w:iCs/>
+                <w:snapToGrid w:val="false"/>
+                <w:color w:val="666666"/>
+                <w:sz w:val="12"/>
+                <w:szCs w:val="12"/>
+              </w:rPr>
+              <w:br/>
+              <w:t xml:space="preserve">同上</w:t>
+            </w:r>
+          </w:p>
+        </w:tc>
+        <w:tc>
+          <w:tcPr>
+            <w:tcW w:type="dxa" w:w="1610"/>
+            <w:tcMar>
+              <w:top w:type="dxa" w:w="70"/>
+              <w:left w:type="dxa" w:w="70"/>
+              <w:bottom w:type="dxa" w:w="70"/>
+              <w:right w:type="dxa" w:w="70"/>
+            </w:tcMar>
+            <w:vAlign w:val="center"/>
+          </w:tcPr>
+          <w:p>
+            <w:pPr>
+              <w:spacing w:after="0" w:line="260"/>
+            </w:pPr>
+            <w:r>
+              <w:rPr>
+                <w:b/>
+                <w:bCs/>
+                <w:snapToGrid w:val="false"/>
+                <w:color w:val="1F6F43"/>
+                <w:sz w:val="19"/>
+                <w:szCs w:val="19"/>
+              </w:rPr>
+              <w:t xml:space="preserve">○</w:t>
+            </w:r>
+            <w:r>
+              <w:rPr>
+                <w:snapToGrid w:val="false"/>
+                <w:sz w:val="15"/>
+                <w:szCs w:val="15"/>
+              </w:rPr>
+              <w:br/>
+              <w:t xml:space="preserve">ゆうちょ銀行</w:t>
+            </w:r>
+            <w:r>
+              <w:rPr>
+                <w:i/>
+                <w:iCs/>
+                <w:snapToGrid w:val="false"/>
+                <w:color w:val="666666"/>
+                <w:sz w:val="12"/>
+                <w:szCs w:val="12"/>
+              </w:rPr>
+              <w:br/>
+              <w:t xml:space="preserve">プライベートエクイティ投資部が主導。2025年9月末時点で7.6兆円（国内最大級）。2026年4月に機能をゆうちょアセットマネジメントへ移管したが原資は銀行自身の資金</w:t>
+            </w:r>
+          </w:p>
+        </w:tc>
+        <w:tc>
+          <w:tcPr>
+            <w:tcW w:type="dxa" w:w="2420"/>
+            <w:tcMar>
+              <w:top w:type="dxa" w:w="70"/>
+              <w:left w:type="dxa" w:w="70"/>
+              <w:bottom w:type="dxa" w:w="70"/>
+              <w:right w:type="dxa" w:w="70"/>
+            </w:tcMar>
+            <w:vAlign w:val="center"/>
+          </w:tcPr>
+          <w:p>
+            <w:pPr>
+              <w:spacing w:after="0" w:line="260"/>
+            </w:pPr>
+            <w:r>
+              <w:rPr>
+                <w:b/>
+                <w:bCs/>
+                <w:snapToGrid w:val="false"/>
+                <w:color w:val="1F6F43"/>
+                <w:sz w:val="19"/>
+                <w:szCs w:val="19"/>
+              </w:rPr>
+              <w:t xml:space="preserve">○</w:t>
+            </w:r>
+            <w:r>
+              <w:rPr>
+                <w:snapToGrid w:val="false"/>
+                <w:sz w:val="15"/>
+                <w:szCs w:val="15"/>
+              </w:rPr>
+              <w:br/>
+              <w:t xml:space="preserve">三井住友信託銀行</w:t>
+            </w:r>
+            <w:r>
+              <w:rPr>
+                <w:i/>
+                <w:iCs/>
+                <w:snapToGrid w:val="false"/>
+                <w:color w:val="666666"/>
+                <w:sz w:val="12"/>
+                <w:szCs w:val="12"/>
+              </w:rPr>
+              <w:br/>
+              <w:t xml:space="preserve">1991年より自己勘定でPE投資を開始（信託銀行本体）</w:t>
+            </w:r>
+          </w:p>
+        </w:tc>
+        <w:tc>
+          <w:tcPr>
+            <w:tcW w:type="dxa" w:w="2118"/>
+            <w:tcMar>
+              <w:top w:type="dxa" w:w="70"/>
+              <w:left w:type="dxa" w:w="70"/>
+              <w:bottom w:type="dxa" w:w="70"/>
+              <w:right w:type="dxa" w:w="70"/>
+            </w:tcMar>
+            <w:vAlign w:val="center"/>
+          </w:tcPr>
+          <w:p>
+            <w:pPr>
+              <w:spacing w:after="0" w:line="260"/>
+            </w:pPr>
+            <w:r>
+              <w:rPr>
+                <w:b/>
+                <w:bCs/>
+                <w:snapToGrid w:val="false"/>
+                <w:color w:val="B36B00"/>
+                <w:sz w:val="19"/>
+                <w:szCs w:val="19"/>
+              </w:rPr>
+              <w:t xml:space="preserve">△</w:t>
             </w:r>
           </w:p>
         </w:tc>
@@ -5192,7 +5222,1410 @@
                 <w:sz w:val="16"/>
                 <w:szCs w:val="16"/>
               </w:rPr>
-              <w:t xml:space="preserve">12. マスタートラスト業務（複数運用機関の資産管理統合）</w:t>
+              <w:t xml:space="preserve">12. オルタナティブ②：不動産</w:t>
+            </w:r>
+          </w:p>
+        </w:tc>
+        <w:tc>
+          <w:tcPr>
+            <w:tcW w:type="dxa" w:w="2010"/>
+            <w:tcMar>
+              <w:top w:type="dxa" w:w="70"/>
+              <w:left w:type="dxa" w:w="70"/>
+              <w:bottom w:type="dxa" w:w="70"/>
+              <w:right w:type="dxa" w:w="70"/>
+            </w:tcMar>
+            <w:vAlign w:val="center"/>
+          </w:tcPr>
+          <w:p>
+            <w:pPr>
+              <w:spacing w:after="0" w:line="260"/>
+            </w:pPr>
+            <w:r>
+              <w:rPr>
+                <w:b/>
+                <w:bCs/>
+                <w:snapToGrid w:val="false"/>
+                <w:color w:val="B36B00"/>
+                <w:sz w:val="19"/>
+                <w:szCs w:val="19"/>
+              </w:rPr>
+              <w:t xml:space="preserve">△</w:t>
+            </w:r>
+            <w:r>
+              <w:rPr>
+                <w:i/>
+                <w:iCs/>
+                <w:snapToGrid w:val="false"/>
+                <w:color w:val="666666"/>
+                <w:sz w:val="12"/>
+                <w:szCs w:val="12"/>
+              </w:rPr>
+              <w:br/>
+              <w:t xml:space="preserve">自己勘定での規模は未確認</w:t>
+            </w:r>
+          </w:p>
+        </w:tc>
+        <w:tc>
+          <w:tcPr>
+            <w:tcW w:type="dxa" w:w="2010"/>
+            <w:tcMar>
+              <w:top w:type="dxa" w:w="70"/>
+              <w:left w:type="dxa" w:w="70"/>
+              <w:bottom w:type="dxa" w:w="70"/>
+              <w:right w:type="dxa" w:w="70"/>
+            </w:tcMar>
+            <w:vAlign w:val="center"/>
+          </w:tcPr>
+          <w:p>
+            <w:pPr>
+              <w:spacing w:after="0" w:line="260"/>
+            </w:pPr>
+            <w:r>
+              <w:rPr>
+                <w:b/>
+                <w:bCs/>
+                <w:snapToGrid w:val="false"/>
+                <w:color w:val="B36B00"/>
+                <w:sz w:val="19"/>
+                <w:szCs w:val="19"/>
+              </w:rPr>
+              <w:t xml:space="preserve">△</w:t>
+            </w:r>
+            <w:r>
+              <w:rPr>
+                <w:i/>
+                <w:iCs/>
+                <w:snapToGrid w:val="false"/>
+                <w:color w:val="666666"/>
+                <w:sz w:val="12"/>
+                <w:szCs w:val="12"/>
+              </w:rPr>
+              <w:br/>
+              <w:t xml:space="preserve">同上</w:t>
+            </w:r>
+          </w:p>
+        </w:tc>
+        <w:tc>
+          <w:tcPr>
+            <w:tcW w:type="dxa" w:w="2010"/>
+            <w:tcMar>
+              <w:top w:type="dxa" w:w="70"/>
+              <w:left w:type="dxa" w:w="70"/>
+              <w:bottom w:type="dxa" w:w="70"/>
+              <w:right w:type="dxa" w:w="70"/>
+            </w:tcMar>
+            <w:vAlign w:val="center"/>
+          </w:tcPr>
+          <w:p>
+            <w:pPr>
+              <w:spacing w:after="0" w:line="260"/>
+            </w:pPr>
+            <w:r>
+              <w:rPr>
+                <w:b/>
+                <w:bCs/>
+                <w:snapToGrid w:val="false"/>
+                <w:color w:val="B36B00"/>
+                <w:sz w:val="19"/>
+                <w:szCs w:val="19"/>
+              </w:rPr>
+              <w:t xml:space="preserve">△</w:t>
+            </w:r>
+            <w:r>
+              <w:rPr>
+                <w:i/>
+                <w:iCs/>
+                <w:snapToGrid w:val="false"/>
+                <w:color w:val="666666"/>
+                <w:sz w:val="12"/>
+                <w:szCs w:val="12"/>
+              </w:rPr>
+              <w:br/>
+              <w:t xml:space="preserve">同上</w:t>
+            </w:r>
+          </w:p>
+        </w:tc>
+        <w:tc>
+          <w:tcPr>
+            <w:tcW w:type="dxa" w:w="1610"/>
+            <w:tcMar>
+              <w:top w:type="dxa" w:w="70"/>
+              <w:left w:type="dxa" w:w="70"/>
+              <w:bottom w:type="dxa" w:w="70"/>
+              <w:right w:type="dxa" w:w="70"/>
+            </w:tcMar>
+            <w:vAlign w:val="center"/>
+          </w:tcPr>
+          <w:p>
+            <w:pPr>
+              <w:spacing w:after="0" w:line="260"/>
+            </w:pPr>
+            <w:r>
+              <w:rPr>
+                <w:b/>
+                <w:bCs/>
+                <w:snapToGrid w:val="false"/>
+                <w:color w:val="1F6F43"/>
+                <w:sz w:val="19"/>
+                <w:szCs w:val="19"/>
+              </w:rPr>
+              <w:t xml:space="preserve">○</w:t>
+            </w:r>
+            <w:r>
+              <w:rPr>
+                <w:snapToGrid w:val="false"/>
+                <w:sz w:val="15"/>
+                <w:szCs w:val="15"/>
+              </w:rPr>
+              <w:br/>
+              <w:t xml:space="preserve">ゆうちょ銀行</w:t>
+            </w:r>
+            <w:r>
+              <w:rPr>
+                <w:i/>
+                <w:iCs/>
+                <w:snapToGrid w:val="false"/>
+                <w:color w:val="666666"/>
+                <w:sz w:val="12"/>
+                <w:szCs w:val="12"/>
+              </w:rPr>
+              <w:br/>
+              <w:t xml:space="preserve">都心部オフィスビル中心の直接投資。2025年9月末時点で4.9兆円</w:t>
+            </w:r>
+          </w:p>
+        </w:tc>
+        <w:tc>
+          <w:tcPr>
+            <w:tcW w:type="dxa" w:w="2420"/>
+            <w:tcMar>
+              <w:top w:type="dxa" w:w="70"/>
+              <w:left w:type="dxa" w:w="70"/>
+              <w:bottom w:type="dxa" w:w="70"/>
+              <w:right w:type="dxa" w:w="70"/>
+            </w:tcMar>
+            <w:vAlign w:val="center"/>
+          </w:tcPr>
+          <w:p>
+            <w:pPr>
+              <w:spacing w:after="0" w:line="260"/>
+            </w:pPr>
+            <w:r>
+              <w:rPr>
+                <w:b/>
+                <w:bCs/>
+                <w:snapToGrid w:val="false"/>
+                <w:color w:val="B36B00"/>
+                <w:sz w:val="19"/>
+                <w:szCs w:val="19"/>
+              </w:rPr>
+              <w:t xml:space="preserve">△</w:t>
+            </w:r>
+            <w:r>
+              <w:rPr>
+                <w:i/>
+                <w:iCs/>
+                <w:snapToGrid w:val="false"/>
+                <w:color w:val="666666"/>
+                <w:sz w:val="12"/>
+                <w:szCs w:val="12"/>
+              </w:rPr>
+              <w:br/>
+              <w:t xml:space="preserve">自己勘定での規模は未確認</w:t>
+            </w:r>
+          </w:p>
+        </w:tc>
+        <w:tc>
+          <w:tcPr>
+            <w:tcW w:type="dxa" w:w="2118"/>
+            <w:tcMar>
+              <w:top w:type="dxa" w:w="70"/>
+              <w:left w:type="dxa" w:w="70"/>
+              <w:bottom w:type="dxa" w:w="70"/>
+              <w:right w:type="dxa" w:w="70"/>
+            </w:tcMar>
+            <w:vAlign w:val="center"/>
+          </w:tcPr>
+          <w:p>
+            <w:pPr>
+              <w:spacing w:after="0" w:line="260"/>
+            </w:pPr>
+            <w:r>
+              <w:rPr>
+                <w:b/>
+                <w:bCs/>
+                <w:snapToGrid w:val="false"/>
+                <w:color w:val="B36B00"/>
+                <w:sz w:val="19"/>
+                <w:szCs w:val="19"/>
+              </w:rPr>
+              <w:t xml:space="preserve">△</w:t>
+            </w:r>
+          </w:p>
+        </w:tc>
+      </w:tr>
+      <w:tr>
+        <w:trPr>
+          <w:cantSplit/>
+        </w:trPr>
+        <w:tc>
+          <w:tcPr>
+            <w:tcW w:type="dxa" w:w="3260"/>
+            <w:tcMar>
+              <w:top w:type="dxa" w:w="70"/>
+              <w:left w:type="dxa" w:w="90"/>
+              <w:bottom w:type="dxa" w:w="70"/>
+              <w:right w:type="dxa" w:w="90"/>
+            </w:tcMar>
+            <w:vAlign w:val="center"/>
+          </w:tcPr>
+          <w:p>
+            <w:pPr>
+              <w:spacing w:after="0" w:line="260"/>
+              <w:jc w:val="left"/>
+            </w:pPr>
+            <w:r>
+              <w:rPr>
+                <w:b w:val="false"/>
+                <w:bCs w:val="false"/>
+                <w:snapToGrid w:val="false"/>
+                <w:sz w:val="16"/>
+                <w:szCs w:val="16"/>
+              </w:rPr>
+              <w:t xml:space="preserve">13. オルタナティブ③：インフラストラクチャー</w:t>
+            </w:r>
+          </w:p>
+        </w:tc>
+        <w:tc>
+          <w:tcPr>
+            <w:tcW w:type="dxa" w:w="2010"/>
+            <w:tcMar>
+              <w:top w:type="dxa" w:w="70"/>
+              <w:left w:type="dxa" w:w="70"/>
+              <w:bottom w:type="dxa" w:w="70"/>
+              <w:right w:type="dxa" w:w="70"/>
+            </w:tcMar>
+            <w:vAlign w:val="center"/>
+          </w:tcPr>
+          <w:p>
+            <w:pPr>
+              <w:spacing w:after="0" w:line="260"/>
+            </w:pPr>
+            <w:r>
+              <w:rPr>
+                <w:b/>
+                <w:bCs/>
+                <w:snapToGrid w:val="false"/>
+                <w:color w:val="B36B00"/>
+                <w:sz w:val="19"/>
+                <w:szCs w:val="19"/>
+              </w:rPr>
+              <w:t xml:space="preserve">△</w:t>
+            </w:r>
+          </w:p>
+        </w:tc>
+        <w:tc>
+          <w:tcPr>
+            <w:tcW w:type="dxa" w:w="2010"/>
+            <w:tcMar>
+              <w:top w:type="dxa" w:w="70"/>
+              <w:left w:type="dxa" w:w="70"/>
+              <w:bottom w:type="dxa" w:w="70"/>
+              <w:right w:type="dxa" w:w="70"/>
+            </w:tcMar>
+            <w:vAlign w:val="center"/>
+          </w:tcPr>
+          <w:p>
+            <w:pPr>
+              <w:spacing w:after="0" w:line="260"/>
+            </w:pPr>
+            <w:r>
+              <w:rPr>
+                <w:b/>
+                <w:bCs/>
+                <w:snapToGrid w:val="false"/>
+                <w:color w:val="B36B00"/>
+                <w:sz w:val="19"/>
+                <w:szCs w:val="19"/>
+              </w:rPr>
+              <w:t xml:space="preserve">△</w:t>
+            </w:r>
+          </w:p>
+        </w:tc>
+        <w:tc>
+          <w:tcPr>
+            <w:tcW w:type="dxa" w:w="2010"/>
+            <w:tcMar>
+              <w:top w:type="dxa" w:w="70"/>
+              <w:left w:type="dxa" w:w="70"/>
+              <w:bottom w:type="dxa" w:w="70"/>
+              <w:right w:type="dxa" w:w="70"/>
+            </w:tcMar>
+            <w:vAlign w:val="center"/>
+          </w:tcPr>
+          <w:p>
+            <w:pPr>
+              <w:spacing w:after="0" w:line="260"/>
+            </w:pPr>
+            <w:r>
+              <w:rPr>
+                <w:b/>
+                <w:bCs/>
+                <w:snapToGrid w:val="false"/>
+                <w:color w:val="B36B00"/>
+                <w:sz w:val="19"/>
+                <w:szCs w:val="19"/>
+              </w:rPr>
+              <w:t xml:space="preserve">△</w:t>
+            </w:r>
+          </w:p>
+        </w:tc>
+        <w:tc>
+          <w:tcPr>
+            <w:tcW w:type="dxa" w:w="1610"/>
+            <w:tcMar>
+              <w:top w:type="dxa" w:w="70"/>
+              <w:left w:type="dxa" w:w="70"/>
+              <w:bottom w:type="dxa" w:w="70"/>
+              <w:right w:type="dxa" w:w="70"/>
+            </w:tcMar>
+            <w:vAlign w:val="center"/>
+          </w:tcPr>
+          <w:p>
+            <w:pPr>
+              <w:spacing w:after="0" w:line="260"/>
+            </w:pPr>
+            <w:r>
+              <w:rPr>
+                <w:b/>
+                <w:bCs/>
+                <w:snapToGrid w:val="false"/>
+                <w:color w:val="B36B00"/>
+                <w:sz w:val="19"/>
+                <w:szCs w:val="19"/>
+              </w:rPr>
+              <w:t xml:space="preserve">△</w:t>
+            </w:r>
+            <w:r>
+              <w:rPr>
+                <w:i/>
+                <w:iCs/>
+                <w:snapToGrid w:val="false"/>
+                <w:color w:val="666666"/>
+                <w:sz w:val="12"/>
+                <w:szCs w:val="12"/>
+              </w:rPr>
+              <w:br/>
+              <w:t xml:space="preserve">オルタナティブ投資の一部として言及あり。規模は未確認</w:t>
+            </w:r>
+          </w:p>
+        </w:tc>
+        <w:tc>
+          <w:tcPr>
+            <w:tcW w:type="dxa" w:w="2420"/>
+            <w:tcMar>
+              <w:top w:type="dxa" w:w="70"/>
+              <w:left w:type="dxa" w:w="70"/>
+              <w:bottom w:type="dxa" w:w="70"/>
+              <w:right w:type="dxa" w:w="70"/>
+            </w:tcMar>
+            <w:vAlign w:val="center"/>
+          </w:tcPr>
+          <w:p>
+            <w:pPr>
+              <w:spacing w:after="0" w:line="260"/>
+            </w:pPr>
+            <w:r>
+              <w:rPr>
+                <w:b/>
+                <w:bCs/>
+                <w:snapToGrid w:val="false"/>
+                <w:color w:val="B36B00"/>
+                <w:sz w:val="19"/>
+                <w:szCs w:val="19"/>
+              </w:rPr>
+              <w:t xml:space="preserve">△</w:t>
+            </w:r>
+          </w:p>
+        </w:tc>
+        <w:tc>
+          <w:tcPr>
+            <w:tcW w:type="dxa" w:w="2118"/>
+            <w:tcMar>
+              <w:top w:type="dxa" w:w="70"/>
+              <w:left w:type="dxa" w:w="70"/>
+              <w:bottom w:type="dxa" w:w="70"/>
+              <w:right w:type="dxa" w:w="70"/>
+            </w:tcMar>
+            <w:vAlign w:val="center"/>
+          </w:tcPr>
+          <w:p>
+            <w:pPr>
+              <w:spacing w:after="0" w:line="260"/>
+            </w:pPr>
+            <w:r>
+              <w:rPr>
+                <w:b/>
+                <w:bCs/>
+                <w:snapToGrid w:val="false"/>
+                <w:color w:val="B36B00"/>
+                <w:sz w:val="19"/>
+                <w:szCs w:val="19"/>
+              </w:rPr>
+              <w:t xml:space="preserve">△</w:t>
+            </w:r>
+          </w:p>
+        </w:tc>
+      </w:tr>
+      <w:tr>
+        <w:trPr>
+          <w:cantSplit/>
+        </w:trPr>
+        <w:tc>
+          <w:tcPr>
+            <w:tcW w:type="dxa" w:w="3260"/>
+            <w:tcMar>
+              <w:top w:type="dxa" w:w="70"/>
+              <w:left w:type="dxa" w:w="90"/>
+              <w:bottom w:type="dxa" w:w="70"/>
+              <w:right w:type="dxa" w:w="90"/>
+            </w:tcMar>
+            <w:vAlign w:val="center"/>
+          </w:tcPr>
+          <w:p>
+            <w:pPr>
+              <w:spacing w:after="0" w:line="260"/>
+              <w:jc w:val="left"/>
+            </w:pPr>
+            <w:r>
+              <w:rPr>
+                <w:b w:val="false"/>
+                <w:bCs w:val="false"/>
+                <w:snapToGrid w:val="false"/>
+                <w:sz w:val="16"/>
+                <w:szCs w:val="16"/>
+              </w:rPr>
+              <w:t xml:space="preserve">14. オルタナティブ④：プライベートデット／ダイレクトレンディング</w:t>
+            </w:r>
+          </w:p>
+        </w:tc>
+        <w:tc>
+          <w:tcPr>
+            <w:tcW w:type="dxa" w:w="2010"/>
+            <w:tcMar>
+              <w:top w:type="dxa" w:w="70"/>
+              <w:left w:type="dxa" w:w="70"/>
+              <w:bottom w:type="dxa" w:w="70"/>
+              <w:right w:type="dxa" w:w="70"/>
+            </w:tcMar>
+            <w:vAlign w:val="center"/>
+          </w:tcPr>
+          <w:p>
+            <w:pPr>
+              <w:spacing w:after="0" w:line="260"/>
+            </w:pPr>
+            <w:r>
+              <w:rPr>
+                <w:b/>
+                <w:bCs/>
+                <w:snapToGrid w:val="false"/>
+                <w:color w:val="B36B00"/>
+                <w:sz w:val="19"/>
+                <w:szCs w:val="19"/>
+              </w:rPr>
+              <w:t xml:space="preserve">△</w:t>
+            </w:r>
+          </w:p>
+        </w:tc>
+        <w:tc>
+          <w:tcPr>
+            <w:tcW w:type="dxa" w:w="2010"/>
+            <w:tcMar>
+              <w:top w:type="dxa" w:w="70"/>
+              <w:left w:type="dxa" w:w="70"/>
+              <w:bottom w:type="dxa" w:w="70"/>
+              <w:right w:type="dxa" w:w="70"/>
+            </w:tcMar>
+            <w:vAlign w:val="center"/>
+          </w:tcPr>
+          <w:p>
+            <w:pPr>
+              <w:spacing w:after="0" w:line="260"/>
+            </w:pPr>
+            <w:r>
+              <w:rPr>
+                <w:b/>
+                <w:bCs/>
+                <w:snapToGrid w:val="false"/>
+                <w:color w:val="B36B00"/>
+                <w:sz w:val="19"/>
+                <w:szCs w:val="19"/>
+              </w:rPr>
+              <w:t xml:space="preserve">△</w:t>
+            </w:r>
+          </w:p>
+        </w:tc>
+        <w:tc>
+          <w:tcPr>
+            <w:tcW w:type="dxa" w:w="2010"/>
+            <w:tcMar>
+              <w:top w:type="dxa" w:w="70"/>
+              <w:left w:type="dxa" w:w="70"/>
+              <w:bottom w:type="dxa" w:w="70"/>
+              <w:right w:type="dxa" w:w="70"/>
+            </w:tcMar>
+            <w:vAlign w:val="center"/>
+          </w:tcPr>
+          <w:p>
+            <w:pPr>
+              <w:spacing w:after="0" w:line="260"/>
+            </w:pPr>
+            <w:r>
+              <w:rPr>
+                <w:b/>
+                <w:bCs/>
+                <w:snapToGrid w:val="false"/>
+                <w:color w:val="B36B00"/>
+                <w:sz w:val="19"/>
+                <w:szCs w:val="19"/>
+              </w:rPr>
+              <w:t xml:space="preserve">△</w:t>
+            </w:r>
+          </w:p>
+        </w:tc>
+        <w:tc>
+          <w:tcPr>
+            <w:tcW w:type="dxa" w:w="1610"/>
+            <w:tcMar>
+              <w:top w:type="dxa" w:w="70"/>
+              <w:left w:type="dxa" w:w="70"/>
+              <w:bottom w:type="dxa" w:w="70"/>
+              <w:right w:type="dxa" w:w="70"/>
+            </w:tcMar>
+            <w:vAlign w:val="center"/>
+          </w:tcPr>
+          <w:p>
+            <w:pPr>
+              <w:spacing w:after="0" w:line="260"/>
+            </w:pPr>
+            <w:r>
+              <w:rPr>
+                <w:b/>
+                <w:bCs/>
+                <w:snapToGrid w:val="false"/>
+                <w:color w:val="B36B00"/>
+                <w:sz w:val="19"/>
+                <w:szCs w:val="19"/>
+              </w:rPr>
+              <w:t xml:space="preserve">△</w:t>
+            </w:r>
+            <w:r>
+              <w:rPr>
+                <w:i/>
+                <w:iCs/>
+                <w:snapToGrid w:val="false"/>
+                <w:color w:val="666666"/>
+                <w:sz w:val="12"/>
+                <w:szCs w:val="12"/>
+              </w:rPr>
+              <w:br/>
+              <w:t xml:space="preserve">部署名・規模とも未確認</w:t>
+            </w:r>
+          </w:p>
+        </w:tc>
+        <w:tc>
+          <w:tcPr>
+            <w:tcW w:type="dxa" w:w="2420"/>
+            <w:tcMar>
+              <w:top w:type="dxa" w:w="70"/>
+              <w:left w:type="dxa" w:w="70"/>
+              <w:bottom w:type="dxa" w:w="70"/>
+              <w:right w:type="dxa" w:w="70"/>
+            </w:tcMar>
+            <w:vAlign w:val="center"/>
+          </w:tcPr>
+          <w:p>
+            <w:pPr>
+              <w:spacing w:after="0" w:line="260"/>
+            </w:pPr>
+            <w:r>
+              <w:rPr>
+                <w:b/>
+                <w:bCs/>
+                <w:snapToGrid w:val="false"/>
+                <w:color w:val="B36B00"/>
+                <w:sz w:val="19"/>
+                <w:szCs w:val="19"/>
+              </w:rPr>
+              <w:t xml:space="preserve">△</w:t>
+            </w:r>
+          </w:p>
+        </w:tc>
+        <w:tc>
+          <w:tcPr>
+            <w:tcW w:type="dxa" w:w="2118"/>
+            <w:tcMar>
+              <w:top w:type="dxa" w:w="70"/>
+              <w:left w:type="dxa" w:w="70"/>
+              <w:bottom w:type="dxa" w:w="70"/>
+              <w:right w:type="dxa" w:w="70"/>
+            </w:tcMar>
+            <w:vAlign w:val="center"/>
+          </w:tcPr>
+          <w:p>
+            <w:pPr>
+              <w:spacing w:after="0" w:line="260"/>
+            </w:pPr>
+            <w:r>
+              <w:rPr>
+                <w:b/>
+                <w:bCs/>
+                <w:snapToGrid w:val="false"/>
+                <w:color w:val="B36B00"/>
+                <w:sz w:val="19"/>
+                <w:szCs w:val="19"/>
+              </w:rPr>
+              <w:t xml:space="preserve">△</w:t>
+            </w:r>
+          </w:p>
+        </w:tc>
+      </w:tr>
+      <w:tr>
+        <w:trPr>
+          <w:cantSplit/>
+        </w:trPr>
+        <w:tc>
+          <w:tcPr>
+            <w:tcW w:type="dxa" w:w="3260"/>
+            <w:tcMar>
+              <w:top w:type="dxa" w:w="70"/>
+              <w:left w:type="dxa" w:w="90"/>
+              <w:bottom w:type="dxa" w:w="70"/>
+              <w:right w:type="dxa" w:w="90"/>
+            </w:tcMar>
+            <w:vAlign w:val="center"/>
+          </w:tcPr>
+          <w:p>
+            <w:pPr>
+              <w:spacing w:after="0" w:line="260"/>
+              <w:jc w:val="left"/>
+            </w:pPr>
+            <w:r>
+              <w:rPr>
+                <w:b w:val="false"/>
+                <w:bCs w:val="false"/>
+                <w:snapToGrid w:val="false"/>
+                <w:sz w:val="16"/>
+                <w:szCs w:val="16"/>
+              </w:rPr>
+              <w:t xml:space="preserve">15. オルタナティブ⑤：ヘッジファンド</w:t>
+            </w:r>
+          </w:p>
+        </w:tc>
+        <w:tc>
+          <w:tcPr>
+            <w:tcW w:type="dxa" w:w="2010"/>
+            <w:tcMar>
+              <w:top w:type="dxa" w:w="70"/>
+              <w:left w:type="dxa" w:w="70"/>
+              <w:bottom w:type="dxa" w:w="70"/>
+              <w:right w:type="dxa" w:w="70"/>
+            </w:tcMar>
+            <w:vAlign w:val="center"/>
+          </w:tcPr>
+          <w:p>
+            <w:pPr>
+              <w:spacing w:after="0" w:line="260"/>
+            </w:pPr>
+            <w:r>
+              <w:rPr>
+                <w:b/>
+                <w:bCs/>
+                <w:snapToGrid w:val="false"/>
+                <w:color w:val="B36B00"/>
+                <w:sz w:val="19"/>
+                <w:szCs w:val="19"/>
+              </w:rPr>
+              <w:t xml:space="preserve">△</w:t>
+            </w:r>
+          </w:p>
+        </w:tc>
+        <w:tc>
+          <w:tcPr>
+            <w:tcW w:type="dxa" w:w="2010"/>
+            <w:tcMar>
+              <w:top w:type="dxa" w:w="70"/>
+              <w:left w:type="dxa" w:w="70"/>
+              <w:bottom w:type="dxa" w:w="70"/>
+              <w:right w:type="dxa" w:w="70"/>
+            </w:tcMar>
+            <w:vAlign w:val="center"/>
+          </w:tcPr>
+          <w:p>
+            <w:pPr>
+              <w:spacing w:after="0" w:line="260"/>
+            </w:pPr>
+            <w:r>
+              <w:rPr>
+                <w:b/>
+                <w:bCs/>
+                <w:snapToGrid w:val="false"/>
+                <w:color w:val="B36B00"/>
+                <w:sz w:val="19"/>
+                <w:szCs w:val="19"/>
+              </w:rPr>
+              <w:t xml:space="preserve">△</w:t>
+            </w:r>
+          </w:p>
+        </w:tc>
+        <w:tc>
+          <w:tcPr>
+            <w:tcW w:type="dxa" w:w="2010"/>
+            <w:tcMar>
+              <w:top w:type="dxa" w:w="70"/>
+              <w:left w:type="dxa" w:w="70"/>
+              <w:bottom w:type="dxa" w:w="70"/>
+              <w:right w:type="dxa" w:w="70"/>
+            </w:tcMar>
+            <w:vAlign w:val="center"/>
+          </w:tcPr>
+          <w:p>
+            <w:pPr>
+              <w:spacing w:after="0" w:line="260"/>
+            </w:pPr>
+            <w:r>
+              <w:rPr>
+                <w:b/>
+                <w:bCs/>
+                <w:snapToGrid w:val="false"/>
+                <w:color w:val="B36B00"/>
+                <w:sz w:val="19"/>
+                <w:szCs w:val="19"/>
+              </w:rPr>
+              <w:t xml:space="preserve">△</w:t>
+            </w:r>
+          </w:p>
+        </w:tc>
+        <w:tc>
+          <w:tcPr>
+            <w:tcW w:type="dxa" w:w="1610"/>
+            <w:tcMar>
+              <w:top w:type="dxa" w:w="70"/>
+              <w:left w:type="dxa" w:w="70"/>
+              <w:bottom w:type="dxa" w:w="70"/>
+              <w:right w:type="dxa" w:w="70"/>
+            </w:tcMar>
+            <w:vAlign w:val="center"/>
+          </w:tcPr>
+          <w:p>
+            <w:pPr>
+              <w:spacing w:after="0" w:line="260"/>
+            </w:pPr>
+            <w:r>
+              <w:rPr>
+                <w:b/>
+                <w:bCs/>
+                <w:snapToGrid w:val="false"/>
+                <w:color w:val="1F6F43"/>
+                <w:sz w:val="19"/>
+                <w:szCs w:val="19"/>
+              </w:rPr>
+              <w:t xml:space="preserve">○</w:t>
+            </w:r>
+            <w:r>
+              <w:rPr>
+                <w:snapToGrid w:val="false"/>
+                <w:sz w:val="15"/>
+                <w:szCs w:val="15"/>
+              </w:rPr>
+              <w:br/>
+              <w:t xml:space="preserve">ゆうちょ銀行</w:t>
+            </w:r>
+            <w:r>
+              <w:rPr>
+                <w:i/>
+                <w:iCs/>
+                <w:snapToGrid w:val="false"/>
+                <w:color w:val="666666"/>
+                <w:sz w:val="12"/>
+                <w:szCs w:val="12"/>
+              </w:rPr>
+              <w:br/>
+              <w:t xml:space="preserve">2016年度開始。一時点で5,197億円の投資実績を確認</w:t>
+            </w:r>
+          </w:p>
+        </w:tc>
+        <w:tc>
+          <w:tcPr>
+            <w:tcW w:type="dxa" w:w="2420"/>
+            <w:tcMar>
+              <w:top w:type="dxa" w:w="70"/>
+              <w:left w:type="dxa" w:w="70"/>
+              <w:bottom w:type="dxa" w:w="70"/>
+              <w:right w:type="dxa" w:w="70"/>
+            </w:tcMar>
+            <w:vAlign w:val="center"/>
+          </w:tcPr>
+          <w:p>
+            <w:pPr>
+              <w:spacing w:after="0" w:line="260"/>
+            </w:pPr>
+            <w:r>
+              <w:rPr>
+                <w:b/>
+                <w:bCs/>
+                <w:snapToGrid w:val="false"/>
+                <w:color w:val="B36B00"/>
+                <w:sz w:val="19"/>
+                <w:szCs w:val="19"/>
+              </w:rPr>
+              <w:t xml:space="preserve">△</w:t>
+            </w:r>
+          </w:p>
+        </w:tc>
+        <w:tc>
+          <w:tcPr>
+            <w:tcW w:type="dxa" w:w="2118"/>
+            <w:tcMar>
+              <w:top w:type="dxa" w:w="70"/>
+              <w:left w:type="dxa" w:w="70"/>
+              <w:bottom w:type="dxa" w:w="70"/>
+              <w:right w:type="dxa" w:w="70"/>
+            </w:tcMar>
+            <w:vAlign w:val="center"/>
+          </w:tcPr>
+          <w:p>
+            <w:pPr>
+              <w:spacing w:after="0" w:line="260"/>
+            </w:pPr>
+            <w:r>
+              <w:rPr>
+                <w:b/>
+                <w:bCs/>
+                <w:snapToGrid w:val="false"/>
+                <w:color w:val="B36B00"/>
+                <w:sz w:val="19"/>
+                <w:szCs w:val="19"/>
+              </w:rPr>
+              <w:t xml:space="preserve">△</w:t>
+            </w:r>
+          </w:p>
+        </w:tc>
+      </w:tr>
+      <w:tr>
+        <w:trPr>
+          <w:cantSplit/>
+        </w:trPr>
+        <w:tc>
+          <w:tcPr>
+            <w:tcW w:type="dxa" w:w="3260"/>
+            <w:tcMar>
+              <w:top w:type="dxa" w:w="70"/>
+              <w:left w:type="dxa" w:w="90"/>
+              <w:bottom w:type="dxa" w:w="70"/>
+              <w:right w:type="dxa" w:w="90"/>
+            </w:tcMar>
+            <w:vAlign w:val="center"/>
+          </w:tcPr>
+          <w:p>
+            <w:pPr>
+              <w:spacing w:after="0" w:line="260"/>
+              <w:jc w:val="left"/>
+            </w:pPr>
+            <w:r>
+              <w:rPr>
+                <w:b w:val="false"/>
+                <w:bCs w:val="false"/>
+                <w:snapToGrid w:val="false"/>
+                <w:sz w:val="16"/>
+                <w:szCs w:val="16"/>
+              </w:rPr>
+              <w:t xml:space="preserve">16. オルタナティブ⑥：コモディティ</w:t>
+            </w:r>
+          </w:p>
+        </w:tc>
+        <w:tc>
+          <w:tcPr>
+            <w:tcW w:type="dxa" w:w="2010"/>
+            <w:tcMar>
+              <w:top w:type="dxa" w:w="70"/>
+              <w:left w:type="dxa" w:w="70"/>
+              <w:bottom w:type="dxa" w:w="70"/>
+              <w:right w:type="dxa" w:w="70"/>
+            </w:tcMar>
+            <w:vAlign w:val="center"/>
+          </w:tcPr>
+          <w:p>
+            <w:pPr>
+              <w:spacing w:after="0" w:line="260"/>
+            </w:pPr>
+            <w:r>
+              <w:rPr>
+                <w:b/>
+                <w:bCs/>
+                <w:snapToGrid w:val="false"/>
+                <w:color w:val="B36B00"/>
+                <w:sz w:val="19"/>
+                <w:szCs w:val="19"/>
+              </w:rPr>
+              <w:t xml:space="preserve">△</w:t>
+            </w:r>
+          </w:p>
+        </w:tc>
+        <w:tc>
+          <w:tcPr>
+            <w:tcW w:type="dxa" w:w="2010"/>
+            <w:tcMar>
+              <w:top w:type="dxa" w:w="70"/>
+              <w:left w:type="dxa" w:w="70"/>
+              <w:bottom w:type="dxa" w:w="70"/>
+              <w:right w:type="dxa" w:w="70"/>
+            </w:tcMar>
+            <w:vAlign w:val="center"/>
+          </w:tcPr>
+          <w:p>
+            <w:pPr>
+              <w:spacing w:after="0" w:line="260"/>
+            </w:pPr>
+            <w:r>
+              <w:rPr>
+                <w:b/>
+                <w:bCs/>
+                <w:snapToGrid w:val="false"/>
+                <w:color w:val="B36B00"/>
+                <w:sz w:val="19"/>
+                <w:szCs w:val="19"/>
+              </w:rPr>
+              <w:t xml:space="preserve">△</w:t>
+            </w:r>
+          </w:p>
+        </w:tc>
+        <w:tc>
+          <w:tcPr>
+            <w:tcW w:type="dxa" w:w="2010"/>
+            <w:tcMar>
+              <w:top w:type="dxa" w:w="70"/>
+              <w:left w:type="dxa" w:w="70"/>
+              <w:bottom w:type="dxa" w:w="70"/>
+              <w:right w:type="dxa" w:w="70"/>
+            </w:tcMar>
+            <w:vAlign w:val="center"/>
+          </w:tcPr>
+          <w:p>
+            <w:pPr>
+              <w:spacing w:after="0" w:line="260"/>
+            </w:pPr>
+            <w:r>
+              <w:rPr>
+                <w:b/>
+                <w:bCs/>
+                <w:snapToGrid w:val="false"/>
+                <w:color w:val="B36B00"/>
+                <w:sz w:val="19"/>
+                <w:szCs w:val="19"/>
+              </w:rPr>
+              <w:t xml:space="preserve">△</w:t>
+            </w:r>
+          </w:p>
+        </w:tc>
+        <w:tc>
+          <w:tcPr>
+            <w:tcW w:type="dxa" w:w="1610"/>
+            <w:tcMar>
+              <w:top w:type="dxa" w:w="70"/>
+              <w:left w:type="dxa" w:w="70"/>
+              <w:bottom w:type="dxa" w:w="70"/>
+              <w:right w:type="dxa" w:w="70"/>
+            </w:tcMar>
+            <w:vAlign w:val="center"/>
+          </w:tcPr>
+          <w:p>
+            <w:pPr>
+              <w:spacing w:after="0" w:line="260"/>
+            </w:pPr>
+            <w:r>
+              <w:rPr>
+                <w:b/>
+                <w:bCs/>
+                <w:snapToGrid w:val="false"/>
+                <w:color w:val="B36B00"/>
+                <w:sz w:val="19"/>
+                <w:szCs w:val="19"/>
+              </w:rPr>
+              <w:t xml:space="preserve">△</w:t>
+            </w:r>
+            <w:r>
+              <w:rPr>
+                <w:i/>
+                <w:iCs/>
+                <w:snapToGrid w:val="false"/>
+                <w:color w:val="666666"/>
+                <w:sz w:val="12"/>
+                <w:szCs w:val="12"/>
+              </w:rPr>
+              <w:br/>
+              <w:t xml:space="preserve">オルタナティブ投資の一部として言及のみ。規模は未確認</w:t>
+            </w:r>
+          </w:p>
+        </w:tc>
+        <w:tc>
+          <w:tcPr>
+            <w:tcW w:type="dxa" w:w="2420"/>
+            <w:tcMar>
+              <w:top w:type="dxa" w:w="70"/>
+              <w:left w:type="dxa" w:w="70"/>
+              <w:bottom w:type="dxa" w:w="70"/>
+              <w:right w:type="dxa" w:w="70"/>
+            </w:tcMar>
+            <w:vAlign w:val="center"/>
+          </w:tcPr>
+          <w:p>
+            <w:pPr>
+              <w:spacing w:after="0" w:line="260"/>
+            </w:pPr>
+            <w:r>
+              <w:rPr>
+                <w:b/>
+                <w:bCs/>
+                <w:snapToGrid w:val="false"/>
+                <w:color w:val="B36B00"/>
+                <w:sz w:val="19"/>
+                <w:szCs w:val="19"/>
+              </w:rPr>
+              <w:t xml:space="preserve">△</w:t>
+            </w:r>
+          </w:p>
+        </w:tc>
+        <w:tc>
+          <w:tcPr>
+            <w:tcW w:type="dxa" w:w="2118"/>
+            <w:tcMar>
+              <w:top w:type="dxa" w:w="70"/>
+              <w:left w:type="dxa" w:w="70"/>
+              <w:bottom w:type="dxa" w:w="70"/>
+              <w:right w:type="dxa" w:w="70"/>
+            </w:tcMar>
+            <w:vAlign w:val="center"/>
+          </w:tcPr>
+          <w:p>
+            <w:pPr>
+              <w:spacing w:after="0" w:line="260"/>
+            </w:pPr>
+            <w:r>
+              <w:rPr>
+                <w:b/>
+                <w:bCs/>
+                <w:snapToGrid w:val="false"/>
+                <w:color w:val="B36B00"/>
+                <w:sz w:val="19"/>
+                <w:szCs w:val="19"/>
+              </w:rPr>
+              <w:t xml:space="preserve">△</w:t>
+            </w:r>
+          </w:p>
+        </w:tc>
+      </w:tr>
+      <w:tr>
+        <w:trPr>
+          <w:cantSplit/>
+        </w:trPr>
+        <w:tc>
+          <w:tcPr>
+            <w:tcW w:type="dxa" w:w="3260"/>
+            <w:tcMar>
+              <w:top w:type="dxa" w:w="70"/>
+              <w:left w:type="dxa" w:w="90"/>
+              <w:bottom w:type="dxa" w:w="70"/>
+              <w:right w:type="dxa" w:w="90"/>
+            </w:tcMar>
+            <w:vAlign w:val="center"/>
+          </w:tcPr>
+          <w:p>
+            <w:pPr>
+              <w:spacing w:after="0" w:line="260"/>
+              <w:jc w:val="left"/>
+            </w:pPr>
+            <w:r>
+              <w:rPr>
+                <w:b w:val="false"/>
+                <w:bCs w:val="false"/>
+                <w:snapToGrid w:val="false"/>
+                <w:sz w:val="16"/>
+                <w:szCs w:val="16"/>
+              </w:rPr>
+              <w:t xml:space="preserve">17. 法人向け為替・デリバティブ商品の提供（マーケティング）業務</w:t>
+            </w:r>
+          </w:p>
+        </w:tc>
+        <w:tc>
+          <w:tcPr>
+            <w:tcW w:type="dxa" w:w="2010"/>
+            <w:tcMar>
+              <w:top w:type="dxa" w:w="70"/>
+              <w:left w:type="dxa" w:w="70"/>
+              <w:bottom w:type="dxa" w:w="70"/>
+              <w:right w:type="dxa" w:w="70"/>
+            </w:tcMar>
+            <w:vAlign w:val="center"/>
+          </w:tcPr>
+          <w:p>
+            <w:pPr>
+              <w:spacing w:after="0" w:line="260"/>
+            </w:pPr>
+            <w:r>
+              <w:rPr>
+                <w:b/>
+                <w:bCs/>
+                <w:snapToGrid w:val="false"/>
+                <w:color w:val="1F6F43"/>
+                <w:sz w:val="19"/>
+                <w:szCs w:val="19"/>
+              </w:rPr>
+              <w:t xml:space="preserve">○</w:t>
+            </w:r>
+            <w:r>
+              <w:rPr>
+                <w:snapToGrid w:val="false"/>
+                <w:sz w:val="15"/>
+                <w:szCs w:val="15"/>
+              </w:rPr>
+              <w:br/>
+              <w:t xml:space="preserve">みずほ銀行</w:t>
+            </w:r>
+          </w:p>
+        </w:tc>
+        <w:tc>
+          <w:tcPr>
+            <w:tcW w:type="dxa" w:w="2010"/>
+            <w:tcMar>
+              <w:top w:type="dxa" w:w="70"/>
+              <w:left w:type="dxa" w:w="70"/>
+              <w:bottom w:type="dxa" w:w="70"/>
+              <w:right w:type="dxa" w:w="70"/>
+            </w:tcMar>
+            <w:vAlign w:val="center"/>
+          </w:tcPr>
+          <w:p>
+            <w:pPr>
+              <w:spacing w:after="0" w:line="260"/>
+            </w:pPr>
+            <w:r>
+              <w:rPr>
+                <w:b/>
+                <w:bCs/>
+                <w:snapToGrid w:val="false"/>
+                <w:color w:val="1F6F43"/>
+                <w:sz w:val="19"/>
+                <w:szCs w:val="19"/>
+              </w:rPr>
+              <w:t xml:space="preserve">○</w:t>
+            </w:r>
+            <w:r>
+              <w:rPr>
+                <w:snapToGrid w:val="false"/>
+                <w:sz w:val="15"/>
+                <w:szCs w:val="15"/>
+              </w:rPr>
+              <w:br/>
+              <w:t xml:space="preserve">三菱UFJ銀行</w:t>
+            </w:r>
+          </w:p>
+        </w:tc>
+        <w:tc>
+          <w:tcPr>
+            <w:tcW w:type="dxa" w:w="2010"/>
+            <w:tcMar>
+              <w:top w:type="dxa" w:w="70"/>
+              <w:left w:type="dxa" w:w="70"/>
+              <w:bottom w:type="dxa" w:w="70"/>
+              <w:right w:type="dxa" w:w="70"/>
+            </w:tcMar>
+            <w:vAlign w:val="center"/>
+          </w:tcPr>
+          <w:p>
+            <w:pPr>
+              <w:spacing w:after="0" w:line="260"/>
+            </w:pPr>
+            <w:r>
+              <w:rPr>
+                <w:b/>
+                <w:bCs/>
+                <w:snapToGrid w:val="false"/>
+                <w:color w:val="1F6F43"/>
+                <w:sz w:val="19"/>
+                <w:szCs w:val="19"/>
+              </w:rPr>
+              <w:t xml:space="preserve">○</w:t>
+            </w:r>
+            <w:r>
+              <w:rPr>
+                <w:snapToGrid w:val="false"/>
+                <w:sz w:val="15"/>
+                <w:szCs w:val="15"/>
+              </w:rPr>
+              <w:br/>
+              <w:t xml:space="preserve">りそな銀行</w:t>
+            </w:r>
+          </w:p>
+        </w:tc>
+        <w:tc>
+          <w:tcPr>
+            <w:tcW w:type="dxa" w:w="1610"/>
+            <w:tcMar>
+              <w:top w:type="dxa" w:w="70"/>
+              <w:left w:type="dxa" w:w="70"/>
+              <w:bottom w:type="dxa" w:w="70"/>
+              <w:right w:type="dxa" w:w="70"/>
+            </w:tcMar>
+            <w:vAlign w:val="center"/>
+          </w:tcPr>
+          <w:p>
+            <w:pPr>
+              <w:spacing w:after="0" w:line="260"/>
+            </w:pPr>
+            <w:r>
+              <w:rPr>
+                <w:b/>
+                <w:bCs/>
+                <w:snapToGrid w:val="false"/>
+                <w:color w:val="999999"/>
+                <w:sz w:val="19"/>
+                <w:szCs w:val="19"/>
+              </w:rPr>
+              <w:t xml:space="preserve">×</w:t>
+            </w:r>
+          </w:p>
+        </w:tc>
+        <w:tc>
+          <w:tcPr>
+            <w:tcW w:type="dxa" w:w="2420"/>
+            <w:tcMar>
+              <w:top w:type="dxa" w:w="70"/>
+              <w:left w:type="dxa" w:w="70"/>
+              <w:bottom w:type="dxa" w:w="70"/>
+              <w:right w:type="dxa" w:w="70"/>
+            </w:tcMar>
+            <w:vAlign w:val="center"/>
+          </w:tcPr>
+          <w:p>
+            <w:pPr>
+              <w:spacing w:after="0" w:line="260"/>
+            </w:pPr>
+            <w:r>
+              <w:rPr>
+                <w:b/>
+                <w:bCs/>
+                <w:snapToGrid w:val="false"/>
+                <w:color w:val="1F6F43"/>
+                <w:sz w:val="19"/>
+                <w:szCs w:val="19"/>
+              </w:rPr>
+              <w:t xml:space="preserve">○</w:t>
+            </w:r>
+            <w:r>
+              <w:rPr>
+                <w:snapToGrid w:val="false"/>
+                <w:sz w:val="15"/>
+                <w:szCs w:val="15"/>
+              </w:rPr>
+              <w:br/>
+              <w:t xml:space="preserve">三井住友銀行</w:t>
+            </w:r>
+          </w:p>
+        </w:tc>
+        <w:tc>
+          <w:tcPr>
+            <w:tcW w:type="dxa" w:w="2118"/>
+            <w:tcMar>
+              <w:top w:type="dxa" w:w="70"/>
+              <w:left w:type="dxa" w:w="70"/>
+              <w:bottom w:type="dxa" w:w="70"/>
+              <w:right w:type="dxa" w:w="70"/>
+            </w:tcMar>
+            <w:vAlign w:val="center"/>
+          </w:tcPr>
+          <w:p>
+            <w:pPr>
+              <w:spacing w:after="0" w:line="260"/>
+            </w:pPr>
+            <w:r>
+              <w:rPr>
+                <w:b/>
+                <w:bCs/>
+                <w:snapToGrid w:val="false"/>
+                <w:color w:val="B36B00"/>
+                <w:sz w:val="19"/>
+                <w:szCs w:val="19"/>
+              </w:rPr>
+              <w:t xml:space="preserve">△</w:t>
+            </w:r>
+          </w:p>
+        </w:tc>
+      </w:tr>
+      <w:tr>
+        <w:trPr>
+          <w:cantSplit/>
+        </w:trPr>
+        <w:tc>
+          <w:tcPr>
+            <w:tcW w:type="dxa" w:w="15438"/>
+            <w:gridSpan w:val="7"/>
+            <w:shd w:fill="D9E2F3" w:val="clear"/>
+            <w:tcMar>
+              <w:top w:type="dxa" w:w="80"/>
+              <w:left w:type="dxa" w:w="110"/>
+              <w:bottom w:type="dxa" w:w="80"/>
+              <w:right w:type="dxa" w:w="90"/>
+            </w:tcMar>
+          </w:tcPr>
+          <w:p>
+            <w:pPr>
+              <w:spacing w:after="0" w:line="260"/>
+              <w:jc w:val="left"/>
+            </w:pPr>
+            <w:r>
+              <w:rPr>
+                <w:b/>
+                <w:bCs/>
+                <w:snapToGrid w:val="false"/>
+                <w:color w:val="1F3864"/>
+                <w:sz w:val="18"/>
+                <w:szCs w:val="18"/>
+              </w:rPr>
+              <w:t xml:space="preserve">D. 資産管理の統合管理業務</w:t>
+            </w:r>
+          </w:p>
+        </w:tc>
+      </w:tr>
+      <w:tr>
+        <w:trPr>
+          <w:cantSplit/>
+        </w:trPr>
+        <w:tc>
+          <w:tcPr>
+            <w:tcW w:type="dxa" w:w="3260"/>
+            <w:tcMar>
+              <w:top w:type="dxa" w:w="70"/>
+              <w:left w:type="dxa" w:w="90"/>
+              <w:bottom w:type="dxa" w:w="70"/>
+              <w:right w:type="dxa" w:w="90"/>
+            </w:tcMar>
+            <w:vAlign w:val="center"/>
+          </w:tcPr>
+          <w:p>
+            <w:pPr>
+              <w:spacing w:after="0" w:line="260"/>
+              <w:jc w:val="left"/>
+            </w:pPr>
+            <w:r>
+              <w:rPr>
+                <w:b w:val="false"/>
+                <w:bCs w:val="false"/>
+                <w:snapToGrid w:val="false"/>
+                <w:sz w:val="16"/>
+                <w:szCs w:val="16"/>
+              </w:rPr>
+              <w:t xml:space="preserve">18. マスタートラスト業務（複数運用機関の資産管理統合）</w:t>
             </w:r>
           </w:p>
         </w:tc>
@@ -5643,7 +7076,7 @@
           <w:sz w:val="20"/>
           <w:szCs w:val="20"/>
         </w:rPr>
-        <w:t xml:space="preserve">上表で用いた12の業務種類について、それぞれの業務内容を簡潔にまとめた一覧です。</w:t>
+        <w:t xml:space="preserve">上表で用いた18の業務種類について、それぞれの業務内容を簡潔にまとめた一覧です。</w:t>
       </w:r>
     </w:p>
     <w:tbl>
@@ -6458,57 +7891,31 @@
         </w:trPr>
         <w:tc>
           <w:tcPr>
-            <w:tcW w:type="dxa" w:w="3600"/>
-            <w:tcMar>
-              <w:top w:type="dxa" w:w="60"/>
-              <w:left w:type="dxa" w:w="80"/>
-              <w:bottom w:type="dxa" w:w="60"/>
-              <w:right w:type="dxa" w:w="80"/>
-            </w:tcMar>
-            <w:vAlign w:val="center"/>
-          </w:tcPr>
-          <w:p>
-            <w:pPr>
-              <w:spacing w:after="0" w:line="260"/>
-              <w:jc w:val="left"/>
-            </w:pPr>
-            <w:r>
-              <w:rPr>
-                <w:b/>
-                <w:bCs/>
-                <w:snapToGrid w:val="false"/>
-                <w:sz w:val="16"/>
-                <w:szCs w:val="16"/>
-              </w:rPr>
-              <w:t xml:space="preserve">10. 有価証券・プライベートアセットへの自己勘定投資業務（自己資金によるPE・不動産投資を含む）</w:t>
-            </w:r>
-          </w:p>
-        </w:tc>
-        <w:tc>
-          <w:tcPr>
-            <w:tcW w:type="dxa" w:w="11838"/>
+            <w:tcW w:type="dxa" w:w="15438"/>
+            <w:gridSpan w:val="2"/>
+            <w:shd w:fill="D9E2F3" w:val="clear"/>
             <w:tcMar>
               <w:top w:type="dxa" w:w="60"/>
               <w:left w:type="dxa" w:w="100"/>
               <w:bottom w:type="dxa" w:w="60"/>
-              <w:right w:type="dxa" w:w="100"/>
-            </w:tcMar>
-            <w:vAlign w:val="center"/>
-          </w:tcPr>
-          <w:p>
-            <w:pPr>
-              <w:spacing w:after="0" w:line="260"/>
-              <w:jc w:val="left"/>
-            </w:pPr>
-            <w:r>
-              <w:rPr>
-                <w:b w:val="false"/>
-                <w:bCs w:val="false"/>
-                <w:snapToGrid w:val="false"/>
-                <w:sz w:val="17"/>
-                <w:szCs w:val="17"/>
-              </w:rPr>
-              <w:t xml:space="preserve">自己の資金を用いて国債・社債・株式等の有価証券に投資し、運用収益を獲得する業務。近年は低金利下での収益多様化のため、PE・不動産・インフラ等のオルタナティブ資産にも自己資金を配分する動きが広がっており、特にゆうちょ銀行は国内最大級の規模でこれを行っている。</w:t>
+              <w:right w:type="dxa" w:w="80"/>
+            </w:tcMar>
+          </w:tcPr>
+          <w:p>
+            <w:pPr>
+              <w:spacing w:after="0" w:line="260"/>
+              <w:jc w:val="left"/>
+            </w:pPr>
+            <w:r>
+              <w:rPr>
+                <w:b/>
+                <w:bCs/>
+                <w:snapToGrid w:val="false"/>
+                <w:color w:val="1F3864"/>
+                <w:sz w:val="16"/>
+                <w:szCs w:val="16"/>
+              </w:rPr>
+              <w:t xml:space="preserve">C-1. 自己勘定投資業務（資産クラス別）</w:t>
             </w:r>
           </w:p>
         </w:tc>
@@ -6541,7 +7948,7 @@
                 <w:sz w:val="16"/>
                 <w:szCs w:val="16"/>
               </w:rPr>
-              <w:t xml:space="preserve">11. 法人向け為替・デリバティブ商品の提供（マーケティング）業務</w:t>
+              <w:t xml:space="preserve">10. 伝統的市場性資産（国債・社債・外国証券・株式等）</w:t>
             </w:r>
           </w:p>
         </w:tc>
@@ -6569,7 +7976,7 @@
                 <w:sz w:val="17"/>
                 <w:szCs w:val="17"/>
               </w:rPr>
-              <w:t xml:space="preserve">事業法人の為替リスク・金利リスクのヘッジニーズに対応し、為替予約やデリバティブ商品を組成・販売する業務。</w:t>
+              <w:t xml:space="preserve">自己の資金を用いて国債・社債・外国証券・株式等の伝統的な市場性有価証券に投資し、運用収益を獲得する業務。日々時価評価される流動性の高い資産が対象で、市場部門・資金証券部等が担う自己勘定投資の中核。</w:t>
             </w:r>
           </w:p>
         </w:tc>
@@ -6580,31 +7987,57 @@
         </w:trPr>
         <w:tc>
           <w:tcPr>
-            <w:tcW w:type="dxa" w:w="15438"/>
-            <w:gridSpan w:val="2"/>
-            <w:shd w:fill="D9E2F3" w:val="clear"/>
+            <w:tcW w:type="dxa" w:w="3600"/>
+            <w:tcMar>
+              <w:top w:type="dxa" w:w="60"/>
+              <w:left w:type="dxa" w:w="80"/>
+              <w:bottom w:type="dxa" w:w="60"/>
+              <w:right w:type="dxa" w:w="80"/>
+            </w:tcMar>
+            <w:vAlign w:val="center"/>
+          </w:tcPr>
+          <w:p>
+            <w:pPr>
+              <w:spacing w:after="0" w:line="260"/>
+              <w:jc w:val="left"/>
+            </w:pPr>
+            <w:r>
+              <w:rPr>
+                <w:b/>
+                <w:bCs/>
+                <w:snapToGrid w:val="false"/>
+                <w:sz w:val="16"/>
+                <w:szCs w:val="16"/>
+              </w:rPr>
+              <w:t xml:space="preserve">11. オルタナティブ①：プライベートエクイティ（PE）</w:t>
+            </w:r>
+          </w:p>
+        </w:tc>
+        <w:tc>
+          <w:tcPr>
+            <w:tcW w:type="dxa" w:w="11838"/>
             <w:tcMar>
               <w:top w:type="dxa" w:w="60"/>
               <w:left w:type="dxa" w:w="100"/>
               <w:bottom w:type="dxa" w:w="60"/>
-              <w:right w:type="dxa" w:w="80"/>
-            </w:tcMar>
-          </w:tcPr>
-          <w:p>
-            <w:pPr>
-              <w:spacing w:after="0" w:line="260"/>
-              <w:jc w:val="left"/>
-            </w:pPr>
-            <w:r>
-              <w:rPr>
-                <w:b/>
-                <w:bCs/>
-                <w:snapToGrid w:val="false"/>
-                <w:color w:val="1F3864"/>
-                <w:sz w:val="16"/>
-                <w:szCs w:val="16"/>
-              </w:rPr>
-              <w:t xml:space="preserve">D. 資産管理の統合管理業務</w:t>
+              <w:right w:type="dxa" w:w="100"/>
+            </w:tcMar>
+            <w:vAlign w:val="center"/>
+          </w:tcPr>
+          <w:p>
+            <w:pPr>
+              <w:spacing w:after="0" w:line="260"/>
+              <w:jc w:val="left"/>
+            </w:pPr>
+            <w:r>
+              <w:rPr>
+                <w:b w:val="false"/>
+                <w:bCs w:val="false"/>
+                <w:snapToGrid w:val="false"/>
+                <w:sz w:val="17"/>
+                <w:szCs w:val="17"/>
+              </w:rPr>
+              <w:t xml:space="preserve">自己資金を未上場企業への出資（バイアウト・ベンチャー・グロースエクイティ等）に配分する業務。長期のロックアップを伴う。銀行自身の目利き力を要する点で、投資信託等の伝統資産とは運用手法が大きく異なる。</w:t>
             </w:r>
           </w:p>
         </w:tc>
@@ -6637,7 +8070,408 @@
                 <w:sz w:val="16"/>
                 <w:szCs w:val="16"/>
               </w:rPr>
-              <w:t xml:space="preserve">12. マスタートラスト業務（複数運用機関の資産管理統合）</w:t>
+              <w:t xml:space="preserve">12. オルタナティブ②：不動産</w:t>
+            </w:r>
+          </w:p>
+        </w:tc>
+        <w:tc>
+          <w:tcPr>
+            <w:tcW w:type="dxa" w:w="11838"/>
+            <w:tcMar>
+              <w:top w:type="dxa" w:w="60"/>
+              <w:left w:type="dxa" w:w="100"/>
+              <w:bottom w:type="dxa" w:w="60"/>
+              <w:right w:type="dxa" w:w="100"/>
+            </w:tcMar>
+            <w:vAlign w:val="center"/>
+          </w:tcPr>
+          <w:p>
+            <w:pPr>
+              <w:spacing w:after="0" w:line="260"/>
+              <w:jc w:val="left"/>
+            </w:pPr>
+            <w:r>
+              <w:rPr>
+                <w:b w:val="false"/>
+                <w:bCs w:val="false"/>
+                <w:snapToGrid w:val="false"/>
+                <w:sz w:val="17"/>
+                <w:szCs w:val="17"/>
+              </w:rPr>
+              <w:t xml:space="preserve">自己資金をオフィスビル等の実物不動産、または不動産ファンドに配分する業務。インカムゲイン（賃料収入）中心で、伝統資産と相関が低い分散効果が期待される。</w:t>
+            </w:r>
+          </w:p>
+        </w:tc>
+      </w:tr>
+      <w:tr>
+        <w:trPr>
+          <w:cantSplit/>
+        </w:trPr>
+        <w:tc>
+          <w:tcPr>
+            <w:tcW w:type="dxa" w:w="3600"/>
+            <w:tcMar>
+              <w:top w:type="dxa" w:w="60"/>
+              <w:left w:type="dxa" w:w="80"/>
+              <w:bottom w:type="dxa" w:w="60"/>
+              <w:right w:type="dxa" w:w="80"/>
+            </w:tcMar>
+            <w:vAlign w:val="center"/>
+          </w:tcPr>
+          <w:p>
+            <w:pPr>
+              <w:spacing w:after="0" w:line="260"/>
+              <w:jc w:val="left"/>
+            </w:pPr>
+            <w:r>
+              <w:rPr>
+                <w:b/>
+                <w:bCs/>
+                <w:snapToGrid w:val="false"/>
+                <w:sz w:val="16"/>
+                <w:szCs w:val="16"/>
+              </w:rPr>
+              <w:t xml:space="preserve">13. オルタナティブ③：インフラストラクチャー</w:t>
+            </w:r>
+          </w:p>
+        </w:tc>
+        <w:tc>
+          <w:tcPr>
+            <w:tcW w:type="dxa" w:w="11838"/>
+            <w:tcMar>
+              <w:top w:type="dxa" w:w="60"/>
+              <w:left w:type="dxa" w:w="100"/>
+              <w:bottom w:type="dxa" w:w="60"/>
+              <w:right w:type="dxa" w:w="100"/>
+            </w:tcMar>
+            <w:vAlign w:val="center"/>
+          </w:tcPr>
+          <w:p>
+            <w:pPr>
+              <w:spacing w:after="0" w:line="260"/>
+              <w:jc w:val="left"/>
+            </w:pPr>
+            <w:r>
+              <w:rPr>
+                <w:b w:val="false"/>
+                <w:bCs w:val="false"/>
+                <w:snapToGrid w:val="false"/>
+                <w:sz w:val="17"/>
+                <w:szCs w:val="17"/>
+              </w:rPr>
+              <w:t xml:space="preserve">自己資金を発電・交通・通信等のインフラ資産や、インフラファンドに配分する業務。長期・安定的なキャッシュフローを狙う投資で、年金基金等の長期投資家に好まれる資産クラス。</w:t>
+            </w:r>
+          </w:p>
+        </w:tc>
+      </w:tr>
+      <w:tr>
+        <w:trPr>
+          <w:cantSplit/>
+        </w:trPr>
+        <w:tc>
+          <w:tcPr>
+            <w:tcW w:type="dxa" w:w="3600"/>
+            <w:tcMar>
+              <w:top w:type="dxa" w:w="60"/>
+              <w:left w:type="dxa" w:w="80"/>
+              <w:bottom w:type="dxa" w:w="60"/>
+              <w:right w:type="dxa" w:w="80"/>
+            </w:tcMar>
+            <w:vAlign w:val="center"/>
+          </w:tcPr>
+          <w:p>
+            <w:pPr>
+              <w:spacing w:after="0" w:line="260"/>
+              <w:jc w:val="left"/>
+            </w:pPr>
+            <w:r>
+              <w:rPr>
+                <w:b/>
+                <w:bCs/>
+                <w:snapToGrid w:val="false"/>
+                <w:sz w:val="16"/>
+                <w:szCs w:val="16"/>
+              </w:rPr>
+              <w:t xml:space="preserve">14. オルタナティブ④：プライベートデット／ダイレクトレンディング</w:t>
+            </w:r>
+          </w:p>
+        </w:tc>
+        <w:tc>
+          <w:tcPr>
+            <w:tcW w:type="dxa" w:w="11838"/>
+            <w:tcMar>
+              <w:top w:type="dxa" w:w="60"/>
+              <w:left w:type="dxa" w:w="100"/>
+              <w:bottom w:type="dxa" w:w="60"/>
+              <w:right w:type="dxa" w:w="100"/>
+            </w:tcMar>
+            <w:vAlign w:val="center"/>
+          </w:tcPr>
+          <w:p>
+            <w:pPr>
+              <w:spacing w:after="0" w:line="260"/>
+              <w:jc w:val="left"/>
+            </w:pPr>
+            <w:r>
+              <w:rPr>
+                <w:b w:val="false"/>
+                <w:bCs w:val="false"/>
+                <w:snapToGrid w:val="false"/>
+                <w:sz w:val="17"/>
+                <w:szCs w:val="17"/>
+              </w:rPr>
+              <w:t xml:space="preserve">自己資金を、銀行融資の代替として非上場企業向けに直接貸付・メザニン投資等を行う業務。プライベートエクイティと伝統的なクレジット投資の中間的な性格を持つ。</w:t>
+            </w:r>
+          </w:p>
+        </w:tc>
+      </w:tr>
+      <w:tr>
+        <w:trPr>
+          <w:cantSplit/>
+        </w:trPr>
+        <w:tc>
+          <w:tcPr>
+            <w:tcW w:type="dxa" w:w="3600"/>
+            <w:tcMar>
+              <w:top w:type="dxa" w:w="60"/>
+              <w:left w:type="dxa" w:w="80"/>
+              <w:bottom w:type="dxa" w:w="60"/>
+              <w:right w:type="dxa" w:w="80"/>
+            </w:tcMar>
+            <w:vAlign w:val="center"/>
+          </w:tcPr>
+          <w:p>
+            <w:pPr>
+              <w:spacing w:after="0" w:line="260"/>
+              <w:jc w:val="left"/>
+            </w:pPr>
+            <w:r>
+              <w:rPr>
+                <w:b/>
+                <w:bCs/>
+                <w:snapToGrid w:val="false"/>
+                <w:sz w:val="16"/>
+                <w:szCs w:val="16"/>
+              </w:rPr>
+              <w:t xml:space="preserve">15. オルタナティブ⑤：ヘッジファンド</w:t>
+            </w:r>
+          </w:p>
+        </w:tc>
+        <w:tc>
+          <w:tcPr>
+            <w:tcW w:type="dxa" w:w="11838"/>
+            <w:tcMar>
+              <w:top w:type="dxa" w:w="60"/>
+              <w:left w:type="dxa" w:w="100"/>
+              <w:bottom w:type="dxa" w:w="60"/>
+              <w:right w:type="dxa" w:w="100"/>
+            </w:tcMar>
+            <w:vAlign w:val="center"/>
+          </w:tcPr>
+          <w:p>
+            <w:pPr>
+              <w:spacing w:after="0" w:line="260"/>
+              <w:jc w:val="left"/>
+            </w:pPr>
+            <w:r>
+              <w:rPr>
+                <w:b w:val="false"/>
+                <w:bCs w:val="false"/>
+                <w:snapToGrid w:val="false"/>
+                <w:sz w:val="17"/>
+                <w:szCs w:val="17"/>
+              </w:rPr>
+              <w:t xml:space="preserve">自己資金を、ロング・ショートやマクロ戦略等、市場の方向性に依存しない絶対収益追求型のファンドに配分する業務。伝統資産の変動と相関が低いリターン源の獲得が目的。</w:t>
+            </w:r>
+          </w:p>
+        </w:tc>
+      </w:tr>
+      <w:tr>
+        <w:trPr>
+          <w:cantSplit/>
+        </w:trPr>
+        <w:tc>
+          <w:tcPr>
+            <w:tcW w:type="dxa" w:w="3600"/>
+            <w:tcMar>
+              <w:top w:type="dxa" w:w="60"/>
+              <w:left w:type="dxa" w:w="80"/>
+              <w:bottom w:type="dxa" w:w="60"/>
+              <w:right w:type="dxa" w:w="80"/>
+            </w:tcMar>
+            <w:vAlign w:val="center"/>
+          </w:tcPr>
+          <w:p>
+            <w:pPr>
+              <w:spacing w:after="0" w:line="260"/>
+              <w:jc w:val="left"/>
+            </w:pPr>
+            <w:r>
+              <w:rPr>
+                <w:b/>
+                <w:bCs/>
+                <w:snapToGrid w:val="false"/>
+                <w:sz w:val="16"/>
+                <w:szCs w:val="16"/>
+              </w:rPr>
+              <w:t xml:space="preserve">16. オルタナティブ⑥：コモディティ</w:t>
+            </w:r>
+          </w:p>
+        </w:tc>
+        <w:tc>
+          <w:tcPr>
+            <w:tcW w:type="dxa" w:w="11838"/>
+            <w:tcMar>
+              <w:top w:type="dxa" w:w="60"/>
+              <w:left w:type="dxa" w:w="100"/>
+              <w:bottom w:type="dxa" w:w="60"/>
+              <w:right w:type="dxa" w:w="100"/>
+            </w:tcMar>
+            <w:vAlign w:val="center"/>
+          </w:tcPr>
+          <w:p>
+            <w:pPr>
+              <w:spacing w:after="0" w:line="260"/>
+              <w:jc w:val="left"/>
+            </w:pPr>
+            <w:r>
+              <w:rPr>
+                <w:b w:val="false"/>
+                <w:bCs w:val="false"/>
+                <w:snapToGrid w:val="false"/>
+                <w:sz w:val="17"/>
+                <w:szCs w:val="17"/>
+              </w:rPr>
+              <w:t xml:space="preserve">自己資金を金・原油等の実物資産や、それに連動する金融商品に配分する業務。インフレヘッジや分散効果を狙う。</w:t>
+            </w:r>
+          </w:p>
+        </w:tc>
+      </w:tr>
+      <w:tr>
+        <w:trPr>
+          <w:cantSplit/>
+        </w:trPr>
+        <w:tc>
+          <w:tcPr>
+            <w:tcW w:type="dxa" w:w="3600"/>
+            <w:tcMar>
+              <w:top w:type="dxa" w:w="60"/>
+              <w:left w:type="dxa" w:w="80"/>
+              <w:bottom w:type="dxa" w:w="60"/>
+              <w:right w:type="dxa" w:w="80"/>
+            </w:tcMar>
+            <w:vAlign w:val="center"/>
+          </w:tcPr>
+          <w:p>
+            <w:pPr>
+              <w:spacing w:after="0" w:line="260"/>
+              <w:jc w:val="left"/>
+            </w:pPr>
+            <w:r>
+              <w:rPr>
+                <w:b/>
+                <w:bCs/>
+                <w:snapToGrid w:val="false"/>
+                <w:sz w:val="16"/>
+                <w:szCs w:val="16"/>
+              </w:rPr>
+              <w:t xml:space="preserve">17. 法人向け為替・デリバティブ商品の提供（マーケティング）業務</w:t>
+            </w:r>
+          </w:p>
+        </w:tc>
+        <w:tc>
+          <w:tcPr>
+            <w:tcW w:type="dxa" w:w="11838"/>
+            <w:tcMar>
+              <w:top w:type="dxa" w:w="60"/>
+              <w:left w:type="dxa" w:w="100"/>
+              <w:bottom w:type="dxa" w:w="60"/>
+              <w:right w:type="dxa" w:w="100"/>
+            </w:tcMar>
+            <w:vAlign w:val="center"/>
+          </w:tcPr>
+          <w:p>
+            <w:pPr>
+              <w:spacing w:after="0" w:line="260"/>
+              <w:jc w:val="left"/>
+            </w:pPr>
+            <w:r>
+              <w:rPr>
+                <w:b w:val="false"/>
+                <w:bCs w:val="false"/>
+                <w:snapToGrid w:val="false"/>
+                <w:sz w:val="17"/>
+                <w:szCs w:val="17"/>
+              </w:rPr>
+              <w:t xml:space="preserve">事業法人の為替リスク・金利リスクのヘッジニーズに対応し、為替予約やデリバティブ商品を組成・販売する業務。</w:t>
+            </w:r>
+          </w:p>
+        </w:tc>
+      </w:tr>
+      <w:tr>
+        <w:trPr>
+          <w:cantSplit/>
+        </w:trPr>
+        <w:tc>
+          <w:tcPr>
+            <w:tcW w:type="dxa" w:w="15438"/>
+            <w:gridSpan w:val="2"/>
+            <w:shd w:fill="D9E2F3" w:val="clear"/>
+            <w:tcMar>
+              <w:top w:type="dxa" w:w="60"/>
+              <w:left w:type="dxa" w:w="100"/>
+              <w:bottom w:type="dxa" w:w="60"/>
+              <w:right w:type="dxa" w:w="80"/>
+            </w:tcMar>
+          </w:tcPr>
+          <w:p>
+            <w:pPr>
+              <w:spacing w:after="0" w:line="260"/>
+              <w:jc w:val="left"/>
+            </w:pPr>
+            <w:r>
+              <w:rPr>
+                <w:b/>
+                <w:bCs/>
+                <w:snapToGrid w:val="false"/>
+                <w:color w:val="1F3864"/>
+                <w:sz w:val="16"/>
+                <w:szCs w:val="16"/>
+              </w:rPr>
+              <w:t xml:space="preserve">D. 資産管理の統合管理業務</w:t>
+            </w:r>
+          </w:p>
+        </w:tc>
+      </w:tr>
+      <w:tr>
+        <w:trPr>
+          <w:cantSplit/>
+        </w:trPr>
+        <w:tc>
+          <w:tcPr>
+            <w:tcW w:type="dxa" w:w="3600"/>
+            <w:tcMar>
+              <w:top w:type="dxa" w:w="60"/>
+              <w:left w:type="dxa" w:w="80"/>
+              <w:bottom w:type="dxa" w:w="60"/>
+              <w:right w:type="dxa" w:w="80"/>
+            </w:tcMar>
+            <w:vAlign w:val="center"/>
+          </w:tcPr>
+          <w:p>
+            <w:pPr>
+              <w:spacing w:after="0" w:line="260"/>
+              <w:jc w:val="left"/>
+            </w:pPr>
+            <w:r>
+              <w:rPr>
+                <w:b/>
+                <w:bCs/>
+                <w:snapToGrid w:val="false"/>
+                <w:sz w:val="16"/>
+                <w:szCs w:val="16"/>
+              </w:rPr>
+              <w:t xml:space="preserve">18. マスタートラスト業務（複数運用機関の資産管理統合）</w:t>
             </w:r>
           </w:p>
         </w:tc>

--- a/信吾/銀行研究/添付ファイル/資産運用・アセマネ・マーケット業務比較表.docx
+++ b/信吾/銀行研究/添付ファイル/資産運用・アセマネ・マーケット業務比較表.docx
@@ -1457,7 +1457,7 @@
                 <w:sz w:val="16"/>
                 <w:szCs w:val="16"/>
               </w:rPr>
-              <w:t xml:space="preserve">銀行・信託銀行本体の専門部署が担うのが基本形　※ゆうちょ銀行は2026年4月にグループの資産運用会社（ゆうちょアセットマネジメント）へ機能移管した例外</w:t>
+              <w:t xml:space="preserve">銀行・信託銀行本体の専門部署が担うのが基本形（ゆうちょ銀行のプライベートエクイティ投資部、SMTBの自己勘定投資等）　※別法人が頭脳を担う例としてJPインベストメント（ゆうちょ銀行等が出資、規模は限定的）</w:t>
             </w:r>
           </w:p>
         </w:tc>
@@ -1485,7 +1485,7 @@
                 <w:sz w:val="16"/>
                 <w:szCs w:val="16"/>
               </w:rPr>
-              <w:t xml:space="preserve">銀行自身　※資金の出し手は常に銀行。運用会社に移管された場合も、運用会社は選定・助言を受任するのみで自らは出資していない</w:t>
+              <w:t xml:space="preserve">銀行自身　※資金の出し手は常に銀行。頭脳が別法人の場合も、その法人は選定・助言を受任するのみで自らは出資していない</w:t>
             </w:r>
           </w:p>
         </w:tc>
@@ -1573,7 +1573,23 @@
           <w:sz w:val="19"/>
           <w:szCs w:val="19"/>
         </w:rPr>
-        <w:t xml:space="preserve">・この「頭脳」がグループの資産運用会社に分離されるかどうかは、グループ・時期によって異なる：三井住友信託銀行は1991年より自己勘定でのPE投資を信託銀行本体（自社内）で行っており、頭脳＝金庫＝同一会社が基本形。一方ゆうちょ銀行は、長年ゆうちょ銀行本体のプライベートエクイティ投資部が担っていた頭脳の機能を、2026年4月の組織再編でゆうちょアセットマネジメント（別会社）へ移管した。「金庫＝銀行、頭脳＝アセットマネジメント会社」という分離型は、全グループ共通の定型ではなく、ゆうちょ銀行の2026年再編のような特定の事例であり、みずほ・三菱UFJ・りそなが自己資金PE投資の頭脳をどこまでグループ会社に分離しているかは、公開情報からは確認できていない。</w:t>
+        <w:t xml:space="preserve">・この「頭脳」がグループの別会社に分離されるかどうかは、グループによって異なる。三井住友信託銀行は1991年より自己勘定でのPE投資を信託銀行本体（自社内）で行っており、頭脳＝金庫＝同一会社が基本形。ゆうちょ銀行も同様で、プライベートエクイティ投資部は2026年4月の組織再編後も市場部門内に存続しており、7.6兆円規模の自己資金PE運用の頭脳は引き続き銀行本体にある可能性が高い（頭脳＝金庫＝同一会社）。</w:t>
+      </w:r>
+    </w:p>
+    <w:p>
+      <w:pPr>
+        <w:spacing w:after="40" w:line="240"/>
+        <w:ind w:left="260"/>
+      </w:pPr>
+      <w:r>
+        <w:rPr>
+          <w:b w:val="false"/>
+          <w:bCs w:val="false"/>
+          <w:snapToGrid w:val="false"/>
+          <w:sz w:val="19"/>
+          <w:szCs w:val="19"/>
+        </w:rPr>
+        <w:t xml:space="preserve">・「金庫＝銀行、頭脳＝別法人」という分離型の確実な例としては、ゆうちょ銀行・かんぽ生命が出資するJPインベストメント（2018年設立、約1,000億円規模の直接投資会社）が挙げられるが、これは前述の7.6兆円規模の自己資金PE運用とは別物で、規模も小さい。全グループ共通の定型パターンではなく、みずほ・三菱UFJ・りそなが自己資金PE投資の頭脳をどこまでグループ会社に分離しているかは、公開情報からは確認できていない。</w:t>
       </w:r>
     </w:p>
     <w:p>
@@ -3890,7 +3906,7 @@
                 <w:szCs w:val="15"/>
               </w:rPr>
               <w:br/>
-              <w:t xml:space="preserve">ゆうちょアセットマネジメント</w:t>
+              <w:t xml:space="preserve">JPインベストメント（現・ゆうちょアセットマネジメント傘下）</w:t>
             </w:r>
             <w:r>
               <w:rPr>
@@ -3902,7 +3918,7 @@
                 <w:szCs w:val="12"/>
               </w:rPr>
               <w:br/>
-              <w:t xml:space="preserve">旧JPインベストメントは機関投資家向けビジネスも展開するが、原資は主にゆうちょ銀行・かんぽ生命自身の出資。PE投資の主軸は下表11番の自己資金運用</w:t>
+              <w:t xml:space="preserve">2018年設立、ゆうちょ銀行600億円・かんぽ生命300億円等の出資による直接投資会社。頭脳＝JPインベストメント、金庫＝ゆうちょ銀行（出資者）という構図が明確な例だが、規模は約1,000億円と小さい。PE投資の主軸（7.6兆円）は下表11番の自己資金運用で、こちらとは別物</w:t>
             </w:r>
           </w:p>
         </w:tc>
@@ -5112,7 +5128,7 @@
                 <w:szCs w:val="12"/>
               </w:rPr>
               <w:br/>
-              <w:t xml:space="preserve">プライベートエクイティ投資部が主導。2025年9月末時点で7.6兆円（国内最大級）。2026年4月に機能をゆうちょアセットマネジメントへ移管したが原資は銀行自身の資金</w:t>
+              <w:t xml:space="preserve">自社のプライベートエクイティ投資部が主導し、2025年9月末時点で7.6兆円（国内最大級）。同部は2026年4月以降も市場部門内に存続しており、頭脳＝金庫＝ゆうちょ銀行自身の可能性が高い（SMTBと同型）。別法人JPインベストメント（1,000億円規模、下表7番参照）とは別物</w:t>
             </w:r>
           </w:p>
         </w:tc>
@@ -6976,7 +6992,7 @@
           <w:sz w:val="19"/>
           <w:szCs w:val="19"/>
         </w:rPr>
-        <w:t xml:space="preserve">・④ゆうちょ銀行：自己資金（貯金）の運用（マーケット業務＝自己勘定投資・ALM）が収益の中心。国債等の伝統的資産に加え、自社のプライベートエクイティ投資部が2016年頃から低金利下での収益多様化としてPE・不動産投資を拡大しており、2025年9月末時点でPEに7.6兆円・不動産に4.9兆円を自己資金で投資（国内機関投資家で最大級、GPIFに匹敵する規模）。2026年4月、傘下のJP投信（個人向け投信の設定・運用）とJPインベストメント（2018年設立、ゆうちょ銀行・かんぽ生命自身の出資によるバイアウト・ベンチャー直接投資会社）を統合し「ゆうちょアセットマネジメント」を設立、PE・不動産投資機能もここへ移管した。個人向け投信の一部自社設定（例：JP4資産バランスファンド）や機関投資家向けビジネスも行うが、原資の大半は引き続きゆうちょ銀行自身の資金であり、窓口で扱う投信の大半は外部運用会社（アセットマネジメントOne等）の商品である点は変わらない。</w:t>
+        <w:t xml:space="preserve">・④ゆうちょ銀行：自己資金（貯金）の運用（マーケット業務＝自己勘定投資・ALM）が収益の中心。国債等の伝統的資産に加え、自社のプライベートエクイティ投資部が2016年頃から低金利下での収益多様化としてPE・不動産投資を拡大しており、2025年9月末時点でPEに7.6兆円・不動産に4.9兆円を自己資金で投資（国内機関投資家で最大級、GPIFに匹敵する規模）。同投資部は2026年4月以降も市場部門内に存続しており、この自己資金運用の頭脳・金庫はいずれもゆうちょ銀行自身と見られる。別途、2026年4月に傘下のJP投信（個人向け投信の設定・運用）とJPインベストメント（2018年設立、ゆうちょ銀行・かんぽ生命自身の出資による小規模な直接投資会社）を統合し「ゆうちょアセットマネジメント」を設立した。個人向け投信の一部自社設定（例：JP4資産バランスファンド）や機関投資家向けビジネスも行うが、原資の大半は引き続きゆうちょ銀行自身の資金であり、窓口で扱う投信の大半は外部運用会社（アセットマネジメントOne等）の商品である点は変わらない。</w:t>
       </w:r>
     </w:p>
     <w:p>

--- a/信吾/銀行研究/添付ファイル/資産運用・アセマネ・マーケット業務比較表.docx
+++ b/信吾/銀行研究/添付ファイル/資産運用・アセマネ・マーケット業務比較表.docx
@@ -1590,6 +1590,569 @@
           <w:szCs w:val="19"/>
         </w:rPr>
         <w:t xml:space="preserve">・「金庫＝銀行、頭脳＝別法人」という分離型の確実な例としては、ゆうちょ銀行・かんぽ生命が出資するJPインベストメント（2018年設立、約1,000億円規模の直接投資会社）が挙げられるが、これは前述の7.6兆円規模の自己資金PE運用とは別物で、規模も小さい。全グループ共通の定型パターンではなく、みずほ・三菱UFJ・りそなが自己資金PE投資の頭脳をどこまでグループ会社に分離しているかは、公開情報からは確認できていない。</w:t>
+      </w:r>
+    </w:p>
+    <w:p>
+      <w:pPr>
+        <w:spacing w:after="60" w:before="160"/>
+      </w:pPr>
+    </w:p>
+    <w:p>
+      <w:pPr>
+        <w:pStyle w:val="Heading2"/>
+        <w:keepNext w:val="false"/>
+        <w:pageBreakBefore/>
+        <w:spacing w:after="80" w:before="160"/>
+      </w:pPr>
+      <w:r>
+        <w:rPr>
+          <w:b/>
+          <w:bCs/>
+          <w:snapToGrid w:val="false"/>
+          <w:color w:val="2F5496"/>
+          <w:sz w:val="22"/>
+          <w:szCs w:val="22"/>
+        </w:rPr>
+        <w:t xml:space="preserve">全体像：「誰の資産か」×「頭脳の所在」のマトリックス</w:t>
+      </w:r>
+    </w:p>
+    <w:p>
+      <w:pPr>
+        <w:spacing w:after="100" w:line="264"/>
+      </w:pPr>
+      <w:r>
+        <w:rPr>
+          <w:snapToGrid w:val="false"/>
+          <w:sz w:val="20"/>
+          <w:szCs w:val="20"/>
+        </w:rPr>
+        <w:t xml:space="preserve">ここまでの整理を、軸①＝資産の出どころ（顧客の信託資産か、銀行自身の資産か）と、軸②＝頭脳の所在（金庫と同一法人か、別法人か）の2軸で四象限にまとめると、業務種類・比較表の行・実際に登場する会社が、どの組み合わせに属するかが一望できます。</w:t>
+      </w:r>
+    </w:p>
+    <w:tbl>
+      <w:tblPr>
+        <w:tblW w:type="dxa" w:w="15438"/>
+        <w:tblBorders>
+          <w:top w:val="single" w:color="999999" w:sz="4"/>
+          <w:left w:val="single" w:color="999999" w:sz="4"/>
+          <w:bottom w:val="single" w:color="999999" w:sz="4"/>
+          <w:right w:val="single" w:color="999999" w:sz="4"/>
+          <w:insideH w:val="single" w:color="999999" w:sz="2"/>
+          <w:insideV w:val="single" w:color="999999" w:sz="2"/>
+        </w:tblBorders>
+        <w:tblLayout w:type="fixed"/>
+      </w:tblPr>
+      <w:tblGrid>
+        <w:gridCol w:w="3000"/>
+        <w:gridCol w:w="6219"/>
+        <w:gridCol w:w="6219"/>
+      </w:tblGrid>
+      <w:tr>
+        <w:trPr>
+          <w:tblHeader/>
+        </w:trPr>
+        <w:tc>
+          <w:tcPr>
+            <w:tcW w:type="dxa" w:w="3000"/>
+            <w:shd w:fill="F2F2F2" w:val="clear"/>
+            <w:tcMar>
+              <w:top w:type="dxa" w:w="90"/>
+              <w:left w:type="dxa" w:w="90"/>
+              <w:bottom w:type="dxa" w:w="90"/>
+              <w:right w:type="dxa" w:w="90"/>
+            </w:tcMar>
+            <w:vAlign w:val="center"/>
+          </w:tcPr>
+          <w:p>
+            <w:pPr>
+              <w:spacing w:after="0" w:line="260"/>
+              <w:jc w:val="left"/>
+            </w:pPr>
+            <w:r>
+              <w:rPr>
+                <w:b/>
+                <w:bCs/>
+                <w:snapToGrid w:val="false"/>
+                <w:color w:val="555555"/>
+                <w:sz w:val="14"/>
+                <w:szCs w:val="14"/>
+              </w:rPr>
+              <w:t xml:space="preserve">軸②（行）＼軸①（列）</w:t>
+            </w:r>
+          </w:p>
+        </w:tc>
+        <w:tc>
+          <w:tcPr>
+            <w:tcW w:type="dxa" w:w="6219"/>
+            <w:shd w:fill="2F5496" w:val="clear"/>
+            <w:tcMar>
+              <w:top w:type="dxa" w:w="90"/>
+              <w:left w:type="dxa" w:w="90"/>
+              <w:bottom w:type="dxa" w:w="90"/>
+              <w:right w:type="dxa" w:w="90"/>
+            </w:tcMar>
+            <w:vAlign w:val="center"/>
+          </w:tcPr>
+          <w:p>
+            <w:pPr>
+              <w:spacing w:after="0" w:line="260"/>
+              <w:jc w:val="center"/>
+            </w:pPr>
+            <w:r>
+              <w:rPr>
+                <w:b/>
+                <w:bCs/>
+                <w:snapToGrid w:val="false"/>
+                <w:color w:val="FFFFFF"/>
+                <w:sz w:val="17"/>
+                <w:szCs w:val="17"/>
+              </w:rPr>
+              <w:t xml:space="preserve">①顧客の信託資産</w:t>
+            </w:r>
+          </w:p>
+        </w:tc>
+        <w:tc>
+          <w:tcPr>
+            <w:tcW w:type="dxa" w:w="6219"/>
+            <w:shd w:fill="2F5496" w:val="clear"/>
+            <w:tcMar>
+              <w:top w:type="dxa" w:w="90"/>
+              <w:left w:type="dxa" w:w="90"/>
+              <w:bottom w:type="dxa" w:w="90"/>
+              <w:right w:type="dxa" w:w="90"/>
+            </w:tcMar>
+            <w:vAlign w:val="center"/>
+          </w:tcPr>
+          <w:p>
+            <w:pPr>
+              <w:spacing w:after="0" w:line="260"/>
+              <w:jc w:val="center"/>
+            </w:pPr>
+            <w:r>
+              <w:rPr>
+                <w:b/>
+                <w:bCs/>
+                <w:snapToGrid w:val="false"/>
+                <w:color w:val="FFFFFF"/>
+                <w:sz w:val="17"/>
+                <w:szCs w:val="17"/>
+              </w:rPr>
+              <w:t xml:space="preserve">②銀行自身の資産（自己資金）</w:t>
+            </w:r>
+          </w:p>
+        </w:tc>
+      </w:tr>
+      <w:tr>
+        <w:trPr>
+          <w:cantSplit/>
+        </w:trPr>
+        <w:tc>
+          <w:tcPr>
+            <w:tcW w:type="dxa" w:w="3000"/>
+            <w:shd w:fill="F2F2F2" w:val="clear"/>
+            <w:tcMar>
+              <w:top w:type="dxa" w:w="90"/>
+              <w:left w:type="dxa" w:w="90"/>
+              <w:bottom w:type="dxa" w:w="90"/>
+              <w:right w:type="dxa" w:w="90"/>
+            </w:tcMar>
+            <w:vAlign w:val="center"/>
+          </w:tcPr>
+          <w:p>
+            <w:pPr>
+              <w:spacing w:after="0" w:line="260"/>
+              <w:jc w:val="left"/>
+            </w:pPr>
+            <w:r>
+              <w:rPr>
+                <w:b/>
+                <w:bCs/>
+                <w:snapToGrid w:val="false"/>
+                <w:sz w:val="16"/>
+                <w:szCs w:val="16"/>
+              </w:rPr>
+              <w:t xml:space="preserve">頭脳＝自社</w:t>
+            </w:r>
+            <w:r>
+              <w:rPr>
+                <w:b/>
+                <w:bCs/>
+                <w:snapToGrid w:val="false"/>
+                <w:sz w:val="16"/>
+                <w:szCs w:val="16"/>
+              </w:rPr>
+              <w:br/>
+              <w:t xml:space="preserve">（金庫と同一法人）</w:t>
+            </w:r>
+          </w:p>
+        </w:tc>
+        <w:tc>
+          <w:tcPr>
+            <w:tcW w:type="dxa" w:w="6219"/>
+            <w:tcMar>
+              <w:top w:type="dxa" w:w="90"/>
+              <w:left w:type="dxa" w:w="110"/>
+              <w:bottom w:type="dxa" w:w="90"/>
+              <w:right w:type="dxa" w:w="110"/>
+            </w:tcMar>
+            <w:vAlign w:val="center"/>
+          </w:tcPr>
+          <w:p>
+            <w:pPr>
+              <w:spacing w:after="0" w:line="260"/>
+              <w:jc w:val="left"/>
+            </w:pPr>
+            <w:r>
+              <w:rPr>
+                <w:b w:val="false"/>
+                <w:bCs w:val="false"/>
+                <w:snapToGrid w:val="false"/>
+                <w:sz w:val="15"/>
+                <w:szCs w:val="15"/>
+              </w:rPr>
+              <w:t xml:space="preserve">象限1：信託銀行本体が単独で完結</w:t>
+            </w:r>
+            <w:r>
+              <w:rPr>
+                <w:b w:val="false"/>
+                <w:bCs w:val="false"/>
+                <w:snapToGrid w:val="false"/>
+                <w:sz w:val="15"/>
+                <w:szCs w:val="15"/>
+              </w:rPr>
+              <w:br/>
+              <w:t xml:space="preserve">（Row1 自家運用、Row3 プライベートアセット受託）</w:t>
+            </w:r>
+            <w:r>
+              <w:rPr>
+                <w:b w:val="false"/>
+                <w:bCs w:val="false"/>
+                <w:snapToGrid w:val="false"/>
+                <w:sz w:val="15"/>
+                <w:szCs w:val="15"/>
+              </w:rPr>
+              <w:br/>
+              <w:t xml:space="preserve">主体：信託銀行（本体）</w:t>
+            </w:r>
+          </w:p>
+        </w:tc>
+        <w:tc>
+          <w:tcPr>
+            <w:tcW w:type="dxa" w:w="6219"/>
+            <w:tcMar>
+              <w:top w:type="dxa" w:w="90"/>
+              <w:left w:type="dxa" w:w="110"/>
+              <w:bottom w:type="dxa" w:w="90"/>
+              <w:right w:type="dxa" w:w="110"/>
+            </w:tcMar>
+            <w:vAlign w:val="center"/>
+          </w:tcPr>
+          <w:p>
+            <w:pPr>
+              <w:spacing w:after="0" w:line="260"/>
+              <w:jc w:val="left"/>
+            </w:pPr>
+            <w:r>
+              <w:rPr>
+                <w:b w:val="false"/>
+                <w:bCs w:val="false"/>
+                <w:snapToGrid w:val="false"/>
+                <w:sz w:val="15"/>
+                <w:szCs w:val="15"/>
+              </w:rPr>
+              <w:t xml:space="preserve">象限3：銀行・信託銀行が自己勘定で完結</w:t>
+            </w:r>
+            <w:r>
+              <w:rPr>
+                <w:b w:val="false"/>
+                <w:bCs w:val="false"/>
+                <w:snapToGrid w:val="false"/>
+                <w:sz w:val="15"/>
+                <w:szCs w:val="15"/>
+              </w:rPr>
+              <w:br/>
+              <w:t xml:space="preserve">（Row8-16：ALM・トレーディング・伝統資産・PE等オルタナティブの大半）</w:t>
+            </w:r>
+            <w:r>
+              <w:rPr>
+                <w:b w:val="false"/>
+                <w:bCs w:val="false"/>
+                <w:snapToGrid w:val="false"/>
+                <w:sz w:val="15"/>
+                <w:szCs w:val="15"/>
+              </w:rPr>
+              <w:br/>
+              <w:t xml:space="preserve">主体：銀行／信託銀行（市場部門）</w:t>
+            </w:r>
+          </w:p>
+        </w:tc>
+      </w:tr>
+      <w:tr>
+        <w:trPr>
+          <w:cantSplit/>
+        </w:trPr>
+        <w:tc>
+          <w:tcPr>
+            <w:tcW w:type="dxa" w:w="3000"/>
+            <w:shd w:fill="F2F2F2" w:val="clear"/>
+            <w:tcMar>
+              <w:top w:type="dxa" w:w="90"/>
+              <w:left w:type="dxa" w:w="90"/>
+              <w:bottom w:type="dxa" w:w="90"/>
+              <w:right w:type="dxa" w:w="90"/>
+            </w:tcMar>
+            <w:vAlign w:val="center"/>
+          </w:tcPr>
+          <w:p>
+            <w:pPr>
+              <w:spacing w:after="0" w:line="260"/>
+              <w:jc w:val="left"/>
+            </w:pPr>
+            <w:r>
+              <w:rPr>
+                <w:b/>
+                <w:bCs/>
+                <w:snapToGrid w:val="false"/>
+                <w:sz w:val="16"/>
+                <w:szCs w:val="16"/>
+              </w:rPr>
+              <w:t xml:space="preserve">頭脳＝別法人</w:t>
+            </w:r>
+            <w:r>
+              <w:rPr>
+                <w:b/>
+                <w:bCs/>
+                <w:snapToGrid w:val="false"/>
+                <w:sz w:val="16"/>
+                <w:szCs w:val="16"/>
+              </w:rPr>
+              <w:br/>
+              <w:t xml:space="preserve">（アセットマネジメント会社等）</w:t>
+            </w:r>
+          </w:p>
+        </w:tc>
+        <w:tc>
+          <w:tcPr>
+            <w:tcW w:type="dxa" w:w="6219"/>
+            <w:tcMar>
+              <w:top w:type="dxa" w:w="90"/>
+              <w:left w:type="dxa" w:w="110"/>
+              <w:bottom w:type="dxa" w:w="90"/>
+              <w:right w:type="dxa" w:w="110"/>
+            </w:tcMar>
+            <w:vAlign w:val="center"/>
+          </w:tcPr>
+          <w:p>
+            <w:pPr>
+              <w:spacing w:after="0" w:line="260"/>
+              <w:jc w:val="left"/>
+            </w:pPr>
+            <w:r>
+              <w:rPr>
+                <w:b w:val="false"/>
+                <w:bCs w:val="false"/>
+                <w:snapToGrid w:val="false"/>
+                <w:sz w:val="15"/>
+                <w:szCs w:val="15"/>
+              </w:rPr>
+              <w:t xml:space="preserve">象限2：信託銀行（金庫）＋AM会社等（頭脳）</w:t>
+            </w:r>
+            <w:r>
+              <w:rPr>
+                <w:b w:val="false"/>
+                <w:bCs w:val="false"/>
+                <w:snapToGrid w:val="false"/>
+                <w:sz w:val="15"/>
+                <w:szCs w:val="15"/>
+              </w:rPr>
+              <w:br/>
+              <w:t xml:space="preserve">（Row4-7：公募投信・DC・機関投資家向け・PEゲートキーパー）</w:t>
+            </w:r>
+            <w:r>
+              <w:rPr>
+                <w:b w:val="false"/>
+                <w:bCs w:val="false"/>
+                <w:snapToGrid w:val="false"/>
+                <w:sz w:val="15"/>
+                <w:szCs w:val="15"/>
+              </w:rPr>
+              <w:br/>
+              <w:t xml:space="preserve">主体：信託銀行＋グループAM会社／専業ゲートキーパー子会社</w:t>
+            </w:r>
+          </w:p>
+        </w:tc>
+        <w:tc>
+          <w:tcPr>
+            <w:tcW w:type="dxa" w:w="6219"/>
+            <w:tcMar>
+              <w:top w:type="dxa" w:w="90"/>
+              <w:left w:type="dxa" w:w="110"/>
+              <w:bottom w:type="dxa" w:w="90"/>
+              <w:right w:type="dxa" w:w="110"/>
+            </w:tcMar>
+            <w:vAlign w:val="center"/>
+          </w:tcPr>
+          <w:p>
+            <w:pPr>
+              <w:spacing w:after="0" w:line="260"/>
+              <w:jc w:val="left"/>
+            </w:pPr>
+            <w:r>
+              <w:rPr>
+                <w:b w:val="false"/>
+                <w:bCs w:val="false"/>
+                <w:snapToGrid w:val="false"/>
+                <w:sz w:val="15"/>
+                <w:szCs w:val="15"/>
+              </w:rPr>
+              <w:t xml:space="preserve">象限4：銀行（金庫・出資者）＋専業投資子会社（頭脳）</w:t>
+            </w:r>
+            <w:r>
+              <w:rPr>
+                <w:b w:val="false"/>
+                <w:bCs w:val="false"/>
+                <w:snapToGrid w:val="false"/>
+                <w:sz w:val="15"/>
+                <w:szCs w:val="15"/>
+              </w:rPr>
+              <w:br/>
+              <w:t xml:space="preserve">（例：JPインベストメント。規模は限定的）</w:t>
+            </w:r>
+            <w:r>
+              <w:rPr>
+                <w:b w:val="false"/>
+                <w:bCs w:val="false"/>
+                <w:snapToGrid w:val="false"/>
+                <w:sz w:val="15"/>
+                <w:szCs w:val="15"/>
+              </w:rPr>
+              <w:br/>
+              <w:t xml:space="preserve">主体：銀行＋専業投資子会社</w:t>
+            </w:r>
+          </w:p>
+        </w:tc>
+      </w:tr>
+    </w:tbl>
+    <w:p>
+      <w:pPr>
+        <w:spacing w:after="60" w:before="100"/>
+      </w:pPr>
+    </w:p>
+    <w:p>
+      <w:pPr>
+        <w:spacing w:after="40" w:line="240"/>
+        <w:ind w:left="260"/>
+      </w:pPr>
+      <w:r>
+        <w:rPr>
+          <w:b w:val="false"/>
+          <w:bCs w:val="false"/>
+          <w:snapToGrid w:val="false"/>
+          <w:sz w:val="19"/>
+          <w:szCs w:val="19"/>
+        </w:rPr>
+        <w:t xml:space="preserve">・軸②は「頭脳が金庫と同一法人か、別法人か」の1本の軸であり、資産が誰のものか（軸①）とは独立している。象限2と象限4はどちらも「頭脳＝別法人」という同じパターンで、違いは資金の出どころだけ。同様に象限1と象限3も「頭脳＝自社」という同じパターンの違いにすぎない。</w:t>
+      </w:r>
+    </w:p>
+    <w:p>
+      <w:pPr>
+        <w:spacing w:after="40" w:line="240"/>
+        <w:ind w:left="260"/>
+      </w:pPr>
+      <w:r>
+        <w:rPr>
+          <w:b w:val="false"/>
+          <w:bCs w:val="false"/>
+          <w:snapToGrid w:val="false"/>
+          <w:sz w:val="19"/>
+          <w:szCs w:val="19"/>
+        </w:rPr>
+        <w:t xml:space="preserve">・マトリックスに当てはまらない業務：Row17（法人向け為替・デリバティブ提供）は資産運用の受任関係ではなく対顧客の相対取引（principal）なので対象外。Row18（マスタートラスト業務）は単一の頭脳と組むのではなく、複数の頭脳を横断的に扱う金庫側のメタ業務なので、別枠として扱う。</w:t>
+      </w:r>
+    </w:p>
+    <w:p>
+      <w:pPr>
+        <w:spacing w:after="40" w:before="100"/>
+      </w:pPr>
+    </w:p>
+    <w:p>
+      <w:pPr>
+        <w:spacing w:after="40" w:line="240"/>
+        <w:ind w:left="260"/>
+      </w:pPr>
+      <w:r>
+        <w:rPr>
+          <w:b/>
+          <w:bCs/>
+          <w:snapToGrid w:val="false"/>
+          <w:sz w:val="19"/>
+          <w:szCs w:val="19"/>
+        </w:rPr>
+        <w:t xml:space="preserve">・マトリックスに登場する主体の名称（4分類に精査）：</w:t>
+      </w:r>
+    </w:p>
+    <w:p>
+      <w:pPr>
+        <w:spacing w:after="40" w:line="240"/>
+        <w:ind w:left="260"/>
+      </w:pPr>
+      <w:r>
+        <w:rPr>
+          <w:b w:val="false"/>
+          <w:bCs w:val="false"/>
+          <w:snapToGrid w:val="false"/>
+          <w:sz w:val="19"/>
+          <w:szCs w:val="19"/>
+        </w:rPr>
+        <w:t xml:space="preserve">・　①銀行（信託兼営なし）：みずほ銀行、三菱UFJ銀行、三井住友銀行、ゆうちょ銀行。</w:t>
+      </w:r>
+    </w:p>
+    <w:p>
+      <w:pPr>
+        <w:spacing w:after="40" w:line="240"/>
+        <w:ind w:left="260"/>
+      </w:pPr>
+      <w:r>
+        <w:rPr>
+          <w:b w:val="false"/>
+          <w:bCs w:val="false"/>
+          <w:snapToGrid w:val="false"/>
+          <w:sz w:val="19"/>
+          <w:szCs w:val="19"/>
+        </w:rPr>
+        <w:t xml:space="preserve">・　②信託銀行（単独 or 兼営）：みずほ信託銀行、三菱UFJ信託銀行、三井住友信託銀行、りそな銀行（兼営信託銀行＝銀行と信託銀行が同一法人である点が他グループと異なる）。</w:t>
+      </w:r>
+    </w:p>
+    <w:p>
+      <w:pPr>
+        <w:spacing w:after="40" w:line="240"/>
+        <w:ind w:left="260"/>
+      </w:pPr>
+      <w:r>
+        <w:rPr>
+          <w:b w:val="false"/>
+          <w:bCs w:val="false"/>
+          <w:snapToGrid w:val="false"/>
+          <w:sz w:val="19"/>
+          <w:szCs w:val="19"/>
+        </w:rPr>
+        <w:t xml:space="preserve">・　③グループAM会社（公募投信・DC中心）：アセットマネジメントOne、三菱UFJアセットマネジメント、りそなアセットマネジメント、三井住友トラスト・アセットマネジメント、三井住友DSアセットマネジメント。</w:t>
+      </w:r>
+    </w:p>
+    <w:p>
+      <w:pPr>
+        <w:spacing w:after="40" w:line="240"/>
+        <w:ind w:left="260"/>
+      </w:pPr>
+      <w:r>
+        <w:rPr>
+          <w:b w:val="false"/>
+          <w:bCs w:val="false"/>
+          <w:snapToGrid w:val="false"/>
+          <w:sz w:val="19"/>
+          <w:szCs w:val="19"/>
+        </w:rPr>
+        <w:t xml:space="preserve">・　④専業ゲートキーパー／オルタナティブ投資子会社：三井住友トラスト・インベストメント、JPインベストメント（現・ゆうちょアセットマネジメント傘下）。</w:t>
       </w:r>
     </w:p>
     <w:p>

--- a/信吾/銀行研究/添付ファイル/資産運用・アセマネ・マーケット業務比較表.docx
+++ b/信吾/銀行研究/添付ファイル/資産運用・アセマネ・マーケット業務比較表.docx
@@ -130,7 +130,7 @@
                 <w:sz w:val="20"/>
                 <w:szCs w:val="20"/>
               </w:rPr>
-              <w:t xml:space="preserve">信託銀行の資産運用業務</w:t>
+              <w:t xml:space="preserve">資産運用業務（Section A）</w:t>
             </w:r>
           </w:p>
         </w:tc>
@@ -160,7 +160,7 @@
                 <w:sz w:val="20"/>
                 <w:szCs w:val="20"/>
               </w:rPr>
-              <w:t xml:space="preserve">アセットマネジメント業務</w:t>
+              <w:t xml:space="preserve">アセットマネジメント業務（Section B）</w:t>
             </w:r>
           </w:p>
         </w:tc>
@@ -190,7 +190,7 @@
                 <w:sz w:val="20"/>
                 <w:szCs w:val="20"/>
               </w:rPr>
-              <w:t xml:space="preserve">マーケット業務</w:t>
+              <w:t xml:space="preserve">マーケット業務（Section C・D）</w:t>
             </w:r>
           </w:p>
         </w:tc>
@@ -672,22 +672,6 @@
       <w:pPr>
         <w:spacing w:after="60" w:before="140"/>
       </w:pPr>
-    </w:p>
-    <w:p>
-      <w:pPr>
-        <w:spacing w:after="40" w:line="240"/>
-        <w:ind w:left="260"/>
-      </w:pPr>
-      <w:r>
-        <w:rPr>
-          <w:b/>
-          <w:bCs/>
-          <w:snapToGrid w:val="false"/>
-          <w:sz w:val="19"/>
-          <w:szCs w:val="19"/>
-        </w:rPr>
-        <w:t xml:space="preserve">・一言でまとめると：</w:t>
-      </w:r>
     </w:p>
     <w:p>
       <w:pPr>
@@ -723,882 +707,6 @@
     </w:p>
     <w:p>
       <w:pPr>
-        <w:spacing w:after="60" w:before="80"/>
-      </w:pPr>
-    </w:p>
-    <w:p>
-      <w:pPr>
-        <w:spacing w:after="40" w:line="240"/>
-        <w:ind w:left="260"/>
-      </w:pPr>
-      <w:r>
-        <w:rPr>
-          <w:b w:val="false"/>
-          <w:bCs w:val="false"/>
-          <w:snapToGrid w:val="false"/>
-          <w:sz w:val="19"/>
-          <w:szCs w:val="19"/>
-        </w:rPr>
-        <w:t xml:space="preserve">・なお「アセットマネジメント業務」は、頭脳（運用先の検討・指図）と金庫（資産の保管・執行）を別法人にすることが法律で義務付けられているかどうかで、さらに2つに分かれる：</w:t>
-      </w:r>
-    </w:p>
-    <w:p>
-      <w:pPr>
-        <w:spacing w:after="40" w:line="240"/>
-        <w:ind w:left="260"/>
-      </w:pPr>
-      <w:r>
-        <w:rPr>
-          <w:b w:val="false"/>
-          <w:bCs w:val="false"/>
-          <w:snapToGrid w:val="false"/>
-          <w:sz w:val="19"/>
-          <w:szCs w:val="19"/>
-        </w:rPr>
-        <w:t xml:space="preserve">・　B-1（法定分離型）：公募投資信託の設定・運用（下表4番）は、投資信託及び投資法人に関する法律第3条により、頭脳（委託者＝アセマネ会社）と金庫（受託者＝信託銀行）を別法人にすることが法定されている。確定拠出年金向け商品の提供（下表5番）も、中身は同法に基づく投資信託であり、実質的に同じ枠組み。</w:t>
-      </w:r>
-    </w:p>
-    <w:p>
-      <w:pPr>
-        <w:spacing w:after="40" w:line="240"/>
-        <w:ind w:left="260"/>
-      </w:pPr>
-      <w:r>
-        <w:rPr>
-          <w:b w:val="false"/>
-          <w:bCs w:val="false"/>
-          <w:snapToGrid w:val="false"/>
-          <w:sz w:val="19"/>
-          <w:szCs w:val="19"/>
-        </w:rPr>
-        <w:t xml:space="preserve">・　B-2（任意・非法定型）：機関投資家向け運用受託（下表6番）やPE等のゲートキーパー業務（下表7番）は、頭脳がグループの別会社（アセマネ会社等）にあることが多いが、これは法律上の強制ではなく各グループの組織設計上の選択。投資一任業務は、信託銀行本体・アセマネ会社のどちらが行っても法的に同じ「投資運用業」であり、実質的な違いはない。</w:t>
-      </w:r>
-    </w:p>
-    <w:p>
-      <w:pPr>
-        <w:spacing w:after="40" w:line="240"/>
-        <w:ind w:left="260"/>
-      </w:pPr>
-      <w:r>
-        <w:rPr>
-          <w:b w:val="false"/>
-          <w:bCs w:val="false"/>
-          <w:snapToGrid w:val="false"/>
-          <w:sz w:val="19"/>
-          <w:szCs w:val="19"/>
-        </w:rPr>
-        <w:t xml:space="preserve">・　ここでいう「アセットマネジメント業務」は、頭脳の機能そのものを指す点に注意。頭脳がグループの別会社ではなく信託銀行本体内の専門部署（りそな銀行の信託財産運用部、三井住友信託銀行のオルタナティブ運用部等）にある場合は、金庫も同じ信託銀行が兼ねるため、上のセクションA「資産運用業務」の一部（下表3番）として整理している。</w:t>
-      </w:r>
-    </w:p>
-    <w:p>
-      <w:pPr>
-        <w:spacing w:after="40" w:line="240"/>
-        <w:ind w:left="260"/>
-      </w:pPr>
-      <w:r>
-        <w:rPr>
-          <w:b w:val="false"/>
-          <w:bCs w:val="false"/>
-          <w:snapToGrid w:val="false"/>
-          <w:sz w:val="19"/>
-          <w:szCs w:val="19"/>
-        </w:rPr>
-        <w:t xml:space="preserve">・　プライベートエクイティ（PE）は特に境界が曖昧：まず銀行自身の資金による「自己勘定投資」（下表11番、マーケット業務の一種。資産クラス別の内訳は下表C-1参照）として存在し、そこで培った目利き力を外部の機関投資家向けサービスへ展開したのが上記のB-2型ゲートキーパー業務（下表7番）である。両者は別物として併存しており、規模としては自己資金運用の方が圧倒的に大きいケースが多い。特にゆうちょ銀行は、国債中心の運用だけでなく自己資金によるPE・不動産投資でも国内最大級（2025年9月末時点でPE7.6兆円・不動産4.9兆円）であり、「自社の資金でPEをしている」という理解は正しい。</w:t>
-      </w:r>
-    </w:p>
-    <w:p>
-      <w:pPr>
-        <w:pStyle w:val="Heading2"/>
-        <w:keepNext w:val="false"/>
-        <w:spacing w:after="80" w:before="160"/>
-      </w:pPr>
-      <w:r>
-        <w:rPr>
-          <w:b/>
-          <w:bCs/>
-          <w:snapToGrid w:val="false"/>
-          <w:color w:val="2F5496"/>
-          <w:sz w:val="22"/>
-          <w:szCs w:val="22"/>
-        </w:rPr>
-        <w:t xml:space="preserve">「頭脳」と「金庫」で見る運用構造（商品・契約形態別）</w:t>
-      </w:r>
-    </w:p>
-    <w:p>
-      <w:pPr>
-        <w:spacing w:after="100" w:line="264"/>
-      </w:pPr>
-      <w:r>
-        <w:rPr>
-          <w:snapToGrid w:val="false"/>
-          <w:sz w:val="20"/>
-          <w:szCs w:val="20"/>
-        </w:rPr>
-        <w:t xml:space="preserve">誰が投資判断をしているのかは、法律用語（委託者・受託者）で考えるより、「頭脳（何を買う・売るかを決める側）」と「金庫（資産を法的に保管し、指図どおりに執行する側）」に分けて考えると分かりやすくなります。信託銀行は、ほぼ全ての商品で「金庫」役を担いますが、「頭脳」役は商品によって全く別の主体に変わります。</w:t>
-      </w:r>
-    </w:p>
-    <w:tbl>
-      <w:tblPr>
-        <w:tblW w:type="dxa" w:w="15438"/>
-        <w:tblBorders>
-          <w:top w:val="single" w:color="999999" w:sz="4"/>
-          <w:left w:val="single" w:color="999999" w:sz="4"/>
-          <w:bottom w:val="single" w:color="999999" w:sz="4"/>
-          <w:right w:val="single" w:color="999999" w:sz="4"/>
-          <w:insideH w:val="single" w:color="999999" w:sz="2"/>
-          <w:insideV w:val="single" w:color="999999" w:sz="2"/>
-        </w:tblBorders>
-        <w:tblLayout w:type="fixed"/>
-      </w:tblPr>
-      <w:tblGrid>
-        <w:gridCol w:w="4600"/>
-        <w:gridCol w:w="6500"/>
-        <w:gridCol w:w="4338"/>
-      </w:tblGrid>
-      <w:tr>
-        <w:trPr>
-          <w:tblHeader/>
-        </w:trPr>
-        <w:tc>
-          <w:tcPr>
-            <w:tcW w:type="dxa" w:w="4600"/>
-            <w:shd w:fill="2F5496" w:val="clear"/>
-            <w:tcMar>
-              <w:top w:type="dxa" w:w="90"/>
-              <w:left w:type="dxa" w:w="90"/>
-              <w:bottom w:type="dxa" w:w="90"/>
-              <w:right w:type="dxa" w:w="90"/>
-            </w:tcMar>
-            <w:vAlign w:val="center"/>
-          </w:tcPr>
-          <w:p>
-            <w:pPr>
-              <w:spacing w:after="0" w:line="260"/>
-              <w:jc w:val="center"/>
-            </w:pPr>
-            <w:r>
-              <w:rPr>
-                <w:b/>
-                <w:bCs/>
-                <w:snapToGrid w:val="false"/>
-                <w:color w:val="FFFFFF"/>
-                <w:sz w:val="18"/>
-                <w:szCs w:val="18"/>
-              </w:rPr>
-              <w:t xml:space="preserve">商品・契約形態</w:t>
-            </w:r>
-          </w:p>
-        </w:tc>
-        <w:tc>
-          <w:tcPr>
-            <w:tcW w:type="dxa" w:w="6500"/>
-            <w:shd w:fill="2F5496" w:val="clear"/>
-            <w:tcMar>
-              <w:top w:type="dxa" w:w="90"/>
-              <w:left w:type="dxa" w:w="90"/>
-              <w:bottom w:type="dxa" w:w="90"/>
-              <w:right w:type="dxa" w:w="90"/>
-            </w:tcMar>
-            <w:vAlign w:val="center"/>
-          </w:tcPr>
-          <w:p>
-            <w:pPr>
-              <w:spacing w:after="0" w:line="260"/>
-              <w:jc w:val="center"/>
-            </w:pPr>
-            <w:r>
-              <w:rPr>
-                <w:b/>
-                <w:bCs/>
-                <w:snapToGrid w:val="false"/>
-                <w:color w:val="FFFFFF"/>
-                <w:sz w:val="18"/>
-                <w:szCs w:val="18"/>
-              </w:rPr>
-              <w:t xml:space="preserve">頭脳（投資判断をする側）</w:t>
-            </w:r>
-          </w:p>
-        </w:tc>
-        <w:tc>
-          <w:tcPr>
-            <w:tcW w:type="dxa" w:w="4338"/>
-            <w:shd w:fill="2F5496" w:val="clear"/>
-            <w:tcMar>
-              <w:top w:type="dxa" w:w="90"/>
-              <w:left w:type="dxa" w:w="90"/>
-              <w:bottom w:type="dxa" w:w="90"/>
-              <w:right w:type="dxa" w:w="90"/>
-            </w:tcMar>
-            <w:vAlign w:val="center"/>
-          </w:tcPr>
-          <w:p>
-            <w:pPr>
-              <w:spacing w:after="0" w:line="260"/>
-              <w:jc w:val="center"/>
-            </w:pPr>
-            <w:r>
-              <w:rPr>
-                <w:b/>
-                <w:bCs/>
-                <w:snapToGrid w:val="false"/>
-                <w:color w:val="FFFFFF"/>
-                <w:sz w:val="18"/>
-                <w:szCs w:val="18"/>
-              </w:rPr>
-              <w:t xml:space="preserve">金庫（保管・執行する側）</w:t>
-            </w:r>
-          </w:p>
-        </w:tc>
-      </w:tr>
-      <w:tr>
-        <w:trPr>
-          <w:cantSplit/>
-        </w:trPr>
-        <w:tc>
-          <w:tcPr>
-            <w:tcW w:type="dxa" w:w="4600"/>
-            <w:shd w:fill="F2F2F2" w:val="clear"/>
-            <w:tcMar>
-              <w:top w:type="dxa" w:w="80"/>
-              <w:left w:type="dxa" w:w="100"/>
-              <w:bottom w:type="dxa" w:w="80"/>
-              <w:right w:type="dxa" w:w="100"/>
-            </w:tcMar>
-            <w:vAlign w:val="center"/>
-          </w:tcPr>
-          <w:p>
-            <w:pPr>
-              <w:spacing w:after="0" w:line="260"/>
-              <w:jc w:val="left"/>
-            </w:pPr>
-            <w:r>
-              <w:rPr>
-                <w:b/>
-                <w:bCs/>
-                <w:snapToGrid w:val="false"/>
-                <w:sz w:val="16"/>
-                <w:szCs w:val="16"/>
-              </w:rPr>
-              <w:t xml:space="preserve">公募投資信託</w:t>
-            </w:r>
-          </w:p>
-        </w:tc>
-        <w:tc>
-          <w:tcPr>
-            <w:tcW w:type="dxa" w:w="6500"/>
-            <w:tcMar>
-              <w:top w:type="dxa" w:w="80"/>
-              <w:left w:type="dxa" w:w="100"/>
-              <w:bottom w:type="dxa" w:w="80"/>
-              <w:right w:type="dxa" w:w="100"/>
-            </w:tcMar>
-            <w:vAlign w:val="center"/>
-          </w:tcPr>
-          <w:p>
-            <w:pPr>
-              <w:spacing w:after="0" w:line="260"/>
-              <w:jc w:val="left"/>
-            </w:pPr>
-            <w:r>
-              <w:rPr>
-                <w:b w:val="false"/>
-                <w:bCs w:val="false"/>
-                <w:snapToGrid w:val="false"/>
-                <w:sz w:val="16"/>
-                <w:szCs w:val="16"/>
-              </w:rPr>
-              <w:t xml:space="preserve">アセットマネジメント会社（委託者）</w:t>
-            </w:r>
-          </w:p>
-        </w:tc>
-        <w:tc>
-          <w:tcPr>
-            <w:tcW w:type="dxa" w:w="4338"/>
-            <w:tcMar>
-              <w:top w:type="dxa" w:w="80"/>
-              <w:left w:type="dxa" w:w="100"/>
-              <w:bottom w:type="dxa" w:w="80"/>
-              <w:right w:type="dxa" w:w="100"/>
-            </w:tcMar>
-            <w:vAlign w:val="center"/>
-          </w:tcPr>
-          <w:p>
-            <w:pPr>
-              <w:spacing w:after="0" w:line="260"/>
-              <w:jc w:val="left"/>
-            </w:pPr>
-            <w:r>
-              <w:rPr>
-                <w:b w:val="false"/>
-                <w:bCs w:val="false"/>
-                <w:snapToGrid w:val="false"/>
-                <w:sz w:val="16"/>
-                <w:szCs w:val="16"/>
-              </w:rPr>
-              <w:t xml:space="preserve">信託銀行（受託者）</w:t>
-            </w:r>
-          </w:p>
-        </w:tc>
-      </w:tr>
-      <w:tr>
-        <w:trPr>
-          <w:cantSplit/>
-        </w:trPr>
-        <w:tc>
-          <w:tcPr>
-            <w:tcW w:type="dxa" w:w="4600"/>
-            <w:shd w:fill="F2F2F2" w:val="clear"/>
-            <w:tcMar>
-              <w:top w:type="dxa" w:w="80"/>
-              <w:left w:type="dxa" w:w="100"/>
-              <w:bottom w:type="dxa" w:w="80"/>
-              <w:right w:type="dxa" w:w="100"/>
-            </w:tcMar>
-            <w:vAlign w:val="center"/>
-          </w:tcPr>
-          <w:p>
-            <w:pPr>
-              <w:spacing w:after="0" w:line="260"/>
-              <w:jc w:val="left"/>
-            </w:pPr>
-            <w:r>
-              <w:rPr>
-                <w:b/>
-                <w:bCs/>
-                <w:snapToGrid w:val="false"/>
-                <w:sz w:val="16"/>
-                <w:szCs w:val="16"/>
-              </w:rPr>
-              <w:t xml:space="preserve">金銭信託・特定金銭信託</w:t>
-            </w:r>
-          </w:p>
-        </w:tc>
-        <w:tc>
-          <w:tcPr>
-            <w:tcW w:type="dxa" w:w="6500"/>
-            <w:tcMar>
-              <w:top w:type="dxa" w:w="80"/>
-              <w:left w:type="dxa" w:w="100"/>
-              <w:bottom w:type="dxa" w:w="80"/>
-              <w:right w:type="dxa" w:w="100"/>
-            </w:tcMar>
-            <w:vAlign w:val="center"/>
-          </w:tcPr>
-          <w:p>
-            <w:pPr>
-              <w:spacing w:after="0" w:line="260"/>
-              <w:jc w:val="left"/>
-            </w:pPr>
-            <w:r>
-              <w:rPr>
-                <w:b w:val="false"/>
-                <w:bCs w:val="false"/>
-                <w:snapToGrid w:val="false"/>
-                <w:sz w:val="16"/>
-                <w:szCs w:val="16"/>
-              </w:rPr>
-              <w:t xml:space="preserve">顧客自身　※または顧客が依頼した外部の投資顧問</w:t>
-            </w:r>
-          </w:p>
-        </w:tc>
-        <w:tc>
-          <w:tcPr>
-            <w:tcW w:type="dxa" w:w="4338"/>
-            <w:tcMar>
-              <w:top w:type="dxa" w:w="80"/>
-              <w:left w:type="dxa" w:w="100"/>
-              <w:bottom w:type="dxa" w:w="80"/>
-              <w:right w:type="dxa" w:w="100"/>
-            </w:tcMar>
-            <w:vAlign w:val="center"/>
-          </w:tcPr>
-          <w:p>
-            <w:pPr>
-              <w:spacing w:after="0" w:line="260"/>
-              <w:jc w:val="left"/>
-            </w:pPr>
-            <w:r>
-              <w:rPr>
-                <w:b w:val="false"/>
-                <w:bCs w:val="false"/>
-                <w:snapToGrid w:val="false"/>
-                <w:sz w:val="16"/>
-                <w:szCs w:val="16"/>
-              </w:rPr>
-              <w:t xml:space="preserve">信託銀行</w:t>
-            </w:r>
-          </w:p>
-        </w:tc>
-      </w:tr>
-      <w:tr>
-        <w:trPr>
-          <w:cantSplit/>
-        </w:trPr>
-        <w:tc>
-          <w:tcPr>
-            <w:tcW w:type="dxa" w:w="4600"/>
-            <w:shd w:fill="F2F2F2" w:val="clear"/>
-            <w:tcMar>
-              <w:top w:type="dxa" w:w="80"/>
-              <w:left w:type="dxa" w:w="100"/>
-              <w:bottom w:type="dxa" w:w="80"/>
-              <w:right w:type="dxa" w:w="100"/>
-            </w:tcMar>
-            <w:vAlign w:val="center"/>
-          </w:tcPr>
-          <w:p>
-            <w:pPr>
-              <w:spacing w:after="0" w:line="260"/>
-              <w:jc w:val="left"/>
-            </w:pPr>
-            <w:r>
-              <w:rPr>
-                <w:b/>
-                <w:bCs/>
-                <w:snapToGrid w:val="false"/>
-                <w:sz w:val="16"/>
-                <w:szCs w:val="16"/>
-              </w:rPr>
-              <w:t xml:space="preserve">年金信託（合同運用）</w:t>
-            </w:r>
-          </w:p>
-        </w:tc>
-        <w:tc>
-          <w:tcPr>
-            <w:tcW w:type="dxa" w:w="6500"/>
-            <w:tcMar>
-              <w:top w:type="dxa" w:w="80"/>
-              <w:left w:type="dxa" w:w="100"/>
-              <w:bottom w:type="dxa" w:w="80"/>
-              <w:right w:type="dxa" w:w="100"/>
-            </w:tcMar>
-            <w:vAlign w:val="center"/>
-          </w:tcPr>
-          <w:p>
-            <w:pPr>
-              <w:spacing w:after="0" w:line="260"/>
-              <w:jc w:val="left"/>
-            </w:pPr>
-            <w:r>
-              <w:rPr>
-                <w:b w:val="false"/>
-                <w:bCs w:val="false"/>
-                <w:snapToGrid w:val="false"/>
-                <w:sz w:val="16"/>
-                <w:szCs w:val="16"/>
-              </w:rPr>
-              <w:t xml:space="preserve">信託銀行自身（自家運用）</w:t>
-            </w:r>
-          </w:p>
-        </w:tc>
-        <w:tc>
-          <w:tcPr>
-            <w:tcW w:type="dxa" w:w="4338"/>
-            <w:tcMar>
-              <w:top w:type="dxa" w:w="80"/>
-              <w:left w:type="dxa" w:w="100"/>
-              <w:bottom w:type="dxa" w:w="80"/>
-              <w:right w:type="dxa" w:w="100"/>
-            </w:tcMar>
-            <w:vAlign w:val="center"/>
-          </w:tcPr>
-          <w:p>
-            <w:pPr>
-              <w:spacing w:after="0" w:line="260"/>
-              <w:jc w:val="left"/>
-            </w:pPr>
-            <w:r>
-              <w:rPr>
-                <w:b w:val="false"/>
-                <w:bCs w:val="false"/>
-                <w:snapToGrid w:val="false"/>
-                <w:sz w:val="16"/>
-                <w:szCs w:val="16"/>
-              </w:rPr>
-              <w:t xml:space="preserve">信託銀行自身</w:t>
-            </w:r>
-          </w:p>
-        </w:tc>
-      </w:tr>
-      <w:tr>
-        <w:trPr>
-          <w:cantSplit/>
-        </w:trPr>
-        <w:tc>
-          <w:tcPr>
-            <w:tcW w:type="dxa" w:w="4600"/>
-            <w:shd w:fill="F2F2F2" w:val="clear"/>
-            <w:tcMar>
-              <w:top w:type="dxa" w:w="80"/>
-              <w:left w:type="dxa" w:w="100"/>
-              <w:bottom w:type="dxa" w:w="80"/>
-              <w:right w:type="dxa" w:w="100"/>
-            </w:tcMar>
-            <w:vAlign w:val="center"/>
-          </w:tcPr>
-          <w:p>
-            <w:pPr>
-              <w:spacing w:after="0" w:line="260"/>
-              <w:jc w:val="left"/>
-            </w:pPr>
-            <w:r>
-              <w:rPr>
-                <w:b/>
-                <w:bCs/>
-                <w:snapToGrid w:val="false"/>
-                <w:sz w:val="16"/>
-                <w:szCs w:val="16"/>
-              </w:rPr>
-              <w:t xml:space="preserve">年金特定信託契約（特金）・単独運用指定信託（指定単）</w:t>
-            </w:r>
-          </w:p>
-        </w:tc>
-        <w:tc>
-          <w:tcPr>
-            <w:tcW w:type="dxa" w:w="6500"/>
-            <w:tcMar>
-              <w:top w:type="dxa" w:w="80"/>
-              <w:left w:type="dxa" w:w="100"/>
-              <w:bottom w:type="dxa" w:w="80"/>
-              <w:right w:type="dxa" w:w="100"/>
-            </w:tcMar>
-            <w:vAlign w:val="center"/>
-          </w:tcPr>
-          <w:p>
-            <w:pPr>
-              <w:spacing w:after="0" w:line="260"/>
-              <w:jc w:val="left"/>
-            </w:pPr>
-            <w:r>
-              <w:rPr>
-                <w:b w:val="false"/>
-                <w:bCs w:val="false"/>
-                <w:snapToGrid w:val="false"/>
-                <w:sz w:val="16"/>
-                <w:szCs w:val="16"/>
-              </w:rPr>
-              <w:t xml:space="preserve">外部の資産運用会社　※グループ内外を問わずマルチマネージャー方式で選定</w:t>
-            </w:r>
-          </w:p>
-        </w:tc>
-        <w:tc>
-          <w:tcPr>
-            <w:tcW w:type="dxa" w:w="4338"/>
-            <w:tcMar>
-              <w:top w:type="dxa" w:w="80"/>
-              <w:left w:type="dxa" w:w="100"/>
-              <w:bottom w:type="dxa" w:w="80"/>
-              <w:right w:type="dxa" w:w="100"/>
-            </w:tcMar>
-            <w:vAlign w:val="center"/>
-          </w:tcPr>
-          <w:p>
-            <w:pPr>
-              <w:spacing w:after="0" w:line="260"/>
-              <w:jc w:val="left"/>
-            </w:pPr>
-            <w:r>
-              <w:rPr>
-                <w:b w:val="false"/>
-                <w:bCs w:val="false"/>
-                <w:snapToGrid w:val="false"/>
-                <w:sz w:val="16"/>
-                <w:szCs w:val="16"/>
-              </w:rPr>
-              <w:t xml:space="preserve">信託銀行</w:t>
-            </w:r>
-          </w:p>
-        </w:tc>
-      </w:tr>
-      <w:tr>
-        <w:trPr>
-          <w:cantSplit/>
-        </w:trPr>
-        <w:tc>
-          <w:tcPr>
-            <w:tcW w:type="dxa" w:w="4600"/>
-            <w:shd w:fill="F2F2F2" w:val="clear"/>
-            <w:tcMar>
-              <w:top w:type="dxa" w:w="80"/>
-              <w:left w:type="dxa" w:w="100"/>
-              <w:bottom w:type="dxa" w:w="80"/>
-              <w:right w:type="dxa" w:w="100"/>
-            </w:tcMar>
-            <w:vAlign w:val="center"/>
-          </w:tcPr>
-          <w:p>
-            <w:pPr>
-              <w:spacing w:after="0" w:line="260"/>
-              <w:jc w:val="left"/>
-            </w:pPr>
-            <w:r>
-              <w:rPr>
-                <w:b/>
-                <w:bCs/>
-                <w:snapToGrid w:val="false"/>
-                <w:sz w:val="16"/>
-                <w:szCs w:val="16"/>
-              </w:rPr>
-              <w:t xml:space="preserve">マーケット業務</w:t>
-            </w:r>
-          </w:p>
-        </w:tc>
-        <w:tc>
-          <w:tcPr>
-            <w:tcW w:type="dxa" w:w="6500"/>
-            <w:tcMar>
-              <w:top w:type="dxa" w:w="80"/>
-              <w:left w:type="dxa" w:w="100"/>
-              <w:bottom w:type="dxa" w:w="80"/>
-              <w:right w:type="dxa" w:w="100"/>
-            </w:tcMar>
-            <w:vAlign w:val="center"/>
-          </w:tcPr>
-          <w:p>
-            <w:pPr>
-              <w:spacing w:after="0" w:line="260"/>
-              <w:jc w:val="left"/>
-            </w:pPr>
-            <w:r>
-              <w:rPr>
-                <w:b w:val="false"/>
-                <w:bCs w:val="false"/>
-                <w:snapToGrid w:val="false"/>
-                <w:sz w:val="16"/>
-                <w:szCs w:val="16"/>
-              </w:rPr>
-              <w:t xml:space="preserve">銀行自身のトレーディング部門</w:t>
-            </w:r>
-          </w:p>
-        </w:tc>
-        <w:tc>
-          <w:tcPr>
-            <w:tcW w:type="dxa" w:w="4338"/>
-            <w:tcMar>
-              <w:top w:type="dxa" w:w="80"/>
-              <w:left w:type="dxa" w:w="100"/>
-              <w:bottom w:type="dxa" w:w="80"/>
-              <w:right w:type="dxa" w:w="100"/>
-            </w:tcMar>
-            <w:vAlign w:val="center"/>
-          </w:tcPr>
-          <w:p>
-            <w:pPr>
-              <w:spacing w:after="0" w:line="260"/>
-              <w:jc w:val="left"/>
-            </w:pPr>
-            <w:r>
-              <w:rPr>
-                <w:b w:val="false"/>
-                <w:bCs w:val="false"/>
-                <w:snapToGrid w:val="false"/>
-                <w:sz w:val="16"/>
-                <w:szCs w:val="16"/>
-              </w:rPr>
-              <w:t xml:space="preserve">銀行自身　※頭脳＝金庫が同一会社</w:t>
-            </w:r>
-          </w:p>
-        </w:tc>
-      </w:tr>
-      <w:tr>
-        <w:trPr>
-          <w:cantSplit/>
-        </w:trPr>
-        <w:tc>
-          <w:tcPr>
-            <w:tcW w:type="dxa" w:w="4600"/>
-            <w:shd w:fill="F2F2F2" w:val="clear"/>
-            <w:tcMar>
-              <w:top w:type="dxa" w:w="80"/>
-              <w:left w:type="dxa" w:w="100"/>
-              <w:bottom w:type="dxa" w:w="80"/>
-              <w:right w:type="dxa" w:w="100"/>
-            </w:tcMar>
-            <w:vAlign w:val="center"/>
-          </w:tcPr>
-          <w:p>
-            <w:pPr>
-              <w:spacing w:after="0" w:line="260"/>
-              <w:jc w:val="left"/>
-            </w:pPr>
-            <w:r>
-              <w:rPr>
-                <w:b/>
-                <w:bCs/>
-                <w:snapToGrid w:val="false"/>
-                <w:sz w:val="16"/>
-                <w:szCs w:val="16"/>
-              </w:rPr>
-              <w:t xml:space="preserve">自己資金によるPE・不動産投資（オルタナティブ）</w:t>
-            </w:r>
-          </w:p>
-        </w:tc>
-        <w:tc>
-          <w:tcPr>
-            <w:tcW w:type="dxa" w:w="6500"/>
-            <w:tcMar>
-              <w:top w:type="dxa" w:w="80"/>
-              <w:left w:type="dxa" w:w="100"/>
-              <w:bottom w:type="dxa" w:w="80"/>
-              <w:right w:type="dxa" w:w="100"/>
-            </w:tcMar>
-            <w:vAlign w:val="center"/>
-          </w:tcPr>
-          <w:p>
-            <w:pPr>
-              <w:spacing w:after="0" w:line="260"/>
-              <w:jc w:val="left"/>
-            </w:pPr>
-            <w:r>
-              <w:rPr>
-                <w:b w:val="false"/>
-                <w:bCs w:val="false"/>
-                <w:snapToGrid w:val="false"/>
-                <w:sz w:val="16"/>
-                <w:szCs w:val="16"/>
-              </w:rPr>
-              <w:t xml:space="preserve">銀行・信託銀行本体の専門部署が担うのが基本形（ゆうちょ銀行のプライベートエクイティ投資部、SMTBの自己勘定投資等）　※別法人が頭脳を担う例としてJPインベストメント（ゆうちょ銀行等が出資、規模は限定的）</w:t>
-            </w:r>
-          </w:p>
-        </w:tc>
-        <w:tc>
-          <w:tcPr>
-            <w:tcW w:type="dxa" w:w="4338"/>
-            <w:tcMar>
-              <w:top w:type="dxa" w:w="80"/>
-              <w:left w:type="dxa" w:w="100"/>
-              <w:bottom w:type="dxa" w:w="80"/>
-              <w:right w:type="dxa" w:w="100"/>
-            </w:tcMar>
-            <w:vAlign w:val="center"/>
-          </w:tcPr>
-          <w:p>
-            <w:pPr>
-              <w:spacing w:after="0" w:line="260"/>
-              <w:jc w:val="left"/>
-            </w:pPr>
-            <w:r>
-              <w:rPr>
-                <w:b w:val="false"/>
-                <w:bCs w:val="false"/>
-                <w:snapToGrid w:val="false"/>
-                <w:sz w:val="16"/>
-                <w:szCs w:val="16"/>
-              </w:rPr>
-              <w:t xml:space="preserve">銀行自身　※資金の出し手は常に銀行。頭脳が別法人の場合も、その法人は選定・助言を受任するのみで自らは出資していない</w:t>
-            </w:r>
-          </w:p>
-        </w:tc>
-      </w:tr>
-    </w:tbl>
-    <w:p>
-      <w:pPr>
-        <w:spacing w:after="60" w:before="100"/>
-      </w:pPr>
-    </w:p>
-    <w:p>
-      <w:pPr>
-        <w:spacing w:after="40" w:line="240"/>
-        <w:ind w:left="260"/>
-      </w:pPr>
-      <w:r>
-        <w:rPr>
-          <w:b w:val="false"/>
-          <w:bCs w:val="false"/>
-          <w:snapToGrid w:val="false"/>
-          <w:sz w:val="19"/>
-          <w:szCs w:val="19"/>
-        </w:rPr>
-        <w:t xml:space="preserve">・年金信託には「年金信託（合同運用）」「年金特定信託契約（特金）」「年金単独運用指定信託（指定単）」の3類型があり、特金・指定単では実際の運用指図を外部の資産運用会社（グループ内外を問わない）に委ねるのが一般的。下の比較表の「○」は信託銀行が受託者として関与していることを示すものであり、必ずしも自社のみで投資判断を行っていることを意味しない。</w:t>
-      </w:r>
-    </w:p>
-    <w:p>
-      <w:pPr>
-        <w:spacing w:after="40" w:line="240"/>
-        <w:ind w:left="260"/>
-      </w:pPr>
-      <w:r>
-        <w:rPr>
-          <w:b w:val="false"/>
-          <w:bCs w:val="false"/>
-          <w:snapToGrid w:val="false"/>
-          <w:sz w:val="19"/>
-          <w:szCs w:val="19"/>
-        </w:rPr>
-        <w:t xml:space="preserve">・大企業の年金基金は複数の運用会社を競争させて選ぶ「マルチマネージャー方式」が一般的で、グループのアセットマネジメント会社も外部の競合他社と並ぶ候補の一つに過ぎない。年金基金には加入者に対する受託者責任があるため、グループ内だからといって優先的に選ばれるわけではない。</w:t>
-      </w:r>
-    </w:p>
-    <w:p>
-      <w:pPr>
-        <w:spacing w:after="40" w:line="240"/>
-        <w:ind w:left="260"/>
-      </w:pPr>
-      <w:r>
-        <w:rPr>
-          <w:b w:val="false"/>
-          <w:bCs w:val="false"/>
-          <w:snapToGrid w:val="false"/>
-          <w:sz w:val="19"/>
-          <w:szCs w:val="19"/>
-        </w:rPr>
-        <w:t xml:space="preserve">・2000年前後からは、複数の運用会社に分散された年金資産を横断的に保管・記録・報告する「マスタートラスト業務」（下表D）が信託銀行の重要な役割になっている。</w:t>
-      </w:r>
-    </w:p>
-    <w:p>
-      <w:pPr>
-        <w:spacing w:after="40" w:line="240"/>
-        <w:ind w:left="260"/>
-      </w:pPr>
-      <w:r>
-        <w:rPr>
-          <w:b w:val="false"/>
-          <w:bCs w:val="false"/>
-          <w:snapToGrid w:val="false"/>
-          <w:sz w:val="19"/>
-          <w:szCs w:val="19"/>
-        </w:rPr>
-        <w:t xml:space="preserve">・最後の「自己資金によるPE・不動産投資」の行は、他の行とは性格が異なる点に注意：上4行は「顧客（第三者）の資産を、フィデューシャリー・デューティーを負って運用する」構造だが、この行は「銀行自身の資産を運用する」構造であり、対顧客の受託者責任は生じない。</w:t>
-      </w:r>
-    </w:p>
-    <w:p>
-      <w:pPr>
-        <w:spacing w:after="40" w:line="240"/>
-        <w:ind w:left="260"/>
-      </w:pPr>
-      <w:r>
-        <w:rPr>
-          <w:b w:val="false"/>
-          <w:bCs w:val="false"/>
-          <w:snapToGrid w:val="false"/>
-          <w:sz w:val="19"/>
-          <w:szCs w:val="19"/>
-        </w:rPr>
-        <w:t xml:space="preserve">・この「頭脳」がグループの別会社に分離されるかどうかは、グループによって異なる。三井住友信託銀行は1991年より自己勘定でのPE投資を信託銀行本体（自社内）で行っており、頭脳＝金庫＝同一会社が基本形。ゆうちょ銀行も同様で、プライベートエクイティ投資部は2026年4月の組織再編後も市場部門内に存続しており、7.6兆円規模の自己資金PE運用の頭脳は引き続き銀行本体にある可能性が高い（頭脳＝金庫＝同一会社）。</w:t>
-      </w:r>
-    </w:p>
-    <w:p>
-      <w:pPr>
-        <w:spacing w:after="40" w:line="240"/>
-        <w:ind w:left="260"/>
-      </w:pPr>
-      <w:r>
-        <w:rPr>
-          <w:b w:val="false"/>
-          <w:bCs w:val="false"/>
-          <w:snapToGrid w:val="false"/>
-          <w:sz w:val="19"/>
-          <w:szCs w:val="19"/>
-        </w:rPr>
-        <w:t xml:space="preserve">・「金庫＝銀行、頭脳＝別法人」という分離型の確実な例としては、ゆうちょ銀行・かんぽ生命が出資するJPインベストメント（2018年設立、約1,000億円規模の直接投資会社）が挙げられるが、これは前述の7.6兆円規模の自己資金PE運用とは別物で、規模も小さい。全グループ共通の定型パターンではなく、みずほ・三菱UFJ・りそなが自己資金PE投資の頭脳をどこまでグループ会社に分離しているかは、公開情報からは確認できていない。</w:t>
-      </w:r>
-    </w:p>
-    <w:p>
-      <w:pPr>
-        <w:spacing w:after="60" w:before="160"/>
-      </w:pPr>
-    </w:p>
-    <w:p>
-      <w:pPr>
         <w:pStyle w:val="Heading2"/>
         <w:keepNext w:val="false"/>
         <w:pageBreakBefore/>
@@ -1613,7 +721,7 @@
           <w:sz w:val="22"/>
           <w:szCs w:val="22"/>
         </w:rPr>
-        <w:t xml:space="preserve">全体像：「誰の資産か」×「頭脳の所在」のマトリックス</w:t>
+        <w:t xml:space="preserve">全体像：「資金の出どころ」×「頭脳の所在」のマトリックス</w:t>
       </w:r>
     </w:p>
     <w:p>
@@ -1626,7 +734,7 @@
           <w:sz w:val="20"/>
           <w:szCs w:val="20"/>
         </w:rPr>
-        <w:t xml:space="preserve">ここまでの整理を、軸①＝資産の出どころ（顧客の信託資産か、銀行自身の資産か）と、軸②＝頭脳の所在（金庫と同一法人か、別法人か）の2軸で四象限にまとめると、業務種類・比較表の行・実際に登場する会社が、どの組み合わせに属するかが一望できます。</w:t>
+        <w:t xml:space="preserve">業務を分類する軸は2つあります。軸①＝資金の出どころ（顧客の信託資産か、銀行自身の資産か）と、軸②＝頭脳の所在（投資判断を行う頭脳が、資産を保管する金庫と同一法人か、別法人か）。この2軸の組み合わせが、そのまま下の比較表のSection A〜Dに対応します。もう1つ、資産クラス（伝統的市場性資産かオルタナティブ資産か）という軸もありますが、これは各Sectionの中で行を分けることで表現しています。</w:t>
       </w:r>
     </w:p>
     <w:tbl>
@@ -1810,7 +918,7 @@
                 <w:sz w:val="15"/>
                 <w:szCs w:val="15"/>
               </w:rPr>
-              <w:t xml:space="preserve">象限1：信託銀行本体が単独で完結</w:t>
+              <w:t xml:space="preserve">Section A：信託銀行本体が単独で完結</w:t>
             </w:r>
             <w:r>
               <w:rPr>
@@ -1821,7 +929,7 @@
                 <w:szCs w:val="15"/>
               </w:rPr>
               <w:br/>
-              <w:t xml:space="preserve">（Row1 自家運用、Row3 プライベートアセット受託）</w:t>
+              <w:t xml:space="preserve">（1-3番：自家運用、プライベートアセット受託）</w:t>
             </w:r>
             <w:r>
               <w:rPr>
@@ -1860,7 +968,7 @@
                 <w:sz w:val="15"/>
                 <w:szCs w:val="15"/>
               </w:rPr>
-              <w:t xml:space="preserve">象限3：銀行・信託銀行が自己勘定で完結</w:t>
+              <w:t xml:space="preserve">Section C：銀行・信託銀行が自己勘定で完結</w:t>
             </w:r>
             <w:r>
               <w:rPr>
@@ -1871,7 +979,7 @@
                 <w:szCs w:val="15"/>
               </w:rPr>
               <w:br/>
-              <w:t xml:space="preserve">（Row8-16：ALM・トレーディング・伝統資産・PE等オルタナティブの大半）</w:t>
+              <w:t xml:space="preserve">（8-16番：ALM・トレーディング・伝統資産・オルタナティブ）</w:t>
             </w:r>
             <w:r>
               <w:rPr>
@@ -1955,7 +1063,7 @@
                 <w:sz w:val="15"/>
                 <w:szCs w:val="15"/>
               </w:rPr>
-              <w:t xml:space="preserve">象限2：信託銀行（金庫）＋AM会社等（頭脳）</w:t>
+              <w:t xml:space="preserve">Section B：信託銀行（金庫）＋AM会社等（頭脳）</w:t>
             </w:r>
             <w:r>
               <w:rPr>
@@ -1966,7 +1074,7 @@
                 <w:szCs w:val="15"/>
               </w:rPr>
               <w:br/>
-              <w:t xml:space="preserve">（Row4-7：公募投信・DC・機関投資家向け・PEゲートキーパー）</w:t>
+              <w:t xml:space="preserve">（4-7番：公募投信・DC・機関投資家向け・PEゲートキーパー）</w:t>
             </w:r>
             <w:r>
               <w:rPr>
@@ -2005,7 +1113,7 @@
                 <w:sz w:val="15"/>
                 <w:szCs w:val="15"/>
               </w:rPr>
-              <w:t xml:space="preserve">象限4：銀行（金庫・出資者）＋専業投資子会社（頭脳）</w:t>
+              <w:t xml:space="preserve">Section D：銀行（金庫・出資者）＋専業投資子会社（頭脳）</w:t>
             </w:r>
             <w:r>
               <w:rPr>
@@ -2016,7 +1124,7 @@
                 <w:szCs w:val="15"/>
               </w:rPr>
               <w:br/>
-              <w:t xml:space="preserve">（例：JPインベストメント。規模は限定的）</w:t>
+              <w:t xml:space="preserve">（17番：例）JPインベストメント。規模は限定的）</w:t>
             </w:r>
             <w:r>
               <w:rPr>
@@ -2051,7 +1159,7 @@
           <w:sz w:val="19"/>
           <w:szCs w:val="19"/>
         </w:rPr>
-        <w:t xml:space="preserve">・軸②は「頭脳が金庫と同一法人か、別法人か」の1本の軸であり、資産が誰のものか（軸①）とは独立している。象限2と象限4はどちらも「頭脳＝別法人」という同じパターンで、違いは資金の出どころだけ。同様に象限1と象限3も「頭脳＝自社」という同じパターンの違いにすぎない。</w:t>
+        <w:t xml:space="preserve">・軸②は「頭脳が金庫と同一法人か、別法人か」の1本の軸で、資金が誰のものか（軸①）とは独立している。Section BとDはどちらも「頭脳＝別法人」という同じパターンで、違いは資金の出どころだけ。Section AとCも同様に「頭脳＝自社」という同じパターンの違いにすぎない。</w:t>
       </w:r>
     </w:p>
     <w:p>
@@ -2067,92 +1175,7 @@
           <w:sz w:val="19"/>
           <w:szCs w:val="19"/>
         </w:rPr>
-        <w:t xml:space="preserve">・マトリックスに当てはまらない業務：Row17（法人向け為替・デリバティブ提供）は資産運用の受任関係ではなく対顧客の相対取引（principal）なので対象外。Row18（マスタートラスト業務）は単一の頭脳と組むのではなく、複数の頭脳を横断的に扱う金庫側のメタ業務なので、別枠として扱う。</w:t>
-      </w:r>
-    </w:p>
-    <w:p>
-      <w:pPr>
-        <w:spacing w:after="40" w:before="100"/>
-      </w:pPr>
-    </w:p>
-    <w:p>
-      <w:pPr>
-        <w:spacing w:after="40" w:line="240"/>
-        <w:ind w:left="260"/>
-      </w:pPr>
-      <w:r>
-        <w:rPr>
-          <w:b/>
-          <w:bCs/>
-          <w:snapToGrid w:val="false"/>
-          <w:sz w:val="19"/>
-          <w:szCs w:val="19"/>
-        </w:rPr>
-        <w:t xml:space="preserve">・マトリックスに登場する主体の名称（4分類に精査）：</w:t>
-      </w:r>
-    </w:p>
-    <w:p>
-      <w:pPr>
-        <w:spacing w:after="40" w:line="240"/>
-        <w:ind w:left="260"/>
-      </w:pPr>
-      <w:r>
-        <w:rPr>
-          <w:b w:val="false"/>
-          <w:bCs w:val="false"/>
-          <w:snapToGrid w:val="false"/>
-          <w:sz w:val="19"/>
-          <w:szCs w:val="19"/>
-        </w:rPr>
-        <w:t xml:space="preserve">・　①銀行（信託兼営なし）：みずほ銀行、三菱UFJ銀行、三井住友銀行、ゆうちょ銀行。</w:t>
-      </w:r>
-    </w:p>
-    <w:p>
-      <w:pPr>
-        <w:spacing w:after="40" w:line="240"/>
-        <w:ind w:left="260"/>
-      </w:pPr>
-      <w:r>
-        <w:rPr>
-          <w:b w:val="false"/>
-          <w:bCs w:val="false"/>
-          <w:snapToGrid w:val="false"/>
-          <w:sz w:val="19"/>
-          <w:szCs w:val="19"/>
-        </w:rPr>
-        <w:t xml:space="preserve">・　②信託銀行（単独 or 兼営）：みずほ信託銀行、三菱UFJ信託銀行、三井住友信託銀行、りそな銀行（兼営信託銀行＝銀行と信託銀行が同一法人である点が他グループと異なる）。</w:t>
-      </w:r>
-    </w:p>
-    <w:p>
-      <w:pPr>
-        <w:spacing w:after="40" w:line="240"/>
-        <w:ind w:left="260"/>
-      </w:pPr>
-      <w:r>
-        <w:rPr>
-          <w:b w:val="false"/>
-          <w:bCs w:val="false"/>
-          <w:snapToGrid w:val="false"/>
-          <w:sz w:val="19"/>
-          <w:szCs w:val="19"/>
-        </w:rPr>
-        <w:t xml:space="preserve">・　③グループAM会社（公募投信・DC中心）：アセットマネジメントOne、三菱UFJアセットマネジメント、りそなアセットマネジメント、三井住友トラスト・アセットマネジメント、三井住友DSアセットマネジメント。</w:t>
-      </w:r>
-    </w:p>
-    <w:p>
-      <w:pPr>
-        <w:spacing w:after="40" w:line="240"/>
-        <w:ind w:left="260"/>
-      </w:pPr>
-      <w:r>
-        <w:rPr>
-          <w:b w:val="false"/>
-          <w:bCs w:val="false"/>
-          <w:snapToGrid w:val="false"/>
-          <w:sz w:val="19"/>
-          <w:szCs w:val="19"/>
-        </w:rPr>
-        <w:t xml:space="preserve">・　④専業ゲートキーパー／オルタナティブ投資子会社：三井住友トラスト・インベストメント、JPインベストメント（現・ゆうちょアセットマネジメント傘下）。</w:t>
+        <w:t xml:space="preserve">・マトリックスに当てはまらない業務：18番（法人向け為替・デリバティブ提供）は資産運用の受任関係ではなく対顧客の相対取引（principal）。19番（マスタートラスト業務）は単一の頭脳と組むのではなく、複数の頭脳を横断的に扱う金庫側のメタ業務。</w:t>
       </w:r>
     </w:p>
     <w:p>
@@ -2548,7 +1571,7 @@
                 <w:sz w:val="18"/>
                 <w:szCs w:val="18"/>
               </w:rPr>
-              <w:t xml:space="preserve">A. 資産運用業務（信託銀行本体が行う運用受託業務）</w:t>
+              <w:t xml:space="preserve">A. 顧客資金・頭脳＝自社（信託銀行本体が単独で完結）</w:t>
             </w:r>
           </w:p>
         </w:tc>
@@ -3217,7 +2240,7 @@
                 <w:szCs w:val="12"/>
               </w:rPr>
               <w:br/>
-              <w:t xml:space="preserve">信託財産運用部インベストメントマネジメント室が、年金信託財産のオルタナティブ投資先の発掘・モニタリングを担当（信託銀行本体内の頭脳）</w:t>
+              <w:t xml:space="preserve">信託財産運用部インベストメントマネジメント室が担当</w:t>
             </w:r>
           </w:p>
         </w:tc>
@@ -3257,7 +2280,7 @@
                 <w:szCs w:val="12"/>
               </w:rPr>
               <w:br/>
-              <w:t xml:space="preserve">ゆうちょ銀行は信託免許を持たないため、信託としての運用受託自体が成立しない（自己資金でのPE・不動産投資は下表11・12番を参照）</w:t>
+              <w:t xml:space="preserve">信託免許を持たないため成立しない（自己資金でのPE・不動産投資はSection C・10-12番を参照）</w:t>
             </w:r>
           </w:p>
         </w:tc>
@@ -3306,7 +2329,7 @@
                 <w:szCs w:val="12"/>
               </w:rPr>
               <w:br/>
-              <w:t xml:space="preserve">オルタナティブ運用部が、信託財産のPE・オルタナティブ投資先の選定・モニタリングを担当（信託銀行本体内の頭脳）</w:t>
+              <w:t xml:space="preserve">オルタナティブ運用部が担当</w:t>
             </w:r>
           </w:p>
         </w:tc>
@@ -3369,7 +2392,7 @@
                 <w:sz w:val="18"/>
                 <w:szCs w:val="18"/>
               </w:rPr>
-              <w:t xml:space="preserve">B. アセットマネジメント業務（銀行・信託銀行等からの委託を受け、運用先の検討・運用指図を行う業務）</w:t>
+              <w:t xml:space="preserve">B. 顧客資金・頭脳＝別法人（信託銀行＝金庫、アセットマネジメント会社等＝頭脳）</w:t>
             </w:r>
           </w:p>
         </w:tc>
@@ -3380,31 +2403,281 @@
         </w:trPr>
         <w:tc>
           <w:tcPr>
-            <w:tcW w:type="dxa" w:w="15438"/>
-            <w:gridSpan w:val="7"/>
-            <w:shd w:fill="D9E2F3" w:val="clear"/>
-            <w:tcMar>
-              <w:top w:type="dxa" w:w="80"/>
-              <w:left w:type="dxa" w:w="110"/>
-              <w:bottom w:type="dxa" w:w="80"/>
+            <w:tcW w:type="dxa" w:w="3260"/>
+            <w:tcMar>
+              <w:top w:type="dxa" w:w="70"/>
+              <w:left w:type="dxa" w:w="90"/>
+              <w:bottom w:type="dxa" w:w="70"/>
               <w:right w:type="dxa" w:w="90"/>
             </w:tcMar>
-          </w:tcPr>
-          <w:p>
-            <w:pPr>
-              <w:spacing w:after="0" w:line="260"/>
-              <w:jc w:val="left"/>
-            </w:pPr>
-            <w:r>
-              <w:rPr>
-                <w:b/>
-                <w:bCs/>
-                <w:snapToGrid w:val="false"/>
-                <w:color w:val="1F3864"/>
-                <w:sz w:val="18"/>
-                <w:szCs w:val="18"/>
-              </w:rPr>
-              <w:t xml:space="preserve">B-1. 法定分離型（投信法第3条により、頭脳＝委託者と金庫＝受託者を別法人にすることが義務付けられている業務）</w:t>
+            <w:vAlign w:val="center"/>
+          </w:tcPr>
+          <w:p>
+            <w:pPr>
+              <w:spacing w:after="0" w:line="260"/>
+              <w:jc w:val="left"/>
+            </w:pPr>
+            <w:r>
+              <w:rPr>
+                <w:b w:val="false"/>
+                <w:bCs w:val="false"/>
+                <w:snapToGrid w:val="false"/>
+                <w:sz w:val="16"/>
+                <w:szCs w:val="16"/>
+              </w:rPr>
+              <w:t xml:space="preserve">4. 公募投資信託の設定・運用（委託者）業務（法定分離）</w:t>
+            </w:r>
+          </w:p>
+        </w:tc>
+        <w:tc>
+          <w:tcPr>
+            <w:tcW w:type="dxa" w:w="2010"/>
+            <w:tcMar>
+              <w:top w:type="dxa" w:w="70"/>
+              <w:left w:type="dxa" w:w="70"/>
+              <w:bottom w:type="dxa" w:w="70"/>
+              <w:right w:type="dxa" w:w="70"/>
+            </w:tcMar>
+            <w:vAlign w:val="center"/>
+          </w:tcPr>
+          <w:p>
+            <w:pPr>
+              <w:spacing w:after="0" w:line="260"/>
+            </w:pPr>
+            <w:r>
+              <w:rPr>
+                <w:b/>
+                <w:bCs/>
+                <w:snapToGrid w:val="false"/>
+                <w:color w:val="1F6F43"/>
+                <w:sz w:val="19"/>
+                <w:szCs w:val="19"/>
+              </w:rPr>
+              <w:t xml:space="preserve">○</w:t>
+            </w:r>
+            <w:r>
+              <w:rPr>
+                <w:snapToGrid w:val="false"/>
+                <w:sz w:val="15"/>
+                <w:szCs w:val="15"/>
+              </w:rPr>
+              <w:br/>
+              <w:t xml:space="preserve">アセットマネジメントOne</w:t>
+            </w:r>
+          </w:p>
+        </w:tc>
+        <w:tc>
+          <w:tcPr>
+            <w:tcW w:type="dxa" w:w="2010"/>
+            <w:tcMar>
+              <w:top w:type="dxa" w:w="70"/>
+              <w:left w:type="dxa" w:w="70"/>
+              <w:bottom w:type="dxa" w:w="70"/>
+              <w:right w:type="dxa" w:w="70"/>
+            </w:tcMar>
+            <w:vAlign w:val="center"/>
+          </w:tcPr>
+          <w:p>
+            <w:pPr>
+              <w:spacing w:after="0" w:line="260"/>
+            </w:pPr>
+            <w:r>
+              <w:rPr>
+                <w:b/>
+                <w:bCs/>
+                <w:snapToGrid w:val="false"/>
+                <w:color w:val="1F6F43"/>
+                <w:sz w:val="19"/>
+                <w:szCs w:val="19"/>
+              </w:rPr>
+              <w:t xml:space="preserve">○</w:t>
+            </w:r>
+            <w:r>
+              <w:rPr>
+                <w:snapToGrid w:val="false"/>
+                <w:sz w:val="15"/>
+                <w:szCs w:val="15"/>
+              </w:rPr>
+              <w:br/>
+              <w:t xml:space="preserve">三菱UFJアセットマネジメント</w:t>
+            </w:r>
+          </w:p>
+        </w:tc>
+        <w:tc>
+          <w:tcPr>
+            <w:tcW w:type="dxa" w:w="2010"/>
+            <w:tcMar>
+              <w:top w:type="dxa" w:w="70"/>
+              <w:left w:type="dxa" w:w="70"/>
+              <w:bottom w:type="dxa" w:w="70"/>
+              <w:right w:type="dxa" w:w="70"/>
+            </w:tcMar>
+            <w:vAlign w:val="center"/>
+          </w:tcPr>
+          <w:p>
+            <w:pPr>
+              <w:spacing w:after="0" w:line="260"/>
+            </w:pPr>
+            <w:r>
+              <w:rPr>
+                <w:b/>
+                <w:bCs/>
+                <w:snapToGrid w:val="false"/>
+                <w:color w:val="1F6F43"/>
+                <w:sz w:val="19"/>
+                <w:szCs w:val="19"/>
+              </w:rPr>
+              <w:t xml:space="preserve">○</w:t>
+            </w:r>
+            <w:r>
+              <w:rPr>
+                <w:snapToGrid w:val="false"/>
+                <w:sz w:val="15"/>
+                <w:szCs w:val="15"/>
+              </w:rPr>
+              <w:br/>
+              <w:t xml:space="preserve">りそなアセットマネジメント</w:t>
+            </w:r>
+          </w:p>
+        </w:tc>
+        <w:tc>
+          <w:tcPr>
+            <w:tcW w:type="dxa" w:w="1610"/>
+            <w:tcMar>
+              <w:top w:type="dxa" w:w="70"/>
+              <w:left w:type="dxa" w:w="70"/>
+              <w:bottom w:type="dxa" w:w="70"/>
+              <w:right w:type="dxa" w:w="70"/>
+            </w:tcMar>
+            <w:vAlign w:val="center"/>
+          </w:tcPr>
+          <w:p>
+            <w:pPr>
+              <w:spacing w:after="0" w:line="260"/>
+            </w:pPr>
+            <w:r>
+              <w:rPr>
+                <w:b/>
+                <w:bCs/>
+                <w:snapToGrid w:val="false"/>
+                <w:color w:val="B36B00"/>
+                <w:sz w:val="19"/>
+                <w:szCs w:val="19"/>
+              </w:rPr>
+              <w:t xml:space="preserve">△</w:t>
+            </w:r>
+            <w:r>
+              <w:rPr>
+                <w:snapToGrid w:val="false"/>
+                <w:sz w:val="15"/>
+                <w:szCs w:val="15"/>
+              </w:rPr>
+              <w:br/>
+              <w:t xml:space="preserve">ゆうちょアセットマネジメント</w:t>
+            </w:r>
+            <w:r>
+              <w:rPr>
+                <w:i/>
+                <w:iCs/>
+                <w:snapToGrid w:val="false"/>
+                <w:color w:val="666666"/>
+                <w:sz w:val="12"/>
+                <w:szCs w:val="12"/>
+              </w:rPr>
+              <w:br/>
+              <w:t xml:space="preserve">旧JP投信が「JP4資産バランスファンド」等を自社設定。窓口で扱う投信の大半は外部運用会社の商品</w:t>
+            </w:r>
+          </w:p>
+        </w:tc>
+        <w:tc>
+          <w:tcPr>
+            <w:tcW w:type="dxa" w:w="2420"/>
+            <w:tcMar>
+              <w:top w:type="dxa" w:w="70"/>
+              <w:left w:type="dxa" w:w="70"/>
+              <w:bottom w:type="dxa" w:w="70"/>
+              <w:right w:type="dxa" w:w="70"/>
+            </w:tcMar>
+            <w:vAlign w:val="center"/>
+          </w:tcPr>
+          <w:p>
+            <w:pPr>
+              <w:spacing w:after="0" w:line="260"/>
+            </w:pPr>
+            <w:r>
+              <w:rPr>
+                <w:b/>
+                <w:bCs/>
+                <w:snapToGrid w:val="false"/>
+                <w:color w:val="1F6F43"/>
+                <w:sz w:val="19"/>
+                <w:szCs w:val="19"/>
+              </w:rPr>
+              <w:t xml:space="preserve">○</w:t>
+            </w:r>
+            <w:r>
+              <w:rPr>
+                <w:snapToGrid w:val="false"/>
+                <w:sz w:val="15"/>
+                <w:szCs w:val="15"/>
+              </w:rPr>
+              <w:br/>
+              <w:t xml:space="preserve">三井住友トラスト・アセットマネジメント</w:t>
+            </w:r>
+            <w:r>
+              <w:rPr>
+                <w:snapToGrid w:val="false"/>
+                <w:sz w:val="15"/>
+                <w:szCs w:val="15"/>
+              </w:rPr>
+              <w:br/>
+              <w:t xml:space="preserve">三井住友DSアセットマネジメント</w:t>
+            </w:r>
+          </w:p>
+        </w:tc>
+        <w:tc>
+          <w:tcPr>
+            <w:tcW w:type="dxa" w:w="2118"/>
+            <w:tcMar>
+              <w:top w:type="dxa" w:w="70"/>
+              <w:left w:type="dxa" w:w="70"/>
+              <w:bottom w:type="dxa" w:w="70"/>
+              <w:right w:type="dxa" w:w="70"/>
+            </w:tcMar>
+            <w:vAlign w:val="center"/>
+          </w:tcPr>
+          <w:p>
+            <w:pPr>
+              <w:spacing w:after="0" w:line="260"/>
+            </w:pPr>
+            <w:r>
+              <w:rPr>
+                <w:b/>
+                <w:bCs/>
+                <w:snapToGrid w:val="false"/>
+                <w:color w:val="1F6F43"/>
+                <w:sz w:val="19"/>
+                <w:szCs w:val="19"/>
+              </w:rPr>
+              <w:t xml:space="preserve">○</w:t>
+            </w:r>
+            <w:r>
+              <w:rPr>
+                <w:snapToGrid w:val="false"/>
+                <w:sz w:val="15"/>
+                <w:szCs w:val="15"/>
+              </w:rPr>
+              <w:br/>
+              <w:t xml:space="preserve">野村アセットマネジメント</w:t>
+            </w:r>
+            <w:r>
+              <w:rPr>
+                <w:snapToGrid w:val="false"/>
+                <w:sz w:val="15"/>
+                <w:szCs w:val="15"/>
+              </w:rPr>
+              <w:br/>
+              <w:t xml:space="preserve">大和アセットマネジメント 等</w:t>
             </w:r>
           </w:p>
         </w:tc>
@@ -3437,7 +2710,7 @@
                 <w:sz w:val="16"/>
                 <w:szCs w:val="16"/>
               </w:rPr>
-              <w:t xml:space="preserve">4. 公募投資信託の設定・運用（委託者）業務</w:t>
+              <w:t xml:space="preserve">5. 確定拠出年金（DC）向け運用商品の提供（法定分離）</w:t>
             </w:r>
           </w:p>
         </w:tc>
@@ -3572,32 +2845,11 @@
                 <w:b/>
                 <w:bCs/>
                 <w:snapToGrid w:val="false"/>
-                <w:color w:val="B36B00"/>
-                <w:sz w:val="19"/>
-                <w:szCs w:val="19"/>
-              </w:rPr>
-              <w:t xml:space="preserve">△</w:t>
-            </w:r>
-            <w:r>
-              <w:rPr>
-                <w:snapToGrid w:val="false"/>
-                <w:sz w:val="15"/>
-                <w:szCs w:val="15"/>
-              </w:rPr>
-              <w:br/>
-              <w:t xml:space="preserve">ゆうちょアセットマネジメント</w:t>
-            </w:r>
-            <w:r>
-              <w:rPr>
-                <w:i/>
-                <w:iCs/>
-                <w:snapToGrid w:val="false"/>
-                <w:color w:val="666666"/>
-                <w:sz w:val="12"/>
-                <w:szCs w:val="12"/>
-              </w:rPr>
-              <w:br/>
-              <w:t xml:space="preserve">旧JP投信が「JP4資産バランスファンド」等を自社設定。ただし窓口で扱う投信の大半は外部運用会社の商品</w:t>
+                <w:color w:val="999999"/>
+                <w:sz w:val="19"/>
+                <w:szCs w:val="19"/>
+              </w:rPr>
+              <w:t xml:space="preserve">×</w:t>
             </w:r>
           </w:p>
         </w:tc>
@@ -3634,16 +2886,7 @@
                 <w:szCs w:val="15"/>
               </w:rPr>
               <w:br/>
-              <w:t xml:space="preserve">三井住友トラスト・アセットマネジメント</w:t>
-            </w:r>
-            <w:r>
-              <w:rPr>
-                <w:snapToGrid w:val="false"/>
-                <w:sz w:val="15"/>
-                <w:szCs w:val="15"/>
-              </w:rPr>
-              <w:br/>
-              <w:t xml:space="preserve">三井住友DSアセットマネジメント</w:t>
+              <w:t xml:space="preserve">三井住友トラスト・アセットマネジメント 等</w:t>
             </w:r>
           </w:p>
         </w:tc>
@@ -3680,16 +2923,7 @@
                 <w:szCs w:val="15"/>
               </w:rPr>
               <w:br/>
-              <w:t xml:space="preserve">野村アセットマネジメント</w:t>
-            </w:r>
-            <w:r>
-              <w:rPr>
-                <w:snapToGrid w:val="false"/>
-                <w:sz w:val="15"/>
-                <w:szCs w:val="15"/>
-              </w:rPr>
-              <w:br/>
-              <w:t xml:space="preserve">大和アセットマネジメント 等</w:t>
+              <w:t xml:space="preserve">野村アセットマネジメント 等</w:t>
             </w:r>
           </w:p>
         </w:tc>
@@ -3722,7 +2956,7 @@
                 <w:sz w:val="16"/>
                 <w:szCs w:val="16"/>
               </w:rPr>
-              <w:t xml:space="preserve">5. 確定拠出年金（DC）向け運用商品の提供</w:t>
+              <w:t xml:space="preserve">6. 機関投資家向け（年金基金・GPIF 等）運用受託業務（任意）</w:t>
             </w:r>
           </w:p>
         </w:tc>
@@ -3761,6 +2995,18 @@
               <w:br/>
               <w:t xml:space="preserve">アセットマネジメントOne</w:t>
             </w:r>
+            <w:r>
+              <w:rPr>
+                <w:i/>
+                <w:iCs/>
+                <w:snapToGrid w:val="false"/>
+                <w:color w:val="666666"/>
+                <w:sz w:val="12"/>
+                <w:szCs w:val="12"/>
+              </w:rPr>
+              <w:br/>
+              <w:t xml:space="preserve">外部運用会社と競合するマルチマネージャー方式が前提</w:t>
+            </w:r>
           </w:p>
         </w:tc>
         <w:tc>
@@ -3798,6 +3044,18 @@
               <w:br/>
               <w:t xml:space="preserve">三菱UFJアセットマネジメント</w:t>
             </w:r>
+            <w:r>
+              <w:rPr>
+                <w:i/>
+                <w:iCs/>
+                <w:snapToGrid w:val="false"/>
+                <w:color w:val="666666"/>
+                <w:sz w:val="12"/>
+                <w:szCs w:val="12"/>
+              </w:rPr>
+              <w:br/>
+              <w:t xml:space="preserve">同上</w:t>
+            </w:r>
           </w:p>
         </w:tc>
         <w:tc>
@@ -3835,6 +3093,18 @@
               <w:br/>
               <w:t xml:space="preserve">りそなアセットマネジメント</w:t>
             </w:r>
+            <w:r>
+              <w:rPr>
+                <w:i/>
+                <w:iCs/>
+                <w:snapToGrid w:val="false"/>
+                <w:color w:val="666666"/>
+                <w:sz w:val="12"/>
+                <w:szCs w:val="12"/>
+              </w:rPr>
+              <w:br/>
+              <w:t xml:space="preserve">同上</w:t>
+            </w:r>
           </w:p>
         </w:tc>
         <w:tc>
@@ -3898,7 +3168,19 @@
                 <w:szCs w:val="15"/>
               </w:rPr>
               <w:br/>
-              <w:t xml:space="preserve">三井住友トラスト・アセットマネジメント 等</w:t>
+              <w:t xml:space="preserve">三井住友トラスト・アセットマネジメント</w:t>
+            </w:r>
+            <w:r>
+              <w:rPr>
+                <w:i/>
+                <w:iCs/>
+                <w:snapToGrid w:val="false"/>
+                <w:color w:val="666666"/>
+                <w:sz w:val="12"/>
+                <w:szCs w:val="12"/>
+              </w:rPr>
+              <w:br/>
+              <w:t xml:space="preserve">同上</w:t>
             </w:r>
           </w:p>
         </w:tc>
@@ -3946,31 +3228,290 @@
         </w:trPr>
         <w:tc>
           <w:tcPr>
-            <w:tcW w:type="dxa" w:w="15438"/>
-            <w:gridSpan w:val="7"/>
-            <w:shd w:fill="D9E2F3" w:val="clear"/>
-            <w:tcMar>
-              <w:top w:type="dxa" w:w="80"/>
-              <w:left w:type="dxa" w:w="110"/>
-              <w:bottom w:type="dxa" w:w="80"/>
+            <w:tcW w:type="dxa" w:w="3260"/>
+            <w:tcMar>
+              <w:top w:type="dxa" w:w="70"/>
+              <w:left w:type="dxa" w:w="90"/>
+              <w:bottom w:type="dxa" w:w="70"/>
               <w:right w:type="dxa" w:w="90"/>
             </w:tcMar>
-          </w:tcPr>
-          <w:p>
-            <w:pPr>
-              <w:spacing w:after="0" w:line="260"/>
-              <w:jc w:val="left"/>
-            </w:pPr>
-            <w:r>
-              <w:rPr>
-                <w:b/>
-                <w:bCs/>
-                <w:snapToGrid w:val="false"/>
-                <w:color w:val="1F3864"/>
-                <w:sz w:val="18"/>
-                <w:szCs w:val="18"/>
-              </w:rPr>
-              <w:t xml:space="preserve">B-2. 任意・非法定型（法律上の強制分離はないが、実務上「頭脳」を専門的に担う業務）</w:t>
+            <w:vAlign w:val="center"/>
+          </w:tcPr>
+          <w:p>
+            <w:pPr>
+              <w:spacing w:after="0" w:line="260"/>
+              <w:jc w:val="left"/>
+            </w:pPr>
+            <w:r>
+              <w:rPr>
+                <w:b w:val="false"/>
+                <w:bCs w:val="false"/>
+                <w:snapToGrid w:val="false"/>
+                <w:sz w:val="16"/>
+                <w:szCs w:val="16"/>
+              </w:rPr>
+              <w:t xml:space="preserve">7. PE・不動産等オルタナティブのゲートキーパー業務（任意）</w:t>
+            </w:r>
+          </w:p>
+        </w:tc>
+        <w:tc>
+          <w:tcPr>
+            <w:tcW w:type="dxa" w:w="2010"/>
+            <w:tcMar>
+              <w:top w:type="dxa" w:w="70"/>
+              <w:left w:type="dxa" w:w="70"/>
+              <w:bottom w:type="dxa" w:w="70"/>
+              <w:right w:type="dxa" w:w="70"/>
+            </w:tcMar>
+            <w:vAlign w:val="center"/>
+          </w:tcPr>
+          <w:p>
+            <w:pPr>
+              <w:spacing w:after="0" w:line="260"/>
+            </w:pPr>
+            <w:r>
+              <w:rPr>
+                <w:b/>
+                <w:bCs/>
+                <w:snapToGrid w:val="false"/>
+                <w:color w:val="B36B00"/>
+                <w:sz w:val="19"/>
+                <w:szCs w:val="19"/>
+              </w:rPr>
+              <w:t xml:space="preserve">△</w:t>
+            </w:r>
+            <w:r>
+              <w:rPr>
+                <w:snapToGrid w:val="false"/>
+                <w:sz w:val="15"/>
+                <w:szCs w:val="15"/>
+              </w:rPr>
+              <w:br/>
+              <w:t xml:space="preserve">アセットマネジメントOne 等</w:t>
+            </w:r>
+            <w:r>
+              <w:rPr>
+                <w:i/>
+                <w:iCs/>
+                <w:snapToGrid w:val="false"/>
+                <w:color w:val="666666"/>
+                <w:sz w:val="12"/>
+                <w:szCs w:val="12"/>
+              </w:rPr>
+              <w:br/>
+              <w:t xml:space="preserve">SMTBのような専業ゲートキーパー子会社は現時点で確認できず</w:t>
+            </w:r>
+          </w:p>
+        </w:tc>
+        <w:tc>
+          <w:tcPr>
+            <w:tcW w:type="dxa" w:w="2010"/>
+            <w:tcMar>
+              <w:top w:type="dxa" w:w="70"/>
+              <w:left w:type="dxa" w:w="70"/>
+              <w:bottom w:type="dxa" w:w="70"/>
+              <w:right w:type="dxa" w:w="70"/>
+            </w:tcMar>
+            <w:vAlign w:val="center"/>
+          </w:tcPr>
+          <w:p>
+            <w:pPr>
+              <w:spacing w:after="0" w:line="260"/>
+            </w:pPr>
+            <w:r>
+              <w:rPr>
+                <w:b/>
+                <w:bCs/>
+                <w:snapToGrid w:val="false"/>
+                <w:color w:val="1F6F43"/>
+                <w:sz w:val="19"/>
+                <w:szCs w:val="19"/>
+              </w:rPr>
+              <w:t xml:space="preserve">○</w:t>
+            </w:r>
+            <w:r>
+              <w:rPr>
+                <w:snapToGrid w:val="false"/>
+                <w:sz w:val="15"/>
+                <w:szCs w:val="15"/>
+              </w:rPr>
+              <w:br/>
+              <w:t xml:space="preserve">三菱UFJ信託銀行</w:t>
+            </w:r>
+            <w:r>
+              <w:rPr>
+                <w:snapToGrid w:val="false"/>
+                <w:sz w:val="15"/>
+                <w:szCs w:val="15"/>
+              </w:rPr>
+              <w:br/>
+              <w:t xml:space="preserve">三菱UFJアセットマネジメント</w:t>
+            </w:r>
+            <w:r>
+              <w:rPr>
+                <w:i/>
+                <w:iCs/>
+                <w:snapToGrid w:val="false"/>
+                <w:color w:val="666666"/>
+                <w:sz w:val="12"/>
+                <w:szCs w:val="12"/>
+              </w:rPr>
+              <w:br/>
+              <w:t xml:space="preserve">持株会社内の中立的専門部隊（IPAT）が商品ゲートキープを担う体制</w:t>
+            </w:r>
+          </w:p>
+        </w:tc>
+        <w:tc>
+          <w:tcPr>
+            <w:tcW w:type="dxa" w:w="2010"/>
+            <w:tcMar>
+              <w:top w:type="dxa" w:w="70"/>
+              <w:left w:type="dxa" w:w="70"/>
+              <w:bottom w:type="dxa" w:w="70"/>
+              <w:right w:type="dxa" w:w="70"/>
+            </w:tcMar>
+            <w:vAlign w:val="center"/>
+          </w:tcPr>
+          <w:p>
+            <w:pPr>
+              <w:spacing w:after="0" w:line="260"/>
+            </w:pPr>
+            <w:r>
+              <w:rPr>
+                <w:b/>
+                <w:bCs/>
+                <w:snapToGrid w:val="false"/>
+                <w:color w:val="B36B00"/>
+                <w:sz w:val="19"/>
+                <w:szCs w:val="19"/>
+              </w:rPr>
+              <w:t xml:space="preserve">△</w:t>
+            </w:r>
+          </w:p>
+        </w:tc>
+        <w:tc>
+          <w:tcPr>
+            <w:tcW w:type="dxa" w:w="1610"/>
+            <w:tcMar>
+              <w:top w:type="dxa" w:w="70"/>
+              <w:left w:type="dxa" w:w="70"/>
+              <w:bottom w:type="dxa" w:w="70"/>
+              <w:right w:type="dxa" w:w="70"/>
+            </w:tcMar>
+            <w:vAlign w:val="center"/>
+          </w:tcPr>
+          <w:p>
+            <w:pPr>
+              <w:spacing w:after="0" w:line="260"/>
+            </w:pPr>
+            <w:r>
+              <w:rPr>
+                <w:b/>
+                <w:bCs/>
+                <w:snapToGrid w:val="false"/>
+                <w:color w:val="B36B00"/>
+                <w:sz w:val="19"/>
+                <w:szCs w:val="19"/>
+              </w:rPr>
+              <w:t xml:space="preserve">△</w:t>
+            </w:r>
+            <w:r>
+              <w:rPr>
+                <w:snapToGrid w:val="false"/>
+                <w:sz w:val="15"/>
+                <w:szCs w:val="15"/>
+              </w:rPr>
+              <w:br/>
+              <w:t xml:space="preserve">ゆうちょアセットマネジメント</w:t>
+            </w:r>
+            <w:r>
+              <w:rPr>
+                <w:i/>
+                <w:iCs/>
+                <w:snapToGrid w:val="false"/>
+                <w:color w:val="666666"/>
+                <w:sz w:val="12"/>
+                <w:szCs w:val="12"/>
+              </w:rPr>
+              <w:br/>
+              <w:t xml:space="preserve">機関投資家向けビジネスも展開するが小規模。主軸はSection D・17番の自己資金運用</w:t>
+            </w:r>
+          </w:p>
+        </w:tc>
+        <w:tc>
+          <w:tcPr>
+            <w:tcW w:type="dxa" w:w="2420"/>
+            <w:tcMar>
+              <w:top w:type="dxa" w:w="70"/>
+              <w:left w:type="dxa" w:w="70"/>
+              <w:bottom w:type="dxa" w:w="70"/>
+              <w:right w:type="dxa" w:w="70"/>
+            </w:tcMar>
+            <w:vAlign w:val="center"/>
+          </w:tcPr>
+          <w:p>
+            <w:pPr>
+              <w:spacing w:after="0" w:line="260"/>
+            </w:pPr>
+            <w:r>
+              <w:rPr>
+                <w:b/>
+                <w:bCs/>
+                <w:snapToGrid w:val="false"/>
+                <w:color w:val="1F6F43"/>
+                <w:sz w:val="19"/>
+                <w:szCs w:val="19"/>
+              </w:rPr>
+              <w:t xml:space="preserve">○</w:t>
+            </w:r>
+            <w:r>
+              <w:rPr>
+                <w:snapToGrid w:val="false"/>
+                <w:sz w:val="15"/>
+                <w:szCs w:val="15"/>
+              </w:rPr>
+              <w:br/>
+              <w:t xml:space="preserve">三井住友トラスト・インベストメント</w:t>
+            </w:r>
+            <w:r>
+              <w:rPr>
+                <w:i/>
+                <w:iCs/>
+                <w:snapToGrid w:val="false"/>
+                <w:color w:val="666666"/>
+                <w:sz w:val="12"/>
+                <w:szCs w:val="12"/>
+              </w:rPr>
+              <w:br/>
+              <w:t xml:space="preserve">信託銀行本体（3番）とは別法人。2025年10月にゲートキーパー機能を集約</w:t>
+            </w:r>
+          </w:p>
+        </w:tc>
+        <w:tc>
+          <w:tcPr>
+            <w:tcW w:type="dxa" w:w="2118"/>
+            <w:tcMar>
+              <w:top w:type="dxa" w:w="70"/>
+              <w:left w:type="dxa" w:w="70"/>
+              <w:bottom w:type="dxa" w:w="70"/>
+              <w:right w:type="dxa" w:w="70"/>
+            </w:tcMar>
+            <w:vAlign w:val="center"/>
+          </w:tcPr>
+          <w:p>
+            <w:pPr>
+              <w:spacing w:after="0" w:line="260"/>
+            </w:pPr>
+            <w:r>
+              <w:rPr>
+                <w:b/>
+                <w:bCs/>
+                <w:snapToGrid w:val="false"/>
+                <w:color w:val="B36B00"/>
+                <w:sz w:val="19"/>
+                <w:szCs w:val="19"/>
+              </w:rPr>
+              <w:t xml:space="preserve">△</w:t>
             </w:r>
           </w:p>
         </w:tc>
@@ -3981,290 +3522,31 @@
         </w:trPr>
         <w:tc>
           <w:tcPr>
-            <w:tcW w:type="dxa" w:w="3260"/>
-            <w:tcMar>
-              <w:top w:type="dxa" w:w="70"/>
-              <w:left w:type="dxa" w:w="90"/>
-              <w:bottom w:type="dxa" w:w="70"/>
+            <w:tcW w:type="dxa" w:w="15438"/>
+            <w:gridSpan w:val="7"/>
+            <w:shd w:fill="D9E2F3" w:val="clear"/>
+            <w:tcMar>
+              <w:top w:type="dxa" w:w="80"/>
+              <w:left w:type="dxa" w:w="110"/>
+              <w:bottom w:type="dxa" w:w="80"/>
               <w:right w:type="dxa" w:w="90"/>
             </w:tcMar>
-            <w:vAlign w:val="center"/>
-          </w:tcPr>
-          <w:p>
-            <w:pPr>
-              <w:spacing w:after="0" w:line="260"/>
-              <w:jc w:val="left"/>
-            </w:pPr>
-            <w:r>
-              <w:rPr>
-                <w:b w:val="false"/>
-                <w:bCs w:val="false"/>
-                <w:snapToGrid w:val="false"/>
-                <w:sz w:val="16"/>
-                <w:szCs w:val="16"/>
-              </w:rPr>
-              <w:t xml:space="preserve">6. 機関投資家向け（年金基金・GPIF 等）運用受託業務</w:t>
-            </w:r>
-          </w:p>
-        </w:tc>
-        <w:tc>
-          <w:tcPr>
-            <w:tcW w:type="dxa" w:w="2010"/>
-            <w:tcMar>
-              <w:top w:type="dxa" w:w="70"/>
-              <w:left w:type="dxa" w:w="70"/>
-              <w:bottom w:type="dxa" w:w="70"/>
-              <w:right w:type="dxa" w:w="70"/>
-            </w:tcMar>
-            <w:vAlign w:val="center"/>
-          </w:tcPr>
-          <w:p>
-            <w:pPr>
-              <w:spacing w:after="0" w:line="260"/>
-            </w:pPr>
-            <w:r>
-              <w:rPr>
-                <w:b/>
-                <w:bCs/>
-                <w:snapToGrid w:val="false"/>
-                <w:color w:val="1F6F43"/>
-                <w:sz w:val="19"/>
-                <w:szCs w:val="19"/>
-              </w:rPr>
-              <w:t xml:space="preserve">○</w:t>
-            </w:r>
-            <w:r>
-              <w:rPr>
-                <w:snapToGrid w:val="false"/>
-                <w:sz w:val="15"/>
-                <w:szCs w:val="15"/>
-              </w:rPr>
-              <w:br/>
-              <w:t xml:space="preserve">アセットマネジメントOne</w:t>
-            </w:r>
-            <w:r>
-              <w:rPr>
-                <w:i/>
-                <w:iCs/>
-                <w:snapToGrid w:val="false"/>
-                <w:color w:val="666666"/>
-                <w:sz w:val="12"/>
-                <w:szCs w:val="12"/>
-              </w:rPr>
-              <w:br/>
-              <w:t xml:space="preserve">外部運用会社と競合するマルチマネージャー方式が前提</w:t>
-            </w:r>
-          </w:p>
-        </w:tc>
-        <w:tc>
-          <w:tcPr>
-            <w:tcW w:type="dxa" w:w="2010"/>
-            <w:tcMar>
-              <w:top w:type="dxa" w:w="70"/>
-              <w:left w:type="dxa" w:w="70"/>
-              <w:bottom w:type="dxa" w:w="70"/>
-              <w:right w:type="dxa" w:w="70"/>
-            </w:tcMar>
-            <w:vAlign w:val="center"/>
-          </w:tcPr>
-          <w:p>
-            <w:pPr>
-              <w:spacing w:after="0" w:line="260"/>
-            </w:pPr>
-            <w:r>
-              <w:rPr>
-                <w:b/>
-                <w:bCs/>
-                <w:snapToGrid w:val="false"/>
-                <w:color w:val="1F6F43"/>
-                <w:sz w:val="19"/>
-                <w:szCs w:val="19"/>
-              </w:rPr>
-              <w:t xml:space="preserve">○</w:t>
-            </w:r>
-            <w:r>
-              <w:rPr>
-                <w:snapToGrid w:val="false"/>
-                <w:sz w:val="15"/>
-                <w:szCs w:val="15"/>
-              </w:rPr>
-              <w:br/>
-              <w:t xml:space="preserve">三菱UFJアセットマネジメント</w:t>
-            </w:r>
-            <w:r>
-              <w:rPr>
-                <w:i/>
-                <w:iCs/>
-                <w:snapToGrid w:val="false"/>
-                <w:color w:val="666666"/>
-                <w:sz w:val="12"/>
-                <w:szCs w:val="12"/>
-              </w:rPr>
-              <w:br/>
-              <w:t xml:space="preserve">同上</w:t>
-            </w:r>
-          </w:p>
-        </w:tc>
-        <w:tc>
-          <w:tcPr>
-            <w:tcW w:type="dxa" w:w="2010"/>
-            <w:tcMar>
-              <w:top w:type="dxa" w:w="70"/>
-              <w:left w:type="dxa" w:w="70"/>
-              <w:bottom w:type="dxa" w:w="70"/>
-              <w:right w:type="dxa" w:w="70"/>
-            </w:tcMar>
-            <w:vAlign w:val="center"/>
-          </w:tcPr>
-          <w:p>
-            <w:pPr>
-              <w:spacing w:after="0" w:line="260"/>
-            </w:pPr>
-            <w:r>
-              <w:rPr>
-                <w:b/>
-                <w:bCs/>
-                <w:snapToGrid w:val="false"/>
-                <w:color w:val="1F6F43"/>
-                <w:sz w:val="19"/>
-                <w:szCs w:val="19"/>
-              </w:rPr>
-              <w:t xml:space="preserve">○</w:t>
-            </w:r>
-            <w:r>
-              <w:rPr>
-                <w:snapToGrid w:val="false"/>
-                <w:sz w:val="15"/>
-                <w:szCs w:val="15"/>
-              </w:rPr>
-              <w:br/>
-              <w:t xml:space="preserve">りそなアセットマネジメント</w:t>
-            </w:r>
-            <w:r>
-              <w:rPr>
-                <w:i/>
-                <w:iCs/>
-                <w:snapToGrid w:val="false"/>
-                <w:color w:val="666666"/>
-                <w:sz w:val="12"/>
-                <w:szCs w:val="12"/>
-              </w:rPr>
-              <w:br/>
-              <w:t xml:space="preserve">同上</w:t>
-            </w:r>
-          </w:p>
-        </w:tc>
-        <w:tc>
-          <w:tcPr>
-            <w:tcW w:type="dxa" w:w="1610"/>
-            <w:tcMar>
-              <w:top w:type="dxa" w:w="70"/>
-              <w:left w:type="dxa" w:w="70"/>
-              <w:bottom w:type="dxa" w:w="70"/>
-              <w:right w:type="dxa" w:w="70"/>
-            </w:tcMar>
-            <w:vAlign w:val="center"/>
-          </w:tcPr>
-          <w:p>
-            <w:pPr>
-              <w:spacing w:after="0" w:line="260"/>
-            </w:pPr>
-            <w:r>
-              <w:rPr>
-                <w:b/>
-                <w:bCs/>
-                <w:snapToGrid w:val="false"/>
-                <w:color w:val="999999"/>
-                <w:sz w:val="19"/>
-                <w:szCs w:val="19"/>
-              </w:rPr>
-              <w:t xml:space="preserve">×</w:t>
-            </w:r>
-          </w:p>
-        </w:tc>
-        <w:tc>
-          <w:tcPr>
-            <w:tcW w:type="dxa" w:w="2420"/>
-            <w:tcMar>
-              <w:top w:type="dxa" w:w="70"/>
-              <w:left w:type="dxa" w:w="70"/>
-              <w:bottom w:type="dxa" w:w="70"/>
-              <w:right w:type="dxa" w:w="70"/>
-            </w:tcMar>
-            <w:vAlign w:val="center"/>
-          </w:tcPr>
-          <w:p>
-            <w:pPr>
-              <w:spacing w:after="0" w:line="260"/>
-            </w:pPr>
-            <w:r>
-              <w:rPr>
-                <w:b/>
-                <w:bCs/>
-                <w:snapToGrid w:val="false"/>
-                <w:color w:val="1F6F43"/>
-                <w:sz w:val="19"/>
-                <w:szCs w:val="19"/>
-              </w:rPr>
-              <w:t xml:space="preserve">○</w:t>
-            </w:r>
-            <w:r>
-              <w:rPr>
-                <w:snapToGrid w:val="false"/>
-                <w:sz w:val="15"/>
-                <w:szCs w:val="15"/>
-              </w:rPr>
-              <w:br/>
-              <w:t xml:space="preserve">三井住友トラスト・アセットマネジメント</w:t>
-            </w:r>
-            <w:r>
-              <w:rPr>
-                <w:i/>
-                <w:iCs/>
-                <w:snapToGrid w:val="false"/>
-                <w:color w:val="666666"/>
-                <w:sz w:val="12"/>
-                <w:szCs w:val="12"/>
-              </w:rPr>
-              <w:br/>
-              <w:t xml:space="preserve">同上</w:t>
-            </w:r>
-          </w:p>
-        </w:tc>
-        <w:tc>
-          <w:tcPr>
-            <w:tcW w:type="dxa" w:w="2118"/>
-            <w:tcMar>
-              <w:top w:type="dxa" w:w="70"/>
-              <w:left w:type="dxa" w:w="70"/>
-              <w:bottom w:type="dxa" w:w="70"/>
-              <w:right w:type="dxa" w:w="70"/>
-            </w:tcMar>
-            <w:vAlign w:val="center"/>
-          </w:tcPr>
-          <w:p>
-            <w:pPr>
-              <w:spacing w:after="0" w:line="260"/>
-            </w:pPr>
-            <w:r>
-              <w:rPr>
-                <w:b/>
-                <w:bCs/>
-                <w:snapToGrid w:val="false"/>
-                <w:color w:val="1F6F43"/>
-                <w:sz w:val="19"/>
-                <w:szCs w:val="19"/>
-              </w:rPr>
-              <w:t xml:space="preserve">○</w:t>
-            </w:r>
-            <w:r>
-              <w:rPr>
-                <w:snapToGrid w:val="false"/>
-                <w:sz w:val="15"/>
-                <w:szCs w:val="15"/>
-              </w:rPr>
-              <w:br/>
-              <w:t xml:space="preserve">野村アセットマネジメント 等</w:t>
+          </w:tcPr>
+          <w:p>
+            <w:pPr>
+              <w:spacing w:after="0" w:line="260"/>
+              <w:jc w:val="left"/>
+            </w:pPr>
+            <w:r>
+              <w:rPr>
+                <w:b/>
+                <w:bCs/>
+                <w:snapToGrid w:val="false"/>
+                <w:color w:val="1F3864"/>
+                <w:sz w:val="18"/>
+                <w:szCs w:val="18"/>
+              </w:rPr>
+              <w:t xml:space="preserve">C. 自己資金・頭脳＝自社（銀行・信託銀行が自己勘定で完結）</w:t>
             </w:r>
           </w:p>
         </w:tc>
@@ -4297,7 +3579,7 @@
                 <w:sz w:val="16"/>
                 <w:szCs w:val="16"/>
               </w:rPr>
-              <w:t xml:space="preserve">7. PE・不動産等オルタナティブのゲートキーパー業務（信託銀行本体とは別の、グループ専業会社による運用受任）</w:t>
+              <w:t xml:space="preserve">8. 資金繰り・ALM業務（円貨・外貨の調達・運用管理）</w:t>
             </w:r>
           </w:p>
         </w:tc>
@@ -4321,32 +3603,29 @@
                 <w:b/>
                 <w:bCs/>
                 <w:snapToGrid w:val="false"/>
-                <w:color w:val="B36B00"/>
-                <w:sz w:val="19"/>
-                <w:szCs w:val="19"/>
-              </w:rPr>
-              <w:t xml:space="preserve">△</w:t>
-            </w:r>
-            <w:r>
-              <w:rPr>
-                <w:snapToGrid w:val="false"/>
-                <w:sz w:val="15"/>
-                <w:szCs w:val="15"/>
-              </w:rPr>
-              <w:br/>
-              <w:t xml:space="preserve">アセットマネジメントOne 等</w:t>
-            </w:r>
-            <w:r>
-              <w:rPr>
-                <w:i/>
-                <w:iCs/>
-                <w:snapToGrid w:val="false"/>
-                <w:color w:val="666666"/>
-                <w:sz w:val="12"/>
-                <w:szCs w:val="12"/>
-              </w:rPr>
-              <w:br/>
-              <w:t xml:space="preserve">SMTBのような専業ゲートキーパー子会社は現時点で確認できず</w:t>
+                <w:color w:val="1F6F43"/>
+                <w:sz w:val="19"/>
+                <w:szCs w:val="19"/>
+              </w:rPr>
+              <w:t xml:space="preserve">○</w:t>
+            </w:r>
+            <w:r>
+              <w:rPr>
+                <w:snapToGrid w:val="false"/>
+                <w:sz w:val="15"/>
+                <w:szCs w:val="15"/>
+              </w:rPr>
+              <w:br/>
+              <w:t xml:space="preserve">みずほ銀行</w:t>
+            </w:r>
+            <w:r>
+              <w:rPr>
+                <w:snapToGrid w:val="false"/>
+                <w:sz w:val="15"/>
+                <w:szCs w:val="15"/>
+              </w:rPr>
+              <w:br/>
+              <w:t xml:space="preserve">みずほ信託銀行</w:t>
             </w:r>
           </w:p>
         </w:tc>
@@ -4383,29 +3662,17 @@
                 <w:szCs w:val="15"/>
               </w:rPr>
               <w:br/>
+              <w:t xml:space="preserve">三菱UFJ銀行</w:t>
+            </w:r>
+            <w:r>
+              <w:rPr>
+                <w:snapToGrid w:val="false"/>
+                <w:sz w:val="15"/>
+                <w:szCs w:val="15"/>
+              </w:rPr>
+              <w:br/>
               <w:t xml:space="preserve">三菱UFJ信託銀行</w:t>
             </w:r>
-            <w:r>
-              <w:rPr>
-                <w:snapToGrid w:val="false"/>
-                <w:sz w:val="15"/>
-                <w:szCs w:val="15"/>
-              </w:rPr>
-              <w:br/>
-              <w:t xml:space="preserve">三菱UFJアセットマネジメント</w:t>
-            </w:r>
-            <w:r>
-              <w:rPr>
-                <w:i/>
-                <w:iCs/>
-                <w:snapToGrid w:val="false"/>
-                <w:color w:val="666666"/>
-                <w:sz w:val="12"/>
-                <w:szCs w:val="12"/>
-              </w:rPr>
-              <w:br/>
-              <w:t xml:space="preserve">持株会社内の中立的専門部隊（IPAT）が商品ゲートキープを担う体制</w:t>
-            </w:r>
           </w:p>
         </w:tc>
         <w:tc>
@@ -4428,11 +3695,29 @@
                 <w:b/>
                 <w:bCs/>
                 <w:snapToGrid w:val="false"/>
-                <w:color w:val="B36B00"/>
-                <w:sz w:val="19"/>
-                <w:szCs w:val="19"/>
-              </w:rPr>
-              <w:t xml:space="preserve">△</w:t>
+                <w:color w:val="1F6F43"/>
+                <w:sz w:val="19"/>
+                <w:szCs w:val="19"/>
+              </w:rPr>
+              <w:t xml:space="preserve">○</w:t>
+            </w:r>
+            <w:r>
+              <w:rPr>
+                <w:snapToGrid w:val="false"/>
+                <w:sz w:val="15"/>
+                <w:szCs w:val="15"/>
+              </w:rPr>
+              <w:br/>
+              <w:t xml:space="preserve">りそな銀行</w:t>
+            </w:r>
+            <w:r>
+              <w:rPr>
+                <w:snapToGrid w:val="false"/>
+                <w:sz w:val="15"/>
+                <w:szCs w:val="15"/>
+              </w:rPr>
+              <w:br/>
+              <w:t xml:space="preserve">埼玉りそな銀行</w:t>
             </w:r>
           </w:p>
         </w:tc>
@@ -4456,32 +3741,20 @@
                 <w:b/>
                 <w:bCs/>
                 <w:snapToGrid w:val="false"/>
-                <w:color w:val="B36B00"/>
-                <w:sz w:val="19"/>
-                <w:szCs w:val="19"/>
-              </w:rPr>
-              <w:t xml:space="preserve">△</w:t>
-            </w:r>
-            <w:r>
-              <w:rPr>
-                <w:snapToGrid w:val="false"/>
-                <w:sz w:val="15"/>
-                <w:szCs w:val="15"/>
-              </w:rPr>
-              <w:br/>
-              <w:t xml:space="preserve">JPインベストメント（現・ゆうちょアセットマネジメント傘下）</w:t>
-            </w:r>
-            <w:r>
-              <w:rPr>
-                <w:i/>
-                <w:iCs/>
-                <w:snapToGrid w:val="false"/>
-                <w:color w:val="666666"/>
-                <w:sz w:val="12"/>
-                <w:szCs w:val="12"/>
-              </w:rPr>
-              <w:br/>
-              <w:t xml:space="preserve">2018年設立、ゆうちょ銀行600億円・かんぽ生命300億円等の出資による直接投資会社。頭脳＝JPインベストメント、金庫＝ゆうちょ銀行（出資者）という構図が明確な例だが、規模は約1,000億円と小さい。PE投資の主軸（7.6兆円）は下表11番の自己資金運用で、こちらとは別物</w:t>
+                <w:color w:val="1F6F43"/>
+                <w:sz w:val="19"/>
+                <w:szCs w:val="19"/>
+              </w:rPr>
+              <w:t xml:space="preserve">○</w:t>
+            </w:r>
+            <w:r>
+              <w:rPr>
+                <w:snapToGrid w:val="false"/>
+                <w:sz w:val="15"/>
+                <w:szCs w:val="15"/>
+              </w:rPr>
+              <w:br/>
+              <w:t xml:space="preserve">ゆうちょ銀行</w:t>
             </w:r>
           </w:p>
         </w:tc>
@@ -4518,19 +3791,16 @@
                 <w:szCs w:val="15"/>
               </w:rPr>
               <w:br/>
-              <w:t xml:space="preserve">三井住友トラスト・インベストメント</w:t>
-            </w:r>
-            <w:r>
-              <w:rPr>
-                <w:i/>
-                <w:iCs/>
-                <w:snapToGrid w:val="false"/>
-                <w:color w:val="666666"/>
-                <w:sz w:val="12"/>
-                <w:szCs w:val="12"/>
-              </w:rPr>
-              <w:br/>
-              <w:t xml:space="preserve">信託銀行本体とは別法人。2025年10月にゲートキーパー機能を集約した専業子会社（信託銀行本体のオルタナティブ運用部＝上表3番とは別組織）</w:t>
+              <w:t xml:space="preserve">三井住友銀行</w:t>
+            </w:r>
+            <w:r>
+              <w:rPr>
+                <w:snapToGrid w:val="false"/>
+                <w:sz w:val="15"/>
+                <w:szCs w:val="15"/>
+              </w:rPr>
+              <w:br/>
+              <w:t xml:space="preserve">三井住友信託銀行</w:t>
             </w:r>
           </w:p>
         </w:tc>
@@ -4554,11 +3824,20 @@
                 <w:b/>
                 <w:bCs/>
                 <w:snapToGrid w:val="false"/>
-                <w:color w:val="B36B00"/>
-                <w:sz w:val="19"/>
-                <w:szCs w:val="19"/>
-              </w:rPr>
-              <w:t xml:space="preserve">△</w:t>
+                <w:color w:val="1F6F43"/>
+                <w:sz w:val="19"/>
+                <w:szCs w:val="19"/>
+              </w:rPr>
+              <w:t xml:space="preserve">○</w:t>
+            </w:r>
+            <w:r>
+              <w:rPr>
+                <w:snapToGrid w:val="false"/>
+                <w:sz w:val="15"/>
+                <w:szCs w:val="15"/>
+              </w:rPr>
+              <w:br/>
+              <w:t xml:space="preserve">野村信託銀行 等</w:t>
             </w:r>
           </w:p>
         </w:tc>
@@ -4569,31 +3848,272 @@
         </w:trPr>
         <w:tc>
           <w:tcPr>
-            <w:tcW w:type="dxa" w:w="15438"/>
-            <w:gridSpan w:val="7"/>
-            <w:shd w:fill="D9E2F3" w:val="clear"/>
-            <w:tcMar>
-              <w:top w:type="dxa" w:w="80"/>
-              <w:left w:type="dxa" w:w="110"/>
-              <w:bottom w:type="dxa" w:w="80"/>
+            <w:tcW w:type="dxa" w:w="3260"/>
+            <w:tcMar>
+              <w:top w:type="dxa" w:w="70"/>
+              <w:left w:type="dxa" w:w="90"/>
+              <w:bottom w:type="dxa" w:w="70"/>
               <w:right w:type="dxa" w:w="90"/>
             </w:tcMar>
-          </w:tcPr>
-          <w:p>
-            <w:pPr>
-              <w:spacing w:after="0" w:line="260"/>
-              <w:jc w:val="left"/>
-            </w:pPr>
-            <w:r>
-              <w:rPr>
-                <w:b/>
-                <w:bCs/>
-                <w:snapToGrid w:val="false"/>
-                <w:color w:val="1F3864"/>
-                <w:sz w:val="18"/>
-                <w:szCs w:val="18"/>
-              </w:rPr>
-              <w:t xml:space="preserve">C. マーケット業務（市場部門・トレーディング・ALM）</w:t>
+            <w:vAlign w:val="center"/>
+          </w:tcPr>
+          <w:p>
+            <w:pPr>
+              <w:spacing w:after="0" w:line="260"/>
+              <w:jc w:val="left"/>
+            </w:pPr>
+            <w:r>
+              <w:rPr>
+                <w:b w:val="false"/>
+                <w:bCs w:val="false"/>
+                <w:snapToGrid w:val="false"/>
+                <w:sz w:val="16"/>
+                <w:szCs w:val="16"/>
+              </w:rPr>
+              <w:t xml:space="preserve">9. 債券・為替・デリバティブのセールス＆トレーディング業務</w:t>
+            </w:r>
+          </w:p>
+        </w:tc>
+        <w:tc>
+          <w:tcPr>
+            <w:tcW w:type="dxa" w:w="2010"/>
+            <w:tcMar>
+              <w:top w:type="dxa" w:w="70"/>
+              <w:left w:type="dxa" w:w="70"/>
+              <w:bottom w:type="dxa" w:w="70"/>
+              <w:right w:type="dxa" w:w="70"/>
+            </w:tcMar>
+            <w:vAlign w:val="center"/>
+          </w:tcPr>
+          <w:p>
+            <w:pPr>
+              <w:spacing w:after="0" w:line="260"/>
+            </w:pPr>
+            <w:r>
+              <w:rPr>
+                <w:b/>
+                <w:bCs/>
+                <w:snapToGrid w:val="false"/>
+                <w:color w:val="1F6F43"/>
+                <w:sz w:val="19"/>
+                <w:szCs w:val="19"/>
+              </w:rPr>
+              <w:t xml:space="preserve">○</w:t>
+            </w:r>
+            <w:r>
+              <w:rPr>
+                <w:snapToGrid w:val="false"/>
+                <w:sz w:val="15"/>
+                <w:szCs w:val="15"/>
+              </w:rPr>
+              <w:br/>
+              <w:t xml:space="preserve">みずほ銀行</w:t>
+            </w:r>
+            <w:r>
+              <w:rPr>
+                <w:snapToGrid w:val="false"/>
+                <w:sz w:val="15"/>
+                <w:szCs w:val="15"/>
+              </w:rPr>
+              <w:br/>
+              <w:t xml:space="preserve">みずほ証券</w:t>
+            </w:r>
+          </w:p>
+        </w:tc>
+        <w:tc>
+          <w:tcPr>
+            <w:tcW w:type="dxa" w:w="2010"/>
+            <w:tcMar>
+              <w:top w:type="dxa" w:w="70"/>
+              <w:left w:type="dxa" w:w="70"/>
+              <w:bottom w:type="dxa" w:w="70"/>
+              <w:right w:type="dxa" w:w="70"/>
+            </w:tcMar>
+            <w:vAlign w:val="center"/>
+          </w:tcPr>
+          <w:p>
+            <w:pPr>
+              <w:spacing w:after="0" w:line="260"/>
+            </w:pPr>
+            <w:r>
+              <w:rPr>
+                <w:b/>
+                <w:bCs/>
+                <w:snapToGrid w:val="false"/>
+                <w:color w:val="1F6F43"/>
+                <w:sz w:val="19"/>
+                <w:szCs w:val="19"/>
+              </w:rPr>
+              <w:t xml:space="preserve">○</w:t>
+            </w:r>
+            <w:r>
+              <w:rPr>
+                <w:snapToGrid w:val="false"/>
+                <w:sz w:val="15"/>
+                <w:szCs w:val="15"/>
+              </w:rPr>
+              <w:br/>
+              <w:t xml:space="preserve">三菱UFJ銀行</w:t>
+            </w:r>
+            <w:r>
+              <w:rPr>
+                <w:snapToGrid w:val="false"/>
+                <w:sz w:val="15"/>
+                <w:szCs w:val="15"/>
+              </w:rPr>
+              <w:br/>
+              <w:t xml:space="preserve">三菱UFJモルガン・スタンレー証券</w:t>
+            </w:r>
+          </w:p>
+        </w:tc>
+        <w:tc>
+          <w:tcPr>
+            <w:tcW w:type="dxa" w:w="2010"/>
+            <w:tcMar>
+              <w:top w:type="dxa" w:w="70"/>
+              <w:left w:type="dxa" w:w="70"/>
+              <w:bottom w:type="dxa" w:w="70"/>
+              <w:right w:type="dxa" w:w="70"/>
+            </w:tcMar>
+            <w:vAlign w:val="center"/>
+          </w:tcPr>
+          <w:p>
+            <w:pPr>
+              <w:spacing w:after="0" w:line="260"/>
+            </w:pPr>
+            <w:r>
+              <w:rPr>
+                <w:b/>
+                <w:bCs/>
+                <w:snapToGrid w:val="false"/>
+                <w:color w:val="1F6F43"/>
+                <w:sz w:val="19"/>
+                <w:szCs w:val="19"/>
+              </w:rPr>
+              <w:t xml:space="preserve">○</w:t>
+            </w:r>
+            <w:r>
+              <w:rPr>
+                <w:snapToGrid w:val="false"/>
+                <w:sz w:val="15"/>
+                <w:szCs w:val="15"/>
+              </w:rPr>
+              <w:br/>
+              <w:t xml:space="preserve">りそな銀行</w:t>
+            </w:r>
+          </w:p>
+        </w:tc>
+        <w:tc>
+          <w:tcPr>
+            <w:tcW w:type="dxa" w:w="1610"/>
+            <w:tcMar>
+              <w:top w:type="dxa" w:w="70"/>
+              <w:left w:type="dxa" w:w="70"/>
+              <w:bottom w:type="dxa" w:w="70"/>
+              <w:right w:type="dxa" w:w="70"/>
+            </w:tcMar>
+            <w:vAlign w:val="center"/>
+          </w:tcPr>
+          <w:p>
+            <w:pPr>
+              <w:spacing w:after="0" w:line="260"/>
+            </w:pPr>
+            <w:r>
+              <w:rPr>
+                <w:b/>
+                <w:bCs/>
+                <w:snapToGrid w:val="false"/>
+                <w:color w:val="B36B00"/>
+                <w:sz w:val="19"/>
+                <w:szCs w:val="19"/>
+              </w:rPr>
+              <w:t xml:space="preserve">△</w:t>
+            </w:r>
+            <w:r>
+              <w:rPr>
+                <w:i/>
+                <w:iCs/>
+                <w:snapToGrid w:val="false"/>
+                <w:color w:val="666666"/>
+                <w:sz w:val="12"/>
+                <w:szCs w:val="12"/>
+              </w:rPr>
+              <w:br/>
+              <w:t xml:space="preserve">自己勘定運用が中心で対顧客セールスは限定的</w:t>
+            </w:r>
+          </w:p>
+        </w:tc>
+        <w:tc>
+          <w:tcPr>
+            <w:tcW w:type="dxa" w:w="2420"/>
+            <w:tcMar>
+              <w:top w:type="dxa" w:w="70"/>
+              <w:left w:type="dxa" w:w="70"/>
+              <w:bottom w:type="dxa" w:w="70"/>
+              <w:right w:type="dxa" w:w="70"/>
+            </w:tcMar>
+            <w:vAlign w:val="center"/>
+          </w:tcPr>
+          <w:p>
+            <w:pPr>
+              <w:spacing w:after="0" w:line="260"/>
+            </w:pPr>
+            <w:r>
+              <w:rPr>
+                <w:b/>
+                <w:bCs/>
+                <w:snapToGrid w:val="false"/>
+                <w:color w:val="1F6F43"/>
+                <w:sz w:val="19"/>
+                <w:szCs w:val="19"/>
+              </w:rPr>
+              <w:t xml:space="preserve">○</w:t>
+            </w:r>
+            <w:r>
+              <w:rPr>
+                <w:snapToGrid w:val="false"/>
+                <w:sz w:val="15"/>
+                <w:szCs w:val="15"/>
+              </w:rPr>
+              <w:br/>
+              <w:t xml:space="preserve">三井住友銀行</w:t>
+            </w:r>
+            <w:r>
+              <w:rPr>
+                <w:snapToGrid w:val="false"/>
+                <w:sz w:val="15"/>
+                <w:szCs w:val="15"/>
+              </w:rPr>
+              <w:br/>
+              <w:t xml:space="preserve">SMBC日興証券</w:t>
+            </w:r>
+          </w:p>
+        </w:tc>
+        <w:tc>
+          <w:tcPr>
+            <w:tcW w:type="dxa" w:w="2118"/>
+            <w:tcMar>
+              <w:top w:type="dxa" w:w="70"/>
+              <w:left w:type="dxa" w:w="70"/>
+              <w:bottom w:type="dxa" w:w="70"/>
+              <w:right w:type="dxa" w:w="70"/>
+            </w:tcMar>
+            <w:vAlign w:val="center"/>
+          </w:tcPr>
+          <w:p>
+            <w:pPr>
+              <w:spacing w:after="0" w:line="260"/>
+            </w:pPr>
+            <w:r>
+              <w:rPr>
+                <w:b/>
+                <w:bCs/>
+                <w:snapToGrid w:val="false"/>
+                <w:color w:val="B36B00"/>
+                <w:sz w:val="19"/>
+                <w:szCs w:val="19"/>
+              </w:rPr>
+              <w:t xml:space="preserve">△</w:t>
             </w:r>
           </w:p>
         </w:tc>
@@ -4626,7 +4146,7 @@
                 <w:sz w:val="16"/>
                 <w:szCs w:val="16"/>
               </w:rPr>
-              <w:t xml:space="preserve">8. 資金繰り・ALM業務（円貨・外貨の調達・運用管理）</w:t>
+              <w:t xml:space="preserve">10. 伝統的市場性資産への自己勘定投資（国債・社債・外国証券・株式等）</w:t>
             </w:r>
           </w:p>
         </w:tc>
@@ -4757,15 +4277,6 @@
               <w:br/>
               <w:t xml:space="preserve">りそな銀行</w:t>
             </w:r>
-            <w:r>
-              <w:rPr>
-                <w:snapToGrid w:val="false"/>
-                <w:sz w:val="15"/>
-                <w:szCs w:val="15"/>
-              </w:rPr>
-              <w:br/>
-              <w:t xml:space="preserve">埼玉りそな銀行</w:t>
-            </w:r>
           </w:p>
         </w:tc>
         <w:tc>
@@ -4803,6 +4314,18 @@
               <w:br/>
               <w:t xml:space="preserve">ゆうちょ銀行</w:t>
             </w:r>
+            <w:r>
+              <w:rPr>
+                <w:i/>
+                <w:iCs/>
+                <w:snapToGrid w:val="false"/>
+                <w:color w:val="666666"/>
+                <w:sz w:val="12"/>
+                <w:szCs w:val="12"/>
+              </w:rPr>
+              <w:br/>
+              <w:t xml:space="preserve">国債等を中心とした自己運用が主要収益源</w:t>
+            </w:r>
           </w:p>
         </w:tc>
         <w:tc>
@@ -4884,7 +4407,7 @@
                 <w:szCs w:val="15"/>
               </w:rPr>
               <w:br/>
-              <w:t xml:space="preserve">野村信託銀行 等</w:t>
+              <w:t xml:space="preserve">農中信託銀行 等</w:t>
             </w:r>
           </w:p>
         </w:tc>
@@ -4917,142 +4440,13 @@
                 <w:sz w:val="16"/>
                 <w:szCs w:val="16"/>
               </w:rPr>
-              <w:t xml:space="preserve">9. 債券・為替・デリバティブのセールス＆トレーディング業務</w:t>
+              <w:t xml:space="preserve">11. オルタナティブ①：プライベートエクイティ（PE）</w:t>
             </w:r>
           </w:p>
         </w:tc>
         <w:tc>
           <w:tcPr>
             <w:tcW w:type="dxa" w:w="2010"/>
-            <w:tcMar>
-              <w:top w:type="dxa" w:w="70"/>
-              <w:left w:type="dxa" w:w="70"/>
-              <w:bottom w:type="dxa" w:w="70"/>
-              <w:right w:type="dxa" w:w="70"/>
-            </w:tcMar>
-            <w:vAlign w:val="center"/>
-          </w:tcPr>
-          <w:p>
-            <w:pPr>
-              <w:spacing w:after="0" w:line="260"/>
-            </w:pPr>
-            <w:r>
-              <w:rPr>
-                <w:b/>
-                <w:bCs/>
-                <w:snapToGrid w:val="false"/>
-                <w:color w:val="1F6F43"/>
-                <w:sz w:val="19"/>
-                <w:szCs w:val="19"/>
-              </w:rPr>
-              <w:t xml:space="preserve">○</w:t>
-            </w:r>
-            <w:r>
-              <w:rPr>
-                <w:snapToGrid w:val="false"/>
-                <w:sz w:val="15"/>
-                <w:szCs w:val="15"/>
-              </w:rPr>
-              <w:br/>
-              <w:t xml:space="preserve">みずほ銀行</w:t>
-            </w:r>
-            <w:r>
-              <w:rPr>
-                <w:snapToGrid w:val="false"/>
-                <w:sz w:val="15"/>
-                <w:szCs w:val="15"/>
-              </w:rPr>
-              <w:br/>
-              <w:t xml:space="preserve">みずほ証券</w:t>
-            </w:r>
-          </w:p>
-        </w:tc>
-        <w:tc>
-          <w:tcPr>
-            <w:tcW w:type="dxa" w:w="2010"/>
-            <w:tcMar>
-              <w:top w:type="dxa" w:w="70"/>
-              <w:left w:type="dxa" w:w="70"/>
-              <w:bottom w:type="dxa" w:w="70"/>
-              <w:right w:type="dxa" w:w="70"/>
-            </w:tcMar>
-            <w:vAlign w:val="center"/>
-          </w:tcPr>
-          <w:p>
-            <w:pPr>
-              <w:spacing w:after="0" w:line="260"/>
-            </w:pPr>
-            <w:r>
-              <w:rPr>
-                <w:b/>
-                <w:bCs/>
-                <w:snapToGrid w:val="false"/>
-                <w:color w:val="1F6F43"/>
-                <w:sz w:val="19"/>
-                <w:szCs w:val="19"/>
-              </w:rPr>
-              <w:t xml:space="preserve">○</w:t>
-            </w:r>
-            <w:r>
-              <w:rPr>
-                <w:snapToGrid w:val="false"/>
-                <w:sz w:val="15"/>
-                <w:szCs w:val="15"/>
-              </w:rPr>
-              <w:br/>
-              <w:t xml:space="preserve">三菱UFJ銀行</w:t>
-            </w:r>
-            <w:r>
-              <w:rPr>
-                <w:snapToGrid w:val="false"/>
-                <w:sz w:val="15"/>
-                <w:szCs w:val="15"/>
-              </w:rPr>
-              <w:br/>
-              <w:t xml:space="preserve">三菱UFJモルガン・スタンレー証券</w:t>
-            </w:r>
-          </w:p>
-        </w:tc>
-        <w:tc>
-          <w:tcPr>
-            <w:tcW w:type="dxa" w:w="2010"/>
-            <w:tcMar>
-              <w:top w:type="dxa" w:w="70"/>
-              <w:left w:type="dxa" w:w="70"/>
-              <w:bottom w:type="dxa" w:w="70"/>
-              <w:right w:type="dxa" w:w="70"/>
-            </w:tcMar>
-            <w:vAlign w:val="center"/>
-          </w:tcPr>
-          <w:p>
-            <w:pPr>
-              <w:spacing w:after="0" w:line="260"/>
-            </w:pPr>
-            <w:r>
-              <w:rPr>
-                <w:b/>
-                <w:bCs/>
-                <w:snapToGrid w:val="false"/>
-                <w:color w:val="1F6F43"/>
-                <w:sz w:val="19"/>
-                <w:szCs w:val="19"/>
-              </w:rPr>
-              <w:t xml:space="preserve">○</w:t>
-            </w:r>
-            <w:r>
-              <w:rPr>
-                <w:snapToGrid w:val="false"/>
-                <w:sz w:val="15"/>
-                <w:szCs w:val="15"/>
-              </w:rPr>
-              <w:br/>
-              <w:t xml:space="preserve">りそな銀行</w:t>
-            </w:r>
-          </w:p>
-        </w:tc>
-        <w:tc>
-          <w:tcPr>
-            <w:tcW w:type="dxa" w:w="1610"/>
             <w:tcMar>
               <w:top w:type="dxa" w:w="70"/>
               <w:left w:type="dxa" w:w="70"/>
@@ -5086,7 +4480,136 @@
                 <w:szCs w:val="12"/>
               </w:rPr>
               <w:br/>
-              <w:t xml:space="preserve">自己勘定運用が中心で対顧客セールスは限定的</w:t>
+              <w:t xml:space="preserve">自己勘定でのPE投資の規模・専属部署は未確認</w:t>
+            </w:r>
+          </w:p>
+        </w:tc>
+        <w:tc>
+          <w:tcPr>
+            <w:tcW w:type="dxa" w:w="2010"/>
+            <w:tcMar>
+              <w:top w:type="dxa" w:w="70"/>
+              <w:left w:type="dxa" w:w="70"/>
+              <w:bottom w:type="dxa" w:w="70"/>
+              <w:right w:type="dxa" w:w="70"/>
+            </w:tcMar>
+            <w:vAlign w:val="center"/>
+          </w:tcPr>
+          <w:p>
+            <w:pPr>
+              <w:spacing w:after="0" w:line="260"/>
+            </w:pPr>
+            <w:r>
+              <w:rPr>
+                <w:b/>
+                <w:bCs/>
+                <w:snapToGrid w:val="false"/>
+                <w:color w:val="B36B00"/>
+                <w:sz w:val="19"/>
+                <w:szCs w:val="19"/>
+              </w:rPr>
+              <w:t xml:space="preserve">△</w:t>
+            </w:r>
+            <w:r>
+              <w:rPr>
+                <w:i/>
+                <w:iCs/>
+                <w:snapToGrid w:val="false"/>
+                <w:color w:val="666666"/>
+                <w:sz w:val="12"/>
+                <w:szCs w:val="12"/>
+              </w:rPr>
+              <w:br/>
+              <w:t xml:space="preserve">同上</w:t>
+            </w:r>
+          </w:p>
+        </w:tc>
+        <w:tc>
+          <w:tcPr>
+            <w:tcW w:type="dxa" w:w="2010"/>
+            <w:tcMar>
+              <w:top w:type="dxa" w:w="70"/>
+              <w:left w:type="dxa" w:w="70"/>
+              <w:bottom w:type="dxa" w:w="70"/>
+              <w:right w:type="dxa" w:w="70"/>
+            </w:tcMar>
+            <w:vAlign w:val="center"/>
+          </w:tcPr>
+          <w:p>
+            <w:pPr>
+              <w:spacing w:after="0" w:line="260"/>
+            </w:pPr>
+            <w:r>
+              <w:rPr>
+                <w:b/>
+                <w:bCs/>
+                <w:snapToGrid w:val="false"/>
+                <w:color w:val="B36B00"/>
+                <w:sz w:val="19"/>
+                <w:szCs w:val="19"/>
+              </w:rPr>
+              <w:t xml:space="preserve">△</w:t>
+            </w:r>
+            <w:r>
+              <w:rPr>
+                <w:i/>
+                <w:iCs/>
+                <w:snapToGrid w:val="false"/>
+                <w:color w:val="666666"/>
+                <w:sz w:val="12"/>
+                <w:szCs w:val="12"/>
+              </w:rPr>
+              <w:br/>
+              <w:t xml:space="preserve">同上</w:t>
+            </w:r>
+          </w:p>
+        </w:tc>
+        <w:tc>
+          <w:tcPr>
+            <w:tcW w:type="dxa" w:w="1610"/>
+            <w:tcMar>
+              <w:top w:type="dxa" w:w="70"/>
+              <w:left w:type="dxa" w:w="70"/>
+              <w:bottom w:type="dxa" w:w="70"/>
+              <w:right w:type="dxa" w:w="70"/>
+            </w:tcMar>
+            <w:vAlign w:val="center"/>
+          </w:tcPr>
+          <w:p>
+            <w:pPr>
+              <w:spacing w:after="0" w:line="260"/>
+            </w:pPr>
+            <w:r>
+              <w:rPr>
+                <w:b/>
+                <w:bCs/>
+                <w:snapToGrid w:val="false"/>
+                <w:color w:val="1F6F43"/>
+                <w:sz w:val="19"/>
+                <w:szCs w:val="19"/>
+              </w:rPr>
+              <w:t xml:space="preserve">○</w:t>
+            </w:r>
+            <w:r>
+              <w:rPr>
+                <w:snapToGrid w:val="false"/>
+                <w:sz w:val="15"/>
+                <w:szCs w:val="15"/>
+              </w:rPr>
+              <w:br/>
+              <w:t xml:space="preserve">ゆうちょ銀行</w:t>
+            </w:r>
+            <w:r>
+              <w:rPr>
+                <w:i/>
+                <w:iCs/>
+                <w:snapToGrid w:val="false"/>
+                <w:color w:val="666666"/>
+                <w:sz w:val="12"/>
+                <w:szCs w:val="12"/>
+              </w:rPr>
+              <w:br/>
+              <w:t xml:space="preserve">プライベートエクイティ投資部が主導。2025年9月末時点で7.6兆円（国内最大級）。同部は2026年4月の組織再編後も市場部門内に存続</w:t>
             </w:r>
           </w:p>
         </w:tc>
@@ -5123,16 +4646,19 @@
                 <w:szCs w:val="15"/>
               </w:rPr>
               <w:br/>
-              <w:t xml:space="preserve">三井住友銀行</w:t>
-            </w:r>
-            <w:r>
-              <w:rPr>
-                <w:snapToGrid w:val="false"/>
-                <w:sz w:val="15"/>
-                <w:szCs w:val="15"/>
-              </w:rPr>
-              <w:br/>
-              <w:t xml:space="preserve">SMBC日興証券</w:t>
+              <w:t xml:space="preserve">三井住友信託銀行</w:t>
+            </w:r>
+            <w:r>
+              <w:rPr>
+                <w:i/>
+                <w:iCs/>
+                <w:snapToGrid w:val="false"/>
+                <w:color w:val="666666"/>
+                <w:sz w:val="12"/>
+                <w:szCs w:val="12"/>
+              </w:rPr>
+              <w:br/>
+              <w:t xml:space="preserve">1991年より自己勘定でPE投資を開始（信託銀行本体）</w:t>
             </w:r>
           </w:p>
         </w:tc>
@@ -5171,31 +4697,266 @@
         </w:trPr>
         <w:tc>
           <w:tcPr>
-            <w:tcW w:type="dxa" w:w="15438"/>
-            <w:gridSpan w:val="7"/>
-            <w:shd w:fill="D9E2F3" w:val="clear"/>
-            <w:tcMar>
-              <w:top w:type="dxa" w:w="80"/>
-              <w:left w:type="dxa" w:w="110"/>
-              <w:bottom w:type="dxa" w:w="80"/>
+            <w:tcW w:type="dxa" w:w="3260"/>
+            <w:tcMar>
+              <w:top w:type="dxa" w:w="70"/>
+              <w:left w:type="dxa" w:w="90"/>
+              <w:bottom w:type="dxa" w:w="70"/>
               <w:right w:type="dxa" w:w="90"/>
             </w:tcMar>
-          </w:tcPr>
-          <w:p>
-            <w:pPr>
-              <w:spacing w:after="0" w:line="260"/>
-              <w:jc w:val="left"/>
-            </w:pPr>
-            <w:r>
-              <w:rPr>
-                <w:b/>
-                <w:bCs/>
-                <w:snapToGrid w:val="false"/>
-                <w:color w:val="1F3864"/>
-                <w:sz w:val="18"/>
-                <w:szCs w:val="18"/>
-              </w:rPr>
-              <w:t xml:space="preserve">C-1. 自己勘定投資業務（資産クラス別）</w:t>
+            <w:vAlign w:val="center"/>
+          </w:tcPr>
+          <w:p>
+            <w:pPr>
+              <w:spacing w:after="0" w:line="260"/>
+              <w:jc w:val="left"/>
+            </w:pPr>
+            <w:r>
+              <w:rPr>
+                <w:b w:val="false"/>
+                <w:bCs w:val="false"/>
+                <w:snapToGrid w:val="false"/>
+                <w:sz w:val="16"/>
+                <w:szCs w:val="16"/>
+              </w:rPr>
+              <w:t xml:space="preserve">12. オルタナティブ②：不動産</w:t>
+            </w:r>
+          </w:p>
+        </w:tc>
+        <w:tc>
+          <w:tcPr>
+            <w:tcW w:type="dxa" w:w="2010"/>
+            <w:tcMar>
+              <w:top w:type="dxa" w:w="70"/>
+              <w:left w:type="dxa" w:w="70"/>
+              <w:bottom w:type="dxa" w:w="70"/>
+              <w:right w:type="dxa" w:w="70"/>
+            </w:tcMar>
+            <w:vAlign w:val="center"/>
+          </w:tcPr>
+          <w:p>
+            <w:pPr>
+              <w:spacing w:after="0" w:line="260"/>
+            </w:pPr>
+            <w:r>
+              <w:rPr>
+                <w:b/>
+                <w:bCs/>
+                <w:snapToGrid w:val="false"/>
+                <w:color w:val="B36B00"/>
+                <w:sz w:val="19"/>
+                <w:szCs w:val="19"/>
+              </w:rPr>
+              <w:t xml:space="preserve">△</w:t>
+            </w:r>
+            <w:r>
+              <w:rPr>
+                <w:i/>
+                <w:iCs/>
+                <w:snapToGrid w:val="false"/>
+                <w:color w:val="666666"/>
+                <w:sz w:val="12"/>
+                <w:szCs w:val="12"/>
+              </w:rPr>
+              <w:br/>
+              <w:t xml:space="preserve">自己勘定での規模は未確認</w:t>
+            </w:r>
+          </w:p>
+        </w:tc>
+        <w:tc>
+          <w:tcPr>
+            <w:tcW w:type="dxa" w:w="2010"/>
+            <w:tcMar>
+              <w:top w:type="dxa" w:w="70"/>
+              <w:left w:type="dxa" w:w="70"/>
+              <w:bottom w:type="dxa" w:w="70"/>
+              <w:right w:type="dxa" w:w="70"/>
+            </w:tcMar>
+            <w:vAlign w:val="center"/>
+          </w:tcPr>
+          <w:p>
+            <w:pPr>
+              <w:spacing w:after="0" w:line="260"/>
+            </w:pPr>
+            <w:r>
+              <w:rPr>
+                <w:b/>
+                <w:bCs/>
+                <w:snapToGrid w:val="false"/>
+                <w:color w:val="B36B00"/>
+                <w:sz w:val="19"/>
+                <w:szCs w:val="19"/>
+              </w:rPr>
+              <w:t xml:space="preserve">△</w:t>
+            </w:r>
+            <w:r>
+              <w:rPr>
+                <w:i/>
+                <w:iCs/>
+                <w:snapToGrid w:val="false"/>
+                <w:color w:val="666666"/>
+                <w:sz w:val="12"/>
+                <w:szCs w:val="12"/>
+              </w:rPr>
+              <w:br/>
+              <w:t xml:space="preserve">同上</w:t>
+            </w:r>
+          </w:p>
+        </w:tc>
+        <w:tc>
+          <w:tcPr>
+            <w:tcW w:type="dxa" w:w="2010"/>
+            <w:tcMar>
+              <w:top w:type="dxa" w:w="70"/>
+              <w:left w:type="dxa" w:w="70"/>
+              <w:bottom w:type="dxa" w:w="70"/>
+              <w:right w:type="dxa" w:w="70"/>
+            </w:tcMar>
+            <w:vAlign w:val="center"/>
+          </w:tcPr>
+          <w:p>
+            <w:pPr>
+              <w:spacing w:after="0" w:line="260"/>
+            </w:pPr>
+            <w:r>
+              <w:rPr>
+                <w:b/>
+                <w:bCs/>
+                <w:snapToGrid w:val="false"/>
+                <w:color w:val="B36B00"/>
+                <w:sz w:val="19"/>
+                <w:szCs w:val="19"/>
+              </w:rPr>
+              <w:t xml:space="preserve">△</w:t>
+            </w:r>
+            <w:r>
+              <w:rPr>
+                <w:i/>
+                <w:iCs/>
+                <w:snapToGrid w:val="false"/>
+                <w:color w:val="666666"/>
+                <w:sz w:val="12"/>
+                <w:szCs w:val="12"/>
+              </w:rPr>
+              <w:br/>
+              <w:t xml:space="preserve">同上</w:t>
+            </w:r>
+          </w:p>
+        </w:tc>
+        <w:tc>
+          <w:tcPr>
+            <w:tcW w:type="dxa" w:w="1610"/>
+            <w:tcMar>
+              <w:top w:type="dxa" w:w="70"/>
+              <w:left w:type="dxa" w:w="70"/>
+              <w:bottom w:type="dxa" w:w="70"/>
+              <w:right w:type="dxa" w:w="70"/>
+            </w:tcMar>
+            <w:vAlign w:val="center"/>
+          </w:tcPr>
+          <w:p>
+            <w:pPr>
+              <w:spacing w:after="0" w:line="260"/>
+            </w:pPr>
+            <w:r>
+              <w:rPr>
+                <w:b/>
+                <w:bCs/>
+                <w:snapToGrid w:val="false"/>
+                <w:color w:val="1F6F43"/>
+                <w:sz w:val="19"/>
+                <w:szCs w:val="19"/>
+              </w:rPr>
+              <w:t xml:space="preserve">○</w:t>
+            </w:r>
+            <w:r>
+              <w:rPr>
+                <w:snapToGrid w:val="false"/>
+                <w:sz w:val="15"/>
+                <w:szCs w:val="15"/>
+              </w:rPr>
+              <w:br/>
+              <w:t xml:space="preserve">ゆうちょ銀行</w:t>
+            </w:r>
+            <w:r>
+              <w:rPr>
+                <w:i/>
+                <w:iCs/>
+                <w:snapToGrid w:val="false"/>
+                <w:color w:val="666666"/>
+                <w:sz w:val="12"/>
+                <w:szCs w:val="12"/>
+              </w:rPr>
+              <w:br/>
+              <w:t xml:space="preserve">都心部オフィスビル中心の直接投資。2025年9月末時点で4.9兆円</w:t>
+            </w:r>
+          </w:p>
+        </w:tc>
+        <w:tc>
+          <w:tcPr>
+            <w:tcW w:type="dxa" w:w="2420"/>
+            <w:tcMar>
+              <w:top w:type="dxa" w:w="70"/>
+              <w:left w:type="dxa" w:w="70"/>
+              <w:bottom w:type="dxa" w:w="70"/>
+              <w:right w:type="dxa" w:w="70"/>
+            </w:tcMar>
+            <w:vAlign w:val="center"/>
+          </w:tcPr>
+          <w:p>
+            <w:pPr>
+              <w:spacing w:after="0" w:line="260"/>
+            </w:pPr>
+            <w:r>
+              <w:rPr>
+                <w:b/>
+                <w:bCs/>
+                <w:snapToGrid w:val="false"/>
+                <w:color w:val="B36B00"/>
+                <w:sz w:val="19"/>
+                <w:szCs w:val="19"/>
+              </w:rPr>
+              <w:t xml:space="preserve">△</w:t>
+            </w:r>
+            <w:r>
+              <w:rPr>
+                <w:i/>
+                <w:iCs/>
+                <w:snapToGrid w:val="false"/>
+                <w:color w:val="666666"/>
+                <w:sz w:val="12"/>
+                <w:szCs w:val="12"/>
+              </w:rPr>
+              <w:br/>
+              <w:t xml:space="preserve">自己勘定での規模は未確認</w:t>
+            </w:r>
+          </w:p>
+        </w:tc>
+        <w:tc>
+          <w:tcPr>
+            <w:tcW w:type="dxa" w:w="2118"/>
+            <w:tcMar>
+              <w:top w:type="dxa" w:w="70"/>
+              <w:left w:type="dxa" w:w="70"/>
+              <w:bottom w:type="dxa" w:w="70"/>
+              <w:right w:type="dxa" w:w="70"/>
+            </w:tcMar>
+            <w:vAlign w:val="center"/>
+          </w:tcPr>
+          <w:p>
+            <w:pPr>
+              <w:spacing w:after="0" w:line="260"/>
+            </w:pPr>
+            <w:r>
+              <w:rPr>
+                <w:b/>
+                <w:bCs/>
+                <w:snapToGrid w:val="false"/>
+                <w:color w:val="B36B00"/>
+                <w:sz w:val="19"/>
+                <w:szCs w:val="19"/>
+              </w:rPr>
+              <w:t xml:space="preserve">△</w:t>
             </w:r>
           </w:p>
         </w:tc>
@@ -5228,7 +4989,7 @@
                 <w:sz w:val="16"/>
                 <w:szCs w:val="16"/>
               </w:rPr>
-              <w:t xml:space="preserve">10. 伝統的市場性資産（国債・社債・外国証券・株式等）</w:t>
+              <w:t xml:space="preserve">13. オルタナティブ③：インフラストラクチャー</w:t>
             </w:r>
           </w:p>
         </w:tc>
@@ -5252,29 +5013,11 @@
                 <w:b/>
                 <w:bCs/>
                 <w:snapToGrid w:val="false"/>
-                <w:color w:val="1F6F43"/>
-                <w:sz w:val="19"/>
-                <w:szCs w:val="19"/>
-              </w:rPr>
-              <w:t xml:space="preserve">○</w:t>
-            </w:r>
-            <w:r>
-              <w:rPr>
-                <w:snapToGrid w:val="false"/>
-                <w:sz w:val="15"/>
-                <w:szCs w:val="15"/>
-              </w:rPr>
-              <w:br/>
-              <w:t xml:space="preserve">みずほ銀行</w:t>
-            </w:r>
-            <w:r>
-              <w:rPr>
-                <w:snapToGrid w:val="false"/>
-                <w:sz w:val="15"/>
-                <w:szCs w:val="15"/>
-              </w:rPr>
-              <w:br/>
-              <w:t xml:space="preserve">みずほ信託銀行</w:t>
+                <w:color w:val="B36B00"/>
+                <w:sz w:val="19"/>
+                <w:szCs w:val="19"/>
+              </w:rPr>
+              <w:t xml:space="preserve">△</w:t>
             </w:r>
           </w:p>
         </w:tc>
@@ -5298,29 +5041,11 @@
                 <w:b/>
                 <w:bCs/>
                 <w:snapToGrid w:val="false"/>
-                <w:color w:val="1F6F43"/>
-                <w:sz w:val="19"/>
-                <w:szCs w:val="19"/>
-              </w:rPr>
-              <w:t xml:space="preserve">○</w:t>
-            </w:r>
-            <w:r>
-              <w:rPr>
-                <w:snapToGrid w:val="false"/>
-                <w:sz w:val="15"/>
-                <w:szCs w:val="15"/>
-              </w:rPr>
-              <w:br/>
-              <w:t xml:space="preserve">三菱UFJ銀行</w:t>
-            </w:r>
-            <w:r>
-              <w:rPr>
-                <w:snapToGrid w:val="false"/>
-                <w:sz w:val="15"/>
-                <w:szCs w:val="15"/>
-              </w:rPr>
-              <w:br/>
-              <w:t xml:space="preserve">三菱UFJ信託銀行</w:t>
+                <w:color w:val="B36B00"/>
+                <w:sz w:val="19"/>
+                <w:szCs w:val="19"/>
+              </w:rPr>
+              <w:t xml:space="preserve">△</w:t>
             </w:r>
           </w:p>
         </w:tc>
@@ -5344,20 +5069,11 @@
                 <w:b/>
                 <w:bCs/>
                 <w:snapToGrid w:val="false"/>
-                <w:color w:val="1F6F43"/>
-                <w:sz w:val="19"/>
-                <w:szCs w:val="19"/>
-              </w:rPr>
-              <w:t xml:space="preserve">○</w:t>
-            </w:r>
-            <w:r>
-              <w:rPr>
-                <w:snapToGrid w:val="false"/>
-                <w:sz w:val="15"/>
-                <w:szCs w:val="15"/>
-              </w:rPr>
-              <w:br/>
-              <w:t xml:space="preserve">りそな銀行</w:t>
+                <w:color w:val="B36B00"/>
+                <w:sz w:val="19"/>
+                <w:szCs w:val="19"/>
+              </w:rPr>
+              <w:t xml:space="preserve">△</w:t>
             </w:r>
           </w:p>
         </w:tc>
@@ -5381,20 +5097,11 @@
                 <w:b/>
                 <w:bCs/>
                 <w:snapToGrid w:val="false"/>
-                <w:color w:val="1F6F43"/>
-                <w:sz w:val="19"/>
-                <w:szCs w:val="19"/>
-              </w:rPr>
-              <w:t xml:space="preserve">○</w:t>
-            </w:r>
-            <w:r>
-              <w:rPr>
-                <w:snapToGrid w:val="false"/>
-                <w:sz w:val="15"/>
-                <w:szCs w:val="15"/>
-              </w:rPr>
-              <w:br/>
-              <w:t xml:space="preserve">ゆうちょ銀行</w:t>
+                <w:color w:val="B36B00"/>
+                <w:sz w:val="19"/>
+                <w:szCs w:val="19"/>
+              </w:rPr>
+              <w:t xml:space="preserve">△</w:t>
             </w:r>
             <w:r>
               <w:rPr>
@@ -5406,7 +5113,7 @@
                 <w:szCs w:val="12"/>
               </w:rPr>
               <w:br/>
-              <w:t xml:space="preserve">国債等を中心とした自己運用が主要収益源</w:t>
+              <w:t xml:space="preserve">オルタナティブ投資の一部として言及あり。規模は未確認</w:t>
             </w:r>
           </w:p>
         </w:tc>
@@ -5430,29 +5137,11 @@
                 <w:b/>
                 <w:bCs/>
                 <w:snapToGrid w:val="false"/>
-                <w:color w:val="1F6F43"/>
-                <w:sz w:val="19"/>
-                <w:szCs w:val="19"/>
-              </w:rPr>
-              <w:t xml:space="preserve">○</w:t>
-            </w:r>
-            <w:r>
-              <w:rPr>
-                <w:snapToGrid w:val="false"/>
-                <w:sz w:val="15"/>
-                <w:szCs w:val="15"/>
-              </w:rPr>
-              <w:br/>
-              <w:t xml:space="preserve">三井住友銀行</w:t>
-            </w:r>
-            <w:r>
-              <w:rPr>
-                <w:snapToGrid w:val="false"/>
-                <w:sz w:val="15"/>
-                <w:szCs w:val="15"/>
-              </w:rPr>
-              <w:br/>
-              <w:t xml:space="preserve">三井住友信託銀行</w:t>
+                <w:color w:val="B36B00"/>
+                <w:sz w:val="19"/>
+                <w:szCs w:val="19"/>
+              </w:rPr>
+              <w:t xml:space="preserve">△</w:t>
             </w:r>
           </w:p>
         </w:tc>
@@ -5476,20 +5165,11 @@
                 <w:b/>
                 <w:bCs/>
                 <w:snapToGrid w:val="false"/>
-                <w:color w:val="1F6F43"/>
-                <w:sz w:val="19"/>
-                <w:szCs w:val="19"/>
-              </w:rPr>
-              <w:t xml:space="preserve">○</w:t>
-            </w:r>
-            <w:r>
-              <w:rPr>
-                <w:snapToGrid w:val="false"/>
-                <w:sz w:val="15"/>
-                <w:szCs w:val="15"/>
-              </w:rPr>
-              <w:br/>
-              <w:t xml:space="preserve">農中信託銀行 等</w:t>
+                <w:color w:val="B36B00"/>
+                <w:sz w:val="19"/>
+                <w:szCs w:val="19"/>
+              </w:rPr>
+              <w:t xml:space="preserve">△</w:t>
             </w:r>
           </w:p>
         </w:tc>
@@ -5522,13 +5202,97 @@
                 <w:sz w:val="16"/>
                 <w:szCs w:val="16"/>
               </w:rPr>
-              <w:t xml:space="preserve">11. オルタナティブ①：プライベートエクイティ（PE）</w:t>
+              <w:t xml:space="preserve">14. オルタナティブ④：プライベートデット／ダイレクトレンディング</w:t>
             </w:r>
           </w:p>
         </w:tc>
         <w:tc>
           <w:tcPr>
             <w:tcW w:type="dxa" w:w="2010"/>
+            <w:tcMar>
+              <w:top w:type="dxa" w:w="70"/>
+              <w:left w:type="dxa" w:w="70"/>
+              <w:bottom w:type="dxa" w:w="70"/>
+              <w:right w:type="dxa" w:w="70"/>
+            </w:tcMar>
+            <w:vAlign w:val="center"/>
+          </w:tcPr>
+          <w:p>
+            <w:pPr>
+              <w:spacing w:after="0" w:line="260"/>
+            </w:pPr>
+            <w:r>
+              <w:rPr>
+                <w:b/>
+                <w:bCs/>
+                <w:snapToGrid w:val="false"/>
+                <w:color w:val="B36B00"/>
+                <w:sz w:val="19"/>
+                <w:szCs w:val="19"/>
+              </w:rPr>
+              <w:t xml:space="preserve">△</w:t>
+            </w:r>
+          </w:p>
+        </w:tc>
+        <w:tc>
+          <w:tcPr>
+            <w:tcW w:type="dxa" w:w="2010"/>
+            <w:tcMar>
+              <w:top w:type="dxa" w:w="70"/>
+              <w:left w:type="dxa" w:w="70"/>
+              <w:bottom w:type="dxa" w:w="70"/>
+              <w:right w:type="dxa" w:w="70"/>
+            </w:tcMar>
+            <w:vAlign w:val="center"/>
+          </w:tcPr>
+          <w:p>
+            <w:pPr>
+              <w:spacing w:after="0" w:line="260"/>
+            </w:pPr>
+            <w:r>
+              <w:rPr>
+                <w:b/>
+                <w:bCs/>
+                <w:snapToGrid w:val="false"/>
+                <w:color w:val="B36B00"/>
+                <w:sz w:val="19"/>
+                <w:szCs w:val="19"/>
+              </w:rPr>
+              <w:t xml:space="preserve">△</w:t>
+            </w:r>
+          </w:p>
+        </w:tc>
+        <w:tc>
+          <w:tcPr>
+            <w:tcW w:type="dxa" w:w="2010"/>
+            <w:tcMar>
+              <w:top w:type="dxa" w:w="70"/>
+              <w:left w:type="dxa" w:w="70"/>
+              <w:bottom w:type="dxa" w:w="70"/>
+              <w:right w:type="dxa" w:w="70"/>
+            </w:tcMar>
+            <w:vAlign w:val="center"/>
+          </w:tcPr>
+          <w:p>
+            <w:pPr>
+              <w:spacing w:after="0" w:line="260"/>
+            </w:pPr>
+            <w:r>
+              <w:rPr>
+                <w:b/>
+                <w:bCs/>
+                <w:snapToGrid w:val="false"/>
+                <w:color w:val="B36B00"/>
+                <w:sz w:val="19"/>
+                <w:szCs w:val="19"/>
+              </w:rPr>
+              <w:t xml:space="preserve">△</w:t>
+            </w:r>
+          </w:p>
+        </w:tc>
+        <w:tc>
+          <w:tcPr>
+            <w:tcW w:type="dxa" w:w="1610"/>
             <w:tcMar>
               <w:top w:type="dxa" w:w="70"/>
               <w:left w:type="dxa" w:w="70"/>
@@ -5562,13 +5326,13 @@
                 <w:szCs w:val="12"/>
               </w:rPr>
               <w:br/>
-              <w:t xml:space="preserve">自己勘定でのPE投資の規模・専属部署は未確認</w:t>
-            </w:r>
-          </w:p>
-        </w:tc>
-        <w:tc>
-          <w:tcPr>
-            <w:tcW w:type="dxa" w:w="2010"/>
+              <w:t xml:space="preserve">部署名・規模とも未確認</w:t>
+            </w:r>
+          </w:p>
+        </w:tc>
+        <w:tc>
+          <w:tcPr>
+            <w:tcW w:type="dxa" w:w="2420"/>
             <w:tcMar>
               <w:top w:type="dxa" w:w="70"/>
               <w:left w:type="dxa" w:w="70"/>
@@ -5591,156 +5355,6 @@
                 <w:szCs w:val="19"/>
               </w:rPr>
               <w:t xml:space="preserve">△</w:t>
-            </w:r>
-            <w:r>
-              <w:rPr>
-                <w:i/>
-                <w:iCs/>
-                <w:snapToGrid w:val="false"/>
-                <w:color w:val="666666"/>
-                <w:sz w:val="12"/>
-                <w:szCs w:val="12"/>
-              </w:rPr>
-              <w:br/>
-              <w:t xml:space="preserve">同上</w:t>
-            </w:r>
-          </w:p>
-        </w:tc>
-        <w:tc>
-          <w:tcPr>
-            <w:tcW w:type="dxa" w:w="2010"/>
-            <w:tcMar>
-              <w:top w:type="dxa" w:w="70"/>
-              <w:left w:type="dxa" w:w="70"/>
-              <w:bottom w:type="dxa" w:w="70"/>
-              <w:right w:type="dxa" w:w="70"/>
-            </w:tcMar>
-            <w:vAlign w:val="center"/>
-          </w:tcPr>
-          <w:p>
-            <w:pPr>
-              <w:spacing w:after="0" w:line="260"/>
-            </w:pPr>
-            <w:r>
-              <w:rPr>
-                <w:b/>
-                <w:bCs/>
-                <w:snapToGrid w:val="false"/>
-                <w:color w:val="B36B00"/>
-                <w:sz w:val="19"/>
-                <w:szCs w:val="19"/>
-              </w:rPr>
-              <w:t xml:space="preserve">△</w:t>
-            </w:r>
-            <w:r>
-              <w:rPr>
-                <w:i/>
-                <w:iCs/>
-                <w:snapToGrid w:val="false"/>
-                <w:color w:val="666666"/>
-                <w:sz w:val="12"/>
-                <w:szCs w:val="12"/>
-              </w:rPr>
-              <w:br/>
-              <w:t xml:space="preserve">同上</w:t>
-            </w:r>
-          </w:p>
-        </w:tc>
-        <w:tc>
-          <w:tcPr>
-            <w:tcW w:type="dxa" w:w="1610"/>
-            <w:tcMar>
-              <w:top w:type="dxa" w:w="70"/>
-              <w:left w:type="dxa" w:w="70"/>
-              <w:bottom w:type="dxa" w:w="70"/>
-              <w:right w:type="dxa" w:w="70"/>
-            </w:tcMar>
-            <w:vAlign w:val="center"/>
-          </w:tcPr>
-          <w:p>
-            <w:pPr>
-              <w:spacing w:after="0" w:line="260"/>
-            </w:pPr>
-            <w:r>
-              <w:rPr>
-                <w:b/>
-                <w:bCs/>
-                <w:snapToGrid w:val="false"/>
-                <w:color w:val="1F6F43"/>
-                <w:sz w:val="19"/>
-                <w:szCs w:val="19"/>
-              </w:rPr>
-              <w:t xml:space="preserve">○</w:t>
-            </w:r>
-            <w:r>
-              <w:rPr>
-                <w:snapToGrid w:val="false"/>
-                <w:sz w:val="15"/>
-                <w:szCs w:val="15"/>
-              </w:rPr>
-              <w:br/>
-              <w:t xml:space="preserve">ゆうちょ銀行</w:t>
-            </w:r>
-            <w:r>
-              <w:rPr>
-                <w:i/>
-                <w:iCs/>
-                <w:snapToGrid w:val="false"/>
-                <w:color w:val="666666"/>
-                <w:sz w:val="12"/>
-                <w:szCs w:val="12"/>
-              </w:rPr>
-              <w:br/>
-              <w:t xml:space="preserve">自社のプライベートエクイティ投資部が主導し、2025年9月末時点で7.6兆円（国内最大級）。同部は2026年4月以降も市場部門内に存続しており、頭脳＝金庫＝ゆうちょ銀行自身の可能性が高い（SMTBと同型）。別法人JPインベストメント（1,000億円規模、下表7番参照）とは別物</w:t>
-            </w:r>
-          </w:p>
-        </w:tc>
-        <w:tc>
-          <w:tcPr>
-            <w:tcW w:type="dxa" w:w="2420"/>
-            <w:tcMar>
-              <w:top w:type="dxa" w:w="70"/>
-              <w:left w:type="dxa" w:w="70"/>
-              <w:bottom w:type="dxa" w:w="70"/>
-              <w:right w:type="dxa" w:w="70"/>
-            </w:tcMar>
-            <w:vAlign w:val="center"/>
-          </w:tcPr>
-          <w:p>
-            <w:pPr>
-              <w:spacing w:after="0" w:line="260"/>
-            </w:pPr>
-            <w:r>
-              <w:rPr>
-                <w:b/>
-                <w:bCs/>
-                <w:snapToGrid w:val="false"/>
-                <w:color w:val="1F6F43"/>
-                <w:sz w:val="19"/>
-                <w:szCs w:val="19"/>
-              </w:rPr>
-              <w:t xml:space="preserve">○</w:t>
-            </w:r>
-            <w:r>
-              <w:rPr>
-                <w:snapToGrid w:val="false"/>
-                <w:sz w:val="15"/>
-                <w:szCs w:val="15"/>
-              </w:rPr>
-              <w:br/>
-              <w:t xml:space="preserve">三井住友信託銀行</w:t>
-            </w:r>
-            <w:r>
-              <w:rPr>
-                <w:i/>
-                <w:iCs/>
-                <w:snapToGrid w:val="false"/>
-                <w:color w:val="666666"/>
-                <w:sz w:val="12"/>
-                <w:szCs w:val="12"/>
-              </w:rPr>
-              <w:br/>
-              <w:t xml:space="preserve">1991年より自己勘定でPE投資を開始（信託銀行本体）</w:t>
             </w:r>
           </w:p>
         </w:tc>
@@ -5801,7 +5415,7 @@
                 <w:sz w:val="16"/>
                 <w:szCs w:val="16"/>
               </w:rPr>
-              <w:t xml:space="preserve">12. オルタナティブ②：不動産</w:t>
+              <w:t xml:space="preserve">15. オルタナティブ⑤：ヘッジファンド</w:t>
             </w:r>
           </w:p>
         </w:tc>
@@ -5830,6 +5444,99 @@
                 <w:szCs w:val="19"/>
               </w:rPr>
               <w:t xml:space="preserve">△</w:t>
+            </w:r>
+          </w:p>
+        </w:tc>
+        <w:tc>
+          <w:tcPr>
+            <w:tcW w:type="dxa" w:w="2010"/>
+            <w:tcMar>
+              <w:top w:type="dxa" w:w="70"/>
+              <w:left w:type="dxa" w:w="70"/>
+              <w:bottom w:type="dxa" w:w="70"/>
+              <w:right w:type="dxa" w:w="70"/>
+            </w:tcMar>
+            <w:vAlign w:val="center"/>
+          </w:tcPr>
+          <w:p>
+            <w:pPr>
+              <w:spacing w:after="0" w:line="260"/>
+            </w:pPr>
+            <w:r>
+              <w:rPr>
+                <w:b/>
+                <w:bCs/>
+                <w:snapToGrid w:val="false"/>
+                <w:color w:val="B36B00"/>
+                <w:sz w:val="19"/>
+                <w:szCs w:val="19"/>
+              </w:rPr>
+              <w:t xml:space="preserve">△</w:t>
+            </w:r>
+          </w:p>
+        </w:tc>
+        <w:tc>
+          <w:tcPr>
+            <w:tcW w:type="dxa" w:w="2010"/>
+            <w:tcMar>
+              <w:top w:type="dxa" w:w="70"/>
+              <w:left w:type="dxa" w:w="70"/>
+              <w:bottom w:type="dxa" w:w="70"/>
+              <w:right w:type="dxa" w:w="70"/>
+            </w:tcMar>
+            <w:vAlign w:val="center"/>
+          </w:tcPr>
+          <w:p>
+            <w:pPr>
+              <w:spacing w:after="0" w:line="260"/>
+            </w:pPr>
+            <w:r>
+              <w:rPr>
+                <w:b/>
+                <w:bCs/>
+                <w:snapToGrid w:val="false"/>
+                <w:color w:val="B36B00"/>
+                <w:sz w:val="19"/>
+                <w:szCs w:val="19"/>
+              </w:rPr>
+              <w:t xml:space="preserve">△</w:t>
+            </w:r>
+          </w:p>
+        </w:tc>
+        <w:tc>
+          <w:tcPr>
+            <w:tcW w:type="dxa" w:w="1610"/>
+            <w:tcMar>
+              <w:top w:type="dxa" w:w="70"/>
+              <w:left w:type="dxa" w:w="70"/>
+              <w:bottom w:type="dxa" w:w="70"/>
+              <w:right w:type="dxa" w:w="70"/>
+            </w:tcMar>
+            <w:vAlign w:val="center"/>
+          </w:tcPr>
+          <w:p>
+            <w:pPr>
+              <w:spacing w:after="0" w:line="260"/>
+            </w:pPr>
+            <w:r>
+              <w:rPr>
+                <w:b/>
+                <w:bCs/>
+                <w:snapToGrid w:val="false"/>
+                <w:color w:val="1F6F43"/>
+                <w:sz w:val="19"/>
+                <w:szCs w:val="19"/>
+              </w:rPr>
+              <w:t xml:space="preserve">○</w:t>
+            </w:r>
+            <w:r>
+              <w:rPr>
+                <w:snapToGrid w:val="false"/>
+                <w:sz w:val="15"/>
+                <w:szCs w:val="15"/>
+              </w:rPr>
+              <w:br/>
+              <w:t xml:space="preserve">ゆうちょ銀行</w:t>
             </w:r>
             <w:r>
               <w:rPr>
@@ -5841,13 +5548,13 @@
                 <w:szCs w:val="12"/>
               </w:rPr>
               <w:br/>
-              <w:t xml:space="preserve">自己勘定での規模は未確認</w:t>
-            </w:r>
-          </w:p>
-        </w:tc>
-        <w:tc>
-          <w:tcPr>
-            <w:tcW w:type="dxa" w:w="2010"/>
+              <w:t xml:space="preserve">2016年度開始。一時点で5,197億円の投資実績を確認</w:t>
+            </w:r>
+          </w:p>
+        </w:tc>
+        <w:tc>
+          <w:tcPr>
+            <w:tcW w:type="dxa" w:w="2420"/>
             <w:tcMar>
               <w:top w:type="dxa" w:w="70"/>
               <w:left w:type="dxa" w:w="70"/>
@@ -5870,147 +5577,6 @@
                 <w:szCs w:val="19"/>
               </w:rPr>
               <w:t xml:space="preserve">△</w:t>
-            </w:r>
-            <w:r>
-              <w:rPr>
-                <w:i/>
-                <w:iCs/>
-                <w:snapToGrid w:val="false"/>
-                <w:color w:val="666666"/>
-                <w:sz w:val="12"/>
-                <w:szCs w:val="12"/>
-              </w:rPr>
-              <w:br/>
-              <w:t xml:space="preserve">同上</w:t>
-            </w:r>
-          </w:p>
-        </w:tc>
-        <w:tc>
-          <w:tcPr>
-            <w:tcW w:type="dxa" w:w="2010"/>
-            <w:tcMar>
-              <w:top w:type="dxa" w:w="70"/>
-              <w:left w:type="dxa" w:w="70"/>
-              <w:bottom w:type="dxa" w:w="70"/>
-              <w:right w:type="dxa" w:w="70"/>
-            </w:tcMar>
-            <w:vAlign w:val="center"/>
-          </w:tcPr>
-          <w:p>
-            <w:pPr>
-              <w:spacing w:after="0" w:line="260"/>
-            </w:pPr>
-            <w:r>
-              <w:rPr>
-                <w:b/>
-                <w:bCs/>
-                <w:snapToGrid w:val="false"/>
-                <w:color w:val="B36B00"/>
-                <w:sz w:val="19"/>
-                <w:szCs w:val="19"/>
-              </w:rPr>
-              <w:t xml:space="preserve">△</w:t>
-            </w:r>
-            <w:r>
-              <w:rPr>
-                <w:i/>
-                <w:iCs/>
-                <w:snapToGrid w:val="false"/>
-                <w:color w:val="666666"/>
-                <w:sz w:val="12"/>
-                <w:szCs w:val="12"/>
-              </w:rPr>
-              <w:br/>
-              <w:t xml:space="preserve">同上</w:t>
-            </w:r>
-          </w:p>
-        </w:tc>
-        <w:tc>
-          <w:tcPr>
-            <w:tcW w:type="dxa" w:w="1610"/>
-            <w:tcMar>
-              <w:top w:type="dxa" w:w="70"/>
-              <w:left w:type="dxa" w:w="70"/>
-              <w:bottom w:type="dxa" w:w="70"/>
-              <w:right w:type="dxa" w:w="70"/>
-            </w:tcMar>
-            <w:vAlign w:val="center"/>
-          </w:tcPr>
-          <w:p>
-            <w:pPr>
-              <w:spacing w:after="0" w:line="260"/>
-            </w:pPr>
-            <w:r>
-              <w:rPr>
-                <w:b/>
-                <w:bCs/>
-                <w:snapToGrid w:val="false"/>
-                <w:color w:val="1F6F43"/>
-                <w:sz w:val="19"/>
-                <w:szCs w:val="19"/>
-              </w:rPr>
-              <w:t xml:space="preserve">○</w:t>
-            </w:r>
-            <w:r>
-              <w:rPr>
-                <w:snapToGrid w:val="false"/>
-                <w:sz w:val="15"/>
-                <w:szCs w:val="15"/>
-              </w:rPr>
-              <w:br/>
-              <w:t xml:space="preserve">ゆうちょ銀行</w:t>
-            </w:r>
-            <w:r>
-              <w:rPr>
-                <w:i/>
-                <w:iCs/>
-                <w:snapToGrid w:val="false"/>
-                <w:color w:val="666666"/>
-                <w:sz w:val="12"/>
-                <w:szCs w:val="12"/>
-              </w:rPr>
-              <w:br/>
-              <w:t xml:space="preserve">都心部オフィスビル中心の直接投資。2025年9月末時点で4.9兆円</w:t>
-            </w:r>
-          </w:p>
-        </w:tc>
-        <w:tc>
-          <w:tcPr>
-            <w:tcW w:type="dxa" w:w="2420"/>
-            <w:tcMar>
-              <w:top w:type="dxa" w:w="70"/>
-              <w:left w:type="dxa" w:w="70"/>
-              <w:bottom w:type="dxa" w:w="70"/>
-              <w:right w:type="dxa" w:w="70"/>
-            </w:tcMar>
-            <w:vAlign w:val="center"/>
-          </w:tcPr>
-          <w:p>
-            <w:pPr>
-              <w:spacing w:after="0" w:line="260"/>
-            </w:pPr>
-            <w:r>
-              <w:rPr>
-                <w:b/>
-                <w:bCs/>
-                <w:snapToGrid w:val="false"/>
-                <w:color w:val="B36B00"/>
-                <w:sz w:val="19"/>
-                <w:szCs w:val="19"/>
-              </w:rPr>
-              <w:t xml:space="preserve">△</w:t>
-            </w:r>
-            <w:r>
-              <w:rPr>
-                <w:i/>
-                <w:iCs/>
-                <w:snapToGrid w:val="false"/>
-                <w:color w:val="666666"/>
-                <w:sz w:val="12"/>
-                <w:szCs w:val="12"/>
-              </w:rPr>
-              <w:br/>
-              <w:t xml:space="preserve">自己勘定での規模は未確認</w:t>
             </w:r>
           </w:p>
         </w:tc>
@@ -6071,7 +5637,7 @@
                 <w:sz w:val="16"/>
                 <w:szCs w:val="16"/>
               </w:rPr>
-              <w:t xml:space="preserve">13. オルタナティブ③：インフラストラクチャー</w:t>
+              <w:t xml:space="preserve">16. オルタナティブ⑥：コモディティ</w:t>
             </w:r>
           </w:p>
         </w:tc>
@@ -6195,7 +5761,7 @@
                 <w:szCs w:val="12"/>
               </w:rPr>
               <w:br/>
-              <w:t xml:space="preserve">オルタナティブ投資の一部として言及あり。規模は未確認</w:t>
+              <w:t xml:space="preserve">オルタナティブ投資の一部として言及のみ。規模は未確認</w:t>
             </w:r>
           </w:p>
         </w:tc>
@@ -6262,209 +5828,31 @@
         </w:trPr>
         <w:tc>
           <w:tcPr>
-            <w:tcW w:type="dxa" w:w="3260"/>
-            <w:tcMar>
-              <w:top w:type="dxa" w:w="70"/>
-              <w:left w:type="dxa" w:w="90"/>
-              <w:bottom w:type="dxa" w:w="70"/>
+            <w:tcW w:type="dxa" w:w="15438"/>
+            <w:gridSpan w:val="7"/>
+            <w:shd w:fill="D9E2F3" w:val="clear"/>
+            <w:tcMar>
+              <w:top w:type="dxa" w:w="80"/>
+              <w:left w:type="dxa" w:w="110"/>
+              <w:bottom w:type="dxa" w:w="80"/>
               <w:right w:type="dxa" w:w="90"/>
             </w:tcMar>
-            <w:vAlign w:val="center"/>
-          </w:tcPr>
-          <w:p>
-            <w:pPr>
-              <w:spacing w:after="0" w:line="260"/>
-              <w:jc w:val="left"/>
-            </w:pPr>
-            <w:r>
-              <w:rPr>
-                <w:b w:val="false"/>
-                <w:bCs w:val="false"/>
-                <w:snapToGrid w:val="false"/>
-                <w:sz w:val="16"/>
-                <w:szCs w:val="16"/>
-              </w:rPr>
-              <w:t xml:space="preserve">14. オルタナティブ④：プライベートデット／ダイレクトレンディング</w:t>
-            </w:r>
-          </w:p>
-        </w:tc>
-        <w:tc>
-          <w:tcPr>
-            <w:tcW w:type="dxa" w:w="2010"/>
-            <w:tcMar>
-              <w:top w:type="dxa" w:w="70"/>
-              <w:left w:type="dxa" w:w="70"/>
-              <w:bottom w:type="dxa" w:w="70"/>
-              <w:right w:type="dxa" w:w="70"/>
-            </w:tcMar>
-            <w:vAlign w:val="center"/>
-          </w:tcPr>
-          <w:p>
-            <w:pPr>
-              <w:spacing w:after="0" w:line="260"/>
-            </w:pPr>
-            <w:r>
-              <w:rPr>
-                <w:b/>
-                <w:bCs/>
-                <w:snapToGrid w:val="false"/>
-                <w:color w:val="B36B00"/>
-                <w:sz w:val="19"/>
-                <w:szCs w:val="19"/>
-              </w:rPr>
-              <w:t xml:space="preserve">△</w:t>
-            </w:r>
-          </w:p>
-        </w:tc>
-        <w:tc>
-          <w:tcPr>
-            <w:tcW w:type="dxa" w:w="2010"/>
-            <w:tcMar>
-              <w:top w:type="dxa" w:w="70"/>
-              <w:left w:type="dxa" w:w="70"/>
-              <w:bottom w:type="dxa" w:w="70"/>
-              <w:right w:type="dxa" w:w="70"/>
-            </w:tcMar>
-            <w:vAlign w:val="center"/>
-          </w:tcPr>
-          <w:p>
-            <w:pPr>
-              <w:spacing w:after="0" w:line="260"/>
-            </w:pPr>
-            <w:r>
-              <w:rPr>
-                <w:b/>
-                <w:bCs/>
-                <w:snapToGrid w:val="false"/>
-                <w:color w:val="B36B00"/>
-                <w:sz w:val="19"/>
-                <w:szCs w:val="19"/>
-              </w:rPr>
-              <w:t xml:space="preserve">△</w:t>
-            </w:r>
-          </w:p>
-        </w:tc>
-        <w:tc>
-          <w:tcPr>
-            <w:tcW w:type="dxa" w:w="2010"/>
-            <w:tcMar>
-              <w:top w:type="dxa" w:w="70"/>
-              <w:left w:type="dxa" w:w="70"/>
-              <w:bottom w:type="dxa" w:w="70"/>
-              <w:right w:type="dxa" w:w="70"/>
-            </w:tcMar>
-            <w:vAlign w:val="center"/>
-          </w:tcPr>
-          <w:p>
-            <w:pPr>
-              <w:spacing w:after="0" w:line="260"/>
-            </w:pPr>
-            <w:r>
-              <w:rPr>
-                <w:b/>
-                <w:bCs/>
-                <w:snapToGrid w:val="false"/>
-                <w:color w:val="B36B00"/>
-                <w:sz w:val="19"/>
-                <w:szCs w:val="19"/>
-              </w:rPr>
-              <w:t xml:space="preserve">△</w:t>
-            </w:r>
-          </w:p>
-        </w:tc>
-        <w:tc>
-          <w:tcPr>
-            <w:tcW w:type="dxa" w:w="1610"/>
-            <w:tcMar>
-              <w:top w:type="dxa" w:w="70"/>
-              <w:left w:type="dxa" w:w="70"/>
-              <w:bottom w:type="dxa" w:w="70"/>
-              <w:right w:type="dxa" w:w="70"/>
-            </w:tcMar>
-            <w:vAlign w:val="center"/>
-          </w:tcPr>
-          <w:p>
-            <w:pPr>
-              <w:spacing w:after="0" w:line="260"/>
-            </w:pPr>
-            <w:r>
-              <w:rPr>
-                <w:b/>
-                <w:bCs/>
-                <w:snapToGrid w:val="false"/>
-                <w:color w:val="B36B00"/>
-                <w:sz w:val="19"/>
-                <w:szCs w:val="19"/>
-              </w:rPr>
-              <w:t xml:space="preserve">△</w:t>
-            </w:r>
-            <w:r>
-              <w:rPr>
-                <w:i/>
-                <w:iCs/>
-                <w:snapToGrid w:val="false"/>
-                <w:color w:val="666666"/>
-                <w:sz w:val="12"/>
-                <w:szCs w:val="12"/>
-              </w:rPr>
-              <w:br/>
-              <w:t xml:space="preserve">部署名・規模とも未確認</w:t>
-            </w:r>
-          </w:p>
-        </w:tc>
-        <w:tc>
-          <w:tcPr>
-            <w:tcW w:type="dxa" w:w="2420"/>
-            <w:tcMar>
-              <w:top w:type="dxa" w:w="70"/>
-              <w:left w:type="dxa" w:w="70"/>
-              <w:bottom w:type="dxa" w:w="70"/>
-              <w:right w:type="dxa" w:w="70"/>
-            </w:tcMar>
-            <w:vAlign w:val="center"/>
-          </w:tcPr>
-          <w:p>
-            <w:pPr>
-              <w:spacing w:after="0" w:line="260"/>
-            </w:pPr>
-            <w:r>
-              <w:rPr>
-                <w:b/>
-                <w:bCs/>
-                <w:snapToGrid w:val="false"/>
-                <w:color w:val="B36B00"/>
-                <w:sz w:val="19"/>
-                <w:szCs w:val="19"/>
-              </w:rPr>
-              <w:t xml:space="preserve">△</w:t>
-            </w:r>
-          </w:p>
-        </w:tc>
-        <w:tc>
-          <w:tcPr>
-            <w:tcW w:type="dxa" w:w="2118"/>
-            <w:tcMar>
-              <w:top w:type="dxa" w:w="70"/>
-              <w:left w:type="dxa" w:w="70"/>
-              <w:bottom w:type="dxa" w:w="70"/>
-              <w:right w:type="dxa" w:w="70"/>
-            </w:tcMar>
-            <w:vAlign w:val="center"/>
-          </w:tcPr>
-          <w:p>
-            <w:pPr>
-              <w:spacing w:after="0" w:line="260"/>
-            </w:pPr>
-            <w:r>
-              <w:rPr>
-                <w:b/>
-                <w:bCs/>
-                <w:snapToGrid w:val="false"/>
-                <w:color w:val="B36B00"/>
-                <w:sz w:val="19"/>
-                <w:szCs w:val="19"/>
-              </w:rPr>
-              <w:t xml:space="preserve">△</w:t>
+          </w:tcPr>
+          <w:p>
+            <w:pPr>
+              <w:spacing w:after="0" w:line="260"/>
+              <w:jc w:val="left"/>
+            </w:pPr>
+            <w:r>
+              <w:rPr>
+                <w:b/>
+                <w:bCs/>
+                <w:snapToGrid w:val="false"/>
+                <w:color w:val="1F3864"/>
+                <w:sz w:val="18"/>
+                <w:szCs w:val="18"/>
+              </w:rPr>
+              <w:t xml:space="preserve">D. 自己資金・頭脳＝別法人（銀行＝金庫・出資者、専業投資子会社＝頭脳）</w:t>
             </w:r>
           </w:p>
         </w:tc>
@@ -6497,7 +5885,7 @@
                 <w:sz w:val="16"/>
                 <w:szCs w:val="16"/>
               </w:rPr>
-              <w:t xml:space="preserve">15. オルタナティブ⑤：ヘッジファンド</w:t>
+              <w:t xml:space="preserve">17. 自己資金による直接投資業務（専業子会社が頭脳）</w:t>
             </w:r>
           </w:p>
         </w:tc>
@@ -6526,99 +5914,6 @@
                 <w:szCs w:val="19"/>
               </w:rPr>
               <w:t xml:space="preserve">△</w:t>
-            </w:r>
-          </w:p>
-        </w:tc>
-        <w:tc>
-          <w:tcPr>
-            <w:tcW w:type="dxa" w:w="2010"/>
-            <w:tcMar>
-              <w:top w:type="dxa" w:w="70"/>
-              <w:left w:type="dxa" w:w="70"/>
-              <w:bottom w:type="dxa" w:w="70"/>
-              <w:right w:type="dxa" w:w="70"/>
-            </w:tcMar>
-            <w:vAlign w:val="center"/>
-          </w:tcPr>
-          <w:p>
-            <w:pPr>
-              <w:spacing w:after="0" w:line="260"/>
-            </w:pPr>
-            <w:r>
-              <w:rPr>
-                <w:b/>
-                <w:bCs/>
-                <w:snapToGrid w:val="false"/>
-                <w:color w:val="B36B00"/>
-                <w:sz w:val="19"/>
-                <w:szCs w:val="19"/>
-              </w:rPr>
-              <w:t xml:space="preserve">△</w:t>
-            </w:r>
-          </w:p>
-        </w:tc>
-        <w:tc>
-          <w:tcPr>
-            <w:tcW w:type="dxa" w:w="2010"/>
-            <w:tcMar>
-              <w:top w:type="dxa" w:w="70"/>
-              <w:left w:type="dxa" w:w="70"/>
-              <w:bottom w:type="dxa" w:w="70"/>
-              <w:right w:type="dxa" w:w="70"/>
-            </w:tcMar>
-            <w:vAlign w:val="center"/>
-          </w:tcPr>
-          <w:p>
-            <w:pPr>
-              <w:spacing w:after="0" w:line="260"/>
-            </w:pPr>
-            <w:r>
-              <w:rPr>
-                <w:b/>
-                <w:bCs/>
-                <w:snapToGrid w:val="false"/>
-                <w:color w:val="B36B00"/>
-                <w:sz w:val="19"/>
-                <w:szCs w:val="19"/>
-              </w:rPr>
-              <w:t xml:space="preserve">△</w:t>
-            </w:r>
-          </w:p>
-        </w:tc>
-        <w:tc>
-          <w:tcPr>
-            <w:tcW w:type="dxa" w:w="1610"/>
-            <w:tcMar>
-              <w:top w:type="dxa" w:w="70"/>
-              <w:left w:type="dxa" w:w="70"/>
-              <w:bottom w:type="dxa" w:w="70"/>
-              <w:right w:type="dxa" w:w="70"/>
-            </w:tcMar>
-            <w:vAlign w:val="center"/>
-          </w:tcPr>
-          <w:p>
-            <w:pPr>
-              <w:spacing w:after="0" w:line="260"/>
-            </w:pPr>
-            <w:r>
-              <w:rPr>
-                <w:b/>
-                <w:bCs/>
-                <w:snapToGrid w:val="false"/>
-                <w:color w:val="1F6F43"/>
-                <w:sz w:val="19"/>
-                <w:szCs w:val="19"/>
-              </w:rPr>
-              <w:t xml:space="preserve">○</w:t>
-            </w:r>
-            <w:r>
-              <w:rPr>
-                <w:snapToGrid w:val="false"/>
-                <w:sz w:val="15"/>
-                <w:szCs w:val="15"/>
-              </w:rPr>
-              <w:br/>
-              <w:t xml:space="preserve">ゆうちょ銀行</w:t>
             </w:r>
             <w:r>
               <w:rPr>
@@ -6630,7 +5925,136 @@
                 <w:szCs w:val="12"/>
               </w:rPr>
               <w:br/>
-              <w:t xml:space="preserve">2016年度開始。一時点で5,197億円の投資実績を確認</w:t>
+              <w:t xml:space="preserve">該当する専業子会社は確認できず</w:t>
+            </w:r>
+          </w:p>
+        </w:tc>
+        <w:tc>
+          <w:tcPr>
+            <w:tcW w:type="dxa" w:w="2010"/>
+            <w:tcMar>
+              <w:top w:type="dxa" w:w="70"/>
+              <w:left w:type="dxa" w:w="70"/>
+              <w:bottom w:type="dxa" w:w="70"/>
+              <w:right w:type="dxa" w:w="70"/>
+            </w:tcMar>
+            <w:vAlign w:val="center"/>
+          </w:tcPr>
+          <w:p>
+            <w:pPr>
+              <w:spacing w:after="0" w:line="260"/>
+            </w:pPr>
+            <w:r>
+              <w:rPr>
+                <w:b/>
+                <w:bCs/>
+                <w:snapToGrid w:val="false"/>
+                <w:color w:val="B36B00"/>
+                <w:sz w:val="19"/>
+                <w:szCs w:val="19"/>
+              </w:rPr>
+              <w:t xml:space="preserve">△</w:t>
+            </w:r>
+            <w:r>
+              <w:rPr>
+                <w:i/>
+                <w:iCs/>
+                <w:snapToGrid w:val="false"/>
+                <w:color w:val="666666"/>
+                <w:sz w:val="12"/>
+                <w:szCs w:val="12"/>
+              </w:rPr>
+              <w:br/>
+              <w:t xml:space="preserve">同上</w:t>
+            </w:r>
+          </w:p>
+        </w:tc>
+        <w:tc>
+          <w:tcPr>
+            <w:tcW w:type="dxa" w:w="2010"/>
+            <w:tcMar>
+              <w:top w:type="dxa" w:w="70"/>
+              <w:left w:type="dxa" w:w="70"/>
+              <w:bottom w:type="dxa" w:w="70"/>
+              <w:right w:type="dxa" w:w="70"/>
+            </w:tcMar>
+            <w:vAlign w:val="center"/>
+          </w:tcPr>
+          <w:p>
+            <w:pPr>
+              <w:spacing w:after="0" w:line="260"/>
+            </w:pPr>
+            <w:r>
+              <w:rPr>
+                <w:b/>
+                <w:bCs/>
+                <w:snapToGrid w:val="false"/>
+                <w:color w:val="B36B00"/>
+                <w:sz w:val="19"/>
+                <w:szCs w:val="19"/>
+              </w:rPr>
+              <w:t xml:space="preserve">△</w:t>
+            </w:r>
+            <w:r>
+              <w:rPr>
+                <w:i/>
+                <w:iCs/>
+                <w:snapToGrid w:val="false"/>
+                <w:color w:val="666666"/>
+                <w:sz w:val="12"/>
+                <w:szCs w:val="12"/>
+              </w:rPr>
+              <w:br/>
+              <w:t xml:space="preserve">同上</w:t>
+            </w:r>
+          </w:p>
+        </w:tc>
+        <w:tc>
+          <w:tcPr>
+            <w:tcW w:type="dxa" w:w="1610"/>
+            <w:tcMar>
+              <w:top w:type="dxa" w:w="70"/>
+              <w:left w:type="dxa" w:w="70"/>
+              <w:bottom w:type="dxa" w:w="70"/>
+              <w:right w:type="dxa" w:w="70"/>
+            </w:tcMar>
+            <w:vAlign w:val="center"/>
+          </w:tcPr>
+          <w:p>
+            <w:pPr>
+              <w:spacing w:after="0" w:line="260"/>
+            </w:pPr>
+            <w:r>
+              <w:rPr>
+                <w:b/>
+                <w:bCs/>
+                <w:snapToGrid w:val="false"/>
+                <w:color w:val="1F6F43"/>
+                <w:sz w:val="19"/>
+                <w:szCs w:val="19"/>
+              </w:rPr>
+              <w:t xml:space="preserve">○</w:t>
+            </w:r>
+            <w:r>
+              <w:rPr>
+                <w:snapToGrid w:val="false"/>
+                <w:sz w:val="15"/>
+                <w:szCs w:val="15"/>
+              </w:rPr>
+              <w:br/>
+              <w:t xml:space="preserve">JPインベストメント（現・ゆうちょアセットマネジメント傘下）</w:t>
+            </w:r>
+            <w:r>
+              <w:rPr>
+                <w:i/>
+                <w:iCs/>
+                <w:snapToGrid w:val="false"/>
+                <w:color w:val="666666"/>
+                <w:sz w:val="12"/>
+                <w:szCs w:val="12"/>
+              </w:rPr>
+              <w:br/>
+              <w:t xml:space="preserve">2018年設立。ゆうちょ銀行600億円・かんぽ生命300億円等の出資。バイアウト・ベンチャー・地方創生投資、約1,000億円規模</w:t>
             </w:r>
           </w:p>
         </w:tc>
@@ -6659,6 +6083,18 @@
                 <w:szCs w:val="19"/>
               </w:rPr>
               <w:t xml:space="preserve">△</w:t>
+            </w:r>
+            <w:r>
+              <w:rPr>
+                <w:i/>
+                <w:iCs/>
+                <w:snapToGrid w:val="false"/>
+                <w:color w:val="666666"/>
+                <w:sz w:val="12"/>
+                <w:szCs w:val="12"/>
+              </w:rPr>
+              <w:br/>
+              <w:t xml:space="preserve">同上</w:t>
             </w:r>
           </w:p>
         </w:tc>
@@ -6697,209 +6133,31 @@
         </w:trPr>
         <w:tc>
           <w:tcPr>
-            <w:tcW w:type="dxa" w:w="3260"/>
-            <w:tcMar>
-              <w:top w:type="dxa" w:w="70"/>
-              <w:left w:type="dxa" w:w="90"/>
-              <w:bottom w:type="dxa" w:w="70"/>
+            <w:tcW w:type="dxa" w:w="15438"/>
+            <w:gridSpan w:val="7"/>
+            <w:shd w:fill="D9E2F3" w:val="clear"/>
+            <w:tcMar>
+              <w:top w:type="dxa" w:w="80"/>
+              <w:left w:type="dxa" w:w="110"/>
+              <w:bottom w:type="dxa" w:w="80"/>
               <w:right w:type="dxa" w:w="90"/>
             </w:tcMar>
-            <w:vAlign w:val="center"/>
-          </w:tcPr>
-          <w:p>
-            <w:pPr>
-              <w:spacing w:after="0" w:line="260"/>
-              <w:jc w:val="left"/>
-            </w:pPr>
-            <w:r>
-              <w:rPr>
-                <w:b w:val="false"/>
-                <w:bCs w:val="false"/>
-                <w:snapToGrid w:val="false"/>
-                <w:sz w:val="16"/>
-                <w:szCs w:val="16"/>
-              </w:rPr>
-              <w:t xml:space="preserve">16. オルタナティブ⑥：コモディティ</w:t>
-            </w:r>
-          </w:p>
-        </w:tc>
-        <w:tc>
-          <w:tcPr>
-            <w:tcW w:type="dxa" w:w="2010"/>
-            <w:tcMar>
-              <w:top w:type="dxa" w:w="70"/>
-              <w:left w:type="dxa" w:w="70"/>
-              <w:bottom w:type="dxa" w:w="70"/>
-              <w:right w:type="dxa" w:w="70"/>
-            </w:tcMar>
-            <w:vAlign w:val="center"/>
-          </w:tcPr>
-          <w:p>
-            <w:pPr>
-              <w:spacing w:after="0" w:line="260"/>
-            </w:pPr>
-            <w:r>
-              <w:rPr>
-                <w:b/>
-                <w:bCs/>
-                <w:snapToGrid w:val="false"/>
-                <w:color w:val="B36B00"/>
-                <w:sz w:val="19"/>
-                <w:szCs w:val="19"/>
-              </w:rPr>
-              <w:t xml:space="preserve">△</w:t>
-            </w:r>
-          </w:p>
-        </w:tc>
-        <w:tc>
-          <w:tcPr>
-            <w:tcW w:type="dxa" w:w="2010"/>
-            <w:tcMar>
-              <w:top w:type="dxa" w:w="70"/>
-              <w:left w:type="dxa" w:w="70"/>
-              <w:bottom w:type="dxa" w:w="70"/>
-              <w:right w:type="dxa" w:w="70"/>
-            </w:tcMar>
-            <w:vAlign w:val="center"/>
-          </w:tcPr>
-          <w:p>
-            <w:pPr>
-              <w:spacing w:after="0" w:line="260"/>
-            </w:pPr>
-            <w:r>
-              <w:rPr>
-                <w:b/>
-                <w:bCs/>
-                <w:snapToGrid w:val="false"/>
-                <w:color w:val="B36B00"/>
-                <w:sz w:val="19"/>
-                <w:szCs w:val="19"/>
-              </w:rPr>
-              <w:t xml:space="preserve">△</w:t>
-            </w:r>
-          </w:p>
-        </w:tc>
-        <w:tc>
-          <w:tcPr>
-            <w:tcW w:type="dxa" w:w="2010"/>
-            <w:tcMar>
-              <w:top w:type="dxa" w:w="70"/>
-              <w:left w:type="dxa" w:w="70"/>
-              <w:bottom w:type="dxa" w:w="70"/>
-              <w:right w:type="dxa" w:w="70"/>
-            </w:tcMar>
-            <w:vAlign w:val="center"/>
-          </w:tcPr>
-          <w:p>
-            <w:pPr>
-              <w:spacing w:after="0" w:line="260"/>
-            </w:pPr>
-            <w:r>
-              <w:rPr>
-                <w:b/>
-                <w:bCs/>
-                <w:snapToGrid w:val="false"/>
-                <w:color w:val="B36B00"/>
-                <w:sz w:val="19"/>
-                <w:szCs w:val="19"/>
-              </w:rPr>
-              <w:t xml:space="preserve">△</w:t>
-            </w:r>
-          </w:p>
-        </w:tc>
-        <w:tc>
-          <w:tcPr>
-            <w:tcW w:type="dxa" w:w="1610"/>
-            <w:tcMar>
-              <w:top w:type="dxa" w:w="70"/>
-              <w:left w:type="dxa" w:w="70"/>
-              <w:bottom w:type="dxa" w:w="70"/>
-              <w:right w:type="dxa" w:w="70"/>
-            </w:tcMar>
-            <w:vAlign w:val="center"/>
-          </w:tcPr>
-          <w:p>
-            <w:pPr>
-              <w:spacing w:after="0" w:line="260"/>
-            </w:pPr>
-            <w:r>
-              <w:rPr>
-                <w:b/>
-                <w:bCs/>
-                <w:snapToGrid w:val="false"/>
-                <w:color w:val="B36B00"/>
-                <w:sz w:val="19"/>
-                <w:szCs w:val="19"/>
-              </w:rPr>
-              <w:t xml:space="preserve">△</w:t>
-            </w:r>
-            <w:r>
-              <w:rPr>
-                <w:i/>
-                <w:iCs/>
-                <w:snapToGrid w:val="false"/>
-                <w:color w:val="666666"/>
-                <w:sz w:val="12"/>
-                <w:szCs w:val="12"/>
-              </w:rPr>
-              <w:br/>
-              <w:t xml:space="preserve">オルタナティブ投資の一部として言及のみ。規模は未確認</w:t>
-            </w:r>
-          </w:p>
-        </w:tc>
-        <w:tc>
-          <w:tcPr>
-            <w:tcW w:type="dxa" w:w="2420"/>
-            <w:tcMar>
-              <w:top w:type="dxa" w:w="70"/>
-              <w:left w:type="dxa" w:w="70"/>
-              <w:bottom w:type="dxa" w:w="70"/>
-              <w:right w:type="dxa" w:w="70"/>
-            </w:tcMar>
-            <w:vAlign w:val="center"/>
-          </w:tcPr>
-          <w:p>
-            <w:pPr>
-              <w:spacing w:after="0" w:line="260"/>
-            </w:pPr>
-            <w:r>
-              <w:rPr>
-                <w:b/>
-                <w:bCs/>
-                <w:snapToGrid w:val="false"/>
-                <w:color w:val="B36B00"/>
-                <w:sz w:val="19"/>
-                <w:szCs w:val="19"/>
-              </w:rPr>
-              <w:t xml:space="preserve">△</w:t>
-            </w:r>
-          </w:p>
-        </w:tc>
-        <w:tc>
-          <w:tcPr>
-            <w:tcW w:type="dxa" w:w="2118"/>
-            <w:tcMar>
-              <w:top w:type="dxa" w:w="70"/>
-              <w:left w:type="dxa" w:w="70"/>
-              <w:bottom w:type="dxa" w:w="70"/>
-              <w:right w:type="dxa" w:w="70"/>
-            </w:tcMar>
-            <w:vAlign w:val="center"/>
-          </w:tcPr>
-          <w:p>
-            <w:pPr>
-              <w:spacing w:after="0" w:line="260"/>
-            </w:pPr>
-            <w:r>
-              <w:rPr>
-                <w:b/>
-                <w:bCs/>
-                <w:snapToGrid w:val="false"/>
-                <w:color w:val="B36B00"/>
-                <w:sz w:val="19"/>
-                <w:szCs w:val="19"/>
-              </w:rPr>
-              <w:t xml:space="preserve">△</w:t>
+          </w:tcPr>
+          <w:p>
+            <w:pPr>
+              <w:spacing w:after="0" w:line="260"/>
+              <w:jc w:val="left"/>
+            </w:pPr>
+            <w:r>
+              <w:rPr>
+                <w:b/>
+                <w:bCs/>
+                <w:snapToGrid w:val="false"/>
+                <w:color w:val="1F3864"/>
+                <w:sz w:val="18"/>
+                <w:szCs w:val="18"/>
+              </w:rPr>
+              <w:t xml:space="preserve">参考：軸①②に当てはまらない業務（マトリックス対象外）</w:t>
             </w:r>
           </w:p>
         </w:tc>
@@ -6932,7 +6190,7 @@
                 <w:sz w:val="16"/>
                 <w:szCs w:val="16"/>
               </w:rPr>
-              <w:t xml:space="preserve">17. 法人向け為替・デリバティブ商品の提供（マーケティング）業務</w:t>
+              <w:t xml:space="preserve">18. 法人向け為替・デリバティブ商品の提供（マーケティング）業務</w:t>
             </w:r>
           </w:p>
         </w:tc>
@@ -7147,41 +6405,6 @@
         </w:trPr>
         <w:tc>
           <w:tcPr>
-            <w:tcW w:type="dxa" w:w="15438"/>
-            <w:gridSpan w:val="7"/>
-            <w:shd w:fill="D9E2F3" w:val="clear"/>
-            <w:tcMar>
-              <w:top w:type="dxa" w:w="80"/>
-              <w:left w:type="dxa" w:w="110"/>
-              <w:bottom w:type="dxa" w:w="80"/>
-              <w:right w:type="dxa" w:w="90"/>
-            </w:tcMar>
-          </w:tcPr>
-          <w:p>
-            <w:pPr>
-              <w:spacing w:after="0" w:line="260"/>
-              <w:jc w:val="left"/>
-            </w:pPr>
-            <w:r>
-              <w:rPr>
-                <w:b/>
-                <w:bCs/>
-                <w:snapToGrid w:val="false"/>
-                <w:color w:val="1F3864"/>
-                <w:sz w:val="18"/>
-                <w:szCs w:val="18"/>
-              </w:rPr>
-              <w:t xml:space="preserve">D. 資産管理の統合管理業務</w:t>
-            </w:r>
-          </w:p>
-        </w:tc>
-      </w:tr>
-      <w:tr>
-        <w:trPr>
-          <w:cantSplit/>
-        </w:trPr>
-        <w:tc>
-          <w:tcPr>
             <w:tcW w:type="dxa" w:w="3260"/>
             <w:tcMar>
               <w:top w:type="dxa" w:w="70"/>
@@ -7204,7 +6427,7 @@
                 <w:sz w:val="16"/>
                 <w:szCs w:val="16"/>
               </w:rPr>
-              <w:t xml:space="preserve">18. マスタートラスト業務（複数運用機関の資産管理統合）</w:t>
+              <w:t xml:space="preserve">19. マスタートラスト業務（複数運用機関の資産管理統合）</w:t>
             </w:r>
           </w:p>
         </w:tc>
@@ -7539,7 +6762,7 @@
           <w:sz w:val="19"/>
           <w:szCs w:val="19"/>
         </w:rPr>
-        <w:t xml:space="preserve">・③りそなグループ：資産運用業務はりそな銀行の資産運用部門、アセットマネジメント業務は2015年設立の「りそなアセットマネジメント」が担う。ただしPE等のオルタナティブ投資（上表3番）は、りそな銀行本体の「信託財産運用部インベストメントマネジメント室」が信託財産向けに扱っており、りそなアセットマネジメントとは別組織。</w:t>
+        <w:t xml:space="preserve">・③りそなグループ：資産運用業務はりそな銀行の資産運用部門、アセットマネジメント業務は2015年設立の「りそなアセットマネジメント」が担う。PE等のオルタナティブ投資（3番）は、りそな銀行本体の「信託財産運用部インベストメントマネジメント室」が信託財産向けに扱っており、りそなアセットマネジメントとは別組織。</w:t>
       </w:r>
     </w:p>
     <w:p>
@@ -7555,7 +6778,7 @@
           <w:sz w:val="19"/>
           <w:szCs w:val="19"/>
         </w:rPr>
-        <w:t xml:space="preserve">・④ゆうちょ銀行：自己資金（貯金）の運用（マーケット業務＝自己勘定投資・ALM）が収益の中心。国債等の伝統的資産に加え、自社のプライベートエクイティ投資部が2016年頃から低金利下での収益多様化としてPE・不動産投資を拡大しており、2025年9月末時点でPEに7.6兆円・不動産に4.9兆円を自己資金で投資（国内機関投資家で最大級、GPIFに匹敵する規模）。同投資部は2026年4月以降も市場部門内に存続しており、この自己資金運用の頭脳・金庫はいずれもゆうちょ銀行自身と見られる。別途、2026年4月に傘下のJP投信（個人向け投信の設定・運用）とJPインベストメント（2018年設立、ゆうちょ銀行・かんぽ生命自身の出資による小規模な直接投資会社）を統合し「ゆうちょアセットマネジメント」を設立した。個人向け投信の一部自社設定（例：JP4資産バランスファンド）や機関投資家向けビジネスも行うが、原資の大半は引き続きゆうちょ銀行自身の資金であり、窓口で扱う投信の大半は外部運用会社（アセットマネジメントOne等）の商品である点は変わらない。</w:t>
+        <w:t xml:space="preserve">・④ゆうちょ銀行：自己資金（貯金）の運用（マーケット業務＝自己勘定投資・ALM）が収益の中心。国債等の伝統的資産に加え、自社のプライベートエクイティ投資部が2016年頃から低金利下での収益多様化としてPE・不動産投資を拡大しており、2025年9月末時点でPEに7.6兆円・不動産に4.9兆円を自己資金で投資（国内機関投資家で最大級）。同投資部は2026年4月の組織再編後も市場部門内に存続しており、頭脳・金庫はいずれもゆうちょ銀行自身と見られる（Section C）。別途、2026年4月に傘下のJP投信とJPインベストメントを統合し「ゆうちょアセットマネジメント」を設立した。個人向け投信の一部自社設定や機関投資家向けビジネスも行うが、原資の大半はゆうちょ銀行自身の資金であり、窓口で扱う投信の大半は外部運用会社（アセットマネジメントOne等）の商品である点は変わらない。</w:t>
       </w:r>
     </w:p>
     <w:p>
@@ -7571,7 +6794,7 @@
           <w:sz w:val="19"/>
           <w:szCs w:val="19"/>
         </w:rPr>
-        <w:t xml:space="preserve">・⑤三井住友グループ：アセットマネジメント会社が資本系列によって分かれる点に注意が必要。「三井住友トラスト・アセットマネジメント」は三井住友トラスト・グループ（三井住友信託銀行）の系列、「三井住友DSアセットマネジメント」はSMBC日興アセットマネジメントとダイワSBI投信投資顧問が2023年に合併して発足した会社で、三井住友フィナンシャルグループ（SMBC）と大和証券グループの共同出資である。両社は別会社である。またPE等のオルタナティブ投資については、三井住友信託銀行本体の「オルタナティブ運用部」（信託財産向け、上表3番）と、別法人の「三井住友トラスト・インベストメント」（外部機関投資家向けゲートキーパー業務、上表7番）が並存しており、両者の役割分担の詳細は完全には確認できていない。</w:t>
+        <w:t xml:space="preserve">・⑤三井住友グループ：アセットマネジメント会社が資本系列によって分かれる点に注意が必要。「三井住友トラスト・アセットマネジメント」は三井住友トラスト・グループ（三井住友信託銀行）の系列、「三井住友DSアセットマネジメント」はSMBC日興アセットマネジメントとダイワSBI投信投資顧問が2023年に合併して発足した会社で、三井住友フィナンシャルグループ（SMBC）と大和証券グループの共同出資である。両社は別会社である。</w:t>
       </w:r>
     </w:p>
     <w:p>
@@ -7655,7 +6878,7 @@
           <w:sz w:val="20"/>
           <w:szCs w:val="20"/>
         </w:rPr>
-        <w:t xml:space="preserve">上表で用いた18の業務種類について、それぞれの業務内容を簡潔にまとめた一覧です。</w:t>
+        <w:t xml:space="preserve">上表で用いた19の業務種類について、それぞれの業務内容を簡潔にまとめた一覧です。</w:t>
       </w:r>
     </w:p>
     <w:tbl>
@@ -7770,7 +6993,7 @@
                 <w:sz w:val="16"/>
                 <w:szCs w:val="16"/>
               </w:rPr>
-              <w:t xml:space="preserve">A. 資産運用業務（信託銀行本体が行う運用受託業務）</w:t>
+              <w:t xml:space="preserve">A. 顧客資金・頭脳＝自社（信託銀行本体が単独で完結）</w:t>
             </w:r>
           </w:p>
         </w:tc>
@@ -7831,7 +7054,7 @@
                 <w:sz w:val="17"/>
                 <w:szCs w:val="17"/>
               </w:rPr>
-              <w:t xml:space="preserve">信託銀行が受託した金銭信託や年金信託の資産について、自らファンドマネージャー・ポートフォリオマネージャーとして運用方針の策定や個別の投資判断を行う業務。</w:t>
+              <w:t xml:space="preserve">信託銀行が受託した金銭信託や年金信託の資産について、自らファンドマネージャー・ポートフォリオマネージャーとして運用方針の策定や個別の投資判断を行う業務。頭脳（投資判断）と金庫（資産の保管・執行）がともに信託銀行自身に属する、最もシンプルな構造。</w:t>
             </w:r>
           </w:p>
         </w:tc>
@@ -7892,7 +7115,7 @@
                 <w:sz w:val="17"/>
                 <w:szCs w:val="17"/>
               </w:rPr>
-              <w:t xml:space="preserve">顧客（年金基金・機関投資家等）と投資一任契約を結び、資産配分や個別銘柄選定などの運用判断を代行するコンサルティング型の資産運用業務。</w:t>
+              <w:t xml:space="preserve">顧客（個人・法人・機関投資家等）と投資一任契約を結び、資産配分や個別銘柄選定などの運用判断を代行する業務。信託と異なり、信託銀行自身が資産の法的保管まで担うとは限らない。</w:t>
             </w:r>
           </w:p>
         </w:tc>
@@ -7953,7 +7176,7 @@
                 <w:sz w:val="17"/>
                 <w:szCs w:val="17"/>
               </w:rPr>
-              <w:t xml:space="preserve">未上場株式やインフラ、プライベートデット、不動産等の非上場資産（オルタナティブ資産）を信託財産として受託し、専門的な運用を行う業務。信託銀行本体内の専門部署（りそな銀行の信託財産運用部、三井住友信託銀行のオルタナティブ運用部等）が「頭脳」として投資先の発掘・選定・モニタリングを担うのが特徴で、金庫（資産の保管・執行）も同じ信託銀行が兼ねる。信託免許を持たないゆうちょ銀行は、この形態の業務そのものを行えない。</w:t>
+              <w:t xml:space="preserve">未上場株式やインフラ、プライベートデット、不動産等の非上場資産（オルタナティブ資産）を信託財産として受託し、専門的な運用を行う業務。信託銀行本体内の専門部署（りそな銀行の信託財産運用部、三井住友信託銀行のオルタナティブ運用部等）が頭脳を兼ねるのが特徴で、金庫も同じ信託銀行が担う。信託免許を持たないゆうちょ銀行はこの形態の業務を行えない。</w:t>
             </w:r>
           </w:p>
         </w:tc>
@@ -7988,7 +7211,7 @@
                 <w:sz w:val="16"/>
                 <w:szCs w:val="16"/>
               </w:rPr>
-              <w:t xml:space="preserve">B. アセットマネジメント業務（銀行・信託銀行等からの委託を受け、運用先の検討・運用指図を行う業務）</w:t>
+              <w:t xml:space="preserve">B. 顧客資金・頭脳＝別法人（信託銀行＝金庫、アセットマネジメント会社等＝頭脳）</w:t>
             </w:r>
           </w:p>
         </w:tc>
@@ -7999,31 +7222,57 @@
         </w:trPr>
         <w:tc>
           <w:tcPr>
-            <w:tcW w:type="dxa" w:w="15438"/>
-            <w:gridSpan w:val="2"/>
-            <w:shd w:fill="D9E2F3" w:val="clear"/>
+            <w:tcW w:type="dxa" w:w="3600"/>
+            <w:tcMar>
+              <w:top w:type="dxa" w:w="60"/>
+              <w:left w:type="dxa" w:w="80"/>
+              <w:bottom w:type="dxa" w:w="60"/>
+              <w:right w:type="dxa" w:w="80"/>
+            </w:tcMar>
+            <w:vAlign w:val="center"/>
+          </w:tcPr>
+          <w:p>
+            <w:pPr>
+              <w:spacing w:after="0" w:line="260"/>
+              <w:jc w:val="left"/>
+            </w:pPr>
+            <w:r>
+              <w:rPr>
+                <w:b/>
+                <w:bCs/>
+                <w:snapToGrid w:val="false"/>
+                <w:sz w:val="16"/>
+                <w:szCs w:val="16"/>
+              </w:rPr>
+              <w:t xml:space="preserve">4. 公募投資信託の設定・運用（委託者）業務（法定分離）</w:t>
+            </w:r>
+          </w:p>
+        </w:tc>
+        <w:tc>
+          <w:tcPr>
+            <w:tcW w:type="dxa" w:w="11838"/>
             <w:tcMar>
               <w:top w:type="dxa" w:w="60"/>
               <w:left w:type="dxa" w:w="100"/>
               <w:bottom w:type="dxa" w:w="60"/>
-              <w:right w:type="dxa" w:w="80"/>
-            </w:tcMar>
-          </w:tcPr>
-          <w:p>
-            <w:pPr>
-              <w:spacing w:after="0" w:line="260"/>
-              <w:jc w:val="left"/>
-            </w:pPr>
-            <w:r>
-              <w:rPr>
-                <w:b/>
-                <w:bCs/>
-                <w:snapToGrid w:val="false"/>
-                <w:color w:val="1F3864"/>
-                <w:sz w:val="16"/>
-                <w:szCs w:val="16"/>
-              </w:rPr>
-              <w:t xml:space="preserve">B-1. 法定分離型（投信法第3条により、頭脳＝委託者と金庫＝受託者を別法人にすることが義務付けられている業務）</w:t>
+              <w:right w:type="dxa" w:w="100"/>
+            </w:tcMar>
+            <w:vAlign w:val="center"/>
+          </w:tcPr>
+          <w:p>
+            <w:pPr>
+              <w:spacing w:after="0" w:line="260"/>
+              <w:jc w:val="left"/>
+            </w:pPr>
+            <w:r>
+              <w:rPr>
+                <w:b w:val="false"/>
+                <w:bCs w:val="false"/>
+                <w:snapToGrid w:val="false"/>
+                <w:sz w:val="17"/>
+                <w:szCs w:val="17"/>
+              </w:rPr>
+              <w:t xml:space="preserve">グループの資産運用会社（頭脳）が投資信託（ファンド）を組成し、運用方針の決定や資産配分の実行など実際の運用指図を行う業務。信託銀行（金庫）が資産を保管する。投資信託及び投資法人に関する法律第3条により、この頭脳・金庫の分離は法律で義務付けられている。</w:t>
             </w:r>
           </w:p>
         </w:tc>
@@ -8056,7 +7305,7 @@
                 <w:sz w:val="16"/>
                 <w:szCs w:val="16"/>
               </w:rPr>
-              <w:t xml:space="preserve">4. 公募投資信託の設定・運用（委託者）業務</w:t>
+              <w:t xml:space="preserve">5. 確定拠出年金（DC）向け運用商品の提供（法定分離）</w:t>
             </w:r>
           </w:p>
         </w:tc>
@@ -8084,7 +7333,7 @@
                 <w:sz w:val="17"/>
                 <w:szCs w:val="17"/>
               </w:rPr>
-              <w:t xml:space="preserve">グループの資産運用会社が投資信託（ファンド）を組成（設定）し、運用方針の決定や資産配分の実行など、実際の運用指図を行う業務。</w:t>
+              <w:t xml:space="preserve">企業型・個人型（iDeCo）確定拠出年金の加入者向けに、投資信託等の運用商品ラインナップを提供する業務。中身は4番と同じ投資信託であり、法的な枠組みも共通。</w:t>
             </w:r>
           </w:p>
         </w:tc>
@@ -8117,7 +7366,7 @@
                 <w:sz w:val="16"/>
                 <w:szCs w:val="16"/>
               </w:rPr>
-              <w:t xml:space="preserve">5. 確定拠出年金（DC）向け運用商品の提供</w:t>
+              <w:t xml:space="preserve">6. 機関投資家向け（年金基金・GPIF 等）運用受託業務（任意）</w:t>
             </w:r>
           </w:p>
         </w:tc>
@@ -8145,7 +7394,7 @@
                 <w:sz w:val="17"/>
                 <w:szCs w:val="17"/>
               </w:rPr>
-              <w:t xml:space="preserve">企業型・個人型（iDeCo）確定拠出年金の加入者向けに、投資信託等の運用商品ラインナップを提供する業務。</w:t>
+              <w:t xml:space="preserve">年金基金や政府系ファンド（GPIF 等）、保険会社等の機関投資家から資金の運用を直接受託する業務。企業年金には「年金信託（合同運用）」「年金特定信託契約（特金）」「年金単独運用指定信託（指定単）」の3類型があり、特金・指定単では運用会社を競争させて選ぶ「マルチマネージャー方式」が一般的。グループのアセットマネジメント会社も、外部の競合他社と並ぶ選定候補の一つに過ぎず、年金基金の受託者責任によりグループ内が優先されるわけではない。</w:t>
             </w:r>
           </w:p>
         </w:tc>
@@ -8156,31 +7405,57 @@
         </w:trPr>
         <w:tc>
           <w:tcPr>
-            <w:tcW w:type="dxa" w:w="15438"/>
-            <w:gridSpan w:val="2"/>
-            <w:shd w:fill="D9E2F3" w:val="clear"/>
+            <w:tcW w:type="dxa" w:w="3600"/>
+            <w:tcMar>
+              <w:top w:type="dxa" w:w="60"/>
+              <w:left w:type="dxa" w:w="80"/>
+              <w:bottom w:type="dxa" w:w="60"/>
+              <w:right w:type="dxa" w:w="80"/>
+            </w:tcMar>
+            <w:vAlign w:val="center"/>
+          </w:tcPr>
+          <w:p>
+            <w:pPr>
+              <w:spacing w:after="0" w:line="260"/>
+              <w:jc w:val="left"/>
+            </w:pPr>
+            <w:r>
+              <w:rPr>
+                <w:b/>
+                <w:bCs/>
+                <w:snapToGrid w:val="false"/>
+                <w:sz w:val="16"/>
+                <w:szCs w:val="16"/>
+              </w:rPr>
+              <w:t xml:space="preserve">7. PE・不動産等オルタナティブのゲートキーパー業務（任意）</w:t>
+            </w:r>
+          </w:p>
+        </w:tc>
+        <w:tc>
+          <w:tcPr>
+            <w:tcW w:type="dxa" w:w="11838"/>
             <w:tcMar>
               <w:top w:type="dxa" w:w="60"/>
               <w:left w:type="dxa" w:w="100"/>
               <w:bottom w:type="dxa" w:w="60"/>
-              <w:right w:type="dxa" w:w="80"/>
-            </w:tcMar>
-          </w:tcPr>
-          <w:p>
-            <w:pPr>
-              <w:spacing w:after="0" w:line="260"/>
-              <w:jc w:val="left"/>
-            </w:pPr>
-            <w:r>
-              <w:rPr>
-                <w:b/>
-                <w:bCs/>
-                <w:snapToGrid w:val="false"/>
-                <w:color w:val="1F3864"/>
-                <w:sz w:val="16"/>
-                <w:szCs w:val="16"/>
-              </w:rPr>
-              <w:t xml:space="preserve">B-2. 任意・非法定型（法律上の強制分離はないが、実務上「頭脳」を専門的に担う業務）</w:t>
+              <w:right w:type="dxa" w:w="100"/>
+            </w:tcMar>
+            <w:vAlign w:val="center"/>
+          </w:tcPr>
+          <w:p>
+            <w:pPr>
+              <w:spacing w:after="0" w:line="260"/>
+              <w:jc w:val="left"/>
+            </w:pPr>
+            <w:r>
+              <w:rPr>
+                <w:b w:val="false"/>
+                <w:bCs w:val="false"/>
+                <w:snapToGrid w:val="false"/>
+                <w:sz w:val="17"/>
+                <w:szCs w:val="17"/>
+              </w:rPr>
+              <w:t xml:space="preserve">年金基金等の外部機関投資家に代わり、PE・インフラ・不動産ファンド等への投資機会を調査・選定・モニタリングする業務。頭脳を担うのは信託銀行本体（3番）ではなく、グループの専業子会社（三井住友トラスト・インベストメント等）であることが多い。法律上の強制分離ではなく、各グループの組織設計上の選択。</w:t>
             </w:r>
           </w:p>
         </w:tc>
@@ -8191,57 +7466,31 @@
         </w:trPr>
         <w:tc>
           <w:tcPr>
-            <w:tcW w:type="dxa" w:w="3600"/>
-            <w:tcMar>
-              <w:top w:type="dxa" w:w="60"/>
-              <w:left w:type="dxa" w:w="80"/>
-              <w:bottom w:type="dxa" w:w="60"/>
-              <w:right w:type="dxa" w:w="80"/>
-            </w:tcMar>
-            <w:vAlign w:val="center"/>
-          </w:tcPr>
-          <w:p>
-            <w:pPr>
-              <w:spacing w:after="0" w:line="260"/>
-              <w:jc w:val="left"/>
-            </w:pPr>
-            <w:r>
-              <w:rPr>
-                <w:b/>
-                <w:bCs/>
-                <w:snapToGrid w:val="false"/>
-                <w:sz w:val="16"/>
-                <w:szCs w:val="16"/>
-              </w:rPr>
-              <w:t xml:space="preserve">6. 機関投資家向け（年金基金・GPIF 等）運用受託業務</w:t>
-            </w:r>
-          </w:p>
-        </w:tc>
-        <w:tc>
-          <w:tcPr>
-            <w:tcW w:type="dxa" w:w="11838"/>
+            <w:tcW w:type="dxa" w:w="15438"/>
+            <w:gridSpan w:val="2"/>
+            <w:shd w:fill="D9E2F3" w:val="clear"/>
             <w:tcMar>
               <w:top w:type="dxa" w:w="60"/>
               <w:left w:type="dxa" w:w="100"/>
               <w:bottom w:type="dxa" w:w="60"/>
-              <w:right w:type="dxa" w:w="100"/>
-            </w:tcMar>
-            <w:vAlign w:val="center"/>
-          </w:tcPr>
-          <w:p>
-            <w:pPr>
-              <w:spacing w:after="0" w:line="260"/>
-              <w:jc w:val="left"/>
-            </w:pPr>
-            <w:r>
-              <w:rPr>
-                <w:b w:val="false"/>
-                <w:bCs w:val="false"/>
-                <w:snapToGrid w:val="false"/>
-                <w:sz w:val="17"/>
-                <w:szCs w:val="17"/>
-              </w:rPr>
-              <w:t xml:space="preserve">年金基金や政府系ファンド（GPIF 等）、保険会社等の機関投資家から資金の運用を直接受託し、専門的な運用サービスを提供する業務。グループのアセットマネジメント会社も、他社の運用会社と並ぶ選定候補の一つとして競争にさらされる（マルチマネージャー方式）。</w:t>
+              <w:right w:type="dxa" w:w="80"/>
+            </w:tcMar>
+          </w:tcPr>
+          <w:p>
+            <w:pPr>
+              <w:spacing w:after="0" w:line="260"/>
+              <w:jc w:val="left"/>
+            </w:pPr>
+            <w:r>
+              <w:rPr>
+                <w:b/>
+                <w:bCs/>
+                <w:snapToGrid w:val="false"/>
+                <w:color w:val="1F3864"/>
+                <w:sz w:val="16"/>
+                <w:szCs w:val="16"/>
+              </w:rPr>
+              <w:t xml:space="preserve">C. 自己資金・頭脳＝自社（銀行・信託銀行が自己勘定で完結）</w:t>
             </w:r>
           </w:p>
         </w:tc>
@@ -8274,7 +7523,7 @@
                 <w:sz w:val="16"/>
                 <w:szCs w:val="16"/>
               </w:rPr>
-              <w:t xml:space="preserve">7. PE・不動産等オルタナティブのゲートキーパー業務（信託銀行本体とは別の、グループ専業会社による運用受任）</w:t>
+              <w:t xml:space="preserve">8. 資金繰り・ALM業務（円貨・外貨の調達・運用管理）</w:t>
             </w:r>
           </w:p>
         </w:tc>
@@ -8302,7 +7551,7 @@
                 <w:sz w:val="17"/>
                 <w:szCs w:val="17"/>
               </w:rPr>
-              <w:t xml:space="preserve">年金基金等の外部機関投資家に代わり、PE・インフラ・不動産ファンド等への投資機会を調査・選定・モニタリングする「ゲートキーパー業務」。上表3番との違いは主体で、3番は信託銀行本体が頭脳を兼ねるのに対し、この業務は信託銀行本体とは別法人（グループの専業子会社等）が頭脳を担う。三井住友トラスト・インベストメント（SMBCトラストグループ、2025年10月にゲートキーパー機能を集約）が代表例。法律上の強制分離ではなく、各グループの組織設計上の選択である点に注意。</w:t>
+              <w:t xml:space="preserve">円貨・外貨資金の調達と運用のバランスを管理し、金利リスク・流動性リスクなどをコントロールする資産負債総合管理（ALM）業務。</w:t>
             </w:r>
           </w:p>
         </w:tc>
@@ -8313,31 +7562,57 @@
         </w:trPr>
         <w:tc>
           <w:tcPr>
-            <w:tcW w:type="dxa" w:w="15438"/>
-            <w:gridSpan w:val="2"/>
-            <w:shd w:fill="D9E2F3" w:val="clear"/>
+            <w:tcW w:type="dxa" w:w="3600"/>
+            <w:tcMar>
+              <w:top w:type="dxa" w:w="60"/>
+              <w:left w:type="dxa" w:w="80"/>
+              <w:bottom w:type="dxa" w:w="60"/>
+              <w:right w:type="dxa" w:w="80"/>
+            </w:tcMar>
+            <w:vAlign w:val="center"/>
+          </w:tcPr>
+          <w:p>
+            <w:pPr>
+              <w:spacing w:after="0" w:line="260"/>
+              <w:jc w:val="left"/>
+            </w:pPr>
+            <w:r>
+              <w:rPr>
+                <w:b/>
+                <w:bCs/>
+                <w:snapToGrid w:val="false"/>
+                <w:sz w:val="16"/>
+                <w:szCs w:val="16"/>
+              </w:rPr>
+              <w:t xml:space="preserve">9. 債券・為替・デリバティブのセールス＆トレーディング業務</w:t>
+            </w:r>
+          </w:p>
+        </w:tc>
+        <w:tc>
+          <w:tcPr>
+            <w:tcW w:type="dxa" w:w="11838"/>
             <w:tcMar>
               <w:top w:type="dxa" w:w="60"/>
               <w:left w:type="dxa" w:w="100"/>
               <w:bottom w:type="dxa" w:w="60"/>
-              <w:right w:type="dxa" w:w="80"/>
-            </w:tcMar>
-          </w:tcPr>
-          <w:p>
-            <w:pPr>
-              <w:spacing w:after="0" w:line="260"/>
-              <w:jc w:val="left"/>
-            </w:pPr>
-            <w:r>
-              <w:rPr>
-                <w:b/>
-                <w:bCs/>
-                <w:snapToGrid w:val="false"/>
-                <w:color w:val="1F3864"/>
-                <w:sz w:val="16"/>
-                <w:szCs w:val="16"/>
-              </w:rPr>
-              <w:t xml:space="preserve">C. マーケット業務（市場部門・トレーディング・ALM）</w:t>
+              <w:right w:type="dxa" w:w="100"/>
+            </w:tcMar>
+            <w:vAlign w:val="center"/>
+          </w:tcPr>
+          <w:p>
+            <w:pPr>
+              <w:spacing w:after="0" w:line="260"/>
+              <w:jc w:val="left"/>
+            </w:pPr>
+            <w:r>
+              <w:rPr>
+                <w:b w:val="false"/>
+                <w:bCs w:val="false"/>
+                <w:snapToGrid w:val="false"/>
+                <w:sz w:val="17"/>
+                <w:szCs w:val="17"/>
+              </w:rPr>
+              <w:t xml:space="preserve">国債・社債、外国為替、金利・為替デリバティブ等の市場性商品を、自己勘定および顧客向けに売買する業務。</w:t>
             </w:r>
           </w:p>
         </w:tc>
@@ -8370,7 +7645,7 @@
                 <w:sz w:val="16"/>
                 <w:szCs w:val="16"/>
               </w:rPr>
-              <w:t xml:space="preserve">8. 資金繰り・ALM業務（円貨・外貨の調達・運用管理）</w:t>
+              <w:t xml:space="preserve">10. 伝統的市場性資産への自己勘定投資（国債・社債・外国証券・株式等）</w:t>
             </w:r>
           </w:p>
         </w:tc>
@@ -8398,7 +7673,7 @@
                 <w:sz w:val="17"/>
                 <w:szCs w:val="17"/>
               </w:rPr>
-              <w:t xml:space="preserve">円貨・外貨資金の調達と運用のバランスを管理し、金利リスク・流動性リスクなどをコントロールする資産負債総合管理（ALM）業務。</w:t>
+              <w:t xml:space="preserve">自己の資金を用いて国債・社債・外国証券・株式等の伝統的な市場性有価証券に投資し、運用収益を獲得する業務。日々時価評価される流動性の高い資産が対象で、市場部門・資金証券部等が担う自己勘定投資の中核。</w:t>
             </w:r>
           </w:p>
         </w:tc>
@@ -8431,7 +7706,7 @@
                 <w:sz w:val="16"/>
                 <w:szCs w:val="16"/>
               </w:rPr>
-              <w:t xml:space="preserve">9. 債券・為替・デリバティブのセールス＆トレーディング業務</w:t>
+              <w:t xml:space="preserve">11. オルタナティブ①：プライベートエクイティ（PE）</w:t>
             </w:r>
           </w:p>
         </w:tc>
@@ -8459,7 +7734,7 @@
                 <w:sz w:val="17"/>
                 <w:szCs w:val="17"/>
               </w:rPr>
-              <w:t xml:space="preserve">国債・社債、外国為替、金利・為替デリバティブ等の市場性商品を、自己勘定および顧客向けに売買する業務。</w:t>
+              <w:t xml:space="preserve">自己資金を未上場企業への出資（バイアウト・ベンチャー・グロースエクイティ等）に配分する業務。長期のロックアップを伴う。銀行自身の目利き力を要する点で、投資信託等の伝統資産とは運用手法が大きく異なる。</w:t>
             </w:r>
           </w:p>
         </w:tc>
@@ -8470,31 +7745,57 @@
         </w:trPr>
         <w:tc>
           <w:tcPr>
-            <w:tcW w:type="dxa" w:w="15438"/>
-            <w:gridSpan w:val="2"/>
-            <w:shd w:fill="D9E2F3" w:val="clear"/>
+            <w:tcW w:type="dxa" w:w="3600"/>
+            <w:tcMar>
+              <w:top w:type="dxa" w:w="60"/>
+              <w:left w:type="dxa" w:w="80"/>
+              <w:bottom w:type="dxa" w:w="60"/>
+              <w:right w:type="dxa" w:w="80"/>
+            </w:tcMar>
+            <w:vAlign w:val="center"/>
+          </w:tcPr>
+          <w:p>
+            <w:pPr>
+              <w:spacing w:after="0" w:line="260"/>
+              <w:jc w:val="left"/>
+            </w:pPr>
+            <w:r>
+              <w:rPr>
+                <w:b/>
+                <w:bCs/>
+                <w:snapToGrid w:val="false"/>
+                <w:sz w:val="16"/>
+                <w:szCs w:val="16"/>
+              </w:rPr>
+              <w:t xml:space="preserve">12. オルタナティブ②：不動産</w:t>
+            </w:r>
+          </w:p>
+        </w:tc>
+        <w:tc>
+          <w:tcPr>
+            <w:tcW w:type="dxa" w:w="11838"/>
             <w:tcMar>
               <w:top w:type="dxa" w:w="60"/>
               <w:left w:type="dxa" w:w="100"/>
               <w:bottom w:type="dxa" w:w="60"/>
-              <w:right w:type="dxa" w:w="80"/>
-            </w:tcMar>
-          </w:tcPr>
-          <w:p>
-            <w:pPr>
-              <w:spacing w:after="0" w:line="260"/>
-              <w:jc w:val="left"/>
-            </w:pPr>
-            <w:r>
-              <w:rPr>
-                <w:b/>
-                <w:bCs/>
-                <w:snapToGrid w:val="false"/>
-                <w:color w:val="1F3864"/>
-                <w:sz w:val="16"/>
-                <w:szCs w:val="16"/>
-              </w:rPr>
-              <w:t xml:space="preserve">C-1. 自己勘定投資業務（資産クラス別）</w:t>
+              <w:right w:type="dxa" w:w="100"/>
+            </w:tcMar>
+            <w:vAlign w:val="center"/>
+          </w:tcPr>
+          <w:p>
+            <w:pPr>
+              <w:spacing w:after="0" w:line="260"/>
+              <w:jc w:val="left"/>
+            </w:pPr>
+            <w:r>
+              <w:rPr>
+                <w:b w:val="false"/>
+                <w:bCs w:val="false"/>
+                <w:snapToGrid w:val="false"/>
+                <w:sz w:val="17"/>
+                <w:szCs w:val="17"/>
+              </w:rPr>
+              <w:t xml:space="preserve">自己資金をオフィスビル等の実物不動産、または不動産ファンドに配分する業務。インカムゲイン（賃料収入）中心で、伝統資産と相関が低い分散効果が期待される。</w:t>
             </w:r>
           </w:p>
         </w:tc>
@@ -8527,7 +7828,7 @@
                 <w:sz w:val="16"/>
                 <w:szCs w:val="16"/>
               </w:rPr>
-              <w:t xml:space="preserve">10. 伝統的市場性資産（国債・社債・外国証券・株式等）</w:t>
+              <w:t xml:space="preserve">13. オルタナティブ③：インフラストラクチャー</w:t>
             </w:r>
           </w:p>
         </w:tc>
@@ -8555,7 +7856,7 @@
                 <w:sz w:val="17"/>
                 <w:szCs w:val="17"/>
               </w:rPr>
-              <w:t xml:space="preserve">自己の資金を用いて国債・社債・外国証券・株式等の伝統的な市場性有価証券に投資し、運用収益を獲得する業務。日々時価評価される流動性の高い資産が対象で、市場部門・資金証券部等が担う自己勘定投資の中核。</w:t>
+              <w:t xml:space="preserve">自己資金を発電・交通・通信等のインフラ資産や、インフラファンドに配分する業務。長期・安定的なキャッシュフローを狙う投資で、年金基金等の長期投資家に好まれる資産クラス。</w:t>
             </w:r>
           </w:p>
         </w:tc>
@@ -8588,7 +7889,7 @@
                 <w:sz w:val="16"/>
                 <w:szCs w:val="16"/>
               </w:rPr>
-              <w:t xml:space="preserve">11. オルタナティブ①：プライベートエクイティ（PE）</w:t>
+              <w:t xml:space="preserve">14. オルタナティブ④：プライベートデット／ダイレクトレンディング</w:t>
             </w:r>
           </w:p>
         </w:tc>
@@ -8616,7 +7917,7 @@
                 <w:sz w:val="17"/>
                 <w:szCs w:val="17"/>
               </w:rPr>
-              <w:t xml:space="preserve">自己資金を未上場企業への出資（バイアウト・ベンチャー・グロースエクイティ等）に配分する業務。長期のロックアップを伴う。銀行自身の目利き力を要する点で、投資信託等の伝統資産とは運用手法が大きく異なる。</w:t>
+              <w:t xml:space="preserve">自己資金を、銀行融資の代替として非上場企業向けに直接貸付・メザニン投資等を行う業務。プライベートエクイティと伝統的なクレジット投資の中間的な性格を持つ。</w:t>
             </w:r>
           </w:p>
         </w:tc>
@@ -8649,7 +7950,7 @@
                 <w:sz w:val="16"/>
                 <w:szCs w:val="16"/>
               </w:rPr>
-              <w:t xml:space="preserve">12. オルタナティブ②：不動産</w:t>
+              <w:t xml:space="preserve">15. オルタナティブ⑤：ヘッジファンド</w:t>
             </w:r>
           </w:p>
         </w:tc>
@@ -8677,7 +7978,7 @@
                 <w:sz w:val="17"/>
                 <w:szCs w:val="17"/>
               </w:rPr>
-              <w:t xml:space="preserve">自己資金をオフィスビル等の実物不動産、または不動産ファンドに配分する業務。インカムゲイン（賃料収入）中心で、伝統資産と相関が低い分散効果が期待される。</w:t>
+              <w:t xml:space="preserve">自己資金を、ロング・ショートやマクロ戦略等、市場の方向性に依存しない絶対収益追求型のファンドに配分する業務。伝統資産の変動と相関が低いリターン源の獲得が目的。</w:t>
             </w:r>
           </w:p>
         </w:tc>
@@ -8710,7 +8011,7 @@
                 <w:sz w:val="16"/>
                 <w:szCs w:val="16"/>
               </w:rPr>
-              <w:t xml:space="preserve">13. オルタナティブ③：インフラストラクチャー</w:t>
+              <w:t xml:space="preserve">16. オルタナティブ⑥：コモディティ</w:t>
             </w:r>
           </w:p>
         </w:tc>
@@ -8738,7 +8039,7 @@
                 <w:sz w:val="17"/>
                 <w:szCs w:val="17"/>
               </w:rPr>
-              <w:t xml:space="preserve">自己資金を発電・交通・通信等のインフラ資産や、インフラファンドに配分する業務。長期・安定的なキャッシュフローを狙う投資で、年金基金等の長期投資家に好まれる資産クラス。</w:t>
+              <w:t xml:space="preserve">自己資金を金・原油等の実物資産や、それに連動する金融商品に配分する業務。インフレヘッジや分散効果を狙う。</w:t>
             </w:r>
           </w:p>
         </w:tc>
@@ -8749,57 +8050,31 @@
         </w:trPr>
         <w:tc>
           <w:tcPr>
-            <w:tcW w:type="dxa" w:w="3600"/>
-            <w:tcMar>
-              <w:top w:type="dxa" w:w="60"/>
-              <w:left w:type="dxa" w:w="80"/>
-              <w:bottom w:type="dxa" w:w="60"/>
-              <w:right w:type="dxa" w:w="80"/>
-            </w:tcMar>
-            <w:vAlign w:val="center"/>
-          </w:tcPr>
-          <w:p>
-            <w:pPr>
-              <w:spacing w:after="0" w:line="260"/>
-              <w:jc w:val="left"/>
-            </w:pPr>
-            <w:r>
-              <w:rPr>
-                <w:b/>
-                <w:bCs/>
-                <w:snapToGrid w:val="false"/>
-                <w:sz w:val="16"/>
-                <w:szCs w:val="16"/>
-              </w:rPr>
-              <w:t xml:space="preserve">14. オルタナティブ④：プライベートデット／ダイレクトレンディング</w:t>
-            </w:r>
-          </w:p>
-        </w:tc>
-        <w:tc>
-          <w:tcPr>
-            <w:tcW w:type="dxa" w:w="11838"/>
+            <w:tcW w:type="dxa" w:w="15438"/>
+            <w:gridSpan w:val="2"/>
+            <w:shd w:fill="D9E2F3" w:val="clear"/>
             <w:tcMar>
               <w:top w:type="dxa" w:w="60"/>
               <w:left w:type="dxa" w:w="100"/>
               <w:bottom w:type="dxa" w:w="60"/>
-              <w:right w:type="dxa" w:w="100"/>
-            </w:tcMar>
-            <w:vAlign w:val="center"/>
-          </w:tcPr>
-          <w:p>
-            <w:pPr>
-              <w:spacing w:after="0" w:line="260"/>
-              <w:jc w:val="left"/>
-            </w:pPr>
-            <w:r>
-              <w:rPr>
-                <w:b w:val="false"/>
-                <w:bCs w:val="false"/>
-                <w:snapToGrid w:val="false"/>
-                <w:sz w:val="17"/>
-                <w:szCs w:val="17"/>
-              </w:rPr>
-              <w:t xml:space="preserve">自己資金を、銀行融資の代替として非上場企業向けに直接貸付・メザニン投資等を行う業務。プライベートエクイティと伝統的なクレジット投資の中間的な性格を持つ。</w:t>
+              <w:right w:type="dxa" w:w="80"/>
+            </w:tcMar>
+          </w:tcPr>
+          <w:p>
+            <w:pPr>
+              <w:spacing w:after="0" w:line="260"/>
+              <w:jc w:val="left"/>
+            </w:pPr>
+            <w:r>
+              <w:rPr>
+                <w:b/>
+                <w:bCs/>
+                <w:snapToGrid w:val="false"/>
+                <w:color w:val="1F3864"/>
+                <w:sz w:val="16"/>
+                <w:szCs w:val="16"/>
+              </w:rPr>
+              <w:t xml:space="preserve">D. 自己資金・頭脳＝別法人（銀行＝金庫・出資者、専業投資子会社＝頭脳）</w:t>
             </w:r>
           </w:p>
         </w:tc>
@@ -8832,7 +8107,7 @@
                 <w:sz w:val="16"/>
                 <w:szCs w:val="16"/>
               </w:rPr>
-              <w:t xml:space="preserve">15. オルタナティブ⑤：ヘッジファンド</w:t>
+              <w:t xml:space="preserve">17. 自己資金による直接投資業務（専業子会社が頭脳）</w:t>
             </w:r>
           </w:p>
         </w:tc>
@@ -8860,7 +8135,7 @@
                 <w:sz w:val="17"/>
                 <w:szCs w:val="17"/>
               </w:rPr>
-              <w:t xml:space="preserve">自己資金を、ロング・ショートやマクロ戦略等、市場の方向性に依存しない絶対収益追求型のファンドに配分する業務。伝統資産の変動と相関が低いリターン源の獲得が目的。</w:t>
+              <w:t xml:space="preserve">銀行自身が出資者となり、専業の直接投資子会社（GP）が投資判断を行う業務。銀行の出資持分（LP持分）を金庫としつつ、投資判断（頭脳）は別法人が担う点で、10-16番の自己資金運用（頭脳＝自社）とは構造が異なる。ゆうちょ銀行が出資するJPインベストメント（2018年設立、約1,000億円規模）が代表例だが、規模は自己資金PE運用（7.6兆円、11番）と比べ限定的。</w:t>
             </w:r>
           </w:p>
         </w:tc>
@@ -8871,57 +8146,31 @@
         </w:trPr>
         <w:tc>
           <w:tcPr>
-            <w:tcW w:type="dxa" w:w="3600"/>
-            <w:tcMar>
-              <w:top w:type="dxa" w:w="60"/>
-              <w:left w:type="dxa" w:w="80"/>
-              <w:bottom w:type="dxa" w:w="60"/>
-              <w:right w:type="dxa" w:w="80"/>
-            </w:tcMar>
-            <w:vAlign w:val="center"/>
-          </w:tcPr>
-          <w:p>
-            <w:pPr>
-              <w:spacing w:after="0" w:line="260"/>
-              <w:jc w:val="left"/>
-            </w:pPr>
-            <w:r>
-              <w:rPr>
-                <w:b/>
-                <w:bCs/>
-                <w:snapToGrid w:val="false"/>
-                <w:sz w:val="16"/>
-                <w:szCs w:val="16"/>
-              </w:rPr>
-              <w:t xml:space="preserve">16. オルタナティブ⑥：コモディティ</w:t>
-            </w:r>
-          </w:p>
-        </w:tc>
-        <w:tc>
-          <w:tcPr>
-            <w:tcW w:type="dxa" w:w="11838"/>
+            <w:tcW w:type="dxa" w:w="15438"/>
+            <w:gridSpan w:val="2"/>
+            <w:shd w:fill="D9E2F3" w:val="clear"/>
             <w:tcMar>
               <w:top w:type="dxa" w:w="60"/>
               <w:left w:type="dxa" w:w="100"/>
               <w:bottom w:type="dxa" w:w="60"/>
-              <w:right w:type="dxa" w:w="100"/>
-            </w:tcMar>
-            <w:vAlign w:val="center"/>
-          </w:tcPr>
-          <w:p>
-            <w:pPr>
-              <w:spacing w:after="0" w:line="260"/>
-              <w:jc w:val="left"/>
-            </w:pPr>
-            <w:r>
-              <w:rPr>
-                <w:b w:val="false"/>
-                <w:bCs w:val="false"/>
-                <w:snapToGrid w:val="false"/>
-                <w:sz w:val="17"/>
-                <w:szCs w:val="17"/>
-              </w:rPr>
-              <w:t xml:space="preserve">自己資金を金・原油等の実物資産や、それに連動する金融商品に配分する業務。インフレヘッジや分散効果を狙う。</w:t>
+              <w:right w:type="dxa" w:w="80"/>
+            </w:tcMar>
+          </w:tcPr>
+          <w:p>
+            <w:pPr>
+              <w:spacing w:after="0" w:line="260"/>
+              <w:jc w:val="left"/>
+            </w:pPr>
+            <w:r>
+              <w:rPr>
+                <w:b/>
+                <w:bCs/>
+                <w:snapToGrid w:val="false"/>
+                <w:color w:val="1F3864"/>
+                <w:sz w:val="16"/>
+                <w:szCs w:val="16"/>
+              </w:rPr>
+              <w:t xml:space="preserve">参考：軸①②に当てはまらない業務（マトリックス対象外）</w:t>
             </w:r>
           </w:p>
         </w:tc>
@@ -8954,7 +8203,7 @@
                 <w:sz w:val="16"/>
                 <w:szCs w:val="16"/>
               </w:rPr>
-              <w:t xml:space="preserve">17. 法人向け為替・デリバティブ商品の提供（マーケティング）業務</w:t>
+              <w:t xml:space="preserve">18. 法人向け為替・デリバティブ商品の提供（マーケティング）業務</w:t>
             </w:r>
           </w:p>
         </w:tc>
@@ -8982,7 +8231,7 @@
                 <w:sz w:val="17"/>
                 <w:szCs w:val="17"/>
               </w:rPr>
-              <w:t xml:space="preserve">事業法人の為替リスク・金利リスクのヘッジニーズに対応し、為替予約やデリバティブ商品を組成・販売する業務。</w:t>
+              <w:t xml:space="preserve">事業法人の為替リスク・金利リスクのヘッジニーズに対応し、為替予約やデリバティブ商品を組成・販売する業務。資産運用の受任関係ではなく、対顧客の相対取引（principal）。</w:t>
             </w:r>
           </w:p>
         </w:tc>
@@ -8993,41 +8242,6 @@
         </w:trPr>
         <w:tc>
           <w:tcPr>
-            <w:tcW w:type="dxa" w:w="15438"/>
-            <w:gridSpan w:val="2"/>
-            <w:shd w:fill="D9E2F3" w:val="clear"/>
-            <w:tcMar>
-              <w:top w:type="dxa" w:w="60"/>
-              <w:left w:type="dxa" w:w="100"/>
-              <w:bottom w:type="dxa" w:w="60"/>
-              <w:right w:type="dxa" w:w="80"/>
-            </w:tcMar>
-          </w:tcPr>
-          <w:p>
-            <w:pPr>
-              <w:spacing w:after="0" w:line="260"/>
-              <w:jc w:val="left"/>
-            </w:pPr>
-            <w:r>
-              <w:rPr>
-                <w:b/>
-                <w:bCs/>
-                <w:snapToGrid w:val="false"/>
-                <w:color w:val="1F3864"/>
-                <w:sz w:val="16"/>
-                <w:szCs w:val="16"/>
-              </w:rPr>
-              <w:t xml:space="preserve">D. 資産管理の統合管理業務</w:t>
-            </w:r>
-          </w:p>
-        </w:tc>
-      </w:tr>
-      <w:tr>
-        <w:trPr>
-          <w:cantSplit/>
-        </w:trPr>
-        <w:tc>
-          <w:tcPr>
             <w:tcW w:type="dxa" w:w="3600"/>
             <w:tcMar>
               <w:top w:type="dxa" w:w="60"/>
@@ -9050,7 +8264,7 @@
                 <w:sz w:val="16"/>
                 <w:szCs w:val="16"/>
               </w:rPr>
-              <w:t xml:space="preserve">18. マスタートラスト業務（複数運用機関の資産管理統合）</w:t>
+              <w:t xml:space="preserve">19. マスタートラスト業務（複数運用機関の資産管理統合）</w:t>
             </w:r>
           </w:p>
         </w:tc>
@@ -9078,7 +8292,7 @@
                 <w:sz w:val="17"/>
                 <w:szCs w:val="17"/>
               </w:rPr>
-              <w:t xml:space="preserve">企業年金基金等が複数の資産運用会社に運用を分散委託している場合に、それら運用資産の保管・決済・時価評価・会計報告・パフォーマンス評価などを一元的に集約管理する業務。2000年前後に大手信託銀行等が共同出資して専業の資産管理銀行（現・日本カストディ銀行）を設立し、現在はその機能に集約されている。</w:t>
+              <w:t xml:space="preserve">企業年金基金等が複数の資産運用会社に運用を分散委託している場合に、それら運用資産の保管・決済・時価評価・会計報告・パフォーマンス評価などを一元的に集約管理する業務。単一の頭脳と組むのではなく、複数の頭脳を横断的に扱う金庫側のメタ業務。2000年前後に大手信託銀行等が共同出資して専業の資産管理銀行（現・日本カストディ銀行）を設立し、現在はその機能に集約されている。</w:t>
             </w:r>
           </w:p>
         </w:tc>
